--- a/docs/DevGuide.docx
+++ b/docs/DevGuide.docx
@@ -12,11 +12,7 @@
       </w:pPr>
       <w:r>
         <w:rPr/>
-        <w:t>XTrkCad D</w:t>
-      </w:r>
-      <w:r>
-        <w:rPr/>
-        <w:t>eveloper’s  Guide</w:t>
+        <w:t>XTrkCad Developer’s  Guide</w:t>
       </w:r>
     </w:p>
     <w:p>
@@ -81,7 +77,7 @@
         </w:rPr>
         <w:fldChar w:fldCharType="separate"/>
       </w:r>
-      <w:hyperlink w:anchor="__RefHeading___Toc412_4191666527">
+      <w:hyperlink w:anchor="__RefHeading___Toc777_2817623836">
         <w:r>
           <w:rPr>
             <w:rStyle w:val="IndexLink"/>
@@ -100,6 +96,63 @@
         </w:tabs>
         <w:rPr/>
       </w:pPr>
+      <w:hyperlink w:anchor="__RefHeading___Toc779_2817623836">
+        <w:r>
+          <w:rPr>
+            <w:rStyle w:val="IndexLink"/>
+          </w:rPr>
+          <w:t>Source Control</w:t>
+          <w:tab/>
+          <w:t>4</w:t>
+        </w:r>
+      </w:hyperlink>
+    </w:p>
+    <w:p>
+      <w:pPr>
+        <w:pStyle w:val="Contents2"/>
+        <w:tabs>
+          <w:tab w:val="right" w:pos="9972" w:leader="dot"/>
+        </w:tabs>
+        <w:rPr/>
+      </w:pPr>
+      <w:hyperlink w:anchor="__RefHeading___Toc781_2817623836">
+        <w:r>
+          <w:rPr>
+            <w:rStyle w:val="IndexLink"/>
+          </w:rPr>
+          <w:t>Branches</w:t>
+          <w:tab/>
+          <w:t>4</w:t>
+        </w:r>
+      </w:hyperlink>
+    </w:p>
+    <w:p>
+      <w:pPr>
+        <w:pStyle w:val="Contents2"/>
+        <w:tabs>
+          <w:tab w:val="right" w:pos="9972" w:leader="dot"/>
+        </w:tabs>
+        <w:rPr/>
+      </w:pPr>
+      <w:hyperlink w:anchor="__RefHeading___Toc783_2817623836">
+        <w:r>
+          <w:rPr>
+            <w:rStyle w:val="IndexLink"/>
+          </w:rPr>
+          <w:t>Releases</w:t>
+          <w:tab/>
+          <w:t>4</w:t>
+        </w:r>
+      </w:hyperlink>
+    </w:p>
+    <w:p>
+      <w:pPr>
+        <w:pStyle w:val="Contents1"/>
+        <w:tabs>
+          <w:tab w:val="right" w:pos="9972" w:leader="dot"/>
+        </w:tabs>
+        <w:rPr/>
+      </w:pPr>
       <w:hyperlink w:anchor="__RefHeading___Toc350_3696126145">
         <w:r>
           <w:rPr>
@@ -107,7 +160,7 @@
           </w:rPr>
           <w:t>Text Files</w:t>
           <w:tab/>
-          <w:t>4</w:t>
+          <w:t>5</w:t>
         </w:r>
       </w:hyperlink>
     </w:p>
@@ -126,7 +179,7 @@
           </w:rPr>
           <w:t>Parameter File Maintenance</w:t>
           <w:tab/>
-          <w:t>5</w:t>
+          <w:t>6</w:t>
         </w:r>
       </w:hyperlink>
     </w:p>
@@ -145,7 +198,7 @@
           </w:rPr>
           <w:t>Independence of Parameters in Layout files</w:t>
           <w:tab/>
-          <w:t>5</w:t>
+          <w:t>6</w:t>
         </w:r>
       </w:hyperlink>
     </w:p>
@@ -164,7 +217,7 @@
           </w:rPr>
           <w:t>CONTENTS Label</w:t>
           <w:tab/>
-          <w:t>5</w:t>
+          <w:t>6</w:t>
         </w:r>
       </w:hyperlink>
     </w:p>
@@ -183,7 +236,7 @@
           </w:rPr>
           <w:t>Adding / Deleting Parameter files</w:t>
           <w:tab/>
-          <w:t>5</w:t>
+          <w:t>6</w:t>
         </w:r>
       </w:hyperlink>
     </w:p>
@@ -202,7 +255,7 @@
           </w:rPr>
           <w:t>Changing CONTENTS Label and/or FileName</w:t>
           <w:tab/>
-          <w:t>5</w:t>
+          <w:t>6</w:t>
         </w:r>
       </w:hyperlink>
     </w:p>
@@ -221,7 +274,7 @@
           </w:rPr>
           <w:t>Source Layout</w:t>
           <w:tab/>
-          <w:t>7</w:t>
+          <w:t>8</w:t>
         </w:r>
       </w:hyperlink>
     </w:p>
@@ -240,7 +293,7 @@
           </w:rPr>
           <w:t>WLib Interaction</w:t>
           <w:tab/>
-          <w:t>8</w:t>
+          <w:t>9</w:t>
         </w:r>
       </w:hyperlink>
     </w:p>
@@ -259,7 +312,7 @@
           </w:rPr>
           <w:t>Pretty Printing</w:t>
           <w:tab/>
-          <w:t>9</w:t>
+          <w:t>10</w:t>
         </w:r>
       </w:hyperlink>
     </w:p>
@@ -278,7 +331,7 @@
           </w:rPr>
           <w:t>Casts</w:t>
           <w:tab/>
-          <w:t>10</w:t>
+          <w:t>11</w:t>
         </w:r>
       </w:hyperlink>
     </w:p>
@@ -297,7 +350,7 @@
           </w:rPr>
           <w:t>Downcast Numeric values</w:t>
           <w:tab/>
-          <w:t>10</w:t>
+          <w:t>11</w:t>
         </w:r>
       </w:hyperlink>
     </w:p>
@@ -316,7 +369,7 @@
           </w:rPr>
           <w:t>Generic Values</w:t>
           <w:tab/>
-          <w:t>10</w:t>
+          <w:t>11</w:t>
         </w:r>
       </w:hyperlink>
     </w:p>
@@ -335,7 +388,7 @@
           </w:rPr>
           <w:t>Wlib wControl_t conversion</w:t>
           <w:tab/>
-          <w:t>10</w:t>
+          <w:t>11</w:t>
         </w:r>
       </w:hyperlink>
     </w:p>
@@ -354,7 +407,7 @@
           </w:rPr>
           <w:t>GetTrkExtraData</w:t>
           <w:tab/>
-          <w:t>10</w:t>
+          <w:t>11</w:t>
         </w:r>
       </w:hyperlink>
     </w:p>
@@ -373,7 +426,7 @@
           </w:rPr>
           <w:t>Error Handling</w:t>
           <w:tab/>
-          <w:t>11</w:t>
+          <w:t>12</w:t>
         </w:r>
       </w:hyperlink>
     </w:p>
@@ -392,7 +445,7 @@
           </w:rPr>
           <w:t>User Input Errors</w:t>
           <w:tab/>
-          <w:t>11</w:t>
+          <w:t>12</w:t>
         </w:r>
       </w:hyperlink>
     </w:p>
@@ -411,7 +464,7 @@
           </w:rPr>
           <w:t>File Input Errors</w:t>
           <w:tab/>
-          <w:t>11</w:t>
+          <w:t>12</w:t>
         </w:r>
       </w:hyperlink>
     </w:p>
@@ -430,7 +483,7 @@
           </w:rPr>
           <w:t>Logic errors</w:t>
           <w:tab/>
-          <w:t>11</w:t>
+          <w:t>12</w:t>
         </w:r>
       </w:hyperlink>
     </w:p>
@@ -449,7 +502,7 @@
           </w:rPr>
           <w:t>System/Evironmental errors</w:t>
           <w:tab/>
-          <w:t>12</w:t>
+          <w:t>13</w:t>
         </w:r>
       </w:hyperlink>
     </w:p>
@@ -468,7 +521,7 @@
           </w:rPr>
           <w:t>Undo Processing</w:t>
           <w:tab/>
-          <w:t>13</w:t>
+          <w:t>14</w:t>
         </w:r>
       </w:hyperlink>
     </w:p>
@@ -487,7 +540,7 @@
           </w:rPr>
           <w:t>Draw Model</w:t>
           <w:tab/>
-          <w:t>14</w:t>
+          <w:t>15</w:t>
         </w:r>
       </w:hyperlink>
     </w:p>
@@ -506,7 +559,7 @@
           </w:rPr>
           <w:t>Headers</w:t>
           <w:tab/>
-          <w:t>15</w:t>
+          <w:t>16</w:t>
         </w:r>
       </w:hyperlink>
     </w:p>
@@ -525,7 +578,7 @@
           </w:rPr>
           <w:t>#ifdef WINDOWS</w:t>
           <w:tab/>
-          <w:t>16</w:t>
+          <w:t>17</w:t>
         </w:r>
       </w:hyperlink>
     </w:p>
@@ -544,12 +597,102 @@
           </w:rPr>
           <w:t>VERSION handling</w:t>
           <w:tab/>
-          <w:t>17</w:t>
+          <w:t>18</w:t>
         </w:r>
       </w:hyperlink>
     </w:p>
     <w:p>
       <w:pPr>
+        <w:pStyle w:val="TextBody"/>
+        <w:rPr>
+          <w:rFonts w:ascii="Liberation Sans" w:hAnsi="Liberation Sans"/>
+        </w:rPr>
+      </w:pPr>
+      <w:r>
+        <w:rPr/>
+      </w:r>
+      <w:r>
+        <w:rPr/>
+        <w:fldChar w:fldCharType="end"/>
+      </w:r>
+      <w:r>
+        <w:br w:type="page"/>
+      </w:r>
+    </w:p>
+    <w:p>
+      <w:pPr>
+        <w:pStyle w:val="Heading1"/>
+        <w:numPr>
+          <w:ilvl w:val="0"/>
+          <w:numId w:val="1"/>
+        </w:numPr>
+        <w:rPr/>
+      </w:pPr>
+      <w:bookmarkStart w:id="0" w:name="__RefHeading___Toc777_2817623836"/>
+      <w:bookmarkEnd w:id="0"/>
+      <w:r>
+        <w:rPr/>
+        <w:t>Introduction</w:t>
+      </w:r>
+    </w:p>
+    <w:p>
+      <w:pPr>
+        <w:pStyle w:val="TextBody"/>
+        <w:rPr>
+          <w:rFonts w:ascii="Liberation Sans" w:hAnsi="Liberation Sans"/>
+        </w:rPr>
+      </w:pPr>
+      <w:r>
+        <w:rPr>
+          <w:rFonts w:ascii="Liberation Sans" w:hAnsi="Liberation Sans"/>
+        </w:rPr>
+        <w:t>XTrkCad is a large program and like most large program, it has developed an infrastructure of how things are done and a base level of functionality.  Some are general to any program (Error Handling, Source Formatting) and some particular to XtrkCad (Undo Processing, Parameter Files).</w:t>
+      </w:r>
+    </w:p>
+    <w:p>
+      <w:pPr>
+        <w:pStyle w:val="TextBody"/>
+        <w:rPr>
+          <w:rFonts w:ascii="Liberation Sans" w:hAnsi="Liberation Sans"/>
+        </w:rPr>
+      </w:pPr>
+      <w:r>
+        <w:rPr>
+          <w:rFonts w:ascii="Liberation Sans" w:hAnsi="Liberation Sans"/>
+        </w:rPr>
+        <w:t>This document describes a fairly random set of features.  It is expected to evolve as needs be.</w:t>
+      </w:r>
+    </w:p>
+    <w:p>
+      <w:pPr>
+        <w:pStyle w:val="TextBody"/>
+        <w:rPr>
+          <w:rFonts w:ascii="Liberation Sans" w:hAnsi="Liberation Sans"/>
+        </w:rPr>
+      </w:pPr>
+      <w:r>
+        <w:rPr>
+          <w:rFonts w:ascii="Liberation Sans" w:hAnsi="Liberation Sans"/>
+        </w:rPr>
+        <w:t>If you figure out some interesting, tricky or obscure things, please add them to this document.</w:t>
+      </w:r>
+    </w:p>
+    <w:p>
+      <w:pPr>
+        <w:pStyle w:val="TextBody"/>
+        <w:rPr>
+          <w:rFonts w:ascii="Liberation Sans" w:hAnsi="Liberation Sans"/>
+        </w:rPr>
+      </w:pPr>
+      <w:r>
+        <w:rPr>
+          <w:rFonts w:ascii="Liberation Sans" w:hAnsi="Liberation Sans"/>
+        </w:rPr>
+        <w:t>You’ll see a number of place holders (pages with just a header).  These will be addressed n future.</w:t>
+      </w:r>
+    </w:p>
+    <w:p>
+      <w:pPr>
         <w:pStyle w:val="Heading1"/>
         <w:numPr>
           <w:ilvl w:val="0"/>
@@ -560,71 +703,11 @@
         <w:jc w:val="left"/>
         <w:rPr/>
       </w:pPr>
-      <w:bookmarkStart w:id="0" w:name="__RefHeading___Toc412_4191666527"/>
-      <w:bookmarkEnd w:id="0"/>
-      <w:r>
-        <w:rPr/>
-        <w:t>Introduction</w:t>
-      </w:r>
-      <w:r>
-        <w:rPr/>
-        <w:fldChar w:fldCharType="end"/>
-      </w:r>
-    </w:p>
-    <w:p>
-      <w:pPr>
-        <w:pStyle w:val="TextBody"/>
-        <w:rPr>
-          <w:rFonts w:ascii="Liberation Sans" w:hAnsi="Liberation Sans"/>
-        </w:rPr>
-      </w:pPr>
-      <w:r>
-        <w:rPr>
-          <w:rFonts w:ascii="Liberation Sans" w:hAnsi="Liberation Sans"/>
-        </w:rPr>
-        <w:t>XTrkCad is a large program and like most large program, it has developed an infrastructure of how things are done and a base level of functionality.  Some are general to any program (Error Handling, Source Formatting) and some particular to XtrkCad (Undo Processing, Parameter Files).</w:t>
-      </w:r>
-    </w:p>
-    <w:p>
-      <w:pPr>
-        <w:pStyle w:val="TextBody"/>
-        <w:rPr>
-          <w:rFonts w:ascii="Liberation Sans" w:hAnsi="Liberation Sans"/>
-        </w:rPr>
-      </w:pPr>
-      <w:r>
-        <w:rPr>
-          <w:rFonts w:ascii="Liberation Sans" w:hAnsi="Liberation Sans"/>
-        </w:rPr>
-        <w:t>This document describes a fairly random set of features.  It is expected to evolve as needs be.</w:t>
-      </w:r>
-    </w:p>
-    <w:p>
-      <w:pPr>
-        <w:pStyle w:val="TextBody"/>
-        <w:rPr>
-          <w:rFonts w:ascii="Liberation Sans" w:hAnsi="Liberation Sans"/>
-        </w:rPr>
-      </w:pPr>
-      <w:r>
-        <w:rPr>
-          <w:rFonts w:ascii="Liberation Sans" w:hAnsi="Liberation Sans"/>
-        </w:rPr>
-        <w:t>If you figure out some interesting, tricky or obscure things, please add them to this document.</w:t>
-      </w:r>
-    </w:p>
-    <w:p>
-      <w:pPr>
-        <w:pStyle w:val="TextBody"/>
-        <w:rPr>
-          <w:rFonts w:ascii="Liberation Sans" w:hAnsi="Liberation Sans"/>
-        </w:rPr>
-      </w:pPr>
-      <w:r>
-        <w:rPr>
-          <w:rFonts w:ascii="Liberation Sans" w:hAnsi="Liberation Sans"/>
-        </w:rPr>
-        <w:t>You’ll see a number of place holders (pages with just a header).  These will be addressed n future.</w:t>
+      <w:r>
+        <w:rPr/>
+      </w:r>
+      <w:r>
+        <w:br w:type="page"/>
       </w:r>
     </w:p>
     <w:p>
@@ -639,8 +722,531 @@
         <w:jc w:val="left"/>
         <w:rPr/>
       </w:pPr>
-      <w:r>
-        <w:rPr/>
+      <w:bookmarkStart w:id="1" w:name="__RefHeading___Toc779_2817623836"/>
+      <w:bookmarkEnd w:id="1"/>
+      <w:r>
+        <w:rPr/>
+        <w:t>Source Control</w:t>
+      </w:r>
+    </w:p>
+    <w:p>
+      <w:pPr>
+        <w:pStyle w:val="Normal"/>
+        <w:rPr>
+          <w:rFonts w:ascii="Liberation Sans" w:hAnsi="Liberation Sans"/>
+        </w:rPr>
+      </w:pPr>
+      <w:r>
+        <w:rPr>
+          <w:rFonts w:ascii="Liberation Sans" w:hAnsi="Liberation Sans"/>
+        </w:rPr>
+        <w:t>X</w:t>
+      </w:r>
+      <w:r>
+        <w:rPr>
+          <w:rFonts w:ascii="Liberation Sans" w:hAnsi="Liberation Sans"/>
+        </w:rPr>
+        <w:t>T</w:t>
+      </w:r>
+      <w:r>
+        <w:rPr>
+          <w:rFonts w:ascii="Liberation Sans" w:hAnsi="Liberation Sans"/>
+        </w:rPr>
+        <w:t>rkCad source code is managed using Mercurial on SourceForge.  See the Fetch/Build wikka page (</w:t>
+      </w:r>
+      <w:hyperlink r:id="rId2">
+        <w:r>
+          <w:rPr>
+            <w:rStyle w:val="InternetLink"/>
+            <w:rFonts w:ascii="Liberation Sans" w:hAnsi="Liberation Sans"/>
+          </w:rPr>
+          <w:t>https://xtrkcad-fork.sourceforge.net/Wikka/BuildNotes</w:t>
+        </w:r>
+      </w:hyperlink>
+      <w:r>
+        <w:rPr>
+          <w:rFonts w:ascii="Liberation Sans" w:hAnsi="Liberation Sans"/>
+        </w:rPr>
+        <w:t>).</w:t>
+      </w:r>
+    </w:p>
+    <w:p>
+      <w:pPr>
+        <w:pStyle w:val="Heading2"/>
+        <w:numPr>
+          <w:ilvl w:val="1"/>
+          <w:numId w:val="1"/>
+        </w:numPr>
+        <w:rPr/>
+      </w:pPr>
+      <w:bookmarkStart w:id="2" w:name="__RefHeading___Toc781_2817623836"/>
+      <w:bookmarkEnd w:id="2"/>
+      <w:r>
+        <w:rPr/>
+        <w:t>Branches</w:t>
+      </w:r>
+    </w:p>
+    <w:p>
+      <w:pPr>
+        <w:pStyle w:val="Normal"/>
+        <w:rPr>
+          <w:rFonts w:ascii="Liberation Sans" w:hAnsi="Liberation Sans"/>
+        </w:rPr>
+      </w:pPr>
+      <w:r>
+        <w:rPr>
+          <w:rFonts w:ascii="Liberation Sans" w:hAnsi="Liberation Sans"/>
+        </w:rPr>
+        <w:t>Normal development is handled in the ‘default’ branch.</w:t>
+      </w:r>
+    </w:p>
+    <w:p>
+      <w:pPr>
+        <w:pStyle w:val="Normal"/>
+        <w:rPr>
+          <w:rFonts w:ascii="Liberation Sans" w:hAnsi="Liberation Sans"/>
+        </w:rPr>
+      </w:pPr>
+      <w:r>
+        <w:rPr>
+          <w:rFonts w:ascii="Liberation Sans" w:hAnsi="Liberation Sans"/>
+        </w:rPr>
+      </w:r>
+    </w:p>
+    <w:p>
+      <w:pPr>
+        <w:pStyle w:val="Normal"/>
+        <w:rPr>
+          <w:rFonts w:ascii="Liberation Sans" w:hAnsi="Liberation Sans"/>
+        </w:rPr>
+      </w:pPr>
+      <w:r>
+        <w:rPr>
+          <w:rFonts w:ascii="Liberation Sans" w:hAnsi="Liberation Sans"/>
+        </w:rPr>
+        <w:t xml:space="preserve">It is recommended that any non-trivial work occur in a sub-branch from ‘default’.   Once the new work is complete and stable, the sub-branch is merged back into ‘default’.  </w:t>
+      </w:r>
+      <w:r>
+        <w:rPr>
+          <w:rFonts w:ascii="Liberation Sans" w:hAnsi="Liberation Sans"/>
+        </w:rPr>
+        <w:t>Merging from the ‘default’ branch should be done frequencely to keep the new code in sync, especially just before merging back to ‘default’</w:t>
+      </w:r>
+    </w:p>
+    <w:p>
+      <w:pPr>
+        <w:pStyle w:val="Normal"/>
+        <w:rPr>
+          <w:rFonts w:ascii="Liberation Sans" w:hAnsi="Liberation Sans"/>
+        </w:rPr>
+      </w:pPr>
+      <w:r>
+        <w:rPr>
+          <w:rFonts w:ascii="Liberation Sans" w:hAnsi="Liberation Sans"/>
+        </w:rPr>
+      </w:r>
+    </w:p>
+    <w:p>
+      <w:pPr>
+        <w:pStyle w:val="Heading2"/>
+        <w:numPr>
+          <w:ilvl w:val="1"/>
+          <w:numId w:val="1"/>
+        </w:numPr>
+        <w:rPr/>
+      </w:pPr>
+      <w:bookmarkStart w:id="3" w:name="__RefHeading___Toc783_2817623836"/>
+      <w:bookmarkEnd w:id="3"/>
+      <w:r>
+        <w:rPr/>
+        <w:t>Releases</w:t>
+      </w:r>
+    </w:p>
+    <w:p>
+      <w:pPr>
+        <w:pStyle w:val="Normal"/>
+        <w:rPr>
+          <w:rFonts w:ascii="Liberation Sans" w:hAnsi="Liberation Sans"/>
+        </w:rPr>
+      </w:pPr>
+      <w:r>
+        <w:rPr>
+          <w:rFonts w:ascii="Liberation Sans" w:hAnsi="Liberation Sans"/>
+        </w:rPr>
+        <w:t>Releasing a new version of XtrkCad, once the code is stable, feature complete and free of serious bugs:</w:t>
+      </w:r>
+    </w:p>
+    <w:p>
+      <w:pPr>
+        <w:pStyle w:val="Normal"/>
+        <w:numPr>
+          <w:ilvl w:val="0"/>
+          <w:numId w:val="4"/>
+        </w:numPr>
+        <w:rPr>
+          <w:rFonts w:ascii="Liberation Sans" w:hAnsi="Liberation Sans"/>
+        </w:rPr>
+      </w:pPr>
+      <w:r>
+        <w:rPr>
+          <w:rFonts w:ascii="Liberation Sans" w:hAnsi="Liberation Sans"/>
+        </w:rPr>
+        <w:t>Update ProgramVersion.cmake with the new version number. XTRKCAD_VERSION_MODIFIER will be “Beta1”</w:t>
+      </w:r>
+    </w:p>
+    <w:p>
+      <w:pPr>
+        <w:pStyle w:val="Normal"/>
+        <w:numPr>
+          <w:ilvl w:val="0"/>
+          <w:numId w:val="4"/>
+        </w:numPr>
+        <w:rPr>
+          <w:rFonts w:ascii="Liberation Sans" w:hAnsi="Liberation Sans"/>
+        </w:rPr>
+      </w:pPr>
+      <w:r>
+        <w:rPr>
+          <w:rFonts w:ascii="Liberation Sans" w:hAnsi="Liberation Sans"/>
+        </w:rPr>
+        <w:t xml:space="preserve">Other stuff - </w:t>
+      </w:r>
+      <w:r>
+        <w:rPr>
+          <w:rFonts w:ascii="Liberation Sans" w:hAnsi="Liberation Sans"/>
+        </w:rPr>
+        <w:t>TBD</w:t>
+      </w:r>
+    </w:p>
+    <w:p>
+      <w:pPr>
+        <w:pStyle w:val="Normal"/>
+        <w:numPr>
+          <w:ilvl w:val="0"/>
+          <w:numId w:val="4"/>
+        </w:numPr>
+        <w:rPr>
+          <w:rFonts w:ascii="Liberation Sans" w:hAnsi="Liberation Sans"/>
+        </w:rPr>
+      </w:pPr>
+      <w:r>
+        <w:rPr>
+          <w:rFonts w:ascii="Liberation Sans" w:hAnsi="Liberation Sans"/>
+        </w:rPr>
+        <w:t>All release changes are made in a new branch (vX.Y.Z) which is branched from ‘default’</w:t>
+      </w:r>
+    </w:p>
+    <w:p>
+      <w:pPr>
+        <w:pStyle w:val="Normal"/>
+        <w:numPr>
+          <w:ilvl w:val="0"/>
+          <w:numId w:val="4"/>
+        </w:numPr>
+        <w:rPr/>
+      </w:pPr>
+      <w:r>
+        <w:rPr>
+          <w:rFonts w:ascii="Liberation Sans" w:hAnsi="Liberation Sans"/>
+        </w:rPr>
+        <w:t xml:space="preserve">All platforms build and upload their </w:t>
+      </w:r>
+      <w:r>
+        <w:rPr>
+          <w:rFonts w:ascii="Liberation Sans" w:hAnsi="Liberation Sans"/>
+        </w:rPr>
+        <w:t xml:space="preserve">beta </w:t>
+      </w:r>
+      <w:r>
+        <w:rPr>
+          <w:rFonts w:ascii="Liberation Sans" w:hAnsi="Liberation Sans"/>
+        </w:rPr>
+        <w:t xml:space="preserve">install packages as described in </w:t>
+      </w:r>
+      <w:hyperlink r:id="rId3">
+        <w:r>
+          <w:rPr>
+            <w:rStyle w:val="InternetLink"/>
+            <w:rFonts w:ascii="Liberation Sans" w:hAnsi="Liberation Sans"/>
+          </w:rPr>
+          <w:t>https://xtrkcad-fork.sourceforge.net/Wikka/BuildNotes</w:t>
+        </w:r>
+      </w:hyperlink>
+    </w:p>
+    <w:p>
+      <w:pPr>
+        <w:pStyle w:val="Normal"/>
+        <w:rPr>
+          <w:rFonts w:ascii="Liberation Sans" w:hAnsi="Liberation Sans"/>
+        </w:rPr>
+      </w:pPr>
+      <w:r>
+        <w:rPr>
+          <w:rFonts w:ascii="Liberation Sans" w:hAnsi="Liberation Sans"/>
+        </w:rPr>
+      </w:r>
+    </w:p>
+    <w:p>
+      <w:pPr>
+        <w:pStyle w:val="Normal"/>
+        <w:rPr>
+          <w:rFonts w:ascii="Liberation Sans" w:hAnsi="Liberation Sans"/>
+        </w:rPr>
+      </w:pPr>
+      <w:r>
+        <w:rPr>
+          <w:rFonts w:ascii="Liberation Sans" w:hAnsi="Liberation Sans"/>
+        </w:rPr>
+        <w:t xml:space="preserve">This process is repeated for subsequent Betas, until </w:t>
+      </w:r>
+      <w:r>
+        <w:rPr>
+          <w:rFonts w:ascii="Liberation Sans" w:hAnsi="Liberation Sans"/>
+        </w:rPr>
+        <w:t xml:space="preserve">all issues are resolved or defered.  XTRKCAD_VERSION_MODIFIER is incremented: Beta2, Beta3, ... </w:t>
+      </w:r>
+    </w:p>
+    <w:p>
+      <w:pPr>
+        <w:pStyle w:val="Normal"/>
+        <w:rPr>
+          <w:rFonts w:ascii="Liberation Sans" w:hAnsi="Liberation Sans"/>
+        </w:rPr>
+      </w:pPr>
+      <w:r>
+        <w:rPr>
+          <w:rFonts w:ascii="Liberation Sans" w:hAnsi="Liberation Sans"/>
+        </w:rPr>
+      </w:r>
+    </w:p>
+    <w:p>
+      <w:pPr>
+        <w:pStyle w:val="Normal"/>
+        <w:rPr>
+          <w:rFonts w:ascii="Liberation Sans" w:hAnsi="Liberation Sans"/>
+        </w:rPr>
+      </w:pPr>
+      <w:r>
+        <w:rPr>
+          <w:rFonts w:ascii="Liberation Sans" w:hAnsi="Liberation Sans"/>
+        </w:rPr>
+        <w:t xml:space="preserve">For General Availability, </w:t>
+      </w:r>
+      <w:r>
+        <w:rPr>
+          <w:rFonts w:ascii="Liberation Sans" w:hAnsi="Liberation Sans"/>
+        </w:rPr>
+        <w:t>XTRKCAD_VERSION_MODIFIER will be “</w:t>
+      </w:r>
+      <w:r>
+        <w:rPr>
+          <w:rFonts w:ascii="Liberation Sans" w:hAnsi="Liberation Sans"/>
+        </w:rPr>
+        <w:t>GA” and GA install packages are built and uploaded.</w:t>
+      </w:r>
+    </w:p>
+    <w:p>
+      <w:pPr>
+        <w:pStyle w:val="Normal"/>
+        <w:rPr>
+          <w:rFonts w:ascii="Liberation Sans" w:hAnsi="Liberation Sans"/>
+        </w:rPr>
+      </w:pPr>
+      <w:r>
+        <w:rPr>
+          <w:rFonts w:ascii="Liberation Sans" w:hAnsi="Liberation Sans"/>
+        </w:rPr>
+      </w:r>
+    </w:p>
+    <w:p>
+      <w:pPr>
+        <w:pStyle w:val="Normal"/>
+        <w:rPr>
+          <w:rFonts w:ascii="Liberation Sans" w:hAnsi="Liberation Sans"/>
+        </w:rPr>
+      </w:pPr>
+      <w:r>
+        <w:rPr>
+          <w:rFonts w:ascii="Liberation Sans" w:hAnsi="Liberation Sans"/>
+        </w:rPr>
+        <w:t xml:space="preserve">Critical bugs discovered after GA are fixed in Hot Site releases with </w:t>
+      </w:r>
+      <w:r>
+        <w:rPr>
+          <w:rFonts w:ascii="Liberation Sans" w:hAnsi="Liberation Sans"/>
+        </w:rPr>
+        <w:t xml:space="preserve">XTRKCAD_VERSION_MODIFIER </w:t>
+      </w:r>
+      <w:r>
+        <w:rPr>
+          <w:rFonts w:ascii="Liberation Sans" w:hAnsi="Liberation Sans"/>
+        </w:rPr>
+        <w:t>set to “HS1”, “HS2”,...</w:t>
+      </w:r>
+    </w:p>
+    <w:p>
+      <w:pPr>
+        <w:pStyle w:val="Normal"/>
+        <w:rPr>
+          <w:rFonts w:ascii="Liberation Sans" w:hAnsi="Liberation Sans"/>
+        </w:rPr>
+      </w:pPr>
+      <w:r>
+        <w:rPr>
+          <w:rFonts w:ascii="Liberation Sans" w:hAnsi="Liberation Sans"/>
+        </w:rPr>
+      </w:r>
+    </w:p>
+    <w:p>
+      <w:pPr>
+        <w:pStyle w:val="Normal"/>
+        <w:rPr>
+          <w:rFonts w:ascii="Liberation Sans" w:hAnsi="Liberation Sans"/>
+        </w:rPr>
+      </w:pPr>
+      <w:r>
+        <w:rPr>
+          <w:rFonts w:ascii="Liberation Sans" w:hAnsi="Liberation Sans"/>
+        </w:rPr>
+        <w:t>The same branch is used fo all builds.  A tag is created for each build: vX.Y.Z-B1..., vX.Y.Z-GA, vX.Y.Z-HS1...</w:t>
+      </w:r>
+    </w:p>
+    <w:p>
+      <w:pPr>
+        <w:pStyle w:val="Normal"/>
+        <w:rPr>
+          <w:rFonts w:ascii="Liberation Sans" w:hAnsi="Liberation Sans"/>
+        </w:rPr>
+      </w:pPr>
+      <w:r>
+        <w:rPr>
+          <w:rFonts w:ascii="Liberation Sans" w:hAnsi="Liberation Sans"/>
+        </w:rPr>
+      </w:r>
+    </w:p>
+    <w:p>
+      <w:pPr>
+        <w:pStyle w:val="Normal"/>
+        <w:rPr>
+          <w:rFonts w:ascii="Liberation Sans" w:hAnsi="Liberation Sans"/>
+        </w:rPr>
+      </w:pPr>
+      <w:r>
+        <w:rPr>
+          <w:rFonts w:ascii="Liberation Sans" w:hAnsi="Liberation Sans"/>
+        </w:rPr>
+        <w:t xml:space="preserve">There should be minimal changes in the Beta </w:t>
+      </w:r>
+      <w:r>
+        <w:rPr>
+          <w:rFonts w:ascii="Liberation Sans" w:hAnsi="Liberation Sans"/>
+        </w:rPr>
+        <w:t>or Hot Site releases.</w:t>
+      </w:r>
+    </w:p>
+    <w:p>
+      <w:pPr>
+        <w:pStyle w:val="Normal"/>
+        <w:rPr>
+          <w:rFonts w:ascii="Liberation Sans" w:hAnsi="Liberation Sans"/>
+        </w:rPr>
+      </w:pPr>
+      <w:r>
+        <w:rPr>
+          <w:rFonts w:ascii="Liberation Sans" w:hAnsi="Liberation Sans"/>
+        </w:rPr>
+        <w:t>There should be no changes between the last Beta and the GA release.</w:t>
+      </w:r>
+    </w:p>
+    <w:p>
+      <w:pPr>
+        <w:pStyle w:val="Normal"/>
+        <w:rPr>
+          <w:rFonts w:ascii="Liberation Sans" w:hAnsi="Liberation Sans"/>
+        </w:rPr>
+      </w:pPr>
+      <w:r>
+        <w:rPr>
+          <w:rFonts w:ascii="Liberation Sans" w:hAnsi="Liberation Sans"/>
+        </w:rPr>
+        <w:t>These releases are for bug fixes, not new features.</w:t>
+      </w:r>
+    </w:p>
+    <w:p>
+      <w:pPr>
+        <w:pStyle w:val="Normal"/>
+        <w:rPr>
+          <w:rFonts w:ascii="Liberation Sans" w:hAnsi="Liberation Sans"/>
+        </w:rPr>
+      </w:pPr>
+      <w:r>
+        <w:rPr>
+          <w:rFonts w:ascii="Liberation Sans" w:hAnsi="Liberation Sans"/>
+        </w:rPr>
+        <w:t xml:space="preserve"> </w:t>
+      </w:r>
+    </w:p>
+    <w:p>
+      <w:pPr>
+        <w:pStyle w:val="Normal"/>
+        <w:rPr>
+          <w:rFonts w:ascii="Liberation Sans" w:hAnsi="Liberation Sans"/>
+        </w:rPr>
+      </w:pPr>
+      <w:r>
+        <w:rPr>
+          <w:rFonts w:ascii="Liberation Sans" w:hAnsi="Liberation Sans"/>
+        </w:rPr>
+        <w:t>Fixes in Beta and Hot Site releases are duplicated in t</w:t>
+      </w:r>
+      <w:r>
+        <w:rPr>
+          <w:rFonts w:ascii="Liberation Sans" w:hAnsi="Liberation Sans"/>
+        </w:rPr>
+        <w:t>h</w:t>
+      </w:r>
+      <w:r>
+        <w:rPr>
+          <w:rFonts w:ascii="Liberation Sans" w:hAnsi="Liberation Sans"/>
+        </w:rPr>
+        <w:t>e ‘default’ branch.  Which branch is fixed first is left to the developer.</w:t>
+      </w:r>
+    </w:p>
+    <w:p>
+      <w:pPr>
+        <w:pStyle w:val="Normal"/>
+        <w:rPr>
+          <w:rFonts w:ascii="Liberation Sans" w:hAnsi="Liberation Sans"/>
+        </w:rPr>
+      </w:pPr>
+      <w:r>
+        <w:rPr>
+          <w:rFonts w:ascii="Liberation Sans" w:hAnsi="Liberation Sans"/>
+        </w:rPr>
+      </w:r>
+    </w:p>
+    <w:p>
+      <w:pPr>
+        <w:pStyle w:val="Normal"/>
+        <w:rPr/>
+      </w:pPr>
+      <w:r>
+        <w:rPr>
+          <w:rFonts w:ascii="Liberation Sans" w:hAnsi="Liberation Sans"/>
+        </w:rPr>
+        <w:t xml:space="preserve">We only support </w:t>
+      </w:r>
+      <w:r>
+        <w:rPr>
+          <w:rFonts w:ascii="Liberation Sans" w:hAnsi="Liberation Sans"/>
+        </w:rPr>
+        <w:t>the last</w:t>
+      </w:r>
+      <w:r>
+        <w:rPr>
+          <w:rFonts w:ascii="Liberation Sans" w:hAnsi="Liberation Sans"/>
+        </w:rPr>
+        <w:t xml:space="preserve"> released version.</w:t>
       </w:r>
       <w:r>
         <w:br w:type="page"/>
@@ -658,8 +1264,8 @@
         <w:jc w:val="left"/>
         <w:rPr/>
       </w:pPr>
-      <w:bookmarkStart w:id="1" w:name="__RefHeading___Toc350_3696126145"/>
-      <w:bookmarkEnd w:id="1"/>
+      <w:bookmarkStart w:id="4" w:name="__RefHeading___Toc350_3696126145"/>
+      <w:bookmarkEnd w:id="4"/>
       <w:r>
         <w:rPr/>
         <w:t>Text Files</w:t>
@@ -708,8 +1314,8 @@
         <w:jc w:val="left"/>
         <w:rPr/>
       </w:pPr>
-      <w:bookmarkStart w:id="2" w:name="__RefHeading___Toc171_3696126145"/>
-      <w:bookmarkEnd w:id="2"/>
+      <w:bookmarkStart w:id="5" w:name="__RefHeading___Toc171_3696126145"/>
+      <w:bookmarkEnd w:id="5"/>
       <w:r>
         <w:rPr/>
         <w:t>Parameter File Maintenance</w:t>
@@ -724,8 +1330,8 @@
         </w:numPr>
         <w:rPr/>
       </w:pPr>
-      <w:bookmarkStart w:id="3" w:name="__RefHeading___Toc342_3696126145"/>
-      <w:bookmarkEnd w:id="3"/>
+      <w:bookmarkStart w:id="6" w:name="__RefHeading___Toc342_3696126145"/>
+      <w:bookmarkEnd w:id="6"/>
       <w:r>
         <w:rPr/>
         <w:t>Independence of Parameters in Layout files</w:t>
@@ -813,8 +1419,8 @@
         </w:numPr>
         <w:rPr/>
       </w:pPr>
-      <w:bookmarkStart w:id="4" w:name="__RefHeading___Toc173_3696126145"/>
-      <w:bookmarkEnd w:id="4"/>
+      <w:bookmarkStart w:id="7" w:name="__RefHeading___Toc173_3696126145"/>
+      <w:bookmarkEnd w:id="7"/>
       <w:r>
         <w:rPr/>
         <w:t>CONTENTS Label</w:t>
@@ -984,8 +1590,8 @@
         </w:numPr>
         <w:rPr/>
       </w:pPr>
-      <w:bookmarkStart w:id="5" w:name="__RefHeading___Toc344_3696126145"/>
-      <w:bookmarkEnd w:id="5"/>
+      <w:bookmarkStart w:id="8" w:name="__RefHeading___Toc344_3696126145"/>
+      <w:bookmarkEnd w:id="8"/>
       <w:r>
         <w:rPr/>
         <w:t>Adding / Deleting Parameter files</w:t>
@@ -1043,8 +1649,8 @@
         </w:numPr>
         <w:rPr/>
       </w:pPr>
-      <w:bookmarkStart w:id="6" w:name="__RefHeading___Toc346_3696126145"/>
-      <w:bookmarkEnd w:id="6"/>
+      <w:bookmarkStart w:id="9" w:name="__RefHeading___Toc346_3696126145"/>
+      <w:bookmarkEnd w:id="9"/>
       <w:r>
         <w:rPr/>
         <w:t>Changing CONTENTS Label and/or FileName</w:t>
@@ -1670,11 +2276,144 @@
         <w:jc w:val="left"/>
         <w:rPr/>
       </w:pPr>
-      <w:bookmarkStart w:id="7" w:name="__RefHeading___Toc175_3696126145"/>
-      <w:bookmarkEnd w:id="7"/>
+      <w:bookmarkStart w:id="10" w:name="__RefHeading___Toc175_3696126145"/>
+      <w:bookmarkEnd w:id="10"/>
       <w:r>
         <w:rPr/>
         <w:t>Source Layout</w:t>
+      </w:r>
+    </w:p>
+    <w:p>
+      <w:pPr>
+        <w:pStyle w:val="Heading2"/>
+        <w:numPr>
+          <w:ilvl w:val="1"/>
+          <w:numId w:val="1"/>
+        </w:numPr>
+        <w:rPr/>
+      </w:pPr>
+      <w:r>
+        <w:rPr/>
+        <w:t>Naming Convention</w:t>
+      </w:r>
+    </w:p>
+    <w:p>
+      <w:pPr>
+        <w:pStyle w:val="Normal"/>
+        <w:rPr/>
+      </w:pPr>
+      <w:r>
+        <w:rPr/>
+      </w:r>
+    </w:p>
+    <w:p>
+      <w:pPr>
+        <w:pStyle w:val="TextBody"/>
+        <w:rPr>
+          <w:rFonts w:ascii="Liberation Sans" w:hAnsi="Liberation Sans"/>
+        </w:rPr>
+      </w:pPr>
+      <w:r>
+        <w:rPr>
+          <w:rFonts w:ascii="Liberation Sans" w:hAnsi="Liberation Sans"/>
+        </w:rPr>
+        <w:t>Source files use the following naming convention, somewhat loosely followed as not all of these are appropriate for all objects:</w:t>
+      </w:r>
+    </w:p>
+    <w:p>
+      <w:pPr>
+        <w:pStyle w:val="TextBody"/>
+        <w:rPr>
+          <w:rFonts w:ascii="Liberation Sans" w:hAnsi="Liberation Sans"/>
+        </w:rPr>
+      </w:pPr>
+      <w:r>
+        <w:rPr>
+          <w:rFonts w:ascii="Liberation Sans" w:hAnsi="Liberation Sans"/>
+        </w:rPr>
+        <w:t>- c\&lt;object\&gt;.c: This is similar to a class file. It contains the code and data structures for creating, manipulating and deleting the object.</w:t>
+      </w:r>
+    </w:p>
+    <w:p>
+      <w:pPr>
+        <w:pStyle w:val="TextBody"/>
+        <w:rPr>
+          <w:rFonts w:ascii="Liberation Sans" w:hAnsi="Liberation Sans"/>
+        </w:rPr>
+      </w:pPr>
+      <w:r>
+        <w:rPr>
+          <w:rFonts w:ascii="Liberation Sans" w:hAnsi="Liberation Sans"/>
+        </w:rPr>
+        <w:t xml:space="preserve">- d\&lt;object\&gt;.c: This code handles the dialog(s) for creating, changing and deleting the object. </w:t>
+      </w:r>
+    </w:p>
+    <w:p>
+      <w:pPr>
+        <w:pStyle w:val="TextBody"/>
+        <w:rPr>
+          <w:rFonts w:ascii="Liberation Sans" w:hAnsi="Liberation Sans"/>
+        </w:rPr>
+      </w:pPr>
+      <w:r>
+        <w:rPr>
+          <w:rFonts w:ascii="Liberation Sans" w:hAnsi="Liberation Sans"/>
+        </w:rPr>
+        <w:t xml:space="preserve">- t\&lt;object\h.c: This code handle the drawing of the object. </w:t>
+      </w:r>
+    </w:p>
+    <w:p>
+      <w:pPr>
+        <w:pStyle w:val="TextBody"/>
+        <w:rPr>
+          <w:rFonts w:ascii="Liberation Sans" w:hAnsi="Liberation Sans"/>
+        </w:rPr>
+      </w:pPr>
+      <w:r>
+        <w:rPr>
+          <w:rFonts w:ascii="Liberation Sans" w:hAnsi="Liberation Sans"/>
+        </w:rPr>
+        <w:t>- c\&lt;object\&gt;.h: Definitions for the methods of the object that need to be visible outside the object class.</w:t>
+      </w:r>
+    </w:p>
+    <w:p>
+      <w:pPr>
+        <w:pStyle w:val="TextBody"/>
+        <w:rPr>
+          <w:rFonts w:ascii="Liberation Sans" w:hAnsi="Liberation Sans"/>
+        </w:rPr>
+      </w:pPr>
+      <w:r>
+        <w:rPr>
+          <w:rFonts w:ascii="Liberation Sans" w:hAnsi="Liberation Sans"/>
+        </w:rPr>
+      </w:r>
+    </w:p>
+    <w:p>
+      <w:pPr>
+        <w:pStyle w:val="TextBody"/>
+        <w:rPr>
+          <w:rFonts w:ascii="Liberation Sans" w:hAnsi="Liberation Sans"/>
+        </w:rPr>
+      </w:pPr>
+      <w:r>
+        <w:rPr>
+          <w:rFonts w:ascii="Liberation Sans" w:hAnsi="Liberation Sans"/>
+        </w:rPr>
+        <w:t xml:space="preserve">For example, there are files ccurve.c, ccurve.h and tcurve.c. There is no dialog for curved track. </w:t>
+      </w:r>
+    </w:p>
+    <w:p>
+      <w:pPr>
+        <w:pStyle w:val="TextBody"/>
+        <w:rPr>
+          <w:rFonts w:ascii="Liberation Sans" w:hAnsi="Liberation Sans"/>
+        </w:rPr>
+      </w:pPr>
+      <w:r>
+        <w:rPr>
+          <w:rFonts w:ascii="Liberation Sans" w:hAnsi="Liberation Sans"/>
+        </w:rPr>
       </w:r>
       <w:r>
         <w:br w:type="page"/>
@@ -1692,8 +2431,8 @@
         <w:jc w:val="left"/>
         <w:rPr/>
       </w:pPr>
-      <w:bookmarkStart w:id="8" w:name="__RefHeading___Toc109_2394484777"/>
-      <w:bookmarkEnd w:id="8"/>
+      <w:bookmarkStart w:id="11" w:name="__RefHeading___Toc109_2394484777"/>
+      <w:bookmarkEnd w:id="11"/>
       <w:r>
         <w:rPr/>
         <w:t>WLib Interaction</w:t>
@@ -2002,8 +2741,8 @@
         <w:ind w:left="0" w:hanging="0"/>
         <w:rPr/>
       </w:pPr>
-      <w:bookmarkStart w:id="9" w:name="__RefHeading___Toc113_2394484777"/>
-      <w:bookmarkEnd w:id="9"/>
+      <w:bookmarkStart w:id="12" w:name="__RefHeading___Toc113_2394484777"/>
+      <w:bookmarkEnd w:id="12"/>
       <w:r>
         <w:rPr/>
         <w:t>Pretty Printing</w:t>
@@ -2022,7 +2761,7 @@
         </w:rPr>
         <w:t xml:space="preserve">Code may be formatted (pretty-printed) using the </w:t>
       </w:r>
-      <w:hyperlink r:id="rId2">
+      <w:hyperlink r:id="rId4">
         <w:r>
           <w:rPr>
             <w:rStyle w:val="InternetLink"/>
@@ -2126,8 +2865,8 @@
         <w:ind w:left="0" w:hanging="0"/>
         <w:rPr/>
       </w:pPr>
-      <w:bookmarkStart w:id="10" w:name="__RefHeading___Toc115_2394484777"/>
-      <w:bookmarkEnd w:id="10"/>
+      <w:bookmarkStart w:id="13" w:name="__RefHeading___Toc115_2394484777"/>
+      <w:bookmarkEnd w:id="13"/>
       <w:r>
         <w:rPr/>
         <w:t>Casts</w:t>
@@ -2181,8 +2920,8 @@
         </w:numPr>
         <w:rPr/>
       </w:pPr>
-      <w:bookmarkStart w:id="11" w:name="__RefHeading___Toc414_4191666527"/>
-      <w:bookmarkEnd w:id="11"/>
+      <w:bookmarkStart w:id="14" w:name="__RefHeading___Toc414_4191666527"/>
+      <w:bookmarkEnd w:id="14"/>
       <w:r>
         <w:rPr/>
         <w:t>Downcast Numeric values</w:t>
@@ -2218,8 +2957,8 @@
         </w:numPr>
         <w:rPr/>
       </w:pPr>
-      <w:bookmarkStart w:id="12" w:name="__RefHeading___Toc416_4191666527"/>
-      <w:bookmarkEnd w:id="12"/>
+      <w:bookmarkStart w:id="15" w:name="__RefHeading___Toc416_4191666527"/>
+      <w:bookmarkEnd w:id="15"/>
       <w:r>
         <w:rPr/>
         <w:t>Generic Values</w:t>
@@ -2285,8 +3024,8 @@
         </w:numPr>
         <w:rPr/>
       </w:pPr>
-      <w:bookmarkStart w:id="13" w:name="__RefHeading___Toc418_4191666527"/>
-      <w:bookmarkEnd w:id="13"/>
+      <w:bookmarkStart w:id="16" w:name="__RefHeading___Toc418_4191666527"/>
+      <w:bookmarkEnd w:id="16"/>
       <w:r>
         <w:rPr/>
         <w:t>Wlib wControl_t conversion</w:t>
@@ -2322,8 +3061,8 @@
         </w:numPr>
         <w:rPr/>
       </w:pPr>
-      <w:bookmarkStart w:id="14" w:name="__RefHeading___Toc420_4191666527"/>
-      <w:bookmarkEnd w:id="14"/>
+      <w:bookmarkStart w:id="17" w:name="__RefHeading___Toc420_4191666527"/>
+      <w:bookmarkEnd w:id="17"/>
       <w:r>
         <w:rPr/>
         <w:t>GetTrkExtraData</w:t>
@@ -2355,8 +3094,8 @@
         <w:ind w:left="0" w:hanging="0"/>
         <w:rPr/>
       </w:pPr>
-      <w:bookmarkStart w:id="15" w:name="__RefHeading___Toc87_1320853591"/>
-      <w:bookmarkEnd w:id="15"/>
+      <w:bookmarkStart w:id="18" w:name="__RefHeading___Toc87_1320853591"/>
+      <w:bookmarkEnd w:id="18"/>
       <w:r>
         <w:rPr/>
         <w:t>Error Handling</w:t>
@@ -2402,8 +3141,8 @@
         </w:numPr>
         <w:rPr/>
       </w:pPr>
-      <w:bookmarkStart w:id="16" w:name="__RefHeading___Toc372_3696126145"/>
-      <w:bookmarkEnd w:id="16"/>
+      <w:bookmarkStart w:id="19" w:name="__RefHeading___Toc372_3696126145"/>
+      <w:bookmarkEnd w:id="19"/>
       <w:r>
         <w:rPr/>
         <w:t>User Input Errors</w:t>
@@ -2516,8 +3255,8 @@
         </w:numPr>
         <w:rPr/>
       </w:pPr>
-      <w:bookmarkStart w:id="17" w:name="__RefHeading___Toc374_3696126145"/>
-      <w:bookmarkEnd w:id="17"/>
+      <w:bookmarkStart w:id="20" w:name="__RefHeading___Toc374_3696126145"/>
+      <w:bookmarkEnd w:id="20"/>
       <w:r>
         <w:rPr/>
         <w:t>File Input Errors</w:t>
@@ -2630,8 +3369,8 @@
         </w:numPr>
         <w:rPr/>
       </w:pPr>
-      <w:bookmarkStart w:id="18" w:name="__RefHeading___Toc376_3696126145"/>
-      <w:bookmarkEnd w:id="18"/>
+      <w:bookmarkStart w:id="21" w:name="__RefHeading___Toc376_3696126145"/>
+      <w:bookmarkEnd w:id="21"/>
       <w:r>
         <w:rPr/>
         <w:t>Logic errors</w:t>
@@ -2752,8 +3491,8 @@
         </w:numPr>
         <w:rPr/>
       </w:pPr>
-      <w:bookmarkStart w:id="19" w:name="__RefHeading___Toc378_3696126145"/>
-      <w:bookmarkEnd w:id="19"/>
+      <w:bookmarkStart w:id="22" w:name="__RefHeading___Toc378_3696126145"/>
+      <w:bookmarkEnd w:id="22"/>
       <w:r>
         <w:rPr/>
         <w:t>System/Evironmental errors</w:t>
@@ -2807,8 +3546,8 @@
         <w:ind w:left="0" w:hanging="0"/>
         <w:rPr/>
       </w:pPr>
-      <w:bookmarkStart w:id="20" w:name="__RefHeading___Toc366_3696126145"/>
-      <w:bookmarkEnd w:id="20"/>
+      <w:bookmarkStart w:id="23" w:name="__RefHeading___Toc366_3696126145"/>
+      <w:bookmarkEnd w:id="23"/>
       <w:r>
         <w:rPr/>
         <w:t xml:space="preserve">Undo Processing </w:t>
@@ -2827,8 +3566,8 @@
         <w:ind w:left="0" w:hanging="0"/>
         <w:rPr/>
       </w:pPr>
-      <w:bookmarkStart w:id="21" w:name="__RefHeading___Toc368_3696126145"/>
-      <w:bookmarkEnd w:id="21"/>
+      <w:bookmarkStart w:id="24" w:name="__RefHeading___Toc368_3696126145"/>
+      <w:bookmarkEnd w:id="24"/>
       <w:r>
         <w:rPr/>
         <w:t>Draw Model</w:t>
@@ -2847,8 +3586,8 @@
         <w:ind w:left="0" w:hanging="0"/>
         <w:rPr/>
       </w:pPr>
-      <w:bookmarkStart w:id="22" w:name="__RefHeading___Toc358_3696126145"/>
-      <w:bookmarkEnd w:id="22"/>
+      <w:bookmarkStart w:id="25" w:name="__RefHeading___Toc358_3696126145"/>
+      <w:bookmarkEnd w:id="25"/>
       <w:r>
         <w:rPr/>
         <w:t>Headers</w:t>
@@ -2884,8 +3623,8 @@
         <w:ind w:left="0" w:hanging="0"/>
         <w:rPr/>
       </w:pPr>
-      <w:bookmarkStart w:id="23" w:name="__RefHeading___Toc360_3696126145"/>
-      <w:bookmarkEnd w:id="23"/>
+      <w:bookmarkStart w:id="26" w:name="__RefHeading___Toc360_3696126145"/>
+      <w:bookmarkEnd w:id="26"/>
       <w:r>
         <w:rPr/>
         <w:t>#ifdef WINDOWS</w:t>
@@ -2922,8 +3661,8 @@
         <w:ind w:left="0" w:hanging="0"/>
         <w:rPr/>
       </w:pPr>
-      <w:bookmarkStart w:id="24" w:name="__RefHeading___Toc362_3696126145"/>
-      <w:bookmarkEnd w:id="24"/>
+      <w:bookmarkStart w:id="27" w:name="__RefHeading___Toc362_3696126145"/>
+      <w:bookmarkEnd w:id="27"/>
       <w:r>
         <w:rPr/>
         <w:t>VERSION handling</w:t>
@@ -2948,8 +3687,9 @@
     <w:lvl w:ilvl="0">
       <w:start w:val="1"/>
       <w:pStyle w:val="Heading1"/>
-      <w:numFmt w:val="decimal"/>
-      <w:lvlText w:val="%1"/>
+      <w:numFmt w:val="none"/>
+      <w:suff w:val="nothing"/>
+      <w:lvlText w:val=""/>
       <w:lvlJc w:val="left"/>
       <w:pPr>
         <w:ind w:left="0" w:hanging="0"/>
@@ -3217,6 +3957,152 @@
       <w:pPr>
         <w:ind w:left="0" w:hanging="0"/>
       </w:pPr>
+    </w:lvl>
+  </w:abstractNum>
+  <w:abstractNum w:abstractNumId="4">
+    <w:lvl w:ilvl="0">
+      <w:start w:val="1"/>
+      <w:numFmt w:val="bullet"/>
+      <w:lvlText w:val=""/>
+      <w:lvlJc w:val="left"/>
+      <w:pPr>
+        <w:tabs>
+          <w:tab w:val="num" w:pos="720"/>
+        </w:tabs>
+        <w:ind w:left="720" w:hanging="360"/>
+      </w:pPr>
+      <w:rPr>
+        <w:rFonts w:ascii="Symbol" w:hAnsi="Symbol" w:cs="Symbol" w:hint="default"/>
+        <w:rFonts w:cs="OpenSymbol"/>
+      </w:rPr>
+    </w:lvl>
+    <w:lvl w:ilvl="1">
+      <w:start w:val="1"/>
+      <w:numFmt w:val="bullet"/>
+      <w:lvlText w:val="◦"/>
+      <w:lvlJc w:val="left"/>
+      <w:pPr>
+        <w:tabs>
+          <w:tab w:val="num" w:pos="1080"/>
+        </w:tabs>
+        <w:ind w:left="1080" w:hanging="360"/>
+      </w:pPr>
+      <w:rPr>
+        <w:rFonts w:ascii="OpenSymbol" w:hAnsi="OpenSymbol" w:cs="OpenSymbol" w:hint="default"/>
+        <w:rFonts w:cs="OpenSymbol"/>
+      </w:rPr>
+    </w:lvl>
+    <w:lvl w:ilvl="2">
+      <w:start w:val="1"/>
+      <w:numFmt w:val="bullet"/>
+      <w:lvlText w:val="▪"/>
+      <w:lvlJc w:val="left"/>
+      <w:pPr>
+        <w:tabs>
+          <w:tab w:val="num" w:pos="1440"/>
+        </w:tabs>
+        <w:ind w:left="1440" w:hanging="360"/>
+      </w:pPr>
+      <w:rPr>
+        <w:rFonts w:ascii="OpenSymbol" w:hAnsi="OpenSymbol" w:cs="OpenSymbol" w:hint="default"/>
+        <w:rFonts w:cs="OpenSymbol"/>
+      </w:rPr>
+    </w:lvl>
+    <w:lvl w:ilvl="3">
+      <w:start w:val="1"/>
+      <w:numFmt w:val="bullet"/>
+      <w:lvlText w:val=""/>
+      <w:lvlJc w:val="left"/>
+      <w:pPr>
+        <w:tabs>
+          <w:tab w:val="num" w:pos="1800"/>
+        </w:tabs>
+        <w:ind w:left="1800" w:hanging="360"/>
+      </w:pPr>
+      <w:rPr>
+        <w:rFonts w:ascii="Symbol" w:hAnsi="Symbol" w:cs="Symbol" w:hint="default"/>
+        <w:rFonts w:cs="OpenSymbol"/>
+      </w:rPr>
+    </w:lvl>
+    <w:lvl w:ilvl="4">
+      <w:start w:val="1"/>
+      <w:numFmt w:val="bullet"/>
+      <w:lvlText w:val="◦"/>
+      <w:lvlJc w:val="left"/>
+      <w:pPr>
+        <w:tabs>
+          <w:tab w:val="num" w:pos="2160"/>
+        </w:tabs>
+        <w:ind w:left="2160" w:hanging="360"/>
+      </w:pPr>
+      <w:rPr>
+        <w:rFonts w:ascii="OpenSymbol" w:hAnsi="OpenSymbol" w:cs="OpenSymbol" w:hint="default"/>
+        <w:rFonts w:cs="OpenSymbol"/>
+      </w:rPr>
+    </w:lvl>
+    <w:lvl w:ilvl="5">
+      <w:start w:val="1"/>
+      <w:numFmt w:val="bullet"/>
+      <w:lvlText w:val="▪"/>
+      <w:lvlJc w:val="left"/>
+      <w:pPr>
+        <w:tabs>
+          <w:tab w:val="num" w:pos="2520"/>
+        </w:tabs>
+        <w:ind w:left="2520" w:hanging="360"/>
+      </w:pPr>
+      <w:rPr>
+        <w:rFonts w:ascii="OpenSymbol" w:hAnsi="OpenSymbol" w:cs="OpenSymbol" w:hint="default"/>
+        <w:rFonts w:cs="OpenSymbol"/>
+      </w:rPr>
+    </w:lvl>
+    <w:lvl w:ilvl="6">
+      <w:start w:val="1"/>
+      <w:numFmt w:val="bullet"/>
+      <w:lvlText w:val=""/>
+      <w:lvlJc w:val="left"/>
+      <w:pPr>
+        <w:tabs>
+          <w:tab w:val="num" w:pos="2880"/>
+        </w:tabs>
+        <w:ind w:left="2880" w:hanging="360"/>
+      </w:pPr>
+      <w:rPr>
+        <w:rFonts w:ascii="Symbol" w:hAnsi="Symbol" w:cs="Symbol" w:hint="default"/>
+        <w:rFonts w:cs="OpenSymbol"/>
+      </w:rPr>
+    </w:lvl>
+    <w:lvl w:ilvl="7">
+      <w:start w:val="1"/>
+      <w:numFmt w:val="bullet"/>
+      <w:lvlText w:val="◦"/>
+      <w:lvlJc w:val="left"/>
+      <w:pPr>
+        <w:tabs>
+          <w:tab w:val="num" w:pos="3240"/>
+        </w:tabs>
+        <w:ind w:left="3240" w:hanging="360"/>
+      </w:pPr>
+      <w:rPr>
+        <w:rFonts w:ascii="OpenSymbol" w:hAnsi="OpenSymbol" w:cs="OpenSymbol" w:hint="default"/>
+        <w:rFonts w:cs="OpenSymbol"/>
+      </w:rPr>
+    </w:lvl>
+    <w:lvl w:ilvl="8">
+      <w:start w:val="1"/>
+      <w:numFmt w:val="bullet"/>
+      <w:lvlText w:val="▪"/>
+      <w:lvlJc w:val="left"/>
+      <w:pPr>
+        <w:tabs>
+          <w:tab w:val="num" w:pos="3600"/>
+        </w:tabs>
+        <w:ind w:left="3600" w:hanging="360"/>
+      </w:pPr>
+      <w:rPr>
+        <w:rFonts w:ascii="OpenSymbol" w:hAnsi="OpenSymbol" w:cs="OpenSymbol" w:hint="default"/>
+        <w:rFonts w:cs="OpenSymbol"/>
+      </w:rPr>
     </w:lvl>
   </w:abstractNum>
   <w:num w:numId="1">
@@ -3227,6 +4113,9 @@
   </w:num>
   <w:num w:numId="3">
     <w:abstractNumId w:val="3"/>
+  </w:num>
+  <w:num w:numId="4">
+    <w:abstractNumId w:val="4"/>
   </w:num>
 </w:numbering>
 </file>
@@ -3253,7 +4142,7 @@
     <w:pPr>
       <w:widowControl/>
       <w:suppressAutoHyphens w:val="true"/>
-      <w:overflowPunct w:val="false"/>
+      <w:overflowPunct w:val="true"/>
       <w:bidi w:val="0"/>
       <w:jc w:val="left"/>
     </w:pPr>
@@ -3348,6 +4237,20 @@
     <w:qFormat/>
     <w:rPr>
       <w:rFonts w:ascii="Liberation Sans" w:hAnsi="Liberation Sans"/>
+    </w:rPr>
+  </w:style>
+  <w:style w:type="character" w:styleId="ListLabel3">
+    <w:name w:val="ListLabel 3"/>
+    <w:qFormat/>
+    <w:rPr>
+      <w:rFonts w:ascii="Liberation Sans" w:hAnsi="Liberation Sans"/>
+    </w:rPr>
+  </w:style>
+  <w:style w:type="character" w:styleId="Bullets">
+    <w:name w:val="Bullets"/>
+    <w:qFormat/>
+    <w:rPr>
+      <w:rFonts w:ascii="OpenSymbol" w:hAnsi="OpenSymbol" w:eastAsia="OpenSymbol" w:cs="OpenSymbol"/>
     </w:rPr>
   </w:style>
   <w:style w:type="paragraph" w:styleId="Heading">

--- a/docs/DevGuide.docx
+++ b/docs/DevGuide.docx
@@ -280,6 +280,25 @@
     </w:p>
     <w:p>
       <w:pPr>
+        <w:pStyle w:val="Contents2"/>
+        <w:tabs>
+          <w:tab w:val="right" w:pos="9972" w:leader="dot"/>
+        </w:tabs>
+        <w:rPr/>
+      </w:pPr>
+      <w:hyperlink w:anchor="__RefHeading___Toc473_82747535">
+        <w:r>
+          <w:rPr>
+            <w:rStyle w:val="IndexLink"/>
+          </w:rPr>
+          <w:t>Naming Convention</w:t>
+          <w:tab/>
+          <w:t>8</w:t>
+        </w:r>
+      </w:hyperlink>
+    </w:p>
+    <w:p>
+      <w:pPr>
         <w:pStyle w:val="Contents1"/>
         <w:tabs>
           <w:tab w:val="right" w:pos="9972" w:leader="dot"/>
@@ -603,28 +622,86 @@
     </w:p>
     <w:p>
       <w:pPr>
-        <w:pStyle w:val="TextBody"/>
-        <w:rPr>
-          <w:rFonts w:ascii="Liberation Sans" w:hAnsi="Liberation Sans"/>
-        </w:rPr>
-      </w:pPr>
-      <w:r>
-        <w:rPr/>
-      </w:r>
-      <w:r>
-        <w:rPr/>
-        <w:fldChar w:fldCharType="end"/>
-      </w:r>
-      <w:r>
-        <w:br w:type="page"/>
-      </w:r>
+        <w:pStyle w:val="Contents2"/>
+        <w:tabs>
+          <w:tab w:val="right" w:pos="9972" w:leader="dot"/>
+        </w:tabs>
+        <w:rPr/>
+      </w:pPr>
+      <w:hyperlink w:anchor="__RefHeading___Toc475_82747535">
+        <w:r>
+          <w:rPr>
+            <w:rStyle w:val="IndexLink"/>
+          </w:rPr>
+          <w:t>Release Version</w:t>
+          <w:tab/>
+          <w:t>18</w:t>
+        </w:r>
+      </w:hyperlink>
+    </w:p>
+    <w:p>
+      <w:pPr>
+        <w:pStyle w:val="Contents2"/>
+        <w:tabs>
+          <w:tab w:val="right" w:pos="9972" w:leader="dot"/>
+        </w:tabs>
+        <w:rPr/>
+      </w:pPr>
+      <w:hyperlink w:anchor="__RefHeading___Toc477_82747535">
+        <w:r>
+          <w:rPr>
+            <w:rStyle w:val="IndexLink"/>
+          </w:rPr>
+          <w:t>File Format Version</w:t>
+          <w:tab/>
+          <w:t>18</w:t>
+        </w:r>
+      </w:hyperlink>
+    </w:p>
+    <w:p>
+      <w:pPr>
+        <w:pStyle w:val="Contents2"/>
+        <w:tabs>
+          <w:tab w:val="right" w:pos="9972" w:leader="dot"/>
+        </w:tabs>
+        <w:rPr/>
+      </w:pPr>
+      <w:hyperlink w:anchor="__RefHeading___Toc479_82747535">
+        <w:r>
+          <w:rPr>
+            <w:rStyle w:val="IndexLink"/>
+          </w:rPr>
+          <w:t>Segment Version</w:t>
+          <w:tab/>
+          <w:t>18</w:t>
+        </w:r>
+      </w:hyperlink>
+    </w:p>
+    <w:p>
+      <w:pPr>
+        <w:pStyle w:val="Contents2"/>
+        <w:tabs>
+          <w:tab w:val="right" w:pos="9972" w:leader="dot"/>
+        </w:tabs>
+        <w:rPr/>
+      </w:pPr>
+      <w:hyperlink w:anchor="__RefHeading___Toc481_82747535">
+        <w:r>
+          <w:rPr>
+            <w:rStyle w:val="IndexLink"/>
+          </w:rPr>
+          <w:t>Extensible Segment Format</w:t>
+          <w:tab/>
+          <w:t>19</w:t>
+        </w:r>
+      </w:hyperlink>
     </w:p>
     <w:p>
       <w:pPr>
         <w:pStyle w:val="Heading1"/>
         <w:numPr>
           <w:ilvl w:val="0"/>
-          <w:numId w:val="1"/>
+          <w:numId w:val="2"/>
         </w:numPr>
         <w:rPr/>
       </w:pPr>
@@ -634,6 +711,10 @@
         <w:rPr/>
         <w:t>Introduction</w:t>
       </w:r>
+      <w:r>
+        <w:rPr/>
+        <w:fldChar w:fldCharType="end"/>
+      </w:r>
     </w:p>
     <w:p>
       <w:pPr>
@@ -680,15 +761,58 @@
     <w:p>
       <w:pPr>
         <w:pStyle w:val="TextBody"/>
-        <w:rPr>
-          <w:rFonts w:ascii="Liberation Sans" w:hAnsi="Liberation Sans"/>
-        </w:rPr>
+        <w:rPr/>
       </w:pPr>
       <w:r>
         <w:rPr>
           <w:rFonts w:ascii="Liberation Sans" w:hAnsi="Liberation Sans"/>
         </w:rPr>
         <w:t>You’ll see a number of place holders (pages with just a header).  These will be addressed n future.</w:t>
+      </w:r>
+    </w:p>
+    <w:p>
+      <w:pPr>
+        <w:pStyle w:val="TextBody"/>
+        <w:rPr>
+          <w:b/>
+          <w:b/>
+          <w:bCs/>
+        </w:rPr>
+      </w:pPr>
+      <w:r>
+        <w:rPr>
+          <w:rFonts w:ascii="Liberation Sans" w:hAnsi="Liberation Sans"/>
+          <w:b/>
+          <w:bCs/>
+        </w:rPr>
+        <w:t>$SRCDIR</w:t>
+      </w:r>
+      <w:r>
+        <w:rPr>
+          <w:rFonts w:ascii="Liberation Sans" w:hAnsi="Liberation Sans"/>
+          <w:b w:val="false"/>
+          <w:bCs w:val="false"/>
+        </w:rPr>
+        <w:t xml:space="preserve"> refers to the root of your source tree.  </w:t>
+      </w:r>
+      <w:r>
+        <w:rPr>
+          <w:rFonts w:ascii="Liberation Sans" w:hAnsi="Liberation Sans"/>
+          <w:b/>
+          <w:bCs/>
+        </w:rPr>
+        <w:t>$BINDIR</w:t>
+      </w:r>
+      <w:r>
+        <w:rPr>
+          <w:rFonts w:ascii="Liberation Sans" w:hAnsi="Liberation Sans"/>
+          <w:b w:val="false"/>
+          <w:bCs w:val="false"/>
+        </w:rPr>
+        <w:t xml:space="preserve"> refers to the base of your Build tree.</w:t>
+      </w:r>
+      <w:r>
+        <w:br w:type="page"/>
       </w:r>
     </w:p>
     <w:p>
@@ -703,25 +827,6 @@
         <w:jc w:val="left"/>
         <w:rPr/>
       </w:pPr>
-      <w:r>
-        <w:rPr/>
-      </w:r>
-      <w:r>
-        <w:br w:type="page"/>
-      </w:r>
-    </w:p>
-    <w:p>
-      <w:pPr>
-        <w:pStyle w:val="Heading1"/>
-        <w:numPr>
-          <w:ilvl w:val="0"/>
-          <w:numId w:val="0"/>
-        </w:numPr>
-        <w:bidi w:val="0"/>
-        <w:ind w:left="0" w:hanging="0"/>
-        <w:jc w:val="left"/>
-        <w:rPr/>
-      </w:pPr>
       <w:bookmarkStart w:id="1" w:name="__RefHeading___Toc779_2817623836"/>
       <w:bookmarkEnd w:id="1"/>
       <w:r>
@@ -740,19 +845,7 @@
         <w:rPr>
           <w:rFonts w:ascii="Liberation Sans" w:hAnsi="Liberation Sans"/>
         </w:rPr>
-        <w:t>X</w:t>
-      </w:r>
-      <w:r>
-        <w:rPr>
-          <w:rFonts w:ascii="Liberation Sans" w:hAnsi="Liberation Sans"/>
-        </w:rPr>
-        <w:t>T</w:t>
-      </w:r>
-      <w:r>
-        <w:rPr>
-          <w:rFonts w:ascii="Liberation Sans" w:hAnsi="Liberation Sans"/>
-        </w:rPr>
-        <w:t>rkCad source code is managed using Mercurial on SourceForge.  See the Fetch/Build wikka page (</w:t>
+        <w:t>XTrkCad source code is managed using Mercurial on SourceForge.  See the Fetch/Build wikka page (</w:t>
       </w:r>
       <w:hyperlink r:id="rId2">
         <w:r>
@@ -775,7 +868,7 @@
         <w:pStyle w:val="Heading2"/>
         <w:numPr>
           <w:ilvl w:val="1"/>
-          <w:numId w:val="1"/>
+          <w:numId w:val="2"/>
         </w:numPr>
         <w:rPr/>
       </w:pPr>
@@ -824,13 +917,7 @@
         <w:rPr>
           <w:rFonts w:ascii="Liberation Sans" w:hAnsi="Liberation Sans"/>
         </w:rPr>
-        <w:t xml:space="preserve">It is recommended that any non-trivial work occur in a sub-branch from ‘default’.   Once the new work is complete and stable, the sub-branch is merged back into ‘default’.  </w:t>
-      </w:r>
-      <w:r>
-        <w:rPr>
-          <w:rFonts w:ascii="Liberation Sans" w:hAnsi="Liberation Sans"/>
-        </w:rPr>
-        <w:t>Merging from the ‘default’ branch should be done frequencely to keep the new code in sync, especially just before merging back to ‘default’</w:t>
+        <w:t>It is recommended that any non-trivial work occur in a sub-branch from ‘default’.   Once the new work is complete and stable, the sub-branch is merged back into ‘default’.  Merging from the ‘default’ branch should be done frequencely to keep the new code in sync, especially just before merging back to ‘default’</w:t>
       </w:r>
     </w:p>
     <w:p>
@@ -851,7 +938,7 @@
         <w:pStyle w:val="Heading2"/>
         <w:numPr>
           <w:ilvl w:val="1"/>
-          <w:numId w:val="1"/>
+          <w:numId w:val="2"/>
         </w:numPr>
         <w:rPr/>
       </w:pPr>
@@ -881,17 +968,29 @@
         <w:pStyle w:val="Normal"/>
         <w:numPr>
           <w:ilvl w:val="0"/>
-          <w:numId w:val="4"/>
-        </w:numPr>
-        <w:rPr>
-          <w:rFonts w:ascii="Liberation Sans" w:hAnsi="Liberation Sans"/>
-        </w:rPr>
-      </w:pPr>
-      <w:r>
-        <w:rPr>
-          <w:rFonts w:ascii="Liberation Sans" w:hAnsi="Liberation Sans"/>
-        </w:rPr>
-        <w:t>Update ProgramVersion.cmake with the new version number. XTRKCAD_VERSION_MODIFIER will be “Beta1”</w:t>
+          <w:numId w:val="5"/>
+        </w:numPr>
+        <w:rPr/>
+      </w:pPr>
+      <w:r>
+        <w:rPr>
+          <w:rFonts w:ascii="Liberation Sans" w:hAnsi="Liberation Sans"/>
+        </w:rPr>
+        <w:t xml:space="preserve">Update </w:t>
+      </w:r>
+      <w:r>
+        <w:rPr>
+          <w:rFonts w:ascii="Liberation Sans" w:hAnsi="Liberation Sans"/>
+          <w:b/>
+          <w:bCs/>
+        </w:rPr>
+        <w:t>$SRCDIR/</w:t>
+      </w:r>
+      <w:r>
+        <w:rPr>
+          <w:rFonts w:ascii="Liberation Sans" w:hAnsi="Liberation Sans"/>
+        </w:rPr>
+        <w:t>ProgramVersion.cmake with the new version number. XTRKCAD_VERSION_MODIFIER will be “Beta1”</w:t>
       </w:r>
     </w:p>
     <w:p>
@@ -899,23 +998,17 @@
         <w:pStyle w:val="Normal"/>
         <w:numPr>
           <w:ilvl w:val="0"/>
-          <w:numId w:val="4"/>
-        </w:numPr>
-        <w:rPr>
-          <w:rFonts w:ascii="Liberation Sans" w:hAnsi="Liberation Sans"/>
-        </w:rPr>
-      </w:pPr>
-      <w:r>
-        <w:rPr>
-          <w:rFonts w:ascii="Liberation Sans" w:hAnsi="Liberation Sans"/>
-        </w:rPr>
-        <w:t xml:space="preserve">Other stuff - </w:t>
-      </w:r>
-      <w:r>
-        <w:rPr>
-          <w:rFonts w:ascii="Liberation Sans" w:hAnsi="Liberation Sans"/>
-        </w:rPr>
-        <w:t>TBD</w:t>
+          <w:numId w:val="5"/>
+        </w:numPr>
+        <w:rPr>
+          <w:rFonts w:ascii="Liberation Sans" w:hAnsi="Liberation Sans"/>
+        </w:rPr>
+      </w:pPr>
+      <w:r>
+        <w:rPr>
+          <w:rFonts w:ascii="Liberation Sans" w:hAnsi="Liberation Sans"/>
+        </w:rPr>
+        <w:t>Other stuff - TBD</w:t>
       </w:r>
     </w:p>
     <w:p>
@@ -923,7 +1016,7 @@
         <w:pStyle w:val="Normal"/>
         <w:numPr>
           <w:ilvl w:val="0"/>
-          <w:numId w:val="4"/>
+          <w:numId w:val="5"/>
         </w:numPr>
         <w:rPr>
           <w:rFonts w:ascii="Liberation Sans" w:hAnsi="Liberation Sans"/>
@@ -941,27 +1034,15 @@
         <w:pStyle w:val="Normal"/>
         <w:numPr>
           <w:ilvl w:val="0"/>
-          <w:numId w:val="4"/>
-        </w:numPr>
-        <w:rPr/>
-      </w:pPr>
-      <w:r>
-        <w:rPr>
-          <w:rFonts w:ascii="Liberation Sans" w:hAnsi="Liberation Sans"/>
-        </w:rPr>
-        <w:t xml:space="preserve">All platforms build and upload their </w:t>
-      </w:r>
-      <w:r>
-        <w:rPr>
-          <w:rFonts w:ascii="Liberation Sans" w:hAnsi="Liberation Sans"/>
-        </w:rPr>
-        <w:t xml:space="preserve">beta </w:t>
-      </w:r>
-      <w:r>
-        <w:rPr>
-          <w:rFonts w:ascii="Liberation Sans" w:hAnsi="Liberation Sans"/>
-        </w:rPr>
-        <w:t xml:space="preserve">install packages as described in </w:t>
+          <w:numId w:val="5"/>
+        </w:numPr>
+        <w:rPr/>
+      </w:pPr>
+      <w:r>
+        <w:rPr>
+          <w:rFonts w:ascii="Liberation Sans" w:hAnsi="Liberation Sans"/>
+        </w:rPr>
+        <w:t xml:space="preserve">All platforms build and upload their beta install packages as described in </w:t>
       </w:r>
       <w:hyperlink r:id="rId3">
         <w:r>
@@ -997,91 +1078,61 @@
         <w:rPr>
           <w:rFonts w:ascii="Liberation Sans" w:hAnsi="Liberation Sans"/>
         </w:rPr>
-        <w:t xml:space="preserve">This process is repeated for subsequent Betas, until </w:t>
-      </w:r>
-      <w:r>
-        <w:rPr>
-          <w:rFonts w:ascii="Liberation Sans" w:hAnsi="Liberation Sans"/>
-        </w:rPr>
-        <w:t xml:space="preserve">all issues are resolved or defered.  XTRKCAD_VERSION_MODIFIER is incremented: Beta2, Beta3, ... </w:t>
-      </w:r>
-    </w:p>
-    <w:p>
-      <w:pPr>
-        <w:pStyle w:val="Normal"/>
-        <w:rPr>
-          <w:rFonts w:ascii="Liberation Sans" w:hAnsi="Liberation Sans"/>
-        </w:rPr>
-      </w:pPr>
-      <w:r>
-        <w:rPr>
-          <w:rFonts w:ascii="Liberation Sans" w:hAnsi="Liberation Sans"/>
-        </w:rPr>
-      </w:r>
-    </w:p>
-    <w:p>
-      <w:pPr>
-        <w:pStyle w:val="Normal"/>
-        <w:rPr>
-          <w:rFonts w:ascii="Liberation Sans" w:hAnsi="Liberation Sans"/>
-        </w:rPr>
-      </w:pPr>
-      <w:r>
-        <w:rPr>
-          <w:rFonts w:ascii="Liberation Sans" w:hAnsi="Liberation Sans"/>
-        </w:rPr>
-        <w:t xml:space="preserve">For General Availability, </w:t>
-      </w:r>
-      <w:r>
-        <w:rPr>
-          <w:rFonts w:ascii="Liberation Sans" w:hAnsi="Liberation Sans"/>
-        </w:rPr>
-        <w:t>XTRKCAD_VERSION_MODIFIER will be “</w:t>
-      </w:r>
-      <w:r>
-        <w:rPr>
-          <w:rFonts w:ascii="Liberation Sans" w:hAnsi="Liberation Sans"/>
-        </w:rPr>
-        <w:t>GA” and GA install packages are built and uploaded.</w:t>
-      </w:r>
-    </w:p>
-    <w:p>
-      <w:pPr>
-        <w:pStyle w:val="Normal"/>
-        <w:rPr>
-          <w:rFonts w:ascii="Liberation Sans" w:hAnsi="Liberation Sans"/>
-        </w:rPr>
-      </w:pPr>
-      <w:r>
-        <w:rPr>
-          <w:rFonts w:ascii="Liberation Sans" w:hAnsi="Liberation Sans"/>
-        </w:rPr>
-      </w:r>
-    </w:p>
-    <w:p>
-      <w:pPr>
-        <w:pStyle w:val="Normal"/>
-        <w:rPr>
-          <w:rFonts w:ascii="Liberation Sans" w:hAnsi="Liberation Sans"/>
-        </w:rPr>
-      </w:pPr>
-      <w:r>
-        <w:rPr>
-          <w:rFonts w:ascii="Liberation Sans" w:hAnsi="Liberation Sans"/>
-        </w:rPr>
-        <w:t xml:space="preserve">Critical bugs discovered after GA are fixed in Hot Site releases with </w:t>
-      </w:r>
-      <w:r>
-        <w:rPr>
-          <w:rFonts w:ascii="Liberation Sans" w:hAnsi="Liberation Sans"/>
-        </w:rPr>
-        <w:t xml:space="preserve">XTRKCAD_VERSION_MODIFIER </w:t>
-      </w:r>
-      <w:r>
-        <w:rPr>
-          <w:rFonts w:ascii="Liberation Sans" w:hAnsi="Liberation Sans"/>
-        </w:rPr>
-        <w:t>set to “HS1”, “HS2”,...</w:t>
+        <w:t xml:space="preserve">This process is repeated for subsequent Betas, until all issues are resolved or defered.  XTRKCAD_VERSION_MODIFIER is incremented: Beta2, Beta3, ... </w:t>
+      </w:r>
+    </w:p>
+    <w:p>
+      <w:pPr>
+        <w:pStyle w:val="Normal"/>
+        <w:rPr>
+          <w:rFonts w:ascii="Liberation Sans" w:hAnsi="Liberation Sans"/>
+        </w:rPr>
+      </w:pPr>
+      <w:r>
+        <w:rPr>
+          <w:rFonts w:ascii="Liberation Sans" w:hAnsi="Liberation Sans"/>
+        </w:rPr>
+      </w:r>
+    </w:p>
+    <w:p>
+      <w:pPr>
+        <w:pStyle w:val="Normal"/>
+        <w:rPr>
+          <w:rFonts w:ascii="Liberation Sans" w:hAnsi="Liberation Sans"/>
+        </w:rPr>
+      </w:pPr>
+      <w:r>
+        <w:rPr>
+          <w:rFonts w:ascii="Liberation Sans" w:hAnsi="Liberation Sans"/>
+        </w:rPr>
+        <w:t>For General Availability, XTRKCAD_VERSION_MODIFIER will be “GA” and GA install packages are built and uploaded.</w:t>
+      </w:r>
+    </w:p>
+    <w:p>
+      <w:pPr>
+        <w:pStyle w:val="Normal"/>
+        <w:rPr>
+          <w:rFonts w:ascii="Liberation Sans" w:hAnsi="Liberation Sans"/>
+        </w:rPr>
+      </w:pPr>
+      <w:r>
+        <w:rPr>
+          <w:rFonts w:ascii="Liberation Sans" w:hAnsi="Liberation Sans"/>
+        </w:rPr>
+      </w:r>
+    </w:p>
+    <w:p>
+      <w:pPr>
+        <w:pStyle w:val="Normal"/>
+        <w:rPr>
+          <w:rFonts w:ascii="Liberation Sans" w:hAnsi="Liberation Sans"/>
+        </w:rPr>
+      </w:pPr>
+      <w:r>
+        <w:rPr>
+          <w:rFonts w:ascii="Liberation Sans" w:hAnsi="Liberation Sans"/>
+        </w:rPr>
+        <w:t>Critical bugs discovered after GA are fixed in Hot Site releases with XTRKCAD_VERSION_MODIFIER set to “HS1”, “HS2”,...</w:t>
       </w:r>
     </w:p>
     <w:p>
@@ -1135,13 +1186,7 @@
         <w:rPr>
           <w:rFonts w:ascii="Liberation Sans" w:hAnsi="Liberation Sans"/>
         </w:rPr>
-        <w:t xml:space="preserve">There should be minimal changes in the Beta </w:t>
-      </w:r>
-      <w:r>
-        <w:rPr>
-          <w:rFonts w:ascii="Liberation Sans" w:hAnsi="Liberation Sans"/>
-        </w:rPr>
-        <w:t>or Hot Site releases.</w:t>
+        <w:t>There should be minimal changes in the Beta or Hot Site releases.</w:t>
       </w:r>
     </w:p>
     <w:p>
@@ -1197,56 +1242,32 @@
         <w:rPr>
           <w:rFonts w:ascii="Liberation Sans" w:hAnsi="Liberation Sans"/>
         </w:rPr>
-        <w:t>Fixes in Beta and Hot Site releases are duplicated in t</w:t>
-      </w:r>
-      <w:r>
-        <w:rPr>
-          <w:rFonts w:ascii="Liberation Sans" w:hAnsi="Liberation Sans"/>
-        </w:rPr>
-        <w:t>h</w:t>
-      </w:r>
-      <w:r>
-        <w:rPr>
-          <w:rFonts w:ascii="Liberation Sans" w:hAnsi="Liberation Sans"/>
-        </w:rPr>
-        <w:t>e ‘default’ branch.  Which branch is fixed first is left to the developer.</w:t>
-      </w:r>
-    </w:p>
-    <w:p>
-      <w:pPr>
-        <w:pStyle w:val="Normal"/>
-        <w:rPr>
-          <w:rFonts w:ascii="Liberation Sans" w:hAnsi="Liberation Sans"/>
-        </w:rPr>
-      </w:pPr>
-      <w:r>
-        <w:rPr>
-          <w:rFonts w:ascii="Liberation Sans" w:hAnsi="Liberation Sans"/>
-        </w:rPr>
-      </w:r>
-    </w:p>
-    <w:p>
-      <w:pPr>
-        <w:pStyle w:val="Normal"/>
-        <w:rPr/>
-      </w:pPr>
-      <w:r>
-        <w:rPr>
-          <w:rFonts w:ascii="Liberation Sans" w:hAnsi="Liberation Sans"/>
-        </w:rPr>
-        <w:t xml:space="preserve">We only support </w:t>
-      </w:r>
-      <w:r>
-        <w:rPr>
-          <w:rFonts w:ascii="Liberation Sans" w:hAnsi="Liberation Sans"/>
-        </w:rPr>
-        <w:t>the last</w:t>
-      </w:r>
-      <w:r>
-        <w:rPr>
-          <w:rFonts w:ascii="Liberation Sans" w:hAnsi="Liberation Sans"/>
-        </w:rPr>
-        <w:t xml:space="preserve"> released version.</w:t>
+        <w:t>Fixes in Beta and Hot Site releases are duplicated in the ‘default’ branch.  Which branch is fixed first is left to the developer.</w:t>
+      </w:r>
+    </w:p>
+    <w:p>
+      <w:pPr>
+        <w:pStyle w:val="Normal"/>
+        <w:rPr>
+          <w:rFonts w:ascii="Liberation Sans" w:hAnsi="Liberation Sans"/>
+        </w:rPr>
+      </w:pPr>
+      <w:r>
+        <w:rPr>
+          <w:rFonts w:ascii="Liberation Sans" w:hAnsi="Liberation Sans"/>
+        </w:rPr>
+      </w:r>
+    </w:p>
+    <w:p>
+      <w:pPr>
+        <w:pStyle w:val="Normal"/>
+        <w:rPr/>
+      </w:pPr>
+      <w:r>
+        <w:rPr>
+          <w:rFonts w:ascii="Liberation Sans" w:hAnsi="Liberation Sans"/>
+        </w:rPr>
+        <w:t>We only support the last released version.</w:t>
       </w:r>
       <w:r>
         <w:br w:type="page"/>
@@ -1326,7 +1347,7 @@
         <w:pStyle w:val="Heading2"/>
         <w:numPr>
           <w:ilvl w:val="1"/>
-          <w:numId w:val="2"/>
+          <w:numId w:val="3"/>
         </w:numPr>
         <w:rPr/>
       </w:pPr>
@@ -1415,7 +1436,7 @@
         <w:pStyle w:val="Heading2"/>
         <w:numPr>
           <w:ilvl w:val="1"/>
-          <w:numId w:val="2"/>
+          <w:numId w:val="3"/>
         </w:numPr>
         <w:rPr/>
       </w:pPr>
@@ -1586,7 +1607,7 @@
         <w:pStyle w:val="Heading2"/>
         <w:numPr>
           <w:ilvl w:val="1"/>
-          <w:numId w:val="2"/>
+          <w:numId w:val="3"/>
         </w:numPr>
         <w:rPr/>
       </w:pPr>
@@ -1645,7 +1666,7 @@
         <w:pStyle w:val="Heading2"/>
         <w:numPr>
           <w:ilvl w:val="1"/>
-          <w:numId w:val="2"/>
+          <w:numId w:val="3"/>
         </w:numPr>
         <w:rPr/>
       </w:pPr>
@@ -2288,10 +2309,12 @@
         <w:pStyle w:val="Heading2"/>
         <w:numPr>
           <w:ilvl w:val="1"/>
-          <w:numId w:val="1"/>
-        </w:numPr>
-        <w:rPr/>
-      </w:pPr>
+          <w:numId w:val="2"/>
+        </w:numPr>
+        <w:rPr/>
+      </w:pPr>
+      <w:bookmarkStart w:id="11" w:name="__RefHeading___Toc473_82747535"/>
+      <w:bookmarkEnd w:id="11"/>
       <w:r>
         <w:rPr/>
         <w:t>Naming Convention</w:t>
@@ -2431,8 +2454,8 @@
         <w:jc w:val="left"/>
         <w:rPr/>
       </w:pPr>
-      <w:bookmarkStart w:id="11" w:name="__RefHeading___Toc109_2394484777"/>
-      <w:bookmarkEnd w:id="11"/>
+      <w:bookmarkStart w:id="12" w:name="__RefHeading___Toc109_2394484777"/>
+      <w:bookmarkEnd w:id="12"/>
       <w:r>
         <w:rPr/>
         <w:t>WLib Interaction</w:t>
@@ -2476,7 +2499,7 @@
         <w:pStyle w:val="Normal"/>
         <w:numPr>
           <w:ilvl w:val="1"/>
-          <w:numId w:val="3"/>
+          <w:numId w:val="4"/>
         </w:numPr>
         <w:spacing w:before="114" w:after="114"/>
         <w:rPr>
@@ -2500,7 +2523,7 @@
         <w:pStyle w:val="Normal"/>
         <w:numPr>
           <w:ilvl w:val="1"/>
-          <w:numId w:val="3"/>
+          <w:numId w:val="4"/>
         </w:numPr>
         <w:spacing w:before="114" w:after="114"/>
         <w:rPr>
@@ -2572,7 +2595,7 @@
         <w:pStyle w:val="Normal"/>
         <w:numPr>
           <w:ilvl w:val="1"/>
-          <w:numId w:val="3"/>
+          <w:numId w:val="4"/>
         </w:numPr>
         <w:spacing w:before="114" w:after="114"/>
         <w:rPr>
@@ -2612,7 +2635,7 @@
         <w:pStyle w:val="Normal"/>
         <w:numPr>
           <w:ilvl w:val="1"/>
-          <w:numId w:val="3"/>
+          <w:numId w:val="4"/>
         </w:numPr>
         <w:spacing w:before="114" w:after="114"/>
         <w:rPr>
@@ -2633,7 +2656,7 @@
         <w:pStyle w:val="Normal"/>
         <w:numPr>
           <w:ilvl w:val="1"/>
-          <w:numId w:val="3"/>
+          <w:numId w:val="4"/>
         </w:numPr>
         <w:spacing w:before="114" w:after="114"/>
         <w:rPr>
@@ -2654,7 +2677,7 @@
         <w:pStyle w:val="Normal"/>
         <w:numPr>
           <w:ilvl w:val="1"/>
-          <w:numId w:val="3"/>
+          <w:numId w:val="4"/>
         </w:numPr>
         <w:spacing w:before="114" w:after="114"/>
         <w:rPr>
@@ -2675,7 +2698,7 @@
         <w:pStyle w:val="Normal"/>
         <w:numPr>
           <w:ilvl w:val="1"/>
-          <w:numId w:val="3"/>
+          <w:numId w:val="4"/>
         </w:numPr>
         <w:spacing w:before="114" w:after="114"/>
         <w:rPr>
@@ -2741,8 +2764,8 @@
         <w:ind w:left="0" w:hanging="0"/>
         <w:rPr/>
       </w:pPr>
-      <w:bookmarkStart w:id="12" w:name="__RefHeading___Toc113_2394484777"/>
-      <w:bookmarkEnd w:id="12"/>
+      <w:bookmarkStart w:id="13" w:name="__RefHeading___Toc113_2394484777"/>
+      <w:bookmarkEnd w:id="13"/>
       <w:r>
         <w:rPr/>
         <w:t>Pretty Printing</w:t>
@@ -2865,8 +2888,8 @@
         <w:ind w:left="0" w:hanging="0"/>
         <w:rPr/>
       </w:pPr>
-      <w:bookmarkStart w:id="13" w:name="__RefHeading___Toc115_2394484777"/>
-      <w:bookmarkEnd w:id="13"/>
+      <w:bookmarkStart w:id="14" w:name="__RefHeading___Toc115_2394484777"/>
+      <w:bookmarkEnd w:id="14"/>
       <w:r>
         <w:rPr/>
         <w:t>Casts</w:t>
@@ -2916,12 +2939,12 @@
         <w:pStyle w:val="Heading2"/>
         <w:numPr>
           <w:ilvl w:val="1"/>
-          <w:numId w:val="2"/>
-        </w:numPr>
-        <w:rPr/>
-      </w:pPr>
-      <w:bookmarkStart w:id="14" w:name="__RefHeading___Toc414_4191666527"/>
-      <w:bookmarkEnd w:id="14"/>
+          <w:numId w:val="3"/>
+        </w:numPr>
+        <w:rPr/>
+      </w:pPr>
+      <w:bookmarkStart w:id="15" w:name="__RefHeading___Toc414_4191666527"/>
+      <w:bookmarkEnd w:id="15"/>
       <w:r>
         <w:rPr/>
         <w:t>Downcast Numeric values</w:t>
@@ -2953,12 +2976,12 @@
         <w:pStyle w:val="Heading2"/>
         <w:numPr>
           <w:ilvl w:val="1"/>
-          <w:numId w:val="2"/>
-        </w:numPr>
-        <w:rPr/>
-      </w:pPr>
-      <w:bookmarkStart w:id="15" w:name="__RefHeading___Toc416_4191666527"/>
-      <w:bookmarkEnd w:id="15"/>
+          <w:numId w:val="3"/>
+        </w:numPr>
+        <w:rPr/>
+      </w:pPr>
+      <w:bookmarkStart w:id="16" w:name="__RefHeading___Toc416_4191666527"/>
+      <w:bookmarkEnd w:id="16"/>
       <w:r>
         <w:rPr/>
         <w:t>Generic Values</w:t>
@@ -3020,12 +3043,12 @@
         <w:pStyle w:val="Heading2"/>
         <w:numPr>
           <w:ilvl w:val="1"/>
-          <w:numId w:val="2"/>
-        </w:numPr>
-        <w:rPr/>
-      </w:pPr>
-      <w:bookmarkStart w:id="16" w:name="__RefHeading___Toc418_4191666527"/>
-      <w:bookmarkEnd w:id="16"/>
+          <w:numId w:val="3"/>
+        </w:numPr>
+        <w:rPr/>
+      </w:pPr>
+      <w:bookmarkStart w:id="17" w:name="__RefHeading___Toc418_4191666527"/>
+      <w:bookmarkEnd w:id="17"/>
       <w:r>
         <w:rPr/>
         <w:t>Wlib wControl_t conversion</w:t>
@@ -3057,12 +3080,12 @@
         <w:pStyle w:val="Heading2"/>
         <w:numPr>
           <w:ilvl w:val="1"/>
-          <w:numId w:val="2"/>
-        </w:numPr>
-        <w:rPr/>
-      </w:pPr>
-      <w:bookmarkStart w:id="17" w:name="__RefHeading___Toc420_4191666527"/>
-      <w:bookmarkEnd w:id="17"/>
+          <w:numId w:val="3"/>
+        </w:numPr>
+        <w:rPr/>
+      </w:pPr>
+      <w:bookmarkStart w:id="18" w:name="__RefHeading___Toc420_4191666527"/>
+      <w:bookmarkEnd w:id="18"/>
       <w:r>
         <w:rPr/>
         <w:t>GetTrkExtraData</w:t>
@@ -3073,7 +3096,7 @@
         <w:pStyle w:val="Heading2"/>
         <w:numPr>
           <w:ilvl w:val="1"/>
-          <w:numId w:val="2"/>
+          <w:numId w:val="3"/>
         </w:numPr>
         <w:rPr/>
       </w:pPr>
@@ -3094,8 +3117,8 @@
         <w:ind w:left="0" w:hanging="0"/>
         <w:rPr/>
       </w:pPr>
-      <w:bookmarkStart w:id="18" w:name="__RefHeading___Toc87_1320853591"/>
-      <w:bookmarkEnd w:id="18"/>
+      <w:bookmarkStart w:id="19" w:name="__RefHeading___Toc87_1320853591"/>
+      <w:bookmarkEnd w:id="19"/>
       <w:r>
         <w:rPr/>
         <w:t>Error Handling</w:t>
@@ -3104,45 +3127,45 @@
     <w:p>
       <w:pPr>
         <w:pStyle w:val="Normal"/>
+        <w:numPr>
+          <w:ilvl w:val="1"/>
+          <w:numId w:val="4"/>
+        </w:numPr>
+        <w:rPr>
+          <w:rFonts w:ascii="Liberation Sans" w:hAnsi="Liberation Sans"/>
+        </w:rPr>
+      </w:pPr>
+      <w:r>
+        <w:rPr>
+          <w:rFonts w:ascii="Liberation Sans" w:hAnsi="Liberation Sans"/>
+        </w:rPr>
+        <w:t>There are four types of errors:</w:t>
+      </w:r>
+    </w:p>
+    <w:p>
+      <w:pPr>
+        <w:pStyle w:val="Normal"/>
+        <w:rPr>
+          <w:rFonts w:ascii="Liberation Sans" w:hAnsi="Liberation Sans"/>
+        </w:rPr>
+      </w:pPr>
+      <w:r>
+        <w:rPr>
+          <w:rFonts w:ascii="Liberation Sans" w:hAnsi="Liberation Sans"/>
+        </w:rPr>
+      </w:r>
+    </w:p>
+    <w:p>
+      <w:pPr>
+        <w:pStyle w:val="Heading2"/>
         <w:numPr>
           <w:ilvl w:val="1"/>
           <w:numId w:val="3"/>
         </w:numPr>
-        <w:rPr>
-          <w:rFonts w:ascii="Liberation Sans" w:hAnsi="Liberation Sans"/>
-        </w:rPr>
-      </w:pPr>
-      <w:r>
-        <w:rPr>
-          <w:rFonts w:ascii="Liberation Sans" w:hAnsi="Liberation Sans"/>
-        </w:rPr>
-        <w:t>There are four types of errors:</w:t>
-      </w:r>
-    </w:p>
-    <w:p>
-      <w:pPr>
-        <w:pStyle w:val="Normal"/>
-        <w:rPr>
-          <w:rFonts w:ascii="Liberation Sans" w:hAnsi="Liberation Sans"/>
-        </w:rPr>
-      </w:pPr>
-      <w:r>
-        <w:rPr>
-          <w:rFonts w:ascii="Liberation Sans" w:hAnsi="Liberation Sans"/>
-        </w:rPr>
-      </w:r>
-    </w:p>
-    <w:p>
-      <w:pPr>
-        <w:pStyle w:val="Heading2"/>
-        <w:numPr>
-          <w:ilvl w:val="1"/>
-          <w:numId w:val="2"/>
-        </w:numPr>
-        <w:rPr/>
-      </w:pPr>
-      <w:bookmarkStart w:id="19" w:name="__RefHeading___Toc372_3696126145"/>
-      <w:bookmarkEnd w:id="19"/>
+        <w:rPr/>
+      </w:pPr>
+      <w:bookmarkStart w:id="20" w:name="__RefHeading___Toc372_3696126145"/>
+      <w:bookmarkEnd w:id="20"/>
       <w:r>
         <w:rPr/>
         <w:t>User Input Errors</w:t>
@@ -3251,12 +3274,12 @@
         <w:pStyle w:val="Heading2"/>
         <w:numPr>
           <w:ilvl w:val="1"/>
-          <w:numId w:val="2"/>
-        </w:numPr>
-        <w:rPr/>
-      </w:pPr>
-      <w:bookmarkStart w:id="20" w:name="__RefHeading___Toc374_3696126145"/>
-      <w:bookmarkEnd w:id="20"/>
+          <w:numId w:val="3"/>
+        </w:numPr>
+        <w:rPr/>
+      </w:pPr>
+      <w:bookmarkStart w:id="21" w:name="__RefHeading___Toc374_3696126145"/>
+      <w:bookmarkEnd w:id="21"/>
       <w:r>
         <w:rPr/>
         <w:t>File Input Errors</w:t>
@@ -3365,12 +3388,12 @@
         <w:pStyle w:val="Heading2"/>
         <w:numPr>
           <w:ilvl w:val="1"/>
-          <w:numId w:val="2"/>
-        </w:numPr>
-        <w:rPr/>
-      </w:pPr>
-      <w:bookmarkStart w:id="21" w:name="__RefHeading___Toc376_3696126145"/>
-      <w:bookmarkEnd w:id="21"/>
+          <w:numId w:val="3"/>
+        </w:numPr>
+        <w:rPr/>
+      </w:pPr>
+      <w:bookmarkStart w:id="22" w:name="__RefHeading___Toc376_3696126145"/>
+      <w:bookmarkEnd w:id="22"/>
       <w:r>
         <w:rPr/>
         <w:t>Logic errors</w:t>
@@ -3487,12 +3510,12 @@
         <w:pStyle w:val="Heading2"/>
         <w:numPr>
           <w:ilvl w:val="1"/>
-          <w:numId w:val="2"/>
-        </w:numPr>
-        <w:rPr/>
-      </w:pPr>
-      <w:bookmarkStart w:id="22" w:name="__RefHeading___Toc378_3696126145"/>
-      <w:bookmarkEnd w:id="22"/>
+          <w:numId w:val="3"/>
+        </w:numPr>
+        <w:rPr/>
+      </w:pPr>
+      <w:bookmarkStart w:id="23" w:name="__RefHeading___Toc378_3696126145"/>
+      <w:bookmarkEnd w:id="23"/>
       <w:r>
         <w:rPr/>
         <w:t>System/Evironmental errors</w:t>
@@ -3546,8 +3569,8 @@
         <w:ind w:left="0" w:hanging="0"/>
         <w:rPr/>
       </w:pPr>
-      <w:bookmarkStart w:id="23" w:name="__RefHeading___Toc366_3696126145"/>
-      <w:bookmarkEnd w:id="23"/>
+      <w:bookmarkStart w:id="24" w:name="__RefHeading___Toc366_3696126145"/>
+      <w:bookmarkEnd w:id="24"/>
       <w:r>
         <w:rPr/>
         <w:t xml:space="preserve">Undo Processing </w:t>
@@ -3566,8 +3589,8 @@
         <w:ind w:left="0" w:hanging="0"/>
         <w:rPr/>
       </w:pPr>
-      <w:bookmarkStart w:id="24" w:name="__RefHeading___Toc368_3696126145"/>
-      <w:bookmarkEnd w:id="24"/>
+      <w:bookmarkStart w:id="25" w:name="__RefHeading___Toc368_3696126145"/>
+      <w:bookmarkEnd w:id="25"/>
       <w:r>
         <w:rPr/>
         <w:t>Draw Model</w:t>
@@ -3586,8 +3609,8 @@
         <w:ind w:left="0" w:hanging="0"/>
         <w:rPr/>
       </w:pPr>
-      <w:bookmarkStart w:id="25" w:name="__RefHeading___Toc358_3696126145"/>
-      <w:bookmarkEnd w:id="25"/>
+      <w:bookmarkStart w:id="26" w:name="__RefHeading___Toc358_3696126145"/>
+      <w:bookmarkEnd w:id="26"/>
       <w:r>
         <w:rPr/>
         <w:t>Headers</w:t>
@@ -3623,8 +3646,8 @@
         <w:ind w:left="0" w:hanging="0"/>
         <w:rPr/>
       </w:pPr>
-      <w:bookmarkStart w:id="26" w:name="__RefHeading___Toc360_3696126145"/>
-      <w:bookmarkEnd w:id="26"/>
+      <w:bookmarkStart w:id="27" w:name="__RefHeading___Toc360_3696126145"/>
+      <w:bookmarkEnd w:id="27"/>
       <w:r>
         <w:rPr/>
         <w:t>#ifdef WINDOWS</w:t>
@@ -3661,11 +3684,1520 @@
         <w:ind w:left="0" w:hanging="0"/>
         <w:rPr/>
       </w:pPr>
-      <w:bookmarkStart w:id="27" w:name="__RefHeading___Toc362_3696126145"/>
-      <w:bookmarkEnd w:id="27"/>
+      <w:bookmarkStart w:id="28" w:name="__RefHeading___Toc362_3696126145"/>
+      <w:bookmarkEnd w:id="28"/>
       <w:r>
         <w:rPr/>
         <w:t>VERSION handling</w:t>
+      </w:r>
+    </w:p>
+    <w:p>
+      <w:pPr>
+        <w:pStyle w:val="Heading2"/>
+        <w:numPr>
+          <w:ilvl w:val="1"/>
+          <w:numId w:val="1"/>
+        </w:numPr>
+        <w:rPr/>
+      </w:pPr>
+      <w:bookmarkStart w:id="29" w:name="__RefHeading___Toc475_82747535"/>
+      <w:bookmarkEnd w:id="29"/>
+      <w:r>
+        <w:rPr/>
+        <w:t>Release Version</w:t>
+      </w:r>
+    </w:p>
+    <w:p>
+      <w:pPr>
+        <w:pStyle w:val="TextBody"/>
+        <w:bidi w:val="0"/>
+        <w:ind w:hanging="0"/>
+        <w:jc w:val="left"/>
+        <w:rPr/>
+      </w:pPr>
+      <w:r>
+        <w:rPr>
+          <w:rFonts w:ascii="Liberation Sans" w:hAnsi="Liberation Sans"/>
+        </w:rPr>
+        <w:t xml:space="preserve">See </w:t>
+      </w:r>
+      <w:r>
+        <w:rPr>
+          <w:rFonts w:ascii="Liberation Sans" w:hAnsi="Liberation Sans"/>
+          <w:b/>
+          <w:bCs/>
+        </w:rPr>
+        <w:t xml:space="preserve">Source </w:t>
+      </w:r>
+      <w:r>
+        <w:rPr>
+          <w:rFonts w:ascii="Liberation Sans" w:hAnsi="Liberation Sans"/>
+          <w:b/>
+          <w:bCs/>
+        </w:rPr>
+        <w:t>Control / Releases</w:t>
+      </w:r>
+    </w:p>
+    <w:p>
+      <w:pPr>
+        <w:pStyle w:val="Heading2"/>
+        <w:numPr>
+          <w:ilvl w:val="1"/>
+          <w:numId w:val="1"/>
+        </w:numPr>
+        <w:rPr/>
+      </w:pPr>
+      <w:bookmarkStart w:id="30" w:name="__RefHeading___Toc477_82747535"/>
+      <w:bookmarkEnd w:id="30"/>
+      <w:r>
+        <w:rPr/>
+        <w:t>File Format Version</w:t>
+      </w:r>
+    </w:p>
+    <w:p>
+      <w:pPr>
+        <w:pStyle w:val="TextBody"/>
+        <w:bidi w:val="0"/>
+        <w:ind w:hanging="0"/>
+        <w:jc w:val="left"/>
+        <w:rPr/>
+      </w:pPr>
+      <w:r>
+        <w:rPr>
+          <w:rFonts w:ascii="Liberation Sans" w:hAnsi="Liberation Sans"/>
+        </w:rPr>
+        <w:t>The format for .xtc, .xtr, .</w:t>
+      </w:r>
+      <w:r>
+        <w:rPr>
+          <w:rFonts w:ascii="Liberation Sans" w:hAnsi="Liberation Sans"/>
+        </w:rPr>
+        <w:t>xtp</w:t>
+      </w:r>
+      <w:r>
+        <w:rPr>
+          <w:rFonts w:ascii="Liberation Sans" w:hAnsi="Liberation Sans"/>
+        </w:rPr>
+        <w:t xml:space="preserve"> and xtrkcad.cus files is described on the </w:t>
+      </w:r>
+      <w:r>
+        <w:rPr>
+          <w:rFonts w:ascii="Liberation Sans" w:hAnsi="Liberation Sans"/>
+          <w:b/>
+          <w:bCs/>
+        </w:rPr>
+        <w:t xml:space="preserve">File Format </w:t>
+      </w:r>
+      <w:r>
+        <w:rPr>
+          <w:rFonts w:ascii="Liberation Sans" w:hAnsi="Liberation Sans"/>
+        </w:rPr>
+        <w:t xml:space="preserve">page of the XtrkCad wikka page </w:t>
+      </w:r>
+      <w:hyperlink r:id="rId5">
+        <w:r>
+          <w:rPr>
+            <w:rStyle w:val="VisitedInternetLink"/>
+            <w:rFonts w:ascii="Liberation Sans" w:hAnsi="Liberation Sans"/>
+          </w:rPr>
+          <w:t>XTrkCad File Formats</w:t>
+        </w:r>
+      </w:hyperlink>
+      <w:r>
+        <w:rPr>
+          <w:rFonts w:ascii="Liberation Sans" w:hAnsi="Liberation Sans"/>
+        </w:rPr>
+        <w:t>.</w:t>
+      </w:r>
+    </w:p>
+    <w:p>
+      <w:pPr>
+        <w:pStyle w:val="TextBody"/>
+        <w:bidi w:val="0"/>
+        <w:ind w:hanging="0"/>
+        <w:jc w:val="left"/>
+        <w:rPr/>
+      </w:pPr>
+      <w:r>
+        <w:rPr>
+          <w:rFonts w:ascii="Liberation Sans" w:hAnsi="Liberation Sans"/>
+          <w:b/>
+          <w:bCs/>
+          <w:i w:val="false"/>
+          <w:iCs w:val="false"/>
+        </w:rPr>
+        <w:t>$SRCDIR/</w:t>
+      </w:r>
+      <w:r>
+        <w:rPr>
+          <w:rFonts w:ascii="Liberation Sans" w:hAnsi="Liberation Sans"/>
+          <w:b w:val="false"/>
+          <w:bCs w:val="false"/>
+          <w:i w:val="false"/>
+          <w:iCs w:val="false"/>
+        </w:rPr>
+        <w:t>xtrkcad-config.h.in contains the following defines</w:t>
+      </w:r>
+    </w:p>
+    <w:p>
+      <w:pPr>
+        <w:pStyle w:val="Normal"/>
+        <w:ind w:left="709" w:hanging="0"/>
+        <w:rPr/>
+      </w:pPr>
+      <w:r>
+        <w:rPr>
+          <w:rFonts w:ascii="Liberation Mono" w:hAnsi="Liberation Mono"/>
+        </w:rPr>
+        <w:t>#define XTRKCAD_PARAMVERSION (12)</w:t>
+      </w:r>
+    </w:p>
+    <w:p>
+      <w:pPr>
+        <w:pStyle w:val="Normal"/>
+        <w:ind w:left="709" w:hanging="0"/>
+        <w:rPr/>
+      </w:pPr>
+      <w:r>
+        <w:rPr>
+          <w:rFonts w:ascii="Liberation Mono" w:hAnsi="Liberation Mono"/>
+        </w:rPr>
+        <w:t>#define XTRKCAD_PARAMVERSIONVERSION “5.2.0”</w:t>
+      </w:r>
+    </w:p>
+    <w:p>
+      <w:pPr>
+        <w:pStyle w:val="Normal"/>
+        <w:ind w:left="709" w:hanging="0"/>
+        <w:rPr/>
+      </w:pPr>
+      <w:r>
+        <w:rPr>
+          <w:rFonts w:ascii="Liberation Mono" w:hAnsi="Liberation Mono"/>
+        </w:rPr>
+        <w:t>#define XTRKCAD_MIN_PARAMVERSION (1)</w:t>
+      </w:r>
+    </w:p>
+    <w:p>
+      <w:pPr>
+        <w:pStyle w:val="Normal"/>
+        <w:ind w:left="709" w:hanging="0"/>
+        <w:rPr>
+          <w:rFonts w:ascii="Liberation Sans" w:hAnsi="Liberation Sans"/>
+          <w:b w:val="false"/>
+          <w:b w:val="false"/>
+          <w:bCs w:val="false"/>
+          <w:i w:val="false"/>
+          <w:i w:val="false"/>
+          <w:iCs w:val="false"/>
+        </w:rPr>
+      </w:pPr>
+      <w:r>
+        <w:rPr>
+          <w:rFonts w:ascii="Liberation Sans" w:hAnsi="Liberation Sans"/>
+        </w:rPr>
+      </w:r>
+    </w:p>
+    <w:p>
+      <w:pPr>
+        <w:pStyle w:val="TextBody"/>
+        <w:bidi w:val="0"/>
+        <w:ind w:hanging="0"/>
+        <w:jc w:val="left"/>
+        <w:rPr/>
+      </w:pPr>
+      <w:r>
+        <w:rPr>
+          <w:rFonts w:ascii="Liberation Sans" w:hAnsi="Liberation Sans"/>
+          <w:b w:val="false"/>
+          <w:bCs w:val="false"/>
+          <w:i w:val="false"/>
+          <w:iCs w:val="false"/>
+        </w:rPr>
+        <w:t>XTRKCAD_PARAMVERSION is the current version of the File Formats.  If the VERSION line in the .xtc or .xtr is greater then this value then file can only be opened by an updated version of X</w:t>
+      </w:r>
+      <w:r>
+        <w:rPr>
+          <w:rFonts w:ascii="Liberation Sans" w:hAnsi="Liberation Sans"/>
+          <w:b w:val="false"/>
+          <w:bCs w:val="false"/>
+          <w:i w:val="false"/>
+          <w:iCs w:val="false"/>
+        </w:rPr>
+        <w:t>T</w:t>
+      </w:r>
+      <w:r>
+        <w:rPr>
+          <w:rFonts w:ascii="Liberation Sans" w:hAnsi="Liberation Sans"/>
+          <w:b w:val="false"/>
+          <w:bCs w:val="false"/>
+          <w:i w:val="false"/>
+          <w:iCs w:val="false"/>
+        </w:rPr>
+        <w:t>rkCad.</w:t>
+      </w:r>
+    </w:p>
+    <w:p>
+      <w:pPr>
+        <w:pStyle w:val="TextBody"/>
+        <w:bidi w:val="0"/>
+        <w:ind w:hanging="0"/>
+        <w:jc w:val="left"/>
+        <w:rPr/>
+      </w:pPr>
+      <w:r>
+        <w:rPr>
+          <w:rFonts w:ascii="Liberation Sans" w:hAnsi="Liberation Sans"/>
+          <w:b w:val="false"/>
+          <w:bCs w:val="false"/>
+          <w:i w:val="false"/>
+          <w:iCs w:val="false"/>
+        </w:rPr>
+        <w:t>XTRKCAD_PARAMVERSION</w:t>
+      </w:r>
+      <w:r>
+        <w:rPr>
+          <w:rFonts w:ascii="Liberation Sans" w:hAnsi="Liberation Sans"/>
+          <w:b w:val="false"/>
+          <w:bCs w:val="false"/>
+          <w:i w:val="false"/>
+          <w:iCs w:val="false"/>
+        </w:rPr>
+        <w:t xml:space="preserve">VERSION is the </w:t>
+      </w:r>
+      <w:r>
+        <w:rPr>
+          <w:rFonts w:ascii="Liberation Sans" w:hAnsi="Liberation Sans"/>
+          <w:b w:val="false"/>
+          <w:bCs w:val="false"/>
+          <w:i w:val="false"/>
+          <w:iCs w:val="false"/>
+        </w:rPr>
+        <w:t xml:space="preserve">first </w:t>
+      </w:r>
+      <w:r>
+        <w:rPr>
+          <w:rFonts w:ascii="Liberation Sans" w:hAnsi="Liberation Sans"/>
+          <w:b w:val="false"/>
+          <w:bCs w:val="false"/>
+          <w:i w:val="false"/>
+          <w:iCs w:val="false"/>
+        </w:rPr>
+        <w:t xml:space="preserve">version </w:t>
+      </w:r>
+      <w:r>
+        <w:rPr>
+          <w:rFonts w:ascii="Liberation Sans" w:hAnsi="Liberation Sans"/>
+          <w:b w:val="false"/>
+          <w:bCs w:val="false"/>
+          <w:i w:val="false"/>
+          <w:iCs w:val="false"/>
+        </w:rPr>
+        <w:t>of XTrkCad that supports the specified File Format.  This allows us to tell the user the minimum version they need to upgrade to.</w:t>
+      </w:r>
+    </w:p>
+    <w:p>
+      <w:pPr>
+        <w:pStyle w:val="TextBody"/>
+        <w:bidi w:val="0"/>
+        <w:ind w:hanging="0"/>
+        <w:jc w:val="left"/>
+        <w:rPr/>
+      </w:pPr>
+      <w:r>
+        <w:rPr>
+          <w:rFonts w:ascii="Liberation Sans" w:hAnsi="Liberation Sans"/>
+          <w:b w:val="false"/>
+          <w:bCs w:val="false"/>
+          <w:i w:val="false"/>
+          <w:iCs w:val="false"/>
+        </w:rPr>
+        <w:t>XTRKCAD_</w:t>
+      </w:r>
+      <w:r>
+        <w:rPr>
+          <w:rFonts w:ascii="Liberation Sans" w:hAnsi="Liberation Sans"/>
+          <w:b w:val="false"/>
+          <w:bCs w:val="false"/>
+          <w:i w:val="false"/>
+          <w:iCs w:val="false"/>
+        </w:rPr>
+        <w:t>MIN_</w:t>
+      </w:r>
+      <w:r>
+        <w:rPr>
+          <w:rFonts w:ascii="Liberation Sans" w:hAnsi="Liberation Sans"/>
+          <w:b w:val="false"/>
+          <w:bCs w:val="false"/>
+          <w:i w:val="false"/>
+          <w:iCs w:val="false"/>
+        </w:rPr>
+        <w:t xml:space="preserve">PARAMVERSION </w:t>
+      </w:r>
+      <w:r>
+        <w:rPr>
+          <w:rFonts w:ascii="Liberation Sans" w:hAnsi="Liberation Sans"/>
+          <w:b w:val="false"/>
+          <w:bCs w:val="false"/>
+          <w:i w:val="false"/>
+          <w:iCs w:val="false"/>
+        </w:rPr>
+        <w:t>is the first File Format version that that we support.  Its value (1) inidicates that we support all versions.</w:t>
+      </w:r>
+    </w:p>
+    <w:p>
+      <w:pPr>
+        <w:pStyle w:val="TextBody"/>
+        <w:bidi w:val="0"/>
+        <w:ind w:hanging="0"/>
+        <w:jc w:val="left"/>
+        <w:rPr/>
+      </w:pPr>
+      <w:r>
+        <w:rPr>
+          <w:rFonts w:ascii="Liberation Sans" w:hAnsi="Liberation Sans"/>
+          <w:b w:val="false"/>
+          <w:bCs w:val="false"/>
+          <w:i w:val="false"/>
+          <w:iCs w:val="false"/>
+        </w:rPr>
+        <w:t xml:space="preserve">Incrementing </w:t>
+      </w:r>
+      <w:r>
+        <w:rPr>
+          <w:rFonts w:ascii="Liberation Sans" w:hAnsi="Liberation Sans"/>
+          <w:b w:val="false"/>
+          <w:bCs w:val="false"/>
+          <w:i w:val="false"/>
+          <w:iCs w:val="false"/>
+        </w:rPr>
+        <w:t xml:space="preserve">XTRKCAD_PARAMVERSION </w:t>
+      </w:r>
+      <w:r>
+        <w:rPr>
+          <w:rFonts w:ascii="Liberation Sans" w:hAnsi="Liberation Sans"/>
+          <w:b w:val="false"/>
+          <w:bCs w:val="false"/>
+          <w:i w:val="false"/>
+          <w:iCs w:val="false"/>
+        </w:rPr>
+        <w:t xml:space="preserve">is a major change as it requires users to upgrade  when they load a new .xtc file.  It would be required if we add an new object or make major changes to existing objects.  We have mechanisms </w:t>
+      </w:r>
+      <w:r>
+        <w:rPr>
+          <w:rFonts w:ascii="Liberation Sans" w:hAnsi="Liberation Sans"/>
+          <w:b w:val="false"/>
+          <w:bCs w:val="false"/>
+          <w:i w:val="false"/>
+          <w:iCs w:val="false"/>
+        </w:rPr>
+        <w:t xml:space="preserve">(below) </w:t>
+      </w:r>
+      <w:r>
+        <w:rPr>
+          <w:rFonts w:ascii="Liberation Sans" w:hAnsi="Liberation Sans"/>
+          <w:b w:val="false"/>
+          <w:bCs w:val="false"/>
+          <w:i w:val="false"/>
+          <w:iCs w:val="false"/>
+        </w:rPr>
+        <w:t>to avoid this.</w:t>
+      </w:r>
+    </w:p>
+    <w:p>
+      <w:pPr>
+        <w:pStyle w:val="TextBody"/>
+        <w:bidi w:val="0"/>
+        <w:ind w:hanging="0"/>
+        <w:jc w:val="left"/>
+        <w:rPr/>
+      </w:pPr>
+      <w:r>
+        <w:rPr>
+          <w:rFonts w:ascii="Liberation Sans" w:hAnsi="Liberation Sans"/>
+          <w:b w:val="false"/>
+          <w:bCs w:val="false"/>
+          <w:i w:val="false"/>
+          <w:iCs w:val="false"/>
+        </w:rPr>
+        <w:t>Parameter files (.xtp and xtrkcad.cus) do not have VERSIONs.  Version handling is handled by the remaining options.</w:t>
+      </w:r>
+    </w:p>
+    <w:p>
+      <w:pPr>
+        <w:pStyle w:val="Heading2"/>
+        <w:numPr>
+          <w:ilvl w:val="1"/>
+          <w:numId w:val="1"/>
+        </w:numPr>
+        <w:rPr/>
+      </w:pPr>
+      <w:bookmarkStart w:id="31" w:name="__RefHeading___Toc479_82747535"/>
+      <w:bookmarkEnd w:id="31"/>
+      <w:r>
+        <w:rPr/>
+        <w:t>Segment Version</w:t>
+      </w:r>
+    </w:p>
+    <w:p>
+      <w:pPr>
+        <w:pStyle w:val="TextBody"/>
+        <w:bidi w:val="0"/>
+        <w:ind w:hanging="0"/>
+        <w:jc w:val="left"/>
+        <w:rPr/>
+      </w:pPr>
+      <w:r>
+        <w:rPr>
+          <w:rFonts w:ascii="Liberation Sans" w:hAnsi="Liberation Sans"/>
+          <w:b w:val="false"/>
+          <w:bCs w:val="false"/>
+          <w:i w:val="false"/>
+          <w:iCs w:val="false"/>
+        </w:rPr>
+        <w:t xml:space="preserve">Most objects are defined by Segments such as </w:t>
+      </w:r>
+    </w:p>
+    <w:p>
+      <w:pPr>
+        <w:pStyle w:val="Normal"/>
+        <w:ind w:hanging="0"/>
+        <w:rPr/>
+      </w:pPr>
+      <w:r>
+        <w:rPr>
+          <w:rFonts w:ascii="Liberation Mono" w:hAnsi="Liberation Mono"/>
+        </w:rPr>
+        <w:tab/>
+        <w:t>M</w:t>
+      </w:r>
+      <w:r>
+        <w:rPr>
+          <w:rFonts w:ascii="Liberation Mono" w:hAnsi="Liberation Mono"/>
+        </w:rPr>
+        <w:t>1</w:t>
+      </w:r>
+      <w:r>
+        <w:rPr>
+          <w:rFonts w:ascii="Liberation Mono" w:hAnsi="Liberation Mono"/>
+        </w:rPr>
+        <w:t xml:space="preserve"> 0 0.500000 20.375000 15.500000 46.625000 20.250000</w:t>
+      </w:r>
+    </w:p>
+    <w:p>
+      <w:pPr>
+        <w:pStyle w:val="Normal"/>
+        <w:ind w:hanging="0"/>
+        <w:rPr/>
+      </w:pPr>
+      <w:r>
+        <w:rPr>
+          <w:rFonts w:ascii="Liberation Mono" w:hAnsi="Liberation Mono"/>
+        </w:rPr>
+        <w:tab/>
+        <w:t>M3 0 0.500000 20.375000 15.500000 0 46.625000 20.250000 0 1</w:t>
+      </w:r>
+    </w:p>
+    <w:p>
+      <w:pPr>
+        <w:pStyle w:val="TextBody"/>
+        <w:bidi w:val="0"/>
+        <w:ind w:hanging="0"/>
+        <w:jc w:val="left"/>
+        <w:rPr/>
+      </w:pPr>
+      <w:r>
+        <w:rPr>
+          <w:rFonts w:ascii="Liberation Sans" w:hAnsi="Liberation Sans"/>
+          <w:b w:val="false"/>
+          <w:bCs w:val="false"/>
+          <w:i w:val="false"/>
+          <w:iCs w:val="false"/>
+        </w:rPr>
+        <w:t xml:space="preserve">This defines 2 segments (type </w:t>
+      </w:r>
+      <w:r>
+        <w:rPr>
+          <w:rFonts w:ascii="Liberation Sans" w:hAnsi="Liberation Sans"/>
+          <w:b w:val="false"/>
+          <w:bCs w:val="false"/>
+          <w:i w:val="false"/>
+          <w:iCs w:val="false"/>
+        </w:rPr>
+        <w:t>M</w:t>
+      </w:r>
+      <w:r>
+        <w:rPr>
+          <w:rFonts w:ascii="Liberation Sans" w:hAnsi="Liberation Sans"/>
+          <w:b w:val="false"/>
+          <w:bCs w:val="false"/>
+          <w:i w:val="false"/>
+          <w:iCs w:val="false"/>
+        </w:rPr>
+        <w:t xml:space="preserve"> – </w:t>
+      </w:r>
+      <w:r>
+        <w:rPr>
+          <w:rFonts w:ascii="Liberation Sans" w:hAnsi="Liberation Sans"/>
+          <w:b w:val="false"/>
+          <w:bCs w:val="false"/>
+          <w:i w:val="false"/>
+          <w:iCs w:val="false"/>
+        </w:rPr>
+        <w:t>Dimension Line</w:t>
+      </w:r>
+      <w:r>
+        <w:rPr>
+          <w:rFonts w:ascii="Liberation Sans" w:hAnsi="Liberation Sans"/>
+          <w:b w:val="false"/>
+          <w:bCs w:val="false"/>
+          <w:i w:val="false"/>
+          <w:iCs w:val="false"/>
+        </w:rPr>
+        <w:t xml:space="preserve">) with two Segment Versions </w:t>
+      </w:r>
+      <w:r>
+        <w:rPr>
+          <w:rFonts w:ascii="Liberation Sans" w:hAnsi="Liberation Sans"/>
+          <w:b w:val="false"/>
+          <w:bCs w:val="false"/>
+          <w:i w:val="false"/>
+          <w:iCs w:val="false"/>
+        </w:rPr>
+        <w:t>(1</w:t>
+      </w:r>
+      <w:r>
+        <w:rPr>
+          <w:rFonts w:ascii="Liberation Sans" w:hAnsi="Liberation Sans"/>
+          <w:b w:val="false"/>
+          <w:bCs w:val="false"/>
+          <w:i w:val="false"/>
+          <w:iCs w:val="false"/>
+        </w:rPr>
+        <w:t xml:space="preserve"> and </w:t>
+      </w:r>
+      <w:r>
+        <w:rPr>
+          <w:rFonts w:ascii="Liberation Sans" w:hAnsi="Liberation Sans"/>
+          <w:b w:val="false"/>
+          <w:bCs w:val="false"/>
+          <w:i w:val="false"/>
+          <w:iCs w:val="false"/>
+        </w:rPr>
+        <w:t>3</w:t>
+      </w:r>
+      <w:r>
+        <w:rPr>
+          <w:rFonts w:ascii="Liberation Sans" w:hAnsi="Liberation Sans"/>
+          <w:b w:val="false"/>
+          <w:bCs w:val="false"/>
+          <w:i w:val="false"/>
+          <w:iCs w:val="false"/>
+        </w:rPr>
+        <w:t xml:space="preserve">). </w:t>
+      </w:r>
+      <w:r>
+        <w:rPr>
+          <w:rFonts w:ascii="Liberation Sans" w:hAnsi="Liberation Sans"/>
+          <w:b w:val="false"/>
+          <w:bCs w:val="false"/>
+          <w:i w:val="false"/>
+          <w:iCs w:val="false"/>
+        </w:rPr>
+        <w:t xml:space="preserve">The difference is the first segment is missing elevation values (0) following the </w:t>
+      </w:r>
+      <w:r>
+        <w:rPr>
+          <w:rFonts w:ascii="Liberation Sans" w:hAnsi="Liberation Sans"/>
+          <w:b w:val="false"/>
+          <w:bCs w:val="false"/>
+          <w:i w:val="false"/>
+          <w:iCs w:val="false"/>
+        </w:rPr>
+        <w:t>Co-ordinates and the flag in the last position.</w:t>
+      </w:r>
+    </w:p>
+    <w:p>
+      <w:pPr>
+        <w:pStyle w:val="TextBody"/>
+        <w:bidi w:val="0"/>
+        <w:ind w:hanging="0"/>
+        <w:jc w:val="left"/>
+        <w:rPr/>
+      </w:pPr>
+      <w:r>
+        <w:rPr>
+          <w:rFonts w:ascii="Liberation Sans" w:hAnsi="Liberation Sans"/>
+          <w:b w:val="false"/>
+          <w:bCs w:val="false"/>
+          <w:i w:val="false"/>
+          <w:iCs w:val="false"/>
+        </w:rPr>
+        <w:t>ReadSeg</w:t>
+      </w:r>
+      <w:r>
+        <w:rPr>
+          <w:rFonts w:ascii="Liberation Sans" w:hAnsi="Liberation Sans"/>
+          <w:b w:val="false"/>
+          <w:bCs w:val="false"/>
+          <w:i w:val="false"/>
+          <w:iCs w:val="false"/>
+        </w:rPr>
+        <w:t>s</w:t>
+      </w:r>
+      <w:r>
+        <w:rPr>
+          <w:rFonts w:ascii="Liberation Sans" w:hAnsi="Liberation Sans"/>
+          <w:b w:val="false"/>
+          <w:bCs w:val="false"/>
+          <w:i w:val="false"/>
+          <w:iCs w:val="false"/>
+        </w:rPr>
+        <w:t xml:space="preserve">() will read </w:t>
+      </w:r>
+      <w:r>
+        <w:rPr>
+          <w:rFonts w:ascii="Liberation Sans" w:hAnsi="Liberation Sans"/>
+          <w:b w:val="false"/>
+          <w:bCs w:val="false"/>
+          <w:i w:val="false"/>
+          <w:iCs w:val="false"/>
+        </w:rPr>
+        <w:t>6</w:t>
+      </w:r>
+      <w:r>
+        <w:rPr>
+          <w:rFonts w:ascii="Liberation Sans" w:hAnsi="Liberation Sans"/>
+          <w:b w:val="false"/>
+          <w:bCs w:val="false"/>
+          <w:i w:val="false"/>
+          <w:iCs w:val="false"/>
+        </w:rPr>
+        <w:t xml:space="preserve"> or 9 </w:t>
+      </w:r>
+      <w:r>
+        <w:rPr>
+          <w:rFonts w:ascii="Liberation Sans" w:hAnsi="Liberation Sans"/>
+          <w:b w:val="false"/>
+          <w:bCs w:val="false"/>
+          <w:i w:val="false"/>
+          <w:iCs w:val="false"/>
+        </w:rPr>
+        <w:t xml:space="preserve">values based on the Segment Version.  For version </w:t>
+      </w:r>
+      <w:r>
+        <w:rPr>
+          <w:rFonts w:ascii="Liberation Sans" w:hAnsi="Liberation Sans"/>
+          <w:b w:val="false"/>
+          <w:bCs w:val="false"/>
+          <w:i w:val="false"/>
+          <w:iCs w:val="false"/>
+        </w:rPr>
+        <w:t>1</w:t>
+      </w:r>
+      <w:r>
+        <w:rPr>
+          <w:rFonts w:ascii="Liberation Sans" w:hAnsi="Liberation Sans"/>
+          <w:b w:val="false"/>
+          <w:bCs w:val="false"/>
+          <w:i w:val="false"/>
+          <w:iCs w:val="false"/>
+        </w:rPr>
+        <w:t xml:space="preserve">, default values will be used for the </w:t>
+      </w:r>
+      <w:r>
+        <w:rPr>
+          <w:rFonts w:ascii="Liberation Sans" w:hAnsi="Liberation Sans"/>
+          <w:b w:val="false"/>
+          <w:bCs w:val="false"/>
+          <w:i w:val="false"/>
+          <w:iCs w:val="false"/>
+        </w:rPr>
+        <w:t xml:space="preserve">elevations </w:t>
+      </w:r>
+      <w:r>
+        <w:rPr>
+          <w:rFonts w:ascii="Liberation Sans" w:hAnsi="Liberation Sans"/>
+          <w:b w:val="false"/>
+          <w:bCs w:val="false"/>
+          <w:i w:val="false"/>
+          <w:iCs w:val="false"/>
+        </w:rPr>
+        <w:t>and flag.</w:t>
+      </w:r>
+    </w:p>
+    <w:p>
+      <w:pPr>
+        <w:pStyle w:val="TextBody"/>
+        <w:bidi w:val="0"/>
+        <w:ind w:hanging="0"/>
+        <w:jc w:val="left"/>
+        <w:rPr/>
+      </w:pPr>
+      <w:r>
+        <w:rPr>
+          <w:rFonts w:ascii="Liberation Sans" w:hAnsi="Liberation Sans"/>
+          <w:b w:val="false"/>
+          <w:bCs w:val="false"/>
+          <w:i w:val="false"/>
+          <w:iCs w:val="false"/>
+        </w:rPr>
+        <w:t xml:space="preserve">The code to process this looks like </w:t>
+      </w:r>
+      <w:r>
+        <w:rPr>
+          <w:rFonts w:ascii="Liberation Sans" w:hAnsi="Liberation Sans"/>
+          <w:b w:val="false"/>
+          <w:bCs w:val="false"/>
+          <w:i w:val="false"/>
+          <w:iCs w:val="false"/>
+        </w:rPr>
+        <w:t>(hasElev is a flag which is true if the Segment Version is &gt;= 3)</w:t>
+      </w:r>
+    </w:p>
+    <w:p>
+      <w:pPr>
+        <w:pStyle w:val="Normal"/>
+        <w:ind w:hanging="0"/>
+        <w:rPr/>
+      </w:pPr>
+      <w:r>
+        <w:rPr>
+          <w:rFonts w:ascii="Liberation Mono" w:hAnsi="Liberation Mono"/>
+        </w:rPr>
+        <w:tab/>
+      </w:r>
+      <w:r>
+        <w:rPr>
+          <w:rFonts w:ascii="Liberation Mono" w:hAnsi="Liberation Mono"/>
+        </w:rPr>
+        <w:t>if ( !GetArgs( cp, hasElev?"lwpfpfl":"lwpYpYZ",</w:t>
+      </w:r>
+    </w:p>
+    <w:p>
+      <w:pPr>
+        <w:pStyle w:val="Normal"/>
+        <w:ind w:hanging="0"/>
+        <w:rPr>
+          <w:rFonts w:ascii="Liberation Mono" w:hAnsi="Liberation Mono"/>
+        </w:rPr>
+      </w:pPr>
+      <w:r>
+        <w:rPr>
+          <w:rFonts w:ascii="Liberation Mono" w:hAnsi="Liberation Mono"/>
+        </w:rPr>
+        <w:tab/>
+        <w:tab/>
+        <w:tab/>
+        <w:t xml:space="preserve">&amp;rgb, &amp;s-&gt;lineWidth, </w:t>
+      </w:r>
+    </w:p>
+    <w:p>
+      <w:pPr>
+        <w:pStyle w:val="Normal"/>
+        <w:ind w:hanging="0"/>
+        <w:rPr>
+          <w:rFonts w:ascii="Liberation Mono" w:hAnsi="Liberation Mono"/>
+        </w:rPr>
+      </w:pPr>
+      <w:r>
+        <w:rPr>
+          <w:rFonts w:ascii="Liberation Mono" w:hAnsi="Liberation Mono"/>
+        </w:rPr>
+        <w:tab/>
+        <w:tab/>
+        <w:tab/>
+        <w:t>&amp;s-&gt;u.l.pos[0], &amp;elev0,</w:t>
+      </w:r>
+    </w:p>
+    <w:p>
+      <w:pPr>
+        <w:pStyle w:val="Normal"/>
+        <w:ind w:hanging="0"/>
+        <w:rPr>
+          <w:rFonts w:ascii="Liberation Mono" w:hAnsi="Liberation Mono"/>
+        </w:rPr>
+      </w:pPr>
+      <w:r>
+        <w:rPr>
+          <w:rFonts w:ascii="Liberation Mono" w:hAnsi="Liberation Mono"/>
+        </w:rPr>
+        <w:tab/>
+        <w:tab/>
+        <w:tab/>
+        <w:t>&amp;s-&gt;u.l.pos[1], &amp;elev1, &amp;option ) ) {</w:t>
+      </w:r>
+    </w:p>
+    <w:p>
+      <w:pPr>
+        <w:pStyle w:val="TextBody"/>
+        <w:bidi w:val="0"/>
+        <w:ind w:hanging="0"/>
+        <w:jc w:val="left"/>
+        <w:rPr/>
+      </w:pPr>
+      <w:r>
+        <w:rPr>
+          <w:rFonts w:ascii="Liberation Sans" w:hAnsi="Liberation Sans"/>
+          <w:b w:val="false"/>
+          <w:bCs w:val="false"/>
+          <w:i w:val="false"/>
+          <w:iCs w:val="false"/>
+        </w:rPr>
+        <w:t>The ‘</w:t>
+      </w:r>
+      <w:r>
+        <w:rPr>
+          <w:rFonts w:ascii="Liberation Sans" w:hAnsi="Liberation Sans"/>
+          <w:b/>
+          <w:bCs/>
+          <w:i w:val="false"/>
+          <w:iCs w:val="false"/>
+        </w:rPr>
+        <w:t>Y</w:t>
+      </w:r>
+      <w:r>
+        <w:rPr>
+          <w:rFonts w:ascii="Liberation Sans" w:hAnsi="Liberation Sans"/>
+          <w:b w:val="false"/>
+          <w:bCs w:val="false"/>
+          <w:i w:val="false"/>
+          <w:iCs w:val="false"/>
+        </w:rPr>
+        <w:t>’ and ‘</w:t>
+      </w:r>
+      <w:r>
+        <w:rPr>
+          <w:rFonts w:ascii="Liberation Sans" w:hAnsi="Liberation Sans"/>
+          <w:b/>
+          <w:bCs/>
+          <w:i w:val="false"/>
+          <w:iCs w:val="false"/>
+        </w:rPr>
+        <w:t>Z</w:t>
+      </w:r>
+      <w:r>
+        <w:rPr>
+          <w:rFonts w:ascii="Liberation Sans" w:hAnsi="Liberation Sans"/>
+          <w:b w:val="false"/>
+          <w:bCs w:val="false"/>
+          <w:i w:val="false"/>
+          <w:iCs w:val="false"/>
+        </w:rPr>
+        <w:t>’ (and ‘</w:t>
+      </w:r>
+      <w:r>
+        <w:rPr>
+          <w:rFonts w:ascii="Liberation Sans" w:hAnsi="Liberation Sans"/>
+          <w:b/>
+          <w:bCs/>
+          <w:i w:val="false"/>
+          <w:iCs w:val="false"/>
+        </w:rPr>
+        <w:t>X</w:t>
+      </w:r>
+      <w:r>
+        <w:rPr>
+          <w:rFonts w:ascii="Liberation Sans" w:hAnsi="Liberation Sans"/>
+          <w:b w:val="false"/>
+          <w:bCs w:val="false"/>
+          <w:i w:val="false"/>
+          <w:iCs w:val="false"/>
+        </w:rPr>
+        <w:t xml:space="preserve">’) </w:t>
+      </w:r>
+      <w:r>
+        <w:rPr>
+          <w:rFonts w:ascii="Liberation Sans" w:hAnsi="Liberation Sans"/>
+          <w:b w:val="false"/>
+          <w:bCs w:val="false"/>
+          <w:i w:val="false"/>
+          <w:iCs w:val="false"/>
+        </w:rPr>
+        <w:t xml:space="preserve">format codes </w:t>
+      </w:r>
+      <w:r>
+        <w:rPr>
+          <w:rFonts w:ascii="Liberation Sans" w:hAnsi="Liberation Sans"/>
+          <w:b w:val="false"/>
+          <w:bCs w:val="false"/>
+          <w:i w:val="false"/>
+          <w:iCs w:val="false"/>
+        </w:rPr>
+        <w:t xml:space="preserve">specify that no value is read from the </w:t>
+      </w:r>
+      <w:r>
+        <w:rPr>
+          <w:rFonts w:ascii="Liberation Sans" w:hAnsi="Liberation Sans"/>
+          <w:b w:val="false"/>
+          <w:bCs w:val="false"/>
+          <w:i w:val="false"/>
+          <w:iCs w:val="false"/>
+        </w:rPr>
+        <w:t xml:space="preserve">input </w:t>
+      </w:r>
+      <w:r>
+        <w:rPr>
+          <w:rFonts w:ascii="Liberation Sans" w:hAnsi="Liberation Sans"/>
+          <w:b w:val="false"/>
+          <w:bCs w:val="false"/>
+          <w:i w:val="false"/>
+          <w:iCs w:val="false"/>
+        </w:rPr>
+        <w:t>string, but the corresponding arguments are set to 0.  (See GetArgs() definition in fileio.</w:t>
+      </w:r>
+      <w:r>
+        <w:rPr>
+          <w:rFonts w:ascii="Liberation Sans" w:hAnsi="Liberation Sans"/>
+          <w:b w:val="false"/>
+          <w:bCs w:val="false"/>
+          <w:i w:val="false"/>
+          <w:iCs w:val="false"/>
+        </w:rPr>
+        <w:t>c</w:t>
+      </w:r>
+      <w:r>
+        <w:rPr>
+          <w:rFonts w:ascii="Liberation Sans" w:hAnsi="Liberation Sans"/>
+          <w:b w:val="false"/>
+          <w:bCs w:val="false"/>
+          <w:i w:val="false"/>
+          <w:iCs w:val="false"/>
+        </w:rPr>
+        <w:t>)</w:t>
+      </w:r>
+    </w:p>
+    <w:p>
+      <w:pPr>
+        <w:pStyle w:val="TextBody"/>
+        <w:bidi w:val="0"/>
+        <w:ind w:hanging="0"/>
+        <w:jc w:val="left"/>
+        <w:rPr/>
+      </w:pPr>
+      <w:r>
+        <w:rPr>
+          <w:rFonts w:ascii="Liberation Sans" w:hAnsi="Liberation Sans"/>
+          <w:b w:val="false"/>
+          <w:bCs w:val="false"/>
+          <w:i w:val="false"/>
+          <w:iCs w:val="false"/>
+        </w:rPr>
+        <w:t>If an old version of X</w:t>
+      </w:r>
+      <w:r>
+        <w:rPr>
+          <w:rFonts w:ascii="Liberation Sans" w:hAnsi="Liberation Sans"/>
+          <w:b w:val="false"/>
+          <w:bCs w:val="false"/>
+          <w:i w:val="false"/>
+          <w:iCs w:val="false"/>
+        </w:rPr>
+        <w:t>T</w:t>
+      </w:r>
+      <w:r>
+        <w:rPr>
+          <w:rFonts w:ascii="Liberation Sans" w:hAnsi="Liberation Sans"/>
+          <w:b w:val="false"/>
+          <w:bCs w:val="false"/>
+          <w:i w:val="false"/>
+          <w:iCs w:val="false"/>
+        </w:rPr>
+        <w:t>rkCad reads a new file with segment version it doesn’t understand an Input</w:t>
+      </w:r>
+      <w:r>
+        <w:rPr>
+          <w:rFonts w:ascii="Liberation Sans" w:hAnsi="Liberation Sans"/>
+          <w:b w:val="false"/>
+          <w:bCs w:val="false"/>
+          <w:i w:val="false"/>
+          <w:iCs w:val="false"/>
+        </w:rPr>
+        <w:t>Error</w:t>
+      </w:r>
+      <w:r>
+        <w:rPr>
+          <w:rFonts w:ascii="Liberation Sans" w:hAnsi="Liberation Sans"/>
+          <w:b w:val="false"/>
+          <w:bCs w:val="false"/>
+          <w:i w:val="false"/>
+          <w:iCs w:val="false"/>
+        </w:rPr>
+        <w:t xml:space="preserve"> will be ra</w:t>
+      </w:r>
+      <w:r>
+        <w:rPr>
+          <w:rFonts w:ascii="Liberation Sans" w:hAnsi="Liberation Sans"/>
+          <w:b w:val="false"/>
+          <w:bCs w:val="false"/>
+          <w:i w:val="false"/>
+          <w:iCs w:val="false"/>
+        </w:rPr>
+        <w:t>is</w:t>
+      </w:r>
+      <w:r>
+        <w:rPr>
+          <w:rFonts w:ascii="Liberation Sans" w:hAnsi="Liberation Sans"/>
+          <w:b w:val="false"/>
+          <w:bCs w:val="false"/>
+          <w:i w:val="false"/>
+          <w:iCs w:val="false"/>
+        </w:rPr>
+        <w:t xml:space="preserve">ed </w:t>
+      </w:r>
+      <w:r>
+        <w:rPr>
+          <w:rFonts w:ascii="Liberation Sans" w:hAnsi="Liberation Sans"/>
+          <w:b w:val="false"/>
+          <w:bCs w:val="false"/>
+          <w:i w:val="false"/>
+          <w:iCs w:val="false"/>
+        </w:rPr>
+        <w:t>and the segment is ignored.  If the segment is part of a TURNOUT definition and is followed by any track segments then Path processing will fail.</w:t>
+      </w:r>
+    </w:p>
+    <w:p>
+      <w:pPr>
+        <w:pStyle w:val="TextBody"/>
+        <w:bidi w:val="0"/>
+        <w:ind w:hanging="0"/>
+        <w:jc w:val="left"/>
+        <w:rPr/>
+      </w:pPr>
+      <w:r>
+        <w:rPr>
+          <w:rFonts w:ascii="Liberation Sans" w:hAnsi="Liberation Sans"/>
+          <w:b w:val="false"/>
+          <w:bCs w:val="false"/>
+          <w:i w:val="false"/>
+          <w:iCs w:val="false"/>
+        </w:rPr>
+        <w:t>Note: ReadSegs() checks that the Segment Version is not greate</w:t>
+      </w:r>
+      <w:r>
+        <w:rPr>
+          <w:rFonts w:ascii="Liberation Sans" w:hAnsi="Liberation Sans"/>
+          <w:b w:val="false"/>
+          <w:bCs w:val="false"/>
+          <w:i w:val="false"/>
+          <w:iCs w:val="false"/>
+        </w:rPr>
+        <w:t>r</w:t>
+      </w:r>
+      <w:r>
+        <w:rPr>
+          <w:rFonts w:ascii="Liberation Sans" w:hAnsi="Liberation Sans"/>
+          <w:b w:val="false"/>
+          <w:bCs w:val="false"/>
+          <w:i w:val="false"/>
+          <w:iCs w:val="false"/>
+        </w:rPr>
+        <w:t xml:space="preserve"> than the known versions.</w:t>
+      </w:r>
+    </w:p>
+    <w:p>
+      <w:pPr>
+        <w:pStyle w:val="Heading2"/>
+        <w:numPr>
+          <w:ilvl w:val="1"/>
+          <w:numId w:val="1"/>
+        </w:numPr>
+        <w:rPr/>
+      </w:pPr>
+      <w:bookmarkStart w:id="32" w:name="__RefHeading___Toc481_82747535"/>
+      <w:bookmarkEnd w:id="32"/>
+      <w:r>
+        <w:rPr/>
+        <w:t>Extensible Segment Format</w:t>
+      </w:r>
+    </w:p>
+    <w:p>
+      <w:pPr>
+        <w:pStyle w:val="TextBody"/>
+        <w:bidi w:val="0"/>
+        <w:ind w:hanging="0"/>
+        <w:jc w:val="left"/>
+        <w:rPr/>
+      </w:pPr>
+      <w:r>
+        <w:rPr>
+          <w:rFonts w:ascii="Liberation Sans" w:hAnsi="Liberation Sans"/>
+          <w:b w:val="false"/>
+          <w:bCs w:val="false"/>
+          <w:i w:val="false"/>
+          <w:iCs w:val="false"/>
+        </w:rPr>
+        <w:t xml:space="preserve">Most changes to segment definitions are the addtion of values.  We can use the </w:t>
+      </w:r>
+      <w:r>
+        <w:rPr>
+          <w:rFonts w:ascii="Liberation Sans" w:hAnsi="Liberation Sans"/>
+          <w:b/>
+          <w:bCs/>
+          <w:i w:val="false"/>
+          <w:iCs w:val="false"/>
+        </w:rPr>
+        <w:t>c</w:t>
+      </w:r>
+      <w:r>
+        <w:rPr>
+          <w:rFonts w:ascii="Liberation Sans" w:hAnsi="Liberation Sans"/>
+          <w:b w:val="false"/>
+          <w:bCs w:val="false"/>
+          <w:i w:val="false"/>
+          <w:iCs w:val="false"/>
+        </w:rPr>
+        <w:t xml:space="preserve"> format code to handle this.</w:t>
+      </w:r>
+    </w:p>
+    <w:p>
+      <w:pPr>
+        <w:pStyle w:val="TextBody"/>
+        <w:bidi w:val="0"/>
+        <w:ind w:hanging="0"/>
+        <w:jc w:val="left"/>
+        <w:rPr/>
+      </w:pPr>
+      <w:r>
+        <w:rPr>
+          <w:rFonts w:ascii="Liberation Sans" w:hAnsi="Liberation Sans"/>
+          <w:b w:val="false"/>
+          <w:bCs w:val="false"/>
+          <w:i w:val="false"/>
+          <w:iCs w:val="false"/>
+        </w:rPr>
+        <w:t>C</w:t>
+      </w:r>
+      <w:r>
+        <w:rPr>
+          <w:rFonts w:ascii="Liberation Sans" w:hAnsi="Liberation Sans"/>
+          <w:b w:val="false"/>
+          <w:bCs w:val="false"/>
+          <w:i w:val="false"/>
+          <w:iCs w:val="false"/>
+        </w:rPr>
+        <w:t xml:space="preserve">onsider </w:t>
+      </w:r>
+      <w:r>
+        <w:rPr>
+          <w:rFonts w:ascii="Liberation Sans" w:hAnsi="Liberation Sans"/>
+          <w:b w:val="false"/>
+          <w:bCs w:val="false"/>
+          <w:i w:val="false"/>
+          <w:iCs w:val="false"/>
+        </w:rPr>
+        <w:t>ReadSegs() for SEG_FILCRCL;</w:t>
+      </w:r>
+    </w:p>
+    <w:p>
+      <w:pPr>
+        <w:pStyle w:val="Normal"/>
+        <w:rPr/>
+      </w:pPr>
+      <w:r>
+        <w:rPr>
+          <w:rFonts w:ascii="Liberation Mono" w:hAnsi="Liberation Mono"/>
+        </w:rPr>
+        <w:tab/>
+        <w:t>if (!GetArgs(cp, hasElev ? "lwfpf</w:t>
+      </w:r>
+      <w:r>
+        <w:rPr>
+          <w:rFonts w:ascii="Liberation Mono" w:hAnsi="Liberation Mono"/>
+          <w:b/>
+          <w:bCs/>
+        </w:rPr>
+        <w:t>c</w:t>
+      </w:r>
+      <w:r>
+        <w:rPr>
+          <w:rFonts w:ascii="Liberation Mono" w:hAnsi="Liberation Mono"/>
+        </w:rPr>
+        <w:t>" : "lwfpY</w:t>
+      </w:r>
+      <w:r>
+        <w:rPr>
+          <w:rFonts w:ascii="Liberation Mono" w:hAnsi="Liberation Mono"/>
+          <w:b/>
+          <w:bCs/>
+        </w:rPr>
+        <w:t>c</w:t>
+      </w:r>
+      <w:r>
+        <w:rPr>
+          <w:rFonts w:ascii="Liberation Mono" w:hAnsi="Liberation Mono"/>
+        </w:rPr>
+        <w:t>",</w:t>
+      </w:r>
+    </w:p>
+    <w:p>
+      <w:pPr>
+        <w:pStyle w:val="Normal"/>
+        <w:rPr/>
+      </w:pPr>
+      <w:r>
+        <w:rPr>
+          <w:rFonts w:ascii="Liberation Mono" w:hAnsi="Liberation Mono"/>
+        </w:rPr>
+        <w:tab/>
+        <w:tab/>
+        <w:t>...</w:t>
+      </w:r>
+    </w:p>
+    <w:p>
+      <w:pPr>
+        <w:pStyle w:val="Normal"/>
+        <w:rPr>
+          <w:rFonts w:ascii="Liberation Mono" w:hAnsi="Liberation Mono"/>
+        </w:rPr>
+      </w:pPr>
+      <w:r>
+        <w:rPr>
+          <w:rFonts w:ascii="Liberation Mono" w:hAnsi="Liberation Mono"/>
+        </w:rPr>
+        <w:tab/>
+        <w:tab/>
+        <w:tab/>
+        <w:t xml:space="preserve">&amp;cp)) { rc = FALSE; </w:t>
+      </w:r>
+      <w:r>
+        <w:rPr>
+          <w:rFonts w:ascii="Liberation Mono" w:hAnsi="Liberation Mono"/>
+        </w:rPr>
+        <w:t>break;</w:t>
+      </w:r>
+      <w:r>
+        <w:rPr>
+          <w:rFonts w:ascii="Liberation Mono" w:hAnsi="Liberation Mono"/>
+        </w:rPr>
+        <w:t>}</w:t>
+      </w:r>
+    </w:p>
+    <w:p>
+      <w:pPr>
+        <w:pStyle w:val="Normal"/>
+        <w:rPr>
+          <w:rFonts w:ascii="Liberation Mono" w:hAnsi="Liberation Mono"/>
+        </w:rPr>
+      </w:pPr>
+      <w:r>
+        <w:rPr>
+          <w:rFonts w:ascii="Liberation Mono" w:hAnsi="Liberation Mono"/>
+        </w:rPr>
+        <w:tab/>
+        <w:t>if (cp) {</w:t>
+      </w:r>
+    </w:p>
+    <w:p>
+      <w:pPr>
+        <w:pStyle w:val="Normal"/>
+        <w:rPr>
+          <w:rFonts w:ascii="Liberation Mono" w:hAnsi="Liberation Mono"/>
+        </w:rPr>
+      </w:pPr>
+      <w:r>
+        <w:rPr>
+          <w:rFonts w:ascii="Liberation Mono" w:hAnsi="Liberation Mono"/>
+        </w:rPr>
+        <w:tab/>
+        <w:tab/>
+        <w:t xml:space="preserve">if (!GetArgs(cp, "ffd", </w:t>
+      </w:r>
+    </w:p>
+    <w:p>
+      <w:pPr>
+        <w:pStyle w:val="Normal"/>
+        <w:rPr>
+          <w:rFonts w:ascii="Liberation Mono" w:hAnsi="Liberation Mono"/>
+        </w:rPr>
+      </w:pPr>
+      <w:r>
+        <w:rPr>
+          <w:rFonts w:ascii="Liberation Mono" w:hAnsi="Liberation Mono"/>
+        </w:rPr>
+        <w:tab/>
+        <w:tab/>
+        <w:tab/>
+        <w:t xml:space="preserve">... </w:t>
+      </w:r>
+      <w:r>
+        <w:rPr>
+          <w:rFonts w:ascii="Liberation Mono" w:hAnsi="Liberation Mono"/>
+        </w:rPr>
+        <w:t xml:space="preserve">) { </w:t>
+      </w:r>
+      <w:r>
+        <w:rPr>
+          <w:rFonts w:ascii="Liberation Mono" w:hAnsi="Liberation Mono"/>
+        </w:rPr>
+        <w:t xml:space="preserve">rc = FALSE;break; </w:t>
+      </w:r>
+      <w:r>
+        <w:rPr>
+          <w:rFonts w:ascii="Liberation Mono" w:hAnsi="Liberation Mono"/>
+        </w:rPr>
+        <w:t>}</w:t>
+      </w:r>
+    </w:p>
+    <w:p>
+      <w:pPr>
+        <w:pStyle w:val="Normal"/>
+        <w:rPr/>
+      </w:pPr>
+      <w:r>
+        <w:rPr>
+          <w:rFonts w:ascii="Liberation Mono" w:hAnsi="Liberation Mono"/>
+        </w:rPr>
+        <w:tab/>
+        <w:t>}</w:t>
+      </w:r>
+    </w:p>
+    <w:p>
+      <w:pPr>
+        <w:pStyle w:val="TextBody"/>
+        <w:bidi w:val="0"/>
+        <w:ind w:hanging="0"/>
+        <w:jc w:val="left"/>
+        <w:rPr/>
+      </w:pPr>
+      <w:r>
+        <w:rPr>
+          <w:rFonts w:ascii="Liberation Sans" w:hAnsi="Liberation Sans"/>
+          <w:b w:val="false"/>
+          <w:bCs w:val="false"/>
+          <w:i w:val="false"/>
+          <w:iCs w:val="false"/>
+        </w:rPr>
+        <w:t xml:space="preserve">The </w:t>
+      </w:r>
+      <w:r>
+        <w:rPr>
+          <w:rFonts w:ascii="Liberation Sans" w:hAnsi="Liberation Sans"/>
+          <w:b/>
+          <w:bCs/>
+          <w:i w:val="false"/>
+          <w:iCs w:val="false"/>
+        </w:rPr>
+        <w:t>c</w:t>
+      </w:r>
+      <w:r>
+        <w:rPr>
+          <w:rFonts w:ascii="Liberation Sans" w:hAnsi="Liberation Sans"/>
+          <w:b w:val="false"/>
+          <w:bCs w:val="false"/>
+          <w:i w:val="false"/>
+          <w:iCs w:val="false"/>
+        </w:rPr>
+        <w:t xml:space="preserve"> format code places the address of any remaining text (if any) in the corresponding argument </w:t>
+      </w:r>
+      <w:r>
+        <w:rPr>
+          <w:rFonts w:ascii="Liberation Sans" w:hAnsi="Liberation Sans"/>
+          <w:b/>
+          <w:bCs/>
+          <w:i w:val="false"/>
+          <w:iCs w:val="false"/>
+        </w:rPr>
+        <w:t>cp</w:t>
+      </w:r>
+      <w:r>
+        <w:rPr>
+          <w:rFonts w:ascii="Liberation Sans" w:hAnsi="Liberation Sans"/>
+          <w:b w:val="false"/>
+          <w:bCs w:val="false"/>
+          <w:i w:val="false"/>
+          <w:iCs w:val="false"/>
+        </w:rPr>
+        <w:t xml:space="preserve"> or NULL if there is none.  If </w:t>
+      </w:r>
+      <w:r>
+        <w:rPr>
+          <w:rFonts w:ascii="Liberation Sans" w:hAnsi="Liberation Sans"/>
+          <w:b/>
+          <w:bCs/>
+          <w:i w:val="false"/>
+          <w:iCs w:val="false"/>
+        </w:rPr>
+        <w:t xml:space="preserve">cp </w:t>
+      </w:r>
+      <w:r>
+        <w:rPr>
+          <w:rFonts w:ascii="Liberation Sans" w:hAnsi="Liberation Sans"/>
+          <w:b w:val="false"/>
+          <w:bCs w:val="false"/>
+          <w:i w:val="false"/>
+          <w:iCs w:val="false"/>
+        </w:rPr>
+        <w:t xml:space="preserve">is not NULL then there is more to read, otherwise  </w:t>
+      </w:r>
+      <w:r>
+        <w:rPr>
+          <w:rFonts w:ascii="Liberation Sans" w:hAnsi="Liberation Sans"/>
+          <w:b w:val="false"/>
+          <w:bCs w:val="false"/>
+          <w:i w:val="false"/>
+          <w:iCs w:val="false"/>
+        </w:rPr>
+        <w:t xml:space="preserve">we’re reading an old file. </w:t>
+      </w:r>
+    </w:p>
+    <w:p>
+      <w:pPr>
+        <w:pStyle w:val="TextBody"/>
+        <w:bidi w:val="0"/>
+        <w:ind w:hanging="0"/>
+        <w:jc w:val="left"/>
+        <w:rPr/>
+      </w:pPr>
+      <w:r>
+        <w:rPr>
+          <w:rFonts w:ascii="Liberation Sans" w:hAnsi="Liberation Sans"/>
+          <w:b w:val="false"/>
+          <w:bCs w:val="false"/>
+          <w:i w:val="false"/>
+          <w:iCs w:val="false"/>
+        </w:rPr>
+        <w:t xml:space="preserve">This may require the definition argurments to be specified in an unnatural order.  </w:t>
+      </w:r>
+      <w:r>
+        <w:rPr>
+          <w:rFonts w:ascii="Liberation Sans" w:hAnsi="Liberation Sans"/>
+          <w:b w:val="false"/>
+          <w:bCs w:val="false"/>
+          <w:i w:val="false"/>
+          <w:iCs w:val="false"/>
+        </w:rPr>
+        <w:t>In this example radius1 is in position 3 and radius2 is in position 6.  This is localized to ReadSegs/WriteSegs.</w:t>
+      </w:r>
+    </w:p>
+    <w:p>
+      <w:pPr>
+        <w:pStyle w:val="TextBody"/>
+        <w:bidi w:val="0"/>
+        <w:spacing w:before="0" w:after="140"/>
+        <w:ind w:hanging="0"/>
+        <w:jc w:val="left"/>
+        <w:rPr/>
+      </w:pPr>
+      <w:r>
+        <w:rPr>
+          <w:rFonts w:ascii="Liberation Sans" w:hAnsi="Liberation Sans"/>
+          <w:b w:val="false"/>
+          <w:bCs w:val="false"/>
+          <w:i w:val="false"/>
+          <w:iCs w:val="false"/>
+        </w:rPr>
+        <w:t xml:space="preserve">The old code will ignore the extra parameters in the new file </w:t>
+      </w:r>
+      <w:r>
+        <w:rPr>
+          <w:rFonts w:ascii="Liberation Sans" w:hAnsi="Liberation Sans"/>
+          <w:b w:val="false"/>
+          <w:bCs w:val="false"/>
+          <w:i w:val="false"/>
+          <w:iCs w:val="false"/>
+        </w:rPr>
+        <w:t>allowing for backwards and forwards compatibility.</w:t>
       </w:r>
     </w:p>
     <w:sectPr>
@@ -3780,8 +5312,9 @@
   <w:abstractNum w:abstractNumId="2">
     <w:lvl w:ilvl="0">
       <w:start w:val="1"/>
-      <w:numFmt w:val="decimal"/>
-      <w:lvlText w:val="%1"/>
+      <w:numFmt w:val="none"/>
+      <w:suff w:val="nothing"/>
+      <w:lvlText w:val=""/>
       <w:lvlJc w:val="left"/>
       <w:pPr>
         <w:ind w:left="0" w:hanging="0"/>
@@ -3960,6 +5493,97 @@
     </w:lvl>
   </w:abstractNum>
   <w:abstractNum w:abstractNumId="4">
+    <w:lvl w:ilvl="0">
+      <w:start w:val="1"/>
+      <w:numFmt w:val="decimal"/>
+      <w:lvlText w:val="%1"/>
+      <w:lvlJc w:val="left"/>
+      <w:pPr>
+        <w:ind w:left="0" w:hanging="0"/>
+      </w:pPr>
+    </w:lvl>
+    <w:lvl w:ilvl="1">
+      <w:start w:val="1"/>
+      <w:numFmt w:val="none"/>
+      <w:suff w:val="nothing"/>
+      <w:lvlText w:val=""/>
+      <w:lvlJc w:val="left"/>
+      <w:pPr>
+        <w:ind w:left="0" w:hanging="0"/>
+      </w:pPr>
+    </w:lvl>
+    <w:lvl w:ilvl="2">
+      <w:start w:val="1"/>
+      <w:numFmt w:val="none"/>
+      <w:suff w:val="nothing"/>
+      <w:lvlText w:val=""/>
+      <w:lvlJc w:val="left"/>
+      <w:pPr>
+        <w:ind w:left="0" w:hanging="0"/>
+      </w:pPr>
+    </w:lvl>
+    <w:lvl w:ilvl="3">
+      <w:start w:val="1"/>
+      <w:numFmt w:val="none"/>
+      <w:suff w:val="nothing"/>
+      <w:lvlText w:val=""/>
+      <w:lvlJc w:val="left"/>
+      <w:pPr>
+        <w:ind w:left="0" w:hanging="0"/>
+      </w:pPr>
+    </w:lvl>
+    <w:lvl w:ilvl="4">
+      <w:start w:val="1"/>
+      <w:numFmt w:val="none"/>
+      <w:suff w:val="nothing"/>
+      <w:lvlText w:val=""/>
+      <w:lvlJc w:val="left"/>
+      <w:pPr>
+        <w:ind w:left="0" w:hanging="0"/>
+      </w:pPr>
+    </w:lvl>
+    <w:lvl w:ilvl="5">
+      <w:start w:val="1"/>
+      <w:numFmt w:val="none"/>
+      <w:suff w:val="nothing"/>
+      <w:lvlText w:val=""/>
+      <w:lvlJc w:val="left"/>
+      <w:pPr>
+        <w:ind w:left="0" w:hanging="0"/>
+      </w:pPr>
+    </w:lvl>
+    <w:lvl w:ilvl="6">
+      <w:start w:val="1"/>
+      <w:numFmt w:val="none"/>
+      <w:suff w:val="nothing"/>
+      <w:lvlText w:val=""/>
+      <w:lvlJc w:val="left"/>
+      <w:pPr>
+        <w:ind w:left="0" w:hanging="0"/>
+      </w:pPr>
+    </w:lvl>
+    <w:lvl w:ilvl="7">
+      <w:start w:val="1"/>
+      <w:numFmt w:val="none"/>
+      <w:suff w:val="nothing"/>
+      <w:lvlText w:val=""/>
+      <w:lvlJc w:val="left"/>
+      <w:pPr>
+        <w:ind w:left="0" w:hanging="0"/>
+      </w:pPr>
+    </w:lvl>
+    <w:lvl w:ilvl="8">
+      <w:start w:val="1"/>
+      <w:numFmt w:val="none"/>
+      <w:suff w:val="nothing"/>
+      <w:lvlText w:val=""/>
+      <w:lvlJc w:val="left"/>
+      <w:pPr>
+        <w:ind w:left="0" w:hanging="0"/>
+      </w:pPr>
+    </w:lvl>
+  </w:abstractNum>
+  <w:abstractNum w:abstractNumId="5">
     <w:lvl w:ilvl="0">
       <w:start w:val="1"/>
       <w:numFmt w:val="bullet"/>
@@ -4116,6 +5740,9 @@
   </w:num>
   <w:num w:numId="4">
     <w:abstractNumId w:val="4"/>
+  </w:num>
+  <w:num w:numId="5">
+    <w:abstractNumId w:val="5"/>
   </w:num>
 </w:numbering>
 </file>
@@ -4142,7 +5769,7 @@
     <w:pPr>
       <w:widowControl/>
       <w:suppressAutoHyphens w:val="true"/>
-      <w:overflowPunct w:val="true"/>
+      <w:overflowPunct w:val="false"/>
       <w:bidi w:val="0"/>
       <w:jc w:val="left"/>
     </w:pPr>
@@ -4251,6 +5878,84 @@
     <w:qFormat/>
     <w:rPr>
       <w:rFonts w:ascii="OpenSymbol" w:hAnsi="OpenSymbol" w:eastAsia="OpenSymbol" w:cs="OpenSymbol"/>
+    </w:rPr>
+  </w:style>
+  <w:style w:type="character" w:styleId="ListLabel4">
+    <w:name w:val="ListLabel 4"/>
+    <w:qFormat/>
+    <w:rPr>
+      <w:rFonts w:ascii="Liberation Sans" w:hAnsi="Liberation Sans" w:cs="OpenSymbol"/>
+    </w:rPr>
+  </w:style>
+  <w:style w:type="character" w:styleId="ListLabel5">
+    <w:name w:val="ListLabel 5"/>
+    <w:qFormat/>
+    <w:rPr>
+      <w:rFonts w:cs="OpenSymbol"/>
+    </w:rPr>
+  </w:style>
+  <w:style w:type="character" w:styleId="ListLabel6">
+    <w:name w:val="ListLabel 6"/>
+    <w:qFormat/>
+    <w:rPr>
+      <w:rFonts w:cs="OpenSymbol"/>
+    </w:rPr>
+  </w:style>
+  <w:style w:type="character" w:styleId="ListLabel7">
+    <w:name w:val="ListLabel 7"/>
+    <w:qFormat/>
+    <w:rPr>
+      <w:rFonts w:cs="OpenSymbol"/>
+    </w:rPr>
+  </w:style>
+  <w:style w:type="character" w:styleId="ListLabel8">
+    <w:name w:val="ListLabel 8"/>
+    <w:qFormat/>
+    <w:rPr>
+      <w:rFonts w:cs="OpenSymbol"/>
+    </w:rPr>
+  </w:style>
+  <w:style w:type="character" w:styleId="ListLabel9">
+    <w:name w:val="ListLabel 9"/>
+    <w:qFormat/>
+    <w:rPr>
+      <w:rFonts w:cs="OpenSymbol"/>
+    </w:rPr>
+  </w:style>
+  <w:style w:type="character" w:styleId="ListLabel10">
+    <w:name w:val="ListLabel 10"/>
+    <w:qFormat/>
+    <w:rPr>
+      <w:rFonts w:cs="OpenSymbol"/>
+    </w:rPr>
+  </w:style>
+  <w:style w:type="character" w:styleId="ListLabel11">
+    <w:name w:val="ListLabel 11"/>
+    <w:qFormat/>
+    <w:rPr>
+      <w:rFonts w:cs="OpenSymbol"/>
+    </w:rPr>
+  </w:style>
+  <w:style w:type="character" w:styleId="ListLabel12">
+    <w:name w:val="ListLabel 12"/>
+    <w:qFormat/>
+    <w:rPr>
+      <w:rFonts w:cs="OpenSymbol"/>
+    </w:rPr>
+  </w:style>
+  <w:style w:type="character" w:styleId="ListLabel13">
+    <w:name w:val="ListLabel 13"/>
+    <w:qFormat/>
+    <w:rPr>
+      <w:rFonts w:ascii="Liberation Sans" w:hAnsi="Liberation Sans"/>
+    </w:rPr>
+  </w:style>
+  <w:style w:type="character" w:styleId="VisitedInternetLink">
+    <w:name w:val="Visited Internet Link"/>
+    <w:rPr>
+      <w:color w:val="800000"/>
+      <w:u w:val="single"/>
+      <w:lang w:val="zxx" w:eastAsia="zxx" w:bidi="zxx"/>
     </w:rPr>
   </w:style>
   <w:style w:type="paragraph" w:styleId="Heading">

--- a/docs/DevGuide.docx
+++ b/docs/DevGuide.docx
@@ -1,6 +1,6 @@
 
 <file path=word/document.xml><?xml version="1.0" encoding="utf-8"?>
-<w:document xmlns:o="urn:schemas-microsoft-com:office:office" xmlns:r="http://schemas.openxmlformats.org/officeDocument/2006/relationships" xmlns:v="urn:schemas-microsoft-com:vml" xmlns:w="http://schemas.openxmlformats.org/wordprocessingml/2006/main" xmlns:w10="urn:schemas-microsoft-com:office:word" xmlns:wp="http://schemas.openxmlformats.org/drawingml/2006/wordprocessingDrawing" xmlns:wps="http://schemas.microsoft.com/office/word/2010/wordprocessingShape" xmlns:wpg="http://schemas.microsoft.com/office/word/2010/wordprocessingGroup" xmlns:mc="http://schemas.openxmlformats.org/markup-compatibility/2006" xmlns:wp14="http://schemas.microsoft.com/office/word/2010/wordprocessingDrawing" xmlns:w14="http://schemas.microsoft.com/office/word/2010/wordml" mc:Ignorable="w14 wp14">
+<w:document xmlns:o="urn:schemas-microsoft-com:office:office" xmlns:r="http://schemas.openxmlformats.org/officeDocument/2006/relationships" xmlns:v="urn:schemas-microsoft-com:vml" xmlns:w="http://schemas.openxmlformats.org/wordprocessingml/2006/main" xmlns:w10="urn:schemas-microsoft-com:office:word" xmlns:wp="http://schemas.openxmlformats.org/drawingml/2006/wordprocessingDrawing" xmlns:wps="http://schemas.microsoft.com/office/word/2010/wordprocessingShape" xmlns:wpg="http://schemas.microsoft.com/office/word/2010/wordprocessingGroup" xmlns:mc="http://schemas.openxmlformats.org/markup-compatibility/2006" xmlns:wp14="http://schemas.microsoft.com/office/word/2010/wordprocessingDrawing" xmlns:w14="http://schemas.microsoft.com/office/word/2010/wordml" xmlns:w15="http://schemas.microsoft.com/office/word/2012/wordml" mc:Ignorable="w14 wp14 w15">
   <w:body>
     <w:p>
       <w:pPr>
@@ -54,668 +54,579 @@
         <w:t>Table of Contents</w:t>
       </w:r>
     </w:p>
-    <w:p>
-      <w:pPr>
-        <w:pStyle w:val="Contents1"/>
-        <w:tabs>
-          <w:tab w:val="right" w:pos="9972" w:leader="dot"/>
-        </w:tabs>
-        <w:rPr/>
-      </w:pPr>
-      <w:r>
-        <w:fldChar w:fldCharType="begin"/>
-      </w:r>
-      <w:r>
-        <w:rPr>
-          <w:rStyle w:val="IndexLink"/>
-        </w:rPr>
-        <w:instrText> TOC \f \o "1-9" \h</w:instrText>
-      </w:r>
-      <w:r>
-        <w:rPr>
-          <w:rStyle w:val="IndexLink"/>
-        </w:rPr>
-        <w:fldChar w:fldCharType="separate"/>
-      </w:r>
-      <w:hyperlink w:anchor="__RefHeading___Toc777_2817623836">
-        <w:r>
-          <w:rPr>
-            <w:rStyle w:val="IndexLink"/>
-          </w:rPr>
-          <w:t>Introduction</w:t>
-          <w:tab/>
-          <w:t>3</w:t>
-        </w:r>
-      </w:hyperlink>
-    </w:p>
-    <w:p>
-      <w:pPr>
-        <w:pStyle w:val="Contents1"/>
-        <w:tabs>
-          <w:tab w:val="right" w:pos="9972" w:leader="dot"/>
-        </w:tabs>
-        <w:rPr/>
-      </w:pPr>
-      <w:hyperlink w:anchor="__RefHeading___Toc779_2817623836">
-        <w:r>
-          <w:rPr>
-            <w:rStyle w:val="IndexLink"/>
-          </w:rPr>
-          <w:t>Source Control</w:t>
-          <w:tab/>
-          <w:t>4</w:t>
-        </w:r>
-      </w:hyperlink>
-    </w:p>
-    <w:p>
-      <w:pPr>
-        <w:pStyle w:val="Contents2"/>
-        <w:tabs>
-          <w:tab w:val="right" w:pos="9972" w:leader="dot"/>
-        </w:tabs>
-        <w:rPr/>
-      </w:pPr>
-      <w:hyperlink w:anchor="__RefHeading___Toc781_2817623836">
-        <w:r>
-          <w:rPr>
-            <w:rStyle w:val="IndexLink"/>
-          </w:rPr>
-          <w:t>Branches</w:t>
-          <w:tab/>
-          <w:t>4</w:t>
-        </w:r>
-      </w:hyperlink>
-    </w:p>
-    <w:p>
-      <w:pPr>
-        <w:pStyle w:val="Contents2"/>
-        <w:tabs>
-          <w:tab w:val="right" w:pos="9972" w:leader="dot"/>
-        </w:tabs>
-        <w:rPr/>
-      </w:pPr>
-      <w:hyperlink w:anchor="__RefHeading___Toc783_2817623836">
-        <w:r>
-          <w:rPr>
-            <w:rStyle w:val="IndexLink"/>
-          </w:rPr>
-          <w:t>Releases</w:t>
-          <w:tab/>
-          <w:t>4</w:t>
-        </w:r>
-      </w:hyperlink>
-    </w:p>
-    <w:p>
-      <w:pPr>
-        <w:pStyle w:val="Contents1"/>
-        <w:tabs>
-          <w:tab w:val="right" w:pos="9972" w:leader="dot"/>
-        </w:tabs>
-        <w:rPr/>
-      </w:pPr>
-      <w:hyperlink w:anchor="__RefHeading___Toc350_3696126145">
-        <w:r>
-          <w:rPr>
-            <w:rStyle w:val="IndexLink"/>
-          </w:rPr>
-          <w:t>Text Files</w:t>
-          <w:tab/>
-          <w:t>5</w:t>
-        </w:r>
-      </w:hyperlink>
-    </w:p>
-    <w:p>
-      <w:pPr>
-        <w:pStyle w:val="Contents1"/>
-        <w:tabs>
-          <w:tab w:val="right" w:pos="9972" w:leader="dot"/>
-        </w:tabs>
-        <w:rPr/>
-      </w:pPr>
-      <w:hyperlink w:anchor="__RefHeading___Toc171_3696126145">
-        <w:r>
-          <w:rPr>
-            <w:rStyle w:val="IndexLink"/>
-          </w:rPr>
-          <w:t>Parameter File Maintenance</w:t>
-          <w:tab/>
-          <w:t>6</w:t>
-        </w:r>
-      </w:hyperlink>
-    </w:p>
-    <w:p>
-      <w:pPr>
-        <w:pStyle w:val="Contents2"/>
-        <w:tabs>
-          <w:tab w:val="right" w:pos="9972" w:leader="dot"/>
-        </w:tabs>
-        <w:rPr/>
-      </w:pPr>
-      <w:hyperlink w:anchor="__RefHeading___Toc342_3696126145">
-        <w:r>
-          <w:rPr>
-            <w:rStyle w:val="IndexLink"/>
-          </w:rPr>
-          <w:t>Independence of Parameters in Layout files</w:t>
-          <w:tab/>
-          <w:t>6</w:t>
-        </w:r>
-      </w:hyperlink>
-    </w:p>
-    <w:p>
-      <w:pPr>
-        <w:pStyle w:val="Contents2"/>
-        <w:tabs>
-          <w:tab w:val="right" w:pos="9972" w:leader="dot"/>
-        </w:tabs>
-        <w:rPr/>
-      </w:pPr>
-      <w:hyperlink w:anchor="__RefHeading___Toc173_3696126145">
-        <w:r>
-          <w:rPr>
-            <w:rStyle w:val="IndexLink"/>
-          </w:rPr>
-          <w:t>CONTENTS Label</w:t>
-          <w:tab/>
-          <w:t>6</w:t>
-        </w:r>
-      </w:hyperlink>
-    </w:p>
-    <w:p>
-      <w:pPr>
-        <w:pStyle w:val="Contents2"/>
-        <w:tabs>
-          <w:tab w:val="right" w:pos="9972" w:leader="dot"/>
-        </w:tabs>
-        <w:rPr/>
-      </w:pPr>
-      <w:hyperlink w:anchor="__RefHeading___Toc344_3696126145">
-        <w:r>
-          <w:rPr>
-            <w:rStyle w:val="IndexLink"/>
-          </w:rPr>
-          <w:t>Adding / Deleting Parameter files</w:t>
-          <w:tab/>
-          <w:t>6</w:t>
-        </w:r>
-      </w:hyperlink>
-    </w:p>
-    <w:p>
-      <w:pPr>
-        <w:pStyle w:val="Contents2"/>
-        <w:tabs>
-          <w:tab w:val="right" w:pos="9972" w:leader="dot"/>
-        </w:tabs>
-        <w:rPr/>
-      </w:pPr>
-      <w:hyperlink w:anchor="__RefHeading___Toc346_3696126145">
-        <w:r>
-          <w:rPr>
-            <w:rStyle w:val="IndexLink"/>
-          </w:rPr>
-          <w:t>Changing CONTENTS Label and/or FileName</w:t>
-          <w:tab/>
-          <w:t>6</w:t>
-        </w:r>
-      </w:hyperlink>
-    </w:p>
-    <w:p>
-      <w:pPr>
-        <w:pStyle w:val="Contents1"/>
-        <w:tabs>
-          <w:tab w:val="right" w:pos="9972" w:leader="dot"/>
-        </w:tabs>
-        <w:rPr/>
-      </w:pPr>
-      <w:hyperlink w:anchor="__RefHeading___Toc175_3696126145">
-        <w:r>
-          <w:rPr>
-            <w:rStyle w:val="IndexLink"/>
-          </w:rPr>
-          <w:t>Source Layout</w:t>
-          <w:tab/>
-          <w:t>8</w:t>
-        </w:r>
-      </w:hyperlink>
-    </w:p>
-    <w:p>
-      <w:pPr>
-        <w:pStyle w:val="Contents2"/>
-        <w:tabs>
-          <w:tab w:val="right" w:pos="9972" w:leader="dot"/>
-        </w:tabs>
-        <w:rPr/>
-      </w:pPr>
-      <w:hyperlink w:anchor="__RefHeading___Toc473_82747535">
-        <w:r>
-          <w:rPr>
-            <w:rStyle w:val="IndexLink"/>
-          </w:rPr>
-          <w:t>Naming Convention</w:t>
-          <w:tab/>
-          <w:t>8</w:t>
-        </w:r>
-      </w:hyperlink>
-    </w:p>
-    <w:p>
-      <w:pPr>
-        <w:pStyle w:val="Contents1"/>
-        <w:tabs>
-          <w:tab w:val="right" w:pos="9972" w:leader="dot"/>
-        </w:tabs>
-        <w:rPr/>
-      </w:pPr>
-      <w:hyperlink w:anchor="__RefHeading___Toc109_2394484777">
-        <w:r>
-          <w:rPr>
-            <w:rStyle w:val="IndexLink"/>
-          </w:rPr>
-          <w:t>WLib Interaction</w:t>
-          <w:tab/>
-          <w:t>9</w:t>
-        </w:r>
-      </w:hyperlink>
-    </w:p>
-    <w:p>
-      <w:pPr>
-        <w:pStyle w:val="Contents1"/>
-        <w:tabs>
-          <w:tab w:val="right" w:pos="9972" w:leader="dot"/>
-        </w:tabs>
-        <w:rPr/>
-      </w:pPr>
-      <w:hyperlink w:anchor="__RefHeading___Toc113_2394484777">
-        <w:r>
-          <w:rPr>
-            <w:rStyle w:val="IndexLink"/>
-          </w:rPr>
-          <w:t>Pretty Printing</w:t>
-          <w:tab/>
-          <w:t>10</w:t>
-        </w:r>
-      </w:hyperlink>
-    </w:p>
-    <w:p>
-      <w:pPr>
-        <w:pStyle w:val="Contents1"/>
-        <w:tabs>
-          <w:tab w:val="right" w:pos="9972" w:leader="dot"/>
-        </w:tabs>
-        <w:rPr/>
-      </w:pPr>
-      <w:hyperlink w:anchor="__RefHeading___Toc115_2394484777">
-        <w:r>
-          <w:rPr>
-            <w:rStyle w:val="IndexLink"/>
-          </w:rPr>
-          <w:t>Casts</w:t>
-          <w:tab/>
-          <w:t>11</w:t>
-        </w:r>
-      </w:hyperlink>
-    </w:p>
-    <w:p>
-      <w:pPr>
-        <w:pStyle w:val="Contents2"/>
-        <w:tabs>
-          <w:tab w:val="right" w:pos="9972" w:leader="dot"/>
-        </w:tabs>
-        <w:rPr/>
-      </w:pPr>
-      <w:hyperlink w:anchor="__RefHeading___Toc414_4191666527">
-        <w:r>
-          <w:rPr>
-            <w:rStyle w:val="IndexLink"/>
-          </w:rPr>
-          <w:t>Downcast Numeric values</w:t>
-          <w:tab/>
-          <w:t>11</w:t>
-        </w:r>
-      </w:hyperlink>
-    </w:p>
-    <w:p>
-      <w:pPr>
-        <w:pStyle w:val="Contents2"/>
-        <w:tabs>
-          <w:tab w:val="right" w:pos="9972" w:leader="dot"/>
-        </w:tabs>
-        <w:rPr/>
-      </w:pPr>
-      <w:hyperlink w:anchor="__RefHeading___Toc416_4191666527">
-        <w:r>
-          <w:rPr>
-            <w:rStyle w:val="IndexLink"/>
-          </w:rPr>
-          <w:t>Generic Values</w:t>
-          <w:tab/>
-          <w:t>11</w:t>
-        </w:r>
-      </w:hyperlink>
-    </w:p>
-    <w:p>
-      <w:pPr>
-        <w:pStyle w:val="Contents2"/>
-        <w:tabs>
-          <w:tab w:val="right" w:pos="9972" w:leader="dot"/>
-        </w:tabs>
-        <w:rPr/>
-      </w:pPr>
-      <w:hyperlink w:anchor="__RefHeading___Toc418_4191666527">
-        <w:r>
-          <w:rPr>
-            <w:rStyle w:val="IndexLink"/>
-          </w:rPr>
-          <w:t>Wlib wControl_t conversion</w:t>
-          <w:tab/>
-          <w:t>11</w:t>
-        </w:r>
-      </w:hyperlink>
-    </w:p>
-    <w:p>
-      <w:pPr>
-        <w:pStyle w:val="Contents2"/>
-        <w:tabs>
-          <w:tab w:val="right" w:pos="9972" w:leader="dot"/>
-        </w:tabs>
-        <w:rPr/>
-      </w:pPr>
-      <w:hyperlink w:anchor="__RefHeading___Toc420_4191666527">
-        <w:r>
-          <w:rPr>
-            <w:rStyle w:val="IndexLink"/>
-          </w:rPr>
-          <w:t>GetTrkExtraData</w:t>
-          <w:tab/>
-          <w:t>11</w:t>
-        </w:r>
-      </w:hyperlink>
-    </w:p>
-    <w:p>
-      <w:pPr>
-        <w:pStyle w:val="Contents1"/>
-        <w:tabs>
-          <w:tab w:val="right" w:pos="9972" w:leader="dot"/>
-        </w:tabs>
-        <w:rPr/>
-      </w:pPr>
-      <w:hyperlink w:anchor="__RefHeading___Toc87_1320853591">
-        <w:r>
-          <w:rPr>
-            <w:rStyle w:val="IndexLink"/>
-          </w:rPr>
-          <w:t>Error Handling</w:t>
-          <w:tab/>
-          <w:t>12</w:t>
-        </w:r>
-      </w:hyperlink>
-    </w:p>
-    <w:p>
-      <w:pPr>
-        <w:pStyle w:val="Contents2"/>
-        <w:tabs>
-          <w:tab w:val="right" w:pos="9972" w:leader="dot"/>
-        </w:tabs>
-        <w:rPr/>
-      </w:pPr>
-      <w:hyperlink w:anchor="__RefHeading___Toc372_3696126145">
-        <w:r>
-          <w:rPr>
-            <w:rStyle w:val="IndexLink"/>
-          </w:rPr>
-          <w:t>User Input Errors</w:t>
-          <w:tab/>
-          <w:t>12</w:t>
-        </w:r>
-      </w:hyperlink>
-    </w:p>
-    <w:p>
-      <w:pPr>
-        <w:pStyle w:val="Contents2"/>
-        <w:tabs>
-          <w:tab w:val="right" w:pos="9972" w:leader="dot"/>
-        </w:tabs>
-        <w:rPr/>
-      </w:pPr>
-      <w:hyperlink w:anchor="__RefHeading___Toc374_3696126145">
-        <w:r>
-          <w:rPr>
-            <w:rStyle w:val="IndexLink"/>
-          </w:rPr>
-          <w:t>File Input Errors</w:t>
-          <w:tab/>
-          <w:t>12</w:t>
-        </w:r>
-      </w:hyperlink>
-    </w:p>
-    <w:p>
-      <w:pPr>
-        <w:pStyle w:val="Contents2"/>
-        <w:tabs>
-          <w:tab w:val="right" w:pos="9972" w:leader="dot"/>
-        </w:tabs>
-        <w:rPr/>
-      </w:pPr>
-      <w:hyperlink w:anchor="__RefHeading___Toc376_3696126145">
-        <w:r>
-          <w:rPr>
-            <w:rStyle w:val="IndexLink"/>
-          </w:rPr>
-          <w:t>Logic errors</w:t>
-          <w:tab/>
-          <w:t>12</w:t>
-        </w:r>
-      </w:hyperlink>
-    </w:p>
-    <w:p>
-      <w:pPr>
-        <w:pStyle w:val="Contents2"/>
-        <w:tabs>
-          <w:tab w:val="right" w:pos="9972" w:leader="dot"/>
-        </w:tabs>
-        <w:rPr/>
-      </w:pPr>
-      <w:hyperlink w:anchor="__RefHeading___Toc378_3696126145">
-        <w:r>
-          <w:rPr>
-            <w:rStyle w:val="IndexLink"/>
-          </w:rPr>
-          <w:t>System/Evironmental errors</w:t>
-          <w:tab/>
-          <w:t>13</w:t>
-        </w:r>
-      </w:hyperlink>
-    </w:p>
-    <w:p>
-      <w:pPr>
-        <w:pStyle w:val="Contents1"/>
-        <w:tabs>
-          <w:tab w:val="right" w:pos="9972" w:leader="dot"/>
-        </w:tabs>
-        <w:rPr/>
-      </w:pPr>
-      <w:hyperlink w:anchor="__RefHeading___Toc366_3696126145">
-        <w:r>
-          <w:rPr>
-            <w:rStyle w:val="IndexLink"/>
-          </w:rPr>
-          <w:t>Undo Processing</w:t>
-          <w:tab/>
-          <w:t>14</w:t>
-        </w:r>
-      </w:hyperlink>
-    </w:p>
-    <w:p>
-      <w:pPr>
-        <w:pStyle w:val="Contents1"/>
-        <w:tabs>
-          <w:tab w:val="right" w:pos="9972" w:leader="dot"/>
-        </w:tabs>
-        <w:rPr/>
-      </w:pPr>
-      <w:hyperlink w:anchor="__RefHeading___Toc368_3696126145">
-        <w:r>
-          <w:rPr>
-            <w:rStyle w:val="IndexLink"/>
-          </w:rPr>
-          <w:t>Draw Model</w:t>
-          <w:tab/>
-          <w:t>15</w:t>
-        </w:r>
-      </w:hyperlink>
-    </w:p>
-    <w:p>
-      <w:pPr>
-        <w:pStyle w:val="Contents1"/>
-        <w:tabs>
-          <w:tab w:val="right" w:pos="9972" w:leader="dot"/>
-        </w:tabs>
-        <w:rPr/>
-      </w:pPr>
-      <w:hyperlink w:anchor="__RefHeading___Toc358_3696126145">
-        <w:r>
-          <w:rPr>
-            <w:rStyle w:val="IndexLink"/>
-          </w:rPr>
-          <w:t>Headers</w:t>
-          <w:tab/>
-          <w:t>16</w:t>
-        </w:r>
-      </w:hyperlink>
-    </w:p>
-    <w:p>
-      <w:pPr>
-        <w:pStyle w:val="Contents1"/>
-        <w:tabs>
-          <w:tab w:val="right" w:pos="9972" w:leader="dot"/>
-        </w:tabs>
-        <w:rPr/>
-      </w:pPr>
-      <w:hyperlink w:anchor="__RefHeading___Toc360_3696126145">
-        <w:r>
-          <w:rPr>
-            <w:rStyle w:val="IndexLink"/>
-          </w:rPr>
-          <w:t>#ifdef WINDOWS</w:t>
-          <w:tab/>
-          <w:t>17</w:t>
-        </w:r>
-      </w:hyperlink>
-    </w:p>
-    <w:p>
-      <w:pPr>
-        <w:pStyle w:val="Contents1"/>
-        <w:tabs>
-          <w:tab w:val="right" w:pos="9972" w:leader="dot"/>
-        </w:tabs>
-        <w:rPr/>
-      </w:pPr>
-      <w:hyperlink w:anchor="__RefHeading___Toc362_3696126145">
-        <w:r>
-          <w:rPr>
-            <w:rStyle w:val="IndexLink"/>
-          </w:rPr>
-          <w:t>VERSION handling</w:t>
-          <w:tab/>
-          <w:t>18</w:t>
-        </w:r>
-      </w:hyperlink>
-    </w:p>
-    <w:p>
-      <w:pPr>
-        <w:pStyle w:val="Contents2"/>
-        <w:tabs>
-          <w:tab w:val="right" w:pos="9972" w:leader="dot"/>
-        </w:tabs>
-        <w:rPr/>
-      </w:pPr>
-      <w:hyperlink w:anchor="__RefHeading___Toc475_82747535">
-        <w:r>
-          <w:rPr>
-            <w:rStyle w:val="IndexLink"/>
-          </w:rPr>
-          <w:t>Release Version</w:t>
-          <w:tab/>
-          <w:t>18</w:t>
-        </w:r>
-      </w:hyperlink>
-    </w:p>
-    <w:p>
-      <w:pPr>
-        <w:pStyle w:val="Contents2"/>
-        <w:tabs>
-          <w:tab w:val="right" w:pos="9972" w:leader="dot"/>
-        </w:tabs>
-        <w:rPr/>
-      </w:pPr>
-      <w:hyperlink w:anchor="__RefHeading___Toc477_82747535">
-        <w:r>
-          <w:rPr>
-            <w:rStyle w:val="IndexLink"/>
-          </w:rPr>
-          <w:t>File Format Version</w:t>
-          <w:tab/>
-          <w:t>18</w:t>
-        </w:r>
-      </w:hyperlink>
-    </w:p>
-    <w:p>
-      <w:pPr>
-        <w:pStyle w:val="Contents2"/>
-        <w:tabs>
-          <w:tab w:val="right" w:pos="9972" w:leader="dot"/>
-        </w:tabs>
-        <w:rPr/>
-      </w:pPr>
-      <w:hyperlink w:anchor="__RefHeading___Toc479_82747535">
-        <w:r>
-          <w:rPr>
-            <w:rStyle w:val="IndexLink"/>
-          </w:rPr>
-          <w:t>Segment Version</w:t>
-          <w:tab/>
-          <w:t>18</w:t>
-        </w:r>
-      </w:hyperlink>
-    </w:p>
-    <w:p>
-      <w:pPr>
-        <w:pStyle w:val="Contents2"/>
-        <w:tabs>
-          <w:tab w:val="right" w:pos="9972" w:leader="dot"/>
-        </w:tabs>
-        <w:rPr/>
-      </w:pPr>
-      <w:hyperlink w:anchor="__RefHeading___Toc481_82747535">
-        <w:r>
-          <w:rPr>
-            <w:rStyle w:val="IndexLink"/>
-          </w:rPr>
-          <w:t>Extensible Segment Format</w:t>
-          <w:tab/>
-          <w:t>19</w:t>
-        </w:r>
-      </w:hyperlink>
-    </w:p>
-    <w:p>
-      <w:pPr>
-        <w:pStyle w:val="Heading1"/>
-        <w:numPr>
-          <w:ilvl w:val="0"/>
-          <w:numId w:val="2"/>
-        </w:numPr>
-        <w:rPr/>
-      </w:pPr>
-      <w:bookmarkStart w:id="0" w:name="__RefHeading___Toc777_2817623836"/>
-      <w:bookmarkEnd w:id="0"/>
-      <w:r>
-        <w:rPr/>
-        <w:t>Introduction</w:t>
-      </w:r>
-      <w:r>
-        <w:rPr/>
-        <w:fldChar w:fldCharType="end"/>
-      </w:r>
-    </w:p>
+    <w:sdt>
+      <w:sdtPr>
+        <w:docPartObj>
+          <w:docPartGallery w:val="Table of Contents"/>
+          <w:docPartUnique w:val="true"/>
+        </w:docPartObj>
+      </w:sdtPr>
+      <w:sdtContent>
+        <w:p>
+          <w:pPr>
+            <w:pStyle w:val="Contents1"/>
+            <w:rPr/>
+          </w:pPr>
+          <w:r>
+            <w:fldChar w:fldCharType="begin"/>
+          </w:r>
+          <w:r>
+            <w:rPr>
+              <w:rStyle w:val="IndexLink"/>
+            </w:rPr>
+            <w:instrText xml:space="preserve"> TOC \f \o "1-9" \h</w:instrText>
+          </w:r>
+          <w:r>
+            <w:rPr>
+              <w:rStyle w:val="IndexLink"/>
+            </w:rPr>
+            <w:fldChar w:fldCharType="separate"/>
+          </w:r>
+          <w:hyperlink w:anchor="__RefHeading___Toc777_2817623836">
+            <w:r>
+              <w:rPr>
+                <w:rStyle w:val="IndexLink"/>
+              </w:rPr>
+              <w:t>Introduction</w:t>
+              <w:tab/>
+              <w:t>3</w:t>
+            </w:r>
+          </w:hyperlink>
+        </w:p>
+        <w:p>
+          <w:pPr>
+            <w:pStyle w:val="Contents1"/>
+            <w:rPr/>
+          </w:pPr>
+          <w:hyperlink w:anchor="__RefHeading___Toc779_2817623836">
+            <w:r>
+              <w:rPr>
+                <w:rStyle w:val="IndexLink"/>
+              </w:rPr>
+              <w:t>Source Control</w:t>
+              <w:tab/>
+              <w:t>4</w:t>
+            </w:r>
+          </w:hyperlink>
+        </w:p>
+        <w:p>
+          <w:pPr>
+            <w:pStyle w:val="Contents2"/>
+            <w:rPr/>
+          </w:pPr>
+          <w:hyperlink w:anchor="__RefHeading___Toc781_2817623836">
+            <w:r>
+              <w:rPr>
+                <w:rStyle w:val="IndexLink"/>
+              </w:rPr>
+              <w:t>Branches</w:t>
+              <w:tab/>
+              <w:t>4</w:t>
+            </w:r>
+          </w:hyperlink>
+        </w:p>
+        <w:p>
+          <w:pPr>
+            <w:pStyle w:val="Contents2"/>
+            <w:rPr/>
+          </w:pPr>
+          <w:hyperlink w:anchor="__RefHeading___Toc783_2817623836">
+            <w:r>
+              <w:rPr>
+                <w:rStyle w:val="IndexLink"/>
+              </w:rPr>
+              <w:t>Releases</w:t>
+              <w:tab/>
+              <w:t>4</w:t>
+            </w:r>
+          </w:hyperlink>
+        </w:p>
+        <w:p>
+          <w:pPr>
+            <w:pStyle w:val="Contents1"/>
+            <w:rPr/>
+          </w:pPr>
+          <w:hyperlink w:anchor="__RefHeading___Toc350_3696126145">
+            <w:r>
+              <w:rPr>
+                <w:rStyle w:val="IndexLink"/>
+              </w:rPr>
+              <w:t>Text Files</w:t>
+              <w:tab/>
+              <w:t>5</w:t>
+            </w:r>
+          </w:hyperlink>
+        </w:p>
+        <w:p>
+          <w:pPr>
+            <w:pStyle w:val="Contents1"/>
+            <w:rPr/>
+          </w:pPr>
+          <w:hyperlink w:anchor="__RefHeading___Toc171_3696126145">
+            <w:r>
+              <w:rPr>
+                <w:rStyle w:val="IndexLink"/>
+              </w:rPr>
+              <w:t>Parameter File Maintenance</w:t>
+              <w:tab/>
+              <w:t>6</w:t>
+            </w:r>
+          </w:hyperlink>
+        </w:p>
+        <w:p>
+          <w:pPr>
+            <w:pStyle w:val="Contents2"/>
+            <w:rPr/>
+          </w:pPr>
+          <w:hyperlink w:anchor="__RefHeading___Toc342_3696126145">
+            <w:r>
+              <w:rPr>
+                <w:rStyle w:val="IndexLink"/>
+              </w:rPr>
+              <w:t>Independence of Parameters in Layout files</w:t>
+              <w:tab/>
+              <w:t>6</w:t>
+            </w:r>
+          </w:hyperlink>
+        </w:p>
+        <w:p>
+          <w:pPr>
+            <w:pStyle w:val="Contents2"/>
+            <w:rPr/>
+          </w:pPr>
+          <w:hyperlink w:anchor="__RefHeading___Toc173_3696126145">
+            <w:r>
+              <w:rPr>
+                <w:rStyle w:val="IndexLink"/>
+              </w:rPr>
+              <w:t>CONTENTS Label</w:t>
+              <w:tab/>
+              <w:t>6</w:t>
+            </w:r>
+          </w:hyperlink>
+        </w:p>
+        <w:p>
+          <w:pPr>
+            <w:pStyle w:val="Contents2"/>
+            <w:rPr/>
+          </w:pPr>
+          <w:hyperlink w:anchor="__RefHeading___Toc344_3696126145">
+            <w:r>
+              <w:rPr>
+                <w:rStyle w:val="IndexLink"/>
+              </w:rPr>
+              <w:t>Adding / Deleting Parameter files</w:t>
+              <w:tab/>
+              <w:t>6</w:t>
+            </w:r>
+          </w:hyperlink>
+        </w:p>
+        <w:p>
+          <w:pPr>
+            <w:pStyle w:val="Contents2"/>
+            <w:rPr/>
+          </w:pPr>
+          <w:hyperlink w:anchor="__RefHeading___Toc346_3696126145">
+            <w:r>
+              <w:rPr>
+                <w:rStyle w:val="IndexLink"/>
+              </w:rPr>
+              <w:t>Changing CONTENTS Label and/or FileName</w:t>
+              <w:tab/>
+              <w:t>6</w:t>
+            </w:r>
+          </w:hyperlink>
+        </w:p>
+        <w:p>
+          <w:pPr>
+            <w:pStyle w:val="Contents1"/>
+            <w:rPr/>
+          </w:pPr>
+          <w:hyperlink w:anchor="__RefHeading___Toc175_3696126145">
+            <w:r>
+              <w:rPr>
+                <w:rStyle w:val="IndexLink"/>
+              </w:rPr>
+              <w:t>Source Layout</w:t>
+              <w:tab/>
+              <w:t>8</w:t>
+            </w:r>
+          </w:hyperlink>
+        </w:p>
+        <w:p>
+          <w:pPr>
+            <w:pStyle w:val="Contents2"/>
+            <w:rPr/>
+          </w:pPr>
+          <w:hyperlink w:anchor="__RefHeading___Toc473_82747535">
+            <w:r>
+              <w:rPr>
+                <w:rStyle w:val="IndexLink"/>
+              </w:rPr>
+              <w:t>Naming Convention</w:t>
+              <w:tab/>
+              <w:t>8</w:t>
+            </w:r>
+          </w:hyperlink>
+        </w:p>
+        <w:p>
+          <w:pPr>
+            <w:pStyle w:val="Contents1"/>
+            <w:rPr/>
+          </w:pPr>
+          <w:hyperlink w:anchor="__RefHeading___Toc109_2394484777">
+            <w:r>
+              <w:rPr>
+                <w:rStyle w:val="IndexLink"/>
+              </w:rPr>
+              <w:t>WLib Interaction</w:t>
+              <w:tab/>
+              <w:t>9</w:t>
+            </w:r>
+          </w:hyperlink>
+        </w:p>
+        <w:p>
+          <w:pPr>
+            <w:pStyle w:val="Contents1"/>
+            <w:rPr/>
+          </w:pPr>
+          <w:hyperlink w:anchor="__RefHeading___Toc113_2394484777">
+            <w:r>
+              <w:rPr>
+                <w:rStyle w:val="IndexLink"/>
+              </w:rPr>
+              <w:t>Pretty Printing</w:t>
+              <w:tab/>
+              <w:t>10</w:t>
+            </w:r>
+          </w:hyperlink>
+        </w:p>
+        <w:p>
+          <w:pPr>
+            <w:pStyle w:val="Contents1"/>
+            <w:rPr/>
+          </w:pPr>
+          <w:hyperlink w:anchor="__RefHeading___Toc115_2394484777">
+            <w:r>
+              <w:rPr>
+                <w:rStyle w:val="IndexLink"/>
+              </w:rPr>
+              <w:t>Casts</w:t>
+              <w:tab/>
+              <w:t>11</w:t>
+            </w:r>
+          </w:hyperlink>
+        </w:p>
+        <w:p>
+          <w:pPr>
+            <w:pStyle w:val="Contents2"/>
+            <w:rPr/>
+          </w:pPr>
+          <w:hyperlink w:anchor="__RefHeading___Toc414_4191666527">
+            <w:r>
+              <w:rPr>
+                <w:rStyle w:val="IndexLink"/>
+              </w:rPr>
+              <w:t>Downcast Numeric values</w:t>
+              <w:tab/>
+              <w:t>11</w:t>
+            </w:r>
+          </w:hyperlink>
+        </w:p>
+        <w:p>
+          <w:pPr>
+            <w:pStyle w:val="Contents2"/>
+            <w:rPr/>
+          </w:pPr>
+          <w:hyperlink w:anchor="__RefHeading___Toc416_4191666527">
+            <w:r>
+              <w:rPr>
+                <w:rStyle w:val="IndexLink"/>
+              </w:rPr>
+              <w:t>Generic Values</w:t>
+              <w:tab/>
+              <w:t>11</w:t>
+            </w:r>
+          </w:hyperlink>
+        </w:p>
+        <w:p>
+          <w:pPr>
+            <w:pStyle w:val="Contents2"/>
+            <w:rPr/>
+          </w:pPr>
+          <w:hyperlink w:anchor="__RefHeading___Toc418_4191666527">
+            <w:r>
+              <w:rPr>
+                <w:rStyle w:val="IndexLink"/>
+              </w:rPr>
+              <w:t>Wlib wControl_t conversion</w:t>
+              <w:tab/>
+              <w:t>11</w:t>
+            </w:r>
+          </w:hyperlink>
+        </w:p>
+        <w:p>
+          <w:pPr>
+            <w:pStyle w:val="Contents2"/>
+            <w:rPr/>
+          </w:pPr>
+          <w:hyperlink w:anchor="__RefHeading___Toc420_4191666527">
+            <w:r>
+              <w:rPr>
+                <w:rStyle w:val="IndexLink"/>
+              </w:rPr>
+              <w:t>GetTrkExtraData</w:t>
+              <w:tab/>
+              <w:t>11</w:t>
+            </w:r>
+          </w:hyperlink>
+        </w:p>
+        <w:p>
+          <w:pPr>
+            <w:pStyle w:val="Contents1"/>
+            <w:rPr/>
+          </w:pPr>
+          <w:hyperlink w:anchor="__RefHeading___Toc87_1320853591">
+            <w:r>
+              <w:rPr>
+                <w:rStyle w:val="IndexLink"/>
+              </w:rPr>
+              <w:t>Error Handling</w:t>
+              <w:tab/>
+              <w:t>12</w:t>
+            </w:r>
+          </w:hyperlink>
+        </w:p>
+        <w:p>
+          <w:pPr>
+            <w:pStyle w:val="Contents2"/>
+            <w:rPr/>
+          </w:pPr>
+          <w:hyperlink w:anchor="__RefHeading___Toc372_3696126145">
+            <w:r>
+              <w:rPr>
+                <w:rStyle w:val="IndexLink"/>
+              </w:rPr>
+              <w:t>User Input Errors</w:t>
+              <w:tab/>
+              <w:t>12</w:t>
+            </w:r>
+          </w:hyperlink>
+        </w:p>
+        <w:p>
+          <w:pPr>
+            <w:pStyle w:val="Contents2"/>
+            <w:rPr/>
+          </w:pPr>
+          <w:hyperlink w:anchor="__RefHeading___Toc374_3696126145">
+            <w:r>
+              <w:rPr>
+                <w:rStyle w:val="IndexLink"/>
+              </w:rPr>
+              <w:t>File Input Errors</w:t>
+              <w:tab/>
+              <w:t>12</w:t>
+            </w:r>
+          </w:hyperlink>
+        </w:p>
+        <w:p>
+          <w:pPr>
+            <w:pStyle w:val="Contents2"/>
+            <w:rPr/>
+          </w:pPr>
+          <w:hyperlink w:anchor="__RefHeading___Toc376_3696126145">
+            <w:r>
+              <w:rPr>
+                <w:rStyle w:val="IndexLink"/>
+              </w:rPr>
+              <w:t>Logic errors</w:t>
+              <w:tab/>
+              <w:t>12</w:t>
+            </w:r>
+          </w:hyperlink>
+        </w:p>
+        <w:p>
+          <w:pPr>
+            <w:pStyle w:val="Contents2"/>
+            <w:rPr/>
+          </w:pPr>
+          <w:hyperlink w:anchor="__RefHeading___Toc378_3696126145">
+            <w:r>
+              <w:rPr>
+                <w:rStyle w:val="IndexLink"/>
+              </w:rPr>
+              <w:t>System/Evironmental errors</w:t>
+              <w:tab/>
+              <w:t>13</w:t>
+            </w:r>
+          </w:hyperlink>
+        </w:p>
+        <w:p>
+          <w:pPr>
+            <w:pStyle w:val="Contents1"/>
+            <w:rPr/>
+          </w:pPr>
+          <w:hyperlink w:anchor="__RefHeading___Toc366_3696126145">
+            <w:r>
+              <w:rPr>
+                <w:rStyle w:val="IndexLink"/>
+              </w:rPr>
+              <w:t>Undo Processing</w:t>
+              <w:tab/>
+              <w:t>14</w:t>
+            </w:r>
+          </w:hyperlink>
+        </w:p>
+        <w:p>
+          <w:pPr>
+            <w:pStyle w:val="Contents1"/>
+            <w:rPr/>
+          </w:pPr>
+          <w:hyperlink w:anchor="__RefHeading___Toc368_3696126145">
+            <w:r>
+              <w:rPr>
+                <w:rStyle w:val="IndexLink"/>
+              </w:rPr>
+              <w:t>Draw Model</w:t>
+              <w:tab/>
+              <w:t>15</w:t>
+            </w:r>
+          </w:hyperlink>
+        </w:p>
+        <w:p>
+          <w:pPr>
+            <w:pStyle w:val="Contents1"/>
+            <w:rPr/>
+          </w:pPr>
+          <w:hyperlink w:anchor="__RefHeading___Toc358_3696126145">
+            <w:r>
+              <w:rPr>
+                <w:rStyle w:val="IndexLink"/>
+              </w:rPr>
+              <w:t>Headers</w:t>
+              <w:tab/>
+              <w:t>16</w:t>
+            </w:r>
+          </w:hyperlink>
+        </w:p>
+        <w:p>
+          <w:pPr>
+            <w:pStyle w:val="Contents1"/>
+            <w:rPr/>
+          </w:pPr>
+          <w:hyperlink w:anchor="__RefHeading___Toc360_3696126145">
+            <w:r>
+              <w:rPr>
+                <w:rStyle w:val="IndexLink"/>
+              </w:rPr>
+              <w:t>#ifdef WINDOWS</w:t>
+              <w:tab/>
+              <w:t>17</w:t>
+            </w:r>
+          </w:hyperlink>
+        </w:p>
+        <w:p>
+          <w:pPr>
+            <w:pStyle w:val="Contents1"/>
+            <w:rPr/>
+          </w:pPr>
+          <w:hyperlink w:anchor="__RefHeading___Toc362_3696126145">
+            <w:r>
+              <w:rPr>
+                <w:rStyle w:val="IndexLink"/>
+              </w:rPr>
+              <w:t>VERSION handling</w:t>
+              <w:tab/>
+              <w:t>18</w:t>
+            </w:r>
+          </w:hyperlink>
+        </w:p>
+        <w:p>
+          <w:pPr>
+            <w:pStyle w:val="Contents2"/>
+            <w:rPr/>
+          </w:pPr>
+          <w:hyperlink w:anchor="__RefHeading___Toc475_82747535">
+            <w:r>
+              <w:rPr>
+                <w:rStyle w:val="IndexLink"/>
+              </w:rPr>
+              <w:t>Release Version</w:t>
+              <w:tab/>
+              <w:t>18</w:t>
+            </w:r>
+          </w:hyperlink>
+        </w:p>
+        <w:p>
+          <w:pPr>
+            <w:pStyle w:val="Contents2"/>
+            <w:rPr/>
+          </w:pPr>
+          <w:hyperlink w:anchor="__RefHeading___Toc477_82747535">
+            <w:r>
+              <w:rPr>
+                <w:rStyle w:val="IndexLink"/>
+              </w:rPr>
+              <w:t>File Format Version</w:t>
+              <w:tab/>
+              <w:t>18</w:t>
+            </w:r>
+          </w:hyperlink>
+        </w:p>
+        <w:p>
+          <w:pPr>
+            <w:pStyle w:val="Contents2"/>
+            <w:rPr/>
+          </w:pPr>
+          <w:hyperlink w:anchor="__RefHeading___Toc479_82747535">
+            <w:r>
+              <w:rPr>
+                <w:rStyle w:val="IndexLink"/>
+              </w:rPr>
+              <w:t>Segment Version</w:t>
+              <w:tab/>
+              <w:t>18</w:t>
+            </w:r>
+          </w:hyperlink>
+        </w:p>
+        <w:p>
+          <w:pPr>
+            <w:pStyle w:val="Contents2"/>
+            <w:rPr/>
+          </w:pPr>
+          <w:hyperlink w:anchor="__RefHeading___Toc481_82747535">
+            <w:r>
+              <w:rPr>
+                <w:rStyle w:val="IndexLink"/>
+              </w:rPr>
+              <w:t>Extensible Segment Format</w:t>
+              <w:tab/>
+              <w:t>19</w:t>
+            </w:r>
+          </w:hyperlink>
+        </w:p>
+        <w:p>
+          <w:pPr>
+            <w:pStyle w:val="Heading1"/>
+            <w:numPr>
+              <w:ilvl w:val="0"/>
+              <w:numId w:val="2"/>
+            </w:numPr>
+            <w:rPr/>
+          </w:pPr>
+          <w:bookmarkStart w:id="0" w:name="__RefHeading___Toc777_2817623836"/>
+          <w:bookmarkEnd w:id="0"/>
+          <w:r>
+            <w:rPr/>
+            <w:t>Introduction</w:t>
+          </w:r>
+          <w:r>
+            <w:rPr/>
+            <w:fldChar w:fldCharType="end"/>
+          </w:r>
+        </w:p>
+      </w:sdtContent>
+    </w:sdt>
     <w:p>
       <w:pPr>
         <w:pStyle w:val="TextBody"/>
@@ -919,18 +830,188 @@
         </w:rPr>
         <w:t>It is recommended that any non-trivial work occur in a sub-branch from ‘default’.   Once the new work is complete and stable, the sub-branch is merged back into ‘default’.  Merging from the ‘default’ branch should be done frequencely to keep the new code in sync, especially just before merging back to ‘default’</w:t>
       </w:r>
-    </w:p>
-    <w:p>
-      <w:pPr>
-        <w:pStyle w:val="Normal"/>
-        <w:rPr>
-          <w:rFonts w:ascii="Liberation Sans" w:hAnsi="Liberation Sans"/>
-        </w:rPr>
-      </w:pPr>
-      <w:r>
-        <w:rPr>
-          <w:rFonts w:ascii="Liberation Sans" w:hAnsi="Liberation Sans"/>
-        </w:rPr>
+      <w:r>
+        <w:rPr>
+          <w:rFonts w:ascii="Liberation Sans" w:hAnsi="Liberation Sans"/>
+        </w:rPr>
+        <w:t>r</w:t>
+      </w:r>
+    </w:p>
+    <w:p>
+      <w:pPr>
+        <w:pStyle w:val="Normal"/>
+        <w:rPr>
+          <w:rFonts w:ascii="Liberation Sans" w:hAnsi="Liberation Sans"/>
+        </w:rPr>
+      </w:pPr>
+      <w:r>
+        <w:rPr/>
+      </w:r>
+    </w:p>
+    <w:p>
+      <w:pPr>
+        <w:pStyle w:val="Normal"/>
+        <w:rPr>
+          <w:rFonts w:ascii="Liberation Sans" w:hAnsi="Liberation Sans"/>
+        </w:rPr>
+      </w:pPr>
+      <w:r>
+        <w:rPr>
+          <w:rFonts w:ascii="Liberation Sans" w:hAnsi="Liberation Sans"/>
+        </w:rPr>
+        <w:t xml:space="preserve">If you are using </w:t>
+      </w:r>
+      <w:r>
+        <w:rPr>
+          <w:rFonts w:ascii="Liberation Sans" w:hAnsi="Liberation Sans"/>
+          <w:b/>
+          <w:bCs/>
+        </w:rPr>
+        <w:t>thg</w:t>
+      </w:r>
+      <w:r>
+        <w:rPr>
+          <w:rFonts w:ascii="Liberation Sans" w:hAnsi="Liberation Sans"/>
+          <w:b w:val="false"/>
+          <w:bCs w:val="false"/>
+        </w:rPr>
+        <w:t xml:space="preserve"> (a graphical interface to hg) you can use the following to make a new branch.</w:t>
+      </w:r>
+    </w:p>
+    <w:p>
+      <w:pPr>
+        <w:pStyle w:val="Normal"/>
+        <w:rPr>
+          <w:rFonts w:ascii="Liberation Sans" w:hAnsi="Liberation Sans"/>
+        </w:rPr>
+      </w:pPr>
+      <w:r>
+        <w:rPr/>
+      </w:r>
+    </w:p>
+    <w:p>
+      <w:pPr>
+        <w:pStyle w:val="Normal"/>
+        <w:rPr>
+          <w:rFonts w:ascii="Liberation Sans" w:hAnsi="Liberation Sans"/>
+        </w:rPr>
+      </w:pPr>
+      <w:r>
+        <w:rPr>
+          <w:rFonts w:ascii="Liberation Sans" w:hAnsi="Liberation Sans"/>
+          <w:b w:val="false"/>
+          <w:bCs w:val="false"/>
+        </w:rPr>
+        <w:t xml:space="preserve">At the </w:t>
+      </w:r>
+      <w:r>
+        <w:rPr>
+          <w:rFonts w:ascii="Liberation Sans" w:hAnsi="Liberation Sans"/>
+          <w:b/>
+          <w:bCs/>
+        </w:rPr>
+        <w:t xml:space="preserve">tip </w:t>
+      </w:r>
+      <w:r>
+        <w:rPr>
+          <w:rFonts w:ascii="Liberation Sans" w:hAnsi="Liberation Sans"/>
+          <w:b w:val="false"/>
+          <w:bCs w:val="false"/>
+        </w:rPr>
+        <w:t xml:space="preserve">of the </w:t>
+      </w:r>
+      <w:r>
+        <w:rPr>
+          <w:rFonts w:ascii="Liberation Sans" w:hAnsi="Liberation Sans"/>
+          <w:b/>
+          <w:bCs/>
+        </w:rPr>
+        <w:t xml:space="preserve">default </w:t>
+      </w:r>
+      <w:r>
+        <w:rPr>
+          <w:rFonts w:ascii="Liberation Sans" w:hAnsi="Liberation Sans"/>
+          <w:b w:val="false"/>
+          <w:bCs w:val="false"/>
+        </w:rPr>
+        <w:t xml:space="preserve">branch, click </w:t>
+      </w:r>
+      <w:r>
+        <w:rPr>
+          <w:rFonts w:ascii="Liberation Sans" w:hAnsi="Liberation Sans"/>
+          <w:b/>
+          <w:bCs/>
+        </w:rPr>
+        <w:t>Branch: default:</w:t>
+      </w:r>
+    </w:p>
+    <w:p>
+      <w:pPr>
+        <w:pStyle w:val="Normal"/>
+        <w:rPr>
+          <w:rFonts w:ascii="Liberation Sans" w:hAnsi="Liberation Sans"/>
+        </w:rPr>
+      </w:pPr>
+      <w:r>
+        <w:rPr/>
+      </w:r>
+    </w:p>
+    <w:p>
+      <w:pPr>
+        <w:pStyle w:val="Normal"/>
+        <w:rPr>
+          <w:rFonts w:ascii="Liberation Sans" w:hAnsi="Liberation Sans"/>
+        </w:rPr>
+      </w:pPr>
+      <w:r>
+        <w:rPr>
+          <w:rFonts w:ascii="Liberation Sans" w:hAnsi="Liberation Sans"/>
+        </w:rPr>
+        <w:drawing>
+          <wp:anchor behindDoc="0" distT="0" distB="0" distL="0" distR="0" simplePos="0" locked="0" layoutInCell="0" allowOverlap="1" relativeHeight="2">
+            <wp:simplePos x="0" y="0"/>
+            <wp:positionH relativeFrom="column">
+              <wp:posOffset>32385</wp:posOffset>
+            </wp:positionH>
+            <wp:positionV relativeFrom="paragraph">
+              <wp:posOffset>635</wp:posOffset>
+            </wp:positionV>
+            <wp:extent cx="3181350" cy="1304925"/>
+            <wp:effectExtent l="0" t="0" r="0" b="0"/>
+            <wp:wrapSquare wrapText="largest"/>
+            <wp:docPr id="1" name="Image1" descr=""/>
+            <wp:cNvGraphicFramePr>
+              <a:graphicFrameLocks xmlns:a="http://schemas.openxmlformats.org/drawingml/2006/main" noChangeAspect="1"/>
+            </wp:cNvGraphicFramePr>
+            <a:graphic xmlns:a="http://schemas.openxmlformats.org/drawingml/2006/main">
+              <a:graphicData uri="http://schemas.openxmlformats.org/drawingml/2006/picture">
+                <pic:pic xmlns:pic="http://schemas.openxmlformats.org/drawingml/2006/picture">
+                  <pic:nvPicPr>
+                    <pic:cNvPr id="1" name="Image1" descr=""/>
+                    <pic:cNvPicPr>
+                      <a:picLocks noChangeAspect="1" noChangeArrowheads="1"/>
+                    </pic:cNvPicPr>
+                  </pic:nvPicPr>
+                  <pic:blipFill>
+                    <a:blip r:embed="rId3"/>
+                    <a:stretch>
+                      <a:fillRect/>
+                    </a:stretch>
+                  </pic:blipFill>
+                  <pic:spPr bwMode="auto">
+                    <a:xfrm>
+                      <a:off x="0" y="0"/>
+                      <a:ext cx="3181350" cy="1304925"/>
+                    </a:xfrm>
+                    <a:prstGeom prst="rect">
+                      <a:avLst/>
+                    </a:prstGeom>
+                  </pic:spPr>
+                </pic:pic>
+              </a:graphicData>
+            </a:graphic>
+          </wp:anchor>
+        </w:drawing>
       </w:r>
     </w:p>
     <w:p>
@@ -942,6 +1023,382 @@
         </w:numPr>
         <w:rPr/>
       </w:pPr>
+      <w:r>
+        <w:rPr/>
+      </w:r>
+    </w:p>
+    <w:p>
+      <w:pPr>
+        <w:pStyle w:val="Heading2"/>
+        <w:numPr>
+          <w:ilvl w:val="1"/>
+          <w:numId w:val="2"/>
+        </w:numPr>
+        <w:rPr/>
+      </w:pPr>
+      <w:r>
+        <w:rPr/>
+      </w:r>
+    </w:p>
+    <w:p>
+      <w:pPr>
+        <w:pStyle w:val="Heading2"/>
+        <w:numPr>
+          <w:ilvl w:val="1"/>
+          <w:numId w:val="2"/>
+        </w:numPr>
+        <w:rPr/>
+      </w:pPr>
+      <w:r>
+        <w:rPr/>
+      </w:r>
+    </w:p>
+    <w:p>
+      <w:pPr>
+        <w:pStyle w:val="Normal"/>
+        <w:numPr>
+          <w:ilvl w:val="0"/>
+          <w:numId w:val="0"/>
+        </w:numPr>
+        <w:rPr>
+          <w:rFonts w:ascii="Liberation Sans" w:hAnsi="Liberation Sans"/>
+        </w:rPr>
+      </w:pPr>
+      <w:r>
+        <w:rPr/>
+      </w:r>
+    </w:p>
+    <w:p>
+      <w:pPr>
+        <w:pStyle w:val="Normal"/>
+        <w:numPr>
+          <w:ilvl w:val="0"/>
+          <w:numId w:val="0"/>
+        </w:numPr>
+        <w:rPr>
+          <w:rFonts w:ascii="Liberation Sans" w:hAnsi="Liberation Sans"/>
+        </w:rPr>
+      </w:pPr>
+      <w:r>
+        <w:rPr>
+          <w:rFonts w:ascii="Liberation Sans" w:hAnsi="Liberation Sans"/>
+          <w:b w:val="false"/>
+          <w:bCs w:val="false"/>
+        </w:rPr>
+        <w:t>Then pick the name of your branch.  If you are fixing a bug, include the bug number.</w:t>
+      </w:r>
+    </w:p>
+    <w:p>
+      <w:pPr>
+        <w:pStyle w:val="Normal"/>
+        <w:numPr>
+          <w:ilvl w:val="0"/>
+          <w:numId w:val="0"/>
+        </w:numPr>
+        <w:rPr>
+          <w:rFonts w:ascii="Liberation Sans" w:hAnsi="Liberation Sans"/>
+        </w:rPr>
+      </w:pPr>
+      <w:r>
+        <w:rPr/>
+        <w:drawing>
+          <wp:anchor behindDoc="0" distT="0" distB="0" distL="0" distR="0" simplePos="0" locked="0" layoutInCell="0" allowOverlap="1" relativeHeight="3">
+            <wp:simplePos x="0" y="0"/>
+            <wp:positionH relativeFrom="column">
+              <wp:posOffset>13335</wp:posOffset>
+            </wp:positionH>
+            <wp:positionV relativeFrom="paragraph">
+              <wp:posOffset>635</wp:posOffset>
+            </wp:positionV>
+            <wp:extent cx="4953000" cy="1885950"/>
+            <wp:effectExtent l="0" t="0" r="0" b="0"/>
+            <wp:wrapSquare wrapText="largest"/>
+            <wp:docPr id="2" name="Image3" descr=""/>
+            <wp:cNvGraphicFramePr>
+              <a:graphicFrameLocks xmlns:a="http://schemas.openxmlformats.org/drawingml/2006/main" noChangeAspect="1"/>
+            </wp:cNvGraphicFramePr>
+            <a:graphic xmlns:a="http://schemas.openxmlformats.org/drawingml/2006/main">
+              <a:graphicData uri="http://schemas.openxmlformats.org/drawingml/2006/picture">
+                <pic:pic xmlns:pic="http://schemas.openxmlformats.org/drawingml/2006/picture">
+                  <pic:nvPicPr>
+                    <pic:cNvPr id="2" name="Image3" descr=""/>
+                    <pic:cNvPicPr>
+                      <a:picLocks noChangeAspect="1" noChangeArrowheads="1"/>
+                    </pic:cNvPicPr>
+                  </pic:nvPicPr>
+                  <pic:blipFill>
+                    <a:blip r:embed="rId4"/>
+                    <a:stretch>
+                      <a:fillRect/>
+                    </a:stretch>
+                  </pic:blipFill>
+                  <pic:spPr bwMode="auto">
+                    <a:xfrm>
+                      <a:off x="0" y="0"/>
+                      <a:ext cx="4953000" cy="1885950"/>
+                    </a:xfrm>
+                    <a:prstGeom prst="rect">
+                      <a:avLst/>
+                    </a:prstGeom>
+                  </pic:spPr>
+                </pic:pic>
+              </a:graphicData>
+            </a:graphic>
+          </wp:anchor>
+        </w:drawing>
+      </w:r>
+    </w:p>
+    <w:p>
+      <w:pPr>
+        <w:pStyle w:val="Normal"/>
+        <w:numPr>
+          <w:ilvl w:val="0"/>
+          <w:numId w:val="0"/>
+        </w:numPr>
+        <w:rPr>
+          <w:rFonts w:ascii="Liberation Sans" w:hAnsi="Liberation Sans"/>
+        </w:rPr>
+      </w:pPr>
+      <w:r>
+        <w:rPr/>
+      </w:r>
+    </w:p>
+    <w:p>
+      <w:pPr>
+        <w:pStyle w:val="Normal"/>
+        <w:numPr>
+          <w:ilvl w:val="0"/>
+          <w:numId w:val="0"/>
+        </w:numPr>
+        <w:rPr>
+          <w:rFonts w:ascii="Liberation Sans" w:hAnsi="Liberation Sans"/>
+        </w:rPr>
+      </w:pPr>
+      <w:r>
+        <w:rPr/>
+      </w:r>
+    </w:p>
+    <w:p>
+      <w:pPr>
+        <w:pStyle w:val="Normal"/>
+        <w:numPr>
+          <w:ilvl w:val="0"/>
+          <w:numId w:val="0"/>
+        </w:numPr>
+        <w:rPr>
+          <w:rFonts w:ascii="Liberation Sans" w:hAnsi="Liberation Sans"/>
+        </w:rPr>
+      </w:pPr>
+      <w:r>
+        <w:rPr/>
+      </w:r>
+    </w:p>
+    <w:p>
+      <w:pPr>
+        <w:pStyle w:val="Heading2"/>
+        <w:numPr>
+          <w:ilvl w:val="1"/>
+          <w:numId w:val="2"/>
+        </w:numPr>
+        <w:rPr/>
+      </w:pPr>
+      <w:r>
+        <w:rPr/>
+      </w:r>
+    </w:p>
+    <w:p>
+      <w:pPr>
+        <w:pStyle w:val="Heading2"/>
+        <w:numPr>
+          <w:ilvl w:val="1"/>
+          <w:numId w:val="2"/>
+        </w:numPr>
+        <w:rPr/>
+      </w:pPr>
+      <w:r>
+        <w:rPr/>
+      </w:r>
+    </w:p>
+    <w:p>
+      <w:pPr>
+        <w:pStyle w:val="Heading2"/>
+        <w:numPr>
+          <w:ilvl w:val="1"/>
+          <w:numId w:val="2"/>
+        </w:numPr>
+        <w:rPr/>
+      </w:pPr>
+      <w:r>
+        <w:rPr/>
+      </w:r>
+    </w:p>
+    <w:p>
+      <w:pPr>
+        <w:pStyle w:val="Normal"/>
+        <w:numPr>
+          <w:ilvl w:val="0"/>
+          <w:numId w:val="1"/>
+        </w:numPr>
+        <w:rPr>
+          <w:rFonts w:ascii="Liberation Sans" w:hAnsi="Liberation Sans"/>
+        </w:rPr>
+      </w:pPr>
+      <w:r>
+        <w:rPr/>
+      </w:r>
+    </w:p>
+    <w:p>
+      <w:pPr>
+        <w:pStyle w:val="Normal"/>
+        <w:numPr>
+          <w:ilvl w:val="0"/>
+          <w:numId w:val="1"/>
+        </w:numPr>
+        <w:rPr>
+          <w:rFonts w:ascii="Liberation Sans" w:hAnsi="Liberation Sans"/>
+        </w:rPr>
+      </w:pPr>
+      <w:r>
+        <w:rPr>
+          <w:rFonts w:ascii="Liberation Sans" w:hAnsi="Liberation Sans"/>
+          <w:b w:val="false"/>
+          <w:bCs w:val="false"/>
+        </w:rPr>
+        <w:t>Make you</w:t>
+      </w:r>
+      <w:r>
+        <w:rPr>
+          <w:rFonts w:ascii="Liberation Sans" w:hAnsi="Liberation Sans"/>
+          <w:b w:val="false"/>
+          <w:bCs w:val="false"/>
+        </w:rPr>
+        <w:t>r</w:t>
+      </w:r>
+      <w:r>
+        <w:rPr>
+          <w:rFonts w:ascii="Liberation Sans" w:hAnsi="Liberation Sans"/>
+          <w:b w:val="false"/>
+          <w:bCs w:val="false"/>
+        </w:rPr>
+        <w:t xml:space="preserve"> changes and </w:t>
+      </w:r>
+      <w:r>
+        <w:rPr>
+          <w:rFonts w:ascii="Liberation Sans" w:hAnsi="Liberation Sans"/>
+          <w:b/>
+          <w:bCs/>
+        </w:rPr>
+        <w:t>Commit</w:t>
+      </w:r>
+      <w:r>
+        <w:rPr>
+          <w:rFonts w:ascii="Liberation Sans" w:hAnsi="Liberation Sans"/>
+          <w:b w:val="false"/>
+          <w:bCs w:val="false"/>
+        </w:rPr>
+        <w:t xml:space="preserve"> them.  This will create the new branch.  </w:t>
+      </w:r>
+      <w:r>
+        <w:rPr>
+          <w:rFonts w:ascii="Liberation Sans" w:hAnsi="Liberation Sans"/>
+          <w:b w:val="false"/>
+          <w:bCs w:val="false"/>
+        </w:rPr>
+        <w:t>Furthjer changes are made in the new branch.</w:t>
+      </w:r>
+    </w:p>
+    <w:p>
+      <w:pPr>
+        <w:pStyle w:val="Normal"/>
+        <w:rPr>
+          <w:rFonts w:ascii="Liberation Sans" w:hAnsi="Liberation Sans"/>
+        </w:rPr>
+      </w:pPr>
+      <w:r>
+        <w:rPr/>
+      </w:r>
+    </w:p>
+    <w:p>
+      <w:pPr>
+        <w:pStyle w:val="Normal"/>
+        <w:rPr>
+          <w:rFonts w:ascii="Liberation Sans" w:hAnsi="Liberation Sans"/>
+        </w:rPr>
+      </w:pPr>
+      <w:r>
+        <w:rPr>
+          <w:rFonts w:ascii="Liberation Sans" w:hAnsi="Liberation Sans"/>
+          <w:b w:val="false"/>
+          <w:bCs w:val="false"/>
+        </w:rPr>
+        <w:t xml:space="preserve">When done,  </w:t>
+      </w:r>
+      <w:r>
+        <w:rPr>
+          <w:rFonts w:ascii="Liberation Sans" w:hAnsi="Liberation Sans"/>
+          <w:b/>
+          <w:bCs/>
+        </w:rPr>
+        <w:t>Close</w:t>
+      </w:r>
+      <w:r>
+        <w:rPr>
+          <w:rFonts w:ascii="Liberation Sans" w:hAnsi="Liberation Sans"/>
+          <w:b w:val="false"/>
+          <w:bCs w:val="false"/>
+        </w:rPr>
+        <w:t xml:space="preserve"> your branch, switch to Defaul</w:t>
+      </w:r>
+      <w:r>
+        <w:rPr>
+          <w:rFonts w:ascii="Liberation Sans" w:hAnsi="Liberation Sans"/>
+          <w:b w:val="false"/>
+          <w:bCs w:val="false"/>
+        </w:rPr>
+        <w:t>t</w:t>
+      </w:r>
+      <w:r>
+        <w:rPr>
+          <w:rFonts w:ascii="Liberation Sans" w:hAnsi="Liberation Sans"/>
+          <w:b w:val="false"/>
+          <w:bCs w:val="false"/>
+        </w:rPr>
+        <w:t xml:space="preserve"> and </w:t>
+      </w:r>
+      <w:r>
+        <w:rPr>
+          <w:rFonts w:ascii="Liberation Sans" w:hAnsi="Liberation Sans"/>
+          <w:b/>
+          <w:bCs/>
+        </w:rPr>
+        <w:t>Merge</w:t>
+      </w:r>
+      <w:r>
+        <w:rPr>
+          <w:rFonts w:ascii="Liberation Sans" w:hAnsi="Liberation Sans"/>
+          <w:b w:val="false"/>
+          <w:bCs w:val="false"/>
+        </w:rPr>
+        <w:t xml:space="preserve"> from the new branch.  </w:t>
+      </w:r>
+      <w:r>
+        <w:rPr>
+          <w:rFonts w:ascii="Liberation Sans" w:hAnsi="Liberation Sans"/>
+          <w:b w:val="false"/>
+          <w:bCs w:val="false"/>
+        </w:rPr>
+        <w:t>Closing first avoids dangling heads.</w:t>
+      </w:r>
+    </w:p>
+    <w:p>
+      <w:pPr>
+        <w:pStyle w:val="Heading2"/>
+        <w:numPr>
+          <w:ilvl w:val="1"/>
+          <w:numId w:val="2"/>
+        </w:numPr>
+        <w:rPr/>
+      </w:pPr>
       <w:bookmarkStart w:id="3" w:name="__RefHeading___Toc783_2817623836"/>
       <w:bookmarkEnd w:id="3"/>
       <w:r>
@@ -1044,7 +1501,7 @@
         </w:rPr>
         <w:t xml:space="preserve">All platforms build and upload their beta install packages as described in </w:t>
       </w:r>
-      <w:hyperlink r:id="rId3">
+      <w:hyperlink r:id="rId5">
         <w:r>
           <w:rPr>
             <w:rStyle w:val="InternetLink"/>
@@ -2274,8 +2731,8 @@
         </w:numPr>
         <w:suppressAutoHyphens w:val="true"/>
         <w:bidi w:val="0"/>
+        <w:ind w:left="0" w:hanging="0"/>
         <w:jc w:val="left"/>
-        <w:outlineLvl w:val="0"/>
         <w:rPr/>
       </w:pPr>
       <w:r>
@@ -2784,7 +3241,7 @@
         </w:rPr>
         <w:t xml:space="preserve">Code may be formatted (pretty-printed) using the </w:t>
       </w:r>
-      <w:hyperlink r:id="rId4">
+      <w:hyperlink r:id="rId6">
         <w:r>
           <w:rPr>
             <w:rStyle w:val="InternetLink"/>
@@ -2867,8 +3324,8 @@
           <w:numId w:val="0"/>
         </w:numPr>
         <w:suppressAutoHyphens w:val="true"/>
+        <w:ind w:left="0" w:hanging="0"/>
         <w:jc w:val="left"/>
-        <w:outlineLvl w:val="0"/>
         <w:rPr/>
       </w:pPr>
       <w:r>
@@ -3625,8 +4082,8 @@
           <w:numId w:val="0"/>
         </w:numPr>
         <w:suppressAutoHyphens w:val="true"/>
+        <w:ind w:left="0" w:hanging="0"/>
         <w:jc w:val="left"/>
-        <w:outlineLvl w:val="1"/>
         <w:rPr/>
       </w:pPr>
       <w:r>
@@ -3662,8 +4119,8 @@
           <w:numId w:val="0"/>
         </w:numPr>
         <w:suppressAutoHyphens w:val="true"/>
+        <w:ind w:left="0" w:hanging="0"/>
         <w:jc w:val="left"/>
-        <w:outlineLvl w:val="1"/>
         <w:rPr/>
       </w:pPr>
       <w:r>
@@ -3727,15 +4184,7 @@
           <w:b/>
           <w:bCs/>
         </w:rPr>
-        <w:t xml:space="preserve">Source </w:t>
-      </w:r>
-      <w:r>
-        <w:rPr>
-          <w:rFonts w:ascii="Liberation Sans" w:hAnsi="Liberation Sans"/>
-          <w:b/>
-          <w:bCs/>
-        </w:rPr>
-        <w:t>Control / Releases</w:t>
+        <w:t>Source Control / Releases</w:t>
       </w:r>
     </w:p>
     <w:p>
@@ -3766,19 +4215,7 @@
         <w:rPr>
           <w:rFonts w:ascii="Liberation Sans" w:hAnsi="Liberation Sans"/>
         </w:rPr>
-        <w:t>The format for .xtc, .xtr, .</w:t>
-      </w:r>
-      <w:r>
-        <w:rPr>
-          <w:rFonts w:ascii="Liberation Sans" w:hAnsi="Liberation Sans"/>
-        </w:rPr>
-        <w:t>xtp</w:t>
-      </w:r>
-      <w:r>
-        <w:rPr>
-          <w:rFonts w:ascii="Liberation Sans" w:hAnsi="Liberation Sans"/>
-        </w:rPr>
-        <w:t xml:space="preserve"> and xtrkcad.cus files is described on the </w:t>
+        <w:t xml:space="preserve">The format for .xtc, .xtr, .xtp and xtrkcad.cus files is described on the </w:t>
       </w:r>
       <w:r>
         <w:rPr>
@@ -3794,7 +4231,7 @@
         </w:rPr>
         <w:t xml:space="preserve">page of the XtrkCad wikka page </w:t>
       </w:r>
-      <w:hyperlink r:id="rId5">
+      <w:hyperlink r:id="rId7">
         <w:r>
           <w:rPr>
             <w:rStyle w:val="VisitedInternetLink"/>
@@ -3895,6 +4332,10 @@
       <w:r>
         <w:rPr>
           <w:rFonts w:ascii="Liberation Sans" w:hAnsi="Liberation Sans"/>
+          <w:b w:val="false"/>
+          <w:bCs w:val="false"/>
+          <w:i w:val="false"/>
+          <w:iCs w:val="false"/>
         </w:rPr>
       </w:r>
     </w:p>
@@ -3914,27 +4355,7 @@
           <w:i w:val="false"/>
           <w:iCs w:val="false"/>
         </w:rPr>
-        <w:t>XTRKCAD_PARAMVERSION is the current version of the File Formats.  If the VERSION line in the .xtc or .xtr is greater then this value then file can only be opened by an updated version of X</w:t>
-      </w:r>
-      <w:r>
-        <w:rPr>
-          <w:rFonts w:ascii="Liberation Sans" w:hAnsi="Liberation Sans"/>
-          <w:b w:val="false"/>
-          <w:bCs w:val="false"/>
-          <w:i w:val="false"/>
-          <w:iCs w:val="false"/>
-        </w:rPr>
-        <w:t>T</w:t>
-      </w:r>
-      <w:r>
-        <w:rPr>
-          <w:rFonts w:ascii="Liberation Sans" w:hAnsi="Liberation Sans"/>
-          <w:b w:val="false"/>
-          <w:bCs w:val="false"/>
-          <w:i w:val="false"/>
-          <w:iCs w:val="false"/>
-        </w:rPr>
-        <w:t>rkCad.</w:t>
+        <w:t>XTRKCAD_PARAMVERSION is the current version of the File Formats.  If the VERSION line in the .xtc or .xtr is greater then this value then file can only be opened by an updated version of XTrkCad.</w:t>
       </w:r>
     </w:p>
     <w:p>
@@ -3953,47 +4374,7 @@
           <w:i w:val="false"/>
           <w:iCs w:val="false"/>
         </w:rPr>
-        <w:t>XTRKCAD_PARAMVERSION</w:t>
-      </w:r>
-      <w:r>
-        <w:rPr>
-          <w:rFonts w:ascii="Liberation Sans" w:hAnsi="Liberation Sans"/>
-          <w:b w:val="false"/>
-          <w:bCs w:val="false"/>
-          <w:i w:val="false"/>
-          <w:iCs w:val="false"/>
-        </w:rPr>
-        <w:t xml:space="preserve">VERSION is the </w:t>
-      </w:r>
-      <w:r>
-        <w:rPr>
-          <w:rFonts w:ascii="Liberation Sans" w:hAnsi="Liberation Sans"/>
-          <w:b w:val="false"/>
-          <w:bCs w:val="false"/>
-          <w:i w:val="false"/>
-          <w:iCs w:val="false"/>
-        </w:rPr>
-        <w:t xml:space="preserve">first </w:t>
-      </w:r>
-      <w:r>
-        <w:rPr>
-          <w:rFonts w:ascii="Liberation Sans" w:hAnsi="Liberation Sans"/>
-          <w:b w:val="false"/>
-          <w:bCs w:val="false"/>
-          <w:i w:val="false"/>
-          <w:iCs w:val="false"/>
-        </w:rPr>
-        <w:t xml:space="preserve">version </w:t>
-      </w:r>
-      <w:r>
-        <w:rPr>
-          <w:rFonts w:ascii="Liberation Sans" w:hAnsi="Liberation Sans"/>
-          <w:b w:val="false"/>
-          <w:bCs w:val="false"/>
-          <w:i w:val="false"/>
-          <w:iCs w:val="false"/>
-        </w:rPr>
-        <w:t>of XTrkCad that supports the specified File Format.  This allows us to tell the user the minimum version they need to upgrade to.</w:t>
+        <w:t>XTRKCAD_PARAMVERSIONVERSION is the first version of XTrkCad that supports the specified File Format.  This allows us to tell the user the minimum version they need to upgrade to.</w:t>
       </w:r>
     </w:p>
     <w:p>
@@ -4012,37 +4393,7 @@
           <w:i w:val="false"/>
           <w:iCs w:val="false"/>
         </w:rPr>
-        <w:t>XTRKCAD_</w:t>
-      </w:r>
-      <w:r>
-        <w:rPr>
-          <w:rFonts w:ascii="Liberation Sans" w:hAnsi="Liberation Sans"/>
-          <w:b w:val="false"/>
-          <w:bCs w:val="false"/>
-          <w:i w:val="false"/>
-          <w:iCs w:val="false"/>
-        </w:rPr>
-        <w:t>MIN_</w:t>
-      </w:r>
-      <w:r>
-        <w:rPr>
-          <w:rFonts w:ascii="Liberation Sans" w:hAnsi="Liberation Sans"/>
-          <w:b w:val="false"/>
-          <w:bCs w:val="false"/>
-          <w:i w:val="false"/>
-          <w:iCs w:val="false"/>
-        </w:rPr>
-        <w:t xml:space="preserve">PARAMVERSION </w:t>
-      </w:r>
-      <w:r>
-        <w:rPr>
-          <w:rFonts w:ascii="Liberation Sans" w:hAnsi="Liberation Sans"/>
-          <w:b w:val="false"/>
-          <w:bCs w:val="false"/>
-          <w:i w:val="false"/>
-          <w:iCs w:val="false"/>
-        </w:rPr>
-        <w:t>is the first File Format version that that we support.  Its value (1) inidicates that we support all versions.</w:t>
+        <w:t>XTRKCAD_MIN_PARAMVERSION is the first File Format version that that we support.  Its value (1) inidicates that we support all versions.</w:t>
       </w:r>
     </w:p>
     <w:p>
@@ -4061,47 +4412,7 @@
           <w:i w:val="false"/>
           <w:iCs w:val="false"/>
         </w:rPr>
-        <w:t xml:space="preserve">Incrementing </w:t>
-      </w:r>
-      <w:r>
-        <w:rPr>
-          <w:rFonts w:ascii="Liberation Sans" w:hAnsi="Liberation Sans"/>
-          <w:b w:val="false"/>
-          <w:bCs w:val="false"/>
-          <w:i w:val="false"/>
-          <w:iCs w:val="false"/>
-        </w:rPr>
-        <w:t xml:space="preserve">XTRKCAD_PARAMVERSION </w:t>
-      </w:r>
-      <w:r>
-        <w:rPr>
-          <w:rFonts w:ascii="Liberation Sans" w:hAnsi="Liberation Sans"/>
-          <w:b w:val="false"/>
-          <w:bCs w:val="false"/>
-          <w:i w:val="false"/>
-          <w:iCs w:val="false"/>
-        </w:rPr>
-        <w:t xml:space="preserve">is a major change as it requires users to upgrade  when they load a new .xtc file.  It would be required if we add an new object or make major changes to existing objects.  We have mechanisms </w:t>
-      </w:r>
-      <w:r>
-        <w:rPr>
-          <w:rFonts w:ascii="Liberation Sans" w:hAnsi="Liberation Sans"/>
-          <w:b w:val="false"/>
-          <w:bCs w:val="false"/>
-          <w:i w:val="false"/>
-          <w:iCs w:val="false"/>
-        </w:rPr>
-        <w:t xml:space="preserve">(below) </w:t>
-      </w:r>
-      <w:r>
-        <w:rPr>
-          <w:rFonts w:ascii="Liberation Sans" w:hAnsi="Liberation Sans"/>
-          <w:b w:val="false"/>
-          <w:bCs w:val="false"/>
-          <w:i w:val="false"/>
-          <w:iCs w:val="false"/>
-        </w:rPr>
-        <w:t>to avoid this.</w:t>
+        <w:t>Incrementing XTRKCAD_PARAMVERSION is a major change as it requires users to upgrade  when they load a new .xtc file.  It would be required if we add an new object or make major changes to existing objects.  We have mechanisms (below) to avoid this.</w:t>
       </w:r>
     </w:p>
     <w:p>
@@ -4169,19 +4480,7 @@
           <w:rFonts w:ascii="Liberation Mono" w:hAnsi="Liberation Mono"/>
         </w:rPr>
         <w:tab/>
-        <w:t>M</w:t>
-      </w:r>
-      <w:r>
-        <w:rPr>
-          <w:rFonts w:ascii="Liberation Mono" w:hAnsi="Liberation Mono"/>
-        </w:rPr>
-        <w:t>1</w:t>
-      </w:r>
-      <w:r>
-        <w:rPr>
-          <w:rFonts w:ascii="Liberation Mono" w:hAnsi="Liberation Mono"/>
-        </w:rPr>
-        <w:t xml:space="preserve"> 0 0.500000 20.375000 15.500000 46.625000 20.250000</w:t>
+        <w:t>M1 0 0.500000 20.375000 15.500000 46.625000 20.250000</w:t>
       </w:r>
     </w:p>
     <w:p>
@@ -4214,107 +4513,7 @@
           <w:i w:val="false"/>
           <w:iCs w:val="false"/>
         </w:rPr>
-        <w:t xml:space="preserve">This defines 2 segments (type </w:t>
-      </w:r>
-      <w:r>
-        <w:rPr>
-          <w:rFonts w:ascii="Liberation Sans" w:hAnsi="Liberation Sans"/>
-          <w:b w:val="false"/>
-          <w:bCs w:val="false"/>
-          <w:i w:val="false"/>
-          <w:iCs w:val="false"/>
-        </w:rPr>
-        <w:t>M</w:t>
-      </w:r>
-      <w:r>
-        <w:rPr>
-          <w:rFonts w:ascii="Liberation Sans" w:hAnsi="Liberation Sans"/>
-          <w:b w:val="false"/>
-          <w:bCs w:val="false"/>
-          <w:i w:val="false"/>
-          <w:iCs w:val="false"/>
-        </w:rPr>
-        <w:t xml:space="preserve"> – </w:t>
-      </w:r>
-      <w:r>
-        <w:rPr>
-          <w:rFonts w:ascii="Liberation Sans" w:hAnsi="Liberation Sans"/>
-          <w:b w:val="false"/>
-          <w:bCs w:val="false"/>
-          <w:i w:val="false"/>
-          <w:iCs w:val="false"/>
-        </w:rPr>
-        <w:t>Dimension Line</w:t>
-      </w:r>
-      <w:r>
-        <w:rPr>
-          <w:rFonts w:ascii="Liberation Sans" w:hAnsi="Liberation Sans"/>
-          <w:b w:val="false"/>
-          <w:bCs w:val="false"/>
-          <w:i w:val="false"/>
-          <w:iCs w:val="false"/>
-        </w:rPr>
-        <w:t xml:space="preserve">) with two Segment Versions </w:t>
-      </w:r>
-      <w:r>
-        <w:rPr>
-          <w:rFonts w:ascii="Liberation Sans" w:hAnsi="Liberation Sans"/>
-          <w:b w:val="false"/>
-          <w:bCs w:val="false"/>
-          <w:i w:val="false"/>
-          <w:iCs w:val="false"/>
-        </w:rPr>
-        <w:t>(1</w:t>
-      </w:r>
-      <w:r>
-        <w:rPr>
-          <w:rFonts w:ascii="Liberation Sans" w:hAnsi="Liberation Sans"/>
-          <w:b w:val="false"/>
-          <w:bCs w:val="false"/>
-          <w:i w:val="false"/>
-          <w:iCs w:val="false"/>
-        </w:rPr>
-        <w:t xml:space="preserve"> and </w:t>
-      </w:r>
-      <w:r>
-        <w:rPr>
-          <w:rFonts w:ascii="Liberation Sans" w:hAnsi="Liberation Sans"/>
-          <w:b w:val="false"/>
-          <w:bCs w:val="false"/>
-          <w:i w:val="false"/>
-          <w:iCs w:val="false"/>
-        </w:rPr>
-        <w:t>3</w:t>
-      </w:r>
-      <w:r>
-        <w:rPr>
-          <w:rFonts w:ascii="Liberation Sans" w:hAnsi="Liberation Sans"/>
-          <w:b w:val="false"/>
-          <w:bCs w:val="false"/>
-          <w:i w:val="false"/>
-          <w:iCs w:val="false"/>
-        </w:rPr>
-        <w:t xml:space="preserve">). </w:t>
-      </w:r>
-      <w:r>
-        <w:rPr>
-          <w:rFonts w:ascii="Liberation Sans" w:hAnsi="Liberation Sans"/>
-          <w:b w:val="false"/>
-          <w:bCs w:val="false"/>
-          <w:i w:val="false"/>
-          <w:iCs w:val="false"/>
-        </w:rPr>
-        <w:t xml:space="preserve">The difference is the first segment is missing elevation values (0) following the </w:t>
-      </w:r>
-      <w:r>
-        <w:rPr>
-          <w:rFonts w:ascii="Liberation Sans" w:hAnsi="Liberation Sans"/>
-          <w:b w:val="false"/>
-          <w:bCs w:val="false"/>
-          <w:i w:val="false"/>
-          <w:iCs w:val="false"/>
-        </w:rPr>
-        <w:t>Co-ordinates and the flag in the last position.</w:t>
+        <w:t>This defines 2 segments (type M – Dimension Line) with two Segment Versions (1 and 3). The difference is the first segment is missing elevation values (0) following the Co-ordinates and the flag in the last position.</w:t>
       </w:r>
     </w:p>
     <w:p>
@@ -4333,97 +4532,7 @@
           <w:i w:val="false"/>
           <w:iCs w:val="false"/>
         </w:rPr>
-        <w:t>ReadSeg</w:t>
-      </w:r>
-      <w:r>
-        <w:rPr>
-          <w:rFonts w:ascii="Liberation Sans" w:hAnsi="Liberation Sans"/>
-          <w:b w:val="false"/>
-          <w:bCs w:val="false"/>
-          <w:i w:val="false"/>
-          <w:iCs w:val="false"/>
-        </w:rPr>
-        <w:t>s</w:t>
-      </w:r>
-      <w:r>
-        <w:rPr>
-          <w:rFonts w:ascii="Liberation Sans" w:hAnsi="Liberation Sans"/>
-          <w:b w:val="false"/>
-          <w:bCs w:val="false"/>
-          <w:i w:val="false"/>
-          <w:iCs w:val="false"/>
-        </w:rPr>
-        <w:t xml:space="preserve">() will read </w:t>
-      </w:r>
-      <w:r>
-        <w:rPr>
-          <w:rFonts w:ascii="Liberation Sans" w:hAnsi="Liberation Sans"/>
-          <w:b w:val="false"/>
-          <w:bCs w:val="false"/>
-          <w:i w:val="false"/>
-          <w:iCs w:val="false"/>
-        </w:rPr>
-        <w:t>6</w:t>
-      </w:r>
-      <w:r>
-        <w:rPr>
-          <w:rFonts w:ascii="Liberation Sans" w:hAnsi="Liberation Sans"/>
-          <w:b w:val="false"/>
-          <w:bCs w:val="false"/>
-          <w:i w:val="false"/>
-          <w:iCs w:val="false"/>
-        </w:rPr>
-        <w:t xml:space="preserve"> or 9 </w:t>
-      </w:r>
-      <w:r>
-        <w:rPr>
-          <w:rFonts w:ascii="Liberation Sans" w:hAnsi="Liberation Sans"/>
-          <w:b w:val="false"/>
-          <w:bCs w:val="false"/>
-          <w:i w:val="false"/>
-          <w:iCs w:val="false"/>
-        </w:rPr>
-        <w:t xml:space="preserve">values based on the Segment Version.  For version </w:t>
-      </w:r>
-      <w:r>
-        <w:rPr>
-          <w:rFonts w:ascii="Liberation Sans" w:hAnsi="Liberation Sans"/>
-          <w:b w:val="false"/>
-          <w:bCs w:val="false"/>
-          <w:i w:val="false"/>
-          <w:iCs w:val="false"/>
-        </w:rPr>
-        <w:t>1</w:t>
-      </w:r>
-      <w:r>
-        <w:rPr>
-          <w:rFonts w:ascii="Liberation Sans" w:hAnsi="Liberation Sans"/>
-          <w:b w:val="false"/>
-          <w:bCs w:val="false"/>
-          <w:i w:val="false"/>
-          <w:iCs w:val="false"/>
-        </w:rPr>
-        <w:t xml:space="preserve">, default values will be used for the </w:t>
-      </w:r>
-      <w:r>
-        <w:rPr>
-          <w:rFonts w:ascii="Liberation Sans" w:hAnsi="Liberation Sans"/>
-          <w:b w:val="false"/>
-          <w:bCs w:val="false"/>
-          <w:i w:val="false"/>
-          <w:iCs w:val="false"/>
-        </w:rPr>
-        <w:t xml:space="preserve">elevations </w:t>
-      </w:r>
-      <w:r>
-        <w:rPr>
-          <w:rFonts w:ascii="Liberation Sans" w:hAnsi="Liberation Sans"/>
-          <w:b w:val="false"/>
-          <w:bCs w:val="false"/>
-          <w:i w:val="false"/>
-          <w:iCs w:val="false"/>
-        </w:rPr>
-        <w:t>and flag.</w:t>
+        <w:t>ReadSegs() will read 6 or 9 values based on the Segment Version.  For version 1, default values will be used for the elevations and flag.</w:t>
       </w:r>
     </w:p>
     <w:p>
@@ -4442,17 +4551,7 @@
           <w:i w:val="false"/>
           <w:iCs w:val="false"/>
         </w:rPr>
-        <w:t xml:space="preserve">The code to process this looks like </w:t>
-      </w:r>
-      <w:r>
-        <w:rPr>
-          <w:rFonts w:ascii="Liberation Sans" w:hAnsi="Liberation Sans"/>
-          <w:b w:val="false"/>
-          <w:bCs w:val="false"/>
-          <w:i w:val="false"/>
-          <w:iCs w:val="false"/>
-        </w:rPr>
-        <w:t>(hasElev is a flag which is true if the Segment Version is &gt;= 3)</w:t>
+        <w:t>The code to process this looks like (hasElev is a flag which is true if the Segment Version is &gt;= 3)</w:t>
       </w:r>
     </w:p>
     <w:p>
@@ -4466,11 +4565,6 @@
           <w:rFonts w:ascii="Liberation Mono" w:hAnsi="Liberation Mono"/>
         </w:rPr>
         <w:tab/>
-      </w:r>
-      <w:r>
-        <w:rPr>
-          <w:rFonts w:ascii="Liberation Mono" w:hAnsi="Liberation Mono"/>
-        </w:rPr>
         <w:t>if ( !GetArgs( cp, hasElev?"lwpfpfl":"lwpYpYZ",</w:t>
       </w:r>
     </w:p>
@@ -4604,67 +4698,7 @@
           <w:i w:val="false"/>
           <w:iCs w:val="false"/>
         </w:rPr>
-        <w:t xml:space="preserve">’) </w:t>
-      </w:r>
-      <w:r>
-        <w:rPr>
-          <w:rFonts w:ascii="Liberation Sans" w:hAnsi="Liberation Sans"/>
-          <w:b w:val="false"/>
-          <w:bCs w:val="false"/>
-          <w:i w:val="false"/>
-          <w:iCs w:val="false"/>
-        </w:rPr>
-        <w:t xml:space="preserve">format codes </w:t>
-      </w:r>
-      <w:r>
-        <w:rPr>
-          <w:rFonts w:ascii="Liberation Sans" w:hAnsi="Liberation Sans"/>
-          <w:b w:val="false"/>
-          <w:bCs w:val="false"/>
-          <w:i w:val="false"/>
-          <w:iCs w:val="false"/>
-        </w:rPr>
-        <w:t xml:space="preserve">specify that no value is read from the </w:t>
-      </w:r>
-      <w:r>
-        <w:rPr>
-          <w:rFonts w:ascii="Liberation Sans" w:hAnsi="Liberation Sans"/>
-          <w:b w:val="false"/>
-          <w:bCs w:val="false"/>
-          <w:i w:val="false"/>
-          <w:iCs w:val="false"/>
-        </w:rPr>
-        <w:t xml:space="preserve">input </w:t>
-      </w:r>
-      <w:r>
-        <w:rPr>
-          <w:rFonts w:ascii="Liberation Sans" w:hAnsi="Liberation Sans"/>
-          <w:b w:val="false"/>
-          <w:bCs w:val="false"/>
-          <w:i w:val="false"/>
-          <w:iCs w:val="false"/>
-        </w:rPr>
-        <w:t>string, but the corresponding arguments are set to 0.  (See GetArgs() definition in fileio.</w:t>
-      </w:r>
-      <w:r>
-        <w:rPr>
-          <w:rFonts w:ascii="Liberation Sans" w:hAnsi="Liberation Sans"/>
-          <w:b w:val="false"/>
-          <w:bCs w:val="false"/>
-          <w:i w:val="false"/>
-          <w:iCs w:val="false"/>
-        </w:rPr>
-        <w:t>c</w:t>
-      </w:r>
-      <w:r>
-        <w:rPr>
-          <w:rFonts w:ascii="Liberation Sans" w:hAnsi="Liberation Sans"/>
-          <w:b w:val="false"/>
-          <w:bCs w:val="false"/>
-          <w:i w:val="false"/>
-          <w:iCs w:val="false"/>
-        </w:rPr>
-        <w:t>)</w:t>
+        <w:t>’) format codes specify that no value is read from the input string, but the corresponding arguments are set to 0.  (See GetArgs() definition in fileio.c)</w:t>
       </w:r>
     </w:p>
     <w:p>
@@ -4683,77 +4717,7 @@
           <w:i w:val="false"/>
           <w:iCs w:val="false"/>
         </w:rPr>
-        <w:t>If an old version of X</w:t>
-      </w:r>
-      <w:r>
-        <w:rPr>
-          <w:rFonts w:ascii="Liberation Sans" w:hAnsi="Liberation Sans"/>
-          <w:b w:val="false"/>
-          <w:bCs w:val="false"/>
-          <w:i w:val="false"/>
-          <w:iCs w:val="false"/>
-        </w:rPr>
-        <w:t>T</w:t>
-      </w:r>
-      <w:r>
-        <w:rPr>
-          <w:rFonts w:ascii="Liberation Sans" w:hAnsi="Liberation Sans"/>
-          <w:b w:val="false"/>
-          <w:bCs w:val="false"/>
-          <w:i w:val="false"/>
-          <w:iCs w:val="false"/>
-        </w:rPr>
-        <w:t>rkCad reads a new file with segment version it doesn’t understand an Input</w:t>
-      </w:r>
-      <w:r>
-        <w:rPr>
-          <w:rFonts w:ascii="Liberation Sans" w:hAnsi="Liberation Sans"/>
-          <w:b w:val="false"/>
-          <w:bCs w:val="false"/>
-          <w:i w:val="false"/>
-          <w:iCs w:val="false"/>
-        </w:rPr>
-        <w:t>Error</w:t>
-      </w:r>
-      <w:r>
-        <w:rPr>
-          <w:rFonts w:ascii="Liberation Sans" w:hAnsi="Liberation Sans"/>
-          <w:b w:val="false"/>
-          <w:bCs w:val="false"/>
-          <w:i w:val="false"/>
-          <w:iCs w:val="false"/>
-        </w:rPr>
-        <w:t xml:space="preserve"> will be ra</w:t>
-      </w:r>
-      <w:r>
-        <w:rPr>
-          <w:rFonts w:ascii="Liberation Sans" w:hAnsi="Liberation Sans"/>
-          <w:b w:val="false"/>
-          <w:bCs w:val="false"/>
-          <w:i w:val="false"/>
-          <w:iCs w:val="false"/>
-        </w:rPr>
-        <w:t>is</w:t>
-      </w:r>
-      <w:r>
-        <w:rPr>
-          <w:rFonts w:ascii="Liberation Sans" w:hAnsi="Liberation Sans"/>
-          <w:b w:val="false"/>
-          <w:bCs w:val="false"/>
-          <w:i w:val="false"/>
-          <w:iCs w:val="false"/>
-        </w:rPr>
-        <w:t xml:space="preserve">ed </w:t>
-      </w:r>
-      <w:r>
-        <w:rPr>
-          <w:rFonts w:ascii="Liberation Sans" w:hAnsi="Liberation Sans"/>
-          <w:b w:val="false"/>
-          <w:bCs w:val="false"/>
-          <w:i w:val="false"/>
-          <w:iCs w:val="false"/>
-        </w:rPr>
-        <w:t>and the segment is ignored.  If the segment is part of a TURNOUT definition and is followed by any track segments then Path processing will fail.</w:t>
+        <w:t>If an old version of XTrkCad reads a new file with segment version it doesn’t understand an InputError will be raised and the segment is ignored.  If the segment is part of a TURNOUT definition and is followed by any track segments then Path processing will fail.</w:t>
       </w:r>
     </w:p>
     <w:p>
@@ -4772,27 +4736,7 @@
           <w:i w:val="false"/>
           <w:iCs w:val="false"/>
         </w:rPr>
-        <w:t>Note: ReadSegs() checks that the Segment Version is not greate</w:t>
-      </w:r>
-      <w:r>
-        <w:rPr>
-          <w:rFonts w:ascii="Liberation Sans" w:hAnsi="Liberation Sans"/>
-          <w:b w:val="false"/>
-          <w:bCs w:val="false"/>
-          <w:i w:val="false"/>
-          <w:iCs w:val="false"/>
-        </w:rPr>
-        <w:t>r</w:t>
-      </w:r>
-      <w:r>
-        <w:rPr>
-          <w:rFonts w:ascii="Liberation Sans" w:hAnsi="Liberation Sans"/>
-          <w:b w:val="false"/>
-          <w:bCs w:val="false"/>
-          <w:i w:val="false"/>
-          <w:iCs w:val="false"/>
-        </w:rPr>
-        <w:t xml:space="preserve"> than the known versions.</w:t>
+        <w:t>Note: ReadSegs() checks that the Segment Version is not greater than the known versions.</w:t>
       </w:r>
     </w:p>
     <w:p>
@@ -4866,27 +4810,7 @@
           <w:i w:val="false"/>
           <w:iCs w:val="false"/>
         </w:rPr>
-        <w:t>C</w:t>
-      </w:r>
-      <w:r>
-        <w:rPr>
-          <w:rFonts w:ascii="Liberation Sans" w:hAnsi="Liberation Sans"/>
-          <w:b w:val="false"/>
-          <w:bCs w:val="false"/>
-          <w:i w:val="false"/>
-          <w:iCs w:val="false"/>
-        </w:rPr>
-        <w:t xml:space="preserve">onsider </w:t>
-      </w:r>
-      <w:r>
-        <w:rPr>
-          <w:rFonts w:ascii="Liberation Sans" w:hAnsi="Liberation Sans"/>
-          <w:b w:val="false"/>
-          <w:bCs w:val="false"/>
-          <w:i w:val="false"/>
-          <w:iCs w:val="false"/>
-        </w:rPr>
-        <w:t>ReadSegs() for SEG_FILCRCL;</w:t>
+        <w:t>Consider ReadSegs() for SEG_FILCRCL;</w:t>
       </w:r>
     </w:p>
     <w:p>
@@ -4958,19 +4882,7 @@
         <w:tab/>
         <w:tab/>
         <w:tab/>
-        <w:t xml:space="preserve">&amp;cp)) { rc = FALSE; </w:t>
-      </w:r>
-      <w:r>
-        <w:rPr>
-          <w:rFonts w:ascii="Liberation Mono" w:hAnsi="Liberation Mono"/>
-        </w:rPr>
-        <w:t>break;</w:t>
-      </w:r>
-      <w:r>
-        <w:rPr>
-          <w:rFonts w:ascii="Liberation Mono" w:hAnsi="Liberation Mono"/>
-        </w:rPr>
-        <w:t>}</w:t>
+        <w:t>&amp;cp)) { rc = FALSE; break;}</w:t>
       </w:r>
     </w:p>
     <w:p>
@@ -5018,25 +4930,7 @@
         <w:tab/>
         <w:tab/>
         <w:tab/>
-        <w:t xml:space="preserve">... </w:t>
-      </w:r>
-      <w:r>
-        <w:rPr>
-          <w:rFonts w:ascii="Liberation Mono" w:hAnsi="Liberation Mono"/>
-        </w:rPr>
-        <w:t xml:space="preserve">) { </w:t>
-      </w:r>
-      <w:r>
-        <w:rPr>
-          <w:rFonts w:ascii="Liberation Mono" w:hAnsi="Liberation Mono"/>
-        </w:rPr>
-        <w:t xml:space="preserve">rc = FALSE;break; </w:t>
-      </w:r>
-      <w:r>
-        <w:rPr>
-          <w:rFonts w:ascii="Liberation Mono" w:hAnsi="Liberation Mono"/>
-        </w:rPr>
-        <w:t>}</w:t>
+        <w:t>... ) { rc = FALSE;break; }</w:t>
       </w:r>
     </w:p>
     <w:p>
@@ -5128,17 +5022,7 @@
           <w:i w:val="false"/>
           <w:iCs w:val="false"/>
         </w:rPr>
-        <w:t xml:space="preserve">is not NULL then there is more to read, otherwise  </w:t>
-      </w:r>
-      <w:r>
-        <w:rPr>
-          <w:rFonts w:ascii="Liberation Sans" w:hAnsi="Liberation Sans"/>
-          <w:b w:val="false"/>
-          <w:bCs w:val="false"/>
-          <w:i w:val="false"/>
-          <w:iCs w:val="false"/>
-        </w:rPr>
-        <w:t xml:space="preserve">we’re reading an old file. </w:t>
+        <w:t xml:space="preserve">is not NULL then there is more to read, otherwise  we’re reading an old file. </w:t>
       </w:r>
     </w:p>
     <w:p>
@@ -5157,17 +5041,7 @@
           <w:i w:val="false"/>
           <w:iCs w:val="false"/>
         </w:rPr>
-        <w:t xml:space="preserve">This may require the definition argurments to be specified in an unnatural order.  </w:t>
-      </w:r>
-      <w:r>
-        <w:rPr>
-          <w:rFonts w:ascii="Liberation Sans" w:hAnsi="Liberation Sans"/>
-          <w:b w:val="false"/>
-          <w:bCs w:val="false"/>
-          <w:i w:val="false"/>
-          <w:iCs w:val="false"/>
-        </w:rPr>
-        <w:t>In this example radius1 is in position 3 and radius2 is in position 6.  This is localized to ReadSegs/WriteSegs.</w:t>
+        <w:t>This may require the definition argurments to be specified in an unnatural order.  In this example radius1 is in position 3 and radius2 is in position 6.  This is localized to ReadSegs/WriteSegs.</w:t>
       </w:r>
     </w:p>
     <w:p>
@@ -5187,23 +5061,13 @@
           <w:i w:val="false"/>
           <w:iCs w:val="false"/>
         </w:rPr>
-        <w:t xml:space="preserve">The old code will ignore the extra parameters in the new file </w:t>
-      </w:r>
-      <w:r>
-        <w:rPr>
-          <w:rFonts w:ascii="Liberation Sans" w:hAnsi="Liberation Sans"/>
-          <w:b w:val="false"/>
-          <w:bCs w:val="false"/>
-          <w:i w:val="false"/>
-          <w:iCs w:val="false"/>
-        </w:rPr>
-        <w:t>allowing for backwards and forwards compatibility.</w:t>
+        <w:t>The old code will ignore the extra parameters in the new file allowing for backwards and forwards compatibility.</w:t>
       </w:r>
     </w:p>
     <w:sectPr>
       <w:type w:val="nextPage"/>
       <w:pgSz w:w="12240" w:h="15840"/>
-      <w:pgMar w:left="1134" w:right="1134" w:header="0" w:top="1134" w:footer="0" w:bottom="1134" w:gutter="0"/>
+      <w:pgMar w:left="1134" w:right="1134" w:gutter="0" w:header="0" w:top="1134" w:footer="0" w:bottom="1134"/>
       <w:pgNumType w:fmt="decimal"/>
       <w:formProt w:val="false"/>
       <w:textDirection w:val="lrTb"/>
@@ -5214,29 +5078,35 @@
 </file>
 
 <file path=word/numbering.xml><?xml version="1.0" encoding="utf-8"?>
-<w:numbering xmlns:w="http://schemas.openxmlformats.org/wordprocessingml/2006/main" xmlns:o="urn:schemas-microsoft-com:office:office" xmlns:r="http://schemas.openxmlformats.org/officeDocument/2006/relationships" xmlns:v="urn:schemas-microsoft-com:vml">
+<w:numbering xmlns:w="http://schemas.openxmlformats.org/wordprocessingml/2006/main" xmlns:o="urn:schemas-microsoft-com:office:office" xmlns:r="http://schemas.openxmlformats.org/officeDocument/2006/relationships" xmlns:v="urn:schemas-microsoft-com:vml" xmlns:mc="http://schemas.openxmlformats.org/markup-compatibility/2006" xmlns:w14="http://schemas.microsoft.com/office/word/2010/wordml" mc:Ignorable="w14">
   <w:abstractNum w:abstractNumId="1">
     <w:lvl w:ilvl="0">
       <w:start w:val="1"/>
-      <w:pStyle w:val="Heading1"/>
       <w:numFmt w:val="none"/>
       <w:suff w:val="nothing"/>
       <w:lvlText w:val=""/>
       <w:lvlJc w:val="left"/>
       <w:pPr>
-        <w:ind w:left="0" w:hanging="0"/>
-      </w:pPr>
+        <w:tabs>
+          <w:tab w:val="num" w:pos="0"/>
+        </w:tabs>
+        <w:ind w:left="0" w:hanging="0"/>
+      </w:pPr>
+      <w:rPr/>
     </w:lvl>
     <w:lvl w:ilvl="1">
       <w:start w:val="1"/>
-      <w:pStyle w:val="Heading2"/>
       <w:numFmt w:val="none"/>
       <w:suff w:val="nothing"/>
       <w:lvlText w:val=""/>
       <w:lvlJc w:val="left"/>
       <w:pPr>
-        <w:ind w:left="0" w:hanging="0"/>
-      </w:pPr>
+        <w:tabs>
+          <w:tab w:val="num" w:pos="0"/>
+        </w:tabs>
+        <w:ind w:left="0" w:hanging="0"/>
+      </w:pPr>
+      <w:rPr/>
     </w:lvl>
     <w:lvl w:ilvl="2">
       <w:start w:val="1"/>
@@ -5245,8 +5115,12 @@
       <w:lvlText w:val=""/>
       <w:lvlJc w:val="left"/>
       <w:pPr>
-        <w:ind w:left="0" w:hanging="0"/>
-      </w:pPr>
+        <w:tabs>
+          <w:tab w:val="num" w:pos="0"/>
+        </w:tabs>
+        <w:ind w:left="0" w:hanging="0"/>
+      </w:pPr>
+      <w:rPr/>
     </w:lvl>
     <w:lvl w:ilvl="3">
       <w:start w:val="1"/>
@@ -5255,8 +5129,12 @@
       <w:lvlText w:val=""/>
       <w:lvlJc w:val="left"/>
       <w:pPr>
-        <w:ind w:left="0" w:hanging="0"/>
-      </w:pPr>
+        <w:tabs>
+          <w:tab w:val="num" w:pos="0"/>
+        </w:tabs>
+        <w:ind w:left="0" w:hanging="0"/>
+      </w:pPr>
+      <w:rPr/>
     </w:lvl>
     <w:lvl w:ilvl="4">
       <w:start w:val="1"/>
@@ -5265,8 +5143,12 @@
       <w:lvlText w:val=""/>
       <w:lvlJc w:val="left"/>
       <w:pPr>
-        <w:ind w:left="0" w:hanging="0"/>
-      </w:pPr>
+        <w:tabs>
+          <w:tab w:val="num" w:pos="0"/>
+        </w:tabs>
+        <w:ind w:left="0" w:hanging="0"/>
+      </w:pPr>
+      <w:rPr/>
     </w:lvl>
     <w:lvl w:ilvl="5">
       <w:start w:val="1"/>
@@ -5275,8 +5157,12 @@
       <w:lvlText w:val=""/>
       <w:lvlJc w:val="left"/>
       <w:pPr>
-        <w:ind w:left="0" w:hanging="0"/>
-      </w:pPr>
+        <w:tabs>
+          <w:tab w:val="num" w:pos="0"/>
+        </w:tabs>
+        <w:ind w:left="0" w:hanging="0"/>
+      </w:pPr>
+      <w:rPr/>
     </w:lvl>
     <w:lvl w:ilvl="6">
       <w:start w:val="1"/>
@@ -5285,8 +5171,12 @@
       <w:lvlText w:val=""/>
       <w:lvlJc w:val="left"/>
       <w:pPr>
-        <w:ind w:left="0" w:hanging="0"/>
-      </w:pPr>
+        <w:tabs>
+          <w:tab w:val="num" w:pos="0"/>
+        </w:tabs>
+        <w:ind w:left="0" w:hanging="0"/>
+      </w:pPr>
+      <w:rPr/>
     </w:lvl>
     <w:lvl w:ilvl="7">
       <w:start w:val="1"/>
@@ -5295,8 +5185,12 @@
       <w:lvlText w:val=""/>
       <w:lvlJc w:val="left"/>
       <w:pPr>
-        <w:ind w:left="0" w:hanging="0"/>
-      </w:pPr>
+        <w:tabs>
+          <w:tab w:val="num" w:pos="0"/>
+        </w:tabs>
+        <w:ind w:left="0" w:hanging="0"/>
+      </w:pPr>
+      <w:rPr/>
     </w:lvl>
     <w:lvl w:ilvl="8">
       <w:start w:val="1"/>
@@ -5305,8 +5199,12 @@
       <w:lvlText w:val=""/>
       <w:lvlJc w:val="left"/>
       <w:pPr>
-        <w:ind w:left="0" w:hanging="0"/>
-      </w:pPr>
+        <w:tabs>
+          <w:tab w:val="num" w:pos="0"/>
+        </w:tabs>
+        <w:ind w:left="0" w:hanging="0"/>
+      </w:pPr>
+      <w:rPr/>
     </w:lvl>
   </w:abstractNum>
   <w:abstractNum w:abstractNumId="2">
@@ -5317,8 +5215,12 @@
       <w:lvlText w:val=""/>
       <w:lvlJc w:val="left"/>
       <w:pPr>
-        <w:ind w:left="0" w:hanging="0"/>
-      </w:pPr>
+        <w:tabs>
+          <w:tab w:val="num" w:pos="0"/>
+        </w:tabs>
+        <w:ind w:left="0" w:hanging="0"/>
+      </w:pPr>
+      <w:rPr/>
     </w:lvl>
     <w:lvl w:ilvl="1">
       <w:start w:val="1"/>
@@ -5327,8 +5229,12 @@
       <w:lvlText w:val=""/>
       <w:lvlJc w:val="left"/>
       <w:pPr>
-        <w:ind w:left="0" w:hanging="0"/>
-      </w:pPr>
+        <w:tabs>
+          <w:tab w:val="num" w:pos="0"/>
+        </w:tabs>
+        <w:ind w:left="0" w:hanging="0"/>
+      </w:pPr>
+      <w:rPr/>
     </w:lvl>
     <w:lvl w:ilvl="2">
       <w:start w:val="1"/>
@@ -5337,8 +5243,12 @@
       <w:lvlText w:val=""/>
       <w:lvlJc w:val="left"/>
       <w:pPr>
-        <w:ind w:left="0" w:hanging="0"/>
-      </w:pPr>
+        <w:tabs>
+          <w:tab w:val="num" w:pos="0"/>
+        </w:tabs>
+        <w:ind w:left="0" w:hanging="0"/>
+      </w:pPr>
+      <w:rPr/>
     </w:lvl>
     <w:lvl w:ilvl="3">
       <w:start w:val="1"/>
@@ -5347,8 +5257,12 @@
       <w:lvlText w:val=""/>
       <w:lvlJc w:val="left"/>
       <w:pPr>
-        <w:ind w:left="0" w:hanging="0"/>
-      </w:pPr>
+        <w:tabs>
+          <w:tab w:val="num" w:pos="0"/>
+        </w:tabs>
+        <w:ind w:left="0" w:hanging="0"/>
+      </w:pPr>
+      <w:rPr/>
     </w:lvl>
     <w:lvl w:ilvl="4">
       <w:start w:val="1"/>
@@ -5357,8 +5271,12 @@
       <w:lvlText w:val=""/>
       <w:lvlJc w:val="left"/>
       <w:pPr>
-        <w:ind w:left="0" w:hanging="0"/>
-      </w:pPr>
+        <w:tabs>
+          <w:tab w:val="num" w:pos="0"/>
+        </w:tabs>
+        <w:ind w:left="0" w:hanging="0"/>
+      </w:pPr>
+      <w:rPr/>
     </w:lvl>
     <w:lvl w:ilvl="5">
       <w:start w:val="1"/>
@@ -5367,8 +5285,12 @@
       <w:lvlText w:val=""/>
       <w:lvlJc w:val="left"/>
       <w:pPr>
-        <w:ind w:left="0" w:hanging="0"/>
-      </w:pPr>
+        <w:tabs>
+          <w:tab w:val="num" w:pos="0"/>
+        </w:tabs>
+        <w:ind w:left="0" w:hanging="0"/>
+      </w:pPr>
+      <w:rPr/>
     </w:lvl>
     <w:lvl w:ilvl="6">
       <w:start w:val="1"/>
@@ -5377,8 +5299,12 @@
       <w:lvlText w:val=""/>
       <w:lvlJc w:val="left"/>
       <w:pPr>
-        <w:ind w:left="0" w:hanging="0"/>
-      </w:pPr>
+        <w:tabs>
+          <w:tab w:val="num" w:pos="0"/>
+        </w:tabs>
+        <w:ind w:left="0" w:hanging="0"/>
+      </w:pPr>
+      <w:rPr/>
     </w:lvl>
     <w:lvl w:ilvl="7">
       <w:start w:val="1"/>
@@ -5387,8 +5313,12 @@
       <w:lvlText w:val=""/>
       <w:lvlJc w:val="left"/>
       <w:pPr>
-        <w:ind w:left="0" w:hanging="0"/>
-      </w:pPr>
+        <w:tabs>
+          <w:tab w:val="num" w:pos="0"/>
+        </w:tabs>
+        <w:ind w:left="0" w:hanging="0"/>
+      </w:pPr>
+      <w:rPr/>
     </w:lvl>
     <w:lvl w:ilvl="8">
       <w:start w:val="1"/>
@@ -5397,8 +5327,12 @@
       <w:lvlText w:val=""/>
       <w:lvlJc w:val="left"/>
       <w:pPr>
-        <w:ind w:left="0" w:hanging="0"/>
-      </w:pPr>
+        <w:tabs>
+          <w:tab w:val="num" w:pos="0"/>
+        </w:tabs>
+        <w:ind w:left="0" w:hanging="0"/>
+      </w:pPr>
+      <w:rPr/>
     </w:lvl>
   </w:abstractNum>
   <w:abstractNum w:abstractNumId="3">
@@ -5408,8 +5342,12 @@
       <w:lvlText w:val="%1"/>
       <w:lvlJc w:val="left"/>
       <w:pPr>
-        <w:ind w:left="0" w:hanging="0"/>
-      </w:pPr>
+        <w:tabs>
+          <w:tab w:val="num" w:pos="0"/>
+        </w:tabs>
+        <w:ind w:left="0" w:hanging="0"/>
+      </w:pPr>
+      <w:rPr/>
     </w:lvl>
     <w:lvl w:ilvl="1">
       <w:start w:val="1"/>
@@ -5418,8 +5356,12 @@
       <w:lvlText w:val=""/>
       <w:lvlJc w:val="left"/>
       <w:pPr>
-        <w:ind w:left="0" w:hanging="0"/>
-      </w:pPr>
+        <w:tabs>
+          <w:tab w:val="num" w:pos="0"/>
+        </w:tabs>
+        <w:ind w:left="0" w:hanging="0"/>
+      </w:pPr>
+      <w:rPr/>
     </w:lvl>
     <w:lvl w:ilvl="2">
       <w:start w:val="1"/>
@@ -5428,8 +5370,12 @@
       <w:lvlText w:val=""/>
       <w:lvlJc w:val="left"/>
       <w:pPr>
-        <w:ind w:left="0" w:hanging="0"/>
-      </w:pPr>
+        <w:tabs>
+          <w:tab w:val="num" w:pos="0"/>
+        </w:tabs>
+        <w:ind w:left="0" w:hanging="0"/>
+      </w:pPr>
+      <w:rPr/>
     </w:lvl>
     <w:lvl w:ilvl="3">
       <w:start w:val="1"/>
@@ -5438,8 +5384,12 @@
       <w:lvlText w:val=""/>
       <w:lvlJc w:val="left"/>
       <w:pPr>
-        <w:ind w:left="0" w:hanging="0"/>
-      </w:pPr>
+        <w:tabs>
+          <w:tab w:val="num" w:pos="0"/>
+        </w:tabs>
+        <w:ind w:left="0" w:hanging="0"/>
+      </w:pPr>
+      <w:rPr/>
     </w:lvl>
     <w:lvl w:ilvl="4">
       <w:start w:val="1"/>
@@ -5448,8 +5398,12 @@
       <w:lvlText w:val=""/>
       <w:lvlJc w:val="left"/>
       <w:pPr>
-        <w:ind w:left="0" w:hanging="0"/>
-      </w:pPr>
+        <w:tabs>
+          <w:tab w:val="num" w:pos="0"/>
+        </w:tabs>
+        <w:ind w:left="0" w:hanging="0"/>
+      </w:pPr>
+      <w:rPr/>
     </w:lvl>
     <w:lvl w:ilvl="5">
       <w:start w:val="1"/>
@@ -5458,8 +5412,12 @@
       <w:lvlText w:val=""/>
       <w:lvlJc w:val="left"/>
       <w:pPr>
-        <w:ind w:left="0" w:hanging="0"/>
-      </w:pPr>
+        <w:tabs>
+          <w:tab w:val="num" w:pos="0"/>
+        </w:tabs>
+        <w:ind w:left="0" w:hanging="0"/>
+      </w:pPr>
+      <w:rPr/>
     </w:lvl>
     <w:lvl w:ilvl="6">
       <w:start w:val="1"/>
@@ -5468,8 +5426,12 @@
       <w:lvlText w:val=""/>
       <w:lvlJc w:val="left"/>
       <w:pPr>
-        <w:ind w:left="0" w:hanging="0"/>
-      </w:pPr>
+        <w:tabs>
+          <w:tab w:val="num" w:pos="0"/>
+        </w:tabs>
+        <w:ind w:left="0" w:hanging="0"/>
+      </w:pPr>
+      <w:rPr/>
     </w:lvl>
     <w:lvl w:ilvl="7">
       <w:start w:val="1"/>
@@ -5478,8 +5440,12 @@
       <w:lvlText w:val=""/>
       <w:lvlJc w:val="left"/>
       <w:pPr>
-        <w:ind w:left="0" w:hanging="0"/>
-      </w:pPr>
+        <w:tabs>
+          <w:tab w:val="num" w:pos="0"/>
+        </w:tabs>
+        <w:ind w:left="0" w:hanging="0"/>
+      </w:pPr>
+      <w:rPr/>
     </w:lvl>
     <w:lvl w:ilvl="8">
       <w:start w:val="1"/>
@@ -5488,8 +5454,12 @@
       <w:lvlText w:val=""/>
       <w:lvlJc w:val="left"/>
       <w:pPr>
-        <w:ind w:left="0" w:hanging="0"/>
-      </w:pPr>
+        <w:tabs>
+          <w:tab w:val="num" w:pos="0"/>
+        </w:tabs>
+        <w:ind w:left="0" w:hanging="0"/>
+      </w:pPr>
+      <w:rPr/>
     </w:lvl>
   </w:abstractNum>
   <w:abstractNum w:abstractNumId="4">
@@ -5499,8 +5469,12 @@
       <w:lvlText w:val="%1"/>
       <w:lvlJc w:val="left"/>
       <w:pPr>
-        <w:ind w:left="0" w:hanging="0"/>
-      </w:pPr>
+        <w:tabs>
+          <w:tab w:val="num" w:pos="0"/>
+        </w:tabs>
+        <w:ind w:left="0" w:hanging="0"/>
+      </w:pPr>
+      <w:rPr/>
     </w:lvl>
     <w:lvl w:ilvl="1">
       <w:start w:val="1"/>
@@ -5509,8 +5483,12 @@
       <w:lvlText w:val=""/>
       <w:lvlJc w:val="left"/>
       <w:pPr>
-        <w:ind w:left="0" w:hanging="0"/>
-      </w:pPr>
+        <w:tabs>
+          <w:tab w:val="num" w:pos="0"/>
+        </w:tabs>
+        <w:ind w:left="0" w:hanging="0"/>
+      </w:pPr>
+      <w:rPr/>
     </w:lvl>
     <w:lvl w:ilvl="2">
       <w:start w:val="1"/>
@@ -5519,8 +5497,12 @@
       <w:lvlText w:val=""/>
       <w:lvlJc w:val="left"/>
       <w:pPr>
-        <w:ind w:left="0" w:hanging="0"/>
-      </w:pPr>
+        <w:tabs>
+          <w:tab w:val="num" w:pos="0"/>
+        </w:tabs>
+        <w:ind w:left="0" w:hanging="0"/>
+      </w:pPr>
+      <w:rPr/>
     </w:lvl>
     <w:lvl w:ilvl="3">
       <w:start w:val="1"/>
@@ -5529,8 +5511,12 @@
       <w:lvlText w:val=""/>
       <w:lvlJc w:val="left"/>
       <w:pPr>
-        <w:ind w:left="0" w:hanging="0"/>
-      </w:pPr>
+        <w:tabs>
+          <w:tab w:val="num" w:pos="0"/>
+        </w:tabs>
+        <w:ind w:left="0" w:hanging="0"/>
+      </w:pPr>
+      <w:rPr/>
     </w:lvl>
     <w:lvl w:ilvl="4">
       <w:start w:val="1"/>
@@ -5539,8 +5525,12 @@
       <w:lvlText w:val=""/>
       <w:lvlJc w:val="left"/>
       <w:pPr>
-        <w:ind w:left="0" w:hanging="0"/>
-      </w:pPr>
+        <w:tabs>
+          <w:tab w:val="num" w:pos="0"/>
+        </w:tabs>
+        <w:ind w:left="0" w:hanging="0"/>
+      </w:pPr>
+      <w:rPr/>
     </w:lvl>
     <w:lvl w:ilvl="5">
       <w:start w:val="1"/>
@@ -5549,8 +5539,12 @@
       <w:lvlText w:val=""/>
       <w:lvlJc w:val="left"/>
       <w:pPr>
-        <w:ind w:left="0" w:hanging="0"/>
-      </w:pPr>
+        <w:tabs>
+          <w:tab w:val="num" w:pos="0"/>
+        </w:tabs>
+        <w:ind w:left="0" w:hanging="0"/>
+      </w:pPr>
+      <w:rPr/>
     </w:lvl>
     <w:lvl w:ilvl="6">
       <w:start w:val="1"/>
@@ -5559,8 +5553,12 @@
       <w:lvlText w:val=""/>
       <w:lvlJc w:val="left"/>
       <w:pPr>
-        <w:ind w:left="0" w:hanging="0"/>
-      </w:pPr>
+        <w:tabs>
+          <w:tab w:val="num" w:pos="0"/>
+        </w:tabs>
+        <w:ind w:left="0" w:hanging="0"/>
+      </w:pPr>
+      <w:rPr/>
     </w:lvl>
     <w:lvl w:ilvl="7">
       <w:start w:val="1"/>
@@ -5569,8 +5567,12 @@
       <w:lvlText w:val=""/>
       <w:lvlJc w:val="left"/>
       <w:pPr>
-        <w:ind w:left="0" w:hanging="0"/>
-      </w:pPr>
+        <w:tabs>
+          <w:tab w:val="num" w:pos="0"/>
+        </w:tabs>
+        <w:ind w:left="0" w:hanging="0"/>
+      </w:pPr>
+      <w:rPr/>
     </w:lvl>
     <w:lvl w:ilvl="8">
       <w:start w:val="1"/>
@@ -5579,8 +5581,12 @@
       <w:lvlText w:val=""/>
       <w:lvlJc w:val="left"/>
       <w:pPr>
-        <w:ind w:left="0" w:hanging="0"/>
-      </w:pPr>
+        <w:tabs>
+          <w:tab w:val="num" w:pos="0"/>
+        </w:tabs>
+        <w:ind w:left="0" w:hanging="0"/>
+      </w:pPr>
+      <w:rPr/>
     </w:lvl>
   </w:abstractNum>
   <w:abstractNum w:abstractNumId="5">
@@ -5597,7 +5603,6 @@
       </w:pPr>
       <w:rPr>
         <w:rFonts w:ascii="Symbol" w:hAnsi="Symbol" w:cs="Symbol" w:hint="default"/>
-        <w:rFonts w:cs="OpenSymbol"/>
       </w:rPr>
     </w:lvl>
     <w:lvl w:ilvl="1">
@@ -5613,7 +5618,6 @@
       </w:pPr>
       <w:rPr>
         <w:rFonts w:ascii="OpenSymbol" w:hAnsi="OpenSymbol" w:cs="OpenSymbol" w:hint="default"/>
-        <w:rFonts w:cs="OpenSymbol"/>
       </w:rPr>
     </w:lvl>
     <w:lvl w:ilvl="2">
@@ -5629,7 +5633,6 @@
       </w:pPr>
       <w:rPr>
         <w:rFonts w:ascii="OpenSymbol" w:hAnsi="OpenSymbol" w:cs="OpenSymbol" w:hint="default"/>
-        <w:rFonts w:cs="OpenSymbol"/>
       </w:rPr>
     </w:lvl>
     <w:lvl w:ilvl="3">
@@ -5645,7 +5648,6 @@
       </w:pPr>
       <w:rPr>
         <w:rFonts w:ascii="Symbol" w:hAnsi="Symbol" w:cs="Symbol" w:hint="default"/>
-        <w:rFonts w:cs="OpenSymbol"/>
       </w:rPr>
     </w:lvl>
     <w:lvl w:ilvl="4">
@@ -5661,7 +5663,6 @@
       </w:pPr>
       <w:rPr>
         <w:rFonts w:ascii="OpenSymbol" w:hAnsi="OpenSymbol" w:cs="OpenSymbol" w:hint="default"/>
-        <w:rFonts w:cs="OpenSymbol"/>
       </w:rPr>
     </w:lvl>
     <w:lvl w:ilvl="5">
@@ -5677,7 +5678,6 @@
       </w:pPr>
       <w:rPr>
         <w:rFonts w:ascii="OpenSymbol" w:hAnsi="OpenSymbol" w:cs="OpenSymbol" w:hint="default"/>
-        <w:rFonts w:cs="OpenSymbol"/>
       </w:rPr>
     </w:lvl>
     <w:lvl w:ilvl="6">
@@ -5693,7 +5693,6 @@
       </w:pPr>
       <w:rPr>
         <w:rFonts w:ascii="Symbol" w:hAnsi="Symbol" w:cs="Symbol" w:hint="default"/>
-        <w:rFonts w:cs="OpenSymbol"/>
       </w:rPr>
     </w:lvl>
     <w:lvl w:ilvl="7">
@@ -5709,7 +5708,6 @@
       </w:pPr>
       <w:rPr>
         <w:rFonts w:ascii="OpenSymbol" w:hAnsi="OpenSymbol" w:cs="OpenSymbol" w:hint="default"/>
-        <w:rFonts w:cs="OpenSymbol"/>
       </w:rPr>
     </w:lvl>
     <w:lvl w:ilvl="8">
@@ -5725,8 +5723,126 @@
       </w:pPr>
       <w:rPr>
         <w:rFonts w:ascii="OpenSymbol" w:hAnsi="OpenSymbol" w:cs="OpenSymbol" w:hint="default"/>
-        <w:rFonts w:cs="OpenSymbol"/>
       </w:rPr>
+    </w:lvl>
+  </w:abstractNum>
+  <w:abstractNum w:abstractNumId="6">
+    <w:lvl w:ilvl="0">
+      <w:start w:val="1"/>
+      <w:numFmt w:val="none"/>
+      <w:suff w:val="nothing"/>
+      <w:lvlText w:val=""/>
+      <w:lvlJc w:val="left"/>
+      <w:pPr>
+        <w:tabs>
+          <w:tab w:val="num" w:pos="0"/>
+        </w:tabs>
+        <w:ind w:left="0" w:hanging="0"/>
+      </w:pPr>
+    </w:lvl>
+    <w:lvl w:ilvl="1">
+      <w:start w:val="1"/>
+      <w:numFmt w:val="none"/>
+      <w:suff w:val="nothing"/>
+      <w:lvlText w:val=""/>
+      <w:lvlJc w:val="left"/>
+      <w:pPr>
+        <w:tabs>
+          <w:tab w:val="num" w:pos="0"/>
+        </w:tabs>
+        <w:ind w:left="0" w:hanging="0"/>
+      </w:pPr>
+    </w:lvl>
+    <w:lvl w:ilvl="2">
+      <w:start w:val="1"/>
+      <w:numFmt w:val="none"/>
+      <w:suff w:val="nothing"/>
+      <w:lvlText w:val=""/>
+      <w:lvlJc w:val="left"/>
+      <w:pPr>
+        <w:tabs>
+          <w:tab w:val="num" w:pos="0"/>
+        </w:tabs>
+        <w:ind w:left="0" w:hanging="0"/>
+      </w:pPr>
+    </w:lvl>
+    <w:lvl w:ilvl="3">
+      <w:start w:val="1"/>
+      <w:numFmt w:val="none"/>
+      <w:suff w:val="nothing"/>
+      <w:lvlText w:val=""/>
+      <w:lvlJc w:val="left"/>
+      <w:pPr>
+        <w:tabs>
+          <w:tab w:val="num" w:pos="0"/>
+        </w:tabs>
+        <w:ind w:left="0" w:hanging="0"/>
+      </w:pPr>
+    </w:lvl>
+    <w:lvl w:ilvl="4">
+      <w:start w:val="1"/>
+      <w:numFmt w:val="none"/>
+      <w:suff w:val="nothing"/>
+      <w:lvlText w:val=""/>
+      <w:lvlJc w:val="left"/>
+      <w:pPr>
+        <w:tabs>
+          <w:tab w:val="num" w:pos="0"/>
+        </w:tabs>
+        <w:ind w:left="0" w:hanging="0"/>
+      </w:pPr>
+    </w:lvl>
+    <w:lvl w:ilvl="5">
+      <w:start w:val="1"/>
+      <w:numFmt w:val="none"/>
+      <w:suff w:val="nothing"/>
+      <w:lvlText w:val=""/>
+      <w:lvlJc w:val="left"/>
+      <w:pPr>
+        <w:tabs>
+          <w:tab w:val="num" w:pos="0"/>
+        </w:tabs>
+        <w:ind w:left="0" w:hanging="0"/>
+      </w:pPr>
+    </w:lvl>
+    <w:lvl w:ilvl="6">
+      <w:start w:val="1"/>
+      <w:numFmt w:val="none"/>
+      <w:suff w:val="nothing"/>
+      <w:lvlText w:val=""/>
+      <w:lvlJc w:val="left"/>
+      <w:pPr>
+        <w:tabs>
+          <w:tab w:val="num" w:pos="0"/>
+        </w:tabs>
+        <w:ind w:left="0" w:hanging="0"/>
+      </w:pPr>
+    </w:lvl>
+    <w:lvl w:ilvl="7">
+      <w:start w:val="1"/>
+      <w:numFmt w:val="none"/>
+      <w:suff w:val="nothing"/>
+      <w:lvlText w:val=""/>
+      <w:lvlJc w:val="left"/>
+      <w:pPr>
+        <w:tabs>
+          <w:tab w:val="num" w:pos="0"/>
+        </w:tabs>
+        <w:ind w:left="0" w:hanging="0"/>
+      </w:pPr>
+    </w:lvl>
+    <w:lvl w:ilvl="8">
+      <w:start w:val="1"/>
+      <w:numFmt w:val="none"/>
+      <w:suff w:val="nothing"/>
+      <w:lvlText w:val=""/>
+      <w:lvlJc w:val="left"/>
+      <w:pPr>
+        <w:tabs>
+          <w:tab w:val="num" w:pos="0"/>
+        </w:tabs>
+        <w:ind w:left="0" w:hanging="0"/>
+      </w:pPr>
     </w:lvl>
   </w:abstractNum>
   <w:num w:numId="1">
@@ -5744,6 +5860,9 @@
   <w:num w:numId="5">
     <w:abstractNumId w:val="5"/>
   </w:num>
+  <w:num w:numId="6">
+    <w:abstractNumId w:val="6"/>
+  </w:num>
 </w:numbering>
 </file>
 
@@ -5754,13 +5873,14 @@
       <w:rPr>
         <w:rFonts w:ascii="Liberation Serif" w:hAnsi="Liberation Serif" w:eastAsia="Noto Serif CJK SC" w:cs="Lohit Devanagari"/>
         <w:kern w:val="2"/>
-        <w:sz w:val="20"/>
         <w:szCs w:val="24"/>
         <w:lang w:val="en-CA" w:eastAsia="zh-CN" w:bidi="hi-IN"/>
       </w:rPr>
     </w:rPrDefault>
     <w:pPrDefault>
-      <w:pPr/>
+      <w:pPr>
+        <w:suppressAutoHyphens w:val="true"/>
+      </w:pPr>
     </w:pPrDefault>
   </w:docDefaults>
   <w:style w:type="paragraph" w:styleId="Normal">
@@ -5769,8 +5889,9 @@
     <w:pPr>
       <w:widowControl/>
       <w:suppressAutoHyphens w:val="true"/>
-      <w:overflowPunct w:val="false"/>
+      <w:overflowPunct w:val="true"/>
       <w:bidi w:val="0"/>
+      <w:spacing w:before="0" w:after="0"/>
       <w:jc w:val="left"/>
     </w:pPr>
     <w:rPr>
@@ -5821,7 +5942,7 @@
     </w:rPr>
   </w:style>
   <w:style w:type="character" w:styleId="InternetLink">
-    <w:name w:val="Internet Link"/>
+    <w:name w:val="Hyperlink"/>
     <w:rPr>
       <w:color w:val="000080"/>
       <w:u w:val="single"/>
@@ -5835,11 +5956,6 @@
   </w:style>
   <w:style w:type="character" w:styleId="NumberingSymbols">
     <w:name w:val="Numbering Symbols"/>
-    <w:qFormat/>
-    <w:rPr/>
-  </w:style>
-  <w:style w:type="character" w:styleId="ListLabel1">
-    <w:name w:val="ListLabel 1"/>
     <w:qFormat/>
     <w:rPr/>
   </w:style>
@@ -5859,20 +5975,6 @@
       <w:bCs/>
     </w:rPr>
   </w:style>
-  <w:style w:type="character" w:styleId="ListLabel2">
-    <w:name w:val="ListLabel 2"/>
-    <w:qFormat/>
-    <w:rPr>
-      <w:rFonts w:ascii="Liberation Sans" w:hAnsi="Liberation Sans"/>
-    </w:rPr>
-  </w:style>
-  <w:style w:type="character" w:styleId="ListLabel3">
-    <w:name w:val="ListLabel 3"/>
-    <w:qFormat/>
-    <w:rPr>
-      <w:rFonts w:ascii="Liberation Sans" w:hAnsi="Liberation Sans"/>
-    </w:rPr>
-  </w:style>
   <w:style w:type="character" w:styleId="Bullets">
     <w:name w:val="Bullets"/>
     <w:qFormat/>
@@ -5880,78 +5982,8 @@
       <w:rFonts w:ascii="OpenSymbol" w:hAnsi="OpenSymbol" w:eastAsia="OpenSymbol" w:cs="OpenSymbol"/>
     </w:rPr>
   </w:style>
-  <w:style w:type="character" w:styleId="ListLabel4">
-    <w:name w:val="ListLabel 4"/>
-    <w:qFormat/>
-    <w:rPr>
-      <w:rFonts w:ascii="Liberation Sans" w:hAnsi="Liberation Sans" w:cs="OpenSymbol"/>
-    </w:rPr>
-  </w:style>
-  <w:style w:type="character" w:styleId="ListLabel5">
-    <w:name w:val="ListLabel 5"/>
-    <w:qFormat/>
-    <w:rPr>
-      <w:rFonts w:cs="OpenSymbol"/>
-    </w:rPr>
-  </w:style>
-  <w:style w:type="character" w:styleId="ListLabel6">
-    <w:name w:val="ListLabel 6"/>
-    <w:qFormat/>
-    <w:rPr>
-      <w:rFonts w:cs="OpenSymbol"/>
-    </w:rPr>
-  </w:style>
-  <w:style w:type="character" w:styleId="ListLabel7">
-    <w:name w:val="ListLabel 7"/>
-    <w:qFormat/>
-    <w:rPr>
-      <w:rFonts w:cs="OpenSymbol"/>
-    </w:rPr>
-  </w:style>
-  <w:style w:type="character" w:styleId="ListLabel8">
-    <w:name w:val="ListLabel 8"/>
-    <w:qFormat/>
-    <w:rPr>
-      <w:rFonts w:cs="OpenSymbol"/>
-    </w:rPr>
-  </w:style>
-  <w:style w:type="character" w:styleId="ListLabel9">
-    <w:name w:val="ListLabel 9"/>
-    <w:qFormat/>
-    <w:rPr>
-      <w:rFonts w:cs="OpenSymbol"/>
-    </w:rPr>
-  </w:style>
-  <w:style w:type="character" w:styleId="ListLabel10">
-    <w:name w:val="ListLabel 10"/>
-    <w:qFormat/>
-    <w:rPr>
-      <w:rFonts w:cs="OpenSymbol"/>
-    </w:rPr>
-  </w:style>
-  <w:style w:type="character" w:styleId="ListLabel11">
-    <w:name w:val="ListLabel 11"/>
-    <w:qFormat/>
-    <w:rPr>
-      <w:rFonts w:cs="OpenSymbol"/>
-    </w:rPr>
-  </w:style>
-  <w:style w:type="character" w:styleId="ListLabel12">
-    <w:name w:val="ListLabel 12"/>
-    <w:qFormat/>
-    <w:rPr>
-      <w:rFonts w:cs="OpenSymbol"/>
-    </w:rPr>
-  </w:style>
-  <w:style w:type="character" w:styleId="ListLabel13">
-    <w:name w:val="ListLabel 13"/>
-    <w:qFormat/>
-    <w:rPr>
-      <w:rFonts w:ascii="Liberation Sans" w:hAnsi="Liberation Sans"/>
-    </w:rPr>
-  </w:style>
   <w:style w:type="character" w:styleId="VisitedInternetLink">
-    <w:name w:val="Visited Internet Link"/>
+    <w:name w:val="FollowedHyperlink"/>
     <w:rPr>
       <w:color w:val="800000"/>
       <w:u w:val="single"/>
@@ -6064,6 +6096,7 @@
     <w:basedOn w:val="Index"/>
     <w:pPr>
       <w:tabs>
+        <w:tab w:val="clear" w:pos="709"/>
         <w:tab w:val="right" w:pos="9972" w:leader="dot"/>
       </w:tabs>
       <w:ind w:left="0" w:right="0" w:hanging="0"/>
@@ -6075,6 +6108,7 @@
     <w:basedOn w:val="Index"/>
     <w:pPr>
       <w:tabs>
+        <w:tab w:val="clear" w:pos="709"/>
         <w:tab w:val="right" w:pos="9972" w:leader="dot"/>
       </w:tabs>
       <w:ind w:left="283" w:right="0" w:hanging="0"/>

--- a/docs/DevGuide.docx
+++ b/docs/DevGuide.docx
@@ -828,24 +828,20 @@
         <w:rPr>
           <w:rFonts w:ascii="Liberation Sans" w:hAnsi="Liberation Sans"/>
         </w:rPr>
-        <w:t>It is recommended that any non-trivial work occur in a sub-branch from ‘default’.   Once the new work is complete and stable, the sub-branch is merged back into ‘default’.  Merging from the ‘default’ branch should be done frequencely to keep the new code in sync, especially just before merging back to ‘default’</w:t>
-      </w:r>
-      <w:r>
-        <w:rPr>
-          <w:rFonts w:ascii="Liberation Sans" w:hAnsi="Liberation Sans"/>
-        </w:rPr>
-        <w:t>r</w:t>
-      </w:r>
-    </w:p>
-    <w:p>
-      <w:pPr>
-        <w:pStyle w:val="Normal"/>
-        <w:rPr>
-          <w:rFonts w:ascii="Liberation Sans" w:hAnsi="Liberation Sans"/>
-        </w:rPr>
-      </w:pPr>
-      <w:r>
-        <w:rPr/>
+        <w:t>It is recommended that any non-trivial work occur in a sub-branch from ‘default’.   Once the new work is complete and stable, the sub-branch is merged back into ‘default’.  Merging from the ‘default’ branch should be done frequencely to keep the new code in sync, especially just before merging back to ‘default’r</w:t>
+      </w:r>
+    </w:p>
+    <w:p>
+      <w:pPr>
+        <w:pStyle w:val="Normal"/>
+        <w:rPr>
+          <w:rFonts w:ascii="Liberation Sans" w:hAnsi="Liberation Sans"/>
+        </w:rPr>
+      </w:pPr>
+      <w:r>
+        <w:rPr>
+          <w:rFonts w:ascii="Liberation Sans" w:hAnsi="Liberation Sans"/>
+        </w:rPr>
       </w:r>
     </w:p>
     <w:p>
@@ -886,7 +882,9 @@
         </w:rPr>
       </w:pPr>
       <w:r>
-        <w:rPr/>
+        <w:rPr>
+          <w:rFonts w:ascii="Liberation Sans" w:hAnsi="Liberation Sans"/>
+        </w:rPr>
       </w:r>
     </w:p>
     <w:p>
@@ -953,7 +951,9 @@
         </w:rPr>
       </w:pPr>
       <w:r>
-        <w:rPr/>
+        <w:rPr>
+          <w:rFonts w:ascii="Liberation Sans" w:hAnsi="Liberation Sans"/>
+        </w:rPr>
       </w:r>
     </w:p>
     <w:p>
@@ -1060,12 +1060,15 @@
           <w:ilvl w:val="0"/>
           <w:numId w:val="0"/>
         </w:numPr>
-        <w:rPr>
-          <w:rFonts w:ascii="Liberation Sans" w:hAnsi="Liberation Sans"/>
-        </w:rPr>
-      </w:pPr>
-      <w:r>
-        <w:rPr/>
+        <w:ind w:left="0" w:hanging="0"/>
+        <w:rPr>
+          <w:rFonts w:ascii="Liberation Sans" w:hAnsi="Liberation Sans"/>
+        </w:rPr>
+      </w:pPr>
+      <w:r>
+        <w:rPr>
+          <w:rFonts w:ascii="Liberation Sans" w:hAnsi="Liberation Sans"/>
+        </w:rPr>
       </w:r>
     </w:p>
     <w:p>
@@ -1075,6 +1078,7 @@
           <w:ilvl w:val="0"/>
           <w:numId w:val="0"/>
         </w:numPr>
+        <w:ind w:left="0" w:hanging="0"/>
         <w:rPr>
           <w:rFonts w:ascii="Liberation Sans" w:hAnsi="Liberation Sans"/>
         </w:rPr>
@@ -1095,12 +1099,15 @@
           <w:ilvl w:val="0"/>
           <w:numId w:val="0"/>
         </w:numPr>
-        <w:rPr>
-          <w:rFonts w:ascii="Liberation Sans" w:hAnsi="Liberation Sans"/>
-        </w:rPr>
-      </w:pPr>
-      <w:r>
-        <w:rPr/>
+        <w:ind w:left="0" w:hanging="0"/>
+        <w:rPr>
+          <w:rFonts w:ascii="Liberation Sans" w:hAnsi="Liberation Sans"/>
+        </w:rPr>
+      </w:pPr>
+      <w:r>
+        <w:rPr>
+          <w:rFonts w:ascii="Liberation Sans" w:hAnsi="Liberation Sans"/>
+        </w:rPr>
         <w:drawing>
           <wp:anchor behindDoc="0" distT="0" distB="0" distL="0" distR="0" simplePos="0" locked="0" layoutInCell="0" allowOverlap="1" relativeHeight="3">
             <wp:simplePos x="0" y="0"/>
@@ -1155,12 +1162,15 @@
           <w:ilvl w:val="0"/>
           <w:numId w:val="0"/>
         </w:numPr>
-        <w:rPr>
-          <w:rFonts w:ascii="Liberation Sans" w:hAnsi="Liberation Sans"/>
-        </w:rPr>
-      </w:pPr>
-      <w:r>
-        <w:rPr/>
+        <w:ind w:left="0" w:hanging="0"/>
+        <w:rPr>
+          <w:rFonts w:ascii="Liberation Sans" w:hAnsi="Liberation Sans"/>
+        </w:rPr>
+      </w:pPr>
+      <w:r>
+        <w:rPr>
+          <w:rFonts w:ascii="Liberation Sans" w:hAnsi="Liberation Sans"/>
+        </w:rPr>
       </w:r>
     </w:p>
     <w:p>
@@ -1170,12 +1180,15 @@
           <w:ilvl w:val="0"/>
           <w:numId w:val="0"/>
         </w:numPr>
-        <w:rPr>
-          <w:rFonts w:ascii="Liberation Sans" w:hAnsi="Liberation Sans"/>
-        </w:rPr>
-      </w:pPr>
-      <w:r>
-        <w:rPr/>
+        <w:ind w:left="0" w:hanging="0"/>
+        <w:rPr>
+          <w:rFonts w:ascii="Liberation Sans" w:hAnsi="Liberation Sans"/>
+        </w:rPr>
+      </w:pPr>
+      <w:r>
+        <w:rPr>
+          <w:rFonts w:ascii="Liberation Sans" w:hAnsi="Liberation Sans"/>
+        </w:rPr>
       </w:r>
     </w:p>
     <w:p>
@@ -1185,12 +1198,15 @@
           <w:ilvl w:val="0"/>
           <w:numId w:val="0"/>
         </w:numPr>
-        <w:rPr>
-          <w:rFonts w:ascii="Liberation Sans" w:hAnsi="Liberation Sans"/>
-        </w:rPr>
-      </w:pPr>
-      <w:r>
-        <w:rPr/>
+        <w:ind w:left="0" w:hanging="0"/>
+        <w:rPr>
+          <w:rFonts w:ascii="Liberation Sans" w:hAnsi="Liberation Sans"/>
+        </w:rPr>
+      </w:pPr>
+      <w:r>
+        <w:rPr>
+          <w:rFonts w:ascii="Liberation Sans" w:hAnsi="Liberation Sans"/>
+        </w:rPr>
       </w:r>
     </w:p>
     <w:p>
@@ -1244,7 +1260,9 @@
         </w:rPr>
       </w:pPr>
       <w:r>
-        <w:rPr/>
+        <w:rPr>
+          <w:rFonts w:ascii="Liberation Sans" w:hAnsi="Liberation Sans"/>
+        </w:rPr>
       </w:r>
     </w:p>
     <w:p>
@@ -1264,23 +1282,7 @@
           <w:b w:val="false"/>
           <w:bCs w:val="false"/>
         </w:rPr>
-        <w:t>Make you</w:t>
-      </w:r>
-      <w:r>
-        <w:rPr>
-          <w:rFonts w:ascii="Liberation Sans" w:hAnsi="Liberation Sans"/>
-          <w:b w:val="false"/>
-          <w:bCs w:val="false"/>
-        </w:rPr>
-        <w:t>r</w:t>
-      </w:r>
-      <w:r>
-        <w:rPr>
-          <w:rFonts w:ascii="Liberation Sans" w:hAnsi="Liberation Sans"/>
-          <w:b w:val="false"/>
-          <w:bCs w:val="false"/>
-        </w:rPr>
-        <w:t xml:space="preserve"> changes and </w:t>
+        <w:t xml:space="preserve">Make your changes and </w:t>
       </w:r>
       <w:r>
         <w:rPr>
@@ -1296,26 +1298,20 @@
           <w:b w:val="false"/>
           <w:bCs w:val="false"/>
         </w:rPr>
-        <w:t xml:space="preserve"> them.  This will create the new branch.  </w:t>
-      </w:r>
-      <w:r>
-        <w:rPr>
-          <w:rFonts w:ascii="Liberation Sans" w:hAnsi="Liberation Sans"/>
-          <w:b w:val="false"/>
-          <w:bCs w:val="false"/>
-        </w:rPr>
-        <w:t>Furthjer changes are made in the new branch.</w:t>
-      </w:r>
-    </w:p>
-    <w:p>
-      <w:pPr>
-        <w:pStyle w:val="Normal"/>
-        <w:rPr>
-          <w:rFonts w:ascii="Liberation Sans" w:hAnsi="Liberation Sans"/>
-        </w:rPr>
-      </w:pPr>
-      <w:r>
-        <w:rPr/>
+        <w:t xml:space="preserve"> them.  This will create the new branch.  Furthjer changes are made in the new branch.</w:t>
+      </w:r>
+    </w:p>
+    <w:p>
+      <w:pPr>
+        <w:pStyle w:val="Normal"/>
+        <w:rPr>
+          <w:rFonts w:ascii="Liberation Sans" w:hAnsi="Liberation Sans"/>
+        </w:rPr>
+      </w:pPr>
+      <w:r>
+        <w:rPr>
+          <w:rFonts w:ascii="Liberation Sans" w:hAnsi="Liberation Sans"/>
+        </w:rPr>
       </w:r>
     </w:p>
     <w:p>
@@ -1347,23 +1343,7 @@
           <w:b w:val="false"/>
           <w:bCs w:val="false"/>
         </w:rPr>
-        <w:t xml:space="preserve"> your branch, switch to Defaul</w:t>
-      </w:r>
-      <w:r>
-        <w:rPr>
-          <w:rFonts w:ascii="Liberation Sans" w:hAnsi="Liberation Sans"/>
-          <w:b w:val="false"/>
-          <w:bCs w:val="false"/>
-        </w:rPr>
-        <w:t>t</w:t>
-      </w:r>
-      <w:r>
-        <w:rPr>
-          <w:rFonts w:ascii="Liberation Sans" w:hAnsi="Liberation Sans"/>
-          <w:b w:val="false"/>
-          <w:bCs w:val="false"/>
-        </w:rPr>
-        <w:t xml:space="preserve"> and </w:t>
+        <w:t xml:space="preserve"> your branch, switch to Default and </w:t>
       </w:r>
       <w:r>
         <w:rPr>
@@ -1379,15 +1359,7 @@
           <w:b w:val="false"/>
           <w:bCs w:val="false"/>
         </w:rPr>
-        <w:t xml:space="preserve"> from the new branch.  </w:t>
-      </w:r>
-      <w:r>
-        <w:rPr>
-          <w:rFonts w:ascii="Liberation Sans" w:hAnsi="Liberation Sans"/>
-          <w:b w:val="false"/>
-          <w:bCs w:val="false"/>
-        </w:rPr>
-        <w:t>Closing first avoids dangling heads.</w:t>
+        <w:t xml:space="preserve"> from the new branch.  Closing first avoids dangling heads.</w:t>
       </w:r>
     </w:p>
     <w:p>
@@ -1417,7 +1389,31 @@
         <w:rPr>
           <w:rFonts w:ascii="Liberation Sans" w:hAnsi="Liberation Sans"/>
         </w:rPr>
-        <w:t>Releasing a new version of XtrkCad, once the code is stable, feature complete and free of serious bugs:</w:t>
+        <w:t>Releasing a new version of X</w:t>
+      </w:r>
+      <w:r>
+        <w:rPr>
+          <w:rFonts w:ascii="Liberation Sans" w:hAnsi="Liberation Sans"/>
+        </w:rPr>
+        <w:t>T</w:t>
+      </w:r>
+      <w:r>
+        <w:rPr>
+          <w:rFonts w:ascii="Liberation Sans" w:hAnsi="Liberation Sans"/>
+        </w:rPr>
+        <w:t>r</w:t>
+      </w:r>
+      <w:r>
+        <w:rPr>
+          <w:rFonts w:ascii="Liberation Sans" w:hAnsi="Liberation Sans"/>
+        </w:rPr>
+        <w:t>ac</w:t>
+      </w:r>
+      <w:r>
+        <w:rPr>
+          <w:rFonts w:ascii="Liberation Sans" w:hAnsi="Liberation Sans"/>
+        </w:rPr>
+        <w:t>kCad, once the code is stable, feature complete and free of serious bugs:</w:t>
       </w:r>
     </w:p>
     <w:p>
@@ -1427,13 +1423,21 @@
           <w:ilvl w:val="0"/>
           <w:numId w:val="5"/>
         </w:numPr>
-        <w:rPr/>
-      </w:pPr>
-      <w:r>
-        <w:rPr>
-          <w:rFonts w:ascii="Liberation Sans" w:hAnsi="Liberation Sans"/>
-        </w:rPr>
-        <w:t xml:space="preserve">Update </w:t>
+        <w:rPr>
+          <w:rFonts w:ascii="Liberation Sans" w:hAnsi="Liberation Sans"/>
+        </w:rPr>
+      </w:pPr>
+      <w:r>
+        <w:rPr>
+          <w:rFonts w:ascii="Liberation Sans" w:hAnsi="Liberation Sans"/>
+        </w:rPr>
+        <w:t xml:space="preserve">Create </w:t>
+      </w:r>
+      <w:r>
+        <w:rPr>
+          <w:rFonts w:ascii="Liberation Sans" w:hAnsi="Liberation Sans"/>
+        </w:rPr>
+        <w:t xml:space="preserve">in a new branch (vX.Y.Z) which is branched from </w:t>
       </w:r>
       <w:r>
         <w:rPr>
@@ -1441,13 +1445,7 @@
           <w:b/>
           <w:bCs/>
         </w:rPr>
-        <w:t>$SRCDIR/</w:t>
-      </w:r>
-      <w:r>
-        <w:rPr>
-          <w:rFonts w:ascii="Liberation Sans" w:hAnsi="Liberation Sans"/>
-        </w:rPr>
-        <w:t>ProgramVersion.cmake with the new version number. XTRKCAD_VERSION_MODIFIER will be “Beta1”</w:t>
+        <w:t>default</w:t>
       </w:r>
     </w:p>
     <w:p>
@@ -1457,15 +1455,118 @@
           <w:ilvl w:val="0"/>
           <w:numId w:val="5"/>
         </w:numPr>
-        <w:rPr>
-          <w:rFonts w:ascii="Liberation Sans" w:hAnsi="Liberation Sans"/>
-        </w:rPr>
-      </w:pPr>
-      <w:r>
-        <w:rPr>
-          <w:rFonts w:ascii="Liberation Sans" w:hAnsi="Liberation Sans"/>
-        </w:rPr>
-        <w:t>Other stuff - TBD</w:t>
+        <w:rPr/>
+      </w:pPr>
+      <w:r>
+        <w:rPr>
+          <w:rStyle w:val="InternetLink"/>
+          <w:rFonts w:ascii="Liberation Sans" w:hAnsi="Liberation Sans"/>
+          <w:color w:val="000000"/>
+          <w:u w:val="none"/>
+        </w:rPr>
+        <w:t xml:space="preserve">Update </w:t>
+      </w:r>
+      <w:r>
+        <w:rPr>
+          <w:rStyle w:val="InternetLink"/>
+          <w:rFonts w:ascii="Liberation Sans" w:hAnsi="Liberation Sans"/>
+          <w:b w:val="false"/>
+          <w:bCs w:val="false"/>
+          <w:i/>
+          <w:iCs/>
+          <w:color w:val="000000"/>
+          <w:u w:val="none"/>
+        </w:rPr>
+        <w:t>$SRCDIR</w:t>
+      </w:r>
+      <w:r>
+        <w:rPr>
+          <w:rStyle w:val="InternetLink"/>
+          <w:rFonts w:ascii="Liberation Sans" w:hAnsi="Liberation Sans"/>
+          <w:b/>
+          <w:bCs/>
+          <w:i/>
+          <w:iCs/>
+          <w:color w:val="000000"/>
+          <w:u w:val="none"/>
+        </w:rPr>
+        <w:t>/</w:t>
+      </w:r>
+      <w:r>
+        <w:rPr>
+          <w:rStyle w:val="InternetLink"/>
+          <w:rFonts w:ascii="Liberation Sans" w:hAnsi="Liberation Sans"/>
+          <w:i/>
+          <w:iCs/>
+          <w:color w:val="000000"/>
+          <w:u w:val="none"/>
+        </w:rPr>
+        <w:t>ProgramVersion.cmake</w:t>
+      </w:r>
+      <w:r>
+        <w:rPr>
+          <w:rStyle w:val="InternetLink"/>
+          <w:rFonts w:ascii="Liberation Sans" w:hAnsi="Liberation Sans"/>
+          <w:color w:val="000000"/>
+          <w:u w:val="none"/>
+        </w:rPr>
+        <w:t xml:space="preserve">, in the </w:t>
+      </w:r>
+      <w:r>
+        <w:rPr>
+          <w:rStyle w:val="InternetLink"/>
+          <w:rFonts w:ascii="Liberation Sans" w:hAnsi="Liberation Sans"/>
+          <w:b/>
+          <w:bCs/>
+          <w:color w:val="000000"/>
+          <w:u w:val="none"/>
+        </w:rPr>
+        <w:t>default</w:t>
+      </w:r>
+      <w:r>
+        <w:rPr>
+          <w:rStyle w:val="InternetLink"/>
+          <w:rFonts w:ascii="Liberation Sans" w:hAnsi="Liberation Sans"/>
+          <w:color w:val="000000"/>
+          <w:u w:val="none"/>
+        </w:rPr>
+        <w:t xml:space="preserve"> branch, w</w:t>
+      </w:r>
+      <w:r>
+        <w:rPr>
+          <w:rStyle w:val="InternetLink"/>
+          <w:rFonts w:ascii="Liberation Sans" w:hAnsi="Liberation Sans"/>
+          <w:color w:val="000000"/>
+          <w:u w:val="none"/>
+        </w:rPr>
+        <w:t>it</w:t>
+      </w:r>
+      <w:r>
+        <w:rPr>
+          <w:rStyle w:val="InternetLink"/>
+          <w:rFonts w:ascii="Liberation Sans" w:hAnsi="Liberation Sans"/>
+          <w:color w:val="000000"/>
+          <w:u w:val="none"/>
+        </w:rPr>
+        <w:t xml:space="preserve">h the next </w:t>
+      </w:r>
+      <w:r>
+        <w:rPr>
+          <w:rStyle w:val="InternetLink"/>
+          <w:rFonts w:ascii="Liberation Sans" w:hAnsi="Liberation Sans"/>
+          <w:color w:val="000000"/>
+          <w:u w:val="none"/>
+        </w:rPr>
+        <w:t>3rd level</w:t>
+      </w:r>
+      <w:r>
+        <w:rPr>
+          <w:rStyle w:val="InternetLink"/>
+          <w:rFonts w:ascii="Liberation Sans" w:hAnsi="Liberation Sans"/>
+          <w:color w:val="000000"/>
+          <w:u w:val="none"/>
+        </w:rPr>
+        <w:t xml:space="preserve"> version number, by incrementing XTRKCAD_RELEASE_VERSION. XTRKCAD_VERSION_MODIFIER will be “Dev”.</w:t>
       </w:r>
     </w:p>
     <w:p>
@@ -1475,15 +1576,63 @@
           <w:ilvl w:val="0"/>
           <w:numId w:val="5"/>
         </w:numPr>
-        <w:rPr>
-          <w:rFonts w:ascii="Liberation Sans" w:hAnsi="Liberation Sans"/>
-        </w:rPr>
-      </w:pPr>
-      <w:r>
-        <w:rPr>
-          <w:rFonts w:ascii="Liberation Sans" w:hAnsi="Liberation Sans"/>
-        </w:rPr>
-        <w:t>All release changes are made in a new branch (vX.Y.Z) which is branched from ‘default’</w:t>
+        <w:rPr/>
+      </w:pPr>
+      <w:r>
+        <w:rPr>
+          <w:rFonts w:ascii="Liberation Sans" w:hAnsi="Liberation Sans"/>
+        </w:rPr>
+        <w:t xml:space="preserve">Update </w:t>
+      </w:r>
+      <w:r>
+        <w:rPr>
+          <w:rFonts w:ascii="Liberation Sans" w:hAnsi="Liberation Sans"/>
+          <w:b w:val="false"/>
+          <w:bCs w:val="false"/>
+          <w:i/>
+          <w:iCs/>
+        </w:rPr>
+        <w:t>$SRCDIR/</w:t>
+      </w:r>
+      <w:r>
+        <w:rPr>
+          <w:rFonts w:ascii="Liberation Sans" w:hAnsi="Liberation Sans"/>
+          <w:i/>
+          <w:iCs/>
+        </w:rPr>
+        <w:t>ProgramVersion.cmake</w:t>
+      </w:r>
+      <w:r>
+        <w:rPr>
+          <w:rFonts w:ascii="Liberation Sans" w:hAnsi="Liberation Sans"/>
+        </w:rPr>
+        <w:t xml:space="preserve">, </w:t>
+      </w:r>
+      <w:r>
+        <w:rPr>
+          <w:rFonts w:ascii="Liberation Sans" w:hAnsi="Liberation Sans"/>
+        </w:rPr>
+        <w:t xml:space="preserve">in the </w:t>
+      </w:r>
+      <w:r>
+        <w:rPr>
+          <w:rFonts w:ascii="Liberation Sans" w:hAnsi="Liberation Sans"/>
+          <w:b/>
+          <w:bCs/>
+        </w:rPr>
+        <w:t>new</w:t>
+      </w:r>
+      <w:r>
+        <w:rPr>
+          <w:rFonts w:ascii="Liberation Sans" w:hAnsi="Liberation Sans"/>
+        </w:rPr>
+        <w:t xml:space="preserve"> branch </w:t>
+      </w:r>
+      <w:r>
+        <w:rPr>
+          <w:rFonts w:ascii="Liberation Sans" w:hAnsi="Liberation Sans"/>
+        </w:rPr>
+        <w:t>with the new version number. XTRKCAD_VERSION_MODIFIER will be “Beta1”</w:t>
       </w:r>
     </w:p>
     <w:p>
@@ -1510,32 +1659,355 @@
           <w:t>https://xtrkcad-fork.sourceforge.net/Wikka/BuildNotes</w:t>
         </w:r>
       </w:hyperlink>
-    </w:p>
-    <w:p>
-      <w:pPr>
-        <w:pStyle w:val="Normal"/>
-        <w:rPr>
-          <w:rFonts w:ascii="Liberation Sans" w:hAnsi="Liberation Sans"/>
-        </w:rPr>
-      </w:pPr>
-      <w:r>
-        <w:rPr>
-          <w:rFonts w:ascii="Liberation Sans" w:hAnsi="Liberation Sans"/>
-        </w:rPr>
-      </w:r>
-    </w:p>
-    <w:p>
-      <w:pPr>
-        <w:pStyle w:val="Normal"/>
-        <w:rPr>
-          <w:rFonts w:ascii="Liberation Sans" w:hAnsi="Liberation Sans"/>
-        </w:rPr>
-      </w:pPr>
-      <w:r>
-        <w:rPr>
-          <w:rFonts w:ascii="Liberation Sans" w:hAnsi="Liberation Sans"/>
-        </w:rPr>
-        <w:t xml:space="preserve">This process is repeated for subsequent Betas, until all issues are resolved or defered.  XTRKCAD_VERSION_MODIFIER is incremented: Beta2, Beta3, ... </w:t>
+      <w:r>
+        <w:rPr>
+          <w:rStyle w:val="InternetLink"/>
+          <w:rFonts w:ascii="Liberation Sans" w:hAnsi="Liberation Sans"/>
+          <w:u w:val="none"/>
+        </w:rPr>
+        <w:t xml:space="preserve"> </w:t>
+      </w:r>
+    </w:p>
+    <w:p>
+      <w:pPr>
+        <w:pStyle w:val="Normal"/>
+        <w:numPr>
+          <w:ilvl w:val="0"/>
+          <w:numId w:val="5"/>
+        </w:numPr>
+        <w:rPr/>
+      </w:pPr>
+      <w:r>
+        <w:rPr>
+          <w:rStyle w:val="InternetLink"/>
+          <w:rFonts w:ascii="Liberation Sans" w:hAnsi="Liberation Sans"/>
+          <w:color w:val="000000"/>
+          <w:u w:val="none"/>
+        </w:rPr>
+        <w:t>Source tar balls are created and uploaded.</w:t>
+      </w:r>
+    </w:p>
+    <w:p>
+      <w:pPr>
+        <w:pStyle w:val="Normal"/>
+        <w:numPr>
+          <w:ilvl w:val="0"/>
+          <w:numId w:val="5"/>
+        </w:numPr>
+        <w:rPr/>
+      </w:pPr>
+      <w:r>
+        <w:rPr>
+          <w:rStyle w:val="InternetLink"/>
+          <w:rFonts w:ascii="Liberation Sans" w:hAnsi="Liberation Sans"/>
+          <w:color w:val="000000"/>
+          <w:u w:val="none"/>
+        </w:rPr>
+        <w:t xml:space="preserve">Update </w:t>
+      </w:r>
+      <w:r>
+        <w:rPr>
+          <w:rStyle w:val="InternetLink"/>
+          <w:rFonts w:ascii="Liberation Sans" w:hAnsi="Liberation Sans"/>
+          <w:i/>
+          <w:iCs/>
+          <w:color w:val="000000"/>
+          <w:u w:val="none"/>
+        </w:rPr>
+        <w:t xml:space="preserve">CHANGES.md, </w:t>
+      </w:r>
+      <w:r>
+        <w:rPr>
+          <w:rStyle w:val="InternetLink"/>
+          <w:rFonts w:ascii="Liberation Sans" w:hAnsi="Liberation Sans"/>
+          <w:i/>
+          <w:iCs/>
+          <w:color w:val="000000"/>
+          <w:u w:val="none"/>
+        </w:rPr>
+        <w:t>Readme.md</w:t>
+      </w:r>
+      <w:r>
+        <w:rPr>
+          <w:rStyle w:val="InternetLink"/>
+          <w:rFonts w:ascii="Liberation Sans" w:hAnsi="Liberation Sans"/>
+          <w:color w:val="000000"/>
+          <w:u w:val="none"/>
+        </w:rPr>
+        <w:t xml:space="preserve"> </w:t>
+      </w:r>
+      <w:r>
+        <w:rPr>
+          <w:rStyle w:val="InternetLink"/>
+          <w:rFonts w:ascii="Liberation Sans" w:hAnsi="Liberation Sans"/>
+          <w:color w:val="000000"/>
+          <w:u w:val="none"/>
+        </w:rPr>
+        <w:t xml:space="preserve">in </w:t>
+      </w:r>
+      <w:r>
+        <w:rPr>
+          <w:rStyle w:val="InternetLink"/>
+          <w:rFonts w:ascii="Liberation Sans" w:hAnsi="Liberation Sans"/>
+          <w:b w:val="false"/>
+          <w:bCs w:val="false"/>
+          <w:i/>
+          <w:iCs/>
+          <w:color w:val="000000"/>
+          <w:u w:val="none"/>
+        </w:rPr>
+        <w:t>$SRCDIR</w:t>
+      </w:r>
+      <w:r>
+        <w:rPr>
+          <w:rStyle w:val="InternetLink"/>
+          <w:rFonts w:ascii="Liberation Sans" w:hAnsi="Liberation Sans"/>
+          <w:i/>
+          <w:iCs/>
+          <w:color w:val="000000"/>
+          <w:u w:val="none"/>
+        </w:rPr>
+        <w:t>/</w:t>
+      </w:r>
+      <w:r>
+        <w:rPr>
+          <w:rStyle w:val="InternetLink"/>
+          <w:rFonts w:ascii="Liberation Sans" w:hAnsi="Liberation Sans"/>
+          <w:i/>
+          <w:iCs/>
+          <w:color w:val="000000"/>
+          <w:u w:val="none"/>
+        </w:rPr>
+        <w:t>app/lib</w:t>
+      </w:r>
+      <w:r>
+        <w:rPr>
+          <w:rStyle w:val="InternetLink"/>
+          <w:rFonts w:ascii="Liberation Sans" w:hAnsi="Liberation Sans"/>
+          <w:color w:val="000000"/>
+          <w:u w:val="none"/>
+        </w:rPr>
+        <w:t xml:space="preserve"> and upload</w:t>
+      </w:r>
+      <w:r>
+        <w:rPr>
+          <w:rStyle w:val="InternetLink"/>
+          <w:rFonts w:ascii="Liberation Sans" w:hAnsi="Liberation Sans"/>
+          <w:color w:val="000000"/>
+          <w:u w:val="none"/>
+        </w:rPr>
+        <w:t>.</w:t>
+      </w:r>
+    </w:p>
+    <w:p>
+      <w:pPr>
+        <w:pStyle w:val="Normal"/>
+        <w:numPr>
+          <w:ilvl w:val="0"/>
+          <w:numId w:val="5"/>
+        </w:numPr>
+        <w:rPr/>
+      </w:pPr>
+      <w:r>
+        <w:rPr>
+          <w:rStyle w:val="InternetLink"/>
+          <w:rFonts w:ascii="Liberation Sans" w:hAnsi="Liberation Sans"/>
+          <w:color w:val="000000"/>
+          <w:u w:val="none"/>
+        </w:rPr>
+        <w:t xml:space="preserve">Update the XTrackCad Manual (see </w:t>
+      </w:r>
+      <w:r>
+        <w:rPr>
+          <w:rStyle w:val="InternetLink"/>
+          <w:rFonts w:ascii="Liberation Sans" w:hAnsi="Liberation Sans"/>
+          <w:i/>
+          <w:iCs/>
+          <w:color w:val="000000"/>
+          <w:u w:val="none"/>
+        </w:rPr>
+        <w:t>$SRCDIR/app/doc/mk-xtrkcad-manual-htm</w:t>
+      </w:r>
+      <w:r>
+        <w:rPr>
+          <w:rStyle w:val="InternetLink"/>
+          <w:rFonts w:ascii="Liberation Sans" w:hAnsi="Liberation Sans"/>
+          <w:color w:val="000000"/>
+          <w:u w:val="none"/>
+        </w:rPr>
+        <w:t>l) and upload</w:t>
+      </w:r>
+      <w:r>
+        <w:rPr>
+          <w:rStyle w:val="InternetLink"/>
+          <w:rFonts w:ascii="Liberation Sans" w:hAnsi="Liberation Sans"/>
+          <w:color w:val="000000"/>
+          <w:u w:val="none"/>
+        </w:rPr>
+        <w:t>.</w:t>
+      </w:r>
+    </w:p>
+    <w:p>
+      <w:pPr>
+        <w:pStyle w:val="Normal"/>
+        <w:numPr>
+          <w:ilvl w:val="0"/>
+          <w:numId w:val="5"/>
+        </w:numPr>
+        <w:rPr/>
+      </w:pPr>
+      <w:r>
+        <w:rPr>
+          <w:rStyle w:val="InternetLink"/>
+          <w:rFonts w:ascii="Liberation Sans" w:hAnsi="Liberation Sans"/>
+          <w:color w:val="000000"/>
+          <w:u w:val="none"/>
+        </w:rPr>
+        <w:t xml:space="preserve">Update the 'XTrackCAD Version' </w:t>
+      </w:r>
+      <w:r>
+        <w:rPr>
+          <w:rStyle w:val="InternetLink"/>
+          <w:rFonts w:ascii="Liberation Sans" w:hAnsi="Liberation Sans"/>
+          <w:color w:val="000000"/>
+          <w:u w:val="none"/>
+        </w:rPr>
+        <w:t xml:space="preserve">field </w:t>
+      </w:r>
+      <w:r>
+        <w:rPr>
+          <w:rStyle w:val="InternetLink"/>
+          <w:rFonts w:ascii="Liberation Sans" w:hAnsi="Liberation Sans"/>
+          <w:color w:val="000000"/>
+          <w:u w:val="none"/>
+        </w:rPr>
+        <w:t xml:space="preserve">with the new version at </w:t>
+      </w:r>
+      <w:r>
+        <w:rPr>
+          <w:rStyle w:val="InternetLink"/>
+          <w:rFonts w:ascii="Liberation Sans" w:hAnsi="Liberation Sans"/>
+          <w:color w:val="000000"/>
+          <w:u w:val="none"/>
+        </w:rPr>
+        <w:t xml:space="preserve">the </w:t>
+      </w:r>
+      <w:hyperlink r:id="rId6">
+        <w:r>
+          <w:rPr>
+            <w:rStyle w:val="InternetLink"/>
+            <w:rFonts w:ascii="Liberation Sans" w:hAnsi="Liberation Sans"/>
+            <w:color w:val="000000"/>
+            <w:u w:val="none"/>
+          </w:rPr>
+          <w:t xml:space="preserve">SourceForge Bug Field Managment </w:t>
+        </w:r>
+      </w:hyperlink>
+      <w:r>
+        <w:rPr>
+          <w:rStyle w:val="InternetLink"/>
+          <w:rFonts w:ascii="Liberation Sans" w:hAnsi="Liberation Sans"/>
+          <w:color w:val="000000"/>
+          <w:u w:val="none"/>
+        </w:rPr>
+        <w:t xml:space="preserve"> </w:t>
+      </w:r>
+      <w:r>
+        <w:rPr>
+          <w:rStyle w:val="InternetLink"/>
+          <w:rFonts w:ascii="Liberation Sans" w:hAnsi="Liberation Sans"/>
+          <w:color w:val="000000"/>
+          <w:u w:val="none"/>
+        </w:rPr>
+        <w:t>page</w:t>
+      </w:r>
+    </w:p>
+    <w:p>
+      <w:pPr>
+        <w:pStyle w:val="Normal"/>
+        <w:numPr>
+          <w:ilvl w:val="0"/>
+          <w:numId w:val="5"/>
+        </w:numPr>
+        <w:rPr/>
+      </w:pPr>
+      <w:r>
+        <w:rPr>
+          <w:rStyle w:val="InternetLink"/>
+          <w:rFonts w:ascii="Liberation Sans" w:hAnsi="Liberation Sans"/>
+          <w:color w:val="000000"/>
+          <w:u w:val="none"/>
+        </w:rPr>
+        <w:t xml:space="preserve">Announce </w:t>
+      </w:r>
+      <w:r>
+        <w:rPr>
+          <w:rStyle w:val="InternetLink"/>
+          <w:rFonts w:ascii="Liberation Sans" w:hAnsi="Liberation Sans"/>
+          <w:color w:val="000000"/>
+          <w:u w:val="none"/>
+        </w:rPr>
+        <w:t xml:space="preserve">the </w:t>
+      </w:r>
+      <w:r>
+        <w:rPr>
+          <w:rStyle w:val="InternetLink"/>
+          <w:rFonts w:ascii="Liberation Sans" w:hAnsi="Liberation Sans"/>
+          <w:color w:val="000000"/>
+          <w:u w:val="none"/>
+        </w:rPr>
+        <w:t>new release on the XTrackCad mailing litst.</w:t>
+      </w:r>
+    </w:p>
+    <w:p>
+      <w:pPr>
+        <w:pStyle w:val="Normal"/>
+        <w:rPr>
+          <w:rFonts w:ascii="Liberation Sans" w:hAnsi="Liberation Sans"/>
+        </w:rPr>
+      </w:pPr>
+      <w:r>
+        <w:rPr>
+          <w:rFonts w:ascii="Liberation Sans" w:hAnsi="Liberation Sans"/>
+        </w:rPr>
+      </w:r>
+    </w:p>
+    <w:p>
+      <w:pPr>
+        <w:pStyle w:val="Normal"/>
+        <w:rPr>
+          <w:rFonts w:ascii="Liberation Sans" w:hAnsi="Liberation Sans"/>
+        </w:rPr>
+      </w:pPr>
+      <w:r>
+        <w:rPr>
+          <w:rFonts w:ascii="Liberation Sans" w:hAnsi="Liberation Sans"/>
+        </w:rPr>
+        <w:t xml:space="preserve">This process </w:t>
+      </w:r>
+      <w:r>
+        <w:rPr>
+          <w:rFonts w:ascii="Liberation Sans" w:hAnsi="Liberation Sans"/>
+        </w:rPr>
+        <w:t xml:space="preserve">(except for the first </w:t>
+      </w:r>
+      <w:r>
+        <w:rPr>
+          <w:rFonts w:ascii="Liberation Sans" w:hAnsi="Liberation Sans"/>
+        </w:rPr>
+        <w:t>two</w:t>
+      </w:r>
+      <w:r>
+        <w:rPr>
+          <w:rFonts w:ascii="Liberation Sans" w:hAnsi="Liberation Sans"/>
+        </w:rPr>
+        <w:t xml:space="preserve"> actions) </w:t>
+      </w:r>
+      <w:r>
+        <w:rPr>
+          <w:rFonts w:ascii="Liberation Sans" w:hAnsi="Liberation Sans"/>
+        </w:rPr>
+        <w:t xml:space="preserve">is repeated for subsequent Betas, until all issues are resolved or defered.  XTRKCAD_VERSION_MODIFIER is incremented: Beta2, Beta3, ... </w:t>
       </w:r>
     </w:p>
     <w:p>
@@ -1616,9 +2088,1649 @@
         <w:rPr>
           <w:rFonts w:ascii="Liberation Sans" w:hAnsi="Liberation Sans"/>
         </w:rPr>
-        <w:t>The same branch is used fo all builds.  A tag is created for each build: vX.Y.Z-B1..., vX.Y.Z-GA, vX.Y.Z-HS1...</w:t>
-      </w:r>
-    </w:p>
+        <w:t>The same branch is used fo</w:t>
+      </w:r>
+      <w:r>
+        <w:rPr>
+          <w:rFonts w:ascii="Liberation Sans" w:hAnsi="Liberation Sans"/>
+        </w:rPr>
+        <w:t>r</w:t>
+      </w:r>
+      <w:r>
+        <w:rPr>
+          <w:rFonts w:ascii="Liberation Sans" w:hAnsi="Liberation Sans"/>
+        </w:rPr>
+        <w:t xml:space="preserve"> all </w:t>
+      </w:r>
+      <w:r>
+        <w:rPr>
+          <w:rFonts w:ascii="Liberation Sans" w:hAnsi="Liberation Sans"/>
+        </w:rPr>
+        <w:t>releases</w:t>
+      </w:r>
+      <w:r>
+        <w:rPr>
+          <w:rFonts w:ascii="Liberation Sans" w:hAnsi="Liberation Sans"/>
+        </w:rPr>
+        <w:t>.  A tag is created for each build: vX.Y.Z-B1..., vX.Y.Z-GA, vX.Y.Z-HS1...</w:t>
+      </w:r>
+    </w:p>
+    <w:p>
+      <w:pPr>
+        <w:pStyle w:val="Normal"/>
+        <w:rPr>
+          <w:rFonts w:ascii="Liberation Sans" w:hAnsi="Liberation Sans"/>
+        </w:rPr>
+      </w:pPr>
+      <w:r>
+        <w:rPr/>
+      </w:r>
+    </w:p>
+    <w:p>
+      <w:pPr>
+        <w:pStyle w:val="Normal"/>
+        <w:rPr>
+          <w:b/>
+          <w:b/>
+          <w:bCs/>
+        </w:rPr>
+      </w:pPr>
+      <w:r>
+        <w:rPr>
+          <w:rFonts w:ascii="Liberation Sans" w:hAnsi="Liberation Sans"/>
+          <w:b/>
+          <w:bCs/>
+        </w:rPr>
+        <w:t xml:space="preserve">Version string </w:t>
+      </w:r>
+      <w:r>
+        <w:rPr>
+          <w:rFonts w:ascii="Liberation Sans" w:hAnsi="Liberation Sans"/>
+          <w:b/>
+          <w:bCs/>
+        </w:rPr>
+        <w:t>sequence</w:t>
+      </w:r>
+    </w:p>
+    <w:p>
+      <w:pPr>
+        <w:pStyle w:val="Normal"/>
+        <w:rPr>
+          <w:b w:val="false"/>
+          <w:b w:val="false"/>
+          <w:bCs w:val="false"/>
+        </w:rPr>
+      </w:pPr>
+      <w:r>
+        <w:rPr>
+          <w:rFonts w:ascii="Liberation Sans" w:hAnsi="Liberation Sans"/>
+          <w:b w:val="false"/>
+          <w:bCs w:val="false"/>
+        </w:rPr>
+        <w:t>V</w:t>
+      </w:r>
+      <w:r>
+        <w:rPr>
+          <w:rFonts w:ascii="Liberation Sans" w:hAnsi="Liberation Sans"/>
+          <w:b w:val="false"/>
+          <w:bCs w:val="false"/>
+        </w:rPr>
+        <w:t>ersion numbers are for illustration.</w:t>
+      </w:r>
+    </w:p>
+    <w:p>
+      <w:pPr>
+        <w:pStyle w:val="Normal"/>
+        <w:rPr>
+          <w:rFonts w:ascii="Liberation Sans" w:hAnsi="Liberation Sans"/>
+          <w:b w:val="false"/>
+          <w:b w:val="false"/>
+          <w:bCs w:val="false"/>
+        </w:rPr>
+      </w:pPr>
+      <w:r>
+        <w:rPr>
+          <w:rFonts w:ascii="Liberation Sans" w:hAnsi="Liberation Sans"/>
+          <w:b w:val="false"/>
+          <w:bCs w:val="false"/>
+        </w:rPr>
+        <w:t xml:space="preserve">The choice </w:t>
+      </w:r>
+      <w:r>
+        <w:rPr>
+          <w:rFonts w:ascii="Liberation Sans" w:hAnsi="Liberation Sans"/>
+          <w:b w:val="false"/>
+          <w:bCs w:val="false"/>
+        </w:rPr>
+        <w:t>of</w:t>
+      </w:r>
+      <w:r>
+        <w:rPr>
+          <w:rFonts w:ascii="Liberation Sans" w:hAnsi="Liberation Sans"/>
+          <w:b w:val="false"/>
+          <w:bCs w:val="false"/>
+        </w:rPr>
+        <w:t xml:space="preserve"> release level is made when </w:t>
+      </w:r>
+      <w:r>
+        <w:rPr>
+          <w:rFonts w:ascii="Liberation Sans" w:hAnsi="Liberation Sans"/>
+          <w:b w:val="false"/>
+          <w:bCs w:val="false"/>
+        </w:rPr>
+        <w:t>the first Beta is released</w:t>
+      </w:r>
+    </w:p>
+    <w:p>
+      <w:pPr>
+        <w:pStyle w:val="Normal"/>
+        <w:numPr>
+          <w:ilvl w:val="0"/>
+          <w:numId w:val="6"/>
+        </w:numPr>
+        <w:rPr>
+          <w:rFonts w:ascii="Liberation Sans" w:hAnsi="Liberation Sans"/>
+          <w:b w:val="false"/>
+          <w:b w:val="false"/>
+          <w:bCs w:val="false"/>
+        </w:rPr>
+      </w:pPr>
+      <w:r>
+        <w:rPr>
+          <w:rFonts w:ascii="Liberation Sans" w:hAnsi="Liberation Sans"/>
+          <w:b w:val="false"/>
+          <w:bCs w:val="false"/>
+        </w:rPr>
+        <w:t>1</w:t>
+      </w:r>
+      <w:r>
+        <w:rPr>
+          <w:rFonts w:ascii="Liberation Sans" w:hAnsi="Liberation Sans"/>
+          <w:b w:val="false"/>
+          <w:bCs w:val="false"/>
+          <w:vertAlign w:val="superscript"/>
+        </w:rPr>
+        <w:t>st</w:t>
+      </w:r>
+      <w:r>
+        <w:rPr>
+          <w:rFonts w:ascii="Liberation Sans" w:hAnsi="Liberation Sans"/>
+          <w:b w:val="false"/>
+          <w:bCs w:val="false"/>
+        </w:rPr>
+        <w:t xml:space="preserve"> level: major UI, technological or organizational changes</w:t>
+      </w:r>
+    </w:p>
+    <w:p>
+      <w:pPr>
+        <w:pStyle w:val="Normal"/>
+        <w:numPr>
+          <w:ilvl w:val="0"/>
+          <w:numId w:val="6"/>
+        </w:numPr>
+        <w:rPr>
+          <w:rFonts w:ascii="Liberation Sans" w:hAnsi="Liberation Sans"/>
+          <w:b w:val="false"/>
+          <w:b w:val="false"/>
+          <w:bCs w:val="false"/>
+        </w:rPr>
+      </w:pPr>
+      <w:r>
+        <w:rPr>
+          <w:rFonts w:ascii="Liberation Sans" w:hAnsi="Liberation Sans"/>
+          <w:b w:val="false"/>
+          <w:bCs w:val="false"/>
+        </w:rPr>
+        <w:t>2</w:t>
+      </w:r>
+      <w:r>
+        <w:rPr>
+          <w:rFonts w:ascii="Liberation Sans" w:hAnsi="Liberation Sans"/>
+          <w:b w:val="false"/>
+          <w:bCs w:val="false"/>
+          <w:vertAlign w:val="superscript"/>
+        </w:rPr>
+        <w:t>nd</w:t>
+      </w:r>
+      <w:r>
+        <w:rPr>
+          <w:rFonts w:ascii="Liberation Sans" w:hAnsi="Liberation Sans"/>
+          <w:b w:val="false"/>
+          <w:bCs w:val="false"/>
+        </w:rPr>
+        <w:t xml:space="preserve"> level: significant new functionality, </w:t>
+      </w:r>
+      <w:r>
+        <w:rPr>
+          <w:rFonts w:ascii="Liberation Sans" w:hAnsi="Liberation Sans"/>
+          <w:b w:val="false"/>
+          <w:bCs w:val="false"/>
+        </w:rPr>
+        <w:t>major redesign</w:t>
+      </w:r>
+    </w:p>
+    <w:p>
+      <w:pPr>
+        <w:pStyle w:val="Normal"/>
+        <w:numPr>
+          <w:ilvl w:val="0"/>
+          <w:numId w:val="6"/>
+        </w:numPr>
+        <w:rPr>
+          <w:rFonts w:ascii="Liberation Sans" w:hAnsi="Liberation Sans"/>
+          <w:b w:val="false"/>
+          <w:b w:val="false"/>
+          <w:bCs w:val="false"/>
+        </w:rPr>
+      </w:pPr>
+      <w:r>
+        <w:rPr>
+          <w:rFonts w:ascii="Liberation Sans" w:hAnsi="Liberation Sans"/>
+          <w:b w:val="false"/>
+          <w:bCs w:val="false"/>
+        </w:rPr>
+        <w:t>3</w:t>
+      </w:r>
+      <w:r>
+        <w:rPr>
+          <w:rFonts w:ascii="Liberation Sans" w:hAnsi="Liberation Sans"/>
+          <w:b w:val="false"/>
+          <w:bCs w:val="false"/>
+          <w:vertAlign w:val="superscript"/>
+        </w:rPr>
+        <w:t>rd</w:t>
+      </w:r>
+      <w:r>
+        <w:rPr>
+          <w:rFonts w:ascii="Liberation Sans" w:hAnsi="Liberation Sans"/>
+          <w:b w:val="false"/>
+          <w:bCs w:val="false"/>
+        </w:rPr>
+        <w:t xml:space="preserve"> level: bug fixes, minor functionality</w:t>
+      </w:r>
+    </w:p>
+    <w:p>
+      <w:pPr>
+        <w:pStyle w:val="Normal"/>
+        <w:rPr>
+          <w:rFonts w:ascii="Liberation Sans" w:hAnsi="Liberation Sans"/>
+          <w:b w:val="false"/>
+          <w:b w:val="false"/>
+          <w:bCs w:val="false"/>
+        </w:rPr>
+      </w:pPr>
+      <w:r>
+        <w:rPr>
+          <w:rFonts w:ascii="Liberation Sans" w:hAnsi="Liberation Sans"/>
+          <w:b w:val="false"/>
+          <w:bCs w:val="false"/>
+        </w:rPr>
+        <w:t>This shows the sequence for a minor (3</w:t>
+      </w:r>
+      <w:r>
+        <w:rPr>
+          <w:rFonts w:ascii="Liberation Sans" w:hAnsi="Liberation Sans"/>
+          <w:b w:val="false"/>
+          <w:bCs w:val="false"/>
+          <w:vertAlign w:val="superscript"/>
+        </w:rPr>
+        <w:t>rd</w:t>
+      </w:r>
+      <w:r>
+        <w:rPr>
+          <w:rFonts w:ascii="Liberation Sans" w:hAnsi="Liberation Sans"/>
+          <w:b w:val="false"/>
+          <w:bCs w:val="false"/>
+        </w:rPr>
+        <w:t xml:space="preserve"> level) release.</w:t>
+      </w:r>
+    </w:p>
+    <w:tbl>
+      <w:tblPr>
+        <w:tblW w:w="7140" w:type="dxa"/>
+        <w:jc w:val="left"/>
+        <w:tblInd w:w="55" w:type="dxa"/>
+        <w:tblLayout w:type="fixed"/>
+        <w:tblCellMar>
+          <w:top w:w="55" w:type="dxa"/>
+          <w:left w:w="55" w:type="dxa"/>
+          <w:bottom w:w="55" w:type="dxa"/>
+          <w:right w:w="55" w:type="dxa"/>
+        </w:tblCellMar>
+      </w:tblPr>
+      <w:tblGrid>
+        <w:gridCol w:w="3000"/>
+        <w:gridCol w:w="1365"/>
+        <w:gridCol w:w="1365"/>
+        <w:gridCol w:w="1410"/>
+      </w:tblGrid>
+      <w:tr>
+        <w:trPr/>
+        <w:tc>
+          <w:tcPr>
+            <w:tcW w:w="3000" w:type="dxa"/>
+            <w:tcBorders>
+              <w:top w:val="single" w:sz="4" w:space="0" w:color="000000"/>
+              <w:left w:val="single" w:sz="4" w:space="0" w:color="000000"/>
+              <w:bottom w:val="single" w:sz="4" w:space="0" w:color="000000"/>
+            </w:tcBorders>
+          </w:tcPr>
+          <w:p>
+            <w:pPr>
+              <w:pStyle w:val="TableContents"/>
+              <w:rPr/>
+            </w:pPr>
+            <w:r>
+              <w:rPr/>
+              <w:t>E</w:t>
+            </w:r>
+            <w:r>
+              <w:rPr/>
+              <w:t>vent</w:t>
+            </w:r>
+          </w:p>
+        </w:tc>
+        <w:tc>
+          <w:tcPr>
+            <w:tcW w:w="1365" w:type="dxa"/>
+            <w:tcBorders>
+              <w:top w:val="single" w:sz="4" w:space="0" w:color="000000"/>
+              <w:left w:val="single" w:sz="4" w:space="0" w:color="000000"/>
+              <w:bottom w:val="single" w:sz="4" w:space="0" w:color="000000"/>
+            </w:tcBorders>
+          </w:tcPr>
+          <w:p>
+            <w:pPr>
+              <w:pStyle w:val="TableContents"/>
+              <w:rPr/>
+            </w:pPr>
+            <w:r>
+              <w:rPr/>
+              <w:t>Rlse Version</w:t>
+            </w:r>
+          </w:p>
+        </w:tc>
+        <w:tc>
+          <w:tcPr>
+            <w:tcW w:w="1365" w:type="dxa"/>
+            <w:tcBorders>
+              <w:top w:val="single" w:sz="4" w:space="0" w:color="000000"/>
+              <w:left w:val="single" w:sz="4" w:space="0" w:color="000000"/>
+              <w:bottom w:val="single" w:sz="4" w:space="0" w:color="000000"/>
+            </w:tcBorders>
+          </w:tcPr>
+          <w:p>
+            <w:pPr>
+              <w:pStyle w:val="TableContents"/>
+              <w:rPr/>
+            </w:pPr>
+            <w:r>
+              <w:rPr/>
+              <w:t>Beta Version</w:t>
+            </w:r>
+          </w:p>
+        </w:tc>
+        <w:tc>
+          <w:tcPr>
+            <w:tcW w:w="1410" w:type="dxa"/>
+            <w:tcBorders>
+              <w:top w:val="single" w:sz="4" w:space="0" w:color="000000"/>
+              <w:left w:val="single" w:sz="4" w:space="0" w:color="000000"/>
+              <w:bottom w:val="single" w:sz="4" w:space="0" w:color="000000"/>
+              <w:right w:val="single" w:sz="4" w:space="0" w:color="000000"/>
+            </w:tcBorders>
+          </w:tcPr>
+          <w:p>
+            <w:pPr>
+              <w:pStyle w:val="TableContents"/>
+              <w:rPr/>
+            </w:pPr>
+            <w:r>
+              <w:rPr/>
+              <w:t>Dev</w:t>
+            </w:r>
+            <w:r>
+              <w:rPr/>
+              <w:t xml:space="preserve"> Version</w:t>
+            </w:r>
+          </w:p>
+        </w:tc>
+      </w:tr>
+      <w:tr>
+        <w:trPr/>
+        <w:tc>
+          <w:tcPr>
+            <w:tcW w:w="3000" w:type="dxa"/>
+            <w:tcBorders>
+              <w:left w:val="single" w:sz="4" w:space="0" w:color="000000"/>
+              <w:bottom w:val="single" w:sz="4" w:space="0" w:color="000000"/>
+            </w:tcBorders>
+          </w:tcPr>
+          <w:p>
+            <w:pPr>
+              <w:pStyle w:val="TableContents"/>
+              <w:rPr/>
+            </w:pPr>
+            <w:r>
+              <w:rPr/>
+              <w:t>Normal dev, between releases</w:t>
+            </w:r>
+          </w:p>
+        </w:tc>
+        <w:tc>
+          <w:tcPr>
+            <w:tcW w:w="1365" w:type="dxa"/>
+            <w:tcBorders>
+              <w:left w:val="single" w:sz="4" w:space="0" w:color="000000"/>
+              <w:bottom w:val="single" w:sz="4" w:space="0" w:color="000000"/>
+            </w:tcBorders>
+          </w:tcPr>
+          <w:p>
+            <w:pPr>
+              <w:pStyle w:val="TableContents"/>
+              <w:rPr/>
+            </w:pPr>
+            <w:r>
+              <w:rPr/>
+              <w:t>5.6.</w:t>
+            </w:r>
+            <w:r>
+              <w:rPr/>
+              <w:t>2GA</w:t>
+            </w:r>
+          </w:p>
+        </w:tc>
+        <w:tc>
+          <w:tcPr>
+            <w:tcW w:w="1365" w:type="dxa"/>
+            <w:tcBorders>
+              <w:left w:val="single" w:sz="4" w:space="0" w:color="000000"/>
+              <w:bottom w:val="single" w:sz="4" w:space="0" w:color="000000"/>
+            </w:tcBorders>
+          </w:tcPr>
+          <w:p>
+            <w:pPr>
+              <w:pStyle w:val="TableContents"/>
+              <w:rPr/>
+            </w:pPr>
+            <w:r>
+              <w:rPr/>
+              <w:t>N/A</w:t>
+            </w:r>
+          </w:p>
+        </w:tc>
+        <w:tc>
+          <w:tcPr>
+            <w:tcW w:w="1410" w:type="dxa"/>
+            <w:tcBorders>
+              <w:left w:val="single" w:sz="4" w:space="0" w:color="000000"/>
+              <w:bottom w:val="single" w:sz="4" w:space="0" w:color="000000"/>
+              <w:right w:val="single" w:sz="4" w:space="0" w:color="000000"/>
+            </w:tcBorders>
+          </w:tcPr>
+          <w:p>
+            <w:pPr>
+              <w:pStyle w:val="TableContents"/>
+              <w:rPr/>
+            </w:pPr>
+            <w:r>
+              <w:rPr/>
+              <w:t>5.6.</w:t>
+            </w:r>
+            <w:r>
+              <w:rPr/>
+              <w:t>3Dev</w:t>
+            </w:r>
+          </w:p>
+        </w:tc>
+      </w:tr>
+      <w:tr>
+        <w:trPr/>
+        <w:tc>
+          <w:tcPr>
+            <w:tcW w:w="3000" w:type="dxa"/>
+            <w:tcBorders>
+              <w:left w:val="single" w:sz="4" w:space="0" w:color="000000"/>
+              <w:bottom w:val="single" w:sz="4" w:space="0" w:color="000000"/>
+            </w:tcBorders>
+          </w:tcPr>
+          <w:p>
+            <w:pPr>
+              <w:pStyle w:val="TableContents"/>
+              <w:rPr/>
+            </w:pPr>
+            <w:r>
+              <w:rPr/>
+              <w:t>Start Release - Beta1</w:t>
+            </w:r>
+          </w:p>
+        </w:tc>
+        <w:tc>
+          <w:tcPr>
+            <w:tcW w:w="1365" w:type="dxa"/>
+            <w:tcBorders>
+              <w:left w:val="single" w:sz="4" w:space="0" w:color="000000"/>
+              <w:bottom w:val="single" w:sz="4" w:space="0" w:color="000000"/>
+            </w:tcBorders>
+          </w:tcPr>
+          <w:p>
+            <w:pPr>
+              <w:pStyle w:val="TableContents"/>
+              <w:rPr/>
+            </w:pPr>
+            <w:r>
+              <w:rPr/>
+              <w:t>5.6.2GA</w:t>
+            </w:r>
+          </w:p>
+        </w:tc>
+        <w:tc>
+          <w:tcPr>
+            <w:tcW w:w="1365" w:type="dxa"/>
+            <w:tcBorders>
+              <w:left w:val="single" w:sz="4" w:space="0" w:color="000000"/>
+              <w:bottom w:val="single" w:sz="4" w:space="0" w:color="000000"/>
+            </w:tcBorders>
+          </w:tcPr>
+          <w:p>
+            <w:pPr>
+              <w:pStyle w:val="TableContents"/>
+              <w:rPr>
+                <w:b/>
+                <w:b/>
+                <w:bCs/>
+              </w:rPr>
+            </w:pPr>
+            <w:r>
+              <w:rPr>
+                <w:b/>
+                <w:bCs/>
+              </w:rPr>
+              <w:t>5.6.3</w:t>
+            </w:r>
+            <w:r>
+              <w:rPr>
+                <w:b/>
+                <w:bCs/>
+              </w:rPr>
+              <w:t>Beta1</w:t>
+            </w:r>
+          </w:p>
+        </w:tc>
+        <w:tc>
+          <w:tcPr>
+            <w:tcW w:w="1410" w:type="dxa"/>
+            <w:tcBorders>
+              <w:left w:val="single" w:sz="4" w:space="0" w:color="000000"/>
+              <w:bottom w:val="single" w:sz="4" w:space="0" w:color="000000"/>
+              <w:right w:val="single" w:sz="4" w:space="0" w:color="000000"/>
+            </w:tcBorders>
+          </w:tcPr>
+          <w:p>
+            <w:pPr>
+              <w:pStyle w:val="TableContents"/>
+              <w:rPr>
+                <w:b/>
+                <w:b/>
+                <w:bCs/>
+              </w:rPr>
+            </w:pPr>
+            <w:r>
+              <w:rPr>
+                <w:b/>
+                <w:bCs/>
+              </w:rPr>
+              <w:t>5.6.</w:t>
+            </w:r>
+            <w:r>
+              <w:rPr>
+                <w:b/>
+                <w:bCs/>
+              </w:rPr>
+              <w:t>4Dev</w:t>
+            </w:r>
+          </w:p>
+        </w:tc>
+      </w:tr>
+      <w:tr>
+        <w:trPr/>
+        <w:tc>
+          <w:tcPr>
+            <w:tcW w:w="3000" w:type="dxa"/>
+            <w:tcBorders>
+              <w:left w:val="single" w:sz="4" w:space="0" w:color="000000"/>
+              <w:bottom w:val="single" w:sz="4" w:space="0" w:color="000000"/>
+            </w:tcBorders>
+          </w:tcPr>
+          <w:p>
+            <w:pPr>
+              <w:pStyle w:val="TableContents"/>
+              <w:rPr/>
+            </w:pPr>
+            <w:r>
+              <w:rPr/>
+              <w:t>Beta2</w:t>
+            </w:r>
+          </w:p>
+        </w:tc>
+        <w:tc>
+          <w:tcPr>
+            <w:tcW w:w="1365" w:type="dxa"/>
+            <w:tcBorders>
+              <w:left w:val="single" w:sz="4" w:space="0" w:color="000000"/>
+              <w:bottom w:val="single" w:sz="4" w:space="0" w:color="000000"/>
+            </w:tcBorders>
+          </w:tcPr>
+          <w:p>
+            <w:pPr>
+              <w:pStyle w:val="TableContents"/>
+              <w:rPr/>
+            </w:pPr>
+            <w:r>
+              <w:rPr/>
+              <w:t>5.6.2GA</w:t>
+            </w:r>
+          </w:p>
+        </w:tc>
+        <w:tc>
+          <w:tcPr>
+            <w:tcW w:w="1365" w:type="dxa"/>
+            <w:tcBorders>
+              <w:left w:val="single" w:sz="4" w:space="0" w:color="000000"/>
+              <w:bottom w:val="single" w:sz="4" w:space="0" w:color="000000"/>
+            </w:tcBorders>
+          </w:tcPr>
+          <w:p>
+            <w:pPr>
+              <w:pStyle w:val="TableContents"/>
+              <w:rPr>
+                <w:b/>
+                <w:b/>
+                <w:bCs/>
+              </w:rPr>
+            </w:pPr>
+            <w:r>
+              <w:rPr>
+                <w:b/>
+                <w:bCs/>
+              </w:rPr>
+              <w:t>5.6.3Beta2</w:t>
+            </w:r>
+          </w:p>
+        </w:tc>
+        <w:tc>
+          <w:tcPr>
+            <w:tcW w:w="1410" w:type="dxa"/>
+            <w:tcBorders>
+              <w:left w:val="single" w:sz="4" w:space="0" w:color="000000"/>
+              <w:bottom w:val="single" w:sz="4" w:space="0" w:color="000000"/>
+              <w:right w:val="single" w:sz="4" w:space="0" w:color="000000"/>
+            </w:tcBorders>
+          </w:tcPr>
+          <w:p>
+            <w:pPr>
+              <w:pStyle w:val="TableContents"/>
+              <w:rPr/>
+            </w:pPr>
+            <w:r>
+              <w:rPr/>
+              <w:t>5.6.4Dev</w:t>
+            </w:r>
+          </w:p>
+        </w:tc>
+      </w:tr>
+      <w:tr>
+        <w:trPr/>
+        <w:tc>
+          <w:tcPr>
+            <w:tcW w:w="3000" w:type="dxa"/>
+            <w:tcBorders>
+              <w:left w:val="single" w:sz="4" w:space="0" w:color="000000"/>
+              <w:bottom w:val="single" w:sz="4" w:space="0" w:color="000000"/>
+            </w:tcBorders>
+          </w:tcPr>
+          <w:p>
+            <w:pPr>
+              <w:pStyle w:val="TableContents"/>
+              <w:rPr/>
+            </w:pPr>
+            <w:r>
+              <w:rPr/>
+              <w:t>Release – 5.6.3</w:t>
+            </w:r>
+          </w:p>
+        </w:tc>
+        <w:tc>
+          <w:tcPr>
+            <w:tcW w:w="1365" w:type="dxa"/>
+            <w:tcBorders>
+              <w:left w:val="single" w:sz="4" w:space="0" w:color="000000"/>
+              <w:bottom w:val="single" w:sz="4" w:space="0" w:color="000000"/>
+            </w:tcBorders>
+          </w:tcPr>
+          <w:p>
+            <w:pPr>
+              <w:pStyle w:val="TableContents"/>
+              <w:rPr>
+                <w:b/>
+                <w:b/>
+                <w:bCs/>
+              </w:rPr>
+            </w:pPr>
+            <w:r>
+              <w:rPr>
+                <w:b/>
+                <w:bCs/>
+              </w:rPr>
+              <w:t>5.6.3GA</w:t>
+            </w:r>
+          </w:p>
+        </w:tc>
+        <w:tc>
+          <w:tcPr>
+            <w:tcW w:w="1365" w:type="dxa"/>
+            <w:tcBorders>
+              <w:left w:val="single" w:sz="4" w:space="0" w:color="000000"/>
+              <w:bottom w:val="single" w:sz="4" w:space="0" w:color="000000"/>
+            </w:tcBorders>
+          </w:tcPr>
+          <w:p>
+            <w:pPr>
+              <w:pStyle w:val="TableContents"/>
+              <w:rPr/>
+            </w:pPr>
+            <w:r>
+              <w:rPr/>
+              <w:t>N/A</w:t>
+            </w:r>
+          </w:p>
+        </w:tc>
+        <w:tc>
+          <w:tcPr>
+            <w:tcW w:w="1410" w:type="dxa"/>
+            <w:tcBorders>
+              <w:left w:val="single" w:sz="4" w:space="0" w:color="000000"/>
+              <w:bottom w:val="single" w:sz="4" w:space="0" w:color="000000"/>
+              <w:right w:val="single" w:sz="4" w:space="0" w:color="000000"/>
+            </w:tcBorders>
+          </w:tcPr>
+          <w:p>
+            <w:pPr>
+              <w:pStyle w:val="TableContents"/>
+              <w:rPr/>
+            </w:pPr>
+            <w:r>
+              <w:rPr/>
+              <w:t>5.6.4Dev</w:t>
+            </w:r>
+          </w:p>
+        </w:tc>
+      </w:tr>
+      <w:tr>
+        <w:trPr/>
+        <w:tc>
+          <w:tcPr>
+            <w:tcW w:w="3000" w:type="dxa"/>
+            <w:tcBorders>
+              <w:left w:val="single" w:sz="4" w:space="0" w:color="000000"/>
+              <w:bottom w:val="single" w:sz="4" w:space="0" w:color="000000"/>
+            </w:tcBorders>
+          </w:tcPr>
+          <w:p>
+            <w:pPr>
+              <w:pStyle w:val="TableContents"/>
+              <w:rPr/>
+            </w:pPr>
+            <w:r>
+              <w:rPr/>
+              <w:t>Hot Site</w:t>
+            </w:r>
+          </w:p>
+        </w:tc>
+        <w:tc>
+          <w:tcPr>
+            <w:tcW w:w="1365" w:type="dxa"/>
+            <w:tcBorders>
+              <w:left w:val="single" w:sz="4" w:space="0" w:color="000000"/>
+              <w:bottom w:val="single" w:sz="4" w:space="0" w:color="000000"/>
+            </w:tcBorders>
+          </w:tcPr>
+          <w:p>
+            <w:pPr>
+              <w:pStyle w:val="TableContents"/>
+              <w:rPr>
+                <w:b/>
+                <w:b/>
+                <w:bCs/>
+              </w:rPr>
+            </w:pPr>
+            <w:r>
+              <w:rPr>
+                <w:b/>
+                <w:bCs/>
+              </w:rPr>
+              <w:t>5.6.3HS1</w:t>
+            </w:r>
+          </w:p>
+        </w:tc>
+        <w:tc>
+          <w:tcPr>
+            <w:tcW w:w="1365" w:type="dxa"/>
+            <w:tcBorders>
+              <w:left w:val="single" w:sz="4" w:space="0" w:color="000000"/>
+              <w:bottom w:val="single" w:sz="4" w:space="0" w:color="000000"/>
+            </w:tcBorders>
+          </w:tcPr>
+          <w:p>
+            <w:pPr>
+              <w:pStyle w:val="TableContents"/>
+              <w:rPr>
+                <w:b/>
+                <w:b/>
+                <w:bCs/>
+              </w:rPr>
+            </w:pPr>
+            <w:r>
+              <w:rPr>
+                <w:b/>
+                <w:bCs/>
+              </w:rPr>
+            </w:r>
+          </w:p>
+        </w:tc>
+        <w:tc>
+          <w:tcPr>
+            <w:tcW w:w="1410" w:type="dxa"/>
+            <w:tcBorders>
+              <w:left w:val="single" w:sz="4" w:space="0" w:color="000000"/>
+              <w:bottom w:val="single" w:sz="4" w:space="0" w:color="000000"/>
+              <w:right w:val="single" w:sz="4" w:space="0" w:color="000000"/>
+            </w:tcBorders>
+          </w:tcPr>
+          <w:p>
+            <w:pPr>
+              <w:pStyle w:val="TableContents"/>
+              <w:rPr/>
+            </w:pPr>
+            <w:r>
+              <w:rPr/>
+              <w:t>5.6.4Dev</w:t>
+            </w:r>
+          </w:p>
+        </w:tc>
+      </w:tr>
+    </w:tbl>
+    <w:p>
+      <w:pPr>
+        <w:pStyle w:val="Normal"/>
+        <w:rPr>
+          <w:rFonts w:ascii="Liberation Sans" w:hAnsi="Liberation Sans"/>
+        </w:rPr>
+      </w:pPr>
+      <w:r>
+        <w:rPr>
+          <w:rFonts w:ascii="Liberation Sans" w:hAnsi="Liberation Sans"/>
+        </w:rPr>
+      </w:r>
+    </w:p>
+    <w:p>
+      <w:pPr>
+        <w:pStyle w:val="Normal"/>
+        <w:rPr>
+          <w:rFonts w:ascii="Liberation Sans" w:hAnsi="Liberation Sans"/>
+          <w:b w:val="false"/>
+          <w:b w:val="false"/>
+          <w:bCs w:val="false"/>
+        </w:rPr>
+      </w:pPr>
+      <w:r>
+        <w:rPr>
+          <w:rFonts w:ascii="Liberation Sans" w:hAnsi="Liberation Sans"/>
+          <w:b w:val="false"/>
+          <w:bCs w:val="false"/>
+        </w:rPr>
+        <w:t xml:space="preserve">This shows the sequence for a </w:t>
+      </w:r>
+      <w:r>
+        <w:rPr>
+          <w:rFonts w:ascii="Liberation Sans" w:hAnsi="Liberation Sans"/>
+          <w:b w:val="false"/>
+          <w:bCs w:val="false"/>
+        </w:rPr>
+        <w:t>2</w:t>
+      </w:r>
+      <w:r>
+        <w:rPr>
+          <w:rFonts w:ascii="Liberation Sans" w:hAnsi="Liberation Sans"/>
+          <w:b w:val="false"/>
+          <w:bCs w:val="false"/>
+          <w:vertAlign w:val="superscript"/>
+        </w:rPr>
+        <w:t>nd</w:t>
+      </w:r>
+      <w:r>
+        <w:rPr>
+          <w:rFonts w:ascii="Liberation Sans" w:hAnsi="Liberation Sans"/>
+          <w:b w:val="false"/>
+          <w:bCs w:val="false"/>
+        </w:rPr>
+        <w:t xml:space="preserve"> </w:t>
+      </w:r>
+      <w:r>
+        <w:rPr>
+          <w:rFonts w:ascii="Liberation Sans" w:hAnsi="Liberation Sans"/>
+          <w:b w:val="false"/>
+          <w:bCs w:val="false"/>
+        </w:rPr>
+        <w:t xml:space="preserve">level release.  </w:t>
+      </w:r>
+      <w:r>
+        <w:rPr>
+          <w:rFonts w:ascii="Liberation Sans" w:hAnsi="Liberation Sans"/>
+          <w:b w:val="false"/>
+          <w:bCs w:val="false"/>
+        </w:rPr>
+        <w:t>The sequence for a 1</w:t>
+      </w:r>
+      <w:r>
+        <w:rPr>
+          <w:rFonts w:ascii="Liberation Sans" w:hAnsi="Liberation Sans"/>
+          <w:b w:val="false"/>
+          <w:bCs w:val="false"/>
+          <w:vertAlign w:val="superscript"/>
+        </w:rPr>
+        <w:t>st</w:t>
+      </w:r>
+      <w:r>
+        <w:rPr>
+          <w:rFonts w:ascii="Liberation Sans" w:hAnsi="Liberation Sans"/>
+          <w:b w:val="false"/>
+          <w:bCs w:val="false"/>
+        </w:rPr>
+        <w:t xml:space="preserve"> level release is an exer</w:t>
+      </w:r>
+      <w:r>
+        <w:rPr>
+          <w:rFonts w:ascii="Liberation Sans" w:hAnsi="Liberation Sans"/>
+          <w:b w:val="false"/>
+          <w:bCs w:val="false"/>
+        </w:rPr>
+        <w:t>c</w:t>
+      </w:r>
+      <w:r>
+        <w:rPr>
+          <w:rFonts w:ascii="Liberation Sans" w:hAnsi="Liberation Sans"/>
+          <w:b w:val="false"/>
+          <w:bCs w:val="false"/>
+        </w:rPr>
+        <w:t>i</w:t>
+      </w:r>
+      <w:r>
+        <w:rPr>
+          <w:rFonts w:ascii="Liberation Sans" w:hAnsi="Liberation Sans"/>
+          <w:b w:val="false"/>
+          <w:bCs w:val="false"/>
+        </w:rPr>
+        <w:t>s</w:t>
+      </w:r>
+      <w:r>
+        <w:rPr>
+          <w:rFonts w:ascii="Liberation Sans" w:hAnsi="Liberation Sans"/>
+          <w:b w:val="false"/>
+          <w:bCs w:val="false"/>
+        </w:rPr>
+        <w:t>e for the reader</w:t>
+      </w:r>
+    </w:p>
+    <w:tbl>
+      <w:tblPr>
+        <w:tblW w:w="7140" w:type="dxa"/>
+        <w:jc w:val="left"/>
+        <w:tblInd w:w="55" w:type="dxa"/>
+        <w:tblLayout w:type="fixed"/>
+        <w:tblCellMar>
+          <w:top w:w="55" w:type="dxa"/>
+          <w:left w:w="55" w:type="dxa"/>
+          <w:bottom w:w="55" w:type="dxa"/>
+          <w:right w:w="55" w:type="dxa"/>
+        </w:tblCellMar>
+      </w:tblPr>
+      <w:tblGrid>
+        <w:gridCol w:w="3000"/>
+        <w:gridCol w:w="1365"/>
+        <w:gridCol w:w="1365"/>
+        <w:gridCol w:w="1410"/>
+      </w:tblGrid>
+      <w:tr>
+        <w:trPr/>
+        <w:tc>
+          <w:tcPr>
+            <w:tcW w:w="3000" w:type="dxa"/>
+            <w:tcBorders>
+              <w:top w:val="single" w:sz="4" w:space="0" w:color="000000"/>
+              <w:left w:val="single" w:sz="4" w:space="0" w:color="000000"/>
+              <w:bottom w:val="single" w:sz="4" w:space="0" w:color="000000"/>
+            </w:tcBorders>
+          </w:tcPr>
+          <w:p>
+            <w:pPr>
+              <w:pStyle w:val="TableContents"/>
+              <w:rPr/>
+            </w:pPr>
+            <w:r>
+              <w:rPr/>
+              <w:t>E</w:t>
+            </w:r>
+            <w:r>
+              <w:rPr/>
+              <w:t>vent</w:t>
+            </w:r>
+          </w:p>
+        </w:tc>
+        <w:tc>
+          <w:tcPr>
+            <w:tcW w:w="1365" w:type="dxa"/>
+            <w:tcBorders>
+              <w:top w:val="single" w:sz="4" w:space="0" w:color="000000"/>
+              <w:left w:val="single" w:sz="4" w:space="0" w:color="000000"/>
+              <w:bottom w:val="single" w:sz="4" w:space="0" w:color="000000"/>
+            </w:tcBorders>
+          </w:tcPr>
+          <w:p>
+            <w:pPr>
+              <w:pStyle w:val="TableContents"/>
+              <w:rPr/>
+            </w:pPr>
+            <w:r>
+              <w:rPr/>
+              <w:t>Rlse Version</w:t>
+            </w:r>
+          </w:p>
+        </w:tc>
+        <w:tc>
+          <w:tcPr>
+            <w:tcW w:w="1365" w:type="dxa"/>
+            <w:tcBorders>
+              <w:top w:val="single" w:sz="4" w:space="0" w:color="000000"/>
+              <w:left w:val="single" w:sz="4" w:space="0" w:color="000000"/>
+              <w:bottom w:val="single" w:sz="4" w:space="0" w:color="000000"/>
+            </w:tcBorders>
+          </w:tcPr>
+          <w:p>
+            <w:pPr>
+              <w:pStyle w:val="TableContents"/>
+              <w:rPr/>
+            </w:pPr>
+            <w:r>
+              <w:rPr/>
+              <w:t>Beta Version</w:t>
+            </w:r>
+          </w:p>
+        </w:tc>
+        <w:tc>
+          <w:tcPr>
+            <w:tcW w:w="1410" w:type="dxa"/>
+            <w:tcBorders>
+              <w:top w:val="single" w:sz="4" w:space="0" w:color="000000"/>
+              <w:left w:val="single" w:sz="4" w:space="0" w:color="000000"/>
+              <w:bottom w:val="single" w:sz="4" w:space="0" w:color="000000"/>
+              <w:right w:val="single" w:sz="4" w:space="0" w:color="000000"/>
+            </w:tcBorders>
+          </w:tcPr>
+          <w:p>
+            <w:pPr>
+              <w:pStyle w:val="TableContents"/>
+              <w:rPr/>
+            </w:pPr>
+            <w:r>
+              <w:rPr/>
+              <w:t>Dev</w:t>
+            </w:r>
+            <w:r>
+              <w:rPr/>
+              <w:t xml:space="preserve"> Version</w:t>
+            </w:r>
+          </w:p>
+        </w:tc>
+      </w:tr>
+      <w:tr>
+        <w:trPr/>
+        <w:tc>
+          <w:tcPr>
+            <w:tcW w:w="3000" w:type="dxa"/>
+            <w:tcBorders>
+              <w:left w:val="single" w:sz="4" w:space="0" w:color="000000"/>
+              <w:bottom w:val="single" w:sz="4" w:space="0" w:color="000000"/>
+            </w:tcBorders>
+          </w:tcPr>
+          <w:p>
+            <w:pPr>
+              <w:pStyle w:val="TableContents"/>
+              <w:rPr/>
+            </w:pPr>
+            <w:r>
+              <w:rPr/>
+              <w:t>Normal dev, between releases</w:t>
+            </w:r>
+          </w:p>
+        </w:tc>
+        <w:tc>
+          <w:tcPr>
+            <w:tcW w:w="1365" w:type="dxa"/>
+            <w:tcBorders>
+              <w:left w:val="single" w:sz="4" w:space="0" w:color="000000"/>
+              <w:bottom w:val="single" w:sz="4" w:space="0" w:color="000000"/>
+            </w:tcBorders>
+          </w:tcPr>
+          <w:p>
+            <w:pPr>
+              <w:pStyle w:val="TableContents"/>
+              <w:rPr/>
+            </w:pPr>
+            <w:r>
+              <w:rPr/>
+              <w:t>5.6.</w:t>
+            </w:r>
+            <w:r>
+              <w:rPr/>
+              <w:t>2GA</w:t>
+            </w:r>
+          </w:p>
+        </w:tc>
+        <w:tc>
+          <w:tcPr>
+            <w:tcW w:w="1365" w:type="dxa"/>
+            <w:tcBorders>
+              <w:left w:val="single" w:sz="4" w:space="0" w:color="000000"/>
+              <w:bottom w:val="single" w:sz="4" w:space="0" w:color="000000"/>
+            </w:tcBorders>
+          </w:tcPr>
+          <w:p>
+            <w:pPr>
+              <w:pStyle w:val="TableContents"/>
+              <w:rPr/>
+            </w:pPr>
+            <w:r>
+              <w:rPr/>
+              <w:t>N/A</w:t>
+            </w:r>
+          </w:p>
+        </w:tc>
+        <w:tc>
+          <w:tcPr>
+            <w:tcW w:w="1410" w:type="dxa"/>
+            <w:tcBorders>
+              <w:left w:val="single" w:sz="4" w:space="0" w:color="000000"/>
+              <w:bottom w:val="single" w:sz="4" w:space="0" w:color="000000"/>
+              <w:right w:val="single" w:sz="4" w:space="0" w:color="000000"/>
+            </w:tcBorders>
+          </w:tcPr>
+          <w:p>
+            <w:pPr>
+              <w:pStyle w:val="TableContents"/>
+              <w:rPr/>
+            </w:pPr>
+            <w:r>
+              <w:rPr/>
+              <w:t>5.6.</w:t>
+            </w:r>
+            <w:r>
+              <w:rPr/>
+              <w:t>3Dev</w:t>
+            </w:r>
+          </w:p>
+        </w:tc>
+      </w:tr>
+      <w:tr>
+        <w:trPr/>
+        <w:tc>
+          <w:tcPr>
+            <w:tcW w:w="3000" w:type="dxa"/>
+            <w:tcBorders>
+              <w:left w:val="single" w:sz="4" w:space="0" w:color="000000"/>
+              <w:bottom w:val="single" w:sz="4" w:space="0" w:color="000000"/>
+            </w:tcBorders>
+          </w:tcPr>
+          <w:p>
+            <w:pPr>
+              <w:pStyle w:val="TableContents"/>
+              <w:rPr/>
+            </w:pPr>
+            <w:r>
+              <w:rPr/>
+              <w:t>Start Release - Beta1</w:t>
+            </w:r>
+          </w:p>
+        </w:tc>
+        <w:tc>
+          <w:tcPr>
+            <w:tcW w:w="1365" w:type="dxa"/>
+            <w:tcBorders>
+              <w:left w:val="single" w:sz="4" w:space="0" w:color="000000"/>
+              <w:bottom w:val="single" w:sz="4" w:space="0" w:color="000000"/>
+            </w:tcBorders>
+          </w:tcPr>
+          <w:p>
+            <w:pPr>
+              <w:pStyle w:val="TableContents"/>
+              <w:rPr/>
+            </w:pPr>
+            <w:r>
+              <w:rPr/>
+              <w:t>5.6.2GA</w:t>
+            </w:r>
+          </w:p>
+        </w:tc>
+        <w:tc>
+          <w:tcPr>
+            <w:tcW w:w="1365" w:type="dxa"/>
+            <w:tcBorders>
+              <w:left w:val="single" w:sz="4" w:space="0" w:color="000000"/>
+              <w:bottom w:val="single" w:sz="4" w:space="0" w:color="000000"/>
+            </w:tcBorders>
+          </w:tcPr>
+          <w:p>
+            <w:pPr>
+              <w:pStyle w:val="TableContents"/>
+              <w:rPr>
+                <w:b/>
+                <w:b/>
+                <w:bCs/>
+              </w:rPr>
+            </w:pPr>
+            <w:r>
+              <w:rPr>
+                <w:b/>
+                <w:bCs/>
+              </w:rPr>
+              <w:t>5.</w:t>
+            </w:r>
+            <w:r>
+              <w:rPr>
+                <w:b/>
+                <w:bCs/>
+              </w:rPr>
+              <w:t>7.0</w:t>
+            </w:r>
+            <w:r>
+              <w:rPr>
+                <w:b/>
+                <w:bCs/>
+              </w:rPr>
+              <w:t>Beta1</w:t>
+            </w:r>
+          </w:p>
+        </w:tc>
+        <w:tc>
+          <w:tcPr>
+            <w:tcW w:w="1410" w:type="dxa"/>
+            <w:tcBorders>
+              <w:left w:val="single" w:sz="4" w:space="0" w:color="000000"/>
+              <w:bottom w:val="single" w:sz="4" w:space="0" w:color="000000"/>
+              <w:right w:val="single" w:sz="4" w:space="0" w:color="000000"/>
+            </w:tcBorders>
+          </w:tcPr>
+          <w:p>
+            <w:pPr>
+              <w:pStyle w:val="TableContents"/>
+              <w:rPr>
+                <w:b/>
+                <w:b/>
+                <w:bCs/>
+              </w:rPr>
+            </w:pPr>
+            <w:r>
+              <w:rPr>
+                <w:b/>
+                <w:bCs/>
+              </w:rPr>
+              <w:t>5.</w:t>
+            </w:r>
+            <w:r>
+              <w:rPr>
+                <w:b/>
+                <w:bCs/>
+              </w:rPr>
+              <w:t>7.1</w:t>
+            </w:r>
+            <w:r>
+              <w:rPr>
+                <w:b/>
+                <w:bCs/>
+              </w:rPr>
+              <w:t>Dev</w:t>
+            </w:r>
+          </w:p>
+        </w:tc>
+      </w:tr>
+      <w:tr>
+        <w:trPr/>
+        <w:tc>
+          <w:tcPr>
+            <w:tcW w:w="3000" w:type="dxa"/>
+            <w:tcBorders>
+              <w:left w:val="single" w:sz="4" w:space="0" w:color="000000"/>
+              <w:bottom w:val="single" w:sz="4" w:space="0" w:color="000000"/>
+            </w:tcBorders>
+          </w:tcPr>
+          <w:p>
+            <w:pPr>
+              <w:pStyle w:val="TableContents"/>
+              <w:rPr/>
+            </w:pPr>
+            <w:r>
+              <w:rPr/>
+              <w:t>Beta2</w:t>
+            </w:r>
+          </w:p>
+        </w:tc>
+        <w:tc>
+          <w:tcPr>
+            <w:tcW w:w="1365" w:type="dxa"/>
+            <w:tcBorders>
+              <w:left w:val="single" w:sz="4" w:space="0" w:color="000000"/>
+              <w:bottom w:val="single" w:sz="4" w:space="0" w:color="000000"/>
+            </w:tcBorders>
+          </w:tcPr>
+          <w:p>
+            <w:pPr>
+              <w:pStyle w:val="TableContents"/>
+              <w:rPr/>
+            </w:pPr>
+            <w:r>
+              <w:rPr/>
+              <w:t>5.6.2GA</w:t>
+            </w:r>
+          </w:p>
+        </w:tc>
+        <w:tc>
+          <w:tcPr>
+            <w:tcW w:w="1365" w:type="dxa"/>
+            <w:tcBorders>
+              <w:left w:val="single" w:sz="4" w:space="0" w:color="000000"/>
+              <w:bottom w:val="single" w:sz="4" w:space="0" w:color="000000"/>
+            </w:tcBorders>
+          </w:tcPr>
+          <w:p>
+            <w:pPr>
+              <w:pStyle w:val="TableContents"/>
+              <w:rPr>
+                <w:b/>
+                <w:b/>
+                <w:bCs/>
+              </w:rPr>
+            </w:pPr>
+            <w:r>
+              <w:rPr>
+                <w:b/>
+                <w:bCs/>
+              </w:rPr>
+              <w:t>5.</w:t>
+            </w:r>
+            <w:r>
+              <w:rPr>
+                <w:b/>
+                <w:bCs/>
+              </w:rPr>
+              <w:t>7.0</w:t>
+            </w:r>
+            <w:r>
+              <w:rPr>
+                <w:b/>
+                <w:bCs/>
+              </w:rPr>
+              <w:t>Beta2</w:t>
+            </w:r>
+          </w:p>
+        </w:tc>
+        <w:tc>
+          <w:tcPr>
+            <w:tcW w:w="1410" w:type="dxa"/>
+            <w:tcBorders>
+              <w:left w:val="single" w:sz="4" w:space="0" w:color="000000"/>
+              <w:bottom w:val="single" w:sz="4" w:space="0" w:color="000000"/>
+              <w:right w:val="single" w:sz="4" w:space="0" w:color="000000"/>
+            </w:tcBorders>
+          </w:tcPr>
+          <w:p>
+            <w:pPr>
+              <w:pStyle w:val="TableContents"/>
+              <w:rPr/>
+            </w:pPr>
+            <w:r>
+              <w:rPr/>
+              <w:t>5.</w:t>
+            </w:r>
+            <w:r>
+              <w:rPr/>
+              <w:t>7.1</w:t>
+            </w:r>
+            <w:r>
+              <w:rPr/>
+              <w:t>Dev</w:t>
+            </w:r>
+          </w:p>
+        </w:tc>
+      </w:tr>
+      <w:tr>
+        <w:trPr/>
+        <w:tc>
+          <w:tcPr>
+            <w:tcW w:w="3000" w:type="dxa"/>
+            <w:tcBorders>
+              <w:left w:val="single" w:sz="4" w:space="0" w:color="000000"/>
+              <w:bottom w:val="single" w:sz="4" w:space="0" w:color="000000"/>
+            </w:tcBorders>
+          </w:tcPr>
+          <w:p>
+            <w:pPr>
+              <w:pStyle w:val="TableContents"/>
+              <w:rPr/>
+            </w:pPr>
+            <w:r>
+              <w:rPr/>
+              <w:t>Release – 5.6.3</w:t>
+            </w:r>
+          </w:p>
+        </w:tc>
+        <w:tc>
+          <w:tcPr>
+            <w:tcW w:w="1365" w:type="dxa"/>
+            <w:tcBorders>
+              <w:left w:val="single" w:sz="4" w:space="0" w:color="000000"/>
+              <w:bottom w:val="single" w:sz="4" w:space="0" w:color="000000"/>
+            </w:tcBorders>
+          </w:tcPr>
+          <w:p>
+            <w:pPr>
+              <w:pStyle w:val="TableContents"/>
+              <w:rPr>
+                <w:b/>
+                <w:b/>
+                <w:bCs/>
+              </w:rPr>
+            </w:pPr>
+            <w:r>
+              <w:rPr>
+                <w:b/>
+                <w:bCs/>
+              </w:rPr>
+              <w:t>5.</w:t>
+            </w:r>
+            <w:r>
+              <w:rPr>
+                <w:b/>
+                <w:bCs/>
+              </w:rPr>
+              <w:t>7.0</w:t>
+            </w:r>
+            <w:r>
+              <w:rPr>
+                <w:b/>
+                <w:bCs/>
+              </w:rPr>
+              <w:t>GA</w:t>
+            </w:r>
+          </w:p>
+        </w:tc>
+        <w:tc>
+          <w:tcPr>
+            <w:tcW w:w="1365" w:type="dxa"/>
+            <w:tcBorders>
+              <w:left w:val="single" w:sz="4" w:space="0" w:color="000000"/>
+              <w:bottom w:val="single" w:sz="4" w:space="0" w:color="000000"/>
+            </w:tcBorders>
+          </w:tcPr>
+          <w:p>
+            <w:pPr>
+              <w:pStyle w:val="TableContents"/>
+              <w:rPr/>
+            </w:pPr>
+            <w:r>
+              <w:rPr/>
+              <w:t>N/A</w:t>
+            </w:r>
+          </w:p>
+        </w:tc>
+        <w:tc>
+          <w:tcPr>
+            <w:tcW w:w="1410" w:type="dxa"/>
+            <w:tcBorders>
+              <w:left w:val="single" w:sz="4" w:space="0" w:color="000000"/>
+              <w:bottom w:val="single" w:sz="4" w:space="0" w:color="000000"/>
+              <w:right w:val="single" w:sz="4" w:space="0" w:color="000000"/>
+            </w:tcBorders>
+          </w:tcPr>
+          <w:p>
+            <w:pPr>
+              <w:pStyle w:val="TableContents"/>
+              <w:rPr/>
+            </w:pPr>
+            <w:r>
+              <w:rPr/>
+              <w:t>5.</w:t>
+            </w:r>
+            <w:r>
+              <w:rPr/>
+              <w:t>7.1</w:t>
+            </w:r>
+            <w:r>
+              <w:rPr/>
+              <w:t>Dev</w:t>
+            </w:r>
+          </w:p>
+        </w:tc>
+      </w:tr>
+      <w:tr>
+        <w:trPr/>
+        <w:tc>
+          <w:tcPr>
+            <w:tcW w:w="3000" w:type="dxa"/>
+            <w:tcBorders>
+              <w:left w:val="single" w:sz="4" w:space="0" w:color="000000"/>
+              <w:bottom w:val="single" w:sz="4" w:space="0" w:color="000000"/>
+            </w:tcBorders>
+          </w:tcPr>
+          <w:p>
+            <w:pPr>
+              <w:pStyle w:val="TableContents"/>
+              <w:rPr/>
+            </w:pPr>
+            <w:r>
+              <w:rPr/>
+              <w:t>Hot Site</w:t>
+            </w:r>
+          </w:p>
+        </w:tc>
+        <w:tc>
+          <w:tcPr>
+            <w:tcW w:w="1365" w:type="dxa"/>
+            <w:tcBorders>
+              <w:left w:val="single" w:sz="4" w:space="0" w:color="000000"/>
+              <w:bottom w:val="single" w:sz="4" w:space="0" w:color="000000"/>
+            </w:tcBorders>
+          </w:tcPr>
+          <w:p>
+            <w:pPr>
+              <w:pStyle w:val="TableContents"/>
+              <w:rPr>
+                <w:b/>
+                <w:b/>
+                <w:bCs/>
+              </w:rPr>
+            </w:pPr>
+            <w:r>
+              <w:rPr>
+                <w:b/>
+                <w:bCs/>
+              </w:rPr>
+              <w:t>5.</w:t>
+            </w:r>
+            <w:r>
+              <w:rPr>
+                <w:b/>
+                <w:bCs/>
+              </w:rPr>
+              <w:t>7.0</w:t>
+            </w:r>
+            <w:r>
+              <w:rPr>
+                <w:b/>
+                <w:bCs/>
+              </w:rPr>
+              <w:t>HS1</w:t>
+            </w:r>
+          </w:p>
+        </w:tc>
+        <w:tc>
+          <w:tcPr>
+            <w:tcW w:w="1365" w:type="dxa"/>
+            <w:tcBorders>
+              <w:left w:val="single" w:sz="4" w:space="0" w:color="000000"/>
+              <w:bottom w:val="single" w:sz="4" w:space="0" w:color="000000"/>
+            </w:tcBorders>
+          </w:tcPr>
+          <w:p>
+            <w:pPr>
+              <w:pStyle w:val="TableContents"/>
+              <w:rPr/>
+            </w:pPr>
+            <w:r>
+              <w:rPr/>
+              <w:t>N/A</w:t>
+            </w:r>
+          </w:p>
+        </w:tc>
+        <w:tc>
+          <w:tcPr>
+            <w:tcW w:w="1410" w:type="dxa"/>
+            <w:tcBorders>
+              <w:left w:val="single" w:sz="4" w:space="0" w:color="000000"/>
+              <w:bottom w:val="single" w:sz="4" w:space="0" w:color="000000"/>
+              <w:right w:val="single" w:sz="4" w:space="0" w:color="000000"/>
+            </w:tcBorders>
+          </w:tcPr>
+          <w:p>
+            <w:pPr>
+              <w:pStyle w:val="TableContents"/>
+              <w:rPr/>
+            </w:pPr>
+            <w:r>
+              <w:rPr/>
+              <w:t>5.</w:t>
+            </w:r>
+            <w:r>
+              <w:rPr/>
+              <w:t>7.1</w:t>
+            </w:r>
+            <w:r>
+              <w:rPr/>
+              <w:t>Dev</w:t>
+            </w:r>
+          </w:p>
+        </w:tc>
+      </w:tr>
+    </w:tbl>
     <w:p>
       <w:pPr>
         <w:pStyle w:val="Normal"/>
@@ -1699,7 +3811,133 @@
         <w:rPr>
           <w:rFonts w:ascii="Liberation Sans" w:hAnsi="Liberation Sans"/>
         </w:rPr>
-        <w:t>Fixes in Beta and Hot Site releases are duplicated in the ‘default’ branch.  Which branch is fixed first is left to the developer.</w:t>
+        <w:t xml:space="preserve">Fixes in Beta and Hot Site releases are duplicated in the </w:t>
+      </w:r>
+      <w:r>
+        <w:rPr>
+          <w:rFonts w:ascii="Liberation Sans" w:hAnsi="Liberation Sans"/>
+          <w:b/>
+          <w:bCs/>
+        </w:rPr>
+        <w:t>default</w:t>
+      </w:r>
+      <w:r>
+        <w:rPr>
+          <w:rFonts w:ascii="Liberation Sans" w:hAnsi="Liberation Sans"/>
+        </w:rPr>
+        <w:t xml:space="preserve"> branch.  </w:t>
+      </w:r>
+      <w:r>
+        <w:rPr>
+          <w:rFonts w:ascii="Liberation Sans" w:hAnsi="Liberation Sans"/>
+        </w:rPr>
+        <w:t>It is recom</w:t>
+      </w:r>
+      <w:r>
+        <w:rPr>
+          <w:rFonts w:ascii="Liberation Sans" w:hAnsi="Liberation Sans"/>
+        </w:rPr>
+        <w:t>mended</w:t>
+      </w:r>
+      <w:r>
+        <w:rPr>
+          <w:rFonts w:ascii="Liberation Sans" w:hAnsi="Liberation Sans"/>
+        </w:rPr>
+        <w:t xml:space="preserve"> that these fixes b</w:t>
+      </w:r>
+      <w:r>
+        <w:rPr>
+          <w:rFonts w:ascii="Liberation Sans" w:hAnsi="Liberation Sans"/>
+        </w:rPr>
+        <w:t>e</w:t>
+      </w:r>
+      <w:r>
+        <w:rPr>
+          <w:rFonts w:ascii="Liberation Sans" w:hAnsi="Liberation Sans"/>
+        </w:rPr>
+        <w:t xml:space="preserve"> made in the Release branch and merged in</w:t>
+      </w:r>
+      <w:r>
+        <w:rPr>
+          <w:rFonts w:ascii="Liberation Sans" w:hAnsi="Liberation Sans"/>
+        </w:rPr>
+        <w:t>to</w:t>
+      </w:r>
+      <w:r>
+        <w:rPr>
+          <w:rFonts w:ascii="Liberation Sans" w:hAnsi="Liberation Sans"/>
+        </w:rPr>
+        <w:t xml:space="preserve"> the</w:t>
+      </w:r>
+      <w:r>
+        <w:rPr>
+          <w:rFonts w:ascii="Liberation Sans" w:hAnsi="Liberation Sans"/>
+          <w:b/>
+          <w:bCs/>
+        </w:rPr>
+        <w:t xml:space="preserve"> </w:t>
+      </w:r>
+      <w:r>
+        <w:rPr>
+          <w:rFonts w:ascii="Liberation Sans" w:hAnsi="Liberation Sans"/>
+          <w:b/>
+          <w:bCs/>
+        </w:rPr>
+        <w:t>defa</w:t>
+      </w:r>
+      <w:r>
+        <w:rPr>
+          <w:rFonts w:ascii="Liberation Sans" w:hAnsi="Liberation Sans"/>
+          <w:b/>
+          <w:bCs/>
+        </w:rPr>
+        <w:t>ult</w:t>
+      </w:r>
+      <w:r>
+        <w:rPr>
+          <w:rFonts w:ascii="Liberation Sans" w:hAnsi="Liberation Sans"/>
+          <w:b/>
+          <w:bCs/>
+        </w:rPr>
+        <w:t xml:space="preserve"> </w:t>
+      </w:r>
+      <w:r>
+        <w:rPr>
+          <w:rFonts w:ascii="Liberation Sans" w:hAnsi="Liberation Sans"/>
+        </w:rPr>
+        <w:t>branch.</w:t>
+      </w:r>
+    </w:p>
+    <w:p>
+      <w:pPr>
+        <w:pStyle w:val="Normal"/>
+        <w:rPr>
+          <w:rFonts w:ascii="Liberation Sans" w:hAnsi="Liberation Sans"/>
+        </w:rPr>
+      </w:pPr>
+      <w:r>
+        <w:rPr>
+          <w:rFonts w:ascii="Liberation Sans" w:hAnsi="Liberation Sans"/>
+        </w:rPr>
+        <w:t>T</w:t>
+      </w:r>
+      <w:r>
+        <w:rPr>
+          <w:rFonts w:ascii="Liberation Sans" w:hAnsi="Liberation Sans"/>
+        </w:rPr>
+        <w:t>he merge may complain about a conflict in Program</w:t>
+      </w:r>
+      <w:r>
+        <w:rPr>
+          <w:rFonts w:ascii="Liberation Sans" w:hAnsi="Liberation Sans"/>
+        </w:rPr>
+        <w:t xml:space="preserve">Version.cmake.  </w:t>
+      </w:r>
+      <w:r>
+        <w:rPr>
+          <w:rFonts w:ascii="Liberation Sans" w:hAnsi="Liberation Sans"/>
+        </w:rPr>
+        <w:t>The VERSION values should be as described above.</w:t>
       </w:r>
     </w:p>
     <w:p>
@@ -3241,7 +5479,7 @@
         </w:rPr>
         <w:t xml:space="preserve">Code may be formatted (pretty-printed) using the </w:t>
       </w:r>
-      <w:hyperlink r:id="rId6">
+      <w:hyperlink r:id="rId7">
         <w:r>
           <w:rPr>
             <w:rStyle w:val="InternetLink"/>
@@ -4231,7 +6469,7 @@
         </w:rPr>
         <w:t xml:space="preserve">page of the XtrkCad wikka page </w:t>
       </w:r>
-      <w:hyperlink r:id="rId7">
+      <w:hyperlink r:id="rId8">
         <w:r>
           <w:rPr>
             <w:rStyle w:val="VisitedInternetLink"/>
@@ -5729,6 +7967,143 @@
   <w:abstractNum w:abstractNumId="6">
     <w:lvl w:ilvl="0">
       <w:start w:val="1"/>
+      <w:numFmt w:val="bullet"/>
+      <w:lvlText w:val=""/>
+      <w:lvlJc w:val="left"/>
+      <w:pPr>
+        <w:tabs>
+          <w:tab w:val="num" w:pos="720"/>
+        </w:tabs>
+        <w:ind w:left="720" w:hanging="360"/>
+      </w:pPr>
+      <w:rPr>
+        <w:rFonts w:ascii="Symbol" w:hAnsi="Symbol" w:cs="Symbol" w:hint="default"/>
+      </w:rPr>
+    </w:lvl>
+    <w:lvl w:ilvl="1">
+      <w:start w:val="1"/>
+      <w:numFmt w:val="bullet"/>
+      <w:lvlText w:val="◦"/>
+      <w:lvlJc w:val="left"/>
+      <w:pPr>
+        <w:tabs>
+          <w:tab w:val="num" w:pos="1080"/>
+        </w:tabs>
+        <w:ind w:left="1080" w:hanging="360"/>
+      </w:pPr>
+      <w:rPr>
+        <w:rFonts w:ascii="OpenSymbol" w:hAnsi="OpenSymbol" w:cs="OpenSymbol" w:hint="default"/>
+      </w:rPr>
+    </w:lvl>
+    <w:lvl w:ilvl="2">
+      <w:start w:val="1"/>
+      <w:numFmt w:val="bullet"/>
+      <w:lvlText w:val="▪"/>
+      <w:lvlJc w:val="left"/>
+      <w:pPr>
+        <w:tabs>
+          <w:tab w:val="num" w:pos="1440"/>
+        </w:tabs>
+        <w:ind w:left="1440" w:hanging="360"/>
+      </w:pPr>
+      <w:rPr>
+        <w:rFonts w:ascii="OpenSymbol" w:hAnsi="OpenSymbol" w:cs="OpenSymbol" w:hint="default"/>
+      </w:rPr>
+    </w:lvl>
+    <w:lvl w:ilvl="3">
+      <w:start w:val="1"/>
+      <w:numFmt w:val="bullet"/>
+      <w:lvlText w:val=""/>
+      <w:lvlJc w:val="left"/>
+      <w:pPr>
+        <w:tabs>
+          <w:tab w:val="num" w:pos="1800"/>
+        </w:tabs>
+        <w:ind w:left="1800" w:hanging="360"/>
+      </w:pPr>
+      <w:rPr>
+        <w:rFonts w:ascii="Symbol" w:hAnsi="Symbol" w:cs="Symbol" w:hint="default"/>
+      </w:rPr>
+    </w:lvl>
+    <w:lvl w:ilvl="4">
+      <w:start w:val="1"/>
+      <w:numFmt w:val="bullet"/>
+      <w:lvlText w:val="◦"/>
+      <w:lvlJc w:val="left"/>
+      <w:pPr>
+        <w:tabs>
+          <w:tab w:val="num" w:pos="2160"/>
+        </w:tabs>
+        <w:ind w:left="2160" w:hanging="360"/>
+      </w:pPr>
+      <w:rPr>
+        <w:rFonts w:ascii="OpenSymbol" w:hAnsi="OpenSymbol" w:cs="OpenSymbol" w:hint="default"/>
+      </w:rPr>
+    </w:lvl>
+    <w:lvl w:ilvl="5">
+      <w:start w:val="1"/>
+      <w:numFmt w:val="bullet"/>
+      <w:lvlText w:val="▪"/>
+      <w:lvlJc w:val="left"/>
+      <w:pPr>
+        <w:tabs>
+          <w:tab w:val="num" w:pos="2520"/>
+        </w:tabs>
+        <w:ind w:left="2520" w:hanging="360"/>
+      </w:pPr>
+      <w:rPr>
+        <w:rFonts w:ascii="OpenSymbol" w:hAnsi="OpenSymbol" w:cs="OpenSymbol" w:hint="default"/>
+      </w:rPr>
+    </w:lvl>
+    <w:lvl w:ilvl="6">
+      <w:start w:val="1"/>
+      <w:numFmt w:val="bullet"/>
+      <w:lvlText w:val=""/>
+      <w:lvlJc w:val="left"/>
+      <w:pPr>
+        <w:tabs>
+          <w:tab w:val="num" w:pos="2880"/>
+        </w:tabs>
+        <w:ind w:left="2880" w:hanging="360"/>
+      </w:pPr>
+      <w:rPr>
+        <w:rFonts w:ascii="Symbol" w:hAnsi="Symbol" w:cs="Symbol" w:hint="default"/>
+      </w:rPr>
+    </w:lvl>
+    <w:lvl w:ilvl="7">
+      <w:start w:val="1"/>
+      <w:numFmt w:val="bullet"/>
+      <w:lvlText w:val="◦"/>
+      <w:lvlJc w:val="left"/>
+      <w:pPr>
+        <w:tabs>
+          <w:tab w:val="num" w:pos="3240"/>
+        </w:tabs>
+        <w:ind w:left="3240" w:hanging="360"/>
+      </w:pPr>
+      <w:rPr>
+        <w:rFonts w:ascii="OpenSymbol" w:hAnsi="OpenSymbol" w:cs="OpenSymbol" w:hint="default"/>
+      </w:rPr>
+    </w:lvl>
+    <w:lvl w:ilvl="8">
+      <w:start w:val="1"/>
+      <w:numFmt w:val="bullet"/>
+      <w:lvlText w:val="▪"/>
+      <w:lvlJc w:val="left"/>
+      <w:pPr>
+        <w:tabs>
+          <w:tab w:val="num" w:pos="3600"/>
+        </w:tabs>
+        <w:ind w:left="3600" w:hanging="360"/>
+      </w:pPr>
+      <w:rPr>
+        <w:rFonts w:ascii="OpenSymbol" w:hAnsi="OpenSymbol" w:cs="OpenSymbol" w:hint="default"/>
+      </w:rPr>
+    </w:lvl>
+  </w:abstractNum>
+  <w:abstractNum w:abstractNumId="7">
+    <w:lvl w:ilvl="0">
+      <w:start w:val="1"/>
       <w:numFmt w:val="none"/>
       <w:suff w:val="nothing"/>
       <w:lvlText w:val=""/>
@@ -5863,6 +8238,9 @@
   <w:num w:numId="6">
     <w:abstractNumId w:val="6"/>
   </w:num>
+  <w:num w:numId="7">
+    <w:abstractNumId w:val="7"/>
+  </w:num>
 </w:numbering>
 </file>
 
@@ -5889,7 +8267,7 @@
     <w:pPr>
       <w:widowControl/>
       <w:suppressAutoHyphens w:val="true"/>
-      <w:overflowPunct w:val="true"/>
+      <w:overflowPunct w:val="false"/>
       <w:bidi w:val="0"/>
       <w:spacing w:before="0" w:after="0"/>
       <w:jc w:val="left"/>

--- a/docs/DevGuide.docx
+++ b/docs/DevGuide.docx
@@ -82,14 +82,14 @@
             </w:rPr>
             <w:fldChar w:fldCharType="separate"/>
           </w:r>
-          <w:hyperlink w:anchor="__RefHeading___Toc777_2817623836">
+          <w:hyperlink w:anchor="__RefHeading___Toc890_3359772709">
             <w:r>
               <w:rPr>
                 <w:rStyle w:val="IndexLink"/>
               </w:rPr>
               <w:t>Introduction</w:t>
               <w:tab/>
-              <w:t>3</w:t>
+              <w:t>2</w:t>
             </w:r>
           </w:hyperlink>
         </w:p>
@@ -137,7 +137,7 @@
               </w:rPr>
               <w:t>Releases</w:t>
               <w:tab/>
-              <w:t>4</w:t>
+              <w:t>5</w:t>
             </w:r>
           </w:hyperlink>
         </w:p>
@@ -153,7 +153,7 @@
               </w:rPr>
               <w:t>Text Files</w:t>
               <w:tab/>
-              <w:t>5</w:t>
+              <w:t>7</w:t>
             </w:r>
           </w:hyperlink>
         </w:p>
@@ -169,7 +169,7 @@
               </w:rPr>
               <w:t>Parameter File Maintenance</w:t>
               <w:tab/>
-              <w:t>6</w:t>
+              <w:t>8</w:t>
             </w:r>
           </w:hyperlink>
         </w:p>
@@ -185,7 +185,7 @@
               </w:rPr>
               <w:t>Independence of Parameters in Layout files</w:t>
               <w:tab/>
-              <w:t>6</w:t>
+              <w:t>8</w:t>
             </w:r>
           </w:hyperlink>
         </w:p>
@@ -201,7 +201,7 @@
               </w:rPr>
               <w:t>CONTENTS Label</w:t>
               <w:tab/>
-              <w:t>6</w:t>
+              <w:t>8</w:t>
             </w:r>
           </w:hyperlink>
         </w:p>
@@ -217,7 +217,7 @@
               </w:rPr>
               <w:t>Adding / Deleting Parameter files</w:t>
               <w:tab/>
-              <w:t>6</w:t>
+              <w:t>8</w:t>
             </w:r>
           </w:hyperlink>
         </w:p>
@@ -233,7 +233,7 @@
               </w:rPr>
               <w:t>Changing CONTENTS Label and/or FileName</w:t>
               <w:tab/>
-              <w:t>6</w:t>
+              <w:t>8</w:t>
             </w:r>
           </w:hyperlink>
         </w:p>
@@ -249,7 +249,7 @@
               </w:rPr>
               <w:t>Source Layout</w:t>
               <w:tab/>
-              <w:t>8</w:t>
+              <w:t>10</w:t>
             </w:r>
           </w:hyperlink>
         </w:p>
@@ -265,7 +265,7 @@
               </w:rPr>
               <w:t>Naming Convention</w:t>
               <w:tab/>
-              <w:t>8</w:t>
+              <w:t>10</w:t>
             </w:r>
           </w:hyperlink>
         </w:p>
@@ -281,7 +281,7 @@
               </w:rPr>
               <w:t>WLib Interaction</w:t>
               <w:tab/>
-              <w:t>9</w:t>
+              <w:t>11</w:t>
             </w:r>
           </w:hyperlink>
         </w:p>
@@ -297,7 +297,7 @@
               </w:rPr>
               <w:t>Pretty Printing</w:t>
               <w:tab/>
-              <w:t>10</w:t>
+              <w:t>12</w:t>
             </w:r>
           </w:hyperlink>
         </w:p>
@@ -313,7 +313,7 @@
               </w:rPr>
               <w:t>Casts</w:t>
               <w:tab/>
-              <w:t>11</w:t>
+              <w:t>13</w:t>
             </w:r>
           </w:hyperlink>
         </w:p>
@@ -329,7 +329,7 @@
               </w:rPr>
               <w:t>Downcast Numeric values</w:t>
               <w:tab/>
-              <w:t>11</w:t>
+              <w:t>13</w:t>
             </w:r>
           </w:hyperlink>
         </w:p>
@@ -345,7 +345,7 @@
               </w:rPr>
               <w:t>Generic Values</w:t>
               <w:tab/>
-              <w:t>11</w:t>
+              <w:t>13</w:t>
             </w:r>
           </w:hyperlink>
         </w:p>
@@ -361,7 +361,7 @@
               </w:rPr>
               <w:t>Wlib wControl_t conversion</w:t>
               <w:tab/>
-              <w:t>11</w:t>
+              <w:t>13</w:t>
             </w:r>
           </w:hyperlink>
         </w:p>
@@ -377,7 +377,7 @@
               </w:rPr>
               <w:t>GetTrkExtraData</w:t>
               <w:tab/>
-              <w:t>11</w:t>
+              <w:t>13</w:t>
             </w:r>
           </w:hyperlink>
         </w:p>
@@ -393,7 +393,7 @@
               </w:rPr>
               <w:t>Error Handling</w:t>
               <w:tab/>
-              <w:t>12</w:t>
+              <w:t>14</w:t>
             </w:r>
           </w:hyperlink>
         </w:p>
@@ -409,7 +409,7 @@
               </w:rPr>
               <w:t>User Input Errors</w:t>
               <w:tab/>
-              <w:t>12</w:t>
+              <w:t>14</w:t>
             </w:r>
           </w:hyperlink>
         </w:p>
@@ -425,7 +425,7 @@
               </w:rPr>
               <w:t>File Input Errors</w:t>
               <w:tab/>
-              <w:t>12</w:t>
+              <w:t>14</w:t>
             </w:r>
           </w:hyperlink>
         </w:p>
@@ -441,7 +441,7 @@
               </w:rPr>
               <w:t>Logic errors</w:t>
               <w:tab/>
-              <w:t>12</w:t>
+              <w:t>14</w:t>
             </w:r>
           </w:hyperlink>
         </w:p>
@@ -457,7 +457,7 @@
               </w:rPr>
               <w:t>System/Evironmental errors</w:t>
               <w:tab/>
-              <w:t>13</w:t>
+              <w:t>15</w:t>
             </w:r>
           </w:hyperlink>
         </w:p>
@@ -473,7 +473,7 @@
               </w:rPr>
               <w:t>Undo Processing</w:t>
               <w:tab/>
-              <w:t>14</w:t>
+              <w:t>16</w:t>
             </w:r>
           </w:hyperlink>
         </w:p>
@@ -489,7 +489,7 @@
               </w:rPr>
               <w:t>Draw Model</w:t>
               <w:tab/>
-              <w:t>15</w:t>
+              <w:t>17</w:t>
             </w:r>
           </w:hyperlink>
         </w:p>
@@ -505,7 +505,7 @@
               </w:rPr>
               <w:t>Headers</w:t>
               <w:tab/>
-              <w:t>16</w:t>
+              <w:t>18</w:t>
             </w:r>
           </w:hyperlink>
         </w:p>
@@ -521,7 +521,7 @@
               </w:rPr>
               <w:t>#ifdef WINDOWS</w:t>
               <w:tab/>
-              <w:t>17</w:t>
+              <w:t>19</w:t>
             </w:r>
           </w:hyperlink>
         </w:p>
@@ -537,7 +537,7 @@
               </w:rPr>
               <w:t>VERSION handling</w:t>
               <w:tab/>
-              <w:t>18</w:t>
+              <w:t>20</w:t>
             </w:r>
           </w:hyperlink>
         </w:p>
@@ -553,7 +553,7 @@
               </w:rPr>
               <w:t>Release Version</w:t>
               <w:tab/>
-              <w:t>18</w:t>
+              <w:t>20</w:t>
             </w:r>
           </w:hyperlink>
         </w:p>
@@ -569,7 +569,7 @@
               </w:rPr>
               <w:t>File Format Version</w:t>
               <w:tab/>
-              <w:t>18</w:t>
+              <w:t>20</w:t>
             </w:r>
           </w:hyperlink>
         </w:p>
@@ -585,7 +585,7 @@
               </w:rPr>
               <w:t>Segment Version</w:t>
               <w:tab/>
-              <w:t>18</w:t>
+              <w:t>20</w:t>
             </w:r>
           </w:hyperlink>
         </w:p>
@@ -601,27 +601,13 @@
               </w:rPr>
               <w:t>Extensible Segment Format</w:t>
               <w:tab/>
-              <w:t>19</w:t>
+              <w:t>21</w:t>
             </w:r>
           </w:hyperlink>
-        </w:p>
-        <w:p>
-          <w:pPr>
-            <w:pStyle w:val="Heading1"/>
-            <w:numPr>
-              <w:ilvl w:val="0"/>
-              <w:numId w:val="2"/>
-            </w:numPr>
-            <w:rPr/>
-          </w:pPr>
-          <w:bookmarkStart w:id="0" w:name="__RefHeading___Toc777_2817623836"/>
-          <w:bookmarkEnd w:id="0"/>
           <w:r>
-            <w:rPr/>
-            <w:t>Introduction</w:t>
-          </w:r>
-          <w:r>
-            <w:rPr/>
+            <w:rPr>
+              <w:rStyle w:val="IndexLink"/>
+            </w:rPr>
             <w:fldChar w:fldCharType="end"/>
           </w:r>
         </w:p>
@@ -638,6 +624,55 @@
         <w:rPr>
           <w:rFonts w:ascii="Liberation Sans" w:hAnsi="Liberation Sans"/>
         </w:rPr>
+      </w:r>
+    </w:p>
+    <w:p>
+      <w:pPr>
+        <w:pStyle w:val="Heading1"/>
+        <w:widowControl/>
+        <w:numPr>
+          <w:ilvl w:val="0"/>
+          <w:numId w:val="0"/>
+        </w:numPr>
+        <w:suppressAutoHyphens w:val="true"/>
+        <w:overflowPunct w:val="true"/>
+        <w:jc w:val="left"/>
+        <w:rPr/>
+      </w:pPr>
+      <w:r>
+        <w:rPr/>
+      </w:r>
+      <w:r>
+        <w:br w:type="page"/>
+      </w:r>
+    </w:p>
+    <w:p>
+      <w:pPr>
+        <w:pStyle w:val="Heading1"/>
+        <w:numPr>
+          <w:ilvl w:val="0"/>
+          <w:numId w:val="2"/>
+        </w:numPr>
+        <w:rPr/>
+      </w:pPr>
+      <w:bookmarkStart w:id="0" w:name="__RefHeading___Toc890_3359772709"/>
+      <w:bookmarkEnd w:id="0"/>
+      <w:r>
+        <w:rPr/>
+        <w:t>Introduction</w:t>
+      </w:r>
+    </w:p>
+    <w:p>
+      <w:pPr>
+        <w:pStyle w:val="TextBody"/>
+        <w:rPr>
+          <w:rFonts w:ascii="Liberation Sans" w:hAnsi="Liberation Sans"/>
+        </w:rPr>
+      </w:pPr>
+      <w:r>
+        <w:rPr>
+          <w:rFonts w:ascii="Liberation Sans" w:hAnsi="Liberation Sans"/>
+        </w:rPr>
         <w:t>XTrkCad is a large program and like most large program, it has developed an infrastructure of how things are done and a base level of functionality.  Some are general to any program (Error Handling, Source Formatting) and some particular to XtrkCad (Undo Processing, Parameter Files).</w:t>
       </w:r>
     </w:p>
@@ -672,7 +707,9 @@
     <w:p>
       <w:pPr>
         <w:pStyle w:val="TextBody"/>
-        <w:rPr/>
+        <w:rPr>
+          <w:rFonts w:ascii="Liberation Sans" w:hAnsi="Liberation Sans"/>
+        </w:rPr>
       </w:pPr>
       <w:r>
         <w:rPr>
@@ -684,11 +721,7 @@
     <w:p>
       <w:pPr>
         <w:pStyle w:val="TextBody"/>
-        <w:rPr>
-          <w:b/>
-          <w:b/>
-          <w:bCs/>
-        </w:rPr>
+        <w:rPr/>
       </w:pPr>
       <w:r>
         <w:rPr>
@@ -734,7 +767,7 @@
           <w:numId w:val="0"/>
         </w:numPr>
         <w:bidi w:val="0"/>
-        <w:ind w:left="0" w:hanging="0"/>
+        <w:ind w:left="0" w:right="0" w:hanging="0"/>
         <w:jc w:val="left"/>
         <w:rPr/>
       </w:pPr>
@@ -748,9 +781,7 @@
     <w:p>
       <w:pPr>
         <w:pStyle w:val="Normal"/>
-        <w:rPr>
-          <w:rFonts w:ascii="Liberation Sans" w:hAnsi="Liberation Sans"/>
-        </w:rPr>
+        <w:rPr/>
       </w:pPr>
       <w:r>
         <w:rPr>
@@ -779,7 +810,7 @@
         <w:pStyle w:val="Heading2"/>
         <w:numPr>
           <w:ilvl w:val="1"/>
-          <w:numId w:val="2"/>
+          <w:numId w:val="3"/>
         </w:numPr>
         <w:rPr/>
       </w:pPr>
@@ -847,9 +878,7 @@
     <w:p>
       <w:pPr>
         <w:pStyle w:val="Normal"/>
-        <w:rPr>
-          <w:rFonts w:ascii="Liberation Sans" w:hAnsi="Liberation Sans"/>
-        </w:rPr>
+        <w:rPr/>
       </w:pPr>
       <w:r>
         <w:rPr>
@@ -890,9 +919,7 @@
     <w:p>
       <w:pPr>
         <w:pStyle w:val="Normal"/>
-        <w:rPr>
-          <w:rFonts w:ascii="Liberation Sans" w:hAnsi="Liberation Sans"/>
-        </w:rPr>
+        <w:rPr/>
       </w:pPr>
       <w:r>
         <w:rPr>
@@ -1019,7 +1046,7 @@
         <w:pStyle w:val="Heading2"/>
         <w:numPr>
           <w:ilvl w:val="1"/>
-          <w:numId w:val="2"/>
+          <w:numId w:val="3"/>
         </w:numPr>
         <w:rPr/>
       </w:pPr>
@@ -1032,7 +1059,7 @@
         <w:pStyle w:val="Heading2"/>
         <w:numPr>
           <w:ilvl w:val="1"/>
-          <w:numId w:val="2"/>
+          <w:numId w:val="3"/>
         </w:numPr>
         <w:rPr/>
       </w:pPr>
@@ -1045,7 +1072,7 @@
         <w:pStyle w:val="Heading2"/>
         <w:numPr>
           <w:ilvl w:val="1"/>
-          <w:numId w:val="2"/>
+          <w:numId w:val="3"/>
         </w:numPr>
         <w:rPr/>
       </w:pPr>
@@ -1056,31 +1083,26 @@
     <w:p>
       <w:pPr>
         <w:pStyle w:val="Normal"/>
-        <w:numPr>
-          <w:ilvl w:val="0"/>
-          <w:numId w:val="0"/>
-        </w:numPr>
-        <w:ind w:left="0" w:hanging="0"/>
-        <w:rPr>
-          <w:rFonts w:ascii="Liberation Sans" w:hAnsi="Liberation Sans"/>
-        </w:rPr>
-      </w:pPr>
-      <w:r>
-        <w:rPr>
-          <w:rFonts w:ascii="Liberation Sans" w:hAnsi="Liberation Sans"/>
-        </w:rPr>
-      </w:r>
-    </w:p>
-    <w:p>
-      <w:pPr>
-        <w:pStyle w:val="Normal"/>
-        <w:numPr>
-          <w:ilvl w:val="0"/>
-          <w:numId w:val="0"/>
-        </w:numPr>
-        <w:ind w:left="0" w:hanging="0"/>
-        <w:rPr>
-          <w:rFonts w:ascii="Liberation Sans" w:hAnsi="Liberation Sans"/>
+        <w:ind w:left="0" w:right="0" w:hanging="0"/>
+        <w:rPr>
+          <w:rFonts w:ascii="Liberation Sans" w:hAnsi="Liberation Sans"/>
+        </w:rPr>
+      </w:pPr>
+      <w:r>
+        <w:rPr>
+          <w:rFonts w:ascii="Liberation Sans" w:hAnsi="Liberation Sans"/>
+        </w:rPr>
+      </w:r>
+    </w:p>
+    <w:p>
+      <w:pPr>
+        <w:pStyle w:val="Normal"/>
+        <w:ind w:left="0" w:right="0" w:hanging="0"/>
+        <w:rPr>
+          <w:rFonts w:ascii="Liberation Sans" w:hAnsi="Liberation Sans"/>
+          <w:b w:val="false"/>
+          <w:b w:val="false"/>
+          <w:bCs w:val="false"/>
         </w:rPr>
       </w:pPr>
       <w:r>
@@ -1095,11 +1117,7 @@
     <w:p>
       <w:pPr>
         <w:pStyle w:val="Normal"/>
-        <w:numPr>
-          <w:ilvl w:val="0"/>
-          <w:numId w:val="0"/>
-        </w:numPr>
-        <w:ind w:left="0" w:hanging="0"/>
+        <w:ind w:left="0" w:right="0" w:hanging="0"/>
         <w:rPr>
           <w:rFonts w:ascii="Liberation Sans" w:hAnsi="Liberation Sans"/>
         </w:rPr>
@@ -1158,47 +1176,35 @@
     <w:p>
       <w:pPr>
         <w:pStyle w:val="Normal"/>
-        <w:numPr>
-          <w:ilvl w:val="0"/>
-          <w:numId w:val="0"/>
-        </w:numPr>
-        <w:ind w:left="0" w:hanging="0"/>
-        <w:rPr>
-          <w:rFonts w:ascii="Liberation Sans" w:hAnsi="Liberation Sans"/>
-        </w:rPr>
-      </w:pPr>
-      <w:r>
-        <w:rPr>
-          <w:rFonts w:ascii="Liberation Sans" w:hAnsi="Liberation Sans"/>
-        </w:rPr>
-      </w:r>
-    </w:p>
-    <w:p>
-      <w:pPr>
-        <w:pStyle w:val="Normal"/>
-        <w:numPr>
-          <w:ilvl w:val="0"/>
-          <w:numId w:val="0"/>
-        </w:numPr>
-        <w:ind w:left="0" w:hanging="0"/>
-        <w:rPr>
-          <w:rFonts w:ascii="Liberation Sans" w:hAnsi="Liberation Sans"/>
-        </w:rPr>
-      </w:pPr>
-      <w:r>
-        <w:rPr>
-          <w:rFonts w:ascii="Liberation Sans" w:hAnsi="Liberation Sans"/>
-        </w:rPr>
-      </w:r>
-    </w:p>
-    <w:p>
-      <w:pPr>
-        <w:pStyle w:val="Normal"/>
-        <w:numPr>
-          <w:ilvl w:val="0"/>
-          <w:numId w:val="0"/>
-        </w:numPr>
-        <w:ind w:left="0" w:hanging="0"/>
+        <w:ind w:left="0" w:right="0" w:hanging="0"/>
+        <w:rPr>
+          <w:rFonts w:ascii="Liberation Sans" w:hAnsi="Liberation Sans"/>
+        </w:rPr>
+      </w:pPr>
+      <w:r>
+        <w:rPr>
+          <w:rFonts w:ascii="Liberation Sans" w:hAnsi="Liberation Sans"/>
+        </w:rPr>
+      </w:r>
+    </w:p>
+    <w:p>
+      <w:pPr>
+        <w:pStyle w:val="Normal"/>
+        <w:ind w:left="0" w:right="0" w:hanging="0"/>
+        <w:rPr>
+          <w:rFonts w:ascii="Liberation Sans" w:hAnsi="Liberation Sans"/>
+        </w:rPr>
+      </w:pPr>
+      <w:r>
+        <w:rPr>
+          <w:rFonts w:ascii="Liberation Sans" w:hAnsi="Liberation Sans"/>
+        </w:rPr>
+      </w:r>
+    </w:p>
+    <w:p>
+      <w:pPr>
+        <w:pStyle w:val="Normal"/>
+        <w:ind w:left="0" w:right="0" w:hanging="0"/>
         <w:rPr>
           <w:rFonts w:ascii="Liberation Sans" w:hAnsi="Liberation Sans"/>
         </w:rPr>
@@ -1214,7 +1220,7 @@
         <w:pStyle w:val="Heading2"/>
         <w:numPr>
           <w:ilvl w:val="1"/>
-          <w:numId w:val="2"/>
+          <w:numId w:val="3"/>
         </w:numPr>
         <w:rPr/>
       </w:pPr>
@@ -1227,7 +1233,7 @@
         <w:pStyle w:val="Heading2"/>
         <w:numPr>
           <w:ilvl w:val="1"/>
-          <w:numId w:val="2"/>
+          <w:numId w:val="3"/>
         </w:numPr>
         <w:rPr/>
       </w:pPr>
@@ -1240,12 +1246,29 @@
         <w:pStyle w:val="Heading2"/>
         <w:numPr>
           <w:ilvl w:val="1"/>
+          <w:numId w:val="3"/>
+        </w:numPr>
+        <w:rPr/>
+      </w:pPr>
+      <w:r>
+        <w:rPr/>
+      </w:r>
+    </w:p>
+    <w:p>
+      <w:pPr>
+        <w:pStyle w:val="Normal"/>
+        <w:numPr>
+          <w:ilvl w:val="0"/>
           <w:numId w:val="2"/>
         </w:numPr>
-        <w:rPr/>
-      </w:pPr>
-      <w:r>
-        <w:rPr/>
+        <w:rPr>
+          <w:rFonts w:ascii="Liberation Sans" w:hAnsi="Liberation Sans"/>
+        </w:rPr>
+      </w:pPr>
+      <w:r>
+        <w:rPr>
+          <w:rFonts w:ascii="Liberation Sans" w:hAnsi="Liberation Sans"/>
+        </w:rPr>
       </w:r>
     </w:p>
     <w:p>
@@ -1253,28 +1276,9 @@
         <w:pStyle w:val="Normal"/>
         <w:numPr>
           <w:ilvl w:val="0"/>
-          <w:numId w:val="1"/>
+          <w:numId w:val="2"/>
         </w:numPr>
-        <w:rPr>
-          <w:rFonts w:ascii="Liberation Sans" w:hAnsi="Liberation Sans"/>
-        </w:rPr>
-      </w:pPr>
-      <w:r>
-        <w:rPr>
-          <w:rFonts w:ascii="Liberation Sans" w:hAnsi="Liberation Sans"/>
-        </w:rPr>
-      </w:r>
-    </w:p>
-    <w:p>
-      <w:pPr>
-        <w:pStyle w:val="Normal"/>
-        <w:numPr>
-          <w:ilvl w:val="0"/>
-          <w:numId w:val="1"/>
-        </w:numPr>
-        <w:rPr>
-          <w:rFonts w:ascii="Liberation Sans" w:hAnsi="Liberation Sans"/>
-        </w:rPr>
+        <w:rPr/>
       </w:pPr>
       <w:r>
         <w:rPr>
@@ -1317,9 +1321,7 @@
     <w:p>
       <w:pPr>
         <w:pStyle w:val="Normal"/>
-        <w:rPr>
-          <w:rFonts w:ascii="Liberation Sans" w:hAnsi="Liberation Sans"/>
-        </w:rPr>
+        <w:rPr/>
       </w:pPr>
       <w:r>
         <w:rPr>
@@ -1367,7 +1369,7 @@
         <w:pStyle w:val="Heading2"/>
         <w:numPr>
           <w:ilvl w:val="1"/>
-          <w:numId w:val="2"/>
+          <w:numId w:val="3"/>
         </w:numPr>
         <w:rPr/>
       </w:pPr>
@@ -1389,31 +1391,7 @@
         <w:rPr>
           <w:rFonts w:ascii="Liberation Sans" w:hAnsi="Liberation Sans"/>
         </w:rPr>
-        <w:t>Releasing a new version of X</w:t>
-      </w:r>
-      <w:r>
-        <w:rPr>
-          <w:rFonts w:ascii="Liberation Sans" w:hAnsi="Liberation Sans"/>
-        </w:rPr>
-        <w:t>T</w:t>
-      </w:r>
-      <w:r>
-        <w:rPr>
-          <w:rFonts w:ascii="Liberation Sans" w:hAnsi="Liberation Sans"/>
-        </w:rPr>
-        <w:t>r</w:t>
-      </w:r>
-      <w:r>
-        <w:rPr>
-          <w:rFonts w:ascii="Liberation Sans" w:hAnsi="Liberation Sans"/>
-        </w:rPr>
-        <w:t>ac</w:t>
-      </w:r>
-      <w:r>
-        <w:rPr>
-          <w:rFonts w:ascii="Liberation Sans" w:hAnsi="Liberation Sans"/>
-        </w:rPr>
-        <w:t>kCad, once the code is stable, feature complete and free of serious bugs:</w:t>
+        <w:t>Releasing a new version of XTrackCad, once the code is stable, feature complete and free of serious bugs:</w:t>
       </w:r>
     </w:p>
     <w:p>
@@ -1421,23 +1399,15 @@
         <w:pStyle w:val="Normal"/>
         <w:numPr>
           <w:ilvl w:val="0"/>
-          <w:numId w:val="5"/>
+          <w:numId w:val="6"/>
         </w:numPr>
-        <w:rPr>
-          <w:rFonts w:ascii="Liberation Sans" w:hAnsi="Liberation Sans"/>
-        </w:rPr>
-      </w:pPr>
-      <w:r>
-        <w:rPr>
-          <w:rFonts w:ascii="Liberation Sans" w:hAnsi="Liberation Sans"/>
-        </w:rPr>
-        <w:t xml:space="preserve">Create </w:t>
-      </w:r>
-      <w:r>
-        <w:rPr>
-          <w:rFonts w:ascii="Liberation Sans" w:hAnsi="Liberation Sans"/>
-        </w:rPr>
-        <w:t xml:space="preserve">in a new branch (vX.Y.Z) which is branched from </w:t>
+        <w:rPr/>
+      </w:pPr>
+      <w:r>
+        <w:rPr>
+          <w:rFonts w:ascii="Liberation Sans" w:hAnsi="Liberation Sans"/>
+        </w:rPr>
+        <w:t xml:space="preserve">Create in a new branch (vX.Y.Z) which is branched from </w:t>
       </w:r>
       <w:r>
         <w:rPr>
@@ -1453,7 +1423,7 @@
         <w:pStyle w:val="Normal"/>
         <w:numPr>
           <w:ilvl w:val="0"/>
-          <w:numId w:val="5"/>
+          <w:numId w:val="6"/>
         </w:numPr>
         <w:rPr/>
       </w:pPr>
@@ -1530,43 +1500,7 @@
           <w:color w:val="000000"/>
           <w:u w:val="none"/>
         </w:rPr>
-        <w:t xml:space="preserve"> branch, w</w:t>
-      </w:r>
-      <w:r>
-        <w:rPr>
-          <w:rStyle w:val="InternetLink"/>
-          <w:rFonts w:ascii="Liberation Sans" w:hAnsi="Liberation Sans"/>
-          <w:color w:val="000000"/>
-          <w:u w:val="none"/>
-        </w:rPr>
-        <w:t>it</w:t>
-      </w:r>
-      <w:r>
-        <w:rPr>
-          <w:rStyle w:val="InternetLink"/>
-          <w:rFonts w:ascii="Liberation Sans" w:hAnsi="Liberation Sans"/>
-          <w:color w:val="000000"/>
-          <w:u w:val="none"/>
-        </w:rPr>
-        <w:t xml:space="preserve">h the next </w:t>
-      </w:r>
-      <w:r>
-        <w:rPr>
-          <w:rStyle w:val="InternetLink"/>
-          <w:rFonts w:ascii="Liberation Sans" w:hAnsi="Liberation Sans"/>
-          <w:color w:val="000000"/>
-          <w:u w:val="none"/>
-        </w:rPr>
-        <w:t>3rd level</w:t>
-      </w:r>
-      <w:r>
-        <w:rPr>
-          <w:rStyle w:val="InternetLink"/>
-          <w:rFonts w:ascii="Liberation Sans" w:hAnsi="Liberation Sans"/>
-          <w:color w:val="000000"/>
-          <w:u w:val="none"/>
-        </w:rPr>
-        <w:t xml:space="preserve"> version number, by incrementing XTRKCAD_RELEASE_VERSION. XTRKCAD_VERSION_MODIFIER will be “Dev”.</w:t>
+        <w:t xml:space="preserve"> branch, with the next 3rd level version number, by incrementing XTRKCAD_RELEASE_VERSION. XTRKCAD_VERSION_MODIFIER will be “Dev”.</w:t>
       </w:r>
     </w:p>
     <w:p>
@@ -1574,7 +1508,7 @@
         <w:pStyle w:val="Normal"/>
         <w:numPr>
           <w:ilvl w:val="0"/>
-          <w:numId w:val="5"/>
+          <w:numId w:val="6"/>
         </w:numPr>
         <w:rPr/>
       </w:pPr>
@@ -1606,13 +1540,7 @@
         <w:rPr>
           <w:rFonts w:ascii="Liberation Sans" w:hAnsi="Liberation Sans"/>
         </w:rPr>
-        <w:t xml:space="preserve">, </w:t>
-      </w:r>
-      <w:r>
-        <w:rPr>
-          <w:rFonts w:ascii="Liberation Sans" w:hAnsi="Liberation Sans"/>
-        </w:rPr>
-        <w:t xml:space="preserve">in the </w:t>
+        <w:t xml:space="preserve">, in the </w:t>
       </w:r>
       <w:r>
         <w:rPr>
@@ -1626,13 +1554,7 @@
         <w:rPr>
           <w:rFonts w:ascii="Liberation Sans" w:hAnsi="Liberation Sans"/>
         </w:rPr>
-        <w:t xml:space="preserve"> branch </w:t>
-      </w:r>
-      <w:r>
-        <w:rPr>
-          <w:rFonts w:ascii="Liberation Sans" w:hAnsi="Liberation Sans"/>
-        </w:rPr>
-        <w:t>with the new version number. XTRKCAD_VERSION_MODIFIER will be “Beta1”</w:t>
+        <w:t xml:space="preserve"> branch with the new version number. XTRKCAD_VERSION_MODIFIER will be “Beta1”</w:t>
       </w:r>
     </w:p>
     <w:p>
@@ -1640,7 +1562,25 @@
         <w:pStyle w:val="Normal"/>
         <w:numPr>
           <w:ilvl w:val="0"/>
-          <w:numId w:val="5"/>
+          <w:numId w:val="6"/>
+        </w:numPr>
+        <w:rPr>
+          <w:rFonts w:ascii="Liberation Sans" w:hAnsi="Liberation Sans"/>
+        </w:rPr>
+      </w:pPr>
+      <w:r>
+        <w:rPr>
+          <w:rFonts w:ascii="Liberation Sans" w:hAnsi="Liberation Sans"/>
+        </w:rPr>
+        <w:t>Handle new or modified param files.</w:t>
+      </w:r>
+    </w:p>
+    <w:p>
+      <w:pPr>
+        <w:pStyle w:val="Normal"/>
+        <w:numPr>
+          <w:ilvl w:val="0"/>
+          <w:numId w:val="6"/>
         </w:numPr>
         <w:rPr/>
       </w:pPr>
@@ -1673,7 +1613,7 @@
         <w:pStyle w:val="Normal"/>
         <w:numPr>
           <w:ilvl w:val="0"/>
-          <w:numId w:val="5"/>
+          <w:numId w:val="6"/>
         </w:numPr>
         <w:rPr/>
       </w:pPr>
@@ -1692,7 +1632,7 @@
         <w:pStyle w:val="Normal"/>
         <w:numPr>
           <w:ilvl w:val="0"/>
-          <w:numId w:val="5"/>
+          <w:numId w:val="6"/>
         </w:numPr>
         <w:rPr/>
       </w:pPr>
@@ -1714,49 +1654,68 @@
           <w:color w:val="000000"/>
           <w:u w:val="none"/>
         </w:rPr>
-        <w:t xml:space="preserve">CHANGES.md, </w:t>
+        <w:t>CHANGES.md, Readme.md</w:t>
       </w:r>
       <w:r>
         <w:rPr>
           <w:rStyle w:val="InternetLink"/>
           <w:rFonts w:ascii="Liberation Sans" w:hAnsi="Liberation Sans"/>
+          <w:color w:val="000000"/>
+          <w:u w:val="none"/>
+        </w:rPr>
+        <w:t xml:space="preserve"> in </w:t>
+      </w:r>
+      <w:r>
+        <w:rPr>
+          <w:rStyle w:val="InternetLink"/>
+          <w:rFonts w:ascii="Liberation Sans" w:hAnsi="Liberation Sans"/>
+          <w:b w:val="false"/>
+          <w:bCs w:val="false"/>
           <w:i/>
           <w:iCs/>
           <w:color w:val="000000"/>
           <w:u w:val="none"/>
         </w:rPr>
-        <w:t>Readme.md</w:t>
+        <w:t>$SRCDIR</w:t>
       </w:r>
       <w:r>
         <w:rPr>
           <w:rStyle w:val="InternetLink"/>
           <w:rFonts w:ascii="Liberation Sans" w:hAnsi="Liberation Sans"/>
-          <w:color w:val="000000"/>
-          <w:u w:val="none"/>
-        </w:rPr>
-        <w:t xml:space="preserve"> </w:t>
-      </w:r>
-      <w:r>
-        <w:rPr>
-          <w:rStyle w:val="InternetLink"/>
-          <w:rFonts w:ascii="Liberation Sans" w:hAnsi="Liberation Sans"/>
-          <w:color w:val="000000"/>
-          <w:u w:val="none"/>
-        </w:rPr>
-        <w:t xml:space="preserve">in </w:t>
-      </w:r>
-      <w:r>
-        <w:rPr>
-          <w:rStyle w:val="InternetLink"/>
-          <w:rFonts w:ascii="Liberation Sans" w:hAnsi="Liberation Sans"/>
-          <w:b w:val="false"/>
-          <w:bCs w:val="false"/>
           <w:i/>
           <w:iCs/>
           <w:color w:val="000000"/>
           <w:u w:val="none"/>
         </w:rPr>
-        <w:t>$SRCDIR</w:t>
+        <w:t>/app/lib</w:t>
+      </w:r>
+      <w:r>
+        <w:rPr>
+          <w:rStyle w:val="InternetLink"/>
+          <w:rFonts w:ascii="Liberation Sans" w:hAnsi="Liberation Sans"/>
+          <w:color w:val="000000"/>
+          <w:u w:val="none"/>
+        </w:rPr>
+        <w:t xml:space="preserve"> and upload.</w:t>
+      </w:r>
+    </w:p>
+    <w:p>
+      <w:pPr>
+        <w:pStyle w:val="Normal"/>
+        <w:numPr>
+          <w:ilvl w:val="0"/>
+          <w:numId w:val="6"/>
+        </w:numPr>
+        <w:rPr/>
+      </w:pPr>
+      <w:r>
+        <w:rPr>
+          <w:rStyle w:val="InternetLink"/>
+          <w:rFonts w:ascii="Liberation Sans" w:hAnsi="Liberation Sans"/>
+          <w:color w:val="000000"/>
+          <w:u w:val="none"/>
+        </w:rPr>
+        <w:t xml:space="preserve">Update the XTrackCad Manual (see </w:t>
       </w:r>
       <w:r>
         <w:rPr>
@@ -1767,19 +1726,27 @@
           <w:color w:val="000000"/>
           <w:u w:val="none"/>
         </w:rPr>
-        <w:t>/</w:t>
+        <w:t>$SRCDIR/app/doc/mk-xtrkcad-manual-htm</w:t>
       </w:r>
       <w:r>
         <w:rPr>
           <w:rStyle w:val="InternetLink"/>
           <w:rFonts w:ascii="Liberation Sans" w:hAnsi="Liberation Sans"/>
-          <w:i/>
-          <w:iCs/>
           <w:color w:val="000000"/>
           <w:u w:val="none"/>
         </w:rPr>
-        <w:t>app/lib</w:t>
-      </w:r>
+        <w:t>l) and upload.</w:t>
+      </w:r>
+    </w:p>
+    <w:p>
+      <w:pPr>
+        <w:pStyle w:val="Normal"/>
+        <w:numPr>
+          <w:ilvl w:val="0"/>
+          <w:numId w:val="6"/>
+        </w:numPr>
+        <w:rPr/>
+      </w:pPr>
       <w:r>
         <w:rPr>
           <w:rStyle w:val="InternetLink"/>
@@ -1787,118 +1754,12 @@
           <w:color w:val="000000"/>
           <w:u w:val="none"/>
         </w:rPr>
-        <w:t xml:space="preserve"> and upload</w:t>
-      </w:r>
-      <w:r>
-        <w:rPr>
-          <w:rStyle w:val="InternetLink"/>
-          <w:rFonts w:ascii="Liberation Sans" w:hAnsi="Liberation Sans"/>
-          <w:color w:val="000000"/>
-          <w:u w:val="none"/>
-        </w:rPr>
-        <w:t>.</w:t>
-      </w:r>
-    </w:p>
-    <w:p>
-      <w:pPr>
-        <w:pStyle w:val="Normal"/>
-        <w:numPr>
-          <w:ilvl w:val="0"/>
-          <w:numId w:val="5"/>
-        </w:numPr>
-        <w:rPr/>
-      </w:pPr>
-      <w:r>
-        <w:rPr>
-          <w:rStyle w:val="InternetLink"/>
-          <w:rFonts w:ascii="Liberation Sans" w:hAnsi="Liberation Sans"/>
-          <w:color w:val="000000"/>
-          <w:u w:val="none"/>
-        </w:rPr>
-        <w:t xml:space="preserve">Update the XTrackCad Manual (see </w:t>
-      </w:r>
-      <w:r>
-        <w:rPr>
-          <w:rStyle w:val="InternetLink"/>
-          <w:rFonts w:ascii="Liberation Sans" w:hAnsi="Liberation Sans"/>
-          <w:i/>
-          <w:iCs/>
-          <w:color w:val="000000"/>
-          <w:u w:val="none"/>
-        </w:rPr>
-        <w:t>$SRCDIR/app/doc/mk-xtrkcad-manual-htm</w:t>
-      </w:r>
-      <w:r>
-        <w:rPr>
-          <w:rStyle w:val="InternetLink"/>
-          <w:rFonts w:ascii="Liberation Sans" w:hAnsi="Liberation Sans"/>
-          <w:color w:val="000000"/>
-          <w:u w:val="none"/>
-        </w:rPr>
-        <w:t>l) and upload</w:t>
-      </w:r>
-      <w:r>
-        <w:rPr>
-          <w:rStyle w:val="InternetLink"/>
-          <w:rFonts w:ascii="Liberation Sans" w:hAnsi="Liberation Sans"/>
-          <w:color w:val="000000"/>
-          <w:u w:val="none"/>
-        </w:rPr>
-        <w:t>.</w:t>
-      </w:r>
-    </w:p>
-    <w:p>
-      <w:pPr>
-        <w:pStyle w:val="Normal"/>
-        <w:numPr>
-          <w:ilvl w:val="0"/>
-          <w:numId w:val="5"/>
-        </w:numPr>
-        <w:rPr/>
-      </w:pPr>
-      <w:r>
-        <w:rPr>
-          <w:rStyle w:val="InternetLink"/>
-          <w:rFonts w:ascii="Liberation Sans" w:hAnsi="Liberation Sans"/>
-          <w:color w:val="000000"/>
-          <w:u w:val="none"/>
-        </w:rPr>
-        <w:t xml:space="preserve">Update the 'XTrackCAD Version' </w:t>
-      </w:r>
-      <w:r>
-        <w:rPr>
-          <w:rStyle w:val="InternetLink"/>
-          <w:rFonts w:ascii="Liberation Sans" w:hAnsi="Liberation Sans"/>
-          <w:color w:val="000000"/>
-          <w:u w:val="none"/>
-        </w:rPr>
-        <w:t xml:space="preserve">field </w:t>
-      </w:r>
-      <w:r>
-        <w:rPr>
-          <w:rStyle w:val="InternetLink"/>
-          <w:rFonts w:ascii="Liberation Sans" w:hAnsi="Liberation Sans"/>
-          <w:color w:val="000000"/>
-          <w:u w:val="none"/>
-        </w:rPr>
-        <w:t xml:space="preserve">with the new version at </w:t>
-      </w:r>
-      <w:r>
-        <w:rPr>
-          <w:rStyle w:val="InternetLink"/>
-          <w:rFonts w:ascii="Liberation Sans" w:hAnsi="Liberation Sans"/>
-          <w:color w:val="000000"/>
-          <w:u w:val="none"/>
-        </w:rPr>
-        <w:t xml:space="preserve">the </w:t>
+        <w:t xml:space="preserve">Update the 'XTrackCAD Version' field with the new version at the </w:t>
       </w:r>
       <w:hyperlink r:id="rId6">
         <w:r>
           <w:rPr>
             <w:rStyle w:val="InternetLink"/>
-            <w:rFonts w:ascii="Liberation Sans" w:hAnsi="Liberation Sans"/>
-            <w:color w:val="000000"/>
-            <w:u w:val="none"/>
           </w:rPr>
           <w:t xml:space="preserve">SourceForge Bug Field Managment </w:t>
         </w:r>
@@ -1910,315 +1771,7 @@
           <w:color w:val="000000"/>
           <w:u w:val="none"/>
         </w:rPr>
-        <w:t xml:space="preserve"> </w:t>
-      </w:r>
-      <w:r>
-        <w:rPr>
-          <w:rStyle w:val="InternetLink"/>
-          <w:rFonts w:ascii="Liberation Sans" w:hAnsi="Liberation Sans"/>
-          <w:color w:val="000000"/>
-          <w:u w:val="none"/>
-        </w:rPr>
-        <w:t>page</w:t>
-      </w:r>
-    </w:p>
-    <w:p>
-      <w:pPr>
-        <w:pStyle w:val="Normal"/>
-        <w:numPr>
-          <w:ilvl w:val="0"/>
-          <w:numId w:val="5"/>
-        </w:numPr>
-        <w:rPr/>
-      </w:pPr>
-      <w:r>
-        <w:rPr>
-          <w:rStyle w:val="InternetLink"/>
-          <w:rFonts w:ascii="Liberation Sans" w:hAnsi="Liberation Sans"/>
-          <w:color w:val="000000"/>
-          <w:u w:val="none"/>
-        </w:rPr>
-        <w:t xml:space="preserve">Announce </w:t>
-      </w:r>
-      <w:r>
-        <w:rPr>
-          <w:rStyle w:val="InternetLink"/>
-          <w:rFonts w:ascii="Liberation Sans" w:hAnsi="Liberation Sans"/>
-          <w:color w:val="000000"/>
-          <w:u w:val="none"/>
-        </w:rPr>
-        <w:t xml:space="preserve">the </w:t>
-      </w:r>
-      <w:r>
-        <w:rPr>
-          <w:rStyle w:val="InternetLink"/>
-          <w:rFonts w:ascii="Liberation Sans" w:hAnsi="Liberation Sans"/>
-          <w:color w:val="000000"/>
-          <w:u w:val="none"/>
-        </w:rPr>
-        <w:t>new release on the XTrackCad mailing litst.</w:t>
-      </w:r>
-    </w:p>
-    <w:p>
-      <w:pPr>
-        <w:pStyle w:val="Normal"/>
-        <w:rPr>
-          <w:rFonts w:ascii="Liberation Sans" w:hAnsi="Liberation Sans"/>
-        </w:rPr>
-      </w:pPr>
-      <w:r>
-        <w:rPr>
-          <w:rFonts w:ascii="Liberation Sans" w:hAnsi="Liberation Sans"/>
-        </w:rPr>
-      </w:r>
-    </w:p>
-    <w:p>
-      <w:pPr>
-        <w:pStyle w:val="Normal"/>
-        <w:rPr>
-          <w:rFonts w:ascii="Liberation Sans" w:hAnsi="Liberation Sans"/>
-        </w:rPr>
-      </w:pPr>
-      <w:r>
-        <w:rPr>
-          <w:rFonts w:ascii="Liberation Sans" w:hAnsi="Liberation Sans"/>
-        </w:rPr>
-        <w:t xml:space="preserve">This process </w:t>
-      </w:r>
-      <w:r>
-        <w:rPr>
-          <w:rFonts w:ascii="Liberation Sans" w:hAnsi="Liberation Sans"/>
-        </w:rPr>
-        <w:t xml:space="preserve">(except for the first </w:t>
-      </w:r>
-      <w:r>
-        <w:rPr>
-          <w:rFonts w:ascii="Liberation Sans" w:hAnsi="Liberation Sans"/>
-        </w:rPr>
-        <w:t>two</w:t>
-      </w:r>
-      <w:r>
-        <w:rPr>
-          <w:rFonts w:ascii="Liberation Sans" w:hAnsi="Liberation Sans"/>
-        </w:rPr>
-        <w:t xml:space="preserve"> actions) </w:t>
-      </w:r>
-      <w:r>
-        <w:rPr>
-          <w:rFonts w:ascii="Liberation Sans" w:hAnsi="Liberation Sans"/>
-        </w:rPr>
-        <w:t xml:space="preserve">is repeated for subsequent Betas, until all issues are resolved or defered.  XTRKCAD_VERSION_MODIFIER is incremented: Beta2, Beta3, ... </w:t>
-      </w:r>
-    </w:p>
-    <w:p>
-      <w:pPr>
-        <w:pStyle w:val="Normal"/>
-        <w:rPr>
-          <w:rFonts w:ascii="Liberation Sans" w:hAnsi="Liberation Sans"/>
-        </w:rPr>
-      </w:pPr>
-      <w:r>
-        <w:rPr>
-          <w:rFonts w:ascii="Liberation Sans" w:hAnsi="Liberation Sans"/>
-        </w:rPr>
-      </w:r>
-    </w:p>
-    <w:p>
-      <w:pPr>
-        <w:pStyle w:val="Normal"/>
-        <w:rPr>
-          <w:rFonts w:ascii="Liberation Sans" w:hAnsi="Liberation Sans"/>
-        </w:rPr>
-      </w:pPr>
-      <w:r>
-        <w:rPr>
-          <w:rFonts w:ascii="Liberation Sans" w:hAnsi="Liberation Sans"/>
-        </w:rPr>
-        <w:t>For General Availability, XTRKCAD_VERSION_MODIFIER will be “GA” and GA install packages are built and uploaded.</w:t>
-      </w:r>
-    </w:p>
-    <w:p>
-      <w:pPr>
-        <w:pStyle w:val="Normal"/>
-        <w:rPr>
-          <w:rFonts w:ascii="Liberation Sans" w:hAnsi="Liberation Sans"/>
-        </w:rPr>
-      </w:pPr>
-      <w:r>
-        <w:rPr>
-          <w:rFonts w:ascii="Liberation Sans" w:hAnsi="Liberation Sans"/>
-        </w:rPr>
-      </w:r>
-    </w:p>
-    <w:p>
-      <w:pPr>
-        <w:pStyle w:val="Normal"/>
-        <w:rPr>
-          <w:rFonts w:ascii="Liberation Sans" w:hAnsi="Liberation Sans"/>
-        </w:rPr>
-      </w:pPr>
-      <w:r>
-        <w:rPr>
-          <w:rFonts w:ascii="Liberation Sans" w:hAnsi="Liberation Sans"/>
-        </w:rPr>
-        <w:t>Critical bugs discovered after GA are fixed in Hot Site releases with XTRKCAD_VERSION_MODIFIER set to “HS1”, “HS2”,...</w:t>
-      </w:r>
-    </w:p>
-    <w:p>
-      <w:pPr>
-        <w:pStyle w:val="Normal"/>
-        <w:rPr>
-          <w:rFonts w:ascii="Liberation Sans" w:hAnsi="Liberation Sans"/>
-        </w:rPr>
-      </w:pPr>
-      <w:r>
-        <w:rPr>
-          <w:rFonts w:ascii="Liberation Sans" w:hAnsi="Liberation Sans"/>
-        </w:rPr>
-      </w:r>
-    </w:p>
-    <w:p>
-      <w:pPr>
-        <w:pStyle w:val="Normal"/>
-        <w:rPr>
-          <w:rFonts w:ascii="Liberation Sans" w:hAnsi="Liberation Sans"/>
-        </w:rPr>
-      </w:pPr>
-      <w:r>
-        <w:rPr>
-          <w:rFonts w:ascii="Liberation Sans" w:hAnsi="Liberation Sans"/>
-        </w:rPr>
-        <w:t>The same branch is used fo</w:t>
-      </w:r>
-      <w:r>
-        <w:rPr>
-          <w:rFonts w:ascii="Liberation Sans" w:hAnsi="Liberation Sans"/>
-        </w:rPr>
-        <w:t>r</w:t>
-      </w:r>
-      <w:r>
-        <w:rPr>
-          <w:rFonts w:ascii="Liberation Sans" w:hAnsi="Liberation Sans"/>
-        </w:rPr>
-        <w:t xml:space="preserve"> all </w:t>
-      </w:r>
-      <w:r>
-        <w:rPr>
-          <w:rFonts w:ascii="Liberation Sans" w:hAnsi="Liberation Sans"/>
-        </w:rPr>
-        <w:t>releases</w:t>
-      </w:r>
-      <w:r>
-        <w:rPr>
-          <w:rFonts w:ascii="Liberation Sans" w:hAnsi="Liberation Sans"/>
-        </w:rPr>
-        <w:t>.  A tag is created for each build: vX.Y.Z-B1..., vX.Y.Z-GA, vX.Y.Z-HS1...</w:t>
-      </w:r>
-    </w:p>
-    <w:p>
-      <w:pPr>
-        <w:pStyle w:val="Normal"/>
-        <w:rPr>
-          <w:rFonts w:ascii="Liberation Sans" w:hAnsi="Liberation Sans"/>
-        </w:rPr>
-      </w:pPr>
-      <w:r>
-        <w:rPr/>
-      </w:r>
-    </w:p>
-    <w:p>
-      <w:pPr>
-        <w:pStyle w:val="Normal"/>
-        <w:rPr>
-          <w:b/>
-          <w:b/>
-          <w:bCs/>
-        </w:rPr>
-      </w:pPr>
-      <w:r>
-        <w:rPr>
-          <w:rFonts w:ascii="Liberation Sans" w:hAnsi="Liberation Sans"/>
-          <w:b/>
-          <w:bCs/>
-        </w:rPr>
-        <w:t xml:space="preserve">Version string </w:t>
-      </w:r>
-      <w:r>
-        <w:rPr>
-          <w:rFonts w:ascii="Liberation Sans" w:hAnsi="Liberation Sans"/>
-          <w:b/>
-          <w:bCs/>
-        </w:rPr>
-        <w:t>sequence</w:t>
-      </w:r>
-    </w:p>
-    <w:p>
-      <w:pPr>
-        <w:pStyle w:val="Normal"/>
-        <w:rPr>
-          <w:b w:val="false"/>
-          <w:b w:val="false"/>
-          <w:bCs w:val="false"/>
-        </w:rPr>
-      </w:pPr>
-      <w:r>
-        <w:rPr>
-          <w:rFonts w:ascii="Liberation Sans" w:hAnsi="Liberation Sans"/>
-          <w:b w:val="false"/>
-          <w:bCs w:val="false"/>
-        </w:rPr>
-        <w:t>V</w:t>
-      </w:r>
-      <w:r>
-        <w:rPr>
-          <w:rFonts w:ascii="Liberation Sans" w:hAnsi="Liberation Sans"/>
-          <w:b w:val="false"/>
-          <w:bCs w:val="false"/>
-        </w:rPr>
-        <w:t>ersion numbers are for illustration.</w:t>
-      </w:r>
-    </w:p>
-    <w:p>
-      <w:pPr>
-        <w:pStyle w:val="Normal"/>
-        <w:rPr>
-          <w:rFonts w:ascii="Liberation Sans" w:hAnsi="Liberation Sans"/>
-          <w:b w:val="false"/>
-          <w:b w:val="false"/>
-          <w:bCs w:val="false"/>
-        </w:rPr>
-      </w:pPr>
-      <w:r>
-        <w:rPr>
-          <w:rFonts w:ascii="Liberation Sans" w:hAnsi="Liberation Sans"/>
-          <w:b w:val="false"/>
-          <w:bCs w:val="false"/>
-        </w:rPr>
-        <w:t xml:space="preserve">The choice </w:t>
-      </w:r>
-      <w:r>
-        <w:rPr>
-          <w:rFonts w:ascii="Liberation Sans" w:hAnsi="Liberation Sans"/>
-          <w:b w:val="false"/>
-          <w:bCs w:val="false"/>
-        </w:rPr>
-        <w:t>of</w:t>
-      </w:r>
-      <w:r>
-        <w:rPr>
-          <w:rFonts w:ascii="Liberation Sans" w:hAnsi="Liberation Sans"/>
-          <w:b w:val="false"/>
-          <w:bCs w:val="false"/>
-        </w:rPr>
-        <w:t xml:space="preserve"> release level is made when </w:t>
-      </w:r>
-      <w:r>
-        <w:rPr>
-          <w:rFonts w:ascii="Liberation Sans" w:hAnsi="Liberation Sans"/>
-          <w:b w:val="false"/>
-          <w:bCs w:val="false"/>
-        </w:rPr>
-        <w:t>the first Beta is released</w:t>
+        <w:t xml:space="preserve"> page</w:t>
       </w:r>
     </w:p>
     <w:p>
@@ -2228,37 +1781,168 @@
           <w:ilvl w:val="0"/>
           <w:numId w:val="6"/>
         </w:numPr>
-        <w:rPr>
-          <w:rFonts w:ascii="Liberation Sans" w:hAnsi="Liberation Sans"/>
-          <w:b w:val="false"/>
-          <w:b w:val="false"/>
-          <w:bCs w:val="false"/>
-        </w:rPr>
-      </w:pPr>
-      <w:r>
-        <w:rPr>
-          <w:rFonts w:ascii="Liberation Sans" w:hAnsi="Liberation Sans"/>
-          <w:b w:val="false"/>
-          <w:bCs w:val="false"/>
-        </w:rPr>
-        <w:t>1</w:t>
-      </w:r>
-      <w:r>
-        <w:rPr>
-          <w:rFonts w:ascii="Liberation Sans" w:hAnsi="Liberation Sans"/>
-          <w:b w:val="false"/>
-          <w:bCs w:val="false"/>
-          <w:vertAlign w:val="superscript"/>
-        </w:rPr>
-        <w:t>st</w:t>
-      </w:r>
-      <w:r>
-        <w:rPr>
-          <w:rFonts w:ascii="Liberation Sans" w:hAnsi="Liberation Sans"/>
-          <w:b w:val="false"/>
-          <w:bCs w:val="false"/>
-        </w:rPr>
-        <w:t xml:space="preserve"> level: major UI, technological or organizational changes</w:t>
+        <w:rPr/>
+      </w:pPr>
+      <w:r>
+        <w:rPr>
+          <w:rStyle w:val="InternetLink"/>
+          <w:rFonts w:ascii="Liberation Sans" w:hAnsi="Liberation Sans"/>
+          <w:color w:val="000000"/>
+          <w:u w:val="none"/>
+        </w:rPr>
+        <w:t>Announce the new release on the XTrackCad mailing litst.</w:t>
+      </w:r>
+    </w:p>
+    <w:p>
+      <w:pPr>
+        <w:pStyle w:val="Normal"/>
+        <w:rPr>
+          <w:rFonts w:ascii="Liberation Sans" w:hAnsi="Liberation Sans"/>
+        </w:rPr>
+      </w:pPr>
+      <w:r>
+        <w:rPr>
+          <w:rFonts w:ascii="Liberation Sans" w:hAnsi="Liberation Sans"/>
+        </w:rPr>
+      </w:r>
+    </w:p>
+    <w:p>
+      <w:pPr>
+        <w:pStyle w:val="Normal"/>
+        <w:rPr>
+          <w:rFonts w:ascii="Liberation Sans" w:hAnsi="Liberation Sans"/>
+        </w:rPr>
+      </w:pPr>
+      <w:r>
+        <w:rPr>
+          <w:rFonts w:ascii="Liberation Sans" w:hAnsi="Liberation Sans"/>
+        </w:rPr>
+        <w:t xml:space="preserve">This process (except for the first two actions) is repeated for subsequent Betas, until all issues are resolved or defered.  XTRKCAD_VERSION_MODIFIER is incremented: Beta2, Beta3, ... </w:t>
+      </w:r>
+    </w:p>
+    <w:p>
+      <w:pPr>
+        <w:pStyle w:val="Normal"/>
+        <w:rPr>
+          <w:rFonts w:ascii="Liberation Sans" w:hAnsi="Liberation Sans"/>
+        </w:rPr>
+      </w:pPr>
+      <w:r>
+        <w:rPr>
+          <w:rFonts w:ascii="Liberation Sans" w:hAnsi="Liberation Sans"/>
+        </w:rPr>
+        <w:t>For General Availability, XTRKCAD_VERSION_MODIFIER will be “GA” and GA install packages are built and uploaded.</w:t>
+      </w:r>
+    </w:p>
+    <w:p>
+      <w:pPr>
+        <w:pStyle w:val="Normal"/>
+        <w:rPr>
+          <w:rFonts w:ascii="Liberation Sans" w:hAnsi="Liberation Sans"/>
+        </w:rPr>
+      </w:pPr>
+      <w:r>
+        <w:rPr>
+          <w:rFonts w:ascii="Liberation Sans" w:hAnsi="Liberation Sans"/>
+        </w:rPr>
+        <w:t>Critical bugs discovered after GA are fixed in Hot Site releases with XTRKCAD_VERSION_MODIFIER set to “HS1”, “HS2”,...</w:t>
+      </w:r>
+    </w:p>
+    <w:p>
+      <w:pPr>
+        <w:pStyle w:val="Normal"/>
+        <w:rPr>
+          <w:rFonts w:ascii="Liberation Sans" w:hAnsi="Liberation Sans"/>
+        </w:rPr>
+      </w:pPr>
+      <w:r>
+        <w:rPr>
+          <w:rFonts w:ascii="Liberation Sans" w:hAnsi="Liberation Sans"/>
+        </w:rPr>
+      </w:r>
+    </w:p>
+    <w:p>
+      <w:pPr>
+        <w:pStyle w:val="Normal"/>
+        <w:rPr>
+          <w:rFonts w:ascii="Liberation Sans" w:hAnsi="Liberation Sans"/>
+        </w:rPr>
+      </w:pPr>
+      <w:r>
+        <w:rPr>
+          <w:rFonts w:ascii="Liberation Sans" w:hAnsi="Liberation Sans"/>
+        </w:rPr>
+        <w:t>The same branch is used for all releases.  A tag is created for each build: vX.Y.Z-B1..., vX.Y.Z-GA, vX.Y.Z-HS1...</w:t>
+      </w:r>
+    </w:p>
+    <w:p>
+      <w:pPr>
+        <w:pStyle w:val="Normal"/>
+        <w:rPr>
+          <w:rFonts w:ascii="Liberation Sans" w:hAnsi="Liberation Sans"/>
+        </w:rPr>
+      </w:pPr>
+      <w:r>
+        <w:rPr>
+          <w:rFonts w:ascii="Liberation Sans" w:hAnsi="Liberation Sans"/>
+        </w:rPr>
+      </w:r>
+    </w:p>
+    <w:p>
+      <w:pPr>
+        <w:pStyle w:val="Normal"/>
+        <w:rPr>
+          <w:rFonts w:ascii="Liberation Sans" w:hAnsi="Liberation Sans"/>
+          <w:b/>
+          <w:b/>
+          <w:bCs/>
+        </w:rPr>
+      </w:pPr>
+      <w:r>
+        <w:rPr>
+          <w:rFonts w:ascii="Liberation Sans" w:hAnsi="Liberation Sans"/>
+          <w:b/>
+          <w:bCs/>
+        </w:rPr>
+        <w:t>Version string sequence</w:t>
+      </w:r>
+    </w:p>
+    <w:p>
+      <w:pPr>
+        <w:pStyle w:val="Normal"/>
+        <w:rPr>
+          <w:rFonts w:ascii="Liberation Sans" w:hAnsi="Liberation Sans"/>
+          <w:b w:val="false"/>
+          <w:b w:val="false"/>
+          <w:bCs w:val="false"/>
+        </w:rPr>
+      </w:pPr>
+      <w:r>
+        <w:rPr>
+          <w:rFonts w:ascii="Liberation Sans" w:hAnsi="Liberation Sans"/>
+          <w:b w:val="false"/>
+          <w:bCs w:val="false"/>
+        </w:rPr>
+        <w:t>Version numbers are for illustration.</w:t>
+      </w:r>
+    </w:p>
+    <w:p>
+      <w:pPr>
+        <w:pStyle w:val="Normal"/>
+        <w:rPr>
+          <w:rFonts w:ascii="Liberation Sans" w:hAnsi="Liberation Sans"/>
+          <w:b w:val="false"/>
+          <w:b w:val="false"/>
+          <w:bCs w:val="false"/>
+        </w:rPr>
+      </w:pPr>
+      <w:r>
+        <w:rPr>
+          <w:rFonts w:ascii="Liberation Sans" w:hAnsi="Liberation Sans"/>
+          <w:b w:val="false"/>
+          <w:bCs w:val="false"/>
+        </w:rPr>
+        <w:t>The choice of release level is made when the first Beta is released</w:t>
       </w:r>
     </w:p>
     <w:p>
@@ -2266,22 +1950,17 @@
         <w:pStyle w:val="Normal"/>
         <w:numPr>
           <w:ilvl w:val="0"/>
-          <w:numId w:val="6"/>
+          <w:numId w:val="7"/>
         </w:numPr>
-        <w:rPr>
-          <w:rFonts w:ascii="Liberation Sans" w:hAnsi="Liberation Sans"/>
-          <w:b w:val="false"/>
-          <w:b w:val="false"/>
-          <w:bCs w:val="false"/>
-        </w:rPr>
-      </w:pPr>
-      <w:r>
-        <w:rPr>
-          <w:rFonts w:ascii="Liberation Sans" w:hAnsi="Liberation Sans"/>
-          <w:b w:val="false"/>
-          <w:bCs w:val="false"/>
-        </w:rPr>
-        <w:t>2</w:t>
+        <w:rPr/>
+      </w:pPr>
+      <w:r>
+        <w:rPr>
+          <w:rFonts w:ascii="Liberation Sans" w:hAnsi="Liberation Sans"/>
+          <w:b w:val="false"/>
+          <w:bCs w:val="false"/>
+        </w:rPr>
+        <w:t>1</w:t>
       </w:r>
       <w:r>
         <w:rPr>
@@ -2290,23 +1969,15 @@
           <w:bCs w:val="false"/>
           <w:vertAlign w:val="superscript"/>
         </w:rPr>
-        <w:t>nd</w:t>
-      </w:r>
-      <w:r>
-        <w:rPr>
-          <w:rFonts w:ascii="Liberation Sans" w:hAnsi="Liberation Sans"/>
-          <w:b w:val="false"/>
-          <w:bCs w:val="false"/>
-        </w:rPr>
-        <w:t xml:space="preserve"> level: significant new functionality, </w:t>
-      </w:r>
-      <w:r>
-        <w:rPr>
-          <w:rFonts w:ascii="Liberation Sans" w:hAnsi="Liberation Sans"/>
-          <w:b w:val="false"/>
-          <w:bCs w:val="false"/>
-        </w:rPr>
-        <w:t>major redesign</w:t>
+        <w:t>st</w:t>
+      </w:r>
+      <w:r>
+        <w:rPr>
+          <w:rFonts w:ascii="Liberation Sans" w:hAnsi="Liberation Sans"/>
+          <w:b w:val="false"/>
+          <w:bCs w:val="false"/>
+        </w:rPr>
+        <w:t xml:space="preserve"> level: major UI, technological or organizational changes</w:t>
       </w:r>
     </w:p>
     <w:p>
@@ -2314,14 +1985,44 @@
         <w:pStyle w:val="Normal"/>
         <w:numPr>
           <w:ilvl w:val="0"/>
-          <w:numId w:val="6"/>
+          <w:numId w:val="7"/>
         </w:numPr>
-        <w:rPr>
-          <w:rFonts w:ascii="Liberation Sans" w:hAnsi="Liberation Sans"/>
-          <w:b w:val="false"/>
-          <w:b w:val="false"/>
-          <w:bCs w:val="false"/>
-        </w:rPr>
+        <w:rPr/>
+      </w:pPr>
+      <w:r>
+        <w:rPr>
+          <w:rFonts w:ascii="Liberation Sans" w:hAnsi="Liberation Sans"/>
+          <w:b w:val="false"/>
+          <w:bCs w:val="false"/>
+        </w:rPr>
+        <w:t>2</w:t>
+      </w:r>
+      <w:r>
+        <w:rPr>
+          <w:rFonts w:ascii="Liberation Sans" w:hAnsi="Liberation Sans"/>
+          <w:b w:val="false"/>
+          <w:bCs w:val="false"/>
+          <w:vertAlign w:val="superscript"/>
+        </w:rPr>
+        <w:t>nd</w:t>
+      </w:r>
+      <w:r>
+        <w:rPr>
+          <w:rFonts w:ascii="Liberation Sans" w:hAnsi="Liberation Sans"/>
+          <w:b w:val="false"/>
+          <w:bCs w:val="false"/>
+        </w:rPr>
+        <w:t xml:space="preserve"> level: significant new functionality, major redesign</w:t>
+      </w:r>
+    </w:p>
+    <w:p>
+      <w:pPr>
+        <w:pStyle w:val="Normal"/>
+        <w:numPr>
+          <w:ilvl w:val="0"/>
+          <w:numId w:val="7"/>
+        </w:numPr>
+        <w:rPr/>
       </w:pPr>
       <w:r>
         <w:rPr>
@@ -2352,12 +2053,7 @@
     <w:p>
       <w:pPr>
         <w:pStyle w:val="Normal"/>
-        <w:rPr>
-          <w:rFonts w:ascii="Liberation Sans" w:hAnsi="Liberation Sans"/>
-          <w:b w:val="false"/>
-          <w:b w:val="false"/>
-          <w:bCs w:val="false"/>
-        </w:rPr>
+        <w:rPr/>
       </w:pPr>
       <w:r>
         <w:rPr>
@@ -2389,7 +2085,7 @@
       <w:tblPr>
         <w:tblW w:w="7140" w:type="dxa"/>
         <w:jc w:val="left"/>
-        <w:tblInd w:w="55" w:type="dxa"/>
+        <w:tblInd w:w="-5" w:type="dxa"/>
         <w:tblLayout w:type="fixed"/>
         <w:tblCellMar>
           <w:top w:w="55" w:type="dxa"/>
@@ -2400,9 +2096,9 @@
       </w:tblPr>
       <w:tblGrid>
         <w:gridCol w:w="3000"/>
+        <w:gridCol w:w="1364"/>
         <w:gridCol w:w="1365"/>
-        <w:gridCol w:w="1365"/>
-        <w:gridCol w:w="1410"/>
+        <w:gridCol w:w="1411"/>
       </w:tblGrid>
       <w:tr>
         <w:trPr/>
@@ -2418,21 +2114,18 @@
           <w:p>
             <w:pPr>
               <w:pStyle w:val="TableContents"/>
+              <w:widowControl w:val="false"/>
               <w:rPr/>
             </w:pPr>
             <w:r>
               <w:rPr/>
-              <w:t>E</w:t>
-            </w:r>
-            <w:r>
-              <w:rPr/>
-              <w:t>vent</w:t>
+              <w:t>Event</w:t>
             </w:r>
           </w:p>
         </w:tc>
         <w:tc>
           <w:tcPr>
-            <w:tcW w:w="1365" w:type="dxa"/>
+            <w:tcW w:w="1364" w:type="dxa"/>
             <w:tcBorders>
               <w:top w:val="single" w:sz="4" w:space="0" w:color="000000"/>
               <w:left w:val="single" w:sz="4" w:space="0" w:color="000000"/>
@@ -2442,6 +2135,7 @@
           <w:p>
             <w:pPr>
               <w:pStyle w:val="TableContents"/>
+              <w:widowControl w:val="false"/>
               <w:rPr/>
             </w:pPr>
             <w:r>
@@ -2462,6 +2156,7 @@
           <w:p>
             <w:pPr>
               <w:pStyle w:val="TableContents"/>
+              <w:widowControl w:val="false"/>
               <w:rPr/>
             </w:pPr>
             <w:r>
@@ -2472,7 +2167,7 @@
         </w:tc>
         <w:tc>
           <w:tcPr>
-            <w:tcW w:w="1410" w:type="dxa"/>
+            <w:tcW w:w="1411" w:type="dxa"/>
             <w:tcBorders>
               <w:top w:val="single" w:sz="4" w:space="0" w:color="000000"/>
               <w:left w:val="single" w:sz="4" w:space="0" w:color="000000"/>
@@ -2483,15 +2178,12 @@
           <w:p>
             <w:pPr>
               <w:pStyle w:val="TableContents"/>
+              <w:widowControl w:val="false"/>
               <w:rPr/>
             </w:pPr>
             <w:r>
               <w:rPr/>
-              <w:t>Dev</w:t>
-            </w:r>
-            <w:r>
-              <w:rPr/>
-              <w:t xml:space="preserve"> Version</w:t>
+              <w:t>Dev Version</w:t>
             </w:r>
           </w:p>
         </w:tc>
@@ -2509,6 +2201,7 @@
           <w:p>
             <w:pPr>
               <w:pStyle w:val="TableContents"/>
+              <w:widowControl w:val="false"/>
               <w:rPr/>
             </w:pPr>
             <w:r>
@@ -2519,7 +2212,7 @@
         </w:tc>
         <w:tc>
           <w:tcPr>
-            <w:tcW w:w="1365" w:type="dxa"/>
+            <w:tcW w:w="1364" w:type="dxa"/>
             <w:tcBorders>
               <w:left w:val="single" w:sz="4" w:space="0" w:color="000000"/>
               <w:bottom w:val="single" w:sz="4" w:space="0" w:color="000000"/>
@@ -2528,94 +2221,7 @@
           <w:p>
             <w:pPr>
               <w:pStyle w:val="TableContents"/>
-              <w:rPr/>
-            </w:pPr>
-            <w:r>
-              <w:rPr/>
-              <w:t>5.6.</w:t>
-            </w:r>
-            <w:r>
-              <w:rPr/>
-              <w:t>2GA</w:t>
-            </w:r>
-          </w:p>
-        </w:tc>
-        <w:tc>
-          <w:tcPr>
-            <w:tcW w:w="1365" w:type="dxa"/>
-            <w:tcBorders>
-              <w:left w:val="single" w:sz="4" w:space="0" w:color="000000"/>
-              <w:bottom w:val="single" w:sz="4" w:space="0" w:color="000000"/>
-            </w:tcBorders>
-          </w:tcPr>
-          <w:p>
-            <w:pPr>
-              <w:pStyle w:val="TableContents"/>
-              <w:rPr/>
-            </w:pPr>
-            <w:r>
-              <w:rPr/>
-              <w:t>N/A</w:t>
-            </w:r>
-          </w:p>
-        </w:tc>
-        <w:tc>
-          <w:tcPr>
-            <w:tcW w:w="1410" w:type="dxa"/>
-            <w:tcBorders>
-              <w:left w:val="single" w:sz="4" w:space="0" w:color="000000"/>
-              <w:bottom w:val="single" w:sz="4" w:space="0" w:color="000000"/>
-              <w:right w:val="single" w:sz="4" w:space="0" w:color="000000"/>
-            </w:tcBorders>
-          </w:tcPr>
-          <w:p>
-            <w:pPr>
-              <w:pStyle w:val="TableContents"/>
-              <w:rPr/>
-            </w:pPr>
-            <w:r>
-              <w:rPr/>
-              <w:t>5.6.</w:t>
-            </w:r>
-            <w:r>
-              <w:rPr/>
-              <w:t>3Dev</w:t>
-            </w:r>
-          </w:p>
-        </w:tc>
-      </w:tr>
-      <w:tr>
-        <w:trPr/>
-        <w:tc>
-          <w:tcPr>
-            <w:tcW w:w="3000" w:type="dxa"/>
-            <w:tcBorders>
-              <w:left w:val="single" w:sz="4" w:space="0" w:color="000000"/>
-              <w:bottom w:val="single" w:sz="4" w:space="0" w:color="000000"/>
-            </w:tcBorders>
-          </w:tcPr>
-          <w:p>
-            <w:pPr>
-              <w:pStyle w:val="TableContents"/>
-              <w:rPr/>
-            </w:pPr>
-            <w:r>
-              <w:rPr/>
-              <w:t>Start Release - Beta1</w:t>
-            </w:r>
-          </w:p>
-        </w:tc>
-        <w:tc>
-          <w:tcPr>
-            <w:tcW w:w="1365" w:type="dxa"/>
-            <w:tcBorders>
-              <w:left w:val="single" w:sz="4" w:space="0" w:color="000000"/>
-              <w:bottom w:val="single" w:sz="4" w:space="0" w:color="000000"/>
-            </w:tcBorders>
-          </w:tcPr>
-          <w:p>
-            <w:pPr>
-              <w:pStyle w:val="TableContents"/>
+              <w:widowControl w:val="false"/>
               <w:rPr/>
             </w:pPr>
             <w:r>
@@ -2635,31 +2241,18 @@
           <w:p>
             <w:pPr>
               <w:pStyle w:val="TableContents"/>
-              <w:rPr>
-                <w:b/>
-                <w:b/>
-                <w:bCs/>
-              </w:rPr>
+              <w:widowControl w:val="false"/>
+              <w:rPr/>
             </w:pPr>
             <w:r>
-              <w:rPr>
-                <w:b/>
-                <w:bCs/>
-              </w:rPr>
-              <w:t>5.6.3</w:t>
-            </w:r>
-            <w:r>
-              <w:rPr>
-                <w:b/>
-                <w:bCs/>
-              </w:rPr>
-              <w:t>Beta1</w:t>
+              <w:rPr/>
+              <w:t>N/A</w:t>
             </w:r>
           </w:p>
         </w:tc>
         <w:tc>
           <w:tcPr>
-            <w:tcW w:w="1410" w:type="dxa"/>
+            <w:tcW w:w="1411" w:type="dxa"/>
             <w:tcBorders>
               <w:left w:val="single" w:sz="4" w:space="0" w:color="000000"/>
               <w:bottom w:val="single" w:sz="4" w:space="0" w:color="000000"/>
@@ -2669,25 +2262,12 @@
           <w:p>
             <w:pPr>
               <w:pStyle w:val="TableContents"/>
-              <w:rPr>
-                <w:b/>
-                <w:b/>
-                <w:bCs/>
-              </w:rPr>
+              <w:widowControl w:val="false"/>
+              <w:rPr/>
             </w:pPr>
             <w:r>
-              <w:rPr>
-                <w:b/>
-                <w:bCs/>
-              </w:rPr>
-              <w:t>5.6.</w:t>
-            </w:r>
-            <w:r>
-              <w:rPr>
-                <w:b/>
-                <w:bCs/>
-              </w:rPr>
-              <w:t>4Dev</w:t>
+              <w:rPr/>
+              <w:t>5.6.3Dev</w:t>
             </w:r>
           </w:p>
         </w:tc>
@@ -2705,17 +2285,18 @@
           <w:p>
             <w:pPr>
               <w:pStyle w:val="TableContents"/>
+              <w:widowControl w:val="false"/>
               <w:rPr/>
             </w:pPr>
             <w:r>
               <w:rPr/>
-              <w:t>Beta2</w:t>
+              <w:t>Start Release - Beta1</w:t>
             </w:r>
           </w:p>
         </w:tc>
         <w:tc>
           <w:tcPr>
-            <w:tcW w:w="1365" w:type="dxa"/>
+            <w:tcW w:w="1364" w:type="dxa"/>
             <w:tcBorders>
               <w:left w:val="single" w:sz="4" w:space="0" w:color="000000"/>
               <w:bottom w:val="single" w:sz="4" w:space="0" w:color="000000"/>
@@ -2724,6 +2305,7 @@
           <w:p>
             <w:pPr>
               <w:pStyle w:val="TableContents"/>
+              <w:widowControl w:val="false"/>
               <w:rPr/>
             </w:pPr>
             <w:r>
@@ -2743,6 +2325,105 @@
           <w:p>
             <w:pPr>
               <w:pStyle w:val="TableContents"/>
+              <w:widowControl w:val="false"/>
+              <w:rPr>
+                <w:b/>
+                <w:b/>
+                <w:bCs/>
+              </w:rPr>
+            </w:pPr>
+            <w:r>
+              <w:rPr>
+                <w:b/>
+                <w:bCs/>
+              </w:rPr>
+              <w:t>5.6.3Beta1</w:t>
+            </w:r>
+          </w:p>
+        </w:tc>
+        <w:tc>
+          <w:tcPr>
+            <w:tcW w:w="1411" w:type="dxa"/>
+            <w:tcBorders>
+              <w:left w:val="single" w:sz="4" w:space="0" w:color="000000"/>
+              <w:bottom w:val="single" w:sz="4" w:space="0" w:color="000000"/>
+              <w:right w:val="single" w:sz="4" w:space="0" w:color="000000"/>
+            </w:tcBorders>
+          </w:tcPr>
+          <w:p>
+            <w:pPr>
+              <w:pStyle w:val="TableContents"/>
+              <w:widowControl w:val="false"/>
+              <w:rPr>
+                <w:b/>
+                <w:b/>
+                <w:bCs/>
+              </w:rPr>
+            </w:pPr>
+            <w:r>
+              <w:rPr>
+                <w:b/>
+                <w:bCs/>
+              </w:rPr>
+              <w:t>5.6.4Dev</w:t>
+            </w:r>
+          </w:p>
+        </w:tc>
+      </w:tr>
+      <w:tr>
+        <w:trPr/>
+        <w:tc>
+          <w:tcPr>
+            <w:tcW w:w="3000" w:type="dxa"/>
+            <w:tcBorders>
+              <w:left w:val="single" w:sz="4" w:space="0" w:color="000000"/>
+              <w:bottom w:val="single" w:sz="4" w:space="0" w:color="000000"/>
+            </w:tcBorders>
+          </w:tcPr>
+          <w:p>
+            <w:pPr>
+              <w:pStyle w:val="TableContents"/>
+              <w:widowControl w:val="false"/>
+              <w:rPr/>
+            </w:pPr>
+            <w:r>
+              <w:rPr/>
+              <w:t>Beta2</w:t>
+            </w:r>
+          </w:p>
+        </w:tc>
+        <w:tc>
+          <w:tcPr>
+            <w:tcW w:w="1364" w:type="dxa"/>
+            <w:tcBorders>
+              <w:left w:val="single" w:sz="4" w:space="0" w:color="000000"/>
+              <w:bottom w:val="single" w:sz="4" w:space="0" w:color="000000"/>
+            </w:tcBorders>
+          </w:tcPr>
+          <w:p>
+            <w:pPr>
+              <w:pStyle w:val="TableContents"/>
+              <w:widowControl w:val="false"/>
+              <w:rPr/>
+            </w:pPr>
+            <w:r>
+              <w:rPr/>
+              <w:t>5.6.2GA</w:t>
+            </w:r>
+          </w:p>
+        </w:tc>
+        <w:tc>
+          <w:tcPr>
+            <w:tcW w:w="1365" w:type="dxa"/>
+            <w:tcBorders>
+              <w:left w:val="single" w:sz="4" w:space="0" w:color="000000"/>
+              <w:bottom w:val="single" w:sz="4" w:space="0" w:color="000000"/>
+            </w:tcBorders>
+          </w:tcPr>
+          <w:p>
+            <w:pPr>
+              <w:pStyle w:val="TableContents"/>
+              <w:widowControl w:val="false"/>
               <w:rPr>
                 <w:b/>
                 <w:b/>
@@ -2760,7 +2441,7 @@
         </w:tc>
         <w:tc>
           <w:tcPr>
-            <w:tcW w:w="1410" w:type="dxa"/>
+            <w:tcW w:w="1411" w:type="dxa"/>
             <w:tcBorders>
               <w:left w:val="single" w:sz="4" w:space="0" w:color="000000"/>
               <w:bottom w:val="single" w:sz="4" w:space="0" w:color="000000"/>
@@ -2770,6 +2451,7 @@
           <w:p>
             <w:pPr>
               <w:pStyle w:val="TableContents"/>
+              <w:widowControl w:val="false"/>
               <w:rPr/>
             </w:pPr>
             <w:r>
@@ -2792,6 +2474,7 @@
           <w:p>
             <w:pPr>
               <w:pStyle w:val="TableContents"/>
+              <w:widowControl w:val="false"/>
               <w:rPr/>
             </w:pPr>
             <w:r>
@@ -2802,7 +2485,7 @@
         </w:tc>
         <w:tc>
           <w:tcPr>
-            <w:tcW w:w="1365" w:type="dxa"/>
+            <w:tcW w:w="1364" w:type="dxa"/>
             <w:tcBorders>
               <w:left w:val="single" w:sz="4" w:space="0" w:color="000000"/>
               <w:bottom w:val="single" w:sz="4" w:space="0" w:color="000000"/>
@@ -2811,6 +2494,7 @@
           <w:p>
             <w:pPr>
               <w:pStyle w:val="TableContents"/>
+              <w:widowControl w:val="false"/>
               <w:rPr>
                 <w:b/>
                 <w:b/>
@@ -2837,6 +2521,7 @@
           <w:p>
             <w:pPr>
               <w:pStyle w:val="TableContents"/>
+              <w:widowControl w:val="false"/>
               <w:rPr/>
             </w:pPr>
             <w:r>
@@ -2847,7 +2532,7 @@
         </w:tc>
         <w:tc>
           <w:tcPr>
-            <w:tcW w:w="1410" w:type="dxa"/>
+            <w:tcW w:w="1411" w:type="dxa"/>
             <w:tcBorders>
               <w:left w:val="single" w:sz="4" w:space="0" w:color="000000"/>
               <w:bottom w:val="single" w:sz="4" w:space="0" w:color="000000"/>
@@ -2857,6 +2542,7 @@
           <w:p>
             <w:pPr>
               <w:pStyle w:val="TableContents"/>
+              <w:widowControl w:val="false"/>
               <w:rPr/>
             </w:pPr>
             <w:r>
@@ -2879,6 +2565,7 @@
           <w:p>
             <w:pPr>
               <w:pStyle w:val="TableContents"/>
+              <w:widowControl w:val="false"/>
               <w:rPr/>
             </w:pPr>
             <w:r>
@@ -2889,7 +2576,7 @@
         </w:tc>
         <w:tc>
           <w:tcPr>
-            <w:tcW w:w="1365" w:type="dxa"/>
+            <w:tcW w:w="1364" w:type="dxa"/>
             <w:tcBorders>
               <w:left w:val="single" w:sz="4" w:space="0" w:color="000000"/>
               <w:bottom w:val="single" w:sz="4" w:space="0" w:color="000000"/>
@@ -2898,6 +2585,7 @@
           <w:p>
             <w:pPr>
               <w:pStyle w:val="TableContents"/>
+              <w:widowControl w:val="false"/>
               <w:rPr>
                 <w:b/>
                 <w:b/>
@@ -2924,6 +2612,7 @@
           <w:p>
             <w:pPr>
               <w:pStyle w:val="TableContents"/>
+              <w:widowControl w:val="false"/>
               <w:rPr>
                 <w:b/>
                 <w:b/>
@@ -2940,7 +2629,7 @@
         </w:tc>
         <w:tc>
           <w:tcPr>
-            <w:tcW w:w="1410" w:type="dxa"/>
+            <w:tcW w:w="1411" w:type="dxa"/>
             <w:tcBorders>
               <w:left w:val="single" w:sz="4" w:space="0" w:color="000000"/>
               <w:bottom w:val="single" w:sz="4" w:space="0" w:color="000000"/>
@@ -2950,6 +2639,7 @@
           <w:p>
             <w:pPr>
               <w:pStyle w:val="TableContents"/>
+              <w:widowControl w:val="false"/>
               <w:rPr/>
             </w:pPr>
             <w:r>
@@ -2976,28 +2666,15 @@
     <w:p>
       <w:pPr>
         <w:pStyle w:val="Normal"/>
-        <w:rPr>
-          <w:rFonts w:ascii="Liberation Sans" w:hAnsi="Liberation Sans"/>
-          <w:b w:val="false"/>
-          <w:b w:val="false"/>
-          <w:bCs w:val="false"/>
-        </w:rPr>
-      </w:pPr>
-      <w:r>
-        <w:rPr>
-          <w:rFonts w:ascii="Liberation Sans" w:hAnsi="Liberation Sans"/>
-          <w:b w:val="false"/>
-          <w:bCs w:val="false"/>
-        </w:rPr>
-        <w:t xml:space="preserve">This shows the sequence for a </w:t>
-      </w:r>
-      <w:r>
-        <w:rPr>
-          <w:rFonts w:ascii="Liberation Sans" w:hAnsi="Liberation Sans"/>
-          <w:b w:val="false"/>
-          <w:bCs w:val="false"/>
-        </w:rPr>
-        <w:t>2</w:t>
+        <w:rPr/>
+      </w:pPr>
+      <w:r>
+        <w:rPr>
+          <w:rFonts w:ascii="Liberation Sans" w:hAnsi="Liberation Sans"/>
+          <w:b w:val="false"/>
+          <w:bCs w:val="false"/>
+        </w:rPr>
+        <w:t>This shows the sequence for a 2</w:t>
       </w:r>
       <w:r>
         <w:rPr>
@@ -3014,23 +2691,7 @@
           <w:b w:val="false"/>
           <w:bCs w:val="false"/>
         </w:rPr>
-        <w:t xml:space="preserve"> </w:t>
-      </w:r>
-      <w:r>
-        <w:rPr>
-          <w:rFonts w:ascii="Liberation Sans" w:hAnsi="Liberation Sans"/>
-          <w:b w:val="false"/>
-          <w:bCs w:val="false"/>
-        </w:rPr>
-        <w:t xml:space="preserve">level release.  </w:t>
-      </w:r>
-      <w:r>
-        <w:rPr>
-          <w:rFonts w:ascii="Liberation Sans" w:hAnsi="Liberation Sans"/>
-          <w:b w:val="false"/>
-          <w:bCs w:val="false"/>
-        </w:rPr>
-        <w:t>The sequence for a 1</w:t>
+        <w:t xml:space="preserve"> level release.  The sequence for a 1</w:t>
       </w:r>
       <w:r>
         <w:rPr>
@@ -3047,46 +2708,14 @@
           <w:b w:val="false"/>
           <w:bCs w:val="false"/>
         </w:rPr>
-        <w:t xml:space="preserve"> level release is an exer</w:t>
-      </w:r>
-      <w:r>
-        <w:rPr>
-          <w:rFonts w:ascii="Liberation Sans" w:hAnsi="Liberation Sans"/>
-          <w:b w:val="false"/>
-          <w:bCs w:val="false"/>
-        </w:rPr>
-        <w:t>c</w:t>
-      </w:r>
-      <w:r>
-        <w:rPr>
-          <w:rFonts w:ascii="Liberation Sans" w:hAnsi="Liberation Sans"/>
-          <w:b w:val="false"/>
-          <w:bCs w:val="false"/>
-        </w:rPr>
-        <w:t>i</w:t>
-      </w:r>
-      <w:r>
-        <w:rPr>
-          <w:rFonts w:ascii="Liberation Sans" w:hAnsi="Liberation Sans"/>
-          <w:b w:val="false"/>
-          <w:bCs w:val="false"/>
-        </w:rPr>
-        <w:t>s</w:t>
-      </w:r>
-      <w:r>
-        <w:rPr>
-          <w:rFonts w:ascii="Liberation Sans" w:hAnsi="Liberation Sans"/>
-          <w:b w:val="false"/>
-          <w:bCs w:val="false"/>
-        </w:rPr>
-        <w:t>e for the reader</w:t>
+        <w:t xml:space="preserve"> level release is an exercise for the reader</w:t>
       </w:r>
     </w:p>
     <w:tbl>
       <w:tblPr>
         <w:tblW w:w="7140" w:type="dxa"/>
         <w:jc w:val="left"/>
-        <w:tblInd w:w="55" w:type="dxa"/>
+        <w:tblInd w:w="-5" w:type="dxa"/>
         <w:tblLayout w:type="fixed"/>
         <w:tblCellMar>
           <w:top w:w="55" w:type="dxa"/>
@@ -3097,9 +2726,9 @@
       </w:tblPr>
       <w:tblGrid>
         <w:gridCol w:w="3000"/>
+        <w:gridCol w:w="1364"/>
         <w:gridCol w:w="1365"/>
-        <w:gridCol w:w="1365"/>
-        <w:gridCol w:w="1410"/>
+        <w:gridCol w:w="1411"/>
       </w:tblGrid>
       <w:tr>
         <w:trPr/>
@@ -3115,21 +2744,18 @@
           <w:p>
             <w:pPr>
               <w:pStyle w:val="TableContents"/>
+              <w:widowControl w:val="false"/>
               <w:rPr/>
             </w:pPr>
             <w:r>
               <w:rPr/>
-              <w:t>E</w:t>
-            </w:r>
-            <w:r>
-              <w:rPr/>
-              <w:t>vent</w:t>
+              <w:t>Event</w:t>
             </w:r>
           </w:p>
         </w:tc>
         <w:tc>
           <w:tcPr>
-            <w:tcW w:w="1365" w:type="dxa"/>
+            <w:tcW w:w="1364" w:type="dxa"/>
             <w:tcBorders>
               <w:top w:val="single" w:sz="4" w:space="0" w:color="000000"/>
               <w:left w:val="single" w:sz="4" w:space="0" w:color="000000"/>
@@ -3139,6 +2765,7 @@
           <w:p>
             <w:pPr>
               <w:pStyle w:val="TableContents"/>
+              <w:widowControl w:val="false"/>
               <w:rPr/>
             </w:pPr>
             <w:r>
@@ -3159,6 +2786,7 @@
           <w:p>
             <w:pPr>
               <w:pStyle w:val="TableContents"/>
+              <w:widowControl w:val="false"/>
               <w:rPr/>
             </w:pPr>
             <w:r>
@@ -3169,7 +2797,7 @@
         </w:tc>
         <w:tc>
           <w:tcPr>
-            <w:tcW w:w="1410" w:type="dxa"/>
+            <w:tcW w:w="1411" w:type="dxa"/>
             <w:tcBorders>
               <w:top w:val="single" w:sz="4" w:space="0" w:color="000000"/>
               <w:left w:val="single" w:sz="4" w:space="0" w:color="000000"/>
@@ -3180,15 +2808,12 @@
           <w:p>
             <w:pPr>
               <w:pStyle w:val="TableContents"/>
+              <w:widowControl w:val="false"/>
               <w:rPr/>
             </w:pPr>
             <w:r>
               <w:rPr/>
-              <w:t>Dev</w:t>
-            </w:r>
-            <w:r>
-              <w:rPr/>
-              <w:t xml:space="preserve"> Version</w:t>
+              <w:t>Dev Version</w:t>
             </w:r>
           </w:p>
         </w:tc>
@@ -3206,6 +2831,7 @@
           <w:p>
             <w:pPr>
               <w:pStyle w:val="TableContents"/>
+              <w:widowControl w:val="false"/>
               <w:rPr/>
             </w:pPr>
             <w:r>
@@ -3216,7 +2842,7 @@
         </w:tc>
         <w:tc>
           <w:tcPr>
-            <w:tcW w:w="1365" w:type="dxa"/>
+            <w:tcW w:w="1364" w:type="dxa"/>
             <w:tcBorders>
               <w:left w:val="single" w:sz="4" w:space="0" w:color="000000"/>
               <w:bottom w:val="single" w:sz="4" w:space="0" w:color="000000"/>
@@ -3225,94 +2851,7 @@
           <w:p>
             <w:pPr>
               <w:pStyle w:val="TableContents"/>
-              <w:rPr/>
-            </w:pPr>
-            <w:r>
-              <w:rPr/>
-              <w:t>5.6.</w:t>
-            </w:r>
-            <w:r>
-              <w:rPr/>
-              <w:t>2GA</w:t>
-            </w:r>
-          </w:p>
-        </w:tc>
-        <w:tc>
-          <w:tcPr>
-            <w:tcW w:w="1365" w:type="dxa"/>
-            <w:tcBorders>
-              <w:left w:val="single" w:sz="4" w:space="0" w:color="000000"/>
-              <w:bottom w:val="single" w:sz="4" w:space="0" w:color="000000"/>
-            </w:tcBorders>
-          </w:tcPr>
-          <w:p>
-            <w:pPr>
-              <w:pStyle w:val="TableContents"/>
-              <w:rPr/>
-            </w:pPr>
-            <w:r>
-              <w:rPr/>
-              <w:t>N/A</w:t>
-            </w:r>
-          </w:p>
-        </w:tc>
-        <w:tc>
-          <w:tcPr>
-            <w:tcW w:w="1410" w:type="dxa"/>
-            <w:tcBorders>
-              <w:left w:val="single" w:sz="4" w:space="0" w:color="000000"/>
-              <w:bottom w:val="single" w:sz="4" w:space="0" w:color="000000"/>
-              <w:right w:val="single" w:sz="4" w:space="0" w:color="000000"/>
-            </w:tcBorders>
-          </w:tcPr>
-          <w:p>
-            <w:pPr>
-              <w:pStyle w:val="TableContents"/>
-              <w:rPr/>
-            </w:pPr>
-            <w:r>
-              <w:rPr/>
-              <w:t>5.6.</w:t>
-            </w:r>
-            <w:r>
-              <w:rPr/>
-              <w:t>3Dev</w:t>
-            </w:r>
-          </w:p>
-        </w:tc>
-      </w:tr>
-      <w:tr>
-        <w:trPr/>
-        <w:tc>
-          <w:tcPr>
-            <w:tcW w:w="3000" w:type="dxa"/>
-            <w:tcBorders>
-              <w:left w:val="single" w:sz="4" w:space="0" w:color="000000"/>
-              <w:bottom w:val="single" w:sz="4" w:space="0" w:color="000000"/>
-            </w:tcBorders>
-          </w:tcPr>
-          <w:p>
-            <w:pPr>
-              <w:pStyle w:val="TableContents"/>
-              <w:rPr/>
-            </w:pPr>
-            <w:r>
-              <w:rPr/>
-              <w:t>Start Release - Beta1</w:t>
-            </w:r>
-          </w:p>
-        </w:tc>
-        <w:tc>
-          <w:tcPr>
-            <w:tcW w:w="1365" w:type="dxa"/>
-            <w:tcBorders>
-              <w:left w:val="single" w:sz="4" w:space="0" w:color="000000"/>
-              <w:bottom w:val="single" w:sz="4" w:space="0" w:color="000000"/>
-            </w:tcBorders>
-          </w:tcPr>
-          <w:p>
-            <w:pPr>
-              <w:pStyle w:val="TableContents"/>
+              <w:widowControl w:val="false"/>
               <w:rPr/>
             </w:pPr>
             <w:r>
@@ -3332,38 +2871,18 @@
           <w:p>
             <w:pPr>
               <w:pStyle w:val="TableContents"/>
-              <w:rPr>
-                <w:b/>
-                <w:b/>
-                <w:bCs/>
-              </w:rPr>
+              <w:widowControl w:val="false"/>
+              <w:rPr/>
             </w:pPr>
             <w:r>
-              <w:rPr>
-                <w:b/>
-                <w:bCs/>
-              </w:rPr>
-              <w:t>5.</w:t>
-            </w:r>
-            <w:r>
-              <w:rPr>
-                <w:b/>
-                <w:bCs/>
-              </w:rPr>
-              <w:t>7.0</w:t>
-            </w:r>
-            <w:r>
-              <w:rPr>
-                <w:b/>
-                <w:bCs/>
-              </w:rPr>
-              <w:t>Beta1</w:t>
+              <w:rPr/>
+              <w:t>N/A</w:t>
             </w:r>
           </w:p>
         </w:tc>
         <w:tc>
           <w:tcPr>
-            <w:tcW w:w="1410" w:type="dxa"/>
+            <w:tcW w:w="1411" w:type="dxa"/>
             <w:tcBorders>
               <w:left w:val="single" w:sz="4" w:space="0" w:color="000000"/>
               <w:bottom w:val="single" w:sz="4" w:space="0" w:color="000000"/>
@@ -3373,32 +2892,12 @@
           <w:p>
             <w:pPr>
               <w:pStyle w:val="TableContents"/>
-              <w:rPr>
-                <w:b/>
-                <w:b/>
-                <w:bCs/>
-              </w:rPr>
+              <w:widowControl w:val="false"/>
+              <w:rPr/>
             </w:pPr>
             <w:r>
-              <w:rPr>
-                <w:b/>
-                <w:bCs/>
-              </w:rPr>
-              <w:t>5.</w:t>
-            </w:r>
-            <w:r>
-              <w:rPr>
-                <w:b/>
-                <w:bCs/>
-              </w:rPr>
-              <w:t>7.1</w:t>
-            </w:r>
-            <w:r>
-              <w:rPr>
-                <w:b/>
-                <w:bCs/>
-              </w:rPr>
-              <w:t>Dev</w:t>
+              <w:rPr/>
+              <w:t>5.6.3Dev</w:t>
             </w:r>
           </w:p>
         </w:tc>
@@ -3416,17 +2915,18 @@
           <w:p>
             <w:pPr>
               <w:pStyle w:val="TableContents"/>
+              <w:widowControl w:val="false"/>
               <w:rPr/>
             </w:pPr>
             <w:r>
               <w:rPr/>
-              <w:t>Beta2</w:t>
+              <w:t>Start Release - Beta1</w:t>
             </w:r>
           </w:p>
         </w:tc>
         <w:tc>
           <w:tcPr>
-            <w:tcW w:w="1365" w:type="dxa"/>
+            <w:tcW w:w="1364" w:type="dxa"/>
             <w:tcBorders>
               <w:left w:val="single" w:sz="4" w:space="0" w:color="000000"/>
               <w:bottom w:val="single" w:sz="4" w:space="0" w:color="000000"/>
@@ -3435,6 +2935,7 @@
           <w:p>
             <w:pPr>
               <w:pStyle w:val="TableContents"/>
+              <w:widowControl w:val="false"/>
               <w:rPr/>
             </w:pPr>
             <w:r>
@@ -3454,6 +2955,7 @@
           <w:p>
             <w:pPr>
               <w:pStyle w:val="TableContents"/>
+              <w:widowControl w:val="false"/>
               <w:rPr>
                 <w:b/>
                 <w:b/>
@@ -3465,27 +2967,13 @@
                 <w:b/>
                 <w:bCs/>
               </w:rPr>
-              <w:t>5.</w:t>
-            </w:r>
-            <w:r>
-              <w:rPr>
-                <w:b/>
-                <w:bCs/>
-              </w:rPr>
-              <w:t>7.0</w:t>
-            </w:r>
-            <w:r>
-              <w:rPr>
-                <w:b/>
-                <w:bCs/>
-              </w:rPr>
-              <w:t>Beta2</w:t>
+              <w:t>5.7.0Beta1</w:t>
             </w:r>
           </w:p>
         </w:tc>
         <w:tc>
           <w:tcPr>
-            <w:tcW w:w="1410" w:type="dxa"/>
+            <w:tcW w:w="1411" w:type="dxa"/>
             <w:tcBorders>
               <w:left w:val="single" w:sz="4" w:space="0" w:color="000000"/>
               <w:bottom w:val="single" w:sz="4" w:space="0" w:color="000000"/>
@@ -3495,19 +2983,19 @@
           <w:p>
             <w:pPr>
               <w:pStyle w:val="TableContents"/>
-              <w:rPr/>
+              <w:widowControl w:val="false"/>
+              <w:rPr>
+                <w:b/>
+                <w:b/>
+                <w:bCs/>
+              </w:rPr>
             </w:pPr>
             <w:r>
-              <w:rPr/>
-              <w:t>5.</w:t>
-            </w:r>
-            <w:r>
-              <w:rPr/>
-              <w:t>7.1</w:t>
-            </w:r>
-            <w:r>
-              <w:rPr/>
-              <w:t>Dev</w:t>
+              <w:rPr>
+                <w:b/>
+                <w:bCs/>
+              </w:rPr>
+              <w:t>5.7.1Dev</w:t>
             </w:r>
           </w:p>
         </w:tc>
@@ -3525,11 +3013,32 @@
           <w:p>
             <w:pPr>
               <w:pStyle w:val="TableContents"/>
+              <w:widowControl w:val="false"/>
               <w:rPr/>
             </w:pPr>
             <w:r>
               <w:rPr/>
-              <w:t>Release – 5.6.3</w:t>
+              <w:t>Beta2</w:t>
+            </w:r>
+          </w:p>
+        </w:tc>
+        <w:tc>
+          <w:tcPr>
+            <w:tcW w:w="1364" w:type="dxa"/>
+            <w:tcBorders>
+              <w:left w:val="single" w:sz="4" w:space="0" w:color="000000"/>
+              <w:bottom w:val="single" w:sz="4" w:space="0" w:color="000000"/>
+            </w:tcBorders>
+          </w:tcPr>
+          <w:p>
+            <w:pPr>
+              <w:pStyle w:val="TableContents"/>
+              <w:widowControl w:val="false"/>
+              <w:rPr/>
+            </w:pPr>
+            <w:r>
+              <w:rPr/>
+              <w:t>5.6.2GA</w:t>
             </w:r>
           </w:p>
         </w:tc>
@@ -3544,6 +3053,7 @@
           <w:p>
             <w:pPr>
               <w:pStyle w:val="TableContents"/>
+              <w:widowControl w:val="false"/>
               <w:rPr>
                 <w:b/>
                 <w:b/>
@@ -3555,46 +3065,13 @@
                 <w:b/>
                 <w:bCs/>
               </w:rPr>
-              <w:t>5.</w:t>
-            </w:r>
-            <w:r>
-              <w:rPr>
-                <w:b/>
-                <w:bCs/>
-              </w:rPr>
-              <w:t>7.0</w:t>
-            </w:r>
-            <w:r>
-              <w:rPr>
-                <w:b/>
-                <w:bCs/>
-              </w:rPr>
-              <w:t>GA</w:t>
+              <w:t>5.7.0Beta2</w:t>
             </w:r>
           </w:p>
         </w:tc>
         <w:tc>
           <w:tcPr>
-            <w:tcW w:w="1365" w:type="dxa"/>
-            <w:tcBorders>
-              <w:left w:val="single" w:sz="4" w:space="0" w:color="000000"/>
-              <w:bottom w:val="single" w:sz="4" w:space="0" w:color="000000"/>
-            </w:tcBorders>
-          </w:tcPr>
-          <w:p>
-            <w:pPr>
-              <w:pStyle w:val="TableContents"/>
-              <w:rPr/>
-            </w:pPr>
-            <w:r>
-              <w:rPr/>
-              <w:t>N/A</w:t>
-            </w:r>
-          </w:p>
-        </w:tc>
-        <w:tc>
-          <w:tcPr>
-            <w:tcW w:w="1410" w:type="dxa"/>
+            <w:tcW w:w="1411" w:type="dxa"/>
             <w:tcBorders>
               <w:left w:val="single" w:sz="4" w:space="0" w:color="000000"/>
               <w:bottom w:val="single" w:sz="4" w:space="0" w:color="000000"/>
@@ -3604,19 +3081,12 @@
           <w:p>
             <w:pPr>
               <w:pStyle w:val="TableContents"/>
+              <w:widowControl w:val="false"/>
               <w:rPr/>
             </w:pPr>
             <w:r>
               <w:rPr/>
-              <w:t>5.</w:t>
-            </w:r>
-            <w:r>
-              <w:rPr/>
-              <w:t>7.1</w:t>
-            </w:r>
-            <w:r>
-              <w:rPr/>
-              <w:t>Dev</w:t>
+              <w:t>5.7.1Dev</w:t>
             </w:r>
           </w:p>
         </w:tc>
@@ -3634,11 +3104,39 @@
           <w:p>
             <w:pPr>
               <w:pStyle w:val="TableContents"/>
+              <w:widowControl w:val="false"/>
               <w:rPr/>
             </w:pPr>
             <w:r>
               <w:rPr/>
-              <w:t>Hot Site</w:t>
+              <w:t>Release – 5.6.3</w:t>
+            </w:r>
+          </w:p>
+        </w:tc>
+        <w:tc>
+          <w:tcPr>
+            <w:tcW w:w="1364" w:type="dxa"/>
+            <w:tcBorders>
+              <w:left w:val="single" w:sz="4" w:space="0" w:color="000000"/>
+              <w:bottom w:val="single" w:sz="4" w:space="0" w:color="000000"/>
+            </w:tcBorders>
+          </w:tcPr>
+          <w:p>
+            <w:pPr>
+              <w:pStyle w:val="TableContents"/>
+              <w:widowControl w:val="false"/>
+              <w:rPr>
+                <w:b/>
+                <w:b/>
+                <w:bCs/>
+              </w:rPr>
+            </w:pPr>
+            <w:r>
+              <w:rPr>
+                <w:b/>
+                <w:bCs/>
+              </w:rPr>
+              <w:t>5.7.0GA</w:t>
             </w:r>
           </w:p>
         </w:tc>
@@ -3653,6 +3151,71 @@
           <w:p>
             <w:pPr>
               <w:pStyle w:val="TableContents"/>
+              <w:widowControl w:val="false"/>
+              <w:rPr/>
+            </w:pPr>
+            <w:r>
+              <w:rPr/>
+              <w:t>N/A</w:t>
+            </w:r>
+          </w:p>
+        </w:tc>
+        <w:tc>
+          <w:tcPr>
+            <w:tcW w:w="1411" w:type="dxa"/>
+            <w:tcBorders>
+              <w:left w:val="single" w:sz="4" w:space="0" w:color="000000"/>
+              <w:bottom w:val="single" w:sz="4" w:space="0" w:color="000000"/>
+              <w:right w:val="single" w:sz="4" w:space="0" w:color="000000"/>
+            </w:tcBorders>
+          </w:tcPr>
+          <w:p>
+            <w:pPr>
+              <w:pStyle w:val="TableContents"/>
+              <w:widowControl w:val="false"/>
+              <w:rPr/>
+            </w:pPr>
+            <w:r>
+              <w:rPr/>
+              <w:t>5.7.1Dev</w:t>
+            </w:r>
+          </w:p>
+        </w:tc>
+      </w:tr>
+      <w:tr>
+        <w:trPr/>
+        <w:tc>
+          <w:tcPr>
+            <w:tcW w:w="3000" w:type="dxa"/>
+            <w:tcBorders>
+              <w:left w:val="single" w:sz="4" w:space="0" w:color="000000"/>
+              <w:bottom w:val="single" w:sz="4" w:space="0" w:color="000000"/>
+            </w:tcBorders>
+          </w:tcPr>
+          <w:p>
+            <w:pPr>
+              <w:pStyle w:val="TableContents"/>
+              <w:widowControl w:val="false"/>
+              <w:rPr/>
+            </w:pPr>
+            <w:r>
+              <w:rPr/>
+              <w:t>Hot Site</w:t>
+            </w:r>
+          </w:p>
+        </w:tc>
+        <w:tc>
+          <w:tcPr>
+            <w:tcW w:w="1364" w:type="dxa"/>
+            <w:tcBorders>
+              <w:left w:val="single" w:sz="4" w:space="0" w:color="000000"/>
+              <w:bottom w:val="single" w:sz="4" w:space="0" w:color="000000"/>
+            </w:tcBorders>
+          </w:tcPr>
+          <w:p>
+            <w:pPr>
+              <w:pStyle w:val="TableContents"/>
+              <w:widowControl w:val="false"/>
               <w:rPr>
                 <w:b/>
                 <w:b/>
@@ -3664,21 +3227,7 @@
                 <w:b/>
                 <w:bCs/>
               </w:rPr>
-              <w:t>5.</w:t>
-            </w:r>
-            <w:r>
-              <w:rPr>
-                <w:b/>
-                <w:bCs/>
-              </w:rPr>
-              <w:t>7.0</w:t>
-            </w:r>
-            <w:r>
-              <w:rPr>
-                <w:b/>
-                <w:bCs/>
-              </w:rPr>
-              <w:t>HS1</w:t>
+              <w:t>5.7.0HS1</w:t>
             </w:r>
           </w:p>
         </w:tc>
@@ -3693,6 +3242,7 @@
           <w:p>
             <w:pPr>
               <w:pStyle w:val="TableContents"/>
+              <w:widowControl w:val="false"/>
               <w:rPr/>
             </w:pPr>
             <w:r>
@@ -3703,7 +3253,7 @@
         </w:tc>
         <w:tc>
           <w:tcPr>
-            <w:tcW w:w="1410" w:type="dxa"/>
+            <w:tcW w:w="1411" w:type="dxa"/>
             <w:tcBorders>
               <w:left w:val="single" w:sz="4" w:space="0" w:color="000000"/>
               <w:bottom w:val="single" w:sz="4" w:space="0" w:color="000000"/>
@@ -3713,19 +3263,12 @@
           <w:p>
             <w:pPr>
               <w:pStyle w:val="TableContents"/>
+              <w:widowControl w:val="false"/>
               <w:rPr/>
             </w:pPr>
             <w:r>
               <w:rPr/>
-              <w:t>5.</w:t>
-            </w:r>
-            <w:r>
-              <w:rPr/>
-              <w:t>7.1</w:t>
-            </w:r>
-            <w:r>
-              <w:rPr/>
-              <w:t>Dev</w:t>
+              <w:t>5.7.1Dev</w:t>
             </w:r>
           </w:p>
         </w:tc>
@@ -3803,9 +3346,7 @@
     <w:p>
       <w:pPr>
         <w:pStyle w:val="Normal"/>
-        <w:rPr>
-          <w:rFonts w:ascii="Liberation Sans" w:hAnsi="Liberation Sans"/>
-        </w:rPr>
+        <w:rPr/>
       </w:pPr>
       <w:r>
         <w:rPr>
@@ -3825,49 +3366,7 @@
         <w:rPr>
           <w:rFonts w:ascii="Liberation Sans" w:hAnsi="Liberation Sans"/>
         </w:rPr>
-        <w:t xml:space="preserve"> branch.  </w:t>
-      </w:r>
-      <w:r>
-        <w:rPr>
-          <w:rFonts w:ascii="Liberation Sans" w:hAnsi="Liberation Sans"/>
-        </w:rPr>
-        <w:t>It is recom</w:t>
-      </w:r>
-      <w:r>
-        <w:rPr>
-          <w:rFonts w:ascii="Liberation Sans" w:hAnsi="Liberation Sans"/>
-        </w:rPr>
-        <w:t>mended</w:t>
-      </w:r>
-      <w:r>
-        <w:rPr>
-          <w:rFonts w:ascii="Liberation Sans" w:hAnsi="Liberation Sans"/>
-        </w:rPr>
-        <w:t xml:space="preserve"> that these fixes b</w:t>
-      </w:r>
-      <w:r>
-        <w:rPr>
-          <w:rFonts w:ascii="Liberation Sans" w:hAnsi="Liberation Sans"/>
-        </w:rPr>
-        <w:t>e</w:t>
-      </w:r>
-      <w:r>
-        <w:rPr>
-          <w:rFonts w:ascii="Liberation Sans" w:hAnsi="Liberation Sans"/>
-        </w:rPr>
-        <w:t xml:space="preserve"> made in the Release branch and merged in</w:t>
-      </w:r>
-      <w:r>
-        <w:rPr>
-          <w:rFonts w:ascii="Liberation Sans" w:hAnsi="Liberation Sans"/>
-        </w:rPr>
-        <w:t>to</w:t>
-      </w:r>
-      <w:r>
-        <w:rPr>
-          <w:rFonts w:ascii="Liberation Sans" w:hAnsi="Liberation Sans"/>
-        </w:rPr>
-        <w:t xml:space="preserve"> the</w:t>
+        <w:t xml:space="preserve"> branch.  It is recommended that these fixes be made in the Release branch and merged into the</w:t>
       </w:r>
       <w:r>
         <w:rPr>
@@ -3875,31 +3374,7 @@
           <w:b/>
           <w:bCs/>
         </w:rPr>
-        <w:t xml:space="preserve"> </w:t>
-      </w:r>
-      <w:r>
-        <w:rPr>
-          <w:rFonts w:ascii="Liberation Sans" w:hAnsi="Liberation Sans"/>
-          <w:b/>
-          <w:bCs/>
-        </w:rPr>
-        <w:t>defa</w:t>
-      </w:r>
-      <w:r>
-        <w:rPr>
-          <w:rFonts w:ascii="Liberation Sans" w:hAnsi="Liberation Sans"/>
-          <w:b/>
-          <w:bCs/>
-        </w:rPr>
-        <w:t>ult</w:t>
-      </w:r>
-      <w:r>
-        <w:rPr>
-          <w:rFonts w:ascii="Liberation Sans" w:hAnsi="Liberation Sans"/>
-          <w:b/>
-          <w:bCs/>
-        </w:rPr>
-        <w:t xml:space="preserve"> </w:t>
+        <w:t xml:space="preserve"> default </w:t>
       </w:r>
       <w:r>
         <w:rPr>
@@ -3919,44 +3394,28 @@
         <w:rPr>
           <w:rFonts w:ascii="Liberation Sans" w:hAnsi="Liberation Sans"/>
         </w:rPr>
-        <w:t>T</w:t>
-      </w:r>
-      <w:r>
-        <w:rPr>
-          <w:rFonts w:ascii="Liberation Sans" w:hAnsi="Liberation Sans"/>
-        </w:rPr>
-        <w:t>he merge may complain about a conflict in Program</w:t>
-      </w:r>
-      <w:r>
-        <w:rPr>
-          <w:rFonts w:ascii="Liberation Sans" w:hAnsi="Liberation Sans"/>
-        </w:rPr>
-        <w:t xml:space="preserve">Version.cmake.  </w:t>
-      </w:r>
-      <w:r>
-        <w:rPr>
-          <w:rFonts w:ascii="Liberation Sans" w:hAnsi="Liberation Sans"/>
-        </w:rPr>
-        <w:t>The VERSION values should be as described above.</w:t>
-      </w:r>
-    </w:p>
-    <w:p>
-      <w:pPr>
-        <w:pStyle w:val="Normal"/>
-        <w:rPr>
-          <w:rFonts w:ascii="Liberation Sans" w:hAnsi="Liberation Sans"/>
-        </w:rPr>
-      </w:pPr>
-      <w:r>
-        <w:rPr>
-          <w:rFonts w:ascii="Liberation Sans" w:hAnsi="Liberation Sans"/>
-        </w:rPr>
-      </w:r>
-    </w:p>
-    <w:p>
-      <w:pPr>
-        <w:pStyle w:val="Normal"/>
-        <w:rPr/>
+        <w:t>The merge may complain about a conflict in ProgramVersion.cmake.  The VERSION values should be as described above.</w:t>
+      </w:r>
+    </w:p>
+    <w:p>
+      <w:pPr>
+        <w:pStyle w:val="Normal"/>
+        <w:rPr>
+          <w:rFonts w:ascii="Liberation Sans" w:hAnsi="Liberation Sans"/>
+        </w:rPr>
+      </w:pPr>
+      <w:r>
+        <w:rPr>
+          <w:rFonts w:ascii="Liberation Sans" w:hAnsi="Liberation Sans"/>
+        </w:rPr>
+      </w:r>
+    </w:p>
+    <w:p>
+      <w:pPr>
+        <w:pStyle w:val="Normal"/>
+        <w:rPr>
+          <w:rFonts w:ascii="Liberation Sans" w:hAnsi="Liberation Sans"/>
+        </w:rPr>
       </w:pPr>
       <w:r>
         <w:rPr>
@@ -3976,7 +3435,7 @@
           <w:numId w:val="0"/>
         </w:numPr>
         <w:bidi w:val="0"/>
-        <w:ind w:left="0" w:hanging="0"/>
+        <w:ind w:left="0" w:right="0" w:hanging="0"/>
         <w:jc w:val="left"/>
         <w:rPr/>
       </w:pPr>
@@ -3990,11 +3449,7 @@
     <w:p>
       <w:pPr>
         <w:pStyle w:val="Normal"/>
-        <w:numPr>
-          <w:ilvl w:val="0"/>
-          <w:numId w:val="0"/>
-        </w:numPr>
-        <w:ind w:left="0" w:hanging="0"/>
+        <w:ind w:left="0" w:right="0" w:hanging="0"/>
         <w:rPr>
           <w:rFonts w:ascii="Liberation Sans" w:hAnsi="Liberation Sans"/>
         </w:rPr>
@@ -4026,7 +3481,7 @@
           <w:numId w:val="0"/>
         </w:numPr>
         <w:bidi w:val="0"/>
-        <w:ind w:left="0" w:hanging="0"/>
+        <w:ind w:left="0" w:right="0" w:hanging="0"/>
         <w:jc w:val="left"/>
         <w:rPr/>
       </w:pPr>
@@ -4042,7 +3497,7 @@
         <w:pStyle w:val="Heading2"/>
         <w:numPr>
           <w:ilvl w:val="1"/>
-          <w:numId w:val="3"/>
+          <w:numId w:val="4"/>
         </w:numPr>
         <w:rPr/>
       </w:pPr>
@@ -4083,9 +3538,7 @@
     <w:p>
       <w:pPr>
         <w:pStyle w:val="Normal"/>
-        <w:rPr>
-          <w:rFonts w:ascii="Liberation Sans" w:hAnsi="Liberation Sans"/>
-        </w:rPr>
+        <w:rPr/>
       </w:pPr>
       <w:r>
         <w:rPr>
@@ -4131,7 +3584,7 @@
         <w:pStyle w:val="Heading2"/>
         <w:numPr>
           <w:ilvl w:val="1"/>
-          <w:numId w:val="3"/>
+          <w:numId w:val="4"/>
         </w:numPr>
         <w:rPr/>
       </w:pPr>
@@ -4159,7 +3612,9 @@
     <w:p>
       <w:pPr>
         <w:pStyle w:val="TextBody"/>
-        <w:rPr/>
+        <w:rPr>
+          <w:rFonts w:ascii="Liberation Sans" w:hAnsi="Liberation Sans"/>
+        </w:rPr>
       </w:pPr>
       <w:r>
         <w:rPr>
@@ -4171,19 +3626,15 @@
     <w:p>
       <w:pPr>
         <w:pStyle w:val="TextBody"/>
-        <w:ind w:left="709" w:hanging="0"/>
+        <w:ind w:left="709" w:right="0" w:hanging="0"/>
+        <w:rPr/>
+      </w:pPr>
+      <w:r>
         <w:rPr>
           <w:rFonts w:ascii="Liberation Mono" w:hAnsi="Liberation Mono"/>
           <w:sz w:val="24"/>
           <w:szCs w:val="24"/>
         </w:rPr>
-      </w:pPr>
-      <w:r>
-        <w:rPr>
-          <w:rFonts w:ascii="Liberation Mono" w:hAnsi="Liberation Mono"/>
-          <w:sz w:val="24"/>
-          <w:szCs w:val="24"/>
-        </w:rPr>
         <w:t>Parameter File Map.Kato Unitrack HO Scale:</w:t>
       </w:r>
       <w:r>
@@ -4242,7 +3693,7 @@
     <w:p>
       <w:pPr>
         <w:pStyle w:val="Normal"/>
-        <w:ind w:left="709" w:hanging="0"/>
+        <w:ind w:left="709" w:right="0" w:hanging="0"/>
         <w:rPr>
           <w:rFonts w:ascii="Liberation Mono" w:hAnsi="Liberation Mono"/>
         </w:rPr>
@@ -4257,7 +3708,7 @@
     <w:p>
       <w:pPr>
         <w:pStyle w:val="Normal"/>
-        <w:ind w:left="709" w:hanging="0"/>
+        <w:ind w:left="709" w:right="0" w:hanging="0"/>
         <w:rPr>
           <w:rFonts w:ascii="Liberation Mono" w:hAnsi="Liberation Mono"/>
         </w:rPr>
@@ -4272,7 +3723,7 @@
     <w:p>
       <w:pPr>
         <w:pStyle w:val="TextBody"/>
-        <w:ind w:left="709" w:hanging="0"/>
+        <w:ind w:left="709" w:right="0" w:hanging="0"/>
         <w:rPr>
           <w:rFonts w:ascii="Liberation Sans" w:hAnsi="Liberation Sans"/>
         </w:rPr>
@@ -4302,7 +3753,7 @@
         <w:pStyle w:val="Heading2"/>
         <w:numPr>
           <w:ilvl w:val="1"/>
-          <w:numId w:val="3"/>
+          <w:numId w:val="4"/>
         </w:numPr>
         <w:rPr/>
       </w:pPr>
@@ -4317,9 +3768,7 @@
       <w:pPr>
         <w:pStyle w:val="TextBody"/>
         <w:spacing w:before="57" w:after="197"/>
-        <w:rPr>
-          <w:rFonts w:ascii="Liberation Sans" w:hAnsi="Liberation Sans"/>
-        </w:rPr>
+        <w:rPr/>
       </w:pPr>
       <w:r>
         <w:rPr>
@@ -4361,7 +3810,7 @@
         <w:pStyle w:val="Heading2"/>
         <w:numPr>
           <w:ilvl w:val="1"/>
-          <w:numId w:val="3"/>
+          <w:numId w:val="4"/>
         </w:numPr>
         <w:rPr/>
       </w:pPr>
@@ -4389,9 +3838,7 @@
     <w:p>
       <w:pPr>
         <w:pStyle w:val="TextBody"/>
-        <w:rPr>
-          <w:rFonts w:ascii="Liberation Sans" w:hAnsi="Liberation Sans"/>
-        </w:rPr>
+        <w:rPr/>
       </w:pPr>
       <w:r>
         <w:rPr>
@@ -4475,11 +3922,7 @@
         <w:pStyle w:val="Normal"/>
         <w:widowControl/>
         <w:ind w:left="0" w:right="0" w:hanging="0"/>
-        <w:rPr>
-          <w:rFonts w:ascii="Liberation Sans" w:hAnsi="Liberation Sans"/>
-          <w:sz w:val="24"/>
-          <w:szCs w:val="24"/>
-        </w:rPr>
+        <w:rPr/>
       </w:pPr>
       <w:r>
         <w:rPr>
@@ -4563,11 +4006,7 @@
         <w:pStyle w:val="Normal"/>
         <w:widowControl/>
         <w:ind w:left="709" w:right="0" w:hanging="0"/>
-        <w:rPr>
-          <w:rFonts w:ascii="Liberation Sans" w:hAnsi="Liberation Sans"/>
-          <w:sz w:val="24"/>
-          <w:szCs w:val="24"/>
-        </w:rPr>
+        <w:rPr/>
       </w:pPr>
       <w:r>
         <w:rPr>
@@ -4620,11 +4059,7 @@
     <w:p>
       <w:pPr>
         <w:pStyle w:val="Normal"/>
-        <w:rPr>
-          <w:rFonts w:ascii="Liberation Sans" w:hAnsi="Liberation Sans"/>
-          <w:sz w:val="24"/>
-          <w:szCs w:val="24"/>
-        </w:rPr>
+        <w:rPr/>
       </w:pPr>
       <w:r>
         <w:rPr>
@@ -4654,14 +4089,9 @@
         <w:pStyle w:val="Normal"/>
         <w:rPr>
           <w:rFonts w:ascii="Liberation Sans" w:hAnsi="Liberation Sans"/>
-          <w:sz w:val="24"/>
-          <w:szCs w:val="24"/>
-        </w:rPr>
-      </w:pPr>
-      <w:r>
-        <w:rPr>
-          <w:rFonts w:ascii="Liberation Sans" w:hAnsi="Liberation Sans"/>
-          <w:b w:val="false"/>
+          <w:b w:val="false"/>
+          <w:b w:val="false"/>
+          <w:i w:val="false"/>
           <w:i w:val="false"/>
           <w:caps w:val="false"/>
           <w:smallCaps w:val="false"/>
@@ -4670,45 +4100,10 @@
           <w:sz w:val="24"/>
           <w:szCs w:val="24"/>
         </w:rPr>
-        <w:t>1 Add the old CONTENTS line to the new param file (HO-XYZ.xtp). Note: the first line is the new Contents Label</w:t>
-      </w:r>
-    </w:p>
-    <w:p>
-      <w:pPr>
-        <w:pStyle w:val="Normal"/>
-        <w:rPr>
-          <w:b w:val="false"/>
-          <w:b w:val="false"/>
-          <w:i w:val="false"/>
-          <w:i w:val="false"/>
-          <w:caps w:val="false"/>
-          <w:smallCaps w:val="false"/>
-          <w:color w:val="333333"/>
-          <w:spacing w:val="0"/>
-        </w:rPr>
-      </w:pPr>
-      <w:r>
-        <w:rPr>
-          <w:b w:val="false"/>
-          <w:i w:val="false"/>
-          <w:caps w:val="false"/>
-          <w:smallCaps w:val="false"/>
-          <w:color w:val="333333"/>
-          <w:spacing w:val="0"/>
-        </w:rPr>
-      </w:r>
-    </w:p>
-    <w:p>
-      <w:pPr>
-        <w:pStyle w:val="Normal"/>
-        <w:widowControl/>
-        <w:ind w:left="709" w:right="0" w:hanging="0"/>
-        <w:rPr/>
-      </w:pPr>
-      <w:r>
-        <w:rPr>
-          <w:rStyle w:val="Emphasis"/>
-          <w:rFonts w:ascii="Liberation Mono" w:hAnsi="Liberation Mono"/>
+      </w:pPr>
+      <w:r>
+        <w:rPr>
+          <w:rFonts w:ascii="Liberation Sans" w:hAnsi="Liberation Sans"/>
           <w:b w:val="false"/>
           <w:i w:val="false"/>
           <w:caps w:val="false"/>
@@ -4718,7 +4113,32 @@
           <w:sz w:val="24"/>
           <w:szCs w:val="24"/>
         </w:rPr>
-        <w:t>CONTENTS HO XYZ Parameters</w:t>
+        <w:t>1 Add the old CONTENTS line to the new param file (HO-XYZ.xtp). Note: the first line is the new Contents Label</w:t>
+      </w:r>
+    </w:p>
+    <w:p>
+      <w:pPr>
+        <w:pStyle w:val="Normal"/>
+        <w:rPr>
+          <w:b w:val="false"/>
+          <w:b w:val="false"/>
+          <w:i w:val="false"/>
+          <w:i w:val="false"/>
+          <w:caps w:val="false"/>
+          <w:smallCaps w:val="false"/>
+          <w:color w:val="333333"/>
+          <w:spacing w:val="0"/>
+        </w:rPr>
+      </w:pPr>
+      <w:r>
+        <w:rPr>
+          <w:b w:val="false"/>
+          <w:i w:val="false"/>
+          <w:caps w:val="false"/>
+          <w:smallCaps w:val="false"/>
+          <w:color w:val="333333"/>
+          <w:spacing w:val="0"/>
+        </w:rPr>
       </w:r>
     </w:p>
     <w:p>
@@ -4732,7 +4152,7 @@
         <w:rPr>
           <w:rStyle w:val="Emphasis"/>
           <w:rFonts w:ascii="Liberation Mono" w:hAnsi="Liberation Mono"/>
-          <w:b/>
+          <w:b w:val="false"/>
           <w:i w:val="false"/>
           <w:caps w:val="false"/>
           <w:smallCaps w:val="false"/>
@@ -4741,7 +4161,7 @@
           <w:sz w:val="24"/>
           <w:szCs w:val="24"/>
         </w:rPr>
-        <w:t>CONTENTS XYZ Parameters</w:t>
+        <w:t>CONTENTS HO XYZ Parameters</w:t>
       </w:r>
     </w:p>
     <w:p>
@@ -4749,41 +4169,13 @@
         <w:pStyle w:val="Normal"/>
         <w:widowControl/>
         <w:ind w:left="709" w:right="0" w:hanging="0"/>
-        <w:rPr>
-          <w:rFonts w:ascii="Helvetica Neue;Helvetica;Arial;sans-serif" w:hAnsi="Helvetica Neue;Helvetica;Arial;sans-serif"/>
-          <w:b w:val="false"/>
-          <w:b w:val="false"/>
-          <w:i w:val="false"/>
-          <w:i w:val="false"/>
-          <w:caps w:val="false"/>
-          <w:smallCaps w:val="false"/>
-          <w:color w:val="333333"/>
-          <w:spacing w:val="0"/>
-        </w:rPr>
-      </w:pPr>
-      <w:r>
-        <w:rPr>
-          <w:rFonts w:ascii="Helvetica Neue;Helvetica;Arial;sans-serif" w:hAnsi="Helvetica Neue;Helvetica;Arial;sans-serif"/>
-          <w:b w:val="false"/>
-          <w:i w:val="false"/>
-          <w:caps w:val="false"/>
-          <w:smallCaps w:val="false"/>
-          <w:color w:val="333333"/>
-          <w:spacing w:val="0"/>
-        </w:rPr>
-      </w:r>
-    </w:p>
-    <w:p>
-      <w:pPr>
-        <w:pStyle w:val="Normal"/>
-        <w:widowControl/>
-        <w:ind w:left="0" w:right="0" w:hanging="0"/>
-        <w:rPr/>
-      </w:pPr>
-      <w:r>
-        <w:rPr>
-          <w:rFonts w:ascii="Liberation Sans" w:hAnsi="Liberation Sans"/>
-          <w:b w:val="false"/>
+        <w:rPr/>
+      </w:pPr>
+      <w:r>
+        <w:rPr>
+          <w:rStyle w:val="Emphasis"/>
+          <w:rFonts w:ascii="Liberation Mono" w:hAnsi="Liberation Mono"/>
+          <w:b/>
           <w:i w:val="false"/>
           <w:caps w:val="false"/>
           <w:smallCaps w:val="false"/>
@@ -4792,7 +4184,7 @@
           <w:sz w:val="24"/>
           <w:szCs w:val="24"/>
         </w:rPr>
-        <w:t>2. Update xtrkcad.upd with the current date and append the name of the new param file</w:t>
+        <w:t>CONTENTS XYZ Parameters</w:t>
       </w:r>
     </w:p>
     <w:p>
@@ -4800,12 +4192,40 @@
         <w:pStyle w:val="Normal"/>
         <w:widowControl/>
         <w:ind w:left="709" w:right="0" w:hanging="0"/>
-        <w:rPr/>
-      </w:pPr>
-      <w:r>
         <w:rPr>
           <w:rFonts w:ascii="Helvetica Neue;Helvetica;Arial;sans-serif" w:hAnsi="Helvetica Neue;Helvetica;Arial;sans-serif"/>
           <w:b w:val="false"/>
+          <w:b w:val="false"/>
+          <w:i w:val="false"/>
+          <w:i w:val="false"/>
+          <w:caps w:val="false"/>
+          <w:smallCaps w:val="false"/>
+          <w:color w:val="333333"/>
+          <w:spacing w:val="0"/>
+        </w:rPr>
+      </w:pPr>
+      <w:r>
+        <w:rPr>
+          <w:rFonts w:ascii="Helvetica Neue;Helvetica;Arial;sans-serif" w:hAnsi="Helvetica Neue;Helvetica;Arial;sans-serif"/>
+          <w:b w:val="false"/>
+          <w:i w:val="false"/>
+          <w:caps w:val="false"/>
+          <w:smallCaps w:val="false"/>
+          <w:color w:val="333333"/>
+          <w:spacing w:val="0"/>
+        </w:rPr>
+      </w:r>
+    </w:p>
+    <w:p>
+      <w:pPr>
+        <w:pStyle w:val="Normal"/>
+        <w:widowControl/>
+        <w:ind w:left="0" w:right="0" w:hanging="0"/>
+        <w:rPr>
+          <w:rFonts w:ascii="Liberation Sans" w:hAnsi="Liberation Sans"/>
+          <w:b w:val="false"/>
+          <w:b w:val="false"/>
+          <w:i w:val="false"/>
           <w:i w:val="false"/>
           <w:caps w:val="false"/>
           <w:smallCaps w:val="false"/>
@@ -4814,13 +4234,11 @@
           <w:sz w:val="24"/>
           <w:szCs w:val="24"/>
         </w:rPr>
-        <w:br/>
-      </w:r>
-      <w:r>
-        <w:rPr>
-          <w:rStyle w:val="Emphasis"/>
-          <w:rFonts w:ascii="Liberation Mono" w:hAnsi="Liberation Mono"/>
-          <w:b/>
+      </w:pPr>
+      <w:r>
+        <w:rPr>
+          <w:rFonts w:ascii="Liberation Sans" w:hAnsi="Liberation Sans"/>
+          <w:b w:val="false"/>
           <w:i w:val="false"/>
           <w:caps w:val="false"/>
           <w:smallCaps w:val="false"/>
@@ -4829,11 +4247,19 @@
           <w:sz w:val="24"/>
           <w:szCs w:val="24"/>
         </w:rPr>
-        <w:t>...</w:t>
-      </w:r>
-      <w:r>
-        <w:rPr>
-          <w:rFonts w:ascii="Liberation Mono" w:hAnsi="Liberation Mono"/>
+        <w:t>2. Update xtrkcad.upd with the current date and append the name of the new param file</w:t>
+      </w:r>
+    </w:p>
+    <w:p>
+      <w:pPr>
+        <w:pStyle w:val="Normal"/>
+        <w:widowControl/>
+        <w:ind w:left="709" w:right="0" w:hanging="0"/>
+        <w:rPr/>
+      </w:pPr>
+      <w:r>
+        <w:rPr>
+          <w:rFonts w:ascii="Helvetica Neue;Helvetica;Arial;sans-serif" w:hAnsi="Helvetica Neue;Helvetica;Arial;sans-serif"/>
           <w:b w:val="false"/>
           <w:i w:val="false"/>
           <w:caps w:val="false"/>
@@ -4858,7 +4284,7 @@
           <w:sz w:val="24"/>
           <w:szCs w:val="24"/>
         </w:rPr>
-        <w:t>20220108</w:t>
+        <w:t>...</w:t>
       </w:r>
       <w:r>
         <w:rPr>
@@ -4887,21 +4313,12 @@
           <w:sz w:val="24"/>
           <w:szCs w:val="24"/>
         </w:rPr>
-        <w:t>...</w:t>
-      </w:r>
-    </w:p>
-    <w:p>
-      <w:pPr>
-        <w:pStyle w:val="Normal"/>
-        <w:widowControl/>
-        <w:ind w:left="709" w:right="0" w:hanging="0"/>
-        <w:rPr/>
-      </w:pPr>
-      <w:r>
-        <w:rPr>
-          <w:rStyle w:val="Emphasis"/>
+        <w:t>20220108</w:t>
+      </w:r>
+      <w:r>
+        <w:rPr>
           <w:rFonts w:ascii="Liberation Mono" w:hAnsi="Liberation Mono"/>
-          <w:b/>
+          <w:b w:val="false"/>
           <w:i w:val="false"/>
           <w:caps w:val="false"/>
           <w:smallCaps w:val="false"/>
@@ -4910,13 +4327,51 @@
           <w:sz w:val="24"/>
           <w:szCs w:val="24"/>
         </w:rPr>
+        <w:br/>
+      </w:r>
+      <w:r>
+        <w:rPr>
+          <w:rStyle w:val="Emphasis"/>
+          <w:rFonts w:ascii="Liberation Mono" w:hAnsi="Liberation Mono"/>
+          <w:b/>
+          <w:i w:val="false"/>
+          <w:caps w:val="false"/>
+          <w:smallCaps w:val="false"/>
+          <w:color w:val="333333"/>
+          <w:spacing w:val="0"/>
+          <w:sz w:val="24"/>
+          <w:szCs w:val="24"/>
+        </w:rPr>
+        <w:t>...</w:t>
+      </w:r>
+    </w:p>
+    <w:p>
+      <w:pPr>
+        <w:pStyle w:val="Normal"/>
+        <w:widowControl/>
+        <w:ind w:left="709" w:right="0" w:hanging="0"/>
+        <w:rPr/>
+      </w:pPr>
+      <w:r>
+        <w:rPr>
+          <w:rStyle w:val="Emphasis"/>
+          <w:rFonts w:ascii="Liberation Mono" w:hAnsi="Liberation Mono"/>
+          <w:b/>
+          <w:i w:val="false"/>
+          <w:caps w:val="false"/>
+          <w:smallCaps w:val="false"/>
+          <w:color w:val="333333"/>
+          <w:spacing w:val="0"/>
+          <w:sz w:val="24"/>
+          <w:szCs w:val="24"/>
+        </w:rPr>
         <w:t>HO-XYZ.xtp</w:t>
       </w:r>
     </w:p>
     <w:p>
       <w:pPr>
         <w:pStyle w:val="TextBody"/>
-        <w:ind w:left="709" w:hanging="0"/>
+        <w:ind w:left="709" w:right="0" w:hanging="0"/>
         <w:rPr>
           <w:rFonts w:ascii="Liberation Mono" w:hAnsi="Liberation Mono"/>
           <w:sz w:val="24"/>
@@ -4969,7 +4424,7 @@
         </w:numPr>
         <w:suppressAutoHyphens w:val="true"/>
         <w:bidi w:val="0"/>
-        <w:ind w:left="0" w:hanging="0"/>
+        <w:ind w:left="0" w:right="0" w:hanging="0"/>
         <w:jc w:val="left"/>
         <w:rPr/>
       </w:pPr>
@@ -4988,7 +4443,7 @@
           <w:numId w:val="0"/>
         </w:numPr>
         <w:bidi w:val="0"/>
-        <w:ind w:left="0" w:hanging="0"/>
+        <w:ind w:left="0" w:right="0" w:hanging="0"/>
         <w:jc w:val="left"/>
         <w:rPr/>
       </w:pPr>
@@ -5004,7 +4459,7 @@
         <w:pStyle w:val="Heading2"/>
         <w:numPr>
           <w:ilvl w:val="1"/>
-          <w:numId w:val="2"/>
+          <w:numId w:val="3"/>
         </w:numPr>
         <w:rPr/>
       </w:pPr>
@@ -5145,7 +4600,7 @@
           <w:numId w:val="0"/>
         </w:numPr>
         <w:bidi w:val="0"/>
-        <w:ind w:left="0" w:hanging="0"/>
+        <w:ind w:left="0" w:right="0" w:hanging="0"/>
         <w:jc w:val="left"/>
         <w:rPr/>
       </w:pPr>
@@ -5159,34 +4614,116 @@
     <w:p>
       <w:pPr>
         <w:pStyle w:val="Normal"/>
+        <w:spacing w:before="114" w:after="114"/>
+        <w:ind w:left="0" w:right="0" w:hanging="0"/>
+        <w:rPr/>
+      </w:pPr>
+      <w:r>
+        <w:rPr>
+          <w:rFonts w:ascii="Liberation Sans" w:hAnsi="Liberation Sans"/>
+          <w:b/>
+          <w:bCs/>
+        </w:rPr>
+        <w:t>Wlib</w:t>
+      </w:r>
+      <w:r>
+        <w:rPr>
+          <w:rFonts w:ascii="Liberation Sans" w:hAnsi="Liberation Sans"/>
+          <w:b w:val="false"/>
+          <w:bCs w:val="false"/>
+        </w:rPr>
+        <w:t xml:space="preserve"> packages the interface between the core XTrkCad code and the underlying windowing tool kit (MS-Windows or GTK2).  There is currently work to migrate to GTK3, which will be the same toolkiit for all platforms.</w:t>
+      </w:r>
+    </w:p>
+    <w:p>
+      <w:pPr>
+        <w:pStyle w:val="Normal"/>
         <w:numPr>
-          <w:ilvl w:val="0"/>
-          <w:numId w:val="0"/>
+          <w:ilvl w:val="1"/>
+          <w:numId w:val="5"/>
         </w:numPr>
         <w:spacing w:before="114" w:after="114"/>
-        <w:ind w:left="0" w:hanging="0"/>
-        <w:rPr>
-          <w:rFonts w:ascii="Liberation Sans" w:hAnsi="Liberation Sans"/>
-          <w:b/>
+        <w:rPr>
+          <w:rFonts w:ascii="Liberation Sans" w:hAnsi="Liberation Sans"/>
+          <w:b w:val="false"/>
+          <w:b w:val="false"/>
+          <w:bCs w:val="false"/>
+        </w:rPr>
+      </w:pPr>
+      <w:r>
+        <w:rPr>
+          <w:rFonts w:ascii="Liberation Sans" w:hAnsi="Liberation Sans"/>
+          <w:b w:val="false"/>
+          <w:bCs w:val="false"/>
+        </w:rPr>
+        <w:t xml:space="preserve">WLib calls mostly create and interact with a variety window objects (wButton, wString, wDraw, collectively known as wControl).  Many of these objects notify the core code when certain events occur (button push, text entry,...) via Callback function pointers specified when the object is created.  </w:t>
+      </w:r>
+    </w:p>
+    <w:p>
+      <w:pPr>
+        <w:pStyle w:val="Normal"/>
+        <w:numPr>
+          <w:ilvl w:val="1"/>
+          <w:numId w:val="5"/>
+        </w:numPr>
+        <w:spacing w:before="114" w:after="114"/>
+        <w:rPr/>
+      </w:pPr>
+      <w:r>
+        <w:rPr>
+          <w:rFonts w:ascii="Liberation Sans" w:hAnsi="Liberation Sans"/>
+          <w:b w:val="false"/>
+          <w:bCs w:val="false"/>
+        </w:rPr>
+        <w:t>The Callback also is passed a Context value which was specified at creation.  This Context value is a void</w:t>
+      </w:r>
+      <w:r>
+        <w:rPr>
+          <w:rFonts w:ascii="Liberation Sans" w:hAnsi="Liberation Sans"/>
           <w:b/>
           <w:bCs/>
         </w:rPr>
-      </w:pPr>
+        <w:t xml:space="preserve"> *</w:t>
+      </w:r>
+      <w:r>
+        <w:rPr>
+          <w:rFonts w:ascii="Liberation Sans" w:hAnsi="Liberation Sans"/>
+          <w:b w:val="false"/>
+          <w:bCs w:val="false"/>
+        </w:rPr>
+        <w:t xml:space="preserve"> value, but sometimes the creator of the object needs a integral valiue. A pair of defines </w:t>
+      </w:r>
       <w:r>
         <w:rPr>
           <w:rFonts w:ascii="Liberation Sans" w:hAnsi="Liberation Sans"/>
           <w:b/>
           <w:bCs/>
         </w:rPr>
-        <w:t>Wlib</w:t>
-      </w:r>
-      <w:r>
-        <w:rPr>
-          <w:rFonts w:ascii="Liberation Sans" w:hAnsi="Liberation Sans"/>
-          <w:b w:val="false"/>
-          <w:bCs w:val="false"/>
-        </w:rPr>
-        <w:t xml:space="preserve"> packages the interface between the core XTrkCad code and the underlying windowing tool kit (MS-Windows or GTK2).  There is currently work to migrate to GTK3, which will be the same toolkiit for all platforms.</w:t>
+        <w:t>I2VP()</w:t>
+      </w:r>
+      <w:r>
+        <w:rPr>
+          <w:rFonts w:ascii="Liberation Sans" w:hAnsi="Liberation Sans"/>
+          <w:b w:val="false"/>
+          <w:bCs w:val="false"/>
+        </w:rPr>
+        <w:t xml:space="preserve"> and </w:t>
+      </w:r>
+      <w:r>
+        <w:rPr>
+          <w:rFonts w:ascii="Liberation Sans" w:hAnsi="Liberation Sans"/>
+          <w:b/>
+          <w:bCs/>
+        </w:rPr>
+        <w:t>VP2I()</w:t>
+      </w:r>
+      <w:r>
+        <w:rPr>
+          <w:rFonts w:ascii="Liberation Sans" w:hAnsi="Liberation Sans"/>
+          <w:b w:val="false"/>
+          <w:bCs w:val="false"/>
+        </w:rPr>
+        <w:t xml:space="preserve"> handle the conversion of integral value to the void * Context. Typicall I2VP() is used when creating window object and VP2L in callbacks.</w:t>
       </w:r>
     </w:p>
     <w:p>
@@ -5194,23 +4731,34 @@
         <w:pStyle w:val="Normal"/>
         <w:numPr>
           <w:ilvl w:val="1"/>
-          <w:numId w:val="4"/>
+          <w:numId w:val="5"/>
         </w:numPr>
         <w:spacing w:before="114" w:after="114"/>
-        <w:rPr>
-          <w:rFonts w:ascii="Liberation Sans" w:hAnsi="Liberation Sans"/>
-          <w:b/>
+        <w:rPr/>
+      </w:pPr>
+      <w:r>
+        <w:rPr>
+          <w:rFonts w:ascii="Liberation Sans" w:hAnsi="Liberation Sans"/>
+          <w:b w:val="false"/>
+          <w:bCs w:val="false"/>
+        </w:rPr>
+        <w:t xml:space="preserve">Sometimes we use a </w:t>
+      </w:r>
+      <w:r>
+        <w:rPr>
+          <w:rFonts w:ascii="Liberation Sans" w:hAnsi="Liberation Sans"/>
           <w:b/>
           <w:bCs/>
         </w:rPr>
-      </w:pPr>
-      <w:r>
-        <w:rPr>
-          <w:rFonts w:ascii="Liberation Sans" w:hAnsi="Liberation Sans"/>
-          <w:b w:val="false"/>
-          <w:bCs w:val="false"/>
-        </w:rPr>
-        <w:t xml:space="preserve">WLib calls mostly create and interact with a variety window objects (wButton, wString, wDraw, collectively known as wControl).  Many of these objects notify the core code when certain events occur (button push, text entry,...) via Callback function pointers specified when the object is created.  </w:t>
+        <w:t>void * context</w:t>
+      </w:r>
+      <w:r>
+        <w:rPr>
+          <w:rFonts w:ascii="Liberation Sans" w:hAnsi="Liberation Sans"/>
+          <w:b w:val="false"/>
+          <w:bCs w:val="false"/>
+        </w:rPr>
+        <w:t xml:space="preserve"> in other places as a generic value(eg paramData_t) and use L2VP()/VP2L() pairs to access integral values.</w:t>
       </w:r>
     </w:p>
     <w:p>
@@ -5218,71 +4766,20 @@
         <w:pStyle w:val="Normal"/>
         <w:numPr>
           <w:ilvl w:val="1"/>
-          <w:numId w:val="4"/>
+          <w:numId w:val="5"/>
         </w:numPr>
         <w:spacing w:before="114" w:after="114"/>
         <w:rPr>
-          <w:rFonts w:ascii="Liberation Sans" w:hAnsi="Liberation Sans"/>
-          <w:b/>
-          <w:b/>
-          <w:bCs/>
-        </w:rPr>
-      </w:pPr>
-      <w:r>
-        <w:rPr>
-          <w:rFonts w:ascii="Liberation Sans" w:hAnsi="Liberation Sans"/>
-          <w:b w:val="false"/>
-          <w:bCs w:val="false"/>
-        </w:rPr>
-        <w:t>The Callback also is passed a Context value which was specified at creation.  This Context value is a void</w:t>
-      </w:r>
-      <w:r>
-        <w:rPr>
-          <w:rFonts w:ascii="Liberation Sans" w:hAnsi="Liberation Sans"/>
-          <w:b/>
-          <w:bCs/>
-        </w:rPr>
-        <w:t xml:space="preserve"> *</w:t>
-      </w:r>
-      <w:r>
-        <w:rPr>
-          <w:rFonts w:ascii="Liberation Sans" w:hAnsi="Liberation Sans"/>
-          <w:b w:val="false"/>
-          <w:bCs w:val="false"/>
-        </w:rPr>
-        <w:t xml:space="preserve"> value, but sometimes the creator of the object needs a integral valiue. A pair of defines </w:t>
-      </w:r>
-      <w:r>
-        <w:rPr>
-          <w:rFonts w:ascii="Liberation Sans" w:hAnsi="Liberation Sans"/>
-          <w:b/>
-          <w:bCs/>
-        </w:rPr>
-        <w:t>I2VP()</w:t>
-      </w:r>
-      <w:r>
-        <w:rPr>
-          <w:rFonts w:ascii="Liberation Sans" w:hAnsi="Liberation Sans"/>
-          <w:b w:val="false"/>
-          <w:bCs w:val="false"/>
-        </w:rPr>
-        <w:t xml:space="preserve"> and </w:t>
-      </w:r>
-      <w:r>
-        <w:rPr>
-          <w:rFonts w:ascii="Liberation Sans" w:hAnsi="Liberation Sans"/>
-          <w:b/>
-          <w:bCs/>
-        </w:rPr>
-        <w:t>VP2I()</w:t>
-      </w:r>
-      <w:r>
-        <w:rPr>
-          <w:rFonts w:ascii="Liberation Sans" w:hAnsi="Liberation Sans"/>
-          <w:b w:val="false"/>
-          <w:bCs w:val="false"/>
-        </w:rPr>
-        <w:t xml:space="preserve"> handle the conversion of integral value to the void * Context. Typicall I2VP() is used when creating window object and VP2L in callbacks.</w:t>
+          <w:b w:val="false"/>
+          <w:b w:val="false"/>
+          <w:bCs w:val="false"/>
+        </w:rPr>
+      </w:pPr>
+      <w:r>
+        <w:rPr>
+          <w:b w:val="false"/>
+          <w:bCs w:val="false"/>
+        </w:rPr>
       </w:r>
     </w:p>
     <w:p>
@@ -5290,39 +4787,20 @@
         <w:pStyle w:val="Normal"/>
         <w:numPr>
           <w:ilvl w:val="1"/>
-          <w:numId w:val="4"/>
+          <w:numId w:val="5"/>
         </w:numPr>
         <w:spacing w:before="114" w:after="114"/>
         <w:rPr>
-          <w:rFonts w:ascii="Liberation Sans" w:hAnsi="Liberation Sans"/>
-          <w:b/>
-          <w:b/>
-          <w:bCs/>
-        </w:rPr>
-      </w:pPr>
-      <w:r>
-        <w:rPr>
-          <w:rFonts w:ascii="Liberation Sans" w:hAnsi="Liberation Sans"/>
-          <w:b w:val="false"/>
-          <w:bCs w:val="false"/>
-        </w:rPr>
-        <w:t xml:space="preserve">Sometimes we use a </w:t>
-      </w:r>
-      <w:r>
-        <w:rPr>
-          <w:rFonts w:ascii="Liberation Sans" w:hAnsi="Liberation Sans"/>
-          <w:b/>
-          <w:bCs/>
-        </w:rPr>
-        <w:t>void * context</w:t>
-      </w:r>
-      <w:r>
-        <w:rPr>
-          <w:rFonts w:ascii="Liberation Sans" w:hAnsi="Liberation Sans"/>
-          <w:b w:val="false"/>
-          <w:bCs w:val="false"/>
-        </w:rPr>
-        <w:t xml:space="preserve"> in other places as a generic value(eg paramData_t) and use L2VP()/VP2L() pairs to access integral values.</w:t>
+          <w:b w:val="false"/>
+          <w:b w:val="false"/>
+          <w:bCs w:val="false"/>
+        </w:rPr>
+      </w:pPr>
+      <w:r>
+        <w:rPr>
+          <w:b w:val="false"/>
+          <w:bCs w:val="false"/>
+        </w:rPr>
       </w:r>
     </w:p>
     <w:p>
@@ -5330,7 +4808,7 @@
         <w:pStyle w:val="Normal"/>
         <w:numPr>
           <w:ilvl w:val="1"/>
-          <w:numId w:val="4"/>
+          <w:numId w:val="5"/>
         </w:numPr>
         <w:spacing w:before="114" w:after="114"/>
         <w:rPr>
@@ -5351,7 +4829,7 @@
         <w:pStyle w:val="Normal"/>
         <w:numPr>
           <w:ilvl w:val="1"/>
-          <w:numId w:val="4"/>
+          <w:numId w:val="5"/>
         </w:numPr>
         <w:spacing w:before="114" w:after="114"/>
         <w:rPr>
@@ -5370,69 +4848,23 @@
     <w:p>
       <w:pPr>
         <w:pStyle w:val="Normal"/>
-        <w:numPr>
-          <w:ilvl w:val="1"/>
-          <w:numId w:val="4"/>
-        </w:numPr>
-        <w:spacing w:before="114" w:after="114"/>
-        <w:rPr>
-          <w:b w:val="false"/>
-          <w:b w:val="false"/>
-          <w:bCs w:val="false"/>
-        </w:rPr>
-      </w:pPr>
-      <w:r>
-        <w:rPr>
-          <w:b w:val="false"/>
-          <w:bCs w:val="false"/>
-        </w:rPr>
-      </w:r>
-    </w:p>
-    <w:p>
-      <w:pPr>
-        <w:pStyle w:val="Normal"/>
-        <w:numPr>
-          <w:ilvl w:val="1"/>
-          <w:numId w:val="4"/>
-        </w:numPr>
-        <w:spacing w:before="114" w:after="114"/>
-        <w:rPr>
-          <w:b w:val="false"/>
-          <w:b w:val="false"/>
-          <w:bCs w:val="false"/>
-        </w:rPr>
-      </w:pPr>
-      <w:r>
-        <w:rPr>
-          <w:b w:val="false"/>
-          <w:bCs w:val="false"/>
-        </w:rPr>
-      </w:r>
-    </w:p>
-    <w:p>
-      <w:pPr>
-        <w:pStyle w:val="Normal"/>
-        <w:rPr>
-          <w:b w:val="false"/>
-          <w:b w:val="false"/>
-          <w:bCs w:val="false"/>
-        </w:rPr>
-      </w:pPr>
-      <w:r>
-        <w:rPr>
-          <w:b w:val="false"/>
-          <w:bCs w:val="false"/>
-        </w:rPr>
-      </w:r>
-    </w:p>
-    <w:p>
-      <w:pPr>
-        <w:pStyle w:val="Normal"/>
-        <w:numPr>
-          <w:ilvl w:val="0"/>
-          <w:numId w:val="0"/>
-        </w:numPr>
-        <w:ind w:left="0" w:hanging="0"/>
+        <w:rPr>
+          <w:b w:val="false"/>
+          <w:b w:val="false"/>
+          <w:bCs w:val="false"/>
+        </w:rPr>
+      </w:pPr>
+      <w:r>
+        <w:rPr>
+          <w:b w:val="false"/>
+          <w:bCs w:val="false"/>
+        </w:rPr>
+      </w:r>
+    </w:p>
+    <w:p>
+      <w:pPr>
+        <w:pStyle w:val="Normal"/>
+        <w:ind w:left="0" w:right="0" w:hanging="0"/>
         <w:rPr>
           <w:b w:val="false"/>
           <w:b w:val="false"/>
@@ -5456,7 +4888,7 @@
           <w:ilvl w:val="0"/>
           <w:numId w:val="0"/>
         </w:numPr>
-        <w:ind w:left="0" w:hanging="0"/>
+        <w:ind w:left="0" w:right="0" w:hanging="0"/>
         <w:rPr/>
       </w:pPr>
       <w:bookmarkStart w:id="13" w:name="__RefHeading___Toc113_2394484777"/>
@@ -5562,7 +4994,7 @@
           <w:numId w:val="0"/>
         </w:numPr>
         <w:suppressAutoHyphens w:val="true"/>
-        <w:ind w:left="0" w:hanging="0"/>
+        <w:ind w:left="0" w:right="0" w:hanging="0"/>
         <w:jc w:val="left"/>
         <w:rPr/>
       </w:pPr>
@@ -5580,7 +5012,7 @@
           <w:ilvl w:val="0"/>
           <w:numId w:val="0"/>
         </w:numPr>
-        <w:ind w:left="0" w:hanging="0"/>
+        <w:ind w:left="0" w:right="0" w:hanging="0"/>
         <w:rPr/>
       </w:pPr>
       <w:bookmarkStart w:id="14" w:name="__RefHeading___Toc115_2394484777"/>
@@ -5594,11 +5026,9 @@
       <w:pPr>
         <w:pStyle w:val="TextBody"/>
         <w:bidi w:val="0"/>
-        <w:ind w:left="0" w:hanging="0"/>
+        <w:ind w:left="0" w:right="0" w:hanging="0"/>
         <w:jc w:val="left"/>
-        <w:rPr>
-          <w:rFonts w:ascii="Liberation Sans" w:hAnsi="Liberation Sans"/>
-        </w:rPr>
+        <w:rPr/>
       </w:pPr>
       <w:r>
         <w:rPr>
@@ -5634,7 +5064,7 @@
         <w:pStyle w:val="Heading2"/>
         <w:numPr>
           <w:ilvl w:val="1"/>
-          <w:numId w:val="3"/>
+          <w:numId w:val="4"/>
         </w:numPr>
         <w:rPr/>
       </w:pPr>
@@ -5648,12 +5078,8 @@
     <w:p>
       <w:pPr>
         <w:pStyle w:val="TextBody"/>
-        <w:numPr>
-          <w:ilvl w:val="0"/>
-          <w:numId w:val="0"/>
-        </w:numPr>
         <w:bidi w:val="0"/>
-        <w:ind w:left="720" w:hanging="0"/>
+        <w:ind w:left="720" w:right="0" w:hanging="0"/>
         <w:jc w:val="left"/>
         <w:rPr>
           <w:rFonts w:ascii="Liberation Sans" w:hAnsi="Liberation Sans"/>
@@ -5671,7 +5097,7 @@
         <w:pStyle w:val="Heading2"/>
         <w:numPr>
           <w:ilvl w:val="1"/>
-          <w:numId w:val="3"/>
+          <w:numId w:val="4"/>
         </w:numPr>
         <w:rPr/>
       </w:pPr>
@@ -5685,16 +5111,10 @@
     <w:p>
       <w:pPr>
         <w:pStyle w:val="TextBody"/>
-        <w:numPr>
-          <w:ilvl w:val="0"/>
-          <w:numId w:val="0"/>
-        </w:numPr>
         <w:bidi w:val="0"/>
-        <w:ind w:left="720" w:hanging="0"/>
+        <w:ind w:left="720" w:right="0" w:hanging="0"/>
         <w:jc w:val="left"/>
-        <w:rPr>
-          <w:rFonts w:ascii="Liberation Sans" w:hAnsi="Liberation Sans"/>
-        </w:rPr>
+        <w:rPr/>
       </w:pPr>
       <w:r>
         <w:rPr>
@@ -5738,7 +5158,7 @@
         <w:pStyle w:val="Heading2"/>
         <w:numPr>
           <w:ilvl w:val="1"/>
-          <w:numId w:val="3"/>
+          <w:numId w:val="4"/>
         </w:numPr>
         <w:rPr/>
       </w:pPr>
@@ -5752,12 +5172,8 @@
     <w:p>
       <w:pPr>
         <w:pStyle w:val="TextBody"/>
-        <w:numPr>
-          <w:ilvl w:val="0"/>
-          <w:numId w:val="0"/>
-        </w:numPr>
         <w:bidi w:val="0"/>
-        <w:ind w:left="720" w:hanging="0"/>
+        <w:ind w:left="720" w:right="0" w:hanging="0"/>
         <w:jc w:val="left"/>
         <w:rPr>
           <w:rFonts w:ascii="Liberation Sans" w:hAnsi="Liberation Sans"/>
@@ -5775,7 +5191,7 @@
         <w:pStyle w:val="Heading2"/>
         <w:numPr>
           <w:ilvl w:val="1"/>
-          <w:numId w:val="3"/>
+          <w:numId w:val="4"/>
         </w:numPr>
         <w:rPr/>
       </w:pPr>
@@ -5791,7 +5207,7 @@
         <w:pStyle w:val="Heading2"/>
         <w:numPr>
           <w:ilvl w:val="1"/>
-          <w:numId w:val="3"/>
+          <w:numId w:val="4"/>
         </w:numPr>
         <w:rPr/>
       </w:pPr>
@@ -5809,7 +5225,7 @@
           <w:ilvl w:val="0"/>
           <w:numId w:val="0"/>
         </w:numPr>
-        <w:ind w:left="0" w:hanging="0"/>
+        <w:ind w:left="0" w:right="0" w:hanging="0"/>
         <w:rPr/>
       </w:pPr>
       <w:bookmarkStart w:id="19" w:name="__RefHeading___Toc87_1320853591"/>
@@ -5822,32 +5238,128 @@
     <w:p>
       <w:pPr>
         <w:pStyle w:val="Normal"/>
+        <w:numPr>
+          <w:ilvl w:val="1"/>
+          <w:numId w:val="5"/>
+        </w:numPr>
+        <w:rPr>
+          <w:rFonts w:ascii="Liberation Sans" w:hAnsi="Liberation Sans"/>
+        </w:rPr>
+      </w:pPr>
+      <w:r>
+        <w:rPr>
+          <w:rFonts w:ascii="Liberation Sans" w:hAnsi="Liberation Sans"/>
+        </w:rPr>
+        <w:t>There are four types of errors:</w:t>
+      </w:r>
+    </w:p>
+    <w:p>
+      <w:pPr>
+        <w:pStyle w:val="Normal"/>
+        <w:rPr>
+          <w:rFonts w:ascii="Liberation Sans" w:hAnsi="Liberation Sans"/>
+        </w:rPr>
+      </w:pPr>
+      <w:r>
+        <w:rPr>
+          <w:rFonts w:ascii="Liberation Sans" w:hAnsi="Liberation Sans"/>
+        </w:rPr>
+      </w:r>
+    </w:p>
+    <w:p>
+      <w:pPr>
+        <w:pStyle w:val="Heading2"/>
         <w:numPr>
           <w:ilvl w:val="1"/>
           <w:numId w:val="4"/>
         </w:numPr>
-        <w:rPr>
-          <w:rFonts w:ascii="Liberation Sans" w:hAnsi="Liberation Sans"/>
-        </w:rPr>
-      </w:pPr>
-      <w:r>
-        <w:rPr>
-          <w:rFonts w:ascii="Liberation Sans" w:hAnsi="Liberation Sans"/>
-        </w:rPr>
-        <w:t>There are four types of errors:</w:t>
-      </w:r>
-    </w:p>
-    <w:p>
-      <w:pPr>
-        <w:pStyle w:val="Normal"/>
-        <w:rPr>
-          <w:rFonts w:ascii="Liberation Sans" w:hAnsi="Liberation Sans"/>
-        </w:rPr>
-      </w:pPr>
-      <w:r>
-        <w:rPr>
-          <w:rFonts w:ascii="Liberation Sans" w:hAnsi="Liberation Sans"/>
-        </w:rPr>
+        <w:rPr/>
+      </w:pPr>
+      <w:bookmarkStart w:id="20" w:name="__RefHeading___Toc372_3696126145"/>
+      <w:bookmarkEnd w:id="20"/>
+      <w:r>
+        <w:rPr/>
+        <w:t>User Input Errors</w:t>
+      </w:r>
+    </w:p>
+    <w:p>
+      <w:pPr>
+        <w:pStyle w:val="TextBody"/>
+        <w:bidi w:val="0"/>
+        <w:ind w:left="720" w:right="0" w:hanging="0"/>
+        <w:jc w:val="left"/>
+        <w:rPr>
+          <w:rFonts w:ascii="Liberation Sans" w:hAnsi="Liberation Sans"/>
+        </w:rPr>
+      </w:pPr>
+      <w:r>
+        <w:rPr>
+          <w:rFonts w:ascii="Liberation Sans" w:hAnsi="Liberation Sans"/>
+        </w:rPr>
+        <w:t>This includes invalid entries on dialogs, invalid object selection / manipulation.</w:t>
+      </w:r>
+    </w:p>
+    <w:p>
+      <w:pPr>
+        <w:pStyle w:val="TextBody"/>
+        <w:bidi w:val="0"/>
+        <w:ind w:left="720" w:right="0" w:hanging="0"/>
+        <w:jc w:val="left"/>
+        <w:rPr>
+          <w:rFonts w:ascii="Liberation Sans" w:hAnsi="Liberation Sans"/>
+        </w:rPr>
+      </w:pPr>
+      <w:r>
+        <w:rPr>
+          <w:rFonts w:ascii="Liberation Sans" w:hAnsi="Liberation Sans"/>
+        </w:rPr>
+        <w:t xml:space="preserve">The user is directed to correct the error or reset to a valid state.  Invalid dialog values are highlighted and balloon help identifies the problem (typically value out of range),  </w:t>
+      </w:r>
+    </w:p>
+    <w:p>
+      <w:pPr>
+        <w:pStyle w:val="TextBody"/>
+        <w:bidi w:val="0"/>
+        <w:ind w:left="720" w:right="0" w:hanging="0"/>
+        <w:jc w:val="left"/>
+        <w:rPr>
+          <w:rFonts w:ascii="Liberation Sans" w:hAnsi="Liberation Sans"/>
+        </w:rPr>
+      </w:pPr>
+      <w:r>
+        <w:rPr>
+          <w:rFonts w:ascii="Liberation Sans" w:hAnsi="Liberation Sans"/>
+        </w:rPr>
+        <w:t>Otherwise ErrorMessage() can explain the problem.  If it is complex, NoticeWindow() can provide details.  The user should be returned to a state where they can try again.  The message should explain, in user terms, what the problem is and it’s fix.  “Ptr == NULL” is not a useful User Input error.</w:t>
+      </w:r>
+    </w:p>
+    <w:p>
+      <w:pPr>
+        <w:pStyle w:val="TextBody"/>
+        <w:bidi w:val="0"/>
+        <w:ind w:left="720" w:right="0" w:hanging="0"/>
+        <w:jc w:val="left"/>
+        <w:rPr/>
+      </w:pPr>
+      <w:r>
+        <w:rPr>
+          <w:rFonts w:ascii="Liberation Sans" w:hAnsi="Liberation Sans"/>
+        </w:rPr>
+        <w:t xml:space="preserve">Most messages are in </w:t>
+      </w:r>
+      <w:r>
+        <w:rPr>
+          <w:rFonts w:ascii="Liberation Sans" w:hAnsi="Liberation Sans"/>
+          <w:i/>
+          <w:iCs/>
+        </w:rPr>
+        <w:t>help/messages.in</w:t>
+      </w:r>
+      <w:r>
+        <w:rPr>
+          <w:rFonts w:ascii="Liberation Sans" w:hAnsi="Liberation Sans"/>
+        </w:rPr>
+        <w:t xml:space="preserve">.  These entries provide a user centric description of the problem and its resolution.  The errors are added to the ‘Help/Recent  Messages’ list which can direct the user to additional help.  If your error does not fit this model (user-centric description and resolution) then you should consider alternatives: InfoMessage(), Logic Error or LOG().  </w:t>
       </w:r>
     </w:p>
     <w:p>
@@ -5855,26 +5367,22 @@
         <w:pStyle w:val="Heading2"/>
         <w:numPr>
           <w:ilvl w:val="1"/>
-          <w:numId w:val="3"/>
+          <w:numId w:val="4"/>
         </w:numPr>
         <w:rPr/>
       </w:pPr>
-      <w:bookmarkStart w:id="20" w:name="__RefHeading___Toc372_3696126145"/>
-      <w:bookmarkEnd w:id="20"/>
-      <w:r>
-        <w:rPr/>
-        <w:t>User Input Errors</w:t>
+      <w:bookmarkStart w:id="21" w:name="__RefHeading___Toc374_3696126145"/>
+      <w:bookmarkEnd w:id="21"/>
+      <w:r>
+        <w:rPr/>
+        <w:t>File Input Errors</w:t>
       </w:r>
     </w:p>
     <w:p>
       <w:pPr>
         <w:pStyle w:val="TextBody"/>
-        <w:numPr>
-          <w:ilvl w:val="0"/>
-          <w:numId w:val="0"/>
-        </w:numPr>
         <w:bidi w:val="0"/>
-        <w:ind w:left="720" w:hanging="0"/>
+        <w:ind w:left="720" w:right="0" w:hanging="0"/>
         <w:jc w:val="left"/>
         <w:rPr>
           <w:rFonts w:ascii="Liberation Sans" w:hAnsi="Liberation Sans"/>
@@ -5884,18 +5392,14 @@
         <w:rPr>
           <w:rFonts w:ascii="Liberation Sans" w:hAnsi="Liberation Sans"/>
         </w:rPr>
-        <w:t>This includes invalid entries on dialogs, invalid object selection / manipulation.</w:t>
+        <w:t>These could be corrupt files or new files with unsupported features</w:t>
       </w:r>
     </w:p>
     <w:p>
       <w:pPr>
         <w:pStyle w:val="TextBody"/>
-        <w:numPr>
-          <w:ilvl w:val="0"/>
-          <w:numId w:val="0"/>
-        </w:numPr>
         <w:bidi w:val="0"/>
-        <w:ind w:left="720" w:hanging="0"/>
+        <w:ind w:left="720" w:right="0" w:hanging="0"/>
         <w:jc w:val="left"/>
         <w:rPr>
           <w:rFonts w:ascii="Liberation Sans" w:hAnsi="Liberation Sans"/>
@@ -5905,39 +5409,43 @@
         <w:rPr>
           <w:rFonts w:ascii="Liberation Sans" w:hAnsi="Liberation Sans"/>
         </w:rPr>
-        <w:t xml:space="preserve">The user is directed to correct the error or reset to a valid state.  Invalid dialog values are highlighted and balloon help identifies the problem (typically value out of range),  </w:t>
+        <w:t>Generally we try to recover by skipping past the problem after a error message.   InputError() is called which offers the option of terminating processing the file.</w:t>
       </w:r>
     </w:p>
     <w:p>
       <w:pPr>
         <w:pStyle w:val="TextBody"/>
-        <w:numPr>
-          <w:ilvl w:val="0"/>
-          <w:numId w:val="0"/>
-        </w:numPr>
         <w:bidi w:val="0"/>
-        <w:ind w:left="720" w:hanging="0"/>
+        <w:ind w:left="720" w:right="0" w:hanging="0"/>
         <w:jc w:val="left"/>
-        <w:rPr>
-          <w:rFonts w:ascii="Liberation Sans" w:hAnsi="Liberation Sans"/>
-        </w:rPr>
-      </w:pPr>
-      <w:r>
-        <w:rPr>
-          <w:rFonts w:ascii="Liberation Sans" w:hAnsi="Liberation Sans"/>
-        </w:rPr>
-        <w:t>Otherwise ErrorMessage() can explain the problem.  If it is complex, NoticeWindow() can provide details.  The user should be returned to a state where they can try again.  The message should explain, in user terms, what the problem is and it’s fix.  “Ptr == NULL” is not a useful User Input error.</w:t>
+        <w:rPr/>
+      </w:pPr>
+      <w:r>
+        <w:rPr>
+          <w:rFonts w:ascii="Liberation Sans" w:hAnsi="Liberation Sans"/>
+        </w:rPr>
+        <w:t xml:space="preserve">Layout files are versioned so new feature that are not backwards compatible will be caught. If the format of the file has been changed and is not backwards comatible, the file VERSION number has to be updated (See </w:t>
+      </w:r>
+      <w:r>
+        <w:rPr>
+          <w:rFonts w:ascii="Liberation Sans" w:hAnsi="Liberation Sans"/>
+          <w:b/>
+          <w:bCs/>
+        </w:rPr>
+        <w:t>VERSION handling</w:t>
+      </w:r>
+      <w:r>
+        <w:rPr>
+          <w:rFonts w:ascii="Liberation Sans" w:hAnsi="Liberation Sans"/>
+        </w:rPr>
+        <w:t>)</w:t>
       </w:r>
     </w:p>
     <w:p>
       <w:pPr>
         <w:pStyle w:val="TextBody"/>
-        <w:numPr>
-          <w:ilvl w:val="0"/>
-          <w:numId w:val="0"/>
-        </w:numPr>
         <w:bidi w:val="0"/>
-        <w:ind w:left="720" w:hanging="0"/>
+        <w:ind w:left="720" w:right="0" w:hanging="0"/>
         <w:jc w:val="left"/>
         <w:rPr>
           <w:rFonts w:ascii="Liberation Sans" w:hAnsi="Liberation Sans"/>
@@ -5947,21 +5455,7 @@
         <w:rPr>
           <w:rFonts w:ascii="Liberation Sans" w:hAnsi="Liberation Sans"/>
         </w:rPr>
-        <w:t xml:space="preserve">Most messages are in </w:t>
-      </w:r>
-      <w:r>
-        <w:rPr>
-          <w:rFonts w:ascii="Liberation Sans" w:hAnsi="Liberation Sans"/>
-          <w:i/>
-          <w:iCs/>
-        </w:rPr>
-        <w:t>help/messages.in</w:t>
-      </w:r>
-      <w:r>
-        <w:rPr>
-          <w:rFonts w:ascii="Liberation Sans" w:hAnsi="Liberation Sans"/>
-        </w:rPr>
-        <w:t xml:space="preserve">.  These entries provide a user centric description of the problem and its resolution.  The errors are added to the ‘Help/Recent  Messages’ list which can direct the user to additional help.  If your error does not fit this model (user-centric description and resolution) then you should consider alternatives: InfoMessage(), Logic Error or LOG().  </w:t>
+        <w:t>The user is not expected to understand these errors.  The corrupt files must be fixed.</w:t>
       </w:r>
     </w:p>
     <w:p>
@@ -5969,26 +5463,22 @@
         <w:pStyle w:val="Heading2"/>
         <w:numPr>
           <w:ilvl w:val="1"/>
-          <w:numId w:val="3"/>
+          <w:numId w:val="4"/>
         </w:numPr>
         <w:rPr/>
       </w:pPr>
-      <w:bookmarkStart w:id="21" w:name="__RefHeading___Toc374_3696126145"/>
-      <w:bookmarkEnd w:id="21"/>
-      <w:r>
-        <w:rPr/>
-        <w:t>File Input Errors</w:t>
+      <w:bookmarkStart w:id="22" w:name="__RefHeading___Toc376_3696126145"/>
+      <w:bookmarkEnd w:id="22"/>
+      <w:r>
+        <w:rPr/>
+        <w:t>Logic errors</w:t>
       </w:r>
     </w:p>
     <w:p>
       <w:pPr>
         <w:pStyle w:val="TextBody"/>
-        <w:numPr>
-          <w:ilvl w:val="0"/>
-          <w:numId w:val="0"/>
-        </w:numPr>
         <w:bidi w:val="0"/>
-        <w:ind w:left="720" w:hanging="0"/>
+        <w:ind w:left="720" w:right="0" w:hanging="0"/>
         <w:jc w:val="left"/>
         <w:rPr>
           <w:rFonts w:ascii="Liberation Sans" w:hAnsi="Liberation Sans"/>
@@ -5998,39 +5488,51 @@
         <w:rPr>
           <w:rFonts w:ascii="Liberation Sans" w:hAnsi="Liberation Sans"/>
         </w:rPr>
-        <w:t>These could be corrupt files or new files with unsupported features</w:t>
+        <w:t>Null pointer checks, array index range, parameter assertions, invalid case/default, ‘Can not happen’ conditions, unable to recover.</w:t>
       </w:r>
     </w:p>
     <w:p>
       <w:pPr>
         <w:pStyle w:val="TextBody"/>
-        <w:numPr>
-          <w:ilvl w:val="0"/>
-          <w:numId w:val="0"/>
-        </w:numPr>
         <w:bidi w:val="0"/>
-        <w:ind w:left="720" w:hanging="0"/>
+        <w:ind w:left="720" w:right="0" w:hanging="0"/>
         <w:jc w:val="left"/>
-        <w:rPr>
-          <w:rFonts w:ascii="Liberation Sans" w:hAnsi="Liberation Sans"/>
-        </w:rPr>
-      </w:pPr>
-      <w:r>
-        <w:rPr>
-          <w:rFonts w:ascii="Liberation Sans" w:hAnsi="Liberation Sans"/>
-        </w:rPr>
-        <w:t>Generally we try to recover by skipping past the problem after a error message.   InputError() is called which offers the option of terminating processing the file.</w:t>
+        <w:rPr/>
+      </w:pPr>
+      <w:r>
+        <w:rPr>
+          <w:rFonts w:ascii="Liberation Sans" w:hAnsi="Liberation Sans"/>
+          <w:i/>
+          <w:iCs/>
+        </w:rPr>
+        <w:t>ASSERT(cond)</w:t>
+      </w:r>
+      <w:r>
+        <w:rPr>
+          <w:rFonts w:ascii="Liberation Sans" w:hAnsi="Liberation Sans"/>
+        </w:rPr>
+        <w:t xml:space="preserve"> is called which, if cond is false, displays an Error Message (wNoticeEx), with the condition and location.   </w:t>
+      </w:r>
+      <w:r>
+        <w:rPr>
+          <w:rFonts w:ascii="Liberation Sans" w:hAnsi="Liberation Sans"/>
+          <w:i/>
+          <w:iCs/>
+        </w:rPr>
+        <w:t>ASSERTEX(cond, (mesg) )</w:t>
+      </w:r>
+      <w:r>
+        <w:rPr>
+          <w:rFonts w:ascii="Liberation Sans" w:hAnsi="Liberation Sans"/>
+        </w:rPr>
+        <w:t xml:space="preserve"> includes (mesg) in the report, if extra information is required  After the user has the chance of saving their layout, XTrkCad aborts.</w:t>
       </w:r>
     </w:p>
     <w:p>
       <w:pPr>
         <w:pStyle w:val="TextBody"/>
-        <w:numPr>
-          <w:ilvl w:val="0"/>
-          <w:numId w:val="0"/>
-        </w:numPr>
         <w:bidi w:val="0"/>
-        <w:ind w:left="720" w:hanging="0"/>
+        <w:ind w:left="720" w:right="0" w:hanging="0"/>
         <w:jc w:val="left"/>
         <w:rPr>
           <w:rFonts w:ascii="Liberation Sans" w:hAnsi="Liberation Sans"/>
@@ -6040,32 +5542,14 @@
         <w:rPr>
           <w:rFonts w:ascii="Liberation Sans" w:hAnsi="Liberation Sans"/>
         </w:rPr>
-        <w:t xml:space="preserve">Layout files are versioned so new feature that are not backwards compatible will be caught. If the format of the file has been changed and is not backwards comatible, the file VERSION number has to be updated (See </w:t>
-      </w:r>
-      <w:r>
-        <w:rPr>
-          <w:rFonts w:ascii="Liberation Sans" w:hAnsi="Liberation Sans"/>
-          <w:b/>
-          <w:bCs/>
-        </w:rPr>
-        <w:t>VERSION handling</w:t>
-      </w:r>
-      <w:r>
-        <w:rPr>
-          <w:rFonts w:ascii="Liberation Sans" w:hAnsi="Liberation Sans"/>
-        </w:rPr>
-        <w:t>)</w:t>
+        <w:t>The user is not expected to understand this error, but report it to the developers.  In most cases the condition and location is sufficient.</w:t>
       </w:r>
     </w:p>
     <w:p>
       <w:pPr>
         <w:pStyle w:val="TextBody"/>
-        <w:numPr>
-          <w:ilvl w:val="0"/>
-          <w:numId w:val="0"/>
-        </w:numPr>
         <w:bidi w:val="0"/>
-        <w:ind w:left="720" w:hanging="0"/>
+        <w:ind w:left="720" w:right="0" w:hanging="0"/>
         <w:jc w:val="left"/>
         <w:rPr>
           <w:rFonts w:ascii="Liberation Sans" w:hAnsi="Liberation Sans"/>
@@ -6075,7 +5559,7 @@
         <w:rPr>
           <w:rFonts w:ascii="Liberation Sans" w:hAnsi="Liberation Sans"/>
         </w:rPr>
-        <w:t>The user is not expected to understand these errors.  The corrupt files must be fixed.</w:t>
+        <w:t>Most likely, these errors indicate a bug in the code.</w:t>
       </w:r>
     </w:p>
     <w:p>
@@ -6083,129 +5567,7 @@
         <w:pStyle w:val="Heading2"/>
         <w:numPr>
           <w:ilvl w:val="1"/>
-          <w:numId w:val="3"/>
-        </w:numPr>
-        <w:rPr/>
-      </w:pPr>
-      <w:bookmarkStart w:id="22" w:name="__RefHeading___Toc376_3696126145"/>
-      <w:bookmarkEnd w:id="22"/>
-      <w:r>
-        <w:rPr/>
-        <w:t>Logic errors</w:t>
-      </w:r>
-    </w:p>
-    <w:p>
-      <w:pPr>
-        <w:pStyle w:val="TextBody"/>
-        <w:numPr>
-          <w:ilvl w:val="0"/>
-          <w:numId w:val="0"/>
-        </w:numPr>
-        <w:bidi w:val="0"/>
-        <w:ind w:left="720" w:hanging="0"/>
-        <w:jc w:val="left"/>
-        <w:rPr>
-          <w:rFonts w:ascii="Liberation Sans" w:hAnsi="Liberation Sans"/>
-        </w:rPr>
-      </w:pPr>
-      <w:r>
-        <w:rPr>
-          <w:rFonts w:ascii="Liberation Sans" w:hAnsi="Liberation Sans"/>
-        </w:rPr>
-        <w:t>Null pointer checks, array index range, parameter assertions, invalid case/default, ‘Can not happen’ conditions, unable to recover.</w:t>
-      </w:r>
-    </w:p>
-    <w:p>
-      <w:pPr>
-        <w:pStyle w:val="TextBody"/>
-        <w:numPr>
-          <w:ilvl w:val="0"/>
-          <w:numId w:val="0"/>
-        </w:numPr>
-        <w:bidi w:val="0"/>
-        <w:ind w:left="720" w:hanging="0"/>
-        <w:jc w:val="left"/>
-        <w:rPr>
-          <w:rFonts w:ascii="Liberation Sans" w:hAnsi="Liberation Sans"/>
-        </w:rPr>
-      </w:pPr>
-      <w:r>
-        <w:rPr>
-          <w:rFonts w:ascii="Liberation Sans" w:hAnsi="Liberation Sans"/>
-          <w:i/>
-          <w:iCs/>
-        </w:rPr>
-        <w:t>ASSERT(cond)</w:t>
-      </w:r>
-      <w:r>
-        <w:rPr>
-          <w:rFonts w:ascii="Liberation Sans" w:hAnsi="Liberation Sans"/>
-        </w:rPr>
-        <w:t xml:space="preserve"> is called which, if cond is false, displays an Error Message (wNoticeEx), with the condition and location.   </w:t>
-      </w:r>
-      <w:r>
-        <w:rPr>
-          <w:rFonts w:ascii="Liberation Sans" w:hAnsi="Liberation Sans"/>
-          <w:i/>
-          <w:iCs/>
-        </w:rPr>
-        <w:t>ASSERTEX(cond, (mesg) )</w:t>
-      </w:r>
-      <w:r>
-        <w:rPr>
-          <w:rFonts w:ascii="Liberation Sans" w:hAnsi="Liberation Sans"/>
-        </w:rPr>
-        <w:t xml:space="preserve"> includes (mesg) in the report, if extra information is required  After the user has the chance of saving their layout, XTrkCad aborts.</w:t>
-      </w:r>
-    </w:p>
-    <w:p>
-      <w:pPr>
-        <w:pStyle w:val="TextBody"/>
-        <w:numPr>
-          <w:ilvl w:val="0"/>
-          <w:numId w:val="0"/>
-        </w:numPr>
-        <w:bidi w:val="0"/>
-        <w:ind w:left="720" w:hanging="0"/>
-        <w:jc w:val="left"/>
-        <w:rPr>
-          <w:rFonts w:ascii="Liberation Sans" w:hAnsi="Liberation Sans"/>
-        </w:rPr>
-      </w:pPr>
-      <w:r>
-        <w:rPr>
-          <w:rFonts w:ascii="Liberation Sans" w:hAnsi="Liberation Sans"/>
-        </w:rPr>
-        <w:t>The user is not expected to understand this error, but report it to the developers.  In most cases the condition and location is sufficient.</w:t>
-      </w:r>
-    </w:p>
-    <w:p>
-      <w:pPr>
-        <w:pStyle w:val="TextBody"/>
-        <w:numPr>
-          <w:ilvl w:val="0"/>
-          <w:numId w:val="0"/>
-        </w:numPr>
-        <w:bidi w:val="0"/>
-        <w:ind w:left="720" w:hanging="0"/>
-        <w:jc w:val="left"/>
-        <w:rPr>
-          <w:rFonts w:ascii="Liberation Sans" w:hAnsi="Liberation Sans"/>
-        </w:rPr>
-      </w:pPr>
-      <w:r>
-        <w:rPr>
-          <w:rFonts w:ascii="Liberation Sans" w:hAnsi="Liberation Sans"/>
-        </w:rPr>
-        <w:t>Most likely, these errors indicate a bug in the code.</w:t>
-      </w:r>
-    </w:p>
-    <w:p>
-      <w:pPr>
-        <w:pStyle w:val="Heading2"/>
-        <w:numPr>
-          <w:ilvl w:val="1"/>
-          <w:numId w:val="3"/>
+          <w:numId w:val="4"/>
         </w:numPr>
         <w:rPr/>
       </w:pPr>
@@ -6219,12 +5581,8 @@
     <w:p>
       <w:pPr>
         <w:pStyle w:val="TextBody"/>
-        <w:numPr>
-          <w:ilvl w:val="0"/>
-          <w:numId w:val="0"/>
-        </w:numPr>
         <w:bidi w:val="0"/>
-        <w:ind w:left="720" w:hanging="0"/>
+        <w:ind w:left="720" w:right="0" w:hanging="0"/>
         <w:jc w:val="left"/>
         <w:rPr>
           <w:rFonts w:ascii="Liberation Sans" w:hAnsi="Liberation Sans"/>
@@ -6244,7 +5602,7 @@
           <w:ilvl w:val="0"/>
           <w:numId w:val="0"/>
         </w:numPr>
-        <w:ind w:left="0" w:hanging="0"/>
+        <w:ind w:left="0" w:right="0" w:hanging="0"/>
         <w:rPr/>
       </w:pPr>
       <w:r>
@@ -6261,7 +5619,7 @@
           <w:ilvl w:val="0"/>
           <w:numId w:val="0"/>
         </w:numPr>
-        <w:ind w:left="0" w:hanging="0"/>
+        <w:ind w:left="0" w:right="0" w:hanging="0"/>
         <w:rPr/>
       </w:pPr>
       <w:bookmarkStart w:id="24" w:name="__RefHeading___Toc366_3696126145"/>
@@ -6281,7 +5639,7 @@
           <w:ilvl w:val="0"/>
           <w:numId w:val="0"/>
         </w:numPr>
-        <w:ind w:left="0" w:hanging="0"/>
+        <w:ind w:left="0" w:right="0" w:hanging="0"/>
         <w:rPr/>
       </w:pPr>
       <w:bookmarkStart w:id="25" w:name="__RefHeading___Toc368_3696126145"/>
@@ -6301,7 +5659,7 @@
           <w:ilvl w:val="0"/>
           <w:numId w:val="0"/>
         </w:numPr>
-        <w:ind w:left="0" w:hanging="0"/>
+        <w:ind w:left="0" w:right="0" w:hanging="0"/>
         <w:rPr/>
       </w:pPr>
       <w:bookmarkStart w:id="26" w:name="__RefHeading___Toc358_3696126145"/>
@@ -6320,7 +5678,7 @@
           <w:numId w:val="0"/>
         </w:numPr>
         <w:suppressAutoHyphens w:val="true"/>
-        <w:ind w:left="0" w:hanging="0"/>
+        <w:ind w:left="0" w:right="0" w:hanging="0"/>
         <w:jc w:val="left"/>
         <w:rPr/>
       </w:pPr>
@@ -6338,7 +5696,7 @@
           <w:ilvl w:val="0"/>
           <w:numId w:val="0"/>
         </w:numPr>
-        <w:ind w:left="0" w:hanging="0"/>
+        <w:ind w:left="0" w:right="0" w:hanging="0"/>
         <w:rPr/>
       </w:pPr>
       <w:bookmarkStart w:id="27" w:name="__RefHeading___Toc360_3696126145"/>
@@ -6357,7 +5715,7 @@
           <w:numId w:val="0"/>
         </w:numPr>
         <w:suppressAutoHyphens w:val="true"/>
-        <w:ind w:left="0" w:hanging="0"/>
+        <w:ind w:left="0" w:right="0" w:hanging="0"/>
         <w:jc w:val="left"/>
         <w:rPr/>
       </w:pPr>
@@ -6376,7 +5734,7 @@
           <w:numId w:val="0"/>
         </w:numPr>
         <w:spacing w:before="240" w:after="120"/>
-        <w:ind w:left="0" w:hanging="0"/>
+        <w:ind w:left="0" w:right="0" w:hanging="0"/>
         <w:rPr/>
       </w:pPr>
       <w:bookmarkStart w:id="28" w:name="__RefHeading___Toc362_3696126145"/>
@@ -6391,7 +5749,7 @@
         <w:pStyle w:val="Heading2"/>
         <w:numPr>
           <w:ilvl w:val="1"/>
-          <w:numId w:val="1"/>
+          <w:numId w:val="2"/>
         </w:numPr>
         <w:rPr/>
       </w:pPr>
@@ -6406,7 +5764,7 @@
       <w:pPr>
         <w:pStyle w:val="TextBody"/>
         <w:bidi w:val="0"/>
-        <w:ind w:hanging="0"/>
+        <w:ind w:left="0" w:right="0" w:hanging="0"/>
         <w:jc w:val="left"/>
         <w:rPr/>
       </w:pPr>
@@ -6430,7 +5788,7 @@
         <w:pStyle w:val="Heading2"/>
         <w:numPr>
           <w:ilvl w:val="1"/>
-          <w:numId w:val="1"/>
+          <w:numId w:val="2"/>
         </w:numPr>
         <w:rPr/>
       </w:pPr>
@@ -6445,7 +5803,7 @@
       <w:pPr>
         <w:pStyle w:val="TextBody"/>
         <w:bidi w:val="0"/>
-        <w:ind w:hanging="0"/>
+        <w:ind w:left="0" w:right="0" w:hanging="0"/>
         <w:jc w:val="left"/>
         <w:rPr/>
       </w:pPr>
@@ -6489,7 +5847,7 @@
       <w:pPr>
         <w:pStyle w:val="TextBody"/>
         <w:bidi w:val="0"/>
-        <w:ind w:hanging="0"/>
+        <w:ind w:left="0" w:right="0" w:hanging="0"/>
         <w:jc w:val="left"/>
         <w:rPr/>
       </w:pPr>
@@ -6517,46 +5875,52 @@
     <w:p>
       <w:pPr>
         <w:pStyle w:val="Normal"/>
-        <w:ind w:left="709" w:hanging="0"/>
-        <w:rPr/>
-      </w:pPr>
-      <w:r>
+        <w:ind w:left="709" w:right="0" w:hanging="0"/>
         <w:rPr>
           <w:rFonts w:ascii="Liberation Mono" w:hAnsi="Liberation Mono"/>
         </w:rPr>
+      </w:pPr>
+      <w:r>
+        <w:rPr>
+          <w:rFonts w:ascii="Liberation Mono" w:hAnsi="Liberation Mono"/>
+        </w:rPr>
         <w:t>#define XTRKCAD_PARAMVERSION (12)</w:t>
       </w:r>
     </w:p>
     <w:p>
       <w:pPr>
         <w:pStyle w:val="Normal"/>
-        <w:ind w:left="709" w:hanging="0"/>
-        <w:rPr/>
-      </w:pPr>
-      <w:r>
+        <w:ind w:left="709" w:right="0" w:hanging="0"/>
         <w:rPr>
           <w:rFonts w:ascii="Liberation Mono" w:hAnsi="Liberation Mono"/>
         </w:rPr>
+      </w:pPr>
+      <w:r>
+        <w:rPr>
+          <w:rFonts w:ascii="Liberation Mono" w:hAnsi="Liberation Mono"/>
+        </w:rPr>
         <w:t>#define XTRKCAD_PARAMVERSIONVERSION “5.2.0”</w:t>
       </w:r>
     </w:p>
     <w:p>
       <w:pPr>
         <w:pStyle w:val="Normal"/>
-        <w:ind w:left="709" w:hanging="0"/>
-        <w:rPr/>
-      </w:pPr>
-      <w:r>
+        <w:ind w:left="709" w:right="0" w:hanging="0"/>
         <w:rPr>
           <w:rFonts w:ascii="Liberation Mono" w:hAnsi="Liberation Mono"/>
         </w:rPr>
+      </w:pPr>
+      <w:r>
+        <w:rPr>
+          <w:rFonts w:ascii="Liberation Mono" w:hAnsi="Liberation Mono"/>
+        </w:rPr>
         <w:t>#define XTRKCAD_MIN_PARAMVERSION (1)</w:t>
       </w:r>
     </w:p>
     <w:p>
       <w:pPr>
         <w:pStyle w:val="Normal"/>
-        <w:ind w:left="709" w:hanging="0"/>
+        <w:ind w:left="709" w:right="0" w:hanging="0"/>
         <w:rPr>
           <w:rFonts w:ascii="Liberation Sans" w:hAnsi="Liberation Sans"/>
           <w:b w:val="false"/>
@@ -6581,9 +5945,17 @@
       <w:pPr>
         <w:pStyle w:val="TextBody"/>
         <w:bidi w:val="0"/>
-        <w:ind w:hanging="0"/>
+        <w:ind w:left="0" w:right="0" w:hanging="0"/>
         <w:jc w:val="left"/>
-        <w:rPr/>
+        <w:rPr>
+          <w:rFonts w:ascii="Liberation Sans" w:hAnsi="Liberation Sans"/>
+          <w:b w:val="false"/>
+          <w:b w:val="false"/>
+          <w:bCs w:val="false"/>
+          <w:i w:val="false"/>
+          <w:i w:val="false"/>
+          <w:iCs w:val="false"/>
+        </w:rPr>
       </w:pPr>
       <w:r>
         <w:rPr>
@@ -6600,9 +5972,17 @@
       <w:pPr>
         <w:pStyle w:val="TextBody"/>
         <w:bidi w:val="0"/>
-        <w:ind w:hanging="0"/>
+        <w:ind w:left="0" w:right="0" w:hanging="0"/>
         <w:jc w:val="left"/>
-        <w:rPr/>
+        <w:rPr>
+          <w:rFonts w:ascii="Liberation Sans" w:hAnsi="Liberation Sans"/>
+          <w:b w:val="false"/>
+          <w:b w:val="false"/>
+          <w:bCs w:val="false"/>
+          <w:i w:val="false"/>
+          <w:i w:val="false"/>
+          <w:iCs w:val="false"/>
+        </w:rPr>
       </w:pPr>
       <w:r>
         <w:rPr>
@@ -6619,9 +5999,17 @@
       <w:pPr>
         <w:pStyle w:val="TextBody"/>
         <w:bidi w:val="0"/>
-        <w:ind w:hanging="0"/>
+        <w:ind w:left="0" w:right="0" w:hanging="0"/>
         <w:jc w:val="left"/>
-        <w:rPr/>
+        <w:rPr>
+          <w:rFonts w:ascii="Liberation Sans" w:hAnsi="Liberation Sans"/>
+          <w:b w:val="false"/>
+          <w:b w:val="false"/>
+          <w:bCs w:val="false"/>
+          <w:i w:val="false"/>
+          <w:i w:val="false"/>
+          <w:iCs w:val="false"/>
+        </w:rPr>
       </w:pPr>
       <w:r>
         <w:rPr>
@@ -6638,9 +6026,17 @@
       <w:pPr>
         <w:pStyle w:val="TextBody"/>
         <w:bidi w:val="0"/>
-        <w:ind w:hanging="0"/>
+        <w:ind w:left="0" w:right="0" w:hanging="0"/>
         <w:jc w:val="left"/>
-        <w:rPr/>
+        <w:rPr>
+          <w:rFonts w:ascii="Liberation Sans" w:hAnsi="Liberation Sans"/>
+          <w:b w:val="false"/>
+          <w:b w:val="false"/>
+          <w:bCs w:val="false"/>
+          <w:i w:val="false"/>
+          <w:i w:val="false"/>
+          <w:iCs w:val="false"/>
+        </w:rPr>
       </w:pPr>
       <w:r>
         <w:rPr>
@@ -6657,9 +6053,17 @@
       <w:pPr>
         <w:pStyle w:val="TextBody"/>
         <w:bidi w:val="0"/>
-        <w:ind w:hanging="0"/>
+        <w:ind w:left="0" w:right="0" w:hanging="0"/>
         <w:jc w:val="left"/>
-        <w:rPr/>
+        <w:rPr>
+          <w:rFonts w:ascii="Liberation Sans" w:hAnsi="Liberation Sans"/>
+          <w:b w:val="false"/>
+          <w:b w:val="false"/>
+          <w:bCs w:val="false"/>
+          <w:i w:val="false"/>
+          <w:i w:val="false"/>
+          <w:iCs w:val="false"/>
+        </w:rPr>
       </w:pPr>
       <w:r>
         <w:rPr>
@@ -6677,7 +6081,7 @@
         <w:pStyle w:val="Heading2"/>
         <w:numPr>
           <w:ilvl w:val="1"/>
-          <w:numId w:val="1"/>
+          <w:numId w:val="2"/>
         </w:numPr>
         <w:rPr/>
       </w:pPr>
@@ -6692,26 +6096,36 @@
       <w:pPr>
         <w:pStyle w:val="TextBody"/>
         <w:bidi w:val="0"/>
-        <w:ind w:hanging="0"/>
+        <w:ind w:left="0" w:right="0" w:hanging="0"/>
         <w:jc w:val="left"/>
-        <w:rPr/>
-      </w:pPr>
-      <w:r>
-        <w:rPr>
-          <w:rFonts w:ascii="Liberation Sans" w:hAnsi="Liberation Sans"/>
-          <w:b w:val="false"/>
-          <w:bCs w:val="false"/>
+        <w:rPr>
+          <w:rFonts w:ascii="Liberation Sans" w:hAnsi="Liberation Sans"/>
+          <w:b w:val="false"/>
+          <w:b w:val="false"/>
+          <w:bCs w:val="false"/>
+          <w:i w:val="false"/>
           <w:i w:val="false"/>
           <w:iCs w:val="false"/>
         </w:rPr>
+      </w:pPr>
+      <w:r>
+        <w:rPr>
+          <w:rFonts w:ascii="Liberation Sans" w:hAnsi="Liberation Sans"/>
+          <w:b w:val="false"/>
+          <w:bCs w:val="false"/>
+          <w:i w:val="false"/>
+          <w:iCs w:val="false"/>
+        </w:rPr>
         <w:t xml:space="preserve">Most objects are defined by Segments such as </w:t>
       </w:r>
     </w:p>
     <w:p>
       <w:pPr>
         <w:pStyle w:val="Normal"/>
-        <w:ind w:hanging="0"/>
-        <w:rPr/>
+        <w:ind w:left="0" w:right="0" w:hanging="0"/>
+        <w:rPr>
+          <w:rFonts w:ascii="Liberation Mono" w:hAnsi="Liberation Mono"/>
+        </w:rPr>
       </w:pPr>
       <w:r>
         <w:rPr>
@@ -6724,8 +6138,10 @@
     <w:p>
       <w:pPr>
         <w:pStyle w:val="Normal"/>
-        <w:ind w:hanging="0"/>
-        <w:rPr/>
+        <w:ind w:left="0" w:right="0" w:hanging="0"/>
+        <w:rPr>
+          <w:rFonts w:ascii="Liberation Mono" w:hAnsi="Liberation Mono"/>
+        </w:rPr>
       </w:pPr>
       <w:r>
         <w:rPr>
@@ -6739,9 +6155,17 @@
       <w:pPr>
         <w:pStyle w:val="TextBody"/>
         <w:bidi w:val="0"/>
-        <w:ind w:hanging="0"/>
+        <w:ind w:left="0" w:right="0" w:hanging="0"/>
         <w:jc w:val="left"/>
-        <w:rPr/>
+        <w:rPr>
+          <w:rFonts w:ascii="Liberation Sans" w:hAnsi="Liberation Sans"/>
+          <w:b w:val="false"/>
+          <w:b w:val="false"/>
+          <w:bCs w:val="false"/>
+          <w:i w:val="false"/>
+          <w:i w:val="false"/>
+          <w:iCs w:val="false"/>
+        </w:rPr>
       </w:pPr>
       <w:r>
         <w:rPr>
@@ -6758,9 +6182,17 @@
       <w:pPr>
         <w:pStyle w:val="TextBody"/>
         <w:bidi w:val="0"/>
-        <w:ind w:hanging="0"/>
+        <w:ind w:left="0" w:right="0" w:hanging="0"/>
         <w:jc w:val="left"/>
-        <w:rPr/>
+        <w:rPr>
+          <w:rFonts w:ascii="Liberation Sans" w:hAnsi="Liberation Sans"/>
+          <w:b w:val="false"/>
+          <w:b w:val="false"/>
+          <w:bCs w:val="false"/>
+          <w:i w:val="false"/>
+          <w:i w:val="false"/>
+          <w:iCs w:val="false"/>
+        </w:rPr>
       </w:pPr>
       <w:r>
         <w:rPr>
@@ -6777,26 +6209,36 @@
       <w:pPr>
         <w:pStyle w:val="TextBody"/>
         <w:bidi w:val="0"/>
-        <w:ind w:hanging="0"/>
+        <w:ind w:left="0" w:right="0" w:hanging="0"/>
         <w:jc w:val="left"/>
-        <w:rPr/>
-      </w:pPr>
-      <w:r>
-        <w:rPr>
-          <w:rFonts w:ascii="Liberation Sans" w:hAnsi="Liberation Sans"/>
-          <w:b w:val="false"/>
-          <w:bCs w:val="false"/>
+        <w:rPr>
+          <w:rFonts w:ascii="Liberation Sans" w:hAnsi="Liberation Sans"/>
+          <w:b w:val="false"/>
+          <w:b w:val="false"/>
+          <w:bCs w:val="false"/>
+          <w:i w:val="false"/>
           <w:i w:val="false"/>
           <w:iCs w:val="false"/>
         </w:rPr>
+      </w:pPr>
+      <w:r>
+        <w:rPr>
+          <w:rFonts w:ascii="Liberation Sans" w:hAnsi="Liberation Sans"/>
+          <w:b w:val="false"/>
+          <w:bCs w:val="false"/>
+          <w:i w:val="false"/>
+          <w:iCs w:val="false"/>
+        </w:rPr>
         <w:t>The code to process this looks like (hasElev is a flag which is true if the Segment Version is &gt;= 3)</w:t>
       </w:r>
     </w:p>
     <w:p>
       <w:pPr>
         <w:pStyle w:val="Normal"/>
-        <w:ind w:hanging="0"/>
-        <w:rPr/>
+        <w:ind w:left="0" w:right="0" w:hanging="0"/>
+        <w:rPr>
+          <w:rFonts w:ascii="Liberation Mono" w:hAnsi="Liberation Mono"/>
+        </w:rPr>
       </w:pPr>
       <w:r>
         <w:rPr>
@@ -6809,7 +6251,7 @@
     <w:p>
       <w:pPr>
         <w:pStyle w:val="Normal"/>
-        <w:ind w:hanging="0"/>
+        <w:ind w:left="0" w:right="0" w:hanging="0"/>
         <w:rPr>
           <w:rFonts w:ascii="Liberation Mono" w:hAnsi="Liberation Mono"/>
         </w:rPr>
@@ -6827,7 +6269,7 @@
     <w:p>
       <w:pPr>
         <w:pStyle w:val="Normal"/>
-        <w:ind w:hanging="0"/>
+        <w:ind w:left="0" w:right="0" w:hanging="0"/>
         <w:rPr>
           <w:rFonts w:ascii="Liberation Mono" w:hAnsi="Liberation Mono"/>
         </w:rPr>
@@ -6845,7 +6287,7 @@
     <w:p>
       <w:pPr>
         <w:pStyle w:val="Normal"/>
-        <w:ind w:hanging="0"/>
+        <w:ind w:left="0" w:right="0" w:hanging="0"/>
         <w:rPr>
           <w:rFonts w:ascii="Liberation Mono" w:hAnsi="Liberation Mono"/>
         </w:rPr>
@@ -6864,7 +6306,7 @@
       <w:pPr>
         <w:pStyle w:val="TextBody"/>
         <w:bidi w:val="0"/>
-        <w:ind w:hanging="0"/>
+        <w:ind w:left="0" w:right="0" w:hanging="0"/>
         <w:jc w:val="left"/>
         <w:rPr/>
       </w:pPr>
@@ -6943,9 +6385,17 @@
       <w:pPr>
         <w:pStyle w:val="TextBody"/>
         <w:bidi w:val="0"/>
-        <w:ind w:hanging="0"/>
+        <w:ind w:left="0" w:right="0" w:hanging="0"/>
         <w:jc w:val="left"/>
-        <w:rPr/>
+        <w:rPr>
+          <w:rFonts w:ascii="Liberation Sans" w:hAnsi="Liberation Sans"/>
+          <w:b w:val="false"/>
+          <w:b w:val="false"/>
+          <w:bCs w:val="false"/>
+          <w:i w:val="false"/>
+          <w:i w:val="false"/>
+          <w:iCs w:val="false"/>
+        </w:rPr>
       </w:pPr>
       <w:r>
         <w:rPr>
@@ -6962,9 +6412,17 @@
       <w:pPr>
         <w:pStyle w:val="TextBody"/>
         <w:bidi w:val="0"/>
-        <w:ind w:hanging="0"/>
+        <w:ind w:left="0" w:right="0" w:hanging="0"/>
         <w:jc w:val="left"/>
-        <w:rPr/>
+        <w:rPr>
+          <w:rFonts w:ascii="Liberation Sans" w:hAnsi="Liberation Sans"/>
+          <w:b w:val="false"/>
+          <w:b w:val="false"/>
+          <w:bCs w:val="false"/>
+          <w:i w:val="false"/>
+          <w:i w:val="false"/>
+          <w:iCs w:val="false"/>
+        </w:rPr>
       </w:pPr>
       <w:r>
         <w:rPr>
@@ -6982,7 +6440,7 @@
         <w:pStyle w:val="Heading2"/>
         <w:numPr>
           <w:ilvl w:val="1"/>
-          <w:numId w:val="1"/>
+          <w:numId w:val="2"/>
         </w:numPr>
         <w:rPr/>
       </w:pPr>
@@ -6997,7 +6455,7 @@
       <w:pPr>
         <w:pStyle w:val="TextBody"/>
         <w:bidi w:val="0"/>
-        <w:ind w:hanging="0"/>
+        <w:ind w:left="0" w:right="0" w:hanging="0"/>
         <w:jc w:val="left"/>
         <w:rPr/>
       </w:pPr>
@@ -7036,9 +6494,17 @@
       <w:pPr>
         <w:pStyle w:val="TextBody"/>
         <w:bidi w:val="0"/>
-        <w:ind w:hanging="0"/>
+        <w:ind w:left="0" w:right="0" w:hanging="0"/>
         <w:jc w:val="left"/>
-        <w:rPr/>
+        <w:rPr>
+          <w:rFonts w:ascii="Liberation Sans" w:hAnsi="Liberation Sans"/>
+          <w:b w:val="false"/>
+          <w:b w:val="false"/>
+          <w:bCs w:val="false"/>
+          <w:i w:val="false"/>
+          <w:i w:val="false"/>
+          <w:iCs w:val="false"/>
+        </w:rPr>
       </w:pPr>
       <w:r>
         <w:rPr>
@@ -7095,7 +6561,9 @@
     <w:p>
       <w:pPr>
         <w:pStyle w:val="Normal"/>
-        <w:rPr/>
+        <w:rPr>
+          <w:rFonts w:ascii="Liberation Mono" w:hAnsi="Liberation Mono"/>
+        </w:rPr>
       </w:pPr>
       <w:r>
         <w:rPr>
@@ -7174,7 +6642,9 @@
     <w:p>
       <w:pPr>
         <w:pStyle w:val="Normal"/>
-        <w:rPr/>
+        <w:rPr>
+          <w:rFonts w:ascii="Liberation Mono" w:hAnsi="Liberation Mono"/>
+        </w:rPr>
       </w:pPr>
       <w:r>
         <w:rPr>
@@ -7188,7 +6658,7 @@
       <w:pPr>
         <w:pStyle w:val="TextBody"/>
         <w:bidi w:val="0"/>
-        <w:ind w:hanging="0"/>
+        <w:ind w:left="0" w:right="0" w:hanging="0"/>
         <w:jc w:val="left"/>
         <w:rPr/>
       </w:pPr>
@@ -7267,9 +6737,17 @@
       <w:pPr>
         <w:pStyle w:val="TextBody"/>
         <w:bidi w:val="0"/>
-        <w:ind w:hanging="0"/>
+        <w:ind w:left="0" w:right="0" w:hanging="0"/>
         <w:jc w:val="left"/>
-        <w:rPr/>
+        <w:rPr>
+          <w:rFonts w:ascii="Liberation Sans" w:hAnsi="Liberation Sans"/>
+          <w:b w:val="false"/>
+          <w:b w:val="false"/>
+          <w:bCs w:val="false"/>
+          <w:i w:val="false"/>
+          <w:i w:val="false"/>
+          <w:iCs w:val="false"/>
+        </w:rPr>
       </w:pPr>
       <w:r>
         <w:rPr>
@@ -7287,9 +6765,17 @@
         <w:pStyle w:val="TextBody"/>
         <w:bidi w:val="0"/>
         <w:spacing w:before="0" w:after="140"/>
-        <w:ind w:hanging="0"/>
+        <w:ind w:left="0" w:right="0" w:hanging="0"/>
         <w:jc w:val="left"/>
-        <w:rPr/>
+        <w:rPr>
+          <w:rFonts w:ascii="Liberation Sans" w:hAnsi="Liberation Sans"/>
+          <w:b w:val="false"/>
+          <w:b w:val="false"/>
+          <w:bCs w:val="false"/>
+          <w:i w:val="false"/>
+          <w:i w:val="false"/>
+          <w:iCs w:val="false"/>
+        </w:rPr>
       </w:pPr>
       <w:r>
         <w:rPr>
@@ -7322,7 +6808,7 @@
       <w:start w:val="1"/>
       <w:numFmt w:val="none"/>
       <w:suff w:val="nothing"/>
-      <w:lvlText w:val=""/>
+      <w:lvlText w:val="%1"/>
       <w:lvlJc w:val="left"/>
       <w:pPr>
         <w:tabs>
@@ -7330,13 +6816,12 @@
         </w:tabs>
         <w:ind w:left="0" w:hanging="0"/>
       </w:pPr>
-      <w:rPr/>
     </w:lvl>
     <w:lvl w:ilvl="1">
       <w:start w:val="1"/>
       <w:numFmt w:val="none"/>
       <w:suff w:val="nothing"/>
-      <w:lvlText w:val=""/>
+      <w:lvlText w:val="%2"/>
       <w:lvlJc w:val="left"/>
       <w:pPr>
         <w:tabs>
@@ -7344,13 +6829,12 @@
         </w:tabs>
         <w:ind w:left="0" w:hanging="0"/>
       </w:pPr>
-      <w:rPr/>
     </w:lvl>
     <w:lvl w:ilvl="2">
       <w:start w:val="1"/>
       <w:numFmt w:val="none"/>
       <w:suff w:val="nothing"/>
-      <w:lvlText w:val=""/>
+      <w:lvlText w:val="%3"/>
       <w:lvlJc w:val="left"/>
       <w:pPr>
         <w:tabs>
@@ -7358,13 +6842,12 @@
         </w:tabs>
         <w:ind w:left="0" w:hanging="0"/>
       </w:pPr>
-      <w:rPr/>
     </w:lvl>
     <w:lvl w:ilvl="3">
       <w:start w:val="1"/>
       <w:numFmt w:val="none"/>
       <w:suff w:val="nothing"/>
-      <w:lvlText w:val=""/>
+      <w:lvlText w:val="%4"/>
       <w:lvlJc w:val="left"/>
       <w:pPr>
         <w:tabs>
@@ -7372,13 +6855,12 @@
         </w:tabs>
         <w:ind w:left="0" w:hanging="0"/>
       </w:pPr>
-      <w:rPr/>
     </w:lvl>
     <w:lvl w:ilvl="4">
       <w:start w:val="1"/>
       <w:numFmt w:val="none"/>
       <w:suff w:val="nothing"/>
-      <w:lvlText w:val=""/>
+      <w:lvlText w:val="%5"/>
       <w:lvlJc w:val="left"/>
       <w:pPr>
         <w:tabs>
@@ -7386,13 +6868,12 @@
         </w:tabs>
         <w:ind w:left="0" w:hanging="0"/>
       </w:pPr>
-      <w:rPr/>
     </w:lvl>
     <w:lvl w:ilvl="5">
       <w:start w:val="1"/>
       <w:numFmt w:val="none"/>
       <w:suff w:val="nothing"/>
-      <w:lvlText w:val=""/>
+      <w:lvlText w:val="%6"/>
       <w:lvlJc w:val="left"/>
       <w:pPr>
         <w:tabs>
@@ -7400,13 +6881,12 @@
         </w:tabs>
         <w:ind w:left="0" w:hanging="0"/>
       </w:pPr>
-      <w:rPr/>
     </w:lvl>
     <w:lvl w:ilvl="6">
       <w:start w:val="1"/>
       <w:numFmt w:val="none"/>
       <w:suff w:val="nothing"/>
-      <w:lvlText w:val=""/>
+      <w:lvlText w:val="%7"/>
       <w:lvlJc w:val="left"/>
       <w:pPr>
         <w:tabs>
@@ -7414,13 +6894,12 @@
         </w:tabs>
         <w:ind w:left="0" w:hanging="0"/>
       </w:pPr>
-      <w:rPr/>
     </w:lvl>
     <w:lvl w:ilvl="7">
       <w:start w:val="1"/>
       <w:numFmt w:val="none"/>
       <w:suff w:val="nothing"/>
-      <w:lvlText w:val=""/>
+      <w:lvlText w:val="%8"/>
       <w:lvlJc w:val="left"/>
       <w:pPr>
         <w:tabs>
@@ -7428,13 +6907,12 @@
         </w:tabs>
         <w:ind w:left="0" w:hanging="0"/>
       </w:pPr>
-      <w:rPr/>
     </w:lvl>
     <w:lvl w:ilvl="8">
       <w:start w:val="1"/>
       <w:numFmt w:val="none"/>
       <w:suff w:val="nothing"/>
-      <w:lvlText w:val=""/>
+      <w:lvlText w:val="%9"/>
       <w:lvlJc w:val="left"/>
       <w:pPr>
         <w:tabs>
@@ -7442,7 +6920,6 @@
         </w:tabs>
         <w:ind w:left="0" w:hanging="0"/>
       </w:pPr>
-      <w:rPr/>
     </w:lvl>
   </w:abstractNum>
   <w:abstractNum w:abstractNumId="2">
@@ -7450,7 +6927,7 @@
       <w:start w:val="1"/>
       <w:numFmt w:val="none"/>
       <w:suff w:val="nothing"/>
-      <w:lvlText w:val=""/>
+      <w:lvlText w:val="%1"/>
       <w:lvlJc w:val="left"/>
       <w:pPr>
         <w:tabs>
@@ -7464,7 +6941,7 @@
       <w:start w:val="1"/>
       <w:numFmt w:val="none"/>
       <w:suff w:val="nothing"/>
-      <w:lvlText w:val=""/>
+      <w:lvlText w:val="%2"/>
       <w:lvlJc w:val="left"/>
       <w:pPr>
         <w:tabs>
@@ -7478,7 +6955,7 @@
       <w:start w:val="1"/>
       <w:numFmt w:val="none"/>
       <w:suff w:val="nothing"/>
-      <w:lvlText w:val=""/>
+      <w:lvlText w:val="%3"/>
       <w:lvlJc w:val="left"/>
       <w:pPr>
         <w:tabs>
@@ -7492,7 +6969,7 @@
       <w:start w:val="1"/>
       <w:numFmt w:val="none"/>
       <w:suff w:val="nothing"/>
-      <w:lvlText w:val=""/>
+      <w:lvlText w:val="%4"/>
       <w:lvlJc w:val="left"/>
       <w:pPr>
         <w:tabs>
@@ -7506,7 +6983,7 @@
       <w:start w:val="1"/>
       <w:numFmt w:val="none"/>
       <w:suff w:val="nothing"/>
-      <w:lvlText w:val=""/>
+      <w:lvlText w:val="%5"/>
       <w:lvlJc w:val="left"/>
       <w:pPr>
         <w:tabs>
@@ -7520,7 +6997,7 @@
       <w:start w:val="1"/>
       <w:numFmt w:val="none"/>
       <w:suff w:val="nothing"/>
-      <w:lvlText w:val=""/>
+      <w:lvlText w:val="%6"/>
       <w:lvlJc w:val="left"/>
       <w:pPr>
         <w:tabs>
@@ -7534,7 +7011,7 @@
       <w:start w:val="1"/>
       <w:numFmt w:val="none"/>
       <w:suff w:val="nothing"/>
-      <w:lvlText w:val=""/>
+      <w:lvlText w:val="%7"/>
       <w:lvlJc w:val="left"/>
       <w:pPr>
         <w:tabs>
@@ -7548,7 +7025,7 @@
       <w:start w:val="1"/>
       <w:numFmt w:val="none"/>
       <w:suff w:val="nothing"/>
-      <w:lvlText w:val=""/>
+      <w:lvlText w:val="%8"/>
       <w:lvlJc w:val="left"/>
       <w:pPr>
         <w:tabs>
@@ -7562,7 +7039,7 @@
       <w:start w:val="1"/>
       <w:numFmt w:val="none"/>
       <w:suff w:val="nothing"/>
-      <w:lvlText w:val=""/>
+      <w:lvlText w:val="%9"/>
       <w:lvlJc w:val="left"/>
       <w:pPr>
         <w:tabs>
@@ -7576,7 +7053,8 @@
   <w:abstractNum w:abstractNumId="3">
     <w:lvl w:ilvl="0">
       <w:start w:val="1"/>
-      <w:numFmt w:val="decimal"/>
+      <w:numFmt w:val="none"/>
+      <w:suff w:val="nothing"/>
       <w:lvlText w:val="%1"/>
       <w:lvlJc w:val="left"/>
       <w:pPr>
@@ -7591,7 +7069,7 @@
       <w:start w:val="1"/>
       <w:numFmt w:val="none"/>
       <w:suff w:val="nothing"/>
-      <w:lvlText w:val=""/>
+      <w:lvlText w:val="%2"/>
       <w:lvlJc w:val="left"/>
       <w:pPr>
         <w:tabs>
@@ -7605,7 +7083,7 @@
       <w:start w:val="1"/>
       <w:numFmt w:val="none"/>
       <w:suff w:val="nothing"/>
-      <w:lvlText w:val=""/>
+      <w:lvlText w:val="%3"/>
       <w:lvlJc w:val="left"/>
       <w:pPr>
         <w:tabs>
@@ -7619,7 +7097,7 @@
       <w:start w:val="1"/>
       <w:numFmt w:val="none"/>
       <w:suff w:val="nothing"/>
-      <w:lvlText w:val=""/>
+      <w:lvlText w:val="%4"/>
       <w:lvlJc w:val="left"/>
       <w:pPr>
         <w:tabs>
@@ -7633,7 +7111,7 @@
       <w:start w:val="1"/>
       <w:numFmt w:val="none"/>
       <w:suff w:val="nothing"/>
-      <w:lvlText w:val=""/>
+      <w:lvlText w:val="%5"/>
       <w:lvlJc w:val="left"/>
       <w:pPr>
         <w:tabs>
@@ -7647,7 +7125,7 @@
       <w:start w:val="1"/>
       <w:numFmt w:val="none"/>
       <w:suff w:val="nothing"/>
-      <w:lvlText w:val=""/>
+      <w:lvlText w:val="%6"/>
       <w:lvlJc w:val="left"/>
       <w:pPr>
         <w:tabs>
@@ -7661,7 +7139,7 @@
       <w:start w:val="1"/>
       <w:numFmt w:val="none"/>
       <w:suff w:val="nothing"/>
-      <w:lvlText w:val=""/>
+      <w:lvlText w:val="%7"/>
       <w:lvlJc w:val="left"/>
       <w:pPr>
         <w:tabs>
@@ -7675,7 +7153,7 @@
       <w:start w:val="1"/>
       <w:numFmt w:val="none"/>
       <w:suff w:val="nothing"/>
-      <w:lvlText w:val=""/>
+      <w:lvlText w:val="%8"/>
       <w:lvlJc w:val="left"/>
       <w:pPr>
         <w:tabs>
@@ -7689,7 +7167,7 @@
       <w:start w:val="1"/>
       <w:numFmt w:val="none"/>
       <w:suff w:val="nothing"/>
-      <w:lvlText w:val=""/>
+      <w:lvlText w:val="%9"/>
       <w:lvlJc w:val="left"/>
       <w:pPr>
         <w:tabs>
@@ -7718,7 +7196,7 @@
       <w:start w:val="1"/>
       <w:numFmt w:val="none"/>
       <w:suff w:val="nothing"/>
-      <w:lvlText w:val=""/>
+      <w:lvlText w:val="%2"/>
       <w:lvlJc w:val="left"/>
       <w:pPr>
         <w:tabs>
@@ -7732,7 +7210,7 @@
       <w:start w:val="1"/>
       <w:numFmt w:val="none"/>
       <w:suff w:val="nothing"/>
-      <w:lvlText w:val=""/>
+      <w:lvlText w:val="%3"/>
       <w:lvlJc w:val="left"/>
       <w:pPr>
         <w:tabs>
@@ -7746,7 +7224,7 @@
       <w:start w:val="1"/>
       <w:numFmt w:val="none"/>
       <w:suff w:val="nothing"/>
-      <w:lvlText w:val=""/>
+      <w:lvlText w:val="%4"/>
       <w:lvlJc w:val="left"/>
       <w:pPr>
         <w:tabs>
@@ -7760,7 +7238,7 @@
       <w:start w:val="1"/>
       <w:numFmt w:val="none"/>
       <w:suff w:val="nothing"/>
-      <w:lvlText w:val=""/>
+      <w:lvlText w:val="%5"/>
       <w:lvlJc w:val="left"/>
       <w:pPr>
         <w:tabs>
@@ -7774,7 +7252,7 @@
       <w:start w:val="1"/>
       <w:numFmt w:val="none"/>
       <w:suff w:val="nothing"/>
-      <w:lvlText w:val=""/>
+      <w:lvlText w:val="%6"/>
       <w:lvlJc w:val="left"/>
       <w:pPr>
         <w:tabs>
@@ -7788,7 +7266,7 @@
       <w:start w:val="1"/>
       <w:numFmt w:val="none"/>
       <w:suff w:val="nothing"/>
-      <w:lvlText w:val=""/>
+      <w:lvlText w:val="%7"/>
       <w:lvlJc w:val="left"/>
       <w:pPr>
         <w:tabs>
@@ -7802,7 +7280,7 @@
       <w:start w:val="1"/>
       <w:numFmt w:val="none"/>
       <w:suff w:val="nothing"/>
-      <w:lvlText w:val=""/>
+      <w:lvlText w:val="%8"/>
       <w:lvlJc w:val="left"/>
       <w:pPr>
         <w:tabs>
@@ -7816,7 +7294,7 @@
       <w:start w:val="1"/>
       <w:numFmt w:val="none"/>
       <w:suff w:val="nothing"/>
-      <w:lvlText w:val=""/>
+      <w:lvlText w:val="%9"/>
       <w:lvlJc w:val="left"/>
       <w:pPr>
         <w:tabs>
@@ -7828,6 +7306,133 @@
     </w:lvl>
   </w:abstractNum>
   <w:abstractNum w:abstractNumId="5">
+    <w:lvl w:ilvl="0">
+      <w:start w:val="1"/>
+      <w:numFmt w:val="decimal"/>
+      <w:lvlText w:val="%1"/>
+      <w:lvlJc w:val="left"/>
+      <w:pPr>
+        <w:tabs>
+          <w:tab w:val="num" w:pos="0"/>
+        </w:tabs>
+        <w:ind w:left="0" w:hanging="0"/>
+      </w:pPr>
+      <w:rPr/>
+    </w:lvl>
+    <w:lvl w:ilvl="1">
+      <w:start w:val="1"/>
+      <w:numFmt w:val="none"/>
+      <w:suff w:val="nothing"/>
+      <w:lvlText w:val="%2"/>
+      <w:lvlJc w:val="left"/>
+      <w:pPr>
+        <w:tabs>
+          <w:tab w:val="num" w:pos="0"/>
+        </w:tabs>
+        <w:ind w:left="0" w:hanging="0"/>
+      </w:pPr>
+      <w:rPr/>
+    </w:lvl>
+    <w:lvl w:ilvl="2">
+      <w:start w:val="1"/>
+      <w:numFmt w:val="none"/>
+      <w:suff w:val="nothing"/>
+      <w:lvlText w:val="%3"/>
+      <w:lvlJc w:val="left"/>
+      <w:pPr>
+        <w:tabs>
+          <w:tab w:val="num" w:pos="0"/>
+        </w:tabs>
+        <w:ind w:left="0" w:hanging="0"/>
+      </w:pPr>
+      <w:rPr/>
+    </w:lvl>
+    <w:lvl w:ilvl="3">
+      <w:start w:val="1"/>
+      <w:numFmt w:val="none"/>
+      <w:suff w:val="nothing"/>
+      <w:lvlText w:val="%4"/>
+      <w:lvlJc w:val="left"/>
+      <w:pPr>
+        <w:tabs>
+          <w:tab w:val="num" w:pos="0"/>
+        </w:tabs>
+        <w:ind w:left="0" w:hanging="0"/>
+      </w:pPr>
+      <w:rPr/>
+    </w:lvl>
+    <w:lvl w:ilvl="4">
+      <w:start w:val="1"/>
+      <w:numFmt w:val="none"/>
+      <w:suff w:val="nothing"/>
+      <w:lvlText w:val="%5"/>
+      <w:lvlJc w:val="left"/>
+      <w:pPr>
+        <w:tabs>
+          <w:tab w:val="num" w:pos="0"/>
+        </w:tabs>
+        <w:ind w:left="0" w:hanging="0"/>
+      </w:pPr>
+      <w:rPr/>
+    </w:lvl>
+    <w:lvl w:ilvl="5">
+      <w:start w:val="1"/>
+      <w:numFmt w:val="none"/>
+      <w:suff w:val="nothing"/>
+      <w:lvlText w:val="%6"/>
+      <w:lvlJc w:val="left"/>
+      <w:pPr>
+        <w:tabs>
+          <w:tab w:val="num" w:pos="0"/>
+        </w:tabs>
+        <w:ind w:left="0" w:hanging="0"/>
+      </w:pPr>
+      <w:rPr/>
+    </w:lvl>
+    <w:lvl w:ilvl="6">
+      <w:start w:val="1"/>
+      <w:numFmt w:val="none"/>
+      <w:suff w:val="nothing"/>
+      <w:lvlText w:val="%7"/>
+      <w:lvlJc w:val="left"/>
+      <w:pPr>
+        <w:tabs>
+          <w:tab w:val="num" w:pos="0"/>
+        </w:tabs>
+        <w:ind w:left="0" w:hanging="0"/>
+      </w:pPr>
+      <w:rPr/>
+    </w:lvl>
+    <w:lvl w:ilvl="7">
+      <w:start w:val="1"/>
+      <w:numFmt w:val="none"/>
+      <w:suff w:val="nothing"/>
+      <w:lvlText w:val="%8"/>
+      <w:lvlJc w:val="left"/>
+      <w:pPr>
+        <w:tabs>
+          <w:tab w:val="num" w:pos="0"/>
+        </w:tabs>
+        <w:ind w:left="0" w:hanging="0"/>
+      </w:pPr>
+      <w:rPr/>
+    </w:lvl>
+    <w:lvl w:ilvl="8">
+      <w:start w:val="1"/>
+      <w:numFmt w:val="none"/>
+      <w:suff w:val="nothing"/>
+      <w:lvlText w:val="%9"/>
+      <w:lvlJc w:val="left"/>
+      <w:pPr>
+        <w:tabs>
+          <w:tab w:val="num" w:pos="0"/>
+        </w:tabs>
+        <w:ind w:left="0" w:hanging="0"/>
+      </w:pPr>
+      <w:rPr/>
+    </w:lvl>
+  </w:abstractNum>
+  <w:abstractNum w:abstractNumId="6">
     <w:lvl w:ilvl="0">
       <w:start w:val="1"/>
       <w:numFmt w:val="bullet"/>
@@ -7964,7 +7569,7 @@
       </w:rPr>
     </w:lvl>
   </w:abstractNum>
-  <w:abstractNum w:abstractNumId="6">
+  <w:abstractNum w:abstractNumId="7">
     <w:lvl w:ilvl="0">
       <w:start w:val="1"/>
       <w:numFmt w:val="bullet"/>
@@ -8099,125 +7704,6 @@
       <w:rPr>
         <w:rFonts w:ascii="OpenSymbol" w:hAnsi="OpenSymbol" w:cs="OpenSymbol" w:hint="default"/>
       </w:rPr>
-    </w:lvl>
-  </w:abstractNum>
-  <w:abstractNum w:abstractNumId="7">
-    <w:lvl w:ilvl="0">
-      <w:start w:val="1"/>
-      <w:numFmt w:val="none"/>
-      <w:suff w:val="nothing"/>
-      <w:lvlText w:val=""/>
-      <w:lvlJc w:val="left"/>
-      <w:pPr>
-        <w:tabs>
-          <w:tab w:val="num" w:pos="0"/>
-        </w:tabs>
-        <w:ind w:left="0" w:hanging="0"/>
-      </w:pPr>
-    </w:lvl>
-    <w:lvl w:ilvl="1">
-      <w:start w:val="1"/>
-      <w:numFmt w:val="none"/>
-      <w:suff w:val="nothing"/>
-      <w:lvlText w:val=""/>
-      <w:lvlJc w:val="left"/>
-      <w:pPr>
-        <w:tabs>
-          <w:tab w:val="num" w:pos="0"/>
-        </w:tabs>
-        <w:ind w:left="0" w:hanging="0"/>
-      </w:pPr>
-    </w:lvl>
-    <w:lvl w:ilvl="2">
-      <w:start w:val="1"/>
-      <w:numFmt w:val="none"/>
-      <w:suff w:val="nothing"/>
-      <w:lvlText w:val=""/>
-      <w:lvlJc w:val="left"/>
-      <w:pPr>
-        <w:tabs>
-          <w:tab w:val="num" w:pos="0"/>
-        </w:tabs>
-        <w:ind w:left="0" w:hanging="0"/>
-      </w:pPr>
-    </w:lvl>
-    <w:lvl w:ilvl="3">
-      <w:start w:val="1"/>
-      <w:numFmt w:val="none"/>
-      <w:suff w:val="nothing"/>
-      <w:lvlText w:val=""/>
-      <w:lvlJc w:val="left"/>
-      <w:pPr>
-        <w:tabs>
-          <w:tab w:val="num" w:pos="0"/>
-        </w:tabs>
-        <w:ind w:left="0" w:hanging="0"/>
-      </w:pPr>
-    </w:lvl>
-    <w:lvl w:ilvl="4">
-      <w:start w:val="1"/>
-      <w:numFmt w:val="none"/>
-      <w:suff w:val="nothing"/>
-      <w:lvlText w:val=""/>
-      <w:lvlJc w:val="left"/>
-      <w:pPr>
-        <w:tabs>
-          <w:tab w:val="num" w:pos="0"/>
-        </w:tabs>
-        <w:ind w:left="0" w:hanging="0"/>
-      </w:pPr>
-    </w:lvl>
-    <w:lvl w:ilvl="5">
-      <w:start w:val="1"/>
-      <w:numFmt w:val="none"/>
-      <w:suff w:val="nothing"/>
-      <w:lvlText w:val=""/>
-      <w:lvlJc w:val="left"/>
-      <w:pPr>
-        <w:tabs>
-          <w:tab w:val="num" w:pos="0"/>
-        </w:tabs>
-        <w:ind w:left="0" w:hanging="0"/>
-      </w:pPr>
-    </w:lvl>
-    <w:lvl w:ilvl="6">
-      <w:start w:val="1"/>
-      <w:numFmt w:val="none"/>
-      <w:suff w:val="nothing"/>
-      <w:lvlText w:val=""/>
-      <w:lvlJc w:val="left"/>
-      <w:pPr>
-        <w:tabs>
-          <w:tab w:val="num" w:pos="0"/>
-        </w:tabs>
-        <w:ind w:left="0" w:hanging="0"/>
-      </w:pPr>
-    </w:lvl>
-    <w:lvl w:ilvl="7">
-      <w:start w:val="1"/>
-      <w:numFmt w:val="none"/>
-      <w:suff w:val="nothing"/>
-      <w:lvlText w:val=""/>
-      <w:lvlJc w:val="left"/>
-      <w:pPr>
-        <w:tabs>
-          <w:tab w:val="num" w:pos="0"/>
-        </w:tabs>
-        <w:ind w:left="0" w:hanging="0"/>
-      </w:pPr>
-    </w:lvl>
-    <w:lvl w:ilvl="8">
-      <w:start w:val="1"/>
-      <w:numFmt w:val="none"/>
-      <w:suff w:val="nothing"/>
-      <w:lvlText w:val=""/>
-      <w:lvlJc w:val="left"/>
-      <w:pPr>
-        <w:tabs>
-          <w:tab w:val="num" w:pos="0"/>
-        </w:tabs>
-        <w:ind w:left="0" w:hanging="0"/>
-      </w:pPr>
     </w:lvl>
   </w:abstractNum>
   <w:num w:numId="1">
@@ -8267,7 +7753,9 @@
     <w:pPr>
       <w:widowControl/>
       <w:suppressAutoHyphens w:val="true"/>
-      <w:overflowPunct w:val="false"/>
+      <w:kinsoku w:val="true"/>
+      <w:overflowPunct w:val="true"/>
+      <w:autoSpaceDE w:val="true"/>
       <w:bidi w:val="0"/>
       <w:spacing w:before="0" w:after="0"/>
       <w:jc w:val="left"/>
@@ -8288,7 +7776,7 @@
     <w:pPr>
       <w:numPr>
         <w:ilvl w:val="0"/>
-        <w:numId w:val="1"/>
+        <w:numId w:val="2"/>
       </w:numPr>
       <w:spacing w:before="240" w:after="120"/>
       <w:outlineLvl w:val="0"/>
@@ -8307,7 +7795,7 @@
     <w:pPr>
       <w:numPr>
         <w:ilvl w:val="1"/>
-        <w:numId w:val="1"/>
+        <w:numId w:val="2"/>
       </w:numPr>
       <w:spacing w:before="200" w:after="120"/>
       <w:outlineLvl w:val="1"/>

--- a/docs/DevGuide.docx
+++ b/docs/DevGuide.docx
@@ -624,7 +624,7 @@
           <w:ilvl w:val="0"/>
           <w:numId w:val="0"/>
         </w:numPr>
-        <w:ind w:left="0" w:hanging="0"/>
+        <w:ind w:left="0" w:right="0" w:hanging="0"/>
         <w:rPr/>
       </w:pPr>
       <w:r>
@@ -750,7 +750,7 @@
           <w:ilvl w:val="0"/>
           <w:numId w:val="0"/>
         </w:numPr>
-        <w:ind w:left="0" w:hanging="0"/>
+        <w:ind w:left="0" w:right="0" w:hanging="0"/>
         <w:rPr/>
       </w:pPr>
       <w:bookmarkStart w:id="1" w:name="__RefHeading___Toc779_2817623836"/>
@@ -1595,40 +1595,7 @@
           <w:color w:val="000000"/>
           <w:u w:val="none"/>
         </w:rPr>
-        <w:t>CHANGE</w:t>
-      </w:r>
-      <w:r>
-        <w:rPr>
-          <w:rStyle w:val="InternetLink"/>
-          <w:rFonts w:ascii="Liberation Sans" w:hAnsi="Liberation Sans"/>
-          <w:i/>
-          <w:iCs/>
-          <w:color w:val="000000"/>
-          <w:u w:val="none"/>
-        </w:rPr>
-        <w:t>LOG</w:t>
-      </w:r>
-      <w:r>
-        <w:rPr>
-          <w:rStyle w:val="InternetLink"/>
-          <w:rFonts w:ascii="Liberation Sans" w:hAnsi="Liberation Sans"/>
-          <w:i/>
-          <w:iCs/>
-          <w:color w:val="000000"/>
-          <w:u w:val="none"/>
-        </w:rPr>
-        <w:t xml:space="preserve">.md </w:t>
-      </w:r>
-      <w:r>
-        <w:rPr>
-          <w:rStyle w:val="InternetLink"/>
-          <w:rFonts w:ascii="Liberation Sans" w:hAnsi="Liberation Sans"/>
-          <w:i/>
-          <w:iCs/>
-          <w:color w:val="000000"/>
-          <w:u w:val="none"/>
-        </w:rPr>
-        <w:t>(</w:t>
+        <w:t>CHANGELOG.md (</w:t>
       </w:r>
       <w:r>
         <w:rPr>
@@ -2042,7 +2009,6 @@
           <w:bottom w:w="55" w:type="dxa"/>
           <w:right w:w="55" w:type="dxa"/>
         </w:tblCellMar>
-        <w:tblLook w:val="04a0" w:noHBand="0" w:noVBand="1" w:firstColumn="1" w:lastRow="0" w:lastColumn="0" w:firstRow="1"/>
       </w:tblPr>
       <w:tblGrid>
         <w:gridCol w:w="3000"/>
@@ -2663,7 +2629,6 @@
           <w:bottom w:w="55" w:type="dxa"/>
           <w:right w:w="55" w:type="dxa"/>
         </w:tblCellMar>
-        <w:tblLook w:val="04a0" w:noHBand="0" w:noVBand="1" w:firstColumn="1" w:lastRow="0" w:lastColumn="0" w:firstRow="1"/>
       </w:tblPr>
       <w:tblGrid>
         <w:gridCol w:w="3000"/>
@@ -3231,27 +3196,13 @@
     <w:p>
       <w:pPr>
         <w:pStyle w:val="Normal"/>
-        <w:rPr>
-          <w:rFonts w:ascii="Liberation Sans" w:hAnsi="Liberation Sans"/>
-        </w:rPr>
-      </w:pPr>
-      <w:r>
-        <w:rPr>
-          <w:rFonts w:ascii="Liberation Sans" w:hAnsi="Liberation Sans"/>
-        </w:rPr>
-        <w:t>There should be minimal changes in the Beta</w:t>
-      </w:r>
-      <w:r>
-        <w:rPr>
-          <w:rFonts w:ascii="Liberation Sans" w:hAnsi="Liberation Sans"/>
-        </w:rPr>
-        <w:t>2+</w:t>
-      </w:r>
-      <w:r>
-        <w:rPr>
-          <w:rFonts w:ascii="Liberation Sans" w:hAnsi="Liberation Sans"/>
-        </w:rPr>
-        <w:t xml:space="preserve"> or Hot Site releases.</w:t>
+        <w:rPr/>
+      </w:pPr>
+      <w:r>
+        <w:rPr>
+          <w:rFonts w:ascii="Liberation Sans" w:hAnsi="Liberation Sans"/>
+        </w:rPr>
+        <w:t>There should be minimal changes in the Beta2+ or Hot Site releases.</w:t>
       </w:r>
     </w:p>
     <w:p>
@@ -3380,9 +3331,7 @@
     <w:p>
       <w:pPr>
         <w:pStyle w:val="Normal"/>
-        <w:rPr>
-          <w:rFonts w:ascii="Liberation Sans" w:hAnsi="Liberation Sans"/>
-        </w:rPr>
+        <w:rPr/>
       </w:pPr>
       <w:r>
         <w:rPr/>
@@ -3391,21 +3340,15 @@
     <w:p>
       <w:pPr>
         <w:pStyle w:val="Heading3"/>
-        <w:rPr>
-          <w:rFonts w:ascii="Liberation Sans" w:hAnsi="Liberation Sans"/>
-        </w:rPr>
-      </w:pPr>
-      <w:r>
-        <w:rPr/>
-        <w:t>CHANGE</w:t>
-      </w:r>
-      <w:r>
-        <w:rPr/>
-        <w:t>LOG</w:t>
-      </w:r>
-      <w:r>
-        <w:rPr/>
-        <w:t>.md</w:t>
+        <w:numPr>
+          <w:ilvl w:val="2"/>
+          <w:numId w:val="1"/>
+        </w:numPr>
+        <w:rPr/>
+      </w:pPr>
+      <w:r>
+        <w:rPr/>
+        <w:t>CHANGELOG.md</w:t>
       </w:r>
     </w:p>
     <w:p>
@@ -3419,13 +3362,7 @@
         <w:rPr>
           <w:rFonts w:ascii="Liberation Sans" w:hAnsi="Liberation Sans"/>
         </w:rPr>
-        <w:t xml:space="preserve">This file contains all changes </w:t>
-      </w:r>
-      <w:r>
-        <w:rPr>
-          <w:rFonts w:ascii="Liberation Sans" w:hAnsi="Liberation Sans"/>
-        </w:rPr>
-        <w:t>for each release.  It is produced by:</w:t>
+        <w:t>This file contains all changes for each release.  It is produced by:</w:t>
       </w:r>
     </w:p>
     <w:p>
@@ -3501,12 +3438,19 @@
         <w:rPr>
           <w:rFonts w:ascii="Liberation Sans" w:hAnsi="Liberation Sans"/>
         </w:rPr>
-        <w:t>The result is appended to CHANGELOG.md</w:t>
-      </w:r>
-      <w:r>
-        <w:rPr>
-          <w:rFonts w:ascii="Liberation Sans" w:hAnsi="Liberation Sans"/>
-        </w:rPr>
+        <w:t xml:space="preserve">The result is </w:t>
+      </w:r>
+      <w:r>
+        <w:rPr>
+          <w:rFonts w:ascii="Liberation Sans" w:hAnsi="Liberation Sans"/>
+        </w:rPr>
+        <w:t>pre</w:t>
+      </w:r>
+      <w:r>
+        <w:rPr>
+          <w:rFonts w:ascii="Liberation Sans" w:hAnsi="Liberation Sans"/>
+        </w:rPr>
+        <w:t>pended to CHANGELOG.md</w:t>
         <w:br/>
         <w:br/>
         <w:t xml:space="preserve">From then on the release branch v5.3.1 should only receive bugfixes for the release. </w:t>
@@ -3522,7 +3466,7 @@
           <w:ilvl w:val="0"/>
           <w:numId w:val="0"/>
         </w:numPr>
-        <w:ind w:left="0" w:hanging="0"/>
+        <w:ind w:left="0" w:right="0" w:hanging="0"/>
         <w:rPr/>
       </w:pPr>
       <w:bookmarkStart w:id="4" w:name="__RefHeading___Toc350_3696126145"/>
@@ -3565,7 +3509,7 @@
           <w:ilvl w:val="0"/>
           <w:numId w:val="0"/>
         </w:numPr>
-        <w:ind w:left="0" w:hanging="0"/>
+        <w:ind w:left="0" w:right="0" w:hanging="0"/>
         <w:rPr/>
       </w:pPr>
       <w:bookmarkStart w:id="5" w:name="__RefHeading___Toc171_3696126145"/>
@@ -3700,13 +3644,15 @@
     <w:p>
       <w:pPr>
         <w:pStyle w:val="TextBody"/>
-        <w:ind w:left="709" w:hanging="0"/>
-        <w:rPr/>
-      </w:pPr>
-      <w:r>
+        <w:ind w:left="709" w:right="0" w:hanging="0"/>
         <w:rPr>
           <w:rFonts w:ascii="Liberation Mono" w:hAnsi="Liberation Mono"/>
         </w:rPr>
+      </w:pPr>
+      <w:r>
+        <w:rPr>
+          <w:rFonts w:ascii="Liberation Mono" w:hAnsi="Liberation Mono"/>
+        </w:rPr>
         <w:t>Parameter File Map.Kato Unitrack HO Scale: ../params/HO-Kato.xtp</w:t>
       </w:r>
     </w:p>
@@ -3755,7 +3701,7 @@
     <w:p>
       <w:pPr>
         <w:pStyle w:val="Normal"/>
-        <w:ind w:left="709" w:hanging="0"/>
+        <w:ind w:left="709" w:right="0" w:hanging="0"/>
         <w:rPr>
           <w:rFonts w:ascii="Liberation Mono" w:hAnsi="Liberation Mono"/>
         </w:rPr>
@@ -3770,7 +3716,7 @@
     <w:p>
       <w:pPr>
         <w:pStyle w:val="Normal"/>
-        <w:ind w:left="709" w:hanging="0"/>
+        <w:ind w:left="709" w:right="0" w:hanging="0"/>
         <w:rPr>
           <w:rFonts w:ascii="Liberation Mono" w:hAnsi="Liberation Mono"/>
         </w:rPr>
@@ -3785,7 +3731,7 @@
     <w:p>
       <w:pPr>
         <w:pStyle w:val="TextBody"/>
-        <w:ind w:left="709" w:hanging="0"/>
+        <w:ind w:left="709" w:right="0" w:hanging="0"/>
         <w:rPr>
           <w:rFonts w:ascii="Liberation Sans" w:hAnsi="Liberation Sans"/>
         </w:rPr>
@@ -3926,7 +3872,7 @@
     <w:p>
       <w:pPr>
         <w:pStyle w:val="Normal"/>
-        <w:ind w:left="709" w:hanging="0"/>
+        <w:ind w:left="709" w:right="0" w:hanging="0"/>
         <w:rPr/>
       </w:pPr>
       <w:r>
@@ -3944,13 +3890,13 @@
       <w:pPr>
         <w:pStyle w:val="Normal"/>
         <w:rPr>
-          <w:rFonts w:ascii="Helvetica Neue;Helvetica;Arial;" w:hAnsi="Helvetica Neue;Helvetica;Arial;"/>
+          <w:rFonts w:ascii="Helvetica Neue;Helvetica;Arial" w:hAnsi="Helvetica Neue;Helvetica;Arial"/>
           <w:color w:val="333333"/>
         </w:rPr>
       </w:pPr>
       <w:r>
         <w:rPr>
-          <w:rFonts w:ascii="Helvetica Neue;Helvetica;Arial;" w:hAnsi="Helvetica Neue;Helvetica;Arial;"/>
+          <w:rFonts w:ascii="Helvetica Neue;Helvetica;Arial" w:hAnsi="Helvetica Neue;Helvetica;Arial"/>
           <w:color w:val="333333"/>
         </w:rPr>
       </w:r>
@@ -3962,14 +3908,14 @@
       </w:pPr>
       <w:r>
         <w:rPr>
-          <w:rFonts w:ascii="Helvetica Neue;Helvetica;Arial;" w:hAnsi="Helvetica Neue;Helvetica;Arial;"/>
+          <w:rFonts w:ascii="Helvetica Neue;Helvetica;Arial" w:hAnsi="Helvetica Neue;Helvetica;Arial"/>
           <w:color w:val="333333"/>
         </w:rPr>
         <w:t xml:space="preserve">We want to rename this file to </w:t>
       </w:r>
       <w:r>
         <w:rPr>
-          <w:rFonts w:ascii="Helvetica Neue;Helvetica;Arial;" w:hAnsi="Helvetica Neue;Helvetica;Arial;"/>
+          <w:rFonts w:ascii="Helvetica Neue;Helvetica;Arial" w:hAnsi="Helvetica Neue;Helvetica;Arial"/>
           <w:b/>
           <w:bCs/>
           <w:color w:val="333333"/>
@@ -3978,7 +3924,7 @@
       </w:r>
       <w:r>
         <w:rPr>
-          <w:rFonts w:ascii="Helvetica Neue;Helvetica;Arial;" w:hAnsi="Helvetica Neue;Helvetica;Arial;"/>
+          <w:rFonts w:ascii="Helvetica Neue;Helvetica;Arial" w:hAnsi="Helvetica Neue;Helvetica;Arial"/>
           <w:color w:val="333333"/>
         </w:rPr>
         <w:t xml:space="preserve"> and change its CONTENTS Label</w:t>
@@ -3988,13 +3934,13 @@
       <w:pPr>
         <w:pStyle w:val="Normal"/>
         <w:rPr>
-          <w:rFonts w:ascii="Helvetica Neue;Helvetica;Arial;" w:hAnsi="Helvetica Neue;Helvetica;Arial;"/>
+          <w:rFonts w:ascii="Helvetica Neue;Helvetica;Arial" w:hAnsi="Helvetica Neue;Helvetica;Arial"/>
           <w:color w:val="333333"/>
         </w:rPr>
       </w:pPr>
       <w:r>
         <w:rPr>
-          <w:rFonts w:ascii="Helvetica Neue;Helvetica;Arial;" w:hAnsi="Helvetica Neue;Helvetica;Arial;"/>
+          <w:rFonts w:ascii="Helvetica Neue;Helvetica;Arial" w:hAnsi="Helvetica Neue;Helvetica;Arial"/>
           <w:color w:val="333333"/>
         </w:rPr>
       </w:r>
@@ -4002,12 +3948,12 @@
     <w:p>
       <w:pPr>
         <w:pStyle w:val="Normal"/>
-        <w:ind w:left="709" w:hanging="0"/>
-        <w:rPr/>
-      </w:pPr>
-      <w:r>
-        <w:rPr>
-          <w:rFonts w:ascii="Helvetica Neue;Helvetica;Arial;" w:hAnsi="Helvetica Neue;Helvetica;Arial;"/>
+        <w:ind w:left="709" w:right="0" w:hanging="0"/>
+        <w:rPr/>
+      </w:pPr>
+      <w:r>
+        <w:rPr>
+          <w:rFonts w:ascii="Helvetica Neue;Helvetica;Arial" w:hAnsi="Helvetica Neue;Helvetica;Arial"/>
           <w:color w:val="333333"/>
         </w:rPr>
         <w:t xml:space="preserve"> </w:t>
@@ -4084,7 +4030,7 @@
     <w:p>
       <w:pPr>
         <w:pStyle w:val="Normal"/>
-        <w:ind w:left="709" w:hanging="0"/>
+        <w:ind w:left="709" w:right="0" w:hanging="0"/>
         <w:rPr/>
       </w:pPr>
       <w:r>
@@ -4100,7 +4046,7 @@
     <w:p>
       <w:pPr>
         <w:pStyle w:val="Normal"/>
-        <w:ind w:left="709" w:hanging="0"/>
+        <w:ind w:left="709" w:right="0" w:hanging="0"/>
         <w:rPr/>
       </w:pPr>
       <w:r>
@@ -4117,15 +4063,15 @@
     <w:p>
       <w:pPr>
         <w:pStyle w:val="Normal"/>
-        <w:ind w:left="709" w:hanging="0"/>
-        <w:rPr>
-          <w:rFonts w:ascii="Helvetica Neue;Helvetica;Arial;" w:hAnsi="Helvetica Neue;Helvetica;Arial;"/>
+        <w:ind w:left="709" w:right="0" w:hanging="0"/>
+        <w:rPr>
+          <w:rFonts w:ascii="Helvetica Neue;Helvetica;Arial" w:hAnsi="Helvetica Neue;Helvetica;Arial"/>
           <w:color w:val="333333"/>
         </w:rPr>
       </w:pPr>
       <w:r>
         <w:rPr>
-          <w:rFonts w:ascii="Helvetica Neue;Helvetica;Arial;" w:hAnsi="Helvetica Neue;Helvetica;Arial;"/>
+          <w:rFonts w:ascii="Helvetica Neue;Helvetica;Arial" w:hAnsi="Helvetica Neue;Helvetica;Arial"/>
           <w:color w:val="333333"/>
         </w:rPr>
       </w:r>
@@ -4149,12 +4095,12 @@
     <w:p>
       <w:pPr>
         <w:pStyle w:val="Normal"/>
-        <w:ind w:left="709" w:hanging="0"/>
-        <w:rPr/>
-      </w:pPr>
-      <w:r>
-        <w:rPr>
-          <w:rFonts w:ascii="Helvetica Neue;Helvetica;Arial;" w:hAnsi="Helvetica Neue;Helvetica;Arial;"/>
+        <w:ind w:left="709" w:right="0" w:hanging="0"/>
+        <w:rPr/>
+      </w:pPr>
+      <w:r>
+        <w:rPr>
+          <w:rFonts w:ascii="Helvetica Neue;Helvetica;Arial" w:hAnsi="Helvetica Neue;Helvetica;Arial"/>
           <w:color w:val="333333"/>
         </w:rPr>
         <w:br/>
@@ -4207,7 +4153,7 @@
     <w:p>
       <w:pPr>
         <w:pStyle w:val="Normal"/>
-        <w:ind w:left="709" w:hanging="0"/>
+        <w:ind w:left="709" w:right="0" w:hanging="0"/>
         <w:rPr/>
       </w:pPr>
       <w:r>
@@ -4224,7 +4170,7 @@
     <w:p>
       <w:pPr>
         <w:pStyle w:val="TextBody"/>
-        <w:ind w:left="709" w:hanging="0"/>
+        <w:ind w:left="709" w:right="0" w:hanging="0"/>
         <w:rPr>
           <w:rFonts w:ascii="Liberation Mono" w:hAnsi="Liberation Mono"/>
         </w:rPr>
@@ -4270,7 +4216,7 @@
           <w:ilvl w:val="0"/>
           <w:numId w:val="0"/>
         </w:numPr>
-        <w:ind w:left="0" w:hanging="0"/>
+        <w:ind w:left="0" w:right="0" w:hanging="0"/>
         <w:rPr/>
       </w:pPr>
       <w:r>
@@ -4287,7 +4233,7 @@
           <w:ilvl w:val="0"/>
           <w:numId w:val="0"/>
         </w:numPr>
-        <w:ind w:left="0" w:hanging="0"/>
+        <w:ind w:left="0" w:right="0" w:hanging="0"/>
         <w:rPr/>
       </w:pPr>
       <w:bookmarkStart w:id="10" w:name="__RefHeading___Toc175_3696126145"/>
@@ -4442,7 +4388,7 @@
           <w:ilvl w:val="0"/>
           <w:numId w:val="0"/>
         </w:numPr>
-        <w:ind w:left="0" w:hanging="0"/>
+        <w:ind w:left="0" w:right="0" w:hanging="0"/>
         <w:rPr/>
       </w:pPr>
       <w:bookmarkStart w:id="12" w:name="__RefHeading___Toc109_2394484777"/>
@@ -4666,7 +4612,7 @@
           <w:ilvl w:val="0"/>
           <w:numId w:val="0"/>
         </w:numPr>
-        <w:ind w:left="0" w:hanging="0"/>
+        <w:ind w:left="0" w:right="0" w:hanging="0"/>
         <w:rPr/>
       </w:pPr>
       <w:bookmarkStart w:id="13" w:name="__RefHeading___Toc113_2394484777"/>
@@ -4685,7 +4631,19 @@
         <w:rPr>
           <w:rFonts w:ascii="Liberation Sans" w:hAnsi="Liberation Sans"/>
         </w:rPr>
-        <w:t xml:space="preserve">Code may be formatted (pretty-printed) using the </w:t>
+        <w:t xml:space="preserve">Code </w:t>
+      </w:r>
+      <w:r>
+        <w:rPr>
+          <w:rFonts w:ascii="Liberation Sans" w:hAnsi="Liberation Sans"/>
+        </w:rPr>
+        <w:t>is</w:t>
+      </w:r>
+      <w:r>
+        <w:rPr>
+          <w:rFonts w:ascii="Liberation Sans" w:hAnsi="Liberation Sans"/>
+        </w:rPr>
+        <w:t xml:space="preserve"> formatted (pretty-printed) using the </w:t>
       </w:r>
       <w:hyperlink r:id="rId7">
         <w:r>
@@ -4748,15 +4706,141 @@
     <w:p>
       <w:pPr>
         <w:pStyle w:val="TextBody"/>
-        <w:rPr>
-          <w:rFonts w:ascii="Liberation Sans" w:hAnsi="Liberation Sans"/>
-        </w:rPr>
-      </w:pPr>
-      <w:r>
-        <w:rPr>
-          <w:rFonts w:ascii="Liberation Sans" w:hAnsi="Liberation Sans"/>
-        </w:rPr>
-        <w:t>If a file is pretty-printed, that must be to only change made for that commit.  Do not mix non-formatting changes with pretty-printing.</w:t>
+        <w:rPr/>
+      </w:pPr>
+      <w:r>
+        <w:rPr/>
+        <w:t>It is important to be able to separate pretty-print changes and functional changes since pretty-print changes will have no effect on functionality.</w:t>
+      </w:r>
+    </w:p>
+    <w:p>
+      <w:pPr>
+        <w:pStyle w:val="TextBody"/>
+        <w:rPr>
+          <w:rFonts w:ascii="Liberation Sans" w:hAnsi="Liberation Sans"/>
+        </w:rPr>
+      </w:pPr>
+      <w:r>
+        <w:rPr/>
+        <w:t>It is recommen</w:t>
+      </w:r>
+      <w:r>
+        <w:rPr/>
+        <w:t>de</w:t>
+      </w:r>
+      <w:r>
+        <w:rPr/>
+        <w:t xml:space="preserve">d that code </w:t>
+      </w:r>
+      <w:r>
+        <w:rPr/>
+        <w:t>files</w:t>
+      </w:r>
+      <w:r>
+        <w:rPr/>
+        <w:t xml:space="preserve"> in $SRCDIR/app/bin </w:t>
+      </w:r>
+      <w:r>
+        <w:rPr/>
+        <w:t xml:space="preserve">(*.c *..h) </w:t>
+      </w:r>
+      <w:r>
+        <w:rPr/>
+        <w:t>b</w:t>
+      </w:r>
+      <w:r>
+        <w:rPr/>
+        <w:t xml:space="preserve">e pretty-printed prior </w:t>
+      </w:r>
+      <w:r>
+        <w:rPr/>
+        <w:t xml:space="preserve">to making </w:t>
+      </w:r>
+      <w:r>
+        <w:rPr/>
+        <w:t xml:space="preserve">functional </w:t>
+      </w:r>
+      <w:r>
+        <w:rPr/>
+        <w:t xml:space="preserve"> changes. </w:t>
+      </w:r>
+      <w:r>
+        <w:rPr/>
+        <w:t xml:space="preserve">This should affect no files if developers are consistent in pretty-printing their changes.  If there are pretty-print changes, they should be checked-in before any other code chages. </w:t>
+      </w:r>
+      <w:r>
+        <w:rPr/>
+        <w:t>This allows us to separate pretty-print changes from functional changes.</w:t>
+      </w:r>
+    </w:p>
+    <w:p>
+      <w:pPr>
+        <w:pStyle w:val="TextBody"/>
+        <w:rPr>
+          <w:rFonts w:ascii="Liberation Sans" w:hAnsi="Liberation Sans"/>
+        </w:rPr>
+      </w:pPr>
+      <w:r>
+        <w:rPr/>
+        <w:t>P</w:t>
+      </w:r>
+      <w:r>
+        <w:rPr/>
+        <w:t xml:space="preserve">rior to check-in </w:t>
+      </w:r>
+      <w:r>
+        <w:rPr/>
+        <w:t>of functional changes you should pretty-print</w:t>
+      </w:r>
+      <w:r>
+        <w:rPr/>
+        <w:t xml:space="preserve"> </w:t>
+      </w:r>
+      <w:r>
+        <w:rPr/>
+        <w:t>the code file</w:t>
+      </w:r>
+      <w:r>
+        <w:rPr/>
+        <w:t>s</w:t>
+      </w:r>
+      <w:r>
+        <w:rPr/>
+        <w:t xml:space="preserve">, </w:t>
+      </w:r>
+      <w:r>
+        <w:rPr/>
+        <w:t xml:space="preserve">which should </w:t>
+      </w:r>
+      <w:r>
+        <w:rPr/>
+        <w:t xml:space="preserve">only </w:t>
+      </w:r>
+      <w:r>
+        <w:rPr/>
+        <w:t>affect your chan</w:t>
+      </w:r>
+      <w:r>
+        <w:rPr/>
+        <w:t>g</w:t>
+      </w:r>
+      <w:r>
+        <w:rPr/>
+        <w:t>es</w:t>
+      </w:r>
+    </w:p>
+    <w:p>
+      <w:pPr>
+        <w:pStyle w:val="TextBody"/>
+        <w:rPr>
+          <w:rFonts w:ascii="Liberation Sans" w:hAnsi="Liberation Sans"/>
+        </w:rPr>
+      </w:pPr>
+      <w:r>
+        <w:rPr/>
+      </w:r>
+      <w:r>
+        <w:br w:type="page"/>
       </w:r>
     </w:p>
     <w:p>
@@ -4766,14 +4850,175 @@
           <w:ilvl w:val="0"/>
           <w:numId w:val="0"/>
         </w:numPr>
-        <w:ind w:left="0" w:hanging="0"/>
-        <w:rPr/>
-      </w:pPr>
-      <w:r>
-        <w:rPr/>
-      </w:r>
-      <w:r>
-        <w:br w:type="page"/>
+        <w:ind w:left="0" w:right="0" w:hanging="0"/>
+        <w:rPr/>
+      </w:pPr>
+      <w:bookmarkStart w:id="14" w:name="__RefHeading___Toc115_2394484777"/>
+      <w:bookmarkEnd w:id="14"/>
+      <w:r>
+        <w:rPr/>
+        <w:t>Casts</w:t>
+      </w:r>
+    </w:p>
+    <w:p>
+      <w:pPr>
+        <w:pStyle w:val="TextBody"/>
+        <w:rPr/>
+      </w:pPr>
+      <w:r>
+        <w:rPr>
+          <w:rFonts w:ascii="Liberation Sans" w:hAnsi="Liberation Sans"/>
+        </w:rPr>
+        <w:t xml:space="preserve">Casts are generally to be avoided. There is no need to cast to or from </w:t>
+      </w:r>
+      <w:r>
+        <w:rPr>
+          <w:rFonts w:ascii="Liberation Sans" w:hAnsi="Liberation Sans"/>
+          <w:b/>
+          <w:bCs/>
+        </w:rPr>
+        <w:t>void*</w:t>
+      </w:r>
+      <w:r>
+        <w:rPr>
+          <w:rFonts w:ascii="Liberation Sans" w:hAnsi="Liberation Sans"/>
+        </w:rPr>
+        <w:t>. There are a few situations where casts are required:</w:t>
+      </w:r>
+    </w:p>
+    <w:p>
+      <w:pPr>
+        <w:pStyle w:val="Heading2"/>
+        <w:numPr>
+          <w:ilvl w:val="1"/>
+          <w:numId w:val="4"/>
+        </w:numPr>
+        <w:rPr/>
+      </w:pPr>
+      <w:bookmarkStart w:id="15" w:name="__RefHeading___Toc414_4191666527"/>
+      <w:bookmarkEnd w:id="15"/>
+      <w:r>
+        <w:rPr/>
+        <w:t>Downcast Numeric values</w:t>
+      </w:r>
+    </w:p>
+    <w:p>
+      <w:pPr>
+        <w:pStyle w:val="TextBody"/>
+        <w:ind w:left="720" w:right="0" w:hanging="0"/>
+        <w:rPr>
+          <w:rFonts w:ascii="Liberation Sans" w:hAnsi="Liberation Sans"/>
+        </w:rPr>
+      </w:pPr>
+      <w:r>
+        <w:rPr>
+          <w:rFonts w:ascii="Liberation Sans" w:hAnsi="Liberation Sans"/>
+        </w:rPr>
+        <w:t>Down casting a wide numeric to a narrower numeric (including floating point to integral)</w:t>
+      </w:r>
+    </w:p>
+    <w:p>
+      <w:pPr>
+        <w:pStyle w:val="Heading2"/>
+        <w:numPr>
+          <w:ilvl w:val="1"/>
+          <w:numId w:val="4"/>
+        </w:numPr>
+        <w:rPr/>
+      </w:pPr>
+      <w:bookmarkStart w:id="16" w:name="__RefHeading___Toc416_4191666527"/>
+      <w:bookmarkEnd w:id="16"/>
+      <w:r>
+        <w:rPr/>
+        <w:t>Generic Values</w:t>
+      </w:r>
+    </w:p>
+    <w:p>
+      <w:pPr>
+        <w:pStyle w:val="TextBody"/>
+        <w:ind w:left="720" w:right="0" w:hanging="0"/>
+        <w:rPr/>
+      </w:pPr>
+      <w:r>
+        <w:rPr>
+          <w:rFonts w:ascii="Liberation Sans" w:hAnsi="Liberation Sans"/>
+        </w:rPr>
+        <w:t xml:space="preserve">Casting a generic call-back value from or to a (void*) using </w:t>
+      </w:r>
+      <w:r>
+        <w:rPr>
+          <w:rFonts w:ascii="Liberation Sans" w:hAnsi="Liberation Sans"/>
+          <w:b/>
+          <w:bCs/>
+        </w:rPr>
+        <w:t xml:space="preserve">I2VP() </w:t>
+      </w:r>
+      <w:r>
+        <w:rPr>
+          <w:rFonts w:ascii="Liberation Sans" w:hAnsi="Liberation Sans"/>
+        </w:rPr>
+        <w:t xml:space="preserve">and </w:t>
+      </w:r>
+      <w:r>
+        <w:rPr>
+          <w:rFonts w:ascii="Liberation Sans" w:hAnsi="Liberation Sans"/>
+          <w:b/>
+          <w:bCs/>
+        </w:rPr>
+        <w:t>VP2L</w:t>
+      </w:r>
+      <w:r>
+        <w:rPr>
+          <w:rFonts w:ascii="Liberation Sans" w:hAnsi="Liberation Sans"/>
+        </w:rPr>
+        <w:t xml:space="preserve"> </w:t>
+      </w:r>
+    </w:p>
+    <w:p>
+      <w:pPr>
+        <w:pStyle w:val="Heading2"/>
+        <w:numPr>
+          <w:ilvl w:val="1"/>
+          <w:numId w:val="4"/>
+        </w:numPr>
+        <w:rPr/>
+      </w:pPr>
+      <w:bookmarkStart w:id="17" w:name="__RefHeading___Toc418_4191666527"/>
+      <w:bookmarkEnd w:id="17"/>
+      <w:r>
+        <w:rPr/>
+        <w:t>Wlib wControl_t conversion</w:t>
+      </w:r>
+    </w:p>
+    <w:p>
+      <w:pPr>
+        <w:pStyle w:val="TextBody"/>
+        <w:ind w:left="720" w:right="0" w:hanging="0"/>
+        <w:rPr>
+          <w:rFonts w:ascii="Liberation Sans" w:hAnsi="Liberation Sans"/>
+        </w:rPr>
+      </w:pPr>
+      <w:r>
+        <w:rPr>
+          <w:rFonts w:ascii="Liberation Sans" w:hAnsi="Liberation Sans"/>
+        </w:rPr>
+        <w:t>Converting a wlib callback.</w:t>
+      </w:r>
+    </w:p>
+    <w:p>
+      <w:pPr>
+        <w:pStyle w:val="Heading2"/>
+        <w:numPr>
+          <w:ilvl w:val="1"/>
+          <w:numId w:val="4"/>
+        </w:numPr>
+        <w:rPr/>
+      </w:pPr>
+      <w:bookmarkStart w:id="18" w:name="__RefHeading___Toc420_4191666527"/>
+      <w:bookmarkEnd w:id="18"/>
+      <w:r>
+        <w:rPr/>
+        <w:t>GetTrkExtraData</w:t>
       </w:r>
     </w:p>
     <w:p>
@@ -4783,26 +5028,166 @@
           <w:ilvl w:val="0"/>
           <w:numId w:val="0"/>
         </w:numPr>
-        <w:ind w:left="0" w:hanging="0"/>
-        <w:rPr/>
-      </w:pPr>
-      <w:bookmarkStart w:id="14" w:name="__RefHeading___Toc115_2394484777"/>
-      <w:bookmarkEnd w:id="14"/>
-      <w:r>
-        <w:rPr/>
-        <w:t>Casts</w:t>
+        <w:ind w:left="0" w:right="0" w:hanging="0"/>
+        <w:rPr/>
+      </w:pPr>
+      <w:r>
+        <w:rPr/>
+      </w:r>
+      <w:r>
+        <w:br w:type="page"/>
+      </w:r>
+    </w:p>
+    <w:p>
+      <w:pPr>
+        <w:pStyle w:val="Heading1"/>
+        <w:numPr>
+          <w:ilvl w:val="0"/>
+          <w:numId w:val="0"/>
+        </w:numPr>
+        <w:ind w:left="0" w:right="0" w:hanging="0"/>
+        <w:rPr/>
+      </w:pPr>
+      <w:bookmarkStart w:id="19" w:name="__RefHeading___Toc87_1320853591"/>
+      <w:bookmarkEnd w:id="19"/>
+      <w:r>
+        <w:rPr/>
+        <w:t>Error Handling</w:t>
+      </w:r>
+    </w:p>
+    <w:p>
+      <w:pPr>
+        <w:pStyle w:val="Normal"/>
+        <w:numPr>
+          <w:ilvl w:val="1"/>
+          <w:numId w:val="5"/>
+        </w:numPr>
+        <w:rPr>
+          <w:rFonts w:ascii="Liberation Sans" w:hAnsi="Liberation Sans"/>
+        </w:rPr>
+      </w:pPr>
+      <w:r>
+        <w:rPr>
+          <w:rFonts w:ascii="Liberation Sans" w:hAnsi="Liberation Sans"/>
+        </w:rPr>
+        <w:t>There are four types of errors:</w:t>
+      </w:r>
+    </w:p>
+    <w:p>
+      <w:pPr>
+        <w:pStyle w:val="Normal"/>
+        <w:rPr>
+          <w:rFonts w:ascii="Liberation Sans" w:hAnsi="Liberation Sans"/>
+        </w:rPr>
+      </w:pPr>
+      <w:r>
+        <w:rPr>
+          <w:rFonts w:ascii="Liberation Sans" w:hAnsi="Liberation Sans"/>
+        </w:rPr>
+      </w:r>
+    </w:p>
+    <w:p>
+      <w:pPr>
+        <w:pStyle w:val="Heading2"/>
+        <w:numPr>
+          <w:ilvl w:val="1"/>
+          <w:numId w:val="4"/>
+        </w:numPr>
+        <w:rPr/>
+      </w:pPr>
+      <w:bookmarkStart w:id="20" w:name="__RefHeading___Toc372_3696126145"/>
+      <w:bookmarkEnd w:id="20"/>
+      <w:r>
+        <w:rPr/>
+        <w:t>User Input Errors</w:t>
       </w:r>
     </w:p>
     <w:p>
       <w:pPr>
         <w:pStyle w:val="TextBody"/>
-        <w:rPr/>
-      </w:pPr>
-      <w:r>
-        <w:rPr>
-          <w:rFonts w:ascii="Liberation Sans" w:hAnsi="Liberation Sans"/>
-        </w:rPr>
-        <w:t xml:space="preserve">Casts are generally to be avoided. There is no need to cast to or from </w:t>
+        <w:ind w:left="720" w:right="0" w:hanging="0"/>
+        <w:rPr>
+          <w:rFonts w:ascii="Liberation Sans" w:hAnsi="Liberation Sans"/>
+        </w:rPr>
+      </w:pPr>
+      <w:r>
+        <w:rPr>
+          <w:rFonts w:ascii="Liberation Sans" w:hAnsi="Liberation Sans"/>
+        </w:rPr>
+        <w:t xml:space="preserve">This includes invalid entries on dialogs, invalid object selection / manipulation.  </w:t>
+      </w:r>
+    </w:p>
+    <w:p>
+      <w:pPr>
+        <w:pStyle w:val="TextBody"/>
+        <w:ind w:left="720" w:right="0" w:hanging="0"/>
+        <w:rPr>
+          <w:rFonts w:ascii="Liberation Sans" w:hAnsi="Liberation Sans"/>
+        </w:rPr>
+      </w:pPr>
+      <w:r>
+        <w:rPr>
+          <w:rFonts w:ascii="Liberation Sans" w:hAnsi="Liberation Sans"/>
+        </w:rPr>
+        <w:t xml:space="preserve">The user is directed to correct the error or reset to a valid state.  Invalid dialog values are highlighted and balloon help identifies the problem (typically value out of range),  </w:t>
+      </w:r>
+    </w:p>
+    <w:p>
+      <w:pPr>
+        <w:pStyle w:val="TextBody"/>
+        <w:ind w:left="720" w:right="0" w:hanging="0"/>
+        <w:rPr/>
+      </w:pPr>
+      <w:r>
+        <w:rPr>
+          <w:rFonts w:ascii="Liberation Sans" w:hAnsi="Liberation Sans"/>
+        </w:rPr>
+        <w:t>Otherwise NoticeMessage() or ErrorMessage() can explain the problem.  The user should be returned to a state where they can try again.  The message should explain, in user terms, what the problem is and its fix.  “Ptr == NULL” is not a useful User Input error.</w:t>
+      </w:r>
+    </w:p>
+    <w:p>
+      <w:pPr>
+        <w:pStyle w:val="TextBody"/>
+        <w:ind w:left="720" w:right="0" w:hanging="0"/>
+        <w:rPr>
+          <w:rFonts w:ascii="Liberation Sans" w:hAnsi="Liberation Sans"/>
+        </w:rPr>
+      </w:pPr>
+      <w:r>
+        <w:rPr>
+          <w:rFonts w:ascii="Liberation Sans" w:hAnsi="Liberation Sans"/>
+        </w:rPr>
+        <w:t>ErrorMessage() displays the message on the Info Bar accompanied by an optional  beep.  Generally the error can be resolved by moving the mouse or selecting a different object.</w:t>
+      </w:r>
+    </w:p>
+    <w:p>
+      <w:pPr>
+        <w:pStyle w:val="TextBody"/>
+        <w:ind w:left="720" w:right="0" w:hanging="0"/>
+        <w:rPr>
+          <w:rFonts w:ascii="Liberation Sans" w:hAnsi="Liberation Sans"/>
+        </w:rPr>
+      </w:pPr>
+      <w:r>
+        <w:rPr>
+          <w:rFonts w:ascii="Liberation Sans" w:hAnsi="Liberation Sans"/>
+        </w:rPr>
+        <w:t>NoticeMessage() displays the message in a pop-up dialog and requires a button press to dismiss the dialog.  In some cases a choice is required (such as confirming that you want to delete an object).</w:t>
+      </w:r>
+    </w:p>
+    <w:p>
+      <w:pPr>
+        <w:pStyle w:val="TextBody"/>
+        <w:ind w:left="720" w:right="0" w:hanging="0"/>
+        <w:rPr>
+          <w:rFonts w:ascii="Liberation Sans" w:hAnsi="Liberation Sans"/>
+        </w:rPr>
+      </w:pPr>
+      <w:r>
+        <w:rPr>
+          <w:rFonts w:ascii="Liberation Sans" w:hAnsi="Liberation Sans"/>
+        </w:rPr>
+        <w:t xml:space="preserve">Usually, the frst parameter to most ErrorMessage() or NoticeMessage() calls looks like </w:t>
       </w:r>
       <w:r>
         <w:rPr>
@@ -4810,13 +5195,275 @@
           <w:b/>
           <w:bCs/>
         </w:rPr>
-        <w:t>void*</w:t>
-      </w:r>
-      <w:r>
-        <w:rPr>
-          <w:rFonts w:ascii="Liberation Sans" w:hAnsi="Liberation Sans"/>
-        </w:rPr>
-        <w:t>. There are a few situations where casts are required:</w:t>
+        <w:t>MSG_ERROR</w:t>
+      </w:r>
+      <w:r>
+        <w:rPr>
+          <w:rFonts w:ascii="Liberation Sans" w:hAnsi="Liberation Sans"/>
+          <w:b w:val="false"/>
+          <w:bCs w:val="false"/>
+        </w:rPr>
+        <w:t xml:space="preserve">.  This is used to provide support for </w:t>
+      </w:r>
+      <w:r>
+        <w:rPr>
+          <w:rFonts w:ascii="Liberation Sans" w:hAnsi="Liberation Sans"/>
+          <w:b w:val="false"/>
+          <w:bCs w:val="false"/>
+          <w:i/>
+          <w:iCs/>
+        </w:rPr>
+        <w:t xml:space="preserve">Help|Recent Messages </w:t>
+      </w:r>
+      <w:r>
+        <w:rPr>
+          <w:rFonts w:ascii="Liberation Sans" w:hAnsi="Liberation Sans"/>
+          <w:b w:val="false"/>
+          <w:bCs w:val="false"/>
+          <w:i w:val="false"/>
+          <w:iCs w:val="false"/>
+        </w:rPr>
+        <w:t>which describes messages in greater detail and extra provide information on resolving the issue.</w:t>
+      </w:r>
+    </w:p>
+    <w:p>
+      <w:pPr>
+        <w:pStyle w:val="TextBody"/>
+        <w:ind w:left="720" w:right="0" w:hanging="0"/>
+        <w:rPr>
+          <w:rFonts w:ascii="Liberation Sans" w:hAnsi="Liberation Sans"/>
+          <w:b w:val="false"/>
+          <w:b w:val="false"/>
+          <w:bCs w:val="false"/>
+          <w:i w:val="false"/>
+          <w:i w:val="false"/>
+          <w:iCs w:val="false"/>
+        </w:rPr>
+      </w:pPr>
+      <w:r>
+        <w:rPr>
+          <w:rFonts w:ascii="Liberation Sans" w:hAnsi="Liberation Sans"/>
+          <w:b w:val="false"/>
+          <w:bCs w:val="false"/>
+          <w:i w:val="false"/>
+          <w:iCs w:val="false"/>
+        </w:rPr>
+        <w:t>The file $SRCDIR/app/help/messages.in contains the following for each messge:</w:t>
+      </w:r>
+    </w:p>
+    <w:p>
+      <w:pPr>
+        <w:pStyle w:val="PreformattedText"/>
+        <w:ind w:left="1418" w:right="0" w:hanging="0"/>
+        <w:rPr/>
+      </w:pPr>
+      <w:r>
+        <w:rPr/>
+        <w:t># fiie.c</w:t>
+      </w:r>
+    </w:p>
+    <w:p>
+      <w:pPr>
+        <w:pStyle w:val="PreformattedText"/>
+        <w:ind w:left="1418" w:right="0" w:hanging="0"/>
+        <w:rPr/>
+      </w:pPr>
+      <w:r>
+        <w:rPr/>
+        <w:t>MESSAGE MSG_ERROR</w:t>
+      </w:r>
+    </w:p>
+    <w:p>
+      <w:pPr>
+        <w:pStyle w:val="PreformattedText"/>
+        <w:ind w:left="1418" w:right="0" w:hanging="0"/>
+        <w:rPr/>
+      </w:pPr>
+      <w:r>
+        <w:rPr/>
+        <w:t>A user centric title of the issue</w:t>
+      </w:r>
+    </w:p>
+    <w:p>
+      <w:pPr>
+        <w:pStyle w:val="PreformattedText"/>
+        <w:ind w:left="1418" w:right="0" w:hanging="0"/>
+        <w:rPr/>
+      </w:pPr>
+      <w:r>
+        <w:rPr/>
+        <w:t>ALT</w:t>
+      </w:r>
+    </w:p>
+    <w:p>
+      <w:pPr>
+        <w:pStyle w:val="PreformattedText"/>
+        <w:ind w:left="1418" w:right="0" w:hanging="0"/>
+        <w:rPr/>
+      </w:pPr>
+      <w:r>
+        <w:rPr/>
+        <w:t>Title with printf formatting strings replaced (optional)</w:t>
+      </w:r>
+    </w:p>
+    <w:p>
+      <w:pPr>
+        <w:pStyle w:val="PreformattedText"/>
+        <w:ind w:left="1418" w:right="0" w:hanging="0"/>
+        <w:rPr/>
+      </w:pPr>
+      <w:r>
+        <w:rPr/>
+        <w:t>HELP</w:t>
+      </w:r>
+    </w:p>
+    <w:p>
+      <w:pPr>
+        <w:pStyle w:val="PreformattedText"/>
+        <w:ind w:left="1418" w:right="0" w:hanging="0"/>
+        <w:rPr/>
+      </w:pPr>
+      <w:r>
+        <w:rPr/>
+        <w:t>Detailed descriiption of the issue and its resolution</w:t>
+      </w:r>
+    </w:p>
+    <w:p>
+      <w:pPr>
+        <w:pStyle w:val="PreformattedText"/>
+        <w:ind w:left="1418" w:right="0" w:hanging="0"/>
+        <w:rPr/>
+      </w:pPr>
+      <w:r>
+        <w:rPr/>
+        <w:t>END</w:t>
+      </w:r>
+    </w:p>
+    <w:p>
+      <w:pPr>
+        <w:pStyle w:val="TextBody"/>
+        <w:ind w:left="720" w:right="0" w:hanging="0"/>
+        <w:rPr>
+          <w:rFonts w:ascii="Liberation Sans" w:hAnsi="Liberation Sans"/>
+          <w:b w:val="false"/>
+          <w:b w:val="false"/>
+          <w:bCs w:val="false"/>
+          <w:i w:val="false"/>
+          <w:i w:val="false"/>
+          <w:iCs w:val="false"/>
+        </w:rPr>
+      </w:pPr>
+      <w:r>
+        <w:rPr>
+          <w:rFonts w:ascii="Liberation Sans" w:hAnsi="Liberation Sans"/>
+          <w:b w:val="false"/>
+          <w:bCs w:val="false"/>
+          <w:i w:val="false"/>
+          <w:iCs w:val="false"/>
+        </w:rPr>
+        <w:t>This is processed to create</w:t>
+      </w:r>
+    </w:p>
+    <w:p>
+      <w:pPr>
+        <w:pStyle w:val="TextBody"/>
+        <w:numPr>
+          <w:ilvl w:val="0"/>
+          <w:numId w:val="8"/>
+        </w:numPr>
+        <w:rPr>
+          <w:rFonts w:ascii="Liberation Sans" w:hAnsi="Liberation Sans"/>
+          <w:b w:val="false"/>
+          <w:b w:val="false"/>
+          <w:bCs w:val="false"/>
+          <w:i w:val="false"/>
+          <w:i w:val="false"/>
+          <w:iCs w:val="false"/>
+        </w:rPr>
+      </w:pPr>
+      <w:r>
+        <w:rPr>
+          <w:rFonts w:ascii="Liberation Sans" w:hAnsi="Liberation Sans"/>
+          <w:b w:val="false"/>
+          <w:bCs w:val="false"/>
+          <w:i w:val="false"/>
+          <w:iCs w:val="false"/>
+        </w:rPr>
+        <w:t>$BINDIR/app/help/messages.h  // #defines for MSG_ERROR etc</w:t>
+      </w:r>
+    </w:p>
+    <w:p>
+      <w:pPr>
+        <w:pStyle w:val="TextBody"/>
+        <w:numPr>
+          <w:ilvl w:val="0"/>
+          <w:numId w:val="8"/>
+        </w:numPr>
+        <w:rPr>
+          <w:rFonts w:ascii="Liberation Sans" w:hAnsi="Liberation Sans"/>
+        </w:rPr>
+      </w:pPr>
+      <w:r>
+        <w:rPr>
+          <w:rFonts w:ascii="Liberation Sans" w:hAnsi="Liberation Sans"/>
+          <w:b w:val="false"/>
+          <w:bCs w:val="false"/>
+          <w:i w:val="false"/>
+          <w:iCs w:val="false"/>
+        </w:rPr>
+        <w:t xml:space="preserve">$BINDIR/app/help/messages.but // Help file inputs for all messages </w:t>
+      </w:r>
+    </w:p>
+    <w:p>
+      <w:pPr>
+        <w:pStyle w:val="TextBody"/>
+        <w:numPr>
+          <w:ilvl w:val="0"/>
+          <w:numId w:val="8"/>
+        </w:numPr>
+        <w:rPr>
+          <w:rFonts w:ascii="Liberation Sans" w:hAnsi="Liberation Sans"/>
+          <w:b w:val="false"/>
+          <w:b w:val="false"/>
+          <w:bCs w:val="false"/>
+          <w:i w:val="false"/>
+          <w:i w:val="false"/>
+          <w:iCs w:val="false"/>
+        </w:rPr>
+      </w:pPr>
+      <w:r>
+        <w:rPr>
+          <w:rFonts w:ascii="Liberation Sans" w:hAnsi="Liberation Sans"/>
+          <w:b w:val="false"/>
+          <w:bCs w:val="false"/>
+          <w:i w:val="false"/>
+          <w:iCs w:val="false"/>
+        </w:rPr>
+        <w:t>$BINDIR/app/doc/html/MSG_*.html // Contents for ‘Help|Recent Messages’</w:t>
+      </w:r>
+    </w:p>
+    <w:p>
+      <w:pPr>
+        <w:pStyle w:val="TextBody"/>
+        <w:ind w:left="720" w:right="0" w:hanging="0"/>
+        <w:rPr/>
+      </w:pPr>
+      <w:r>
+        <w:rPr>
+          <w:rFonts w:ascii="Liberation Sans" w:hAnsi="Liberation Sans"/>
+        </w:rPr>
+        <w:t xml:space="preserve">As errors or notices are encountered they are added to the ‘Help/Recent  Messages’ list which can direct the user to additional help.  If your error does not fit this model (user-centric description and resolution) then you should consider alternatives: InfoMessage(), Logic Error or LOG().  </w:t>
+      </w:r>
+    </w:p>
+    <w:p>
+      <w:pPr>
+        <w:pStyle w:val="TextBody"/>
+        <w:ind w:left="720" w:right="0" w:hanging="0"/>
+        <w:rPr/>
+      </w:pPr>
+      <w:r>
+        <w:rPr/>
+        <w:t>It is also possiible to pass a simple string as the first parameter, in which case the above enhancements are not applicable.</w:t>
       </w:r>
     </w:p>
     <w:p>
@@ -4828,26 +5475,83 @@
         </w:numPr>
         <w:rPr/>
       </w:pPr>
-      <w:bookmarkStart w:id="15" w:name="__RefHeading___Toc414_4191666527"/>
-      <w:bookmarkEnd w:id="15"/>
-      <w:r>
-        <w:rPr/>
-        <w:t>Downcast Numeric values</w:t>
+      <w:bookmarkStart w:id="21" w:name="__RefHeading___Toc374_3696126145"/>
+      <w:bookmarkEnd w:id="21"/>
+      <w:r>
+        <w:rPr/>
+        <w:t>File Input Errors</w:t>
       </w:r>
     </w:p>
     <w:p>
       <w:pPr>
         <w:pStyle w:val="TextBody"/>
-        <w:ind w:left="720" w:hanging="0"/>
-        <w:rPr>
-          <w:rFonts w:ascii="Liberation Sans" w:hAnsi="Liberation Sans"/>
-        </w:rPr>
-      </w:pPr>
-      <w:r>
-        <w:rPr>
-          <w:rFonts w:ascii="Liberation Sans" w:hAnsi="Liberation Sans"/>
-        </w:rPr>
-        <w:t>Down casting a wide numeric to a narrower numeric (including floating point to integral)</w:t>
+        <w:ind w:left="720" w:right="0" w:hanging="0"/>
+        <w:rPr>
+          <w:rFonts w:ascii="Liberation Sans" w:hAnsi="Liberation Sans"/>
+        </w:rPr>
+      </w:pPr>
+      <w:r>
+        <w:rPr>
+          <w:rFonts w:ascii="Liberation Sans" w:hAnsi="Liberation Sans"/>
+        </w:rPr>
+        <w:t>These could be corrupt files or new files with unsupported features</w:t>
+      </w:r>
+    </w:p>
+    <w:p>
+      <w:pPr>
+        <w:pStyle w:val="TextBody"/>
+        <w:ind w:left="720" w:right="0" w:hanging="0"/>
+        <w:rPr>
+          <w:rFonts w:ascii="Liberation Sans" w:hAnsi="Liberation Sans"/>
+        </w:rPr>
+      </w:pPr>
+      <w:r>
+        <w:rPr>
+          <w:rFonts w:ascii="Liberation Sans" w:hAnsi="Liberation Sans"/>
+        </w:rPr>
+        <w:t>Generally we try to recover by skipping past the problem after a error message.   InputError() is called which offers the option of terminating processing the file.</w:t>
+      </w:r>
+    </w:p>
+    <w:p>
+      <w:pPr>
+        <w:pStyle w:val="TextBody"/>
+        <w:ind w:left="720" w:right="0" w:hanging="0"/>
+        <w:rPr/>
+      </w:pPr>
+      <w:r>
+        <w:rPr>
+          <w:rFonts w:ascii="Liberation Sans" w:hAnsi="Liberation Sans"/>
+        </w:rPr>
+        <w:t xml:space="preserve">Layout files are versioned so new feature that are not backwards compatible will be caught. If the format of the file has been changed and is not backwards comatible, the file VERSION number has to be updated (See </w:t>
+      </w:r>
+      <w:r>
+        <w:rPr>
+          <w:rFonts w:ascii="Liberation Sans" w:hAnsi="Liberation Sans"/>
+          <w:b/>
+          <w:bCs/>
+        </w:rPr>
+        <w:t>VERSION handling</w:t>
+      </w:r>
+      <w:r>
+        <w:rPr>
+          <w:rFonts w:ascii="Liberation Sans" w:hAnsi="Liberation Sans"/>
+        </w:rPr>
+        <w:t>)</w:t>
+      </w:r>
+    </w:p>
+    <w:p>
+      <w:pPr>
+        <w:pStyle w:val="TextBody"/>
+        <w:ind w:left="720" w:right="0" w:hanging="0"/>
+        <w:rPr>
+          <w:rFonts w:ascii="Liberation Sans" w:hAnsi="Liberation Sans"/>
+        </w:rPr>
+      </w:pPr>
+      <w:r>
+        <w:rPr>
+          <w:rFonts w:ascii="Liberation Sans" w:hAnsi="Liberation Sans"/>
+        </w:rPr>
+        <w:t>The user is not expected to understand these errors.  The corrupt files must be fixed.</w:t>
       </w:r>
     </w:p>
     <w:p>
@@ -4859,52 +5563,113 @@
         </w:numPr>
         <w:rPr/>
       </w:pPr>
-      <w:bookmarkStart w:id="16" w:name="__RefHeading___Toc416_4191666527"/>
-      <w:bookmarkEnd w:id="16"/>
-      <w:r>
-        <w:rPr/>
-        <w:t>Generic Values</w:t>
+      <w:bookmarkStart w:id="22" w:name="__RefHeading___Toc376_3696126145"/>
+      <w:bookmarkEnd w:id="22"/>
+      <w:r>
+        <w:rPr/>
+        <w:t>Logic errors</w:t>
       </w:r>
     </w:p>
     <w:p>
       <w:pPr>
         <w:pStyle w:val="TextBody"/>
-        <w:ind w:left="720" w:hanging="0"/>
-        <w:rPr/>
-      </w:pPr>
-      <w:r>
-        <w:rPr>
-          <w:rFonts w:ascii="Liberation Sans" w:hAnsi="Liberation Sans"/>
-        </w:rPr>
-        <w:t xml:space="preserve">Casting a generic call-back value from or to a (void*) using </w:t>
-      </w:r>
-      <w:r>
-        <w:rPr>
-          <w:rFonts w:ascii="Liberation Sans" w:hAnsi="Liberation Sans"/>
-          <w:b/>
-          <w:bCs/>
-        </w:rPr>
-        <w:t xml:space="preserve">I2VP() </w:t>
-      </w:r>
-      <w:r>
-        <w:rPr>
-          <w:rFonts w:ascii="Liberation Sans" w:hAnsi="Liberation Sans"/>
-        </w:rPr>
-        <w:t xml:space="preserve">and </w:t>
-      </w:r>
-      <w:r>
-        <w:rPr>
-          <w:rFonts w:ascii="Liberation Sans" w:hAnsi="Liberation Sans"/>
-          <w:b/>
-          <w:bCs/>
-        </w:rPr>
-        <w:t>VP2L</w:t>
-      </w:r>
-      <w:r>
-        <w:rPr>
-          <w:rFonts w:ascii="Liberation Sans" w:hAnsi="Liberation Sans"/>
-        </w:rPr>
-        <w:t xml:space="preserve"> </w:t>
+        <w:ind w:left="720" w:right="0" w:hanging="0"/>
+        <w:rPr>
+          <w:rFonts w:ascii="Liberation Sans" w:hAnsi="Liberation Sans"/>
+        </w:rPr>
+      </w:pPr>
+      <w:r>
+        <w:rPr>
+          <w:rFonts w:ascii="Liberation Sans" w:hAnsi="Liberation Sans"/>
+        </w:rPr>
+        <w:t>Null pointer checks, array index range, parameter assertions, invalid case/default, ‘Can not happen’ conditions, unable to recover.</w:t>
+      </w:r>
+    </w:p>
+    <w:p>
+      <w:pPr>
+        <w:pStyle w:val="TextBody"/>
+        <w:ind w:left="720" w:right="0" w:hanging="0"/>
+        <w:rPr/>
+      </w:pPr>
+      <w:r>
+        <w:rPr>
+          <w:rFonts w:ascii="Liberation Sans" w:hAnsi="Liberation Sans"/>
+          <w:i/>
+          <w:iCs/>
+        </w:rPr>
+        <w:t>CHECKMSG(cond, mesg)</w:t>
+      </w:r>
+      <w:r>
+        <w:rPr>
+          <w:rFonts w:ascii="Liberation Sans" w:hAnsi="Liberation Sans"/>
+        </w:rPr>
+        <w:t xml:space="preserve"> is called which, if cond is false, displays an Error Message (wNoticeEx), with the condition and location.   </w:t>
+      </w:r>
+      <w:r>
+        <w:rPr>
+          <w:rFonts w:ascii="Liberation Sans" w:hAnsi="Liberation Sans"/>
+          <w:i/>
+          <w:iCs/>
+        </w:rPr>
+        <w:t>CHECKMSG(cond, (mesg) )</w:t>
+      </w:r>
+      <w:r>
+        <w:rPr>
+          <w:rFonts w:ascii="Liberation Sans" w:hAnsi="Liberation Sans"/>
+        </w:rPr>
+        <w:t xml:space="preserve"> includes (mesg) in the report, if extra information is required. After the user has the chance of saving their layout, XTrkCad aborts.</w:t>
+      </w:r>
+    </w:p>
+    <w:p>
+      <w:pPr>
+        <w:pStyle w:val="TextBody"/>
+        <w:ind w:left="720" w:right="0" w:hanging="0"/>
+        <w:rPr/>
+      </w:pPr>
+      <w:r>
+        <w:rPr>
+          <w:rFonts w:ascii="Liberation Sans" w:hAnsi="Liberation Sans"/>
+        </w:rPr>
+        <w:t>The user is not expected to understand this error but should report it to the developers. In most cases the condition and location is sufficient.  The meesage need not be translated.</w:t>
+      </w:r>
+    </w:p>
+    <w:p>
+      <w:pPr>
+        <w:pStyle w:val="TextBody"/>
+        <w:ind w:left="720" w:right="0" w:hanging="0"/>
+        <w:rPr/>
+      </w:pPr>
+      <w:r>
+        <w:rPr/>
+      </w:r>
+    </w:p>
+    <w:p>
+      <w:pPr>
+        <w:pStyle w:val="TextBody"/>
+        <w:ind w:left="720" w:right="0" w:hanging="0"/>
+        <w:rPr>
+          <w:rFonts w:ascii="Liberation Sans" w:hAnsi="Liberation Sans"/>
+        </w:rPr>
+      </w:pPr>
+      <w:r>
+        <w:rPr>
+          <w:rFonts w:ascii="Liberation Sans" w:hAnsi="Liberation Sans"/>
+        </w:rPr>
+      </w:r>
+    </w:p>
+    <w:p>
+      <w:pPr>
+        <w:pStyle w:val="TextBody"/>
+        <w:ind w:left="720" w:right="0" w:hanging="0"/>
+        <w:rPr>
+          <w:rFonts w:ascii="Liberation Sans" w:hAnsi="Liberation Sans"/>
+        </w:rPr>
+      </w:pPr>
+      <w:r>
+        <w:rPr>
+          <w:rFonts w:ascii="Liberation Sans" w:hAnsi="Liberation Sans"/>
+        </w:rPr>
+        <w:t>Most likely, these errors indicate a bug in the code.</w:t>
       </w:r>
     </w:p>
     <w:p>
@@ -4916,58 +5681,26 @@
         </w:numPr>
         <w:rPr/>
       </w:pPr>
-      <w:bookmarkStart w:id="17" w:name="__RefHeading___Toc418_4191666527"/>
-      <w:bookmarkEnd w:id="17"/>
-      <w:r>
-        <w:rPr/>
-        <w:t>Wlib wControl_t conversion</w:t>
+      <w:bookmarkStart w:id="23" w:name="__RefHeading___Toc378_3696126145"/>
+      <w:bookmarkEnd w:id="23"/>
+      <w:r>
+        <w:rPr/>
+        <w:t>System/Evironmental errors</w:t>
       </w:r>
     </w:p>
     <w:p>
       <w:pPr>
         <w:pStyle w:val="TextBody"/>
-        <w:ind w:left="720" w:hanging="0"/>
-        <w:rPr>
-          <w:rFonts w:ascii="Liberation Sans" w:hAnsi="Liberation Sans"/>
-        </w:rPr>
-      </w:pPr>
-      <w:r>
-        <w:rPr>
-          <w:rFonts w:ascii="Liberation Sans" w:hAnsi="Liberation Sans"/>
-        </w:rPr>
-        <w:t>Converting a wlib callback.</w:t>
-      </w:r>
-    </w:p>
-    <w:p>
-      <w:pPr>
-        <w:pStyle w:val="Heading2"/>
-        <w:numPr>
-          <w:ilvl w:val="1"/>
-          <w:numId w:val="4"/>
-        </w:numPr>
-        <w:rPr/>
-      </w:pPr>
-      <w:bookmarkStart w:id="18" w:name="__RefHeading___Toc420_4191666527"/>
-      <w:bookmarkEnd w:id="18"/>
-      <w:r>
-        <w:rPr/>
-        <w:t>GetTrkExtraData</w:t>
-      </w:r>
-    </w:p>
-    <w:p>
-      <w:pPr>
-        <w:pStyle w:val="Heading2"/>
-        <w:numPr>
-          <w:ilvl w:val="1"/>
-          <w:numId w:val="4"/>
-        </w:numPr>
-        <w:rPr/>
-      </w:pPr>
-      <w:r>
-        <w:rPr/>
-      </w:r>
-      <w:r>
-        <w:br w:type="page"/>
+        <w:ind w:left="720" w:right="0" w:hanging="0"/>
+        <w:rPr>
+          <w:rFonts w:ascii="Liberation Sans" w:hAnsi="Liberation Sans"/>
+        </w:rPr>
+      </w:pPr>
+      <w:r>
+        <w:rPr>
+          <w:rFonts w:ascii="Liberation Sans" w:hAnsi="Liberation Sans"/>
+        </w:rPr>
+        <w:t>Typically, Out-Of-Memory.  We exit ASAP.</w:t>
       </w:r>
     </w:p>
     <w:p>
@@ -4977,348 +5710,14 @@
           <w:ilvl w:val="0"/>
           <w:numId w:val="0"/>
         </w:numPr>
-        <w:ind w:left="0" w:hanging="0"/>
-        <w:rPr/>
-      </w:pPr>
-      <w:bookmarkStart w:id="19" w:name="__RefHeading___Toc87_1320853591"/>
-      <w:bookmarkEnd w:id="19"/>
-      <w:r>
-        <w:rPr/>
-        <w:t>Error Handling</w:t>
-      </w:r>
-    </w:p>
-    <w:p>
-      <w:pPr>
-        <w:pStyle w:val="Normal"/>
-        <w:numPr>
-          <w:ilvl w:val="1"/>
-          <w:numId w:val="5"/>
-        </w:numPr>
-        <w:rPr>
-          <w:rFonts w:ascii="Liberation Sans" w:hAnsi="Liberation Sans"/>
-        </w:rPr>
-      </w:pPr>
-      <w:r>
-        <w:rPr>
-          <w:rFonts w:ascii="Liberation Sans" w:hAnsi="Liberation Sans"/>
-        </w:rPr>
-        <w:t>There are four types of errors:</w:t>
-      </w:r>
-    </w:p>
-    <w:p>
-      <w:pPr>
-        <w:pStyle w:val="Normal"/>
-        <w:rPr>
-          <w:rFonts w:ascii="Liberation Sans" w:hAnsi="Liberation Sans"/>
-        </w:rPr>
-      </w:pPr>
-      <w:r>
-        <w:rPr>
-          <w:rFonts w:ascii="Liberation Sans" w:hAnsi="Liberation Sans"/>
-        </w:rPr>
-      </w:r>
-    </w:p>
-    <w:p>
-      <w:pPr>
-        <w:pStyle w:val="Heading2"/>
-        <w:numPr>
-          <w:ilvl w:val="1"/>
-          <w:numId w:val="4"/>
-        </w:numPr>
-        <w:rPr/>
-      </w:pPr>
-      <w:bookmarkStart w:id="20" w:name="__RefHeading___Toc372_3696126145"/>
-      <w:bookmarkEnd w:id="20"/>
-      <w:r>
-        <w:rPr/>
-        <w:t>User Input Errors</w:t>
-      </w:r>
-    </w:p>
-    <w:p>
-      <w:pPr>
-        <w:pStyle w:val="TextBody"/>
-        <w:ind w:left="720" w:hanging="0"/>
-        <w:rPr>
-          <w:rFonts w:ascii="Liberation Sans" w:hAnsi="Liberation Sans"/>
-        </w:rPr>
-      </w:pPr>
-      <w:r>
-        <w:rPr>
-          <w:rFonts w:ascii="Liberation Sans" w:hAnsi="Liberation Sans"/>
-        </w:rPr>
-        <w:t>This includes invalid entries on dialogs, invalid object selection / manipulation.</w:t>
-      </w:r>
-    </w:p>
-    <w:p>
-      <w:pPr>
-        <w:pStyle w:val="TextBody"/>
-        <w:ind w:left="720" w:hanging="0"/>
-        <w:rPr>
-          <w:rFonts w:ascii="Liberation Sans" w:hAnsi="Liberation Sans"/>
-        </w:rPr>
-      </w:pPr>
-      <w:r>
-        <w:rPr>
-          <w:rFonts w:ascii="Liberation Sans" w:hAnsi="Liberation Sans"/>
-        </w:rPr>
-        <w:t xml:space="preserve">The user is directed to correct the error or reset to a valid state.  Invalid dialog values are highlighted and balloon help identifies the problem (typically value out of range),  </w:t>
-      </w:r>
-    </w:p>
-    <w:p>
-      <w:pPr>
-        <w:pStyle w:val="TextBody"/>
-        <w:ind w:left="720" w:hanging="0"/>
-        <w:rPr>
-          <w:rFonts w:ascii="Liberation Sans" w:hAnsi="Liberation Sans"/>
-        </w:rPr>
-      </w:pPr>
-      <w:r>
-        <w:rPr>
-          <w:rFonts w:ascii="Liberation Sans" w:hAnsi="Liberation Sans"/>
-        </w:rPr>
-        <w:t>Otherwise ErrorMessage() can explain the problem.  If it is complex, NoticeWindow() can provide details.  The user should be returned to a state where they can try again.  The message should explain, in user terms, what the problem is and its fix.  “Ptr == NULL” is not a useful User Input error.</w:t>
-      </w:r>
-    </w:p>
-    <w:p>
-      <w:pPr>
-        <w:pStyle w:val="TextBody"/>
-        <w:ind w:left="720" w:hanging="0"/>
-        <w:rPr/>
-      </w:pPr>
-      <w:r>
-        <w:rPr>
-          <w:rFonts w:ascii="Liberation Sans" w:hAnsi="Liberation Sans"/>
-        </w:rPr>
-        <w:t xml:space="preserve">Most messages are in </w:t>
-      </w:r>
-      <w:r>
-        <w:rPr>
-          <w:rFonts w:ascii="Liberation Sans" w:hAnsi="Liberation Sans"/>
-          <w:i/>
-          <w:iCs/>
-        </w:rPr>
-        <w:t>help/messages.in</w:t>
-      </w:r>
-      <w:r>
-        <w:rPr>
-          <w:rFonts w:ascii="Liberation Sans" w:hAnsi="Liberation Sans"/>
-        </w:rPr>
-        <w:t xml:space="preserve">.  These entries provide a user centric description of the problem and its resolution.  The errors are added to the ‘Help/Recent  Messages’ list which can direct the user to additional help.  If your error does not fit this model (user-centric description and resolution) then you should consider alternatives: InfoMessage(), Logic Error or LOG().  </w:t>
-      </w:r>
-    </w:p>
-    <w:p>
-      <w:pPr>
-        <w:pStyle w:val="Heading2"/>
-        <w:numPr>
-          <w:ilvl w:val="1"/>
-          <w:numId w:val="4"/>
-        </w:numPr>
-        <w:rPr/>
-      </w:pPr>
-      <w:bookmarkStart w:id="21" w:name="__RefHeading___Toc374_3696126145"/>
-      <w:bookmarkEnd w:id="21"/>
-      <w:r>
-        <w:rPr/>
-        <w:t>File Input Errors</w:t>
-      </w:r>
-    </w:p>
-    <w:p>
-      <w:pPr>
-        <w:pStyle w:val="TextBody"/>
-        <w:ind w:left="720" w:hanging="0"/>
-        <w:rPr>
-          <w:rFonts w:ascii="Liberation Sans" w:hAnsi="Liberation Sans"/>
-        </w:rPr>
-      </w:pPr>
-      <w:r>
-        <w:rPr>
-          <w:rFonts w:ascii="Liberation Sans" w:hAnsi="Liberation Sans"/>
-        </w:rPr>
-        <w:t>These could be corrupt files or new files with unsupported features</w:t>
-      </w:r>
-    </w:p>
-    <w:p>
-      <w:pPr>
-        <w:pStyle w:val="TextBody"/>
-        <w:ind w:left="720" w:hanging="0"/>
-        <w:rPr>
-          <w:rFonts w:ascii="Liberation Sans" w:hAnsi="Liberation Sans"/>
-        </w:rPr>
-      </w:pPr>
-      <w:r>
-        <w:rPr>
-          <w:rFonts w:ascii="Liberation Sans" w:hAnsi="Liberation Sans"/>
-        </w:rPr>
-        <w:t>Generally we try to recover by skipping past the problem after a error message.   InputError() is called which offers the option of terminating processing the file.</w:t>
-      </w:r>
-    </w:p>
-    <w:p>
-      <w:pPr>
-        <w:pStyle w:val="TextBody"/>
-        <w:ind w:left="720" w:hanging="0"/>
-        <w:rPr/>
-      </w:pPr>
-      <w:r>
-        <w:rPr>
-          <w:rFonts w:ascii="Liberation Sans" w:hAnsi="Liberation Sans"/>
-        </w:rPr>
-        <w:t xml:space="preserve">Layout files are versioned so new feature that are not backwards compatible will be caught. If the format of the file has been changed and is not backwards comatible, the file VERSION number has to be updated (See </w:t>
-      </w:r>
-      <w:r>
-        <w:rPr>
-          <w:rFonts w:ascii="Liberation Sans" w:hAnsi="Liberation Sans"/>
-          <w:b/>
-          <w:bCs/>
-        </w:rPr>
-        <w:t>VERSION handling</w:t>
-      </w:r>
-      <w:r>
-        <w:rPr>
-          <w:rFonts w:ascii="Liberation Sans" w:hAnsi="Liberation Sans"/>
-        </w:rPr>
-        <w:t>)</w:t>
-      </w:r>
-    </w:p>
-    <w:p>
-      <w:pPr>
-        <w:pStyle w:val="TextBody"/>
-        <w:ind w:left="720" w:hanging="0"/>
-        <w:rPr>
-          <w:rFonts w:ascii="Liberation Sans" w:hAnsi="Liberation Sans"/>
-        </w:rPr>
-      </w:pPr>
-      <w:r>
-        <w:rPr>
-          <w:rFonts w:ascii="Liberation Sans" w:hAnsi="Liberation Sans"/>
-        </w:rPr>
-        <w:t>The user is not expected to understand these errors.  The corrupt files must be fixed.</w:t>
-      </w:r>
-    </w:p>
-    <w:p>
-      <w:pPr>
-        <w:pStyle w:val="Heading2"/>
-        <w:numPr>
-          <w:ilvl w:val="1"/>
-          <w:numId w:val="4"/>
-        </w:numPr>
-        <w:rPr/>
-      </w:pPr>
-      <w:bookmarkStart w:id="22" w:name="__RefHeading___Toc376_3696126145"/>
-      <w:bookmarkEnd w:id="22"/>
-      <w:r>
-        <w:rPr/>
-        <w:t>Logic errors</w:t>
-      </w:r>
-    </w:p>
-    <w:p>
-      <w:pPr>
-        <w:pStyle w:val="TextBody"/>
-        <w:ind w:left="720" w:hanging="0"/>
-        <w:rPr>
-          <w:rFonts w:ascii="Liberation Sans" w:hAnsi="Liberation Sans"/>
-        </w:rPr>
-      </w:pPr>
-      <w:r>
-        <w:rPr>
-          <w:rFonts w:ascii="Liberation Sans" w:hAnsi="Liberation Sans"/>
-        </w:rPr>
-        <w:t>Null pointer checks, array index range, parameter assertions, invalid case/default, ‘Can not happen’ conditions, unable to recover.</w:t>
-      </w:r>
-    </w:p>
-    <w:p>
-      <w:pPr>
-        <w:pStyle w:val="TextBody"/>
-        <w:ind w:left="720" w:hanging="0"/>
-        <w:rPr/>
-      </w:pPr>
-      <w:r>
-        <w:rPr>
-          <w:rFonts w:ascii="Liberation Sans" w:hAnsi="Liberation Sans"/>
-          <w:i/>
-          <w:iCs/>
-        </w:rPr>
-        <w:t>ASSERT(cond)</w:t>
-      </w:r>
-      <w:r>
-        <w:rPr>
-          <w:rFonts w:ascii="Liberation Sans" w:hAnsi="Liberation Sans"/>
-        </w:rPr>
-        <w:t xml:space="preserve"> is called which, if cond is false, displays an Error Message (wNoticeEx), with the condition and location.   </w:t>
-      </w:r>
-      <w:r>
-        <w:rPr>
-          <w:rFonts w:ascii="Liberation Sans" w:hAnsi="Liberation Sans"/>
-          <w:i/>
-          <w:iCs/>
-        </w:rPr>
-        <w:t>ASSERTEX(cond, (mesg) )</w:t>
-      </w:r>
-      <w:r>
-        <w:rPr>
-          <w:rFonts w:ascii="Liberation Sans" w:hAnsi="Liberation Sans"/>
-        </w:rPr>
-        <w:t xml:space="preserve"> includes (mesg) in the report, if extra information is required. After the user has the chance of saving their layout, XTrkCad aborts.</w:t>
-      </w:r>
-    </w:p>
-    <w:p>
-      <w:pPr>
-        <w:pStyle w:val="TextBody"/>
-        <w:ind w:left="720" w:hanging="0"/>
-        <w:rPr>
-          <w:rFonts w:ascii="Liberation Sans" w:hAnsi="Liberation Sans"/>
-        </w:rPr>
-      </w:pPr>
-      <w:r>
-        <w:rPr>
-          <w:rFonts w:ascii="Liberation Sans" w:hAnsi="Liberation Sans"/>
-        </w:rPr>
-        <w:t>The user is not expected to understand this error but should report it to the developers.  In most cases the condition and location is sufficient.</w:t>
-      </w:r>
-    </w:p>
-    <w:p>
-      <w:pPr>
-        <w:pStyle w:val="TextBody"/>
-        <w:ind w:left="720" w:hanging="0"/>
-        <w:rPr>
-          <w:rFonts w:ascii="Liberation Sans" w:hAnsi="Liberation Sans"/>
-        </w:rPr>
-      </w:pPr>
-      <w:r>
-        <w:rPr>
-          <w:rFonts w:ascii="Liberation Sans" w:hAnsi="Liberation Sans"/>
-        </w:rPr>
-        <w:t>Most likely, these errors indicate a bug in the code.</w:t>
-      </w:r>
-    </w:p>
-    <w:p>
-      <w:pPr>
-        <w:pStyle w:val="Heading2"/>
-        <w:numPr>
-          <w:ilvl w:val="1"/>
-          <w:numId w:val="4"/>
-        </w:numPr>
-        <w:rPr/>
-      </w:pPr>
-      <w:bookmarkStart w:id="23" w:name="__RefHeading___Toc378_3696126145"/>
-      <w:bookmarkEnd w:id="23"/>
-      <w:r>
-        <w:rPr/>
-        <w:t>System/Evironmental errors</w:t>
-      </w:r>
-    </w:p>
-    <w:p>
-      <w:pPr>
-        <w:pStyle w:val="TextBody"/>
-        <w:ind w:left="720" w:hanging="0"/>
-        <w:rPr>
-          <w:rFonts w:ascii="Liberation Sans" w:hAnsi="Liberation Sans"/>
-        </w:rPr>
-      </w:pPr>
-      <w:r>
-        <w:rPr>
-          <w:rFonts w:ascii="Liberation Sans" w:hAnsi="Liberation Sans"/>
-        </w:rPr>
-        <w:t>Typically, Out-Of-Memory.  We exit ASAP.</w:t>
+        <w:ind w:left="0" w:right="0" w:hanging="0"/>
+        <w:rPr/>
+      </w:pPr>
+      <w:r>
+        <w:rPr/>
+      </w:r>
+      <w:r>
+        <w:br w:type="page"/>
       </w:r>
     </w:p>
     <w:p>
@@ -5328,11 +5727,14 @@
           <w:ilvl w:val="0"/>
           <w:numId w:val="0"/>
         </w:numPr>
-        <w:ind w:left="0" w:hanging="0"/>
-        <w:rPr/>
-      </w:pPr>
-      <w:r>
-        <w:rPr/>
+        <w:ind w:left="0" w:right="0" w:hanging="0"/>
+        <w:rPr/>
+      </w:pPr>
+      <w:bookmarkStart w:id="24" w:name="__RefHeading___Toc366_3696126145"/>
+      <w:bookmarkEnd w:id="24"/>
+      <w:r>
+        <w:rPr/>
+        <w:t xml:space="preserve">Undo Processing </w:t>
       </w:r>
       <w:r>
         <w:br w:type="page"/>
@@ -5345,14 +5747,14 @@
           <w:ilvl w:val="0"/>
           <w:numId w:val="0"/>
         </w:numPr>
-        <w:ind w:left="0" w:hanging="0"/>
-        <w:rPr/>
-      </w:pPr>
-      <w:bookmarkStart w:id="24" w:name="__RefHeading___Toc366_3696126145"/>
-      <w:bookmarkEnd w:id="24"/>
-      <w:r>
-        <w:rPr/>
-        <w:t xml:space="preserve">Undo Processing </w:t>
+        <w:ind w:left="0" w:right="0" w:hanging="0"/>
+        <w:rPr/>
+      </w:pPr>
+      <w:bookmarkStart w:id="25" w:name="__RefHeading___Toc368_3696126145"/>
+      <w:bookmarkEnd w:id="25"/>
+      <w:r>
+        <w:rPr/>
+        <w:t>Draw Model</w:t>
       </w:r>
       <w:r>
         <w:br w:type="page"/>
@@ -5365,85 +5767,82 @@
           <w:ilvl w:val="0"/>
           <w:numId w:val="0"/>
         </w:numPr>
-        <w:ind w:left="0" w:hanging="0"/>
-        <w:rPr/>
-      </w:pPr>
-      <w:bookmarkStart w:id="25" w:name="__RefHeading___Toc368_3696126145"/>
-      <w:bookmarkEnd w:id="25"/>
-      <w:r>
-        <w:rPr/>
-        <w:t>Draw Model</w:t>
-      </w:r>
-      <w:r>
-        <w:br w:type="page"/>
-      </w:r>
-    </w:p>
-    <w:p>
-      <w:pPr>
-        <w:pStyle w:val="Heading1"/>
+        <w:ind w:left="0" w:right="0" w:hanging="0"/>
+        <w:rPr/>
+      </w:pPr>
+      <w:bookmarkStart w:id="26" w:name="__RefHeading___Toc358_3696126145"/>
+      <w:bookmarkEnd w:id="26"/>
+      <w:r>
+        <w:rPr/>
+        <w:t>Headers</w:t>
+      </w:r>
+    </w:p>
+    <w:p>
+      <w:pPr>
+        <w:pStyle w:val="Heading2"/>
         <w:numPr>
           <w:ilvl w:val="0"/>
           <w:numId w:val="0"/>
         </w:numPr>
-        <w:ind w:left="0" w:hanging="0"/>
-        <w:rPr/>
-      </w:pPr>
-      <w:bookmarkStart w:id="26" w:name="__RefHeading___Toc358_3696126145"/>
-      <w:bookmarkEnd w:id="26"/>
-      <w:r>
-        <w:rPr/>
-        <w:t>Headers</w:t>
-      </w:r>
-    </w:p>
-    <w:p>
-      <w:pPr>
-        <w:pStyle w:val="Heading2"/>
+        <w:ind w:left="0" w:right="0" w:hanging="0"/>
+        <w:rPr/>
+      </w:pPr>
+      <w:r>
+        <w:rPr/>
+      </w:r>
+      <w:r>
+        <w:br w:type="page"/>
+      </w:r>
+    </w:p>
+    <w:p>
+      <w:pPr>
+        <w:pStyle w:val="Heading1"/>
         <w:numPr>
           <w:ilvl w:val="0"/>
           <w:numId w:val="0"/>
         </w:numPr>
-        <w:ind w:left="0" w:hanging="0"/>
-        <w:rPr/>
-      </w:pPr>
-      <w:r>
-        <w:rPr/>
-      </w:r>
-      <w:r>
-        <w:br w:type="page"/>
-      </w:r>
-    </w:p>
-    <w:p>
-      <w:pPr>
-        <w:pStyle w:val="Heading1"/>
+        <w:ind w:left="0" w:right="0" w:hanging="0"/>
+        <w:rPr/>
+      </w:pPr>
+      <w:bookmarkStart w:id="27" w:name="__RefHeading___Toc360_3696126145"/>
+      <w:bookmarkEnd w:id="27"/>
+      <w:r>
+        <w:rPr/>
+        <w:t>#ifdef WINDOWS</w:t>
+      </w:r>
+    </w:p>
+    <w:p>
+      <w:pPr>
+        <w:pStyle w:val="Heading2"/>
         <w:numPr>
           <w:ilvl w:val="0"/>
           <w:numId w:val="0"/>
         </w:numPr>
-        <w:ind w:left="0" w:hanging="0"/>
-        <w:rPr/>
-      </w:pPr>
-      <w:bookmarkStart w:id="27" w:name="__RefHeading___Toc360_3696126145"/>
-      <w:bookmarkEnd w:id="27"/>
-      <w:r>
-        <w:rPr/>
-        <w:t>#ifdef WINDOWS</w:t>
-      </w:r>
-    </w:p>
-    <w:p>
-      <w:pPr>
-        <w:pStyle w:val="Heading2"/>
+        <w:ind w:left="0" w:right="0" w:hanging="0"/>
+        <w:rPr/>
+      </w:pPr>
+      <w:r>
+        <w:rPr/>
+      </w:r>
+      <w:r>
+        <w:br w:type="page"/>
+      </w:r>
+    </w:p>
+    <w:p>
+      <w:pPr>
+        <w:pStyle w:val="Heading1"/>
         <w:numPr>
           <w:ilvl w:val="0"/>
           <w:numId w:val="0"/>
         </w:numPr>
-        <w:ind w:left="0" w:hanging="0"/>
-        <w:rPr/>
-      </w:pPr>
-      <w:r>
-        <w:rPr/>
-      </w:r>
-      <w:r>
-        <w:br w:type="page"/>
+        <w:ind w:left="0" w:right="0" w:hanging="0"/>
+        <w:rPr/>
+      </w:pPr>
+      <w:bookmarkStart w:id="28" w:name="__RefHeading___Toc362_3696126145"/>
+      <w:bookmarkEnd w:id="28"/>
+      <w:r>
+        <w:rPr/>
+        <w:t>DynString</w:t>
       </w:r>
     </w:p>
     <w:p>
@@ -5453,14 +5852,26 @@
           <w:ilvl w:val="0"/>
           <w:numId w:val="0"/>
         </w:numPr>
-        <w:ind w:left="0" w:hanging="0"/>
-        <w:rPr/>
-      </w:pPr>
-      <w:bookmarkStart w:id="28" w:name="__RefHeading___Toc362_3696126145"/>
-      <w:bookmarkEnd w:id="28"/>
-      <w:r>
-        <w:rPr/>
-        <w:t>DynString</w:t>
+        <w:spacing w:before="240" w:after="0"/>
+        <w:ind w:left="360" w:right="0" w:hanging="0"/>
+        <w:rPr>
+          <w:b w:val="false"/>
+          <w:b w:val="false"/>
+          <w:bCs w:val="false"/>
+          <w:sz w:val="24"/>
+          <w:szCs w:val="24"/>
+          <w:lang w:val="en-US"/>
+        </w:rPr>
+      </w:pPr>
+      <w:r>
+        <w:rPr>
+          <w:b w:val="false"/>
+          <w:bCs w:val="false"/>
+          <w:sz w:val="24"/>
+          <w:szCs w:val="24"/>
+          <w:lang w:val="en-US"/>
+        </w:rPr>
+        <w:t>Get the current length of the string.</w:t>
       </w:r>
     </w:p>
     <w:p>
@@ -5470,26 +5881,26 @@
           <w:ilvl w:val="0"/>
           <w:numId w:val="0"/>
         </w:numPr>
-        <w:spacing w:before="240" w:after="0"/>
-        <w:ind w:left="360" w:hanging="0"/>
-        <w:rPr>
-          <w:b w:val="false"/>
-          <w:b w:val="false"/>
-          <w:bCs w:val="false"/>
-          <w:sz w:val="24"/>
-          <w:szCs w:val="24"/>
-          <w:lang w:val="en-US"/>
-        </w:rPr>
-      </w:pPr>
-      <w:r>
-        <w:rPr>
-          <w:b w:val="false"/>
-          <w:bCs w:val="false"/>
-          <w:sz w:val="24"/>
-          <w:szCs w:val="24"/>
-          <w:lang w:val="en-US"/>
-        </w:rPr>
-        <w:t>Get the current length of the string.</w:t>
+        <w:spacing w:before="0" w:after="120"/>
+        <w:ind w:left="360" w:right="0" w:firstLine="346"/>
+        <w:rPr>
+          <w:b w:val="false"/>
+          <w:b w:val="false"/>
+          <w:bCs w:val="false"/>
+          <w:sz w:val="24"/>
+          <w:szCs w:val="24"/>
+          <w:lang w:val="en-US"/>
+        </w:rPr>
+      </w:pPr>
+      <w:r>
+        <w:rPr>
+          <w:b w:val="false"/>
+          <w:bCs w:val="false"/>
+          <w:sz w:val="24"/>
+          <w:szCs w:val="24"/>
+          <w:lang w:val="en-US"/>
+        </w:rPr>
+        <w:t>size_t DynStringSize(DynString *s)</w:t>
       </w:r>
     </w:p>
     <w:p>
@@ -5499,26 +5910,26 @@
           <w:ilvl w:val="0"/>
           <w:numId w:val="0"/>
         </w:numPr>
-        <w:spacing w:before="0" w:after="120"/>
-        <w:ind w:left="360" w:firstLine="346"/>
-        <w:rPr>
-          <w:b w:val="false"/>
-          <w:b w:val="false"/>
-          <w:bCs w:val="false"/>
-          <w:sz w:val="24"/>
-          <w:szCs w:val="24"/>
-          <w:lang w:val="en-US"/>
-        </w:rPr>
-      </w:pPr>
-      <w:r>
-        <w:rPr>
-          <w:b w:val="false"/>
-          <w:bCs w:val="false"/>
-          <w:sz w:val="24"/>
-          <w:szCs w:val="24"/>
-          <w:lang w:val="en-US"/>
-        </w:rPr>
-        <w:t>size_t DynStringSize(DynString *s)</w:t>
+        <w:spacing w:before="240" w:after="0"/>
+        <w:ind w:left="360" w:right="0" w:hanging="0"/>
+        <w:rPr>
+          <w:b w:val="false"/>
+          <w:b w:val="false"/>
+          <w:bCs w:val="false"/>
+          <w:sz w:val="24"/>
+          <w:szCs w:val="24"/>
+          <w:lang w:val="en-US"/>
+        </w:rPr>
+      </w:pPr>
+      <w:r>
+        <w:rPr>
+          <w:b w:val="false"/>
+          <w:bCs w:val="false"/>
+          <w:sz w:val="24"/>
+          <w:szCs w:val="24"/>
+          <w:lang w:val="en-US"/>
+        </w:rPr>
+        <w:t>Allocate memory for a string of the desired length.</w:t>
       </w:r>
     </w:p>
     <w:p>
@@ -5528,26 +5939,26 @@
           <w:ilvl w:val="0"/>
           <w:numId w:val="0"/>
         </w:numPr>
-        <w:spacing w:before="240" w:after="0"/>
-        <w:ind w:left="360" w:hanging="0"/>
-        <w:rPr>
-          <w:b w:val="false"/>
-          <w:b w:val="false"/>
-          <w:bCs w:val="false"/>
-          <w:sz w:val="24"/>
-          <w:szCs w:val="24"/>
-          <w:lang w:val="en-US"/>
-        </w:rPr>
-      </w:pPr>
-      <w:r>
-        <w:rPr>
-          <w:b w:val="false"/>
-          <w:bCs w:val="false"/>
-          <w:sz w:val="24"/>
-          <w:szCs w:val="24"/>
-          <w:lang w:val="en-US"/>
-        </w:rPr>
-        <w:t>Allocate memory for a string of the desired length.</w:t>
+        <w:spacing w:before="0" w:after="120"/>
+        <w:ind w:left="360" w:right="0" w:firstLine="346"/>
+        <w:rPr>
+          <w:b w:val="false"/>
+          <w:b w:val="false"/>
+          <w:bCs w:val="false"/>
+          <w:sz w:val="24"/>
+          <w:szCs w:val="24"/>
+          <w:lang w:val="en-US"/>
+        </w:rPr>
+      </w:pPr>
+      <w:r>
+        <w:rPr>
+          <w:b w:val="false"/>
+          <w:bCs w:val="false"/>
+          <w:sz w:val="24"/>
+          <w:szCs w:val="24"/>
+          <w:lang w:val="en-US"/>
+        </w:rPr>
+        <w:t>DynString *DynStringMalloc(DynString *s, size_t size)</w:t>
       </w:r>
     </w:p>
     <w:p>
@@ -5557,26 +5968,26 @@
           <w:ilvl w:val="0"/>
           <w:numId w:val="0"/>
         </w:numPr>
-        <w:spacing w:before="0" w:after="120"/>
-        <w:ind w:left="360" w:firstLine="346"/>
-        <w:rPr>
-          <w:b w:val="false"/>
-          <w:b w:val="false"/>
-          <w:bCs w:val="false"/>
-          <w:sz w:val="24"/>
-          <w:szCs w:val="24"/>
-          <w:lang w:val="en-US"/>
-        </w:rPr>
-      </w:pPr>
-      <w:r>
-        <w:rPr>
-          <w:b w:val="false"/>
-          <w:bCs w:val="false"/>
-          <w:sz w:val="24"/>
-          <w:szCs w:val="24"/>
-          <w:lang w:val="en-US"/>
-        </w:rPr>
-        <w:t>DynString *DynStringMalloc(DynString *s, size_t size)</w:t>
+        <w:spacing w:before="240" w:after="0"/>
+        <w:ind w:left="360" w:right="0" w:hanging="0"/>
+        <w:rPr>
+          <w:b w:val="false"/>
+          <w:b w:val="false"/>
+          <w:bCs w:val="false"/>
+          <w:sz w:val="24"/>
+          <w:szCs w:val="24"/>
+          <w:lang w:val="en-US"/>
+        </w:rPr>
+      </w:pPr>
+      <w:r>
+        <w:rPr>
+          <w:b w:val="false"/>
+          <w:bCs w:val="false"/>
+          <w:sz w:val="24"/>
+          <w:szCs w:val="24"/>
+          <w:lang w:val="en-US"/>
+        </w:rPr>
+        <w:t>Try to compact string memory by reallocating a buffer large enough for the current string content.</w:t>
       </w:r>
     </w:p>
     <w:p>
@@ -5586,21 +5997,26 @@
           <w:ilvl w:val="0"/>
           <w:numId w:val="0"/>
         </w:numPr>
-        <w:spacing w:before="240" w:after="0"/>
-        <w:ind w:left="360" w:hanging="0"/>
-        <w:rPr>
-          <w:lang w:val="en-US"/>
-        </w:rPr>
-      </w:pPr>
-      <w:r>
-        <w:rPr>
-          <w:b w:val="false"/>
-          <w:bCs w:val="false"/>
-          <w:sz w:val="24"/>
-          <w:szCs w:val="24"/>
-          <w:lang w:val="en-US"/>
-        </w:rPr>
-        <w:t>Try to compact string memory by reallocating a buffer large enough for the current string content.</w:t>
+        <w:spacing w:before="0" w:after="120"/>
+        <w:ind w:left="360" w:right="0" w:firstLine="346"/>
+        <w:rPr>
+          <w:b w:val="false"/>
+          <w:b w:val="false"/>
+          <w:bCs w:val="false"/>
+          <w:sz w:val="24"/>
+          <w:szCs w:val="24"/>
+          <w:lang w:val="en-US"/>
+        </w:rPr>
+      </w:pPr>
+      <w:r>
+        <w:rPr>
+          <w:b w:val="false"/>
+          <w:bCs w:val="false"/>
+          <w:sz w:val="24"/>
+          <w:szCs w:val="24"/>
+          <w:lang w:val="en-US"/>
+        </w:rPr>
+        <w:t>void DynStringRealloc(DynString *s)</w:t>
       </w:r>
     </w:p>
     <w:p>
@@ -5610,26 +6026,26 @@
           <w:ilvl w:val="0"/>
           <w:numId w:val="0"/>
         </w:numPr>
-        <w:spacing w:before="0" w:after="120"/>
-        <w:ind w:left="360" w:firstLine="346"/>
-        <w:rPr>
-          <w:b w:val="false"/>
-          <w:b w:val="false"/>
-          <w:bCs w:val="false"/>
-          <w:sz w:val="24"/>
-          <w:szCs w:val="24"/>
-          <w:lang w:val="en-US"/>
-        </w:rPr>
-      </w:pPr>
-      <w:r>
-        <w:rPr>
-          <w:b w:val="false"/>
-          <w:bCs w:val="false"/>
-          <w:sz w:val="24"/>
-          <w:szCs w:val="24"/>
-          <w:lang w:val="en-US"/>
-        </w:rPr>
-        <w:t>void DynStringRealloc(DynString *s)</w:t>
+        <w:spacing w:before="240" w:after="0"/>
+        <w:ind w:left="360" w:right="0" w:hanging="0"/>
+        <w:rPr>
+          <w:b w:val="false"/>
+          <w:b w:val="false"/>
+          <w:bCs w:val="false"/>
+          <w:sz w:val="24"/>
+          <w:szCs w:val="24"/>
+          <w:lang w:val="en-US"/>
+        </w:rPr>
+      </w:pPr>
+      <w:r>
+        <w:rPr>
+          <w:b w:val="false"/>
+          <w:bCs w:val="false"/>
+          <w:sz w:val="24"/>
+          <w:szCs w:val="24"/>
+          <w:lang w:val="en-US"/>
+        </w:rPr>
+        <w:t>Clear the dynamic string.</w:t>
       </w:r>
     </w:p>
     <w:p>
@@ -5639,26 +6055,26 @@
           <w:ilvl w:val="0"/>
           <w:numId w:val="0"/>
         </w:numPr>
-        <w:spacing w:before="240" w:after="0"/>
-        <w:ind w:left="360" w:hanging="0"/>
-        <w:rPr>
-          <w:b w:val="false"/>
-          <w:b w:val="false"/>
-          <w:bCs w:val="false"/>
-          <w:sz w:val="24"/>
-          <w:szCs w:val="24"/>
-          <w:lang w:val="en-US"/>
-        </w:rPr>
-      </w:pPr>
-      <w:r>
-        <w:rPr>
-          <w:b w:val="false"/>
-          <w:bCs w:val="false"/>
-          <w:sz w:val="24"/>
-          <w:szCs w:val="24"/>
-          <w:lang w:val="en-US"/>
-        </w:rPr>
-        <w:t>Clear the dynamic string.</w:t>
+        <w:spacing w:before="0" w:after="120"/>
+        <w:ind w:left="360" w:right="0" w:firstLine="346"/>
+        <w:rPr>
+          <w:b w:val="false"/>
+          <w:b w:val="false"/>
+          <w:bCs w:val="false"/>
+          <w:sz w:val="24"/>
+          <w:szCs w:val="24"/>
+          <w:lang w:val="en-US"/>
+        </w:rPr>
+      </w:pPr>
+      <w:r>
+        <w:rPr>
+          <w:b w:val="false"/>
+          <w:bCs w:val="false"/>
+          <w:sz w:val="24"/>
+          <w:szCs w:val="24"/>
+          <w:lang w:val="en-US"/>
+        </w:rPr>
+        <w:t>void DynStringClear(DynString *s)</w:t>
       </w:r>
     </w:p>
     <w:p>
@@ -5668,26 +6084,26 @@
           <w:ilvl w:val="0"/>
           <w:numId w:val="0"/>
         </w:numPr>
-        <w:spacing w:before="0" w:after="120"/>
-        <w:ind w:left="360" w:firstLine="346"/>
-        <w:rPr>
-          <w:b w:val="false"/>
-          <w:b w:val="false"/>
-          <w:bCs w:val="false"/>
-          <w:sz w:val="24"/>
-          <w:szCs w:val="24"/>
-          <w:lang w:val="en-US"/>
-        </w:rPr>
-      </w:pPr>
-      <w:r>
-        <w:rPr>
-          <w:b w:val="false"/>
-          <w:bCs w:val="false"/>
-          <w:sz w:val="24"/>
-          <w:szCs w:val="24"/>
-          <w:lang w:val="en-US"/>
-        </w:rPr>
-        <w:t>void DynStringClear(DynString *s)</w:t>
+        <w:spacing w:before="240" w:after="0"/>
+        <w:ind w:left="360" w:right="0" w:hanging="0"/>
+        <w:rPr>
+          <w:b w:val="false"/>
+          <w:b w:val="false"/>
+          <w:bCs w:val="false"/>
+          <w:sz w:val="24"/>
+          <w:szCs w:val="24"/>
+          <w:lang w:val="en-US"/>
+        </w:rPr>
+      </w:pPr>
+      <w:r>
+        <w:rPr>
+          <w:b w:val="false"/>
+          <w:bCs w:val="false"/>
+          <w:sz w:val="24"/>
+          <w:szCs w:val="24"/>
+          <w:lang w:val="en-US"/>
+        </w:rPr>
+        <w:t>Clear the dynamic string contents without changing memory allocation.</w:t>
       </w:r>
     </w:p>
     <w:p>
@@ -5697,26 +6113,26 @@
           <w:ilvl w:val="0"/>
           <w:numId w:val="0"/>
         </w:numPr>
-        <w:spacing w:before="240" w:after="0"/>
-        <w:ind w:left="360" w:hanging="0"/>
-        <w:rPr>
-          <w:b w:val="false"/>
-          <w:b w:val="false"/>
-          <w:bCs w:val="false"/>
-          <w:sz w:val="24"/>
-          <w:szCs w:val="24"/>
-          <w:lang w:val="en-US"/>
-        </w:rPr>
-      </w:pPr>
-      <w:r>
-        <w:rPr>
-          <w:b w:val="false"/>
-          <w:bCs w:val="false"/>
-          <w:sz w:val="24"/>
-          <w:szCs w:val="24"/>
-          <w:lang w:val="en-US"/>
-        </w:rPr>
-        <w:t>Clear the dynamic string contents without changing memory allocation.</w:t>
+        <w:spacing w:before="0" w:after="120"/>
+        <w:ind w:left="360" w:right="0" w:firstLine="346"/>
+        <w:rPr>
+          <w:b w:val="false"/>
+          <w:b w:val="false"/>
+          <w:bCs w:val="false"/>
+          <w:sz w:val="24"/>
+          <w:szCs w:val="24"/>
+          <w:lang w:val="en-US"/>
+        </w:rPr>
+      </w:pPr>
+      <w:r>
+        <w:rPr>
+          <w:b w:val="false"/>
+          <w:bCs w:val="false"/>
+          <w:sz w:val="24"/>
+          <w:szCs w:val="24"/>
+          <w:lang w:val="en-US"/>
+        </w:rPr>
+        <w:t>void DynStringReset(DynString *s)</w:t>
       </w:r>
     </w:p>
     <w:p>
@@ -5726,26 +6142,26 @@
           <w:ilvl w:val="0"/>
           <w:numId w:val="0"/>
         </w:numPr>
-        <w:spacing w:before="0" w:after="120"/>
-        <w:ind w:left="360" w:firstLine="346"/>
-        <w:rPr>
-          <w:b w:val="false"/>
-          <w:b w:val="false"/>
-          <w:bCs w:val="false"/>
-          <w:sz w:val="24"/>
-          <w:szCs w:val="24"/>
-          <w:lang w:val="en-US"/>
-        </w:rPr>
-      </w:pPr>
-      <w:r>
-        <w:rPr>
-          <w:b w:val="false"/>
-          <w:bCs w:val="false"/>
-          <w:sz w:val="24"/>
-          <w:szCs w:val="24"/>
-          <w:lang w:val="en-US"/>
-        </w:rPr>
-        <w:t>void DynStringReset(DynString *s)</w:t>
+        <w:spacing w:before="240" w:after="0"/>
+        <w:ind w:left="360" w:right="0" w:hanging="0"/>
+        <w:rPr>
+          <w:b w:val="false"/>
+          <w:b w:val="false"/>
+          <w:bCs w:val="false"/>
+          <w:sz w:val="24"/>
+          <w:szCs w:val="24"/>
+          <w:lang w:val="en-US"/>
+        </w:rPr>
+      </w:pPr>
+      <w:r>
+        <w:rPr>
+          <w:b w:val="false"/>
+          <w:bCs w:val="false"/>
+          <w:sz w:val="24"/>
+          <w:szCs w:val="24"/>
+          <w:lang w:val="en-US"/>
+        </w:rPr>
+        <w:t>Resize the string for a minimum number of bytes.</w:t>
       </w:r>
     </w:p>
     <w:p>
@@ -5755,26 +6171,26 @@
           <w:ilvl w:val="0"/>
           <w:numId w:val="0"/>
         </w:numPr>
-        <w:spacing w:before="240" w:after="0"/>
-        <w:ind w:left="360" w:hanging="0"/>
-        <w:rPr>
-          <w:b w:val="false"/>
-          <w:b w:val="false"/>
-          <w:bCs w:val="false"/>
-          <w:sz w:val="24"/>
-          <w:szCs w:val="24"/>
-          <w:lang w:val="en-US"/>
-        </w:rPr>
-      </w:pPr>
-      <w:r>
-        <w:rPr>
-          <w:b w:val="false"/>
-          <w:bCs w:val="false"/>
-          <w:sz w:val="24"/>
-          <w:szCs w:val="24"/>
-          <w:lang w:val="en-US"/>
-        </w:rPr>
-        <w:t>Resize the string for a minimum number of bytes.</w:t>
+        <w:spacing w:before="0" w:after="120"/>
+        <w:ind w:left="360" w:right="0" w:firstLine="346"/>
+        <w:rPr>
+          <w:b w:val="false"/>
+          <w:b w:val="false"/>
+          <w:bCs w:val="false"/>
+          <w:sz w:val="24"/>
+          <w:szCs w:val="24"/>
+          <w:lang w:val="en-US"/>
+        </w:rPr>
+      </w:pPr>
+      <w:r>
+        <w:rPr>
+          <w:b w:val="false"/>
+          <w:bCs w:val="false"/>
+          <w:sz w:val="24"/>
+          <w:szCs w:val="24"/>
+          <w:lang w:val="en-US"/>
+        </w:rPr>
+        <w:t>void DynStringResize(DynString *s, size_t size)</w:t>
       </w:r>
     </w:p>
     <w:p>
@@ -5784,26 +6200,26 @@
           <w:ilvl w:val="0"/>
           <w:numId w:val="0"/>
         </w:numPr>
-        <w:spacing w:before="0" w:after="120"/>
-        <w:ind w:left="360" w:firstLine="346"/>
-        <w:rPr>
-          <w:b w:val="false"/>
-          <w:b w:val="false"/>
-          <w:bCs w:val="false"/>
-          <w:sz w:val="24"/>
-          <w:szCs w:val="24"/>
-          <w:lang w:val="en-US"/>
-        </w:rPr>
-      </w:pPr>
-      <w:r>
-        <w:rPr>
-          <w:b w:val="false"/>
-          <w:bCs w:val="false"/>
-          <w:sz w:val="24"/>
-          <w:szCs w:val="24"/>
-          <w:lang w:val="en-US"/>
-        </w:rPr>
-        <w:t>void DynStringResize(DynString *s, size_t size)</w:t>
+        <w:spacing w:before="240" w:after="0"/>
+        <w:ind w:left="360" w:right="0" w:hanging="0"/>
+        <w:rPr>
+          <w:b w:val="false"/>
+          <w:b w:val="false"/>
+          <w:bCs w:val="false"/>
+          <w:sz w:val="24"/>
+          <w:szCs w:val="24"/>
+          <w:lang w:val="en-US"/>
+        </w:rPr>
+      </w:pPr>
+      <w:r>
+        <w:rPr>
+          <w:b w:val="false"/>
+          <w:bCs w:val="false"/>
+          <w:sz w:val="24"/>
+          <w:szCs w:val="24"/>
+          <w:lang w:val="en-US"/>
+        </w:rPr>
+        <w:t>Free the previously allocated string.</w:t>
       </w:r>
     </w:p>
     <w:p>
@@ -5813,26 +6229,26 @@
           <w:ilvl w:val="0"/>
           <w:numId w:val="0"/>
         </w:numPr>
-        <w:spacing w:before="240" w:after="0"/>
-        <w:ind w:left="360" w:hanging="0"/>
-        <w:rPr>
-          <w:b w:val="false"/>
-          <w:b w:val="false"/>
-          <w:bCs w:val="false"/>
-          <w:sz w:val="24"/>
-          <w:szCs w:val="24"/>
-          <w:lang w:val="en-US"/>
-        </w:rPr>
-      </w:pPr>
-      <w:r>
-        <w:rPr>
-          <w:b w:val="false"/>
-          <w:bCs w:val="false"/>
-          <w:sz w:val="24"/>
-          <w:szCs w:val="24"/>
-          <w:lang w:val="en-US"/>
-        </w:rPr>
-        <w:t>Free the previously allocated string.</w:t>
+        <w:spacing w:before="0" w:after="120"/>
+        <w:ind w:left="360" w:right="0" w:firstLine="346"/>
+        <w:rPr>
+          <w:b w:val="false"/>
+          <w:b w:val="false"/>
+          <w:bCs w:val="false"/>
+          <w:sz w:val="24"/>
+          <w:szCs w:val="24"/>
+          <w:lang w:val="en-US"/>
+        </w:rPr>
+      </w:pPr>
+      <w:r>
+        <w:rPr>
+          <w:b w:val="false"/>
+          <w:bCs w:val="false"/>
+          <w:sz w:val="24"/>
+          <w:szCs w:val="24"/>
+          <w:lang w:val="en-US"/>
+        </w:rPr>
+        <w:t>void DynStringFree(DynString *s)</w:t>
       </w:r>
     </w:p>
     <w:p>
@@ -5842,26 +6258,26 @@
           <w:ilvl w:val="0"/>
           <w:numId w:val="0"/>
         </w:numPr>
-        <w:spacing w:before="0" w:after="120"/>
-        <w:ind w:left="360" w:firstLine="346"/>
-        <w:rPr>
-          <w:b w:val="false"/>
-          <w:b w:val="false"/>
-          <w:bCs w:val="false"/>
-          <w:sz w:val="24"/>
-          <w:szCs w:val="24"/>
-          <w:lang w:val="en-US"/>
-        </w:rPr>
-      </w:pPr>
-      <w:r>
-        <w:rPr>
-          <w:b w:val="false"/>
-          <w:bCs w:val="false"/>
-          <w:sz w:val="24"/>
-          <w:szCs w:val="24"/>
-          <w:lang w:val="en-US"/>
-        </w:rPr>
-        <w:t>void DynStringFree(DynString *s)</w:t>
+        <w:spacing w:before="240" w:after="0"/>
+        <w:ind w:left="360" w:right="0" w:hanging="0"/>
+        <w:rPr>
+          <w:b w:val="false"/>
+          <w:b w:val="false"/>
+          <w:bCs w:val="false"/>
+          <w:sz w:val="24"/>
+          <w:szCs w:val="24"/>
+          <w:lang w:val="en-US"/>
+        </w:rPr>
+      </w:pPr>
+      <w:r>
+        <w:rPr>
+          <w:b w:val="false"/>
+          <w:bCs w:val="false"/>
+          <w:sz w:val="24"/>
+          <w:szCs w:val="24"/>
+          <w:lang w:val="en-US"/>
+        </w:rPr>
+        <w:t>Create a newly allocated copy of the passed dynamic string.</w:t>
       </w:r>
     </w:p>
     <w:p>
@@ -5871,26 +6287,26 @@
           <w:ilvl w:val="0"/>
           <w:numId w:val="0"/>
         </w:numPr>
-        <w:spacing w:before="240" w:after="0"/>
-        <w:ind w:left="360" w:hanging="0"/>
-        <w:rPr>
-          <w:b w:val="false"/>
-          <w:b w:val="false"/>
-          <w:bCs w:val="false"/>
-          <w:sz w:val="24"/>
-          <w:szCs w:val="24"/>
-          <w:lang w:val="en-US"/>
-        </w:rPr>
-      </w:pPr>
-      <w:r>
-        <w:rPr>
-          <w:b w:val="false"/>
-          <w:bCs w:val="false"/>
-          <w:sz w:val="24"/>
-          <w:szCs w:val="24"/>
-          <w:lang w:val="en-US"/>
-        </w:rPr>
-        <w:t>Create a newly allocated copy of the passed dynamic string.</w:t>
+        <w:spacing w:before="0" w:after="120"/>
+        <w:ind w:left="360" w:right="0" w:firstLine="346"/>
+        <w:rPr>
+          <w:b w:val="false"/>
+          <w:b w:val="false"/>
+          <w:bCs w:val="false"/>
+          <w:sz w:val="24"/>
+          <w:szCs w:val="24"/>
+          <w:lang w:val="en-US"/>
+        </w:rPr>
+      </w:pPr>
+      <w:r>
+        <w:rPr>
+          <w:b w:val="false"/>
+          <w:bCs w:val="false"/>
+          <w:sz w:val="24"/>
+          <w:szCs w:val="24"/>
+          <w:lang w:val="en-US"/>
+        </w:rPr>
+        <w:t>DynString *DynStringDupStr(DynString *s2, DynString *s)</w:t>
       </w:r>
     </w:p>
     <w:p>
@@ -5900,26 +6316,26 @@
           <w:ilvl w:val="0"/>
           <w:numId w:val="0"/>
         </w:numPr>
-        <w:spacing w:before="0" w:after="120"/>
-        <w:ind w:left="360" w:firstLine="346"/>
-        <w:rPr>
-          <w:b w:val="false"/>
-          <w:b w:val="false"/>
-          <w:bCs w:val="false"/>
-          <w:sz w:val="24"/>
-          <w:szCs w:val="24"/>
-          <w:lang w:val="en-US"/>
-        </w:rPr>
-      </w:pPr>
-      <w:r>
-        <w:rPr>
-          <w:b w:val="false"/>
-          <w:bCs w:val="false"/>
-          <w:sz w:val="24"/>
-          <w:szCs w:val="24"/>
-          <w:lang w:val="en-US"/>
-        </w:rPr>
-        <w:t>DynString *DynStringDupStr(DynString *s2, DynString *s)</w:t>
+        <w:spacing w:before="240" w:after="0"/>
+        <w:ind w:left="360" w:right="0" w:hanging="0"/>
+        <w:rPr>
+          <w:b w:val="false"/>
+          <w:b w:val="false"/>
+          <w:bCs w:val="false"/>
+          <w:sz w:val="24"/>
+          <w:szCs w:val="24"/>
+          <w:lang w:val="en-US"/>
+        </w:rPr>
+      </w:pPr>
+      <w:r>
+        <w:rPr>
+          <w:b w:val="false"/>
+          <w:bCs w:val="false"/>
+          <w:sz w:val="24"/>
+          <w:szCs w:val="24"/>
+          <w:lang w:val="en-US"/>
+        </w:rPr>
+        <w:t>Copy the memory from the source string into the dest string.</w:t>
       </w:r>
     </w:p>
     <w:p>
@@ -5929,26 +6345,26 @@
           <w:ilvl w:val="0"/>
           <w:numId w:val="0"/>
         </w:numPr>
-        <w:spacing w:before="240" w:after="0"/>
-        <w:ind w:left="360" w:hanging="0"/>
-        <w:rPr>
-          <w:b w:val="false"/>
-          <w:b w:val="false"/>
-          <w:bCs w:val="false"/>
-          <w:sz w:val="24"/>
-          <w:szCs w:val="24"/>
-          <w:lang w:val="en-US"/>
-        </w:rPr>
-      </w:pPr>
-      <w:r>
-        <w:rPr>
-          <w:b w:val="false"/>
-          <w:bCs w:val="false"/>
-          <w:sz w:val="24"/>
-          <w:szCs w:val="24"/>
-          <w:lang w:val="en-US"/>
-        </w:rPr>
-        <w:t>Copy the memory from the source string into the dest string.</w:t>
+        <w:spacing w:before="0" w:after="120"/>
+        <w:ind w:left="360" w:right="0" w:firstLine="346"/>
+        <w:rPr>
+          <w:b w:val="false"/>
+          <w:b w:val="false"/>
+          <w:bCs w:val="false"/>
+          <w:sz w:val="24"/>
+          <w:szCs w:val="24"/>
+          <w:lang w:val="en-US"/>
+        </w:rPr>
+      </w:pPr>
+      <w:r>
+        <w:rPr>
+          <w:b w:val="false"/>
+          <w:bCs w:val="false"/>
+          <w:sz w:val="24"/>
+          <w:szCs w:val="24"/>
+          <w:lang w:val="en-US"/>
+        </w:rPr>
+        <w:t>void DynStringCpyStr(DynString *dest, DynString *src)</w:t>
       </w:r>
     </w:p>
     <w:p>
@@ -5958,26 +6374,26 @@
           <w:ilvl w:val="0"/>
           <w:numId w:val="0"/>
         </w:numPr>
-        <w:spacing w:before="0" w:after="120"/>
-        <w:ind w:left="360" w:firstLine="346"/>
-        <w:rPr>
-          <w:b w:val="false"/>
-          <w:b w:val="false"/>
-          <w:bCs w:val="false"/>
-          <w:sz w:val="24"/>
-          <w:szCs w:val="24"/>
-          <w:lang w:val="en-US"/>
-        </w:rPr>
-      </w:pPr>
-      <w:r>
-        <w:rPr>
-          <w:b w:val="false"/>
-          <w:bCs w:val="false"/>
-          <w:sz w:val="24"/>
-          <w:szCs w:val="24"/>
-          <w:lang w:val="en-US"/>
-        </w:rPr>
-        <w:t>void DynStringCpyStr(DynString *dest, DynString *src)</w:t>
+        <w:spacing w:before="240" w:after="0"/>
+        <w:ind w:left="360" w:right="0" w:hanging="0"/>
+        <w:rPr>
+          <w:b w:val="false"/>
+          <w:b w:val="false"/>
+          <w:bCs w:val="false"/>
+          <w:sz w:val="24"/>
+          <w:szCs w:val="24"/>
+          <w:lang w:val="en-US"/>
+        </w:rPr>
+      </w:pPr>
+      <w:r>
+        <w:rPr>
+          <w:b w:val="false"/>
+          <w:bCs w:val="false"/>
+          <w:sz w:val="24"/>
+          <w:szCs w:val="24"/>
+          <w:lang w:val="en-US"/>
+        </w:rPr>
+        <w:t>Return the content of the dynamic string as a \0 terminated C string.</w:t>
       </w:r>
     </w:p>
     <w:p>
@@ -5987,26 +6403,26 @@
           <w:ilvl w:val="0"/>
           <w:numId w:val="0"/>
         </w:numPr>
-        <w:spacing w:before="240" w:after="0"/>
-        <w:ind w:left="360" w:hanging="0"/>
-        <w:rPr>
-          <w:b w:val="false"/>
-          <w:b w:val="false"/>
-          <w:bCs w:val="false"/>
-          <w:sz w:val="24"/>
-          <w:szCs w:val="24"/>
-          <w:lang w:val="en-US"/>
-        </w:rPr>
-      </w:pPr>
-      <w:r>
-        <w:rPr>
-          <w:b w:val="false"/>
-          <w:bCs w:val="false"/>
-          <w:sz w:val="24"/>
-          <w:szCs w:val="24"/>
-          <w:lang w:val="en-US"/>
-        </w:rPr>
-        <w:t>Return the content of the dynamic string as a \0 terminated C string.</w:t>
+        <w:spacing w:before="0" w:after="120"/>
+        <w:ind w:left="360" w:right="0" w:firstLine="346"/>
+        <w:rPr>
+          <w:b w:val="false"/>
+          <w:b w:val="false"/>
+          <w:bCs w:val="false"/>
+          <w:sz w:val="24"/>
+          <w:szCs w:val="24"/>
+          <w:lang w:val="en-US"/>
+        </w:rPr>
+      </w:pPr>
+      <w:r>
+        <w:rPr>
+          <w:b w:val="false"/>
+          <w:bCs w:val="false"/>
+          <w:sz w:val="24"/>
+          <w:szCs w:val="24"/>
+          <w:lang w:val="en-US"/>
+        </w:rPr>
+        <w:t>char *DynStringToCStr(DynString *s)</w:t>
       </w:r>
     </w:p>
     <w:p>
@@ -6016,26 +6432,26 @@
           <w:ilvl w:val="0"/>
           <w:numId w:val="0"/>
         </w:numPr>
-        <w:spacing w:before="0" w:after="120"/>
-        <w:ind w:left="360" w:firstLine="346"/>
-        <w:rPr>
-          <w:b w:val="false"/>
-          <w:b w:val="false"/>
-          <w:bCs w:val="false"/>
-          <w:sz w:val="24"/>
-          <w:szCs w:val="24"/>
-          <w:lang w:val="en-US"/>
-        </w:rPr>
-      </w:pPr>
-      <w:r>
-        <w:rPr>
-          <w:b w:val="false"/>
-          <w:bCs w:val="false"/>
-          <w:sz w:val="24"/>
-          <w:szCs w:val="24"/>
-          <w:lang w:val="en-US"/>
-        </w:rPr>
-        <w:t>char *DynStringToCStr(DynString *s)</w:t>
+        <w:spacing w:before="240" w:after="0"/>
+        <w:ind w:left="360" w:right="0" w:hanging="0"/>
+        <w:rPr>
+          <w:b w:val="false"/>
+          <w:b w:val="false"/>
+          <w:bCs w:val="false"/>
+          <w:sz w:val="24"/>
+          <w:szCs w:val="24"/>
+          <w:lang w:val="en-US"/>
+        </w:rPr>
+      </w:pPr>
+      <w:r>
+        <w:rPr>
+          <w:b w:val="false"/>
+          <w:bCs w:val="false"/>
+          <w:sz w:val="24"/>
+          <w:szCs w:val="24"/>
+          <w:lang w:val="en-US"/>
+        </w:rPr>
+        <w:t>Concatenate a number of bytes from the source string to the dynamic string.</w:t>
       </w:r>
     </w:p>
     <w:p>
@@ -6045,26 +6461,26 @@
           <w:ilvl w:val="0"/>
           <w:numId w:val="0"/>
         </w:numPr>
-        <w:spacing w:before="240" w:after="0"/>
-        <w:ind w:left="360" w:hanging="0"/>
-        <w:rPr>
-          <w:b w:val="false"/>
-          <w:b w:val="false"/>
-          <w:bCs w:val="false"/>
-          <w:sz w:val="24"/>
-          <w:szCs w:val="24"/>
-          <w:lang w:val="en-US"/>
-        </w:rPr>
-      </w:pPr>
-      <w:r>
-        <w:rPr>
-          <w:b w:val="false"/>
-          <w:bCs w:val="false"/>
-          <w:sz w:val="24"/>
-          <w:szCs w:val="24"/>
-          <w:lang w:val="en-US"/>
-        </w:rPr>
-        <w:t>Concatenate a number of bytes from the source string to the dynamic string.</w:t>
+        <w:spacing w:before="0" w:after="120"/>
+        <w:ind w:left="360" w:right="0" w:firstLine="346"/>
+        <w:rPr>
+          <w:b w:val="false"/>
+          <w:b w:val="false"/>
+          <w:bCs w:val="false"/>
+          <w:sz w:val="24"/>
+          <w:szCs w:val="24"/>
+          <w:lang w:val="en-US"/>
+        </w:rPr>
+      </w:pPr>
+      <w:r>
+        <w:rPr>
+          <w:b w:val="false"/>
+          <w:bCs w:val="false"/>
+          <w:sz w:val="24"/>
+          <w:szCs w:val="24"/>
+          <w:lang w:val="en-US"/>
+        </w:rPr>
+        <w:t>void DynStringNCatCStr(DynString *s, size_t len, const char *str)</w:t>
       </w:r>
     </w:p>
     <w:p>
@@ -6074,26 +6490,26 @@
           <w:ilvl w:val="0"/>
           <w:numId w:val="0"/>
         </w:numPr>
-        <w:spacing w:before="0" w:after="120"/>
-        <w:ind w:left="360" w:firstLine="346"/>
-        <w:rPr>
-          <w:b w:val="false"/>
-          <w:b w:val="false"/>
-          <w:bCs w:val="false"/>
-          <w:sz w:val="24"/>
-          <w:szCs w:val="24"/>
-          <w:lang w:val="en-US"/>
-        </w:rPr>
-      </w:pPr>
-      <w:r>
-        <w:rPr>
-          <w:b w:val="false"/>
-          <w:bCs w:val="false"/>
-          <w:sz w:val="24"/>
-          <w:szCs w:val="24"/>
-          <w:lang w:val="en-US"/>
-        </w:rPr>
-        <w:t>void DynStringNCatCStr(DynString *s, size_t len, const char *str)</w:t>
+        <w:spacing w:before="240" w:after="0"/>
+        <w:ind w:left="360" w:right="0" w:hanging="0"/>
+        <w:rPr>
+          <w:b w:val="false"/>
+          <w:b w:val="false"/>
+          <w:bCs w:val="false"/>
+          <w:sz w:val="24"/>
+          <w:szCs w:val="24"/>
+          <w:lang w:val="en-US"/>
+        </w:rPr>
+      </w:pPr>
+      <w:r>
+        <w:rPr>
+          <w:b w:val="false"/>
+          <w:bCs w:val="false"/>
+          <w:sz w:val="24"/>
+          <w:szCs w:val="24"/>
+          <w:lang w:val="en-US"/>
+        </w:rPr>
+        <w:t>Concatenate a zero-terminated source string to the dynamic string.</w:t>
       </w:r>
     </w:p>
     <w:p>
@@ -6103,26 +6519,26 @@
           <w:ilvl w:val="0"/>
           <w:numId w:val="0"/>
         </w:numPr>
-        <w:spacing w:before="240" w:after="0"/>
-        <w:ind w:left="360" w:hanging="0"/>
-        <w:rPr>
-          <w:b w:val="false"/>
-          <w:b w:val="false"/>
-          <w:bCs w:val="false"/>
-          <w:sz w:val="24"/>
-          <w:szCs w:val="24"/>
-          <w:lang w:val="en-US"/>
-        </w:rPr>
-      </w:pPr>
-      <w:r>
-        <w:rPr>
-          <w:b w:val="false"/>
-          <w:bCs w:val="false"/>
-          <w:sz w:val="24"/>
-          <w:szCs w:val="24"/>
-          <w:lang w:val="en-US"/>
-        </w:rPr>
-        <w:t>Concatenate a zero-terminated source string to the dynamic string.</w:t>
+        <w:spacing w:before="0" w:after="120"/>
+        <w:ind w:left="360" w:right="0" w:firstLine="346"/>
+        <w:rPr>
+          <w:b w:val="false"/>
+          <w:b w:val="false"/>
+          <w:bCs w:val="false"/>
+          <w:sz w:val="24"/>
+          <w:szCs w:val="24"/>
+          <w:lang w:val="en-US"/>
+        </w:rPr>
+      </w:pPr>
+      <w:r>
+        <w:rPr>
+          <w:b w:val="false"/>
+          <w:bCs w:val="false"/>
+          <w:sz w:val="24"/>
+          <w:szCs w:val="24"/>
+          <w:lang w:val="en-US"/>
+        </w:rPr>
+        <w:t>void DynStringCatCStr(DynString *s, const char *str)</w:t>
       </w:r>
     </w:p>
     <w:p>
@@ -6132,26 +6548,26 @@
           <w:ilvl w:val="0"/>
           <w:numId w:val="0"/>
         </w:numPr>
-        <w:spacing w:before="0" w:after="120"/>
-        <w:ind w:left="360" w:firstLine="346"/>
-        <w:rPr>
-          <w:b w:val="false"/>
-          <w:b w:val="false"/>
-          <w:bCs w:val="false"/>
-          <w:sz w:val="24"/>
-          <w:szCs w:val="24"/>
-          <w:lang w:val="en-US"/>
-        </w:rPr>
-      </w:pPr>
-      <w:r>
-        <w:rPr>
-          <w:b w:val="false"/>
-          <w:bCs w:val="false"/>
-          <w:sz w:val="24"/>
-          <w:szCs w:val="24"/>
-          <w:lang w:val="en-US"/>
-        </w:rPr>
-        <w:t>void DynStringCatCStr(DynString *s, const char *str)</w:t>
+        <w:spacing w:before="240" w:after="0"/>
+        <w:ind w:left="360" w:right="0" w:hanging="0"/>
+        <w:rPr>
+          <w:b w:val="false"/>
+          <w:b w:val="false"/>
+          <w:bCs w:val="false"/>
+          <w:sz w:val="24"/>
+          <w:szCs w:val="24"/>
+          <w:lang w:val="en-US"/>
+        </w:rPr>
+      </w:pPr>
+      <w:r>
+        <w:rPr>
+          <w:b w:val="false"/>
+          <w:bCs w:val="false"/>
+          <w:sz w:val="24"/>
+          <w:szCs w:val="24"/>
+          <w:lang w:val="en-US"/>
+        </w:rPr>
+        <w:t>Concatenate a dynamic string to another dynamic string.</w:t>
       </w:r>
     </w:p>
     <w:p>
@@ -6161,26 +6577,26 @@
           <w:ilvl w:val="0"/>
           <w:numId w:val="0"/>
         </w:numPr>
-        <w:spacing w:before="240" w:after="0"/>
-        <w:ind w:left="360" w:hanging="0"/>
-        <w:rPr>
-          <w:b w:val="false"/>
-          <w:b w:val="false"/>
-          <w:bCs w:val="false"/>
-          <w:sz w:val="24"/>
-          <w:szCs w:val="24"/>
-          <w:lang w:val="en-US"/>
-        </w:rPr>
-      </w:pPr>
-      <w:r>
-        <w:rPr>
-          <w:b w:val="false"/>
-          <w:bCs w:val="false"/>
-          <w:sz w:val="24"/>
-          <w:szCs w:val="24"/>
-          <w:lang w:val="en-US"/>
-        </w:rPr>
-        <w:t>Concatenate a dynamic string to another dynamic string.</w:t>
+        <w:spacing w:before="0" w:after="120"/>
+        <w:ind w:left="360" w:right="0" w:firstLine="346"/>
+        <w:rPr>
+          <w:b w:val="false"/>
+          <w:b w:val="false"/>
+          <w:bCs w:val="false"/>
+          <w:sz w:val="24"/>
+          <w:szCs w:val="24"/>
+          <w:lang w:val="en-US"/>
+        </w:rPr>
+      </w:pPr>
+      <w:r>
+        <w:rPr>
+          <w:b w:val="false"/>
+          <w:bCs w:val="false"/>
+          <w:sz w:val="24"/>
+          <w:szCs w:val="24"/>
+          <w:lang w:val="en-US"/>
+        </w:rPr>
+        <w:t>void DynStringCatStr(DynString *s, const DynString *s2)</w:t>
       </w:r>
     </w:p>
     <w:p>
@@ -6190,26 +6606,26 @@
           <w:ilvl w:val="0"/>
           <w:numId w:val="0"/>
         </w:numPr>
-        <w:spacing w:before="0" w:after="120"/>
-        <w:ind w:left="360" w:firstLine="346"/>
-        <w:rPr>
-          <w:b w:val="false"/>
-          <w:b w:val="false"/>
-          <w:bCs w:val="false"/>
-          <w:sz w:val="24"/>
-          <w:szCs w:val="24"/>
-          <w:lang w:val="en-US"/>
-        </w:rPr>
-      </w:pPr>
-      <w:r>
-        <w:rPr>
-          <w:b w:val="false"/>
-          <w:bCs w:val="false"/>
-          <w:sz w:val="24"/>
-          <w:szCs w:val="24"/>
-          <w:lang w:val="en-US"/>
-        </w:rPr>
-        <w:t>void DynStringCatStr(DynString *s, const DynString *s2)</w:t>
+        <w:spacing w:before="240" w:after="0"/>
+        <w:ind w:left="360" w:right="0" w:hanging="0"/>
+        <w:rPr>
+          <w:b w:val="false"/>
+          <w:b w:val="false"/>
+          <w:bCs w:val="false"/>
+          <w:sz w:val="24"/>
+          <w:szCs w:val="24"/>
+          <w:lang w:val="en-US"/>
+        </w:rPr>
+      </w:pPr>
+      <w:r>
+        <w:rPr>
+          <w:b w:val="false"/>
+          <w:bCs w:val="false"/>
+          <w:sz w:val="24"/>
+          <w:szCs w:val="24"/>
+          <w:lang w:val="en-US"/>
+        </w:rPr>
+        <w:t>Concatenate a variable number zero terminated strings to the dynamic string.</w:t>
       </w:r>
     </w:p>
     <w:p>
@@ -6219,26 +6635,26 @@
           <w:ilvl w:val="0"/>
           <w:numId w:val="0"/>
         </w:numPr>
-        <w:spacing w:before="240" w:after="0"/>
-        <w:ind w:left="360" w:hanging="0"/>
-        <w:rPr>
-          <w:b w:val="false"/>
-          <w:b w:val="false"/>
-          <w:bCs w:val="false"/>
-          <w:sz w:val="24"/>
-          <w:szCs w:val="24"/>
-          <w:lang w:val="en-US"/>
-        </w:rPr>
-      </w:pPr>
-      <w:r>
-        <w:rPr>
-          <w:b w:val="false"/>
-          <w:bCs w:val="false"/>
-          <w:sz w:val="24"/>
-          <w:szCs w:val="24"/>
-          <w:lang w:val="en-US"/>
-        </w:rPr>
-        <w:t>Concatenate a variable number zero terminated strings to the dynamic string.</w:t>
+        <w:spacing w:before="0" w:after="120"/>
+        <w:ind w:left="360" w:right="0" w:firstLine="346"/>
+        <w:rPr>
+          <w:b w:val="false"/>
+          <w:b w:val="false"/>
+          <w:bCs w:val="false"/>
+          <w:sz w:val="24"/>
+          <w:szCs w:val="24"/>
+          <w:lang w:val="en-US"/>
+        </w:rPr>
+      </w:pPr>
+      <w:r>
+        <w:rPr>
+          <w:b w:val="false"/>
+          <w:bCs w:val="false"/>
+          <w:sz w:val="24"/>
+          <w:szCs w:val="24"/>
+          <w:lang w:val="en-US"/>
+        </w:rPr>
+        <w:t>void DynStringCatCStrs(DynString *s, ...)</w:t>
       </w:r>
     </w:p>
     <w:p>
@@ -6248,26 +6664,26 @@
           <w:ilvl w:val="0"/>
           <w:numId w:val="0"/>
         </w:numPr>
-        <w:spacing w:before="0" w:after="120"/>
-        <w:ind w:left="360" w:firstLine="346"/>
-        <w:rPr>
-          <w:b w:val="false"/>
-          <w:b w:val="false"/>
-          <w:bCs w:val="false"/>
-          <w:sz w:val="24"/>
-          <w:szCs w:val="24"/>
-          <w:lang w:val="en-US"/>
-        </w:rPr>
-      </w:pPr>
-      <w:r>
-        <w:rPr>
-          <w:b w:val="false"/>
-          <w:bCs w:val="false"/>
-          <w:sz w:val="24"/>
-          <w:szCs w:val="24"/>
-          <w:lang w:val="en-US"/>
-        </w:rPr>
-        <w:t>void DynStringCatCStrs(DynString *s, ...)</w:t>
+        <w:spacing w:before="240" w:after="0"/>
+        <w:ind w:left="360" w:right="0" w:hanging="0"/>
+        <w:rPr>
+          <w:b w:val="false"/>
+          <w:b w:val="false"/>
+          <w:bCs w:val="false"/>
+          <w:sz w:val="24"/>
+          <w:szCs w:val="24"/>
+          <w:lang w:val="en-US"/>
+        </w:rPr>
+      </w:pPr>
+      <w:r>
+        <w:rPr>
+          <w:b w:val="false"/>
+          <w:bCs w:val="false"/>
+          <w:sz w:val="24"/>
+          <w:szCs w:val="24"/>
+          <w:lang w:val="en-US"/>
+        </w:rPr>
+        <w:t>Concatenate a variable number of dynamic string to another dynamic string.</w:t>
       </w:r>
     </w:p>
     <w:p>
@@ -6277,26 +6693,26 @@
           <w:ilvl w:val="0"/>
           <w:numId w:val="0"/>
         </w:numPr>
-        <w:spacing w:before="240" w:after="0"/>
-        <w:ind w:left="360" w:hanging="0"/>
-        <w:rPr>
-          <w:b w:val="false"/>
-          <w:b w:val="false"/>
-          <w:bCs w:val="false"/>
-          <w:sz w:val="24"/>
-          <w:szCs w:val="24"/>
-          <w:lang w:val="en-US"/>
-        </w:rPr>
-      </w:pPr>
-      <w:r>
-        <w:rPr>
-          <w:b w:val="false"/>
-          <w:bCs w:val="false"/>
-          <w:sz w:val="24"/>
-          <w:szCs w:val="24"/>
-          <w:lang w:val="en-US"/>
-        </w:rPr>
-        <w:t>Concatenate a variable number of dynamic string to another dynamic string.</w:t>
+        <w:spacing w:before="0" w:after="120"/>
+        <w:ind w:left="360" w:right="0" w:firstLine="346"/>
+        <w:rPr>
+          <w:b w:val="false"/>
+          <w:b w:val="false"/>
+          <w:bCs w:val="false"/>
+          <w:sz w:val="24"/>
+          <w:szCs w:val="24"/>
+          <w:lang w:val="en-US"/>
+        </w:rPr>
+      </w:pPr>
+      <w:r>
+        <w:rPr>
+          <w:b w:val="false"/>
+          <w:bCs w:val="false"/>
+          <w:sz w:val="24"/>
+          <w:szCs w:val="24"/>
+          <w:lang w:val="en-US"/>
+        </w:rPr>
+        <w:t>void DynStringCatStrs(DynString *s1, ...)</w:t>
       </w:r>
     </w:p>
     <w:p>
@@ -6306,26 +6722,26 @@
           <w:ilvl w:val="0"/>
           <w:numId w:val="0"/>
         </w:numPr>
-        <w:spacing w:before="0" w:after="120"/>
-        <w:ind w:left="360" w:firstLine="346"/>
-        <w:rPr>
-          <w:b w:val="false"/>
-          <w:b w:val="false"/>
-          <w:bCs w:val="false"/>
-          <w:sz w:val="24"/>
-          <w:szCs w:val="24"/>
-          <w:lang w:val="en-US"/>
-        </w:rPr>
-      </w:pPr>
-      <w:r>
-        <w:rPr>
-          <w:b w:val="false"/>
-          <w:bCs w:val="false"/>
-          <w:sz w:val="24"/>
-          <w:szCs w:val="24"/>
-          <w:lang w:val="en-US"/>
-        </w:rPr>
-        <w:t>void DynStringCatStrs(DynString *s1, ...)</w:t>
+        <w:spacing w:before="240" w:after="0"/>
+        <w:ind w:left="360" w:right="0" w:hanging="0"/>
+        <w:rPr>
+          <w:b w:val="false"/>
+          <w:b w:val="false"/>
+          <w:bCs w:val="false"/>
+          <w:sz w:val="24"/>
+          <w:szCs w:val="24"/>
+          <w:lang w:val="en-US"/>
+        </w:rPr>
+      </w:pPr>
+      <w:r>
+        <w:rPr>
+          <w:b w:val="false"/>
+          <w:bCs w:val="false"/>
+          <w:sz w:val="24"/>
+          <w:szCs w:val="24"/>
+          <w:lang w:val="en-US"/>
+        </w:rPr>
+        <w:t>Return a formatted dynamic string.</w:t>
       </w:r>
     </w:p>
     <w:p>
@@ -6335,26 +6751,26 @@
           <w:ilvl w:val="0"/>
           <w:numId w:val="0"/>
         </w:numPr>
-        <w:spacing w:before="240" w:after="0"/>
-        <w:ind w:left="360" w:hanging="0"/>
-        <w:rPr>
-          <w:b w:val="false"/>
-          <w:b w:val="false"/>
-          <w:bCs w:val="false"/>
-          <w:sz w:val="24"/>
-          <w:szCs w:val="24"/>
-          <w:lang w:val="en-US"/>
-        </w:rPr>
-      </w:pPr>
-      <w:r>
-        <w:rPr>
-          <w:b w:val="false"/>
-          <w:bCs w:val="false"/>
-          <w:sz w:val="24"/>
-          <w:szCs w:val="24"/>
-          <w:lang w:val="en-US"/>
-        </w:rPr>
-        <w:t>Return a formatted dynamic string.</w:t>
+        <w:spacing w:before="0" w:after="120"/>
+        <w:ind w:left="360" w:right="0" w:firstLine="346"/>
+        <w:rPr>
+          <w:b w:val="false"/>
+          <w:b w:val="false"/>
+          <w:bCs w:val="false"/>
+          <w:sz w:val="24"/>
+          <w:szCs w:val="24"/>
+          <w:lang w:val="en-US"/>
+        </w:rPr>
+      </w:pPr>
+      <w:r>
+        <w:rPr>
+          <w:b w:val="false"/>
+          <w:bCs w:val="false"/>
+          <w:sz w:val="24"/>
+          <w:szCs w:val="24"/>
+          <w:lang w:val="en-US"/>
+        </w:rPr>
+        <w:t>void DynStringPrintf(DynString *s, const char *fmt, ...)</w:t>
       </w:r>
     </w:p>
     <w:p>
@@ -6364,26 +6780,24 @@
           <w:ilvl w:val="0"/>
           <w:numId w:val="0"/>
         </w:numPr>
-        <w:spacing w:before="0" w:after="120"/>
-        <w:ind w:left="360" w:firstLine="346"/>
-        <w:rPr>
-          <w:b w:val="false"/>
-          <w:b w:val="false"/>
-          <w:bCs w:val="false"/>
-          <w:sz w:val="24"/>
-          <w:szCs w:val="24"/>
-          <w:lang w:val="en-US"/>
-        </w:rPr>
-      </w:pPr>
-      <w:r>
-        <w:rPr>
-          <w:b w:val="false"/>
-          <w:bCs w:val="false"/>
-          <w:sz w:val="24"/>
-          <w:szCs w:val="24"/>
-          <w:lang w:val="en-US"/>
-        </w:rPr>
-        <w:t>void DynStringPrintf(DynString *s, const char *fmt, ...)</w:t>
+        <w:ind w:left="0" w:right="0" w:hanging="0"/>
+        <w:rPr>
+          <w:b w:val="false"/>
+          <w:b w:val="false"/>
+          <w:bCs w:val="false"/>
+          <w:sz w:val="24"/>
+          <w:szCs w:val="24"/>
+          <w:lang w:val="en-US"/>
+        </w:rPr>
+      </w:pPr>
+      <w:r>
+        <w:rPr>
+          <w:b w:val="false"/>
+          <w:bCs w:val="false"/>
+          <w:sz w:val="24"/>
+          <w:szCs w:val="24"/>
+          <w:lang w:val="en-US"/>
+        </w:rPr>
       </w:r>
     </w:p>
     <w:p>
@@ -6393,24 +6807,20 @@
           <w:ilvl w:val="0"/>
           <w:numId w:val="0"/>
         </w:numPr>
-        <w:ind w:left="0" w:hanging="0"/>
-        <w:rPr>
-          <w:b w:val="false"/>
-          <w:b w:val="false"/>
-          <w:bCs w:val="false"/>
-          <w:sz w:val="24"/>
-          <w:szCs w:val="24"/>
-          <w:lang w:val="en-US"/>
-        </w:rPr>
-      </w:pPr>
-      <w:r>
-        <w:rPr>
-          <w:b w:val="false"/>
-          <w:bCs w:val="false"/>
-          <w:sz w:val="24"/>
-          <w:szCs w:val="24"/>
-          <w:lang w:val="en-US"/>
-        </w:rPr>
+        <w:ind w:left="360" w:right="0" w:hanging="0"/>
+        <w:rPr>
+          <w:sz w:val="32"/>
+          <w:szCs w:val="32"/>
+          <w:lang w:val="en-US"/>
+        </w:rPr>
+      </w:pPr>
+      <w:r>
+        <w:rPr>
+          <w:sz w:val="32"/>
+          <w:szCs w:val="32"/>
+          <w:lang w:val="en-US"/>
+        </w:rPr>
+        <w:t>Example from layout.c with additional notes:</w:t>
       </w:r>
     </w:p>
     <w:p>
@@ -6420,20 +6830,26 @@
           <w:ilvl w:val="0"/>
           <w:numId w:val="0"/>
         </w:numPr>
-        <w:ind w:left="360" w:hanging="0"/>
-        <w:rPr>
-          <w:sz w:val="32"/>
-          <w:szCs w:val="32"/>
-          <w:lang w:val="en-US"/>
-        </w:rPr>
-      </w:pPr>
-      <w:r>
-        <w:rPr>
-          <w:sz w:val="32"/>
-          <w:szCs w:val="32"/>
-          <w:lang w:val="en-US"/>
-        </w:rPr>
-        <w:t>Example from layout.c with additional notes:</w:t>
+        <w:spacing w:before="0" w:after="0"/>
+        <w:ind w:left="360" w:right="0" w:hanging="0"/>
+        <w:rPr>
+          <w:b w:val="false"/>
+          <w:b w:val="false"/>
+          <w:bCs w:val="false"/>
+          <w:sz w:val="24"/>
+          <w:szCs w:val="24"/>
+          <w:lang w:val="en-US"/>
+        </w:rPr>
+      </w:pPr>
+      <w:r>
+        <w:rPr>
+          <w:b w:val="false"/>
+          <w:bCs w:val="false"/>
+          <w:sz w:val="24"/>
+          <w:szCs w:val="24"/>
+          <w:lang w:val="en-US"/>
+        </w:rPr>
+        <w:t>/**</w:t>
       </w:r>
     </w:p>
     <w:p>
@@ -6444,25 +6860,35 @@
           <w:numId w:val="0"/>
         </w:numPr>
         <w:spacing w:before="0" w:after="0"/>
-        <w:ind w:left="360" w:hanging="0"/>
-        <w:rPr>
-          <w:b w:val="false"/>
-          <w:b w:val="false"/>
-          <w:bCs w:val="false"/>
-          <w:sz w:val="24"/>
-          <w:szCs w:val="24"/>
-          <w:lang w:val="en-US"/>
-        </w:rPr>
-      </w:pPr>
-      <w:r>
-        <w:rPr>
-          <w:b w:val="false"/>
-          <w:bCs w:val="false"/>
-          <w:sz w:val="24"/>
-          <w:szCs w:val="24"/>
-          <w:lang w:val="en-US"/>
-        </w:rPr>
-        <w:t>/**</w:t>
+        <w:ind w:left="360" w:right="0" w:hanging="0"/>
+        <w:rPr>
+          <w:b w:val="false"/>
+          <w:b w:val="false"/>
+          <w:bCs w:val="false"/>
+          <w:sz w:val="24"/>
+          <w:szCs w:val="24"/>
+          <w:lang w:val="en-US"/>
+        </w:rPr>
+      </w:pPr>
+      <w:r>
+        <w:rPr>
+          <w:b w:val="false"/>
+          <w:bCs w:val="false"/>
+          <w:sz w:val="24"/>
+          <w:szCs w:val="24"/>
+          <w:lang w:val="en-US"/>
+        </w:rPr>
+        <w:t xml:space="preserve"> </w:t>
+      </w:r>
+      <w:r>
+        <w:rPr>
+          <w:b w:val="false"/>
+          <w:bCs w:val="false"/>
+          <w:sz w:val="24"/>
+          <w:szCs w:val="24"/>
+          <w:lang w:val="en-US"/>
+        </w:rPr>
+        <w:t>* @brief Set the Layout background full path.</w:t>
       </w:r>
     </w:p>
     <w:p>
@@ -6473,7 +6899,7 @@
           <w:numId w:val="0"/>
         </w:numPr>
         <w:spacing w:before="0" w:after="0"/>
-        <w:ind w:left="360" w:hanging="0"/>
+        <w:ind w:left="360" w:right="0" w:hanging="0"/>
         <w:rPr>
           <w:b w:val="false"/>
           <w:b w:val="false"/>
@@ -6501,7 +6927,7 @@
           <w:szCs w:val="24"/>
           <w:lang w:val="en-US"/>
         </w:rPr>
-        <w:t>* @brief Set the Layout background full path.</w:t>
+        <w:t>* @param fileName The Layout background full path string.</w:t>
       </w:r>
     </w:p>
     <w:p>
@@ -6512,35 +6938,25 @@
           <w:numId w:val="0"/>
         </w:numPr>
         <w:spacing w:before="0" w:after="0"/>
-        <w:ind w:left="360" w:hanging="0"/>
-        <w:rPr>
-          <w:b w:val="false"/>
-          <w:b w:val="false"/>
-          <w:bCs w:val="false"/>
-          <w:sz w:val="24"/>
-          <w:szCs w:val="24"/>
-          <w:lang w:val="en-US"/>
-        </w:rPr>
-      </w:pPr>
-      <w:r>
-        <w:rPr>
-          <w:b w:val="false"/>
-          <w:bCs w:val="false"/>
-          <w:sz w:val="24"/>
-          <w:szCs w:val="24"/>
-          <w:lang w:val="en-US"/>
-        </w:rPr>
-        <w:t xml:space="preserve"> </w:t>
-      </w:r>
-      <w:r>
-        <w:rPr>
-          <w:b w:val="false"/>
-          <w:bCs w:val="false"/>
-          <w:sz w:val="24"/>
-          <w:szCs w:val="24"/>
-          <w:lang w:val="en-US"/>
-        </w:rPr>
-        <w:t>* @param fileName The Layout background full path string.</w:t>
+        <w:ind w:left="360" w:right="0" w:hanging="0"/>
+        <w:rPr>
+          <w:b w:val="false"/>
+          <w:b w:val="false"/>
+          <w:bCs w:val="false"/>
+          <w:sz w:val="24"/>
+          <w:szCs w:val="24"/>
+          <w:lang w:val="en-US"/>
+        </w:rPr>
+      </w:pPr>
+      <w:r>
+        <w:rPr>
+          <w:b w:val="false"/>
+          <w:bCs w:val="false"/>
+          <w:sz w:val="24"/>
+          <w:szCs w:val="24"/>
+          <w:lang w:val="en-US"/>
+        </w:rPr>
+        <w:t>*/</w:t>
       </w:r>
     </w:p>
     <w:p>
@@ -6551,25 +6967,25 @@
           <w:numId w:val="0"/>
         </w:numPr>
         <w:spacing w:before="0" w:after="0"/>
-        <w:ind w:left="360" w:hanging="0"/>
-        <w:rPr>
-          <w:b w:val="false"/>
-          <w:b w:val="false"/>
-          <w:bCs w:val="false"/>
-          <w:sz w:val="24"/>
-          <w:szCs w:val="24"/>
-          <w:lang w:val="en-US"/>
-        </w:rPr>
-      </w:pPr>
-      <w:r>
-        <w:rPr>
-          <w:b w:val="false"/>
-          <w:bCs w:val="false"/>
-          <w:sz w:val="24"/>
-          <w:szCs w:val="24"/>
-          <w:lang w:val="en-US"/>
-        </w:rPr>
-        <w:t>*/</w:t>
+        <w:ind w:left="360" w:right="0" w:hanging="0"/>
+        <w:rPr>
+          <w:b w:val="false"/>
+          <w:b w:val="false"/>
+          <w:bCs w:val="false"/>
+          <w:sz w:val="24"/>
+          <w:szCs w:val="24"/>
+          <w:lang w:val="en-US"/>
+        </w:rPr>
+      </w:pPr>
+      <w:r>
+        <w:rPr>
+          <w:b w:val="false"/>
+          <w:bCs w:val="false"/>
+          <w:sz w:val="24"/>
+          <w:szCs w:val="24"/>
+          <w:lang w:val="en-US"/>
+        </w:rPr>
+        <w:t>void SetLayoutBackGroundFullPath(const char *fileName)</w:t>
       </w:r>
     </w:p>
     <w:p>
@@ -6580,25 +6996,25 @@
           <w:numId w:val="0"/>
         </w:numPr>
         <w:spacing w:before="0" w:after="0"/>
-        <w:ind w:left="360" w:hanging="0"/>
-        <w:rPr>
-          <w:b w:val="false"/>
-          <w:b w:val="false"/>
-          <w:bCs w:val="false"/>
-          <w:sz w:val="24"/>
-          <w:szCs w:val="24"/>
-          <w:lang w:val="en-US"/>
-        </w:rPr>
-      </w:pPr>
-      <w:r>
-        <w:rPr>
-          <w:b w:val="false"/>
-          <w:bCs w:val="false"/>
-          <w:sz w:val="24"/>
-          <w:szCs w:val="24"/>
-          <w:lang w:val="en-US"/>
-        </w:rPr>
-        <w:t>void SetLayoutBackGroundFullPath(const char *fileName)</w:t>
+        <w:ind w:left="360" w:right="0" w:hanging="0"/>
+        <w:rPr>
+          <w:b w:val="false"/>
+          <w:b w:val="false"/>
+          <w:bCs w:val="false"/>
+          <w:sz w:val="24"/>
+          <w:szCs w:val="24"/>
+          <w:lang w:val="en-US"/>
+        </w:rPr>
+      </w:pPr>
+      <w:r>
+        <w:rPr>
+          <w:b w:val="false"/>
+          <w:bCs w:val="false"/>
+          <w:sz w:val="24"/>
+          <w:szCs w:val="24"/>
+          <w:lang w:val="en-US"/>
+        </w:rPr>
+        <w:t>{</w:t>
       </w:r>
     </w:p>
     <w:p>
@@ -6609,66 +7025,37 @@
           <w:numId w:val="0"/>
         </w:numPr>
         <w:spacing w:before="0" w:after="0"/>
-        <w:ind w:left="360" w:hanging="0"/>
-        <w:rPr>
-          <w:b w:val="false"/>
-          <w:b w:val="false"/>
-          <w:bCs w:val="false"/>
-          <w:sz w:val="24"/>
-          <w:szCs w:val="24"/>
-          <w:lang w:val="en-US"/>
-        </w:rPr>
-      </w:pPr>
-      <w:r>
-        <w:rPr>
-          <w:b w:val="false"/>
-          <w:bCs w:val="false"/>
-          <w:sz w:val="24"/>
-          <w:szCs w:val="24"/>
-          <w:lang w:val="en-US"/>
-        </w:rPr>
-        <w:t>{</w:t>
-      </w:r>
-    </w:p>
-    <w:p>
-      <w:pPr>
-        <w:pStyle w:val="Heading1"/>
+        <w:ind w:left="360" w:right="0" w:hanging="0"/>
+        <w:rPr>
+          <w:b w:val="false"/>
+          <w:b w:val="false"/>
+          <w:bCs w:val="false"/>
+          <w:sz w:val="24"/>
+          <w:szCs w:val="24"/>
+          <w:lang w:val="en-US"/>
+        </w:rPr>
+      </w:pPr>
+      <w:r>
+        <w:rPr>
+          <w:b w:val="false"/>
+          <w:bCs w:val="false"/>
+          <w:sz w:val="24"/>
+          <w:szCs w:val="24"/>
+          <w:lang w:val="en-US"/>
+        </w:rPr>
+        <w:tab/>
+        <w:t>if (fileName &amp;&amp; fileName[0]) {</w:t>
+      </w:r>
+    </w:p>
+    <w:p>
+      <w:pPr>
+        <w:pStyle w:val="Heading2"/>
         <w:numPr>
           <w:ilvl w:val="0"/>
           <w:numId w:val="0"/>
         </w:numPr>
         <w:spacing w:before="0" w:after="0"/>
-        <w:ind w:left="360" w:hanging="0"/>
-        <w:rPr>
-          <w:b w:val="false"/>
-          <w:b w:val="false"/>
-          <w:bCs w:val="false"/>
-          <w:sz w:val="24"/>
-          <w:szCs w:val="24"/>
-          <w:lang w:val="en-US"/>
-        </w:rPr>
-      </w:pPr>
-      <w:r>
-        <w:rPr>
-          <w:b w:val="false"/>
-          <w:bCs w:val="false"/>
-          <w:sz w:val="24"/>
-          <w:szCs w:val="24"/>
-          <w:lang w:val="en-US"/>
-        </w:rPr>
-        <w:tab/>
-        <w:t>if (fileName &amp;&amp; fileName[0]) {</w:t>
-      </w:r>
-    </w:p>
-    <w:p>
-      <w:pPr>
-        <w:pStyle w:val="Heading2"/>
-        <w:numPr>
-          <w:ilvl w:val="0"/>
-          <w:numId w:val="0"/>
-        </w:numPr>
-        <w:spacing w:before="0" w:after="0"/>
-        <w:ind w:left="709" w:firstLine="709"/>
+        <w:ind w:left="709" w:right="0" w:firstLine="709"/>
         <w:rPr>
           <w:b w:val="false"/>
           <w:b w:val="false"/>
@@ -6702,7 +7089,7 @@
           <w:numId w:val="0"/>
         </w:numPr>
         <w:spacing w:before="0" w:after="0"/>
-        <w:ind w:left="360" w:hanging="0"/>
+        <w:ind w:left="360" w:right="0" w:hanging="0"/>
         <w:rPr>
           <w:b w:val="false"/>
           <w:b w:val="false"/>
@@ -6733,7 +7120,7 @@
           <w:numId w:val="0"/>
         </w:numPr>
         <w:spacing w:before="0" w:after="0"/>
-        <w:ind w:left="2127" w:firstLine="3"/>
+        <w:ind w:left="2127" w:right="0" w:firstLine="3"/>
         <w:rPr>
           <w:b w:val="false"/>
           <w:b w:val="false"/>
@@ -6762,7 +7149,7 @@
           <w:numId w:val="0"/>
         </w:numPr>
         <w:spacing w:before="0" w:after="0"/>
-        <w:ind w:left="360" w:hanging="0"/>
+        <w:ind w:left="360" w:right="0" w:hanging="0"/>
         <w:rPr>
           <w:b w:val="false"/>
           <w:b w:val="false"/>
@@ -6795,7 +7182,7 @@
           <w:numId w:val="0"/>
         </w:numPr>
         <w:spacing w:before="0" w:after="0"/>
-        <w:ind w:left="360" w:hanging="0"/>
+        <w:ind w:left="360" w:right="0" w:hanging="0"/>
         <w:rPr>
           <w:b w:val="false"/>
           <w:b w:val="false"/>
@@ -6827,7 +7214,7 @@
           <w:numId w:val="0"/>
         </w:numPr>
         <w:spacing w:before="0" w:after="0"/>
-        <w:ind w:left="360" w:hanging="0"/>
+        <w:ind w:left="360" w:right="0" w:hanging="0"/>
         <w:rPr>
           <w:b w:val="false"/>
           <w:b w:val="false"/>
@@ -6859,7 +7246,7 @@
           <w:numId w:val="0"/>
         </w:numPr>
         <w:spacing w:before="0" w:after="0"/>
-        <w:ind w:left="360" w:hanging="0"/>
+        <w:ind w:left="360" w:right="0" w:hanging="0"/>
         <w:rPr>
           <w:b w:val="false"/>
           <w:b w:val="false"/>
@@ -6890,40 +7277,30 @@
           <w:numId w:val="0"/>
         </w:numPr>
         <w:spacing w:before="0" w:after="0"/>
-        <w:ind w:left="360" w:hanging="0"/>
-        <w:rPr>
-          <w:b w:val="false"/>
-          <w:b w:val="false"/>
-          <w:bCs w:val="false"/>
-          <w:i/>
+        <w:ind w:left="360" w:right="0" w:hanging="0"/>
+        <w:rPr/>
+      </w:pPr>
+      <w:r>
+        <w:rPr>
+          <w:b w:val="false"/>
+          <w:bCs w:val="false"/>
+          <w:sz w:val="24"/>
+          <w:szCs w:val="24"/>
+          <w:lang w:val="en-US"/>
+        </w:rPr>
+        <w:tab/>
+        <w:tab/>
+      </w:r>
+      <w:r>
+        <w:rPr>
+          <w:b w:val="false"/>
+          <w:bCs w:val="false"/>
           <w:i/>
           <w:iCs/>
           <w:sz w:val="24"/>
           <w:szCs w:val="24"/>
           <w:lang w:val="en-US"/>
         </w:rPr>
-      </w:pPr>
-      <w:r>
-        <w:rPr>
-          <w:b w:val="false"/>
-          <w:bCs w:val="false"/>
-          <w:sz w:val="24"/>
-          <w:szCs w:val="24"/>
-          <w:lang w:val="en-US"/>
-        </w:rPr>
-        <w:tab/>
-        <w:tab/>
-      </w:r>
-      <w:r>
-        <w:rPr>
-          <w:b w:val="false"/>
-          <w:bCs w:val="false"/>
-          <w:i/>
-          <w:iCs/>
-          <w:sz w:val="24"/>
-          <w:szCs w:val="24"/>
-          <w:lang w:val="en-US"/>
-        </w:rPr>
         <w:t>// Allocate memory for the string and add it to the cleared DynString</w:t>
       </w:r>
     </w:p>
@@ -6935,7 +7312,7 @@
           <w:numId w:val="0"/>
         </w:numPr>
         <w:spacing w:before="0" w:after="0"/>
-        <w:ind w:left="360" w:hanging="0"/>
+        <w:ind w:left="360" w:right="0" w:hanging="0"/>
         <w:rPr>
           <w:b w:val="false"/>
           <w:b w:val="false"/>
@@ -6966,7 +7343,7 @@
           <w:numId w:val="0"/>
         </w:numPr>
         <w:spacing w:before="0" w:after="0"/>
-        <w:ind w:left="360" w:hanging="0"/>
+        <w:ind w:left="360" w:right="0" w:hanging="0"/>
         <w:rPr>
           <w:b w:val="false"/>
           <w:b w:val="false"/>
@@ -6997,7 +7374,7 @@
           <w:numId w:val="0"/>
         </w:numPr>
         <w:spacing w:before="0" w:after="0"/>
-        <w:ind w:left="360" w:hanging="0"/>
+        <w:ind w:left="360" w:right="0" w:hanging="0"/>
         <w:rPr>
           <w:b w:val="false"/>
           <w:b w:val="false"/>
@@ -7027,40 +7404,30 @@
           <w:numId w:val="0"/>
         </w:numPr>
         <w:spacing w:before="0" w:after="0"/>
-        <w:ind w:left="360" w:hanging="0"/>
-        <w:rPr>
-          <w:b w:val="false"/>
-          <w:b w:val="false"/>
-          <w:bCs w:val="false"/>
-          <w:i/>
+        <w:ind w:left="360" w:right="0" w:hanging="0"/>
+        <w:rPr/>
+      </w:pPr>
+      <w:r>
+        <w:rPr>
+          <w:b w:val="false"/>
+          <w:bCs w:val="false"/>
+          <w:sz w:val="24"/>
+          <w:szCs w:val="24"/>
+          <w:lang w:val="en-US"/>
+        </w:rPr>
+        <w:tab/>
+        <w:tab/>
+      </w:r>
+      <w:r>
+        <w:rPr>
+          <w:b w:val="false"/>
+          <w:bCs w:val="false"/>
           <w:i/>
           <w:iCs/>
           <w:sz w:val="24"/>
           <w:szCs w:val="24"/>
           <w:lang w:val="en-US"/>
         </w:rPr>
-      </w:pPr>
-      <w:r>
-        <w:rPr>
-          <w:b w:val="false"/>
-          <w:bCs w:val="false"/>
-          <w:sz w:val="24"/>
-          <w:szCs w:val="24"/>
-          <w:lang w:val="en-US"/>
-        </w:rPr>
-        <w:tab/>
-        <w:tab/>
-      </w:r>
-      <w:r>
-        <w:rPr>
-          <w:b w:val="false"/>
-          <w:bCs w:val="false"/>
-          <w:i/>
-          <w:iCs/>
-          <w:sz w:val="24"/>
-          <w:szCs w:val="24"/>
-          <w:lang w:val="en-US"/>
-        </w:rPr>
         <w:t>// If there is not a filename, set it to an empty string</w:t>
       </w:r>
     </w:p>
@@ -7072,7 +7439,7 @@
           <w:numId w:val="0"/>
         </w:numPr>
         <w:spacing w:before="0" w:after="0"/>
-        <w:ind w:left="360" w:hanging="0"/>
+        <w:ind w:left="360" w:right="0" w:hanging="0"/>
         <w:rPr>
           <w:b w:val="false"/>
           <w:b w:val="false"/>
@@ -7103,7 +7470,7 @@
           <w:numId w:val="0"/>
         </w:numPr>
         <w:spacing w:before="0" w:after="0"/>
-        <w:ind w:left="360" w:hanging="0"/>
+        <w:ind w:left="360" w:right="0" w:hanging="0"/>
         <w:rPr>
           <w:b w:val="false"/>
           <w:b w:val="false"/>
@@ -7134,7 +7501,7 @@
           <w:numId w:val="0"/>
         </w:numPr>
         <w:spacing w:before="0" w:after="0"/>
-        <w:ind w:left="360" w:hanging="0"/>
+        <w:ind w:left="360" w:right="0" w:hanging="0"/>
         <w:rPr>
           <w:b w:val="false"/>
           <w:b w:val="false"/>
@@ -7165,7 +7532,7 @@
           <w:numId w:val="0"/>
         </w:numPr>
         <w:spacing w:before="0" w:after="0"/>
-        <w:ind w:left="360" w:hanging="0"/>
+        <w:ind w:left="360" w:right="0" w:hanging="0"/>
         <w:rPr>
           <w:b w:val="false"/>
           <w:b w:val="false"/>
@@ -7195,7 +7562,7 @@
           <w:numId w:val="0"/>
         </w:numPr>
         <w:spacing w:before="0" w:after="0"/>
-        <w:ind w:left="360" w:hanging="0"/>
+        <w:ind w:left="360" w:right="0" w:hanging="0"/>
         <w:rPr>
           <w:b w:val="false"/>
           <w:b w:val="false"/>
@@ -7224,7 +7591,7 @@
           <w:numId w:val="0"/>
         </w:numPr>
         <w:spacing w:before="0" w:after="0"/>
-        <w:ind w:left="360" w:hanging="0"/>
+        <w:ind w:left="360" w:right="0" w:hanging="0"/>
         <w:rPr>
           <w:b w:val="false"/>
           <w:b w:val="false"/>
@@ -7254,7 +7621,7 @@
           <w:ilvl w:val="0"/>
           <w:numId w:val="0"/>
         </w:numPr>
-        <w:ind w:left="0" w:hanging="0"/>
+        <w:ind w:left="0" w:right="0" w:hanging="0"/>
         <w:rPr/>
       </w:pPr>
       <w:r>
@@ -7378,7 +7745,7 @@
     <w:p>
       <w:pPr>
         <w:pStyle w:val="Normal"/>
-        <w:ind w:left="709" w:hanging="0"/>
+        <w:ind w:left="709" w:right="0" w:hanging="0"/>
         <w:rPr>
           <w:rFonts w:ascii="Liberation Mono" w:hAnsi="Liberation Mono"/>
         </w:rPr>
@@ -7393,7 +7760,7 @@
     <w:p>
       <w:pPr>
         <w:pStyle w:val="Normal"/>
-        <w:ind w:left="709" w:hanging="0"/>
+        <w:ind w:left="709" w:right="0" w:hanging="0"/>
         <w:rPr>
           <w:rFonts w:ascii="Liberation Mono" w:hAnsi="Liberation Mono"/>
         </w:rPr>
@@ -7408,7 +7775,7 @@
     <w:p>
       <w:pPr>
         <w:pStyle w:val="Normal"/>
-        <w:ind w:left="709" w:hanging="0"/>
+        <w:ind w:left="709" w:right="0" w:hanging="0"/>
         <w:rPr>
           <w:rFonts w:ascii="Liberation Mono" w:hAnsi="Liberation Mono"/>
         </w:rPr>
@@ -7423,7 +7790,7 @@
     <w:p>
       <w:pPr>
         <w:pStyle w:val="Normal"/>
-        <w:ind w:left="709" w:hanging="0"/>
+        <w:ind w:left="709" w:right="0" w:hanging="0"/>
         <w:rPr>
           <w:rFonts w:ascii="Liberation Sans" w:hAnsi="Liberation Sans"/>
         </w:rPr>
@@ -8050,7 +8417,7 @@
       <w:start w:val="1"/>
       <w:numFmt w:val="none"/>
       <w:suff w:val="nothing"/>
-      <w:lvlText w:val=""/>
+      <w:lvlText w:val="%1"/>
       <w:lvlJc w:val="left"/>
       <w:pPr>
         <w:tabs>
@@ -8058,12 +8425,13 @@
         </w:tabs>
         <w:ind w:left="0" w:hanging="0"/>
       </w:pPr>
+      <w:rPr/>
     </w:lvl>
     <w:lvl w:ilvl="1">
       <w:start w:val="1"/>
       <w:numFmt w:val="none"/>
       <w:suff w:val="nothing"/>
-      <w:lvlText w:val=""/>
+      <w:lvlText w:val="%2"/>
       <w:lvlJc w:val="left"/>
       <w:pPr>
         <w:tabs>
@@ -8071,13 +8439,13 @@
         </w:tabs>
         <w:ind w:left="0" w:hanging="0"/>
       </w:pPr>
+      <w:rPr/>
     </w:lvl>
     <w:lvl w:ilvl="2">
       <w:start w:val="1"/>
-      <w:pStyle w:val="Heading3"/>
       <w:numFmt w:val="none"/>
       <w:suff w:val="nothing"/>
-      <w:lvlText w:val=""/>
+      <w:lvlText w:val="%3"/>
       <w:lvlJc w:val="left"/>
       <w:pPr>
         <w:tabs>
@@ -8085,12 +8453,13 @@
         </w:tabs>
         <w:ind w:left="0" w:hanging="0"/>
       </w:pPr>
+      <w:rPr/>
     </w:lvl>
     <w:lvl w:ilvl="3">
       <w:start w:val="1"/>
       <w:numFmt w:val="none"/>
       <w:suff w:val="nothing"/>
-      <w:lvlText w:val=""/>
+      <w:lvlText w:val="%4"/>
       <w:lvlJc w:val="left"/>
       <w:pPr>
         <w:tabs>
@@ -8098,12 +8467,13 @@
         </w:tabs>
         <w:ind w:left="0" w:hanging="0"/>
       </w:pPr>
+      <w:rPr/>
     </w:lvl>
     <w:lvl w:ilvl="4">
       <w:start w:val="1"/>
       <w:numFmt w:val="none"/>
       <w:suff w:val="nothing"/>
-      <w:lvlText w:val=""/>
+      <w:lvlText w:val="%5"/>
       <w:lvlJc w:val="left"/>
       <w:pPr>
         <w:tabs>
@@ -8111,12 +8481,13 @@
         </w:tabs>
         <w:ind w:left="0" w:hanging="0"/>
       </w:pPr>
+      <w:rPr/>
     </w:lvl>
     <w:lvl w:ilvl="5">
       <w:start w:val="1"/>
       <w:numFmt w:val="none"/>
       <w:suff w:val="nothing"/>
-      <w:lvlText w:val=""/>
+      <w:lvlText w:val="%6"/>
       <w:lvlJc w:val="left"/>
       <w:pPr>
         <w:tabs>
@@ -8124,12 +8495,13 @@
         </w:tabs>
         <w:ind w:left="0" w:hanging="0"/>
       </w:pPr>
+      <w:rPr/>
     </w:lvl>
     <w:lvl w:ilvl="6">
       <w:start w:val="1"/>
       <w:numFmt w:val="none"/>
       <w:suff w:val="nothing"/>
-      <w:lvlText w:val=""/>
+      <w:lvlText w:val="%7"/>
       <w:lvlJc w:val="left"/>
       <w:pPr>
         <w:tabs>
@@ -8137,12 +8509,13 @@
         </w:tabs>
         <w:ind w:left="0" w:hanging="0"/>
       </w:pPr>
+      <w:rPr/>
     </w:lvl>
     <w:lvl w:ilvl="7">
       <w:start w:val="1"/>
       <w:numFmt w:val="none"/>
       <w:suff w:val="nothing"/>
-      <w:lvlText w:val=""/>
+      <w:lvlText w:val="%8"/>
       <w:lvlJc w:val="left"/>
       <w:pPr>
         <w:tabs>
@@ -8150,12 +8523,13 @@
         </w:tabs>
         <w:ind w:left="0" w:hanging="0"/>
       </w:pPr>
+      <w:rPr/>
     </w:lvl>
     <w:lvl w:ilvl="8">
       <w:start w:val="1"/>
       <w:numFmt w:val="none"/>
       <w:suff w:val="nothing"/>
-      <w:lvlText w:val=""/>
+      <w:lvlText w:val="%9"/>
       <w:lvlJc w:val="left"/>
       <w:pPr>
         <w:tabs>
@@ -8163,6 +8537,7 @@
         </w:tabs>
         <w:ind w:left="0" w:hanging="0"/>
       </w:pPr>
+      <w:rPr/>
     </w:lvl>
   </w:abstractNum>
   <w:abstractNum w:abstractNumId="2">
@@ -8947,6 +9322,262 @@
       <w:rPr>
         <w:rFonts w:ascii="OpenSymbol" w:hAnsi="OpenSymbol" w:cs="OpenSymbol" w:hint="default"/>
       </w:rPr>
+    </w:lvl>
+  </w:abstractNum>
+  <w:abstractNum w:abstractNumId="8">
+    <w:lvl w:ilvl="0">
+      <w:start w:val="1"/>
+      <w:numFmt w:val="bullet"/>
+      <w:lvlText w:val=""/>
+      <w:lvlJc w:val="left"/>
+      <w:pPr>
+        <w:tabs>
+          <w:tab w:val="num" w:pos="1440"/>
+        </w:tabs>
+        <w:ind w:left="1440" w:hanging="360"/>
+      </w:pPr>
+      <w:rPr>
+        <w:rFonts w:ascii="Symbol" w:hAnsi="Symbol" w:cs="Symbol" w:hint="default"/>
+      </w:rPr>
+    </w:lvl>
+    <w:lvl w:ilvl="1">
+      <w:start w:val="1"/>
+      <w:numFmt w:val="bullet"/>
+      <w:lvlText w:val="◦"/>
+      <w:lvlJc w:val="left"/>
+      <w:pPr>
+        <w:tabs>
+          <w:tab w:val="num" w:pos="1800"/>
+        </w:tabs>
+        <w:ind w:left="1800" w:hanging="360"/>
+      </w:pPr>
+      <w:rPr>
+        <w:rFonts w:ascii="OpenSymbol" w:hAnsi="OpenSymbol" w:cs="OpenSymbol" w:hint="default"/>
+      </w:rPr>
+    </w:lvl>
+    <w:lvl w:ilvl="2">
+      <w:start w:val="1"/>
+      <w:numFmt w:val="bullet"/>
+      <w:lvlText w:val="▪"/>
+      <w:lvlJc w:val="left"/>
+      <w:pPr>
+        <w:tabs>
+          <w:tab w:val="num" w:pos="2160"/>
+        </w:tabs>
+        <w:ind w:left="2160" w:hanging="360"/>
+      </w:pPr>
+      <w:rPr>
+        <w:rFonts w:ascii="OpenSymbol" w:hAnsi="OpenSymbol" w:cs="OpenSymbol" w:hint="default"/>
+      </w:rPr>
+    </w:lvl>
+    <w:lvl w:ilvl="3">
+      <w:start w:val="1"/>
+      <w:numFmt w:val="bullet"/>
+      <w:lvlText w:val=""/>
+      <w:lvlJc w:val="left"/>
+      <w:pPr>
+        <w:tabs>
+          <w:tab w:val="num" w:pos="2520"/>
+        </w:tabs>
+        <w:ind w:left="2520" w:hanging="360"/>
+      </w:pPr>
+      <w:rPr>
+        <w:rFonts w:ascii="Symbol" w:hAnsi="Symbol" w:cs="Symbol" w:hint="default"/>
+      </w:rPr>
+    </w:lvl>
+    <w:lvl w:ilvl="4">
+      <w:start w:val="1"/>
+      <w:numFmt w:val="bullet"/>
+      <w:lvlText w:val="◦"/>
+      <w:lvlJc w:val="left"/>
+      <w:pPr>
+        <w:tabs>
+          <w:tab w:val="num" w:pos="2880"/>
+        </w:tabs>
+        <w:ind w:left="2880" w:hanging="360"/>
+      </w:pPr>
+      <w:rPr>
+        <w:rFonts w:ascii="OpenSymbol" w:hAnsi="OpenSymbol" w:cs="OpenSymbol" w:hint="default"/>
+      </w:rPr>
+    </w:lvl>
+    <w:lvl w:ilvl="5">
+      <w:start w:val="1"/>
+      <w:numFmt w:val="bullet"/>
+      <w:lvlText w:val="▪"/>
+      <w:lvlJc w:val="left"/>
+      <w:pPr>
+        <w:tabs>
+          <w:tab w:val="num" w:pos="3240"/>
+        </w:tabs>
+        <w:ind w:left="3240" w:hanging="360"/>
+      </w:pPr>
+      <w:rPr>
+        <w:rFonts w:ascii="OpenSymbol" w:hAnsi="OpenSymbol" w:cs="OpenSymbol" w:hint="default"/>
+      </w:rPr>
+    </w:lvl>
+    <w:lvl w:ilvl="6">
+      <w:start w:val="1"/>
+      <w:numFmt w:val="bullet"/>
+      <w:lvlText w:val=""/>
+      <w:lvlJc w:val="left"/>
+      <w:pPr>
+        <w:tabs>
+          <w:tab w:val="num" w:pos="3600"/>
+        </w:tabs>
+        <w:ind w:left="3600" w:hanging="360"/>
+      </w:pPr>
+      <w:rPr>
+        <w:rFonts w:ascii="Symbol" w:hAnsi="Symbol" w:cs="Symbol" w:hint="default"/>
+      </w:rPr>
+    </w:lvl>
+    <w:lvl w:ilvl="7">
+      <w:start w:val="1"/>
+      <w:numFmt w:val="bullet"/>
+      <w:lvlText w:val="◦"/>
+      <w:lvlJc w:val="left"/>
+      <w:pPr>
+        <w:tabs>
+          <w:tab w:val="num" w:pos="3960"/>
+        </w:tabs>
+        <w:ind w:left="3960" w:hanging="360"/>
+      </w:pPr>
+      <w:rPr>
+        <w:rFonts w:ascii="OpenSymbol" w:hAnsi="OpenSymbol" w:cs="OpenSymbol" w:hint="default"/>
+      </w:rPr>
+    </w:lvl>
+    <w:lvl w:ilvl="8">
+      <w:start w:val="1"/>
+      <w:numFmt w:val="bullet"/>
+      <w:lvlText w:val="▪"/>
+      <w:lvlJc w:val="left"/>
+      <w:pPr>
+        <w:tabs>
+          <w:tab w:val="num" w:pos="4320"/>
+        </w:tabs>
+        <w:ind w:left="4320" w:hanging="360"/>
+      </w:pPr>
+      <w:rPr>
+        <w:rFonts w:ascii="OpenSymbol" w:hAnsi="OpenSymbol" w:cs="OpenSymbol" w:hint="default"/>
+      </w:rPr>
+    </w:lvl>
+  </w:abstractNum>
+  <w:abstractNum w:abstractNumId="9">
+    <w:lvl w:ilvl="0">
+      <w:start w:val="1"/>
+      <w:numFmt w:val="none"/>
+      <w:suff w:val="nothing"/>
+      <w:lvlText w:val=""/>
+      <w:lvlJc w:val="left"/>
+      <w:pPr>
+        <w:tabs>
+          <w:tab w:val="num" w:pos="0"/>
+        </w:tabs>
+        <w:ind w:left="0" w:hanging="0"/>
+      </w:pPr>
+    </w:lvl>
+    <w:lvl w:ilvl="1">
+      <w:start w:val="1"/>
+      <w:numFmt w:val="none"/>
+      <w:suff w:val="nothing"/>
+      <w:lvlText w:val=""/>
+      <w:lvlJc w:val="left"/>
+      <w:pPr>
+        <w:tabs>
+          <w:tab w:val="num" w:pos="0"/>
+        </w:tabs>
+        <w:ind w:left="0" w:hanging="0"/>
+      </w:pPr>
+    </w:lvl>
+    <w:lvl w:ilvl="2">
+      <w:start w:val="1"/>
+      <w:numFmt w:val="none"/>
+      <w:suff w:val="nothing"/>
+      <w:lvlText w:val=""/>
+      <w:lvlJc w:val="left"/>
+      <w:pPr>
+        <w:tabs>
+          <w:tab w:val="num" w:pos="0"/>
+        </w:tabs>
+        <w:ind w:left="0" w:hanging="0"/>
+      </w:pPr>
+    </w:lvl>
+    <w:lvl w:ilvl="3">
+      <w:start w:val="1"/>
+      <w:numFmt w:val="none"/>
+      <w:suff w:val="nothing"/>
+      <w:lvlText w:val=""/>
+      <w:lvlJc w:val="left"/>
+      <w:pPr>
+        <w:tabs>
+          <w:tab w:val="num" w:pos="0"/>
+        </w:tabs>
+        <w:ind w:left="0" w:hanging="0"/>
+      </w:pPr>
+    </w:lvl>
+    <w:lvl w:ilvl="4">
+      <w:start w:val="1"/>
+      <w:numFmt w:val="none"/>
+      <w:suff w:val="nothing"/>
+      <w:lvlText w:val=""/>
+      <w:lvlJc w:val="left"/>
+      <w:pPr>
+        <w:tabs>
+          <w:tab w:val="num" w:pos="0"/>
+        </w:tabs>
+        <w:ind w:left="0" w:hanging="0"/>
+      </w:pPr>
+    </w:lvl>
+    <w:lvl w:ilvl="5">
+      <w:start w:val="1"/>
+      <w:numFmt w:val="none"/>
+      <w:suff w:val="nothing"/>
+      <w:lvlText w:val=""/>
+      <w:lvlJc w:val="left"/>
+      <w:pPr>
+        <w:tabs>
+          <w:tab w:val="num" w:pos="0"/>
+        </w:tabs>
+        <w:ind w:left="0" w:hanging="0"/>
+      </w:pPr>
+    </w:lvl>
+    <w:lvl w:ilvl="6">
+      <w:start w:val="1"/>
+      <w:numFmt w:val="none"/>
+      <w:suff w:val="nothing"/>
+      <w:lvlText w:val=""/>
+      <w:lvlJc w:val="left"/>
+      <w:pPr>
+        <w:tabs>
+          <w:tab w:val="num" w:pos="0"/>
+        </w:tabs>
+        <w:ind w:left="0" w:hanging="0"/>
+      </w:pPr>
+    </w:lvl>
+    <w:lvl w:ilvl="7">
+      <w:start w:val="1"/>
+      <w:numFmt w:val="none"/>
+      <w:suff w:val="nothing"/>
+      <w:lvlText w:val=""/>
+      <w:lvlJc w:val="left"/>
+      <w:pPr>
+        <w:tabs>
+          <w:tab w:val="num" w:pos="0"/>
+        </w:tabs>
+        <w:ind w:left="0" w:hanging="0"/>
+      </w:pPr>
+    </w:lvl>
+    <w:lvl w:ilvl="8">
+      <w:start w:val="1"/>
+      <w:numFmt w:val="none"/>
+      <w:suff w:val="nothing"/>
+      <w:lvlText w:val=""/>
+      <w:lvlJc w:val="left"/>
+      <w:pPr>
+        <w:tabs>
+          <w:tab w:val="num" w:pos="0"/>
+        </w:tabs>
+        <w:ind w:left="0" w:hanging="0"/>
+      </w:pPr>
     </w:lvl>
   </w:abstractNum>
   <w:num w:numId="1">
@@ -8970,6 +9601,12 @@
   <w:num w:numId="7">
     <w:abstractNumId w:val="7"/>
   </w:num>
+  <w:num w:numId="8">
+    <w:abstractNumId w:val="8"/>
+  </w:num>
+  <w:num w:numId="9">
+    <w:abstractNumId w:val="9"/>
+  </w:num>
 </w:numbering>
 </file>
 
@@ -8990,390 +9627,13 @@
       </w:pPr>
     </w:pPrDefault>
   </w:docDefaults>
-  <w:latentStyles w:defLockedState="0" w:defUIPriority="99" w:defSemiHidden="0" w:defUnhideWhenUsed="0" w:defQFormat="0" w:count="376">
-    <w:lsdException w:name="Normal" w:uiPriority="0" w:qFormat="1"/>
-    <w:lsdException w:name="heading 1" w:uiPriority="9" w:qFormat="1"/>
-    <w:lsdException w:name="heading 2" w:uiPriority="9" w:semiHidden="1" w:unhideWhenUsed="1" w:qFormat="1"/>
-    <w:lsdException w:name="heading 3" w:uiPriority="9" w:semiHidden="1" w:unhideWhenUsed="1" w:qFormat="1"/>
-    <w:lsdException w:name="heading 4" w:uiPriority="9" w:semiHidden="1" w:unhideWhenUsed="1" w:qFormat="1"/>
-    <w:lsdException w:name="heading 5" w:uiPriority="9" w:semiHidden="1" w:unhideWhenUsed="1" w:qFormat="1"/>
-    <w:lsdException w:name="heading 6" w:uiPriority="9" w:semiHidden="1" w:unhideWhenUsed="1" w:qFormat="1"/>
-    <w:lsdException w:name="heading 7" w:uiPriority="9" w:semiHidden="1" w:unhideWhenUsed="1" w:qFormat="1"/>
-    <w:lsdException w:name="heading 8" w:uiPriority="9" w:semiHidden="1" w:unhideWhenUsed="1" w:qFormat="1"/>
-    <w:lsdException w:name="heading 9" w:uiPriority="9" w:semiHidden="1" w:unhideWhenUsed="1" w:qFormat="1"/>
-    <w:lsdException w:name="index 1" w:semiHidden="1" w:unhideWhenUsed="1"/>
-    <w:lsdException w:name="index 2" w:semiHidden="1" w:unhideWhenUsed="1"/>
-    <w:lsdException w:name="index 3" w:semiHidden="1" w:unhideWhenUsed="1"/>
-    <w:lsdException w:name="index 4" w:semiHidden="1" w:unhideWhenUsed="1"/>
-    <w:lsdException w:name="index 5" w:semiHidden="1" w:unhideWhenUsed="1"/>
-    <w:lsdException w:name="index 6" w:semiHidden="1" w:unhideWhenUsed="1"/>
-    <w:lsdException w:name="index 7" w:semiHidden="1" w:unhideWhenUsed="1"/>
-    <w:lsdException w:name="index 8" w:semiHidden="1" w:unhideWhenUsed="1"/>
-    <w:lsdException w:name="index 9" w:semiHidden="1" w:unhideWhenUsed="1"/>
-    <w:lsdException w:name="toc 1" w:uiPriority="39" w:semiHidden="1" w:unhideWhenUsed="1"/>
-    <w:lsdException w:name="toc 2" w:uiPriority="39" w:semiHidden="1" w:unhideWhenUsed="1"/>
-    <w:lsdException w:name="toc 3" w:uiPriority="39" w:semiHidden="1" w:unhideWhenUsed="1"/>
-    <w:lsdException w:name="toc 4" w:uiPriority="39" w:semiHidden="1" w:unhideWhenUsed="1"/>
-    <w:lsdException w:name="toc 5" w:uiPriority="39" w:semiHidden="1" w:unhideWhenUsed="1"/>
-    <w:lsdException w:name="toc 6" w:uiPriority="39" w:semiHidden="1" w:unhideWhenUsed="1"/>
-    <w:lsdException w:name="toc 7" w:uiPriority="39" w:semiHidden="1" w:unhideWhenUsed="1"/>
-    <w:lsdException w:name="toc 8" w:uiPriority="39" w:semiHidden="1" w:unhideWhenUsed="1"/>
-    <w:lsdException w:name="toc 9" w:uiPriority="39" w:semiHidden="1" w:unhideWhenUsed="1"/>
-    <w:lsdException w:name="Normal Indent" w:semiHidden="1" w:unhideWhenUsed="1"/>
-    <w:lsdException w:name="footnote text" w:semiHidden="1" w:unhideWhenUsed="1"/>
-    <w:lsdException w:name="annotation text" w:semiHidden="1" w:unhideWhenUsed="1"/>
-    <w:lsdException w:name="header" w:semiHidden="1" w:unhideWhenUsed="1"/>
-    <w:lsdException w:name="footer" w:semiHidden="1" w:unhideWhenUsed="1"/>
-    <w:lsdException w:name="index heading" w:semiHidden="1" w:unhideWhenUsed="1"/>
-    <w:lsdException w:name="caption" w:uiPriority="35" w:semiHidden="1" w:unhideWhenUsed="1" w:qFormat="1"/>
-    <w:lsdException w:name="table of figures" w:semiHidden="1" w:unhideWhenUsed="1"/>
-    <w:lsdException w:name="envelope address" w:semiHidden="1" w:unhideWhenUsed="1"/>
-    <w:lsdException w:name="envelope return" w:semiHidden="1" w:unhideWhenUsed="1"/>
-    <w:lsdException w:name="footnote reference" w:semiHidden="1" w:unhideWhenUsed="1"/>
-    <w:lsdException w:name="annotation reference" w:semiHidden="1" w:unhideWhenUsed="1"/>
-    <w:lsdException w:name="line number" w:semiHidden="1" w:unhideWhenUsed="1"/>
-    <w:lsdException w:name="page number" w:semiHidden="1" w:unhideWhenUsed="1"/>
-    <w:lsdException w:name="endnote reference" w:semiHidden="1" w:unhideWhenUsed="1"/>
-    <w:lsdException w:name="endnote text" w:semiHidden="1" w:unhideWhenUsed="1"/>
-    <w:lsdException w:name="table of authorities" w:semiHidden="1" w:unhideWhenUsed="1"/>
-    <w:lsdException w:name="macro" w:semiHidden="1" w:unhideWhenUsed="1"/>
-    <w:lsdException w:name="toa heading" w:semiHidden="1" w:unhideWhenUsed="1"/>
-    <w:lsdException w:name="List" w:semiHidden="1" w:unhideWhenUsed="1"/>
-    <w:lsdException w:name="List Bullet" w:semiHidden="1" w:unhideWhenUsed="1"/>
-    <w:lsdException w:name="List Number" w:semiHidden="1" w:unhideWhenUsed="1"/>
-    <w:lsdException w:name="List 2" w:semiHidden="1" w:unhideWhenUsed="1"/>
-    <w:lsdException w:name="List 3" w:semiHidden="1" w:unhideWhenUsed="1"/>
-    <w:lsdException w:name="List 4" w:semiHidden="1" w:unhideWhenUsed="1"/>
-    <w:lsdException w:name="List 5" w:semiHidden="1" w:unhideWhenUsed="1"/>
-    <w:lsdException w:name="List Bullet 2" w:semiHidden="1" w:unhideWhenUsed="1"/>
-    <w:lsdException w:name="List Bullet 3" w:semiHidden="1" w:unhideWhenUsed="1"/>
-    <w:lsdException w:name="List Bullet 4" w:semiHidden="1" w:unhideWhenUsed="1"/>
-    <w:lsdException w:name="List Bullet 5" w:semiHidden="1" w:unhideWhenUsed="1"/>
-    <w:lsdException w:name="List Number 2" w:semiHidden="1" w:unhideWhenUsed="1"/>
-    <w:lsdException w:name="List Number 3" w:semiHidden="1" w:unhideWhenUsed="1"/>
-    <w:lsdException w:name="List Number 4" w:semiHidden="1" w:unhideWhenUsed="1"/>
-    <w:lsdException w:name="List Number 5" w:semiHidden="1" w:unhideWhenUsed="1"/>
-    <w:lsdException w:name="Title" w:uiPriority="10" w:qFormat="1"/>
-    <w:lsdException w:name="Closing" w:semiHidden="1" w:unhideWhenUsed="1"/>
-    <w:lsdException w:name="Signature" w:semiHidden="1" w:unhideWhenUsed="1"/>
-    <w:lsdException w:name="Default Paragraph Font" w:uiPriority="1" w:semiHidden="1" w:unhideWhenUsed="1"/>
-    <w:lsdException w:name="Body Text" w:semiHidden="1" w:unhideWhenUsed="1"/>
-    <w:lsdException w:name="Body Text Indent" w:semiHidden="1" w:unhideWhenUsed="1"/>
-    <w:lsdException w:name="List Continue" w:semiHidden="1" w:unhideWhenUsed="1"/>
-    <w:lsdException w:name="List Continue 2" w:semiHidden="1" w:unhideWhenUsed="1"/>
-    <w:lsdException w:name="List Continue 3" w:semiHidden="1" w:unhideWhenUsed="1"/>
-    <w:lsdException w:name="List Continue 4" w:semiHidden="1" w:unhideWhenUsed="1"/>
-    <w:lsdException w:name="List Continue 5" w:semiHidden="1" w:unhideWhenUsed="1"/>
-    <w:lsdException w:name="Message Header" w:semiHidden="1" w:unhideWhenUsed="1"/>
-    <w:lsdException w:name="Subtitle" w:uiPriority="11" w:qFormat="1"/>
-    <w:lsdException w:name="Salutation" w:semiHidden="1" w:unhideWhenUsed="1"/>
-    <w:lsdException w:name="Date" w:semiHidden="1" w:unhideWhenUsed="1"/>
-    <w:lsdException w:name="Body Text First Indent" w:semiHidden="1" w:unhideWhenUsed="1"/>
-    <w:lsdException w:name="Body Text First Indent 2" w:semiHidden="1" w:unhideWhenUsed="1"/>
-    <w:lsdException w:name="Note Heading" w:semiHidden="1" w:unhideWhenUsed="1"/>
-    <w:lsdException w:name="Body Text 2" w:semiHidden="1" w:unhideWhenUsed="1"/>
-    <w:lsdException w:name="Body Text 3" w:semiHidden="1" w:unhideWhenUsed="1"/>
-    <w:lsdException w:name="Body Text Indent 2" w:semiHidden="1" w:unhideWhenUsed="1"/>
-    <w:lsdException w:name="Body Text Indent 3" w:semiHidden="1" w:unhideWhenUsed="1"/>
-    <w:lsdException w:name="Block Text" w:semiHidden="1" w:unhideWhenUsed="1"/>
-    <w:lsdException w:name="Hyperlink" w:semiHidden="1" w:unhideWhenUsed="1"/>
-    <w:lsdException w:name="FollowedHyperlink" w:semiHidden="1" w:unhideWhenUsed="1"/>
-    <w:lsdException w:name="Strong" w:uiPriority="22" w:qFormat="1"/>
-    <w:lsdException w:name="Emphasis" w:uiPriority="20" w:qFormat="1"/>
-    <w:lsdException w:name="Document Map" w:semiHidden="1" w:unhideWhenUsed="1"/>
-    <w:lsdException w:name="Plain Text" w:semiHidden="1" w:unhideWhenUsed="1"/>
-    <w:lsdException w:name="E-mail Signature" w:semiHidden="1" w:unhideWhenUsed="1"/>
-    <w:lsdException w:name="HTML Top of Form" w:semiHidden="1" w:unhideWhenUsed="1"/>
-    <w:lsdException w:name="HTML Bottom of Form" w:semiHidden="1" w:unhideWhenUsed="1"/>
-    <w:lsdException w:name="Normal (Web)" w:semiHidden="1" w:unhideWhenUsed="1"/>
-    <w:lsdException w:name="HTML Acronym" w:semiHidden="1" w:unhideWhenUsed="1"/>
-    <w:lsdException w:name="HTML Address" w:semiHidden="1" w:unhideWhenUsed="1"/>
-    <w:lsdException w:name="HTML Cite" w:semiHidden="1" w:unhideWhenUsed="1"/>
-    <w:lsdException w:name="HTML Code" w:semiHidden="1" w:unhideWhenUsed="1"/>
-    <w:lsdException w:name="HTML Definition" w:semiHidden="1" w:unhideWhenUsed="1"/>
-    <w:lsdException w:name="HTML Keyboard" w:semiHidden="1" w:unhideWhenUsed="1"/>
-    <w:lsdException w:name="HTML Preformatted" w:semiHidden="1" w:unhideWhenUsed="1"/>
-    <w:lsdException w:name="HTML Sample" w:semiHidden="1" w:unhideWhenUsed="1"/>
-    <w:lsdException w:name="HTML Typewriter" w:semiHidden="1" w:unhideWhenUsed="1"/>
-    <w:lsdException w:name="HTML Variable" w:semiHidden="1" w:unhideWhenUsed="1"/>
-    <w:lsdException w:name="Normal Table" w:semiHidden="1" w:unhideWhenUsed="1"/>
-    <w:lsdException w:name="annotation subject" w:semiHidden="1" w:unhideWhenUsed="1"/>
-    <w:lsdException w:name="No List" w:semiHidden="1" w:unhideWhenUsed="1"/>
-    <w:lsdException w:name="Outline List 1" w:semiHidden="1" w:unhideWhenUsed="1"/>
-    <w:lsdException w:name="Outline List 2" w:semiHidden="1" w:unhideWhenUsed="1"/>
-    <w:lsdException w:name="Outline List 3" w:semiHidden="1" w:unhideWhenUsed="1"/>
-    <w:lsdException w:name="Table Simple 1" w:semiHidden="1" w:unhideWhenUsed="1"/>
-    <w:lsdException w:name="Table Simple 2" w:semiHidden="1" w:unhideWhenUsed="1"/>
-    <w:lsdException w:name="Table Simple 3" w:semiHidden="1" w:unhideWhenUsed="1"/>
-    <w:lsdException w:name="Table Classic 1" w:semiHidden="1" w:unhideWhenUsed="1"/>
-    <w:lsdException w:name="Table Classic 2" w:semiHidden="1" w:unhideWhenUsed="1"/>
-    <w:lsdException w:name="Table Classic 3" w:semiHidden="1" w:unhideWhenUsed="1"/>
-    <w:lsdException w:name="Table Classic 4" w:semiHidden="1" w:unhideWhenUsed="1"/>
-    <w:lsdException w:name="Table Colorful 1" w:semiHidden="1" w:unhideWhenUsed="1"/>
-    <w:lsdException w:name="Table Colorful 2" w:semiHidden="1" w:unhideWhenUsed="1"/>
-    <w:lsdException w:name="Table Colorful 3" w:semiHidden="1" w:unhideWhenUsed="1"/>
-    <w:lsdException w:name="Table Columns 1" w:semiHidden="1" w:unhideWhenUsed="1"/>
-    <w:lsdException w:name="Table Columns 2" w:semiHidden="1" w:unhideWhenUsed="1"/>
-    <w:lsdException w:name="Table Columns 3" w:semiHidden="1" w:unhideWhenUsed="1"/>
-    <w:lsdException w:name="Table Columns 4" w:semiHidden="1" w:unhideWhenUsed="1"/>
-    <w:lsdException w:name="Table Columns 5" w:semiHidden="1" w:unhideWhenUsed="1"/>
-    <w:lsdException w:name="Table Grid 1" w:semiHidden="1" w:unhideWhenUsed="1"/>
-    <w:lsdException w:name="Table Grid 2" w:semiHidden="1" w:unhideWhenUsed="1"/>
-    <w:lsdException w:name="Table Grid 3" w:semiHidden="1" w:unhideWhenUsed="1"/>
-    <w:lsdException w:name="Table Grid 4" w:semiHidden="1" w:unhideWhenUsed="1"/>
-    <w:lsdException w:name="Table Grid 5" w:semiHidden="1" w:unhideWhenUsed="1"/>
-    <w:lsdException w:name="Table Grid 6" w:semiHidden="1" w:unhideWhenUsed="1"/>
-    <w:lsdException w:name="Table Grid 7" w:semiHidden="1" w:unhideWhenUsed="1"/>
-    <w:lsdException w:name="Table Grid 8" w:semiHidden="1" w:unhideWhenUsed="1"/>
-    <w:lsdException w:name="Table List 1" w:semiHidden="1" w:unhideWhenUsed="1"/>
-    <w:lsdException w:name="Table List 2" w:semiHidden="1" w:unhideWhenUsed="1"/>
-    <w:lsdException w:name="Table List 3" w:semiHidden="1" w:unhideWhenUsed="1"/>
-    <w:lsdException w:name="Table List 4" w:semiHidden="1" w:unhideWhenUsed="1"/>
-    <w:lsdException w:name="Table List 5" w:semiHidden="1" w:unhideWhenUsed="1"/>
-    <w:lsdException w:name="Table List 6" w:semiHidden="1" w:unhideWhenUsed="1"/>
-    <w:lsdException w:name="Table List 7" w:semiHidden="1" w:unhideWhenUsed="1"/>
-    <w:lsdException w:name="Table List 8" w:semiHidden="1" w:unhideWhenUsed="1"/>
-    <w:lsdException w:name="Table 3D effects 1" w:semiHidden="1" w:unhideWhenUsed="1"/>
-    <w:lsdException w:name="Table 3D effects 2" w:semiHidden="1" w:unhideWhenUsed="1"/>
-    <w:lsdException w:name="Table 3D effects 3" w:semiHidden="1" w:unhideWhenUsed="1"/>
-    <w:lsdException w:name="Table Contemporary" w:semiHidden="1" w:unhideWhenUsed="1"/>
-    <w:lsdException w:name="Table Elegant" w:semiHidden="1" w:unhideWhenUsed="1"/>
-    <w:lsdException w:name="Table Professional" w:semiHidden="1" w:unhideWhenUsed="1"/>
-    <w:lsdException w:name="Table Subtle 1" w:semiHidden="1" w:unhideWhenUsed="1"/>
-    <w:lsdException w:name="Table Subtle 2" w:semiHidden="1" w:unhideWhenUsed="1"/>
-    <w:lsdException w:name="Table Web 1" w:semiHidden="1" w:unhideWhenUsed="1"/>
-    <w:lsdException w:name="Table Web 2" w:semiHidden="1" w:unhideWhenUsed="1"/>
-    <w:lsdException w:name="Table Web 3" w:semiHidden="1" w:unhideWhenUsed="1"/>
-    <w:lsdException w:name="Balloon Text" w:semiHidden="1" w:unhideWhenUsed="1"/>
-    <w:lsdException w:name="Table Grid" w:uiPriority="39"/>
-    <w:lsdException w:name="Table Theme" w:semiHidden="1" w:unhideWhenUsed="1"/>
-    <w:lsdException w:name="Placeholder Text" w:semiHidden="1"/>
-    <w:lsdException w:name="No Spacing" w:uiPriority="1" w:qFormat="1"/>
-    <w:lsdException w:name="Light Shading" w:uiPriority="60"/>
-    <w:lsdException w:name="Light List" w:uiPriority="61"/>
-    <w:lsdException w:name="Light Grid" w:uiPriority="62"/>
-    <w:lsdException w:name="Medium Shading 1" w:uiPriority="63"/>
-    <w:lsdException w:name="Medium Shading 2" w:uiPriority="64"/>
-    <w:lsdException w:name="Medium List 1" w:uiPriority="65"/>
-    <w:lsdException w:name="Medium List 2" w:uiPriority="66"/>
-    <w:lsdException w:name="Medium Grid 1" w:uiPriority="67"/>
-    <w:lsdException w:name="Medium Grid 2" w:uiPriority="68"/>
-    <w:lsdException w:name="Medium Grid 3" w:uiPriority="69"/>
-    <w:lsdException w:name="Dark List" w:uiPriority="70"/>
-    <w:lsdException w:name="Colorful Shading" w:uiPriority="71"/>
-    <w:lsdException w:name="Colorful List" w:uiPriority="72"/>
-    <w:lsdException w:name="Colorful Grid" w:uiPriority="73"/>
-    <w:lsdException w:name="Light Shading Accent 1" w:uiPriority="60"/>
-    <w:lsdException w:name="Light List Accent 1" w:uiPriority="61"/>
-    <w:lsdException w:name="Light Grid Accent 1" w:uiPriority="62"/>
-    <w:lsdException w:name="Medium Shading 1 Accent 1" w:uiPriority="63"/>
-    <w:lsdException w:name="Medium Shading 2 Accent 1" w:uiPriority="64"/>
-    <w:lsdException w:name="Medium List 1 Accent 1" w:uiPriority="65"/>
-    <w:lsdException w:name="Revision" w:semiHidden="1"/>
-    <w:lsdException w:name="List Paragraph" w:uiPriority="34" w:qFormat="1"/>
-    <w:lsdException w:name="Quote" w:uiPriority="29" w:qFormat="1"/>
-    <w:lsdException w:name="Intense Quote" w:uiPriority="30" w:qFormat="1"/>
-    <w:lsdException w:name="Medium List 2 Accent 1" w:uiPriority="66"/>
-    <w:lsdException w:name="Medium Grid 1 Accent 1" w:uiPriority="67"/>
-    <w:lsdException w:name="Medium Grid 2 Accent 1" w:uiPriority="68"/>
-    <w:lsdException w:name="Medium Grid 3 Accent 1" w:uiPriority="69"/>
-    <w:lsdException w:name="Dark List Accent 1" w:uiPriority="70"/>
-    <w:lsdException w:name="Colorful Shading Accent 1" w:uiPriority="71"/>
-    <w:lsdException w:name="Colorful List Accent 1" w:uiPriority="72"/>
-    <w:lsdException w:name="Colorful Grid Accent 1" w:uiPriority="73"/>
-    <w:lsdException w:name="Light Shading Accent 2" w:uiPriority="60"/>
-    <w:lsdException w:name="Light List Accent 2" w:uiPriority="61"/>
-    <w:lsdException w:name="Light Grid Accent 2" w:uiPriority="62"/>
-    <w:lsdException w:name="Medium Shading 1 Accent 2" w:uiPriority="63"/>
-    <w:lsdException w:name="Medium Shading 2 Accent 2" w:uiPriority="64"/>
-    <w:lsdException w:name="Medium List 1 Accent 2" w:uiPriority="65"/>
-    <w:lsdException w:name="Medium List 2 Accent 2" w:uiPriority="66"/>
-    <w:lsdException w:name="Medium Grid 1 Accent 2" w:uiPriority="67"/>
-    <w:lsdException w:name="Medium Grid 2 Accent 2" w:uiPriority="68"/>
-    <w:lsdException w:name="Medium Grid 3 Accent 2" w:uiPriority="69"/>
-    <w:lsdException w:name="Dark List Accent 2" w:uiPriority="70"/>
-    <w:lsdException w:name="Colorful Shading Accent 2" w:uiPriority="71"/>
-    <w:lsdException w:name="Colorful List Accent 2" w:uiPriority="72"/>
-    <w:lsdException w:name="Colorful Grid Accent 2" w:uiPriority="73"/>
-    <w:lsdException w:name="Light Shading Accent 3" w:uiPriority="60"/>
-    <w:lsdException w:name="Light List Accent 3" w:uiPriority="61"/>
-    <w:lsdException w:name="Light Grid Accent 3" w:uiPriority="62"/>
-    <w:lsdException w:name="Medium Shading 1 Accent 3" w:uiPriority="63"/>
-    <w:lsdException w:name="Medium Shading 2 Accent 3" w:uiPriority="64"/>
-    <w:lsdException w:name="Medium List 1 Accent 3" w:uiPriority="65"/>
-    <w:lsdException w:name="Medium List 2 Accent 3" w:uiPriority="66"/>
-    <w:lsdException w:name="Medium Grid 1 Accent 3" w:uiPriority="67"/>
-    <w:lsdException w:name="Medium Grid 2 Accent 3" w:uiPriority="68"/>
-    <w:lsdException w:name="Medium Grid 3 Accent 3" w:uiPriority="69"/>
-    <w:lsdException w:name="Dark List Accent 3" w:uiPriority="70"/>
-    <w:lsdException w:name="Colorful Shading Accent 3" w:uiPriority="71"/>
-    <w:lsdException w:name="Colorful List Accent 3" w:uiPriority="72"/>
-    <w:lsdException w:name="Colorful Grid Accent 3" w:uiPriority="73"/>
-    <w:lsdException w:name="Light Shading Accent 4" w:uiPriority="60"/>
-    <w:lsdException w:name="Light List Accent 4" w:uiPriority="61"/>
-    <w:lsdException w:name="Light Grid Accent 4" w:uiPriority="62"/>
-    <w:lsdException w:name="Medium Shading 1 Accent 4" w:uiPriority="63"/>
-    <w:lsdException w:name="Medium Shading 2 Accent 4" w:uiPriority="64"/>
-    <w:lsdException w:name="Medium List 1 Accent 4" w:uiPriority="65"/>
-    <w:lsdException w:name="Medium List 2 Accent 4" w:uiPriority="66"/>
-    <w:lsdException w:name="Medium Grid 1 Accent 4" w:uiPriority="67"/>
-    <w:lsdException w:name="Medium Grid 2 Accent 4" w:uiPriority="68"/>
-    <w:lsdException w:name="Medium Grid 3 Accent 4" w:uiPriority="69"/>
-    <w:lsdException w:name="Dark List Accent 4" w:uiPriority="70"/>
-    <w:lsdException w:name="Colorful Shading Accent 4" w:uiPriority="71"/>
-    <w:lsdException w:name="Colorful List Accent 4" w:uiPriority="72"/>
-    <w:lsdException w:name="Colorful Grid Accent 4" w:uiPriority="73"/>
-    <w:lsdException w:name="Light Shading Accent 5" w:uiPriority="60"/>
-    <w:lsdException w:name="Light List Accent 5" w:uiPriority="61"/>
-    <w:lsdException w:name="Light Grid Accent 5" w:uiPriority="62"/>
-    <w:lsdException w:name="Medium Shading 1 Accent 5" w:uiPriority="63"/>
-    <w:lsdException w:name="Medium Shading 2 Accent 5" w:uiPriority="64"/>
-    <w:lsdException w:name="Medium List 1 Accent 5" w:uiPriority="65"/>
-    <w:lsdException w:name="Medium List 2 Accent 5" w:uiPriority="66"/>
-    <w:lsdException w:name="Medium Grid 1 Accent 5" w:uiPriority="67"/>
-    <w:lsdException w:name="Medium Grid 2 Accent 5" w:uiPriority="68"/>
-    <w:lsdException w:name="Medium Grid 3 Accent 5" w:uiPriority="69"/>
-    <w:lsdException w:name="Dark List Accent 5" w:uiPriority="70"/>
-    <w:lsdException w:name="Colorful Shading Accent 5" w:uiPriority="71"/>
-    <w:lsdException w:name="Colorful List Accent 5" w:uiPriority="72"/>
-    <w:lsdException w:name="Colorful Grid Accent 5" w:uiPriority="73"/>
-    <w:lsdException w:name="Light Shading Accent 6" w:uiPriority="60"/>
-    <w:lsdException w:name="Light List Accent 6" w:uiPriority="61"/>
-    <w:lsdException w:name="Light Grid Accent 6" w:uiPriority="62"/>
-    <w:lsdException w:name="Medium Shading 1 Accent 6" w:uiPriority="63"/>
-    <w:lsdException w:name="Medium Shading 2 Accent 6" w:uiPriority="64"/>
-    <w:lsdException w:name="Medium List 1 Accent 6" w:uiPriority="65"/>
-    <w:lsdException w:name="Medium List 2 Accent 6" w:uiPriority="66"/>
-    <w:lsdException w:name="Medium Grid 1 Accent 6" w:uiPriority="67"/>
-    <w:lsdException w:name="Medium Grid 2 Accent 6" w:uiPriority="68"/>
-    <w:lsdException w:name="Medium Grid 3 Accent 6" w:uiPriority="69"/>
-    <w:lsdException w:name="Dark List Accent 6" w:uiPriority="70"/>
-    <w:lsdException w:name="Colorful Shading Accent 6" w:uiPriority="71"/>
-    <w:lsdException w:name="Colorful List Accent 6" w:uiPriority="72"/>
-    <w:lsdException w:name="Colorful Grid Accent 6" w:uiPriority="73"/>
-    <w:lsdException w:name="Subtle Emphasis" w:uiPriority="19" w:qFormat="1"/>
-    <w:lsdException w:name="Intense Emphasis" w:uiPriority="21" w:qFormat="1"/>
-    <w:lsdException w:name="Subtle Reference" w:uiPriority="31" w:qFormat="1"/>
-    <w:lsdException w:name="Intense Reference" w:uiPriority="32" w:qFormat="1"/>
-    <w:lsdException w:name="Book Title" w:uiPriority="33" w:qFormat="1"/>
-    <w:lsdException w:name="Bibliography" w:uiPriority="37" w:semiHidden="1" w:unhideWhenUsed="1"/>
-    <w:lsdException w:name="TOC Heading" w:uiPriority="39" w:semiHidden="1" w:unhideWhenUsed="1" w:qFormat="1"/>
-    <w:lsdException w:name="Plain Table 1" w:uiPriority="41"/>
-    <w:lsdException w:name="Plain Table 2" w:uiPriority="42"/>
-    <w:lsdException w:name="Plain Table 3" w:uiPriority="43"/>
-    <w:lsdException w:name="Plain Table 4" w:uiPriority="44"/>
-    <w:lsdException w:name="Plain Table 5" w:uiPriority="45"/>
-    <w:lsdException w:name="Grid Table Light" w:uiPriority="40"/>
-    <w:lsdException w:name="Grid Table 1 Light" w:uiPriority="46"/>
-    <w:lsdException w:name="Grid Table 2" w:uiPriority="47"/>
-    <w:lsdException w:name="Grid Table 3" w:uiPriority="48"/>
-    <w:lsdException w:name="Grid Table 4" w:uiPriority="49"/>
-    <w:lsdException w:name="Grid Table 5 Dark" w:uiPriority="50"/>
-    <w:lsdException w:name="Grid Table 6 Colorful" w:uiPriority="51"/>
-    <w:lsdException w:name="Grid Table 7 Colorful" w:uiPriority="52"/>
-    <w:lsdException w:name="Grid Table 1 Light Accent 1" w:uiPriority="46"/>
-    <w:lsdException w:name="Grid Table 2 Accent 1" w:uiPriority="47"/>
-    <w:lsdException w:name="Grid Table 3 Accent 1" w:uiPriority="48"/>
-    <w:lsdException w:name="Grid Table 4 Accent 1" w:uiPriority="49"/>
-    <w:lsdException w:name="Grid Table 5 Dark Accent 1" w:uiPriority="50"/>
-    <w:lsdException w:name="Grid Table 6 Colorful Accent 1" w:uiPriority="51"/>
-    <w:lsdException w:name="Grid Table 7 Colorful Accent 1" w:uiPriority="52"/>
-    <w:lsdException w:name="Grid Table 1 Light Accent 2" w:uiPriority="46"/>
-    <w:lsdException w:name="Grid Table 2 Accent 2" w:uiPriority="47"/>
-    <w:lsdException w:name="Grid Table 3 Accent 2" w:uiPriority="48"/>
-    <w:lsdException w:name="Grid Table 4 Accent 2" w:uiPriority="49"/>
-    <w:lsdException w:name="Grid Table 5 Dark Accent 2" w:uiPriority="50"/>
-    <w:lsdException w:name="Grid Table 6 Colorful Accent 2" w:uiPriority="51"/>
-    <w:lsdException w:name="Grid Table 7 Colorful Accent 2" w:uiPriority="52"/>
-    <w:lsdException w:name="Grid Table 1 Light Accent 3" w:uiPriority="46"/>
-    <w:lsdException w:name="Grid Table 2 Accent 3" w:uiPriority="47"/>
-    <w:lsdException w:name="Grid Table 3 Accent 3" w:uiPriority="48"/>
-    <w:lsdException w:name="Grid Table 4 Accent 3" w:uiPriority="49"/>
-    <w:lsdException w:name="Grid Table 5 Dark Accent 3" w:uiPriority="50"/>
-    <w:lsdException w:name="Grid Table 6 Colorful Accent 3" w:uiPriority="51"/>
-    <w:lsdException w:name="Grid Table 7 Colorful Accent 3" w:uiPriority="52"/>
-    <w:lsdException w:name="Grid Table 1 Light Accent 4" w:uiPriority="46"/>
-    <w:lsdException w:name="Grid Table 2 Accent 4" w:uiPriority="47"/>
-    <w:lsdException w:name="Grid Table 3 Accent 4" w:uiPriority="48"/>
-    <w:lsdException w:name="Grid Table 4 Accent 4" w:uiPriority="49"/>
-    <w:lsdException w:name="Grid Table 5 Dark Accent 4" w:uiPriority="50"/>
-    <w:lsdException w:name="Grid Table 6 Colorful Accent 4" w:uiPriority="51"/>
-    <w:lsdException w:name="Grid Table 7 Colorful Accent 4" w:uiPriority="52"/>
-    <w:lsdException w:name="Grid Table 1 Light Accent 5" w:uiPriority="46"/>
-    <w:lsdException w:name="Grid Table 2 Accent 5" w:uiPriority="47"/>
-    <w:lsdException w:name="Grid Table 3 Accent 5" w:uiPriority="48"/>
-    <w:lsdException w:name="Grid Table 4 Accent 5" w:uiPriority="49"/>
-    <w:lsdException w:name="Grid Table 5 Dark Accent 5" w:uiPriority="50"/>
-    <w:lsdException w:name="Grid Table 6 Colorful Accent 5" w:uiPriority="51"/>
-    <w:lsdException w:name="Grid Table 7 Colorful Accent 5" w:uiPriority="52"/>
-    <w:lsdException w:name="Grid Table 1 Light Accent 6" w:uiPriority="46"/>
-    <w:lsdException w:name="Grid Table 2 Accent 6" w:uiPriority="47"/>
-    <w:lsdException w:name="Grid Table 3 Accent 6" w:uiPriority="48"/>
-    <w:lsdException w:name="Grid Table 4 Accent 6" w:uiPriority="49"/>
-    <w:lsdException w:name="Grid Table 5 Dark Accent 6" w:uiPriority="50"/>
-    <w:lsdException w:name="Grid Table 6 Colorful Accent 6" w:uiPriority="51"/>
-    <w:lsdException w:name="Grid Table 7 Colorful Accent 6" w:uiPriority="52"/>
-    <w:lsdException w:name="List Table 1 Light" w:uiPriority="46"/>
-    <w:lsdException w:name="List Table 2" w:uiPriority="47"/>
-    <w:lsdException w:name="List Table 3" w:uiPriority="48"/>
-    <w:lsdException w:name="List Table 4" w:uiPriority="49"/>
-    <w:lsdException w:name="List Table 5 Dark" w:uiPriority="50"/>
-    <w:lsdException w:name="List Table 6 Colorful" w:uiPriority="51"/>
-    <w:lsdException w:name="List Table 7 Colorful" w:uiPriority="52"/>
-    <w:lsdException w:name="List Table 1 Light Accent 1" w:uiPriority="46"/>
-    <w:lsdException w:name="List Table 2 Accent 1" w:uiPriority="47"/>
-    <w:lsdException w:name="List Table 3 Accent 1" w:uiPriority="48"/>
-    <w:lsdException w:name="List Table 4 Accent 1" w:uiPriority="49"/>
-    <w:lsdException w:name="List Table 5 Dark Accent 1" w:uiPriority="50"/>
-    <w:lsdException w:name="List Table 6 Colorful Accent 1" w:uiPriority="51"/>
-    <w:lsdException w:name="List Table 7 Colorful Accent 1" w:uiPriority="52"/>
-    <w:lsdException w:name="List Table 1 Light Accent 2" w:uiPriority="46"/>
-    <w:lsdException w:name="List Table 2 Accent 2" w:uiPriority="47"/>
-    <w:lsdException w:name="List Table 3 Accent 2" w:uiPriority="48"/>
-    <w:lsdException w:name="List Table 4 Accent 2" w:uiPriority="49"/>
-    <w:lsdException w:name="List Table 5 Dark Accent 2" w:uiPriority="50"/>
-    <w:lsdException w:name="List Table 6 Colorful Accent 2" w:uiPriority="51"/>
-    <w:lsdException w:name="List Table 7 Colorful Accent 2" w:uiPriority="52"/>
-    <w:lsdException w:name="List Table 1 Light Accent 3" w:uiPriority="46"/>
-    <w:lsdException w:name="List Table 2 Accent 3" w:uiPriority="47"/>
-    <w:lsdException w:name="List Table 3 Accent 3" w:uiPriority="48"/>
-    <w:lsdException w:name="List Table 4 Accent 3" w:uiPriority="49"/>
-    <w:lsdException w:name="List Table 5 Dark Accent 3" w:uiPriority="50"/>
-    <w:lsdException w:name="List Table 6 Colorful Accent 3" w:uiPriority="51"/>
-    <w:lsdException w:name="List Table 7 Colorful Accent 3" w:uiPriority="52"/>
-    <w:lsdException w:name="List Table 1 Light Accent 4" w:uiPriority="46"/>
-    <w:lsdException w:name="List Table 2 Accent 4" w:uiPriority="47"/>
-    <w:lsdException w:name="List Table 3 Accent 4" w:uiPriority="48"/>
-    <w:lsdException w:name="List Table 4 Accent 4" w:uiPriority="49"/>
-    <w:lsdException w:name="List Table 5 Dark Accent 4" w:uiPriority="50"/>
-    <w:lsdException w:name="List Table 6 Colorful Accent 4" w:uiPriority="51"/>
-    <w:lsdException w:name="List Table 7 Colorful Accent 4" w:uiPriority="52"/>
-    <w:lsdException w:name="List Table 1 Light Accent 5" w:uiPriority="46"/>
-    <w:lsdException w:name="List Table 2 Accent 5" w:uiPriority="47"/>
-    <w:lsdException w:name="List Table 3 Accent 5" w:uiPriority="48"/>
-    <w:lsdException w:name="List Table 4 Accent 5" w:uiPriority="49"/>
-    <w:lsdException w:name="List Table 5 Dark Accent 5" w:uiPriority="50"/>
-    <w:lsdException w:name="List Table 6 Colorful Accent 5" w:uiPriority="51"/>
-    <w:lsdException w:name="List Table 7 Colorful Accent 5" w:uiPriority="52"/>
-    <w:lsdException w:name="List Table 1 Light Accent 6" w:uiPriority="46"/>
-    <w:lsdException w:name="List Table 2 Accent 6" w:uiPriority="47"/>
-    <w:lsdException w:name="List Table 3 Accent 6" w:uiPriority="48"/>
-    <w:lsdException w:name="List Table 4 Accent 6" w:uiPriority="49"/>
-    <w:lsdException w:name="List Table 5 Dark Accent 6" w:uiPriority="50"/>
-    <w:lsdException w:name="List Table 6 Colorful Accent 6" w:uiPriority="51"/>
-    <w:lsdException w:name="List Table 7 Colorful Accent 6" w:uiPriority="52"/>
-    <w:lsdException w:name="Mention" w:semiHidden="1" w:unhideWhenUsed="1"/>
-    <w:lsdException w:name="Smart Hyperlink" w:semiHidden="1" w:unhideWhenUsed="1"/>
-    <w:lsdException w:name="Hashtag" w:semiHidden="1" w:unhideWhenUsed="1"/>
-    <w:lsdException w:name="Unresolved Mention" w:semiHidden="1" w:unhideWhenUsed="1"/>
-    <w:lsdException w:name="Smart Link" w:semiHidden="1" w:unhideWhenUsed="1"/>
-  </w:latentStyles>
-  <w:style w:type="paragraph" w:styleId="Normal" w:default="1">
+  <w:style w:type="paragraph" w:styleId="Normal">
     <w:name w:val="Normal"/>
     <w:qFormat/>
     <w:pPr>
       <w:widowControl/>
       <w:suppressAutoHyphens w:val="true"/>
+      <w:overflowPunct w:val="false"/>
       <w:bidi w:val="0"/>
       <w:spacing w:before="0" w:after="0"/>
       <w:jc w:val="left"/>
@@ -9391,7 +9651,6 @@
     <w:name w:val="Heading 1"/>
     <w:basedOn w:val="Heading"/>
     <w:link w:val="Heading1Char"/>
-    <w:uiPriority w:val="9"/>
     <w:qFormat/>
     <w:pPr>
       <w:numPr>
@@ -9410,8 +9669,6 @@
   <w:style w:type="paragraph" w:styleId="Heading2">
     <w:name w:val="Heading 2"/>
     <w:basedOn w:val="Heading"/>
-    <w:uiPriority w:val="9"/>
-    <w:unhideWhenUsed/>
     <w:qFormat/>
     <w:pPr>
       <w:numPr>
@@ -9448,10 +9705,8 @@
       <w:szCs w:val="28"/>
     </w:rPr>
   </w:style>
-  <w:style w:type="character" w:styleId="DefaultParagraphFont" w:default="1">
+  <w:style w:type="character" w:styleId="DefaultParagraphFont">
     <w:name w:val="Default Paragraph Font"/>
-    <w:uiPriority w:val="1"/>
-    <w:unhideWhenUsed/>
     <w:qFormat/>
     <w:rPr/>
   </w:style>
@@ -9462,12 +9717,12 @@
       <w:u w:val="single"/>
     </w:rPr>
   </w:style>
-  <w:style w:type="character" w:styleId="IndexLink" w:customStyle="1">
+  <w:style w:type="character" w:styleId="IndexLink">
     <w:name w:val="Index Link"/>
     <w:qFormat/>
     <w:rPr/>
   </w:style>
-  <w:style w:type="character" w:styleId="NumberingSymbols" w:customStyle="1">
+  <w:style w:type="character" w:styleId="NumberingSymbols">
     <w:name w:val="Numbering Symbols"/>
     <w:qFormat/>
     <w:rPr/>
@@ -9480,7 +9735,7 @@
       <w:iCs/>
     </w:rPr>
   </w:style>
-  <w:style w:type="character" w:styleId="StrongEmphasis" w:customStyle="1">
+  <w:style w:type="character" w:styleId="StrongEmphasis">
     <w:name w:val="Strong Emphasis"/>
     <w:qFormat/>
     <w:rPr>
@@ -9488,7 +9743,7 @@
       <w:bCs/>
     </w:rPr>
   </w:style>
-  <w:style w:type="character" w:styleId="Bullets" w:customStyle="1">
+  <w:style w:type="character" w:styleId="Bullets">
     <w:name w:val="Bullets"/>
     <w:qFormat/>
     <w:rPr>
@@ -9502,13 +9757,11 @@
       <w:u w:val="single"/>
     </w:rPr>
   </w:style>
-  <w:style w:type="character" w:styleId="Heading1Char" w:customStyle="1">
+  <w:style w:type="character" w:styleId="Heading1Char">
     <w:name w:val="Heading 1 Char"/>
     <w:basedOn w:val="DefaultParagraphFont"/>
     <w:link w:val="Heading1"/>
-    <w:uiPriority w:val="9"/>
     <w:qFormat/>
-    <w:rsid w:val="00627cd0"/>
     <w:rPr>
       <w:rFonts w:ascii="Liberation Sans" w:hAnsi="Liberation Sans" w:eastAsia="Noto Sans CJK SC"/>
       <w:b/>
@@ -9517,7 +9770,7 @@
       <w:szCs w:val="36"/>
     </w:rPr>
   </w:style>
-  <w:style w:type="paragraph" w:styleId="Heading" w:customStyle="1">
+  <w:style w:type="paragraph" w:styleId="Heading">
     <w:name w:val="Heading"/>
     <w:basedOn w:val="Normal"/>
     <w:next w:val="TextBody"/>
@@ -9562,7 +9815,7 @@
       <w:szCs w:val="24"/>
     </w:rPr>
   </w:style>
-  <w:style w:type="paragraph" w:styleId="Index" w:customStyle="1">
+  <w:style w:type="paragraph" w:styleId="Index">
     <w:name w:val="Index"/>
     <w:basedOn w:val="Normal"/>
     <w:qFormat/>
@@ -9587,7 +9840,6 @@
   <w:style w:type="paragraph" w:styleId="Title">
     <w:name w:val="Title"/>
     <w:basedOn w:val="Heading"/>
-    <w:uiPriority w:val="10"/>
     <w:qFormat/>
     <w:pPr>
       <w:jc w:val="center"/>
@@ -9639,11 +9891,11 @@
         <w:tab w:val="clear" w:pos="709"/>
         <w:tab w:val="right" w:pos="9972" w:leader="dot"/>
       </w:tabs>
-      <w:ind w:left="283" w:hanging="0"/>
+      <w:ind w:left="283" w:right="0" w:hanging="0"/>
     </w:pPr>
     <w:rPr/>
   </w:style>
-  <w:style w:type="paragraph" w:styleId="Quotations" w:customStyle="1">
+  <w:style w:type="paragraph" w:styleId="Quotations">
     <w:name w:val="Quotations"/>
     <w:basedOn w:val="Normal"/>
     <w:qFormat/>
@@ -9653,7 +9905,7 @@
     </w:pPr>
     <w:rPr/>
   </w:style>
-  <w:style w:type="paragraph" w:styleId="TableContents" w:customStyle="1">
+  <w:style w:type="paragraph" w:styleId="TableContents">
     <w:name w:val="Table Contents"/>
     <w:basedOn w:val="Normal"/>
     <w:qFormat/>
@@ -9662,7 +9914,7 @@
     </w:pPr>
     <w:rPr/>
   </w:style>
-  <w:style w:type="paragraph" w:styleId="TableHeading" w:customStyle="1">
+  <w:style w:type="paragraph" w:styleId="TableHeading">
     <w:name w:val="Table Heading"/>
     <w:basedOn w:val="TableContents"/>
     <w:qFormat/>
@@ -9674,7 +9926,7 @@
       <w:bCs/>
     </w:rPr>
   </w:style>
-  <w:style w:type="paragraph" w:styleId="HorizontalLine" w:customStyle="1">
+  <w:style w:type="paragraph" w:styleId="HorizontalLine">
     <w:name w:val="Horizontal Line"/>
     <w:basedOn w:val="Normal"/>
     <w:qFormat/>
@@ -9690,341 +9942,22 @@
       <w:szCs w:val="12"/>
     </w:rPr>
   </w:style>
-  <w:style w:type="numbering" w:styleId="NoList" w:default="1">
+  <w:style w:type="paragraph" w:styleId="PreformattedText">
+    <w:name w:val="Preformatted Text"/>
+    <w:basedOn w:val="Normal"/>
+    <w:qFormat/>
+    <w:pPr>
+      <w:spacing w:before="0" w:after="0"/>
+    </w:pPr>
+    <w:rPr>
+      <w:rFonts w:ascii="Liberation Mono" w:hAnsi="Liberation Mono" w:eastAsia="Noto Sans Mono CJK SC" w:cs="Liberation Mono"/>
+      <w:sz w:val="20"/>
+      <w:szCs w:val="20"/>
+    </w:rPr>
+  </w:style>
+  <w:style w:type="numbering" w:styleId="NoList">
     <w:name w:val="No List"/>
-    <w:uiPriority w:val="99"/>
-    <w:semiHidden/>
-    <w:unhideWhenUsed/>
     <w:qFormat/>
   </w:style>
-  <w:style w:type="table" w:default="1" w:styleId="TableNormal">
-    <w:name w:val="Normal Table"/>
-    <w:uiPriority w:val="99"/>
-    <w:semiHidden/>
-    <w:unhideWhenUsed/>
-    <w:tblPr>
-      <w:tblCellMar>
-        <w:top w:w="0" w:type="dxa"/>
-        <w:left w:w="108" w:type="dxa"/>
-        <w:bottom w:w="0" w:type="dxa"/>
-        <w:right w:w="108" w:type="dxa"/>
-      </w:tblCellMar>
-    </w:tblPr>
-  </w:style>
 </w:styles>
-</file>
-
-<file path=word/theme/theme1.xml><?xml version="1.0" encoding="utf-8"?>
-<a:theme xmlns:a="http://schemas.openxmlformats.org/drawingml/2006/main" name="Office Theme">
-  <a:themeElements>
-    <a:clrScheme name="Office">
-      <a:dk1>
-        <a:sysClr val="windowText" lastClr="000000"/>
-      </a:dk1>
-      <a:lt1>
-        <a:sysClr val="window" lastClr="FFFFFF"/>
-      </a:lt1>
-      <a:dk2>
-        <a:srgbClr val="0E2841"/>
-      </a:dk2>
-      <a:lt2>
-        <a:srgbClr val="E8E8E8"/>
-      </a:lt2>
-      <a:accent1>
-        <a:srgbClr val="156082"/>
-      </a:accent1>
-      <a:accent2>
-        <a:srgbClr val="E97132"/>
-      </a:accent2>
-      <a:accent3>
-        <a:srgbClr val="196B24"/>
-      </a:accent3>
-      <a:accent4>
-        <a:srgbClr val="0F9ED5"/>
-      </a:accent4>
-      <a:accent5>
-        <a:srgbClr val="A02B93"/>
-      </a:accent5>
-      <a:accent6>
-        <a:srgbClr val="4EA72E"/>
-      </a:accent6>
-      <a:hlink>
-        <a:srgbClr val="467886"/>
-      </a:hlink>
-      <a:folHlink>
-        <a:srgbClr val="96607D"/>
-      </a:folHlink>
-    </a:clrScheme>
-    <a:fontScheme name="Office">
-      <a:majorFont>
-        <a:latin typeface="Aptos Display" panose="02110004020202020204"/>
-        <a:ea typeface=""/>
-        <a:cs typeface=""/>
-        <a:font script="Jpan" typeface="游ゴシック Light"/>
-        <a:font script="Hang" typeface="맑은 고딕"/>
-        <a:font script="Hans" typeface="等线 Light"/>
-        <a:font script="Hant" typeface="新細明體"/>
-        <a:font script="Arab" typeface="Times New Roman"/>
-        <a:font script="Hebr" typeface="Times New Roman"/>
-        <a:font script="Thai" typeface="Angsana New"/>
-        <a:font script="Ethi" typeface="Nyala"/>
-        <a:font script="Beng" typeface="Vrinda"/>
-        <a:font script="Gujr" typeface="Shruti"/>
-        <a:font script="Khmr" typeface="MoolBoran"/>
-        <a:font script="Knda" typeface="Tunga"/>
-        <a:font script="Guru" typeface="Raavi"/>
-        <a:font script="Cans" typeface="Euphemia"/>
-        <a:font script="Cher" typeface="Plantagenet Cherokee"/>
-        <a:font script="Yiii" typeface="Microsoft Yi Baiti"/>
-        <a:font script="Tibt" typeface="Microsoft Himalaya"/>
-        <a:font script="Thaa" typeface="MV Boli"/>
-        <a:font script="Deva" typeface="Mangal"/>
-        <a:font script="Telu" typeface="Gautami"/>
-        <a:font script="Taml" typeface="Latha"/>
-        <a:font script="Syrc" typeface="Estrangelo Edessa"/>
-        <a:font script="Orya" typeface="Kalinga"/>
-        <a:font script="Mlym" typeface="Kartika"/>
-        <a:font script="Laoo" typeface="DokChampa"/>
-        <a:font script="Sinh" typeface="Iskoola Pota"/>
-        <a:font script="Mong" typeface="Mongolian Baiti"/>
-        <a:font script="Viet" typeface="Times New Roman"/>
-        <a:font script="Uigh" typeface="Microsoft Uighur"/>
-        <a:font script="Geor" typeface="Sylfaen"/>
-        <a:font script="Armn" typeface="Arial"/>
-        <a:font script="Bugi" typeface="Leelawadee UI"/>
-        <a:font script="Bopo" typeface="Microsoft JhengHei"/>
-        <a:font script="Java" typeface="Javanese Text"/>
-        <a:font script="Lisu" typeface="Segoe UI"/>
-        <a:font script="Mymr" typeface="Myanmar Text"/>
-        <a:font script="Nkoo" typeface="Ebrima"/>
-        <a:font script="Olck" typeface="Nirmala UI"/>
-        <a:font script="Osma" typeface="Ebrima"/>
-        <a:font script="Phag" typeface="Phagspa"/>
-        <a:font script="Syrn" typeface="Estrangelo Edessa"/>
-        <a:font script="Syrj" typeface="Estrangelo Edessa"/>
-        <a:font script="Syre" typeface="Estrangelo Edessa"/>
-        <a:font script="Sora" typeface="Nirmala UI"/>
-        <a:font script="Tale" typeface="Microsoft Tai Le"/>
-        <a:font script="Talu" typeface="Microsoft New Tai Lue"/>
-        <a:font script="Tfng" typeface="Ebrima"/>
-      </a:majorFont>
-      <a:minorFont>
-        <a:latin typeface="Aptos" panose="02110004020202020204"/>
-        <a:ea typeface=""/>
-        <a:cs typeface=""/>
-        <a:font script="Jpan" typeface="游明朝"/>
-        <a:font script="Hang" typeface="맑은 고딕"/>
-        <a:font script="Hans" typeface="等线"/>
-        <a:font script="Hant" typeface="新細明體"/>
-        <a:font script="Arab" typeface="Arial"/>
-        <a:font script="Hebr" typeface="Arial"/>
-        <a:font script="Thai" typeface="Cordia New"/>
-        <a:font script="Ethi" typeface="Nyala"/>
-        <a:font script="Beng" typeface="Vrinda"/>
-        <a:font script="Gujr" typeface="Shruti"/>
-        <a:font script="Khmr" typeface="DaunPenh"/>
-        <a:font script="Knda" typeface="Tunga"/>
-        <a:font script="Guru" typeface="Raavi"/>
-        <a:font script="Cans" typeface="Euphemia"/>
-        <a:font script="Cher" typeface="Plantagenet Cherokee"/>
-        <a:font script="Yiii" typeface="Microsoft Yi Baiti"/>
-        <a:font script="Tibt" typeface="Microsoft Himalaya"/>
-        <a:font script="Thaa" typeface="MV Boli"/>
-        <a:font script="Deva" typeface="Mangal"/>
-        <a:font script="Telu" typeface="Gautami"/>
-        <a:font script="Taml" typeface="Latha"/>
-        <a:font script="Syrc" typeface="Estrangelo Edessa"/>
-        <a:font script="Orya" typeface="Kalinga"/>
-        <a:font script="Mlym" typeface="Kartika"/>
-        <a:font script="Laoo" typeface="DokChampa"/>
-        <a:font script="Sinh" typeface="Iskoola Pota"/>
-        <a:font script="Mong" typeface="Mongolian Baiti"/>
-        <a:font script="Viet" typeface="Arial"/>
-        <a:font script="Uigh" typeface="Microsoft Uighur"/>
-        <a:font script="Geor" typeface="Sylfaen"/>
-        <a:font script="Armn" typeface="Arial"/>
-        <a:font script="Bugi" typeface="Leelawadee UI"/>
-        <a:font script="Bopo" typeface="Microsoft JhengHei"/>
-        <a:font script="Java" typeface="Javanese Text"/>
-        <a:font script="Lisu" typeface="Segoe UI"/>
-        <a:font script="Mymr" typeface="Myanmar Text"/>
-        <a:font script="Nkoo" typeface="Ebrima"/>
-        <a:font script="Olck" typeface="Nirmala UI"/>
-        <a:font script="Osma" typeface="Ebrima"/>
-        <a:font script="Phag" typeface="Phagspa"/>
-        <a:font script="Syrn" typeface="Estrangelo Edessa"/>
-        <a:font script="Syrj" typeface="Estrangelo Edessa"/>
-        <a:font script="Syre" typeface="Estrangelo Edessa"/>
-        <a:font script="Sora" typeface="Nirmala UI"/>
-        <a:font script="Tale" typeface="Microsoft Tai Le"/>
-        <a:font script="Talu" typeface="Microsoft New Tai Lue"/>
-        <a:font script="Tfng" typeface="Ebrima"/>
-      </a:minorFont>
-    </a:fontScheme>
-    <a:fmtScheme name="Office">
-      <a:fillStyleLst>
-        <a:solidFill>
-          <a:schemeClr val="phClr"/>
-        </a:solidFill>
-        <a:gradFill rotWithShape="1">
-          <a:gsLst>
-            <a:gs pos="0">
-              <a:schemeClr val="phClr">
-                <a:lumMod val="110000"/>
-                <a:satMod val="105000"/>
-                <a:tint val="67000"/>
-              </a:schemeClr>
-            </a:gs>
-            <a:gs pos="50000">
-              <a:schemeClr val="phClr">
-                <a:lumMod val="105000"/>
-                <a:satMod val="103000"/>
-                <a:tint val="73000"/>
-              </a:schemeClr>
-            </a:gs>
-            <a:gs pos="100000">
-              <a:schemeClr val="phClr">
-                <a:lumMod val="105000"/>
-                <a:satMod val="109000"/>
-                <a:tint val="81000"/>
-              </a:schemeClr>
-            </a:gs>
-          </a:gsLst>
-          <a:lin ang="5400000" scaled="0"/>
-        </a:gradFill>
-        <a:gradFill rotWithShape="1">
-          <a:gsLst>
-            <a:gs pos="0">
-              <a:schemeClr val="phClr">
-                <a:satMod val="103000"/>
-                <a:lumMod val="102000"/>
-                <a:tint val="94000"/>
-              </a:schemeClr>
-            </a:gs>
-            <a:gs pos="50000">
-              <a:schemeClr val="phClr">
-                <a:satMod val="110000"/>
-                <a:lumMod val="100000"/>
-                <a:shade val="100000"/>
-              </a:schemeClr>
-            </a:gs>
-            <a:gs pos="100000">
-              <a:schemeClr val="phClr">
-                <a:lumMod val="99000"/>
-                <a:satMod val="120000"/>
-                <a:shade val="78000"/>
-              </a:schemeClr>
-            </a:gs>
-          </a:gsLst>
-          <a:lin ang="5400000" scaled="0"/>
-        </a:gradFill>
-      </a:fillStyleLst>
-      <a:lnStyleLst>
-        <a:ln w="12700" cap="flat" cmpd="sng" algn="ctr">
-          <a:solidFill>
-            <a:schemeClr val="phClr"/>
-          </a:solidFill>
-          <a:prstDash val="solid"/>
-          <a:miter lim="800000"/>
-        </a:ln>
-        <a:ln w="19050" cap="flat" cmpd="sng" algn="ctr">
-          <a:solidFill>
-            <a:schemeClr val="phClr"/>
-          </a:solidFill>
-          <a:prstDash val="solid"/>
-          <a:miter lim="800000"/>
-        </a:ln>
-        <a:ln w="25400" cap="flat" cmpd="sng" algn="ctr">
-          <a:solidFill>
-            <a:schemeClr val="phClr"/>
-          </a:solidFill>
-          <a:prstDash val="solid"/>
-          <a:miter lim="800000"/>
-        </a:ln>
-      </a:lnStyleLst>
-      <a:effectStyleLst>
-        <a:effectStyle>
-          <a:effectLst/>
-        </a:effectStyle>
-        <a:effectStyle>
-          <a:effectLst/>
-        </a:effectStyle>
-        <a:effectStyle>
-          <a:effectLst>
-            <a:outerShdw blurRad="57150" dist="19050" dir="5400000" algn="ctr" rotWithShape="0">
-              <a:srgbClr val="000000">
-                <a:alpha val="63000"/>
-              </a:srgbClr>
-            </a:outerShdw>
-          </a:effectLst>
-        </a:effectStyle>
-      </a:effectStyleLst>
-      <a:bgFillStyleLst>
-        <a:solidFill>
-          <a:schemeClr val="phClr"/>
-        </a:solidFill>
-        <a:solidFill>
-          <a:schemeClr val="phClr">
-            <a:tint val="95000"/>
-            <a:satMod val="170000"/>
-          </a:schemeClr>
-        </a:solidFill>
-        <a:gradFill rotWithShape="1">
-          <a:gsLst>
-            <a:gs pos="0">
-              <a:schemeClr val="phClr">
-                <a:tint val="93000"/>
-                <a:satMod val="150000"/>
-                <a:shade val="98000"/>
-                <a:lumMod val="102000"/>
-              </a:schemeClr>
-            </a:gs>
-            <a:gs pos="50000">
-              <a:schemeClr val="phClr">
-                <a:tint val="98000"/>
-                <a:satMod val="130000"/>
-                <a:shade val="90000"/>
-                <a:lumMod val="103000"/>
-              </a:schemeClr>
-            </a:gs>
-            <a:gs pos="100000">
-              <a:schemeClr val="phClr">
-                <a:shade val="63000"/>
-                <a:satMod val="120000"/>
-              </a:schemeClr>
-            </a:gs>
-          </a:gsLst>
-          <a:lin ang="5400000" scaled="0"/>
-        </a:gradFill>
-      </a:bgFillStyleLst>
-    </a:fmtScheme>
-  </a:themeElements>
-  <a:objectDefaults>
-    <a:lnDef>
-      <a:spPr/>
-      <a:bodyPr/>
-      <a:lstStyle/>
-      <a:style>
-        <a:lnRef idx="2">
-          <a:schemeClr val="accent1"/>
-        </a:lnRef>
-        <a:fillRef idx="0">
-          <a:schemeClr val="accent1"/>
-        </a:fillRef>
-        <a:effectRef idx="1">
-          <a:schemeClr val="accent1"/>
-        </a:effectRef>
-        <a:fontRef idx="minor">
-          <a:schemeClr val="tx1"/>
-        </a:fontRef>
-      </a:style>
-    </a:lnDef>
-  </a:objectDefaults>
-  <a:extraClrSchemeLst/>
-  <a:extLst>
-    <a:ext uri="{05A4C25C-085E-4340-85A3-A5531E510DB2}">
-      <thm15:themeFamily xmlns:thm15="http://schemas.microsoft.com/office/thememl/2012/main" name="Office Theme" id="{2E142A2C-CD16-42D6-873A-C26D2A0506FA}" vid="{1BDDFF52-6CD6-40A5-AB3C-68EB2F1E4D0A}"/>
-    </a:ext>
-  </a:extLst>
-</a:theme>
 </file>
--- a/docs/DevGuide.docx
+++ b/docs/DevGuide.docx
@@ -3461,6 +3461,316 @@
     </w:p>
     <w:p>
       <w:pPr>
+        <w:pStyle w:val="Normal"/>
+      </w:pPr>
+      <w:r/>
+    </w:p>
+    <w:p>
+      <w:pPr>
+        <w:pStyle w:val="Normal"/>
+      </w:pPr>
+      <w:r>
+        <w:t>The CHANGELOG is then manually edited for clarity before being prepended to CHANGELOG.md.</w:t>
+      </w:r>
+    </w:p>
+    <w:p>
+      <w:pPr>
+        <w:pStyle w:val="Normal"/>
+      </w:pPr>
+      <w:r/>
+    </w:p>
+    <w:p>
+      <w:pPr>
+        <w:pStyle w:val="Heading3"/>
+      </w:pPr>
+      <w:r>
+        <w:t>GTK3 Branch (5.4.x) — GitHub Actions Automated Release</w:t>
+      </w:r>
+    </w:p>
+    <w:p>
+      <w:pPr>
+        <w:pStyle w:val="Normal"/>
+      </w:pPr>
+      <w:r>
+        <w:t>From version 5.4.0 onward, the GTK3V2MAIN branch uses GitHub Actions to automate package building and release creation. The manual platform-by-platform build and upload process described above applies only to the GTK2 default branch.</w:t>
+      </w:r>
+    </w:p>
+    <w:p>
+      <w:pPr>
+        <w:pStyle w:val="Normal"/>
+      </w:pPr>
+      <w:r/>
+    </w:p>
+    <w:p>
+      <w:pPr>
+        <w:pStyle w:val="Heading3"/>
+      </w:pPr>
+      <w:r>
+        <w:t>Prerequisites</w:t>
+      </w:r>
+    </w:p>
+    <w:p>
+      <w:pPr>
+        <w:pStyle w:val="Normal"/>
+      </w:pPr>
+      <w:r>
+        <w:t>Before tagging a release, ensure:</w:t>
+      </w:r>
+    </w:p>
+    <w:p>
+      <w:pPr>
+        <w:pStyle w:val="List"/>
+      </w:pPr>
+      <w:r>
+        <w:t>All bug-branch changes are merged into GTK3V2MAIN in Hg and synced to the git GTK3V2MAIN branch.</w:t>
+      </w:r>
+    </w:p>
+    <w:p>
+      <w:pPr>
+        <w:pStyle w:val="List"/>
+      </w:pPr>
+      <w:r>
+        <w:t>CI (ci-gtk3.yml) is fully green on the GTK3V2MAIN branch.</w:t>
+      </w:r>
+    </w:p>
+    <w:p>
+      <w:pPr>
+        <w:pStyle w:val="List"/>
+      </w:pPr>
+      <w:r>
+        <w:t>CHANGELOG.md is updated with entries for this release.</w:t>
+      </w:r>
+    </w:p>
+    <w:p>
+      <w:pPr>
+        <w:pStyle w:val="List"/>
+      </w:pPr>
+      <w:r>
+        <w:t>ProgramVersion.cmake has the correct version. XTRKCAD_VERSION_MODIFIER is empty for GA, or Beta1/Beta2/etc. for pre-releases.</w:t>
+      </w:r>
+    </w:p>
+    <w:p>
+      <w:pPr>
+        <w:pStyle w:val="Normal"/>
+      </w:pPr>
+      <w:r/>
+    </w:p>
+    <w:p>
+      <w:pPr>
+        <w:pStyle w:val="Heading3"/>
+      </w:pPr>
+      <w:r>
+        <w:t>Tagging and Release Creation</w:t>
+      </w:r>
+    </w:p>
+    <w:p>
+      <w:pPr>
+        <w:pStyle w:val="Normal"/>
+      </w:pPr>
+      <w:r>
+        <w:t>Push a version tag to GitHub to trigger the automated release workflow (release.yml):</w:t>
+      </w:r>
+    </w:p>
+    <w:p>
+      <w:pPr>
+        <w:pStyle w:val="PreformattedText"/>
+      </w:pPr>
+      <w:r>
+        <w:t xml:space="preserve">    git -C xtrkcad-git-gtk3 tag v5.4.0</w:t>
+      </w:r>
+    </w:p>
+    <w:p>
+      <w:pPr>
+        <w:pStyle w:val="PreformattedText"/>
+      </w:pPr>
+      <w:r>
+        <w:t xml:space="preserve">    git -C xtrkcad-git-gtk3 push origin v5.4.0</w:t>
+      </w:r>
+    </w:p>
+    <w:p>
+      <w:pPr>
+        <w:pStyle w:val="Normal"/>
+      </w:pPr>
+      <w:r/>
+    </w:p>
+    <w:p>
+      <w:pPr>
+        <w:pStyle w:val="Normal"/>
+      </w:pPr>
+      <w:r>
+        <w:t>GitHub Actions will automatically:</w:t>
+      </w:r>
+    </w:p>
+    <w:p>
+      <w:pPr>
+        <w:pStyle w:val="List"/>
+      </w:pPr>
+      <w:r>
+        <w:t>Build Release-mode packages on all supported platforms.</w:t>
+      </w:r>
+    </w:p>
+    <w:p>
+      <w:pPr>
+        <w:pStyle w:val="List"/>
+      </w:pPr>
+      <w:r>
+        <w:t>Create a draft GitHub Release at github.com/adbyrne/XTrkCAD/releases.</w:t>
+      </w:r>
+    </w:p>
+    <w:p>
+      <w:pPr>
+        <w:pStyle w:val="List"/>
+      </w:pPr>
+      <w:r>
+        <w:t>Attach all packages and source archives to the draft release with auto-generated notes.</w:t>
+      </w:r>
+    </w:p>
+    <w:p>
+      <w:pPr>
+        <w:pStyle w:val="Normal"/>
+      </w:pPr>
+      <w:r/>
+    </w:p>
+    <w:p>
+      <w:pPr>
+        <w:pStyle w:val="Normal"/>
+      </w:pPr>
+      <w:r>
+        <w:t>Packages produced automatically:</w:t>
+      </w:r>
+    </w:p>
+    <w:p>
+      <w:pPr>
+        <w:pStyle w:val="List"/>
+      </w:pPr>
+      <w:r>
+        <w:t>Linux x86-64: DEB, RPM, STGZ (self-extracting shell), source TGZ and ZIP</w:t>
+      </w:r>
+    </w:p>
+    <w:p>
+      <w:pPr>
+        <w:pStyle w:val="List"/>
+      </w:pPr>
+      <w:r>
+        <w:t>Linux ARM64: DEB</w:t>
+      </w:r>
+    </w:p>
+    <w:p>
+      <w:pPr>
+        <w:pStyle w:val="List"/>
+      </w:pPr>
+      <w:r>
+        <w:t>macOS ARM64: tar.gz (requires brew install gtk+3 libzip librsvg); DMG if gtk-mac-bundler is available</w:t>
+      </w:r>
+    </w:p>
+    <w:p>
+      <w:pPr>
+        <w:pStyle w:val="List"/>
+      </w:pPr>
+      <w:r>
+        <w:t>Windows x64: ZIP with bundled GTK3 DLLs, NSIS installer</w:t>
+      </w:r>
+    </w:p>
+    <w:p>
+      <w:pPr>
+        <w:pStyle w:val="Normal"/>
+      </w:pPr>
+      <w:r/>
+    </w:p>
+    <w:p>
+      <w:pPr>
+        <w:pStyle w:val="Heading3"/>
+      </w:pPr>
+      <w:r>
+        <w:t>Post-Release Steps</w:t>
+      </w:r>
+    </w:p>
+    <w:p>
+      <w:pPr>
+        <w:pStyle w:val="List"/>
+      </w:pPr>
+      <w:r>
+        <w:t>Review and publish the draft GitHub Release — add release notes, verify all packages are attached.</w:t>
+      </w:r>
+    </w:p>
+    <w:p>
+      <w:pPr>
+        <w:pStyle w:val="List"/>
+      </w:pPr>
+      <w:r>
+        <w:t>Update the XTrackCAD Version field at the SourceForge Bug Field Management page.</w:t>
+      </w:r>
+    </w:p>
+    <w:p>
+      <w:pPr>
+        <w:pStyle w:val="List"/>
+      </w:pPr>
+      <w:r>
+        <w:t>Update the Flatpak manifest sha256 in distribution/flatpak/xtrkcad.manifest.yaml with the sha256 of the release archive: curl -sL &lt;release-url&gt; | sha256sum</w:t>
+      </w:r>
+    </w:p>
+    <w:p>
+      <w:pPr>
+        <w:pStyle w:val="List"/>
+      </w:pPr>
+      <w:r>
+        <w:t>Announce the new release on the XTrkCAD mailing list.</w:t>
+      </w:r>
+    </w:p>
+    <w:p>
+      <w:pPr>
+        <w:pStyle w:val="Normal"/>
+      </w:pPr>
+      <w:r/>
+    </w:p>
+    <w:p>
+      <w:pPr>
+        <w:pStyle w:val="Heading3"/>
+      </w:pPr>
+      <w:r>
+        <w:t>Known Limitations</w:t>
+      </w:r>
+    </w:p>
+    <w:p>
+      <w:pPr>
+        <w:pStyle w:val="Normal"/>
+      </w:pPr>
+      <w:r>
+        <w:t>macOS packages are unsigned. Users must right-click &gt; Open to bypass Gatekeeper. Code signing requires an Apple Developer account ($99/year) — volunteer opportunity.</w:t>
+      </w:r>
+    </w:p>
+    <w:p>
+      <w:pPr>
+        <w:pStyle w:val="Normal"/>
+      </w:pPr>
+      <w:r>
+        <w:t>Windows packages are unsigned. Users dismiss the SmartScreen warning via More info &gt; Run anyway.</w:t>
+      </w:r>
+    </w:p>
+    <w:p>
+      <w:pPr>
+        <w:pStyle w:val="Normal"/>
+      </w:pPr>
+      <w:r>
+        <w:t>Windows MSI installer: deferred until CMake gains native WiX v4/v5 support. NSIS is used in the interim.</w:t>
+      </w:r>
+    </w:p>
+    <w:p>
+      <w:pPr>
+        <w:pStyle w:val="Normal"/>
+      </w:pPr>
+      <w:r>
+        <w:t>Flatpak: deferred pending Flathub app ID registration and flatpak-builder CI infrastructure.</w:t>
+      </w:r>
+    </w:p>
+    <w:p>
+      <w:pPr>
+        <w:pStyle w:val="Normal"/>
+      </w:pPr>
+      <w:r/>
+    </w:p>
+    <w:p>
+      <w:pPr>
         <w:pStyle w:val="Heading1"/>
         <w:numPr>
           <w:ilvl w:val="0"/>

--- a/docs/DevGuide.docx
+++ b/docs/DevGuide.docx
@@ -3481,18 +3481,24 @@
     </w:p>
     <w:p>
       <w:pPr>
+        <w:pStyle w:val="Normal"/>
+      </w:pPr>
+      <w:r/>
+    </w:p>
+    <w:p>
+      <w:pPr>
         <w:pStyle w:val="Heading3"/>
       </w:pPr>
       <w:r>
-        <w:t>GTK3 Branch (5.4.x) — GitHub Actions Automated Release</w:t>
-      </w:r>
-    </w:p>
-    <w:p>
-      <w:pPr>
-        <w:pStyle w:val="Normal"/>
-      </w:pPr>
-      <w:r>
-        <w:t>From version 5.4.0 onward, the GTK3V2MAIN branch uses GitHub Actions to automate package building and release creation. The manual platform-by-platform build and upload process described above applies only to the GTK2 default branch.</w:t>
+        <w:t>GTK3 Branch (5.4.x) — Release Process</w:t>
+      </w:r>
+    </w:p>
+    <w:p>
+      <w:pPr>
+        <w:pStyle w:val="Normal"/>
+      </w:pPr>
+      <w:r>
+        <w:t>The GTK3V2MAIN branch (version 5.4.0 onward) uses the same Mercurial branch and versioning conventions as the GTK2 default branch. Any developer can build and package a release using only CMake and CPack. For developers with access to the GitHub mirror, a GitHub Actions workflow (release.yml) automates the steps below.</w:t>
       </w:r>
     </w:p>
     <w:p>
@@ -3506,15 +3512,401 @@
         <w:pStyle w:val="Heading3"/>
       </w:pPr>
       <w:r>
-        <w:t>Prerequisites</w:t>
-      </w:r>
-    </w:p>
-    <w:p>
-      <w:pPr>
-        <w:pStyle w:val="Normal"/>
-      </w:pPr>
-      <w:r>
-        <w:t>Before tagging a release, ensure:</w:t>
+        <w:t>Manual Build and Package (all developers)</w:t>
+      </w:r>
+    </w:p>
+    <w:p>
+      <w:pPr>
+        <w:pStyle w:val="Normal"/>
+      </w:pPr>
+      <w:r>
+        <w:t>These steps apply to all platforms. Run them on each target platform and upload the resulting packages to the SourceForge release page.</w:t>
+      </w:r>
+    </w:p>
+    <w:p>
+      <w:pPr>
+        <w:pStyle w:val="Normal"/>
+      </w:pPr>
+      <w:r/>
+    </w:p>
+    <w:p>
+      <w:pPr>
+        <w:pStyle w:val="Heading3"/>
+      </w:pPr>
+      <w:r>
+        <w:t>Linux</w:t>
+      </w:r>
+    </w:p>
+    <w:p>
+      <w:pPr>
+        <w:pStyle w:val="PreformattedText"/>
+      </w:pPr>
+      <w:r>
+        <w:t>sudo apt-get install -y cmake ninja-build libgtk-3-dev libzip-dev libmxml-dev librsvg2-bin gettext dpkg-dev rpm</w:t>
+      </w:r>
+    </w:p>
+    <w:p>
+      <w:pPr>
+        <w:pStyle w:val="PreformattedText"/>
+      </w:pPr>
+      <w:r>
+        <w:t>cmake -B build -S . -G Ninja -DCMAKE_BUILD_TYPE=Release</w:t>
+      </w:r>
+    </w:p>
+    <w:p>
+      <w:pPr>
+        <w:pStyle w:val="PreformattedText"/>
+      </w:pPr>
+      <w:r>
+        <w:t>cmake --build build</w:t>
+      </w:r>
+    </w:p>
+    <w:p>
+      <w:pPr>
+        <w:pStyle w:val="PreformattedText"/>
+      </w:pPr>
+      <w:r>
+        <w:t>cd build</w:t>
+      </w:r>
+    </w:p>
+    <w:p>
+      <w:pPr>
+        <w:pStyle w:val="PreformattedText"/>
+      </w:pPr>
+      <w:r>
+        <w:t>cpack -G DEB                                  # Debian/Ubuntu package</w:t>
+      </w:r>
+    </w:p>
+    <w:p>
+      <w:pPr>
+        <w:pStyle w:val="PreformattedText"/>
+      </w:pPr>
+      <w:r>
+        <w:t>cpack -G RPM                                  # Fedora/RHEL package</w:t>
+      </w:r>
+    </w:p>
+    <w:p>
+      <w:pPr>
+        <w:pStyle w:val="PreformattedText"/>
+      </w:pPr>
+      <w:r>
+        <w:t>cpack -G STGZ                                 # self-extracting shell script</w:t>
+      </w:r>
+    </w:p>
+    <w:p>
+      <w:pPr>
+        <w:pStyle w:val="PreformattedText"/>
+      </w:pPr>
+      <w:r>
+        <w:t>cpack --config CPackSourceConfig.cmake -G TGZ # source archive</w:t>
+      </w:r>
+    </w:p>
+    <w:p>
+      <w:pPr>
+        <w:pStyle w:val="PreformattedText"/>
+      </w:pPr>
+      <w:r>
+        <w:t>cpack --config CPackSourceConfig.cmake -G ZIP # source archive (zip)</w:t>
+      </w:r>
+    </w:p>
+    <w:p>
+      <w:pPr>
+        <w:pStyle w:val="Normal"/>
+      </w:pPr>
+      <w:r/>
+    </w:p>
+    <w:p>
+      <w:pPr>
+        <w:pStyle w:val="Heading3"/>
+      </w:pPr>
+      <w:r>
+        <w:t>macOS</w:t>
+      </w:r>
+    </w:p>
+    <w:p>
+      <w:pPr>
+        <w:pStyle w:val="PreformattedText"/>
+      </w:pPr>
+      <w:r>
+        <w:t>brew install ninja gtk+3 libzip librsvg cmocka</w:t>
+      </w:r>
+    </w:p>
+    <w:p>
+      <w:pPr>
+        <w:pStyle w:val="PreformattedText"/>
+      </w:pPr>
+      <w:r>
+        <w:t>GTK_PREFIX=$(brew --prefix gtk+3)</w:t>
+      </w:r>
+    </w:p>
+    <w:p>
+      <w:pPr>
+        <w:pStyle w:val="PreformattedText"/>
+      </w:pPr>
+      <w:r>
+        <w:t>cmake -B build -G Ninja -DCMAKE_BUILD_TYPE=Release \</w:t>
+      </w:r>
+    </w:p>
+    <w:p>
+      <w:pPr>
+        <w:pStyle w:val="PreformattedText"/>
+      </w:pPr>
+      <w:r>
+        <w:t xml:space="preserve">  -DCMAKE_PREFIX_PATH="$GTK_PREFIX;$(brew --prefix)" \</w:t>
+      </w:r>
+    </w:p>
+    <w:p>
+      <w:pPr>
+        <w:pStyle w:val="PreformattedText"/>
+      </w:pPr>
+      <w:r>
+        <w:t xml:space="preserve">  -DXTRKCAD_USE_APPLEHELP=OFF -DXTRKCAD_USE_BROWSER=ON</w:t>
+      </w:r>
+    </w:p>
+    <w:p>
+      <w:pPr>
+        <w:pStyle w:val="PreformattedText"/>
+      </w:pPr>
+      <w:r>
+        <w:t>cmake --build build</w:t>
+      </w:r>
+    </w:p>
+    <w:p>
+      <w:pPr>
+        <w:pStyle w:val="PreformattedText"/>
+      </w:pPr>
+      <w:r>
+        <w:t>cmake --install build --prefix staging</w:t>
+      </w:r>
+    </w:p>
+    <w:p>
+      <w:pPr>
+        <w:pStyle w:val="PreformattedText"/>
+      </w:pPr>
+      <w:r>
+        <w:t>tar -czf xtrkcad-5.4.0-macos-arm64.tar.gz -C staging .</w:t>
+      </w:r>
+    </w:p>
+    <w:p>
+      <w:pPr>
+        <w:pStyle w:val="PreformattedText"/>
+      </w:pPr>
+      <w:r>
+        <w:t># Optional self-contained DMG (requires gtk-mac-bundler):</w:t>
+      </w:r>
+    </w:p>
+    <w:p>
+      <w:pPr>
+        <w:pStyle w:val="PreformattedText"/>
+      </w:pPr>
+      <w:r>
+        <w:t># cd distribution/osx/gtk-bundle &amp;&amp; bash xtrkcad-bundler.sh -i &lt;staging&gt; -v 5.4.0</w:t>
+      </w:r>
+    </w:p>
+    <w:p>
+      <w:pPr>
+        <w:pStyle w:val="Normal"/>
+      </w:pPr>
+      <w:r/>
+    </w:p>
+    <w:p>
+      <w:pPr>
+        <w:pStyle w:val="Normal"/>
+      </w:pPr>
+      <w:r>
+        <w:t>macOS packages are unsigned. Distribute with README-INSTALL.txt (already in the install tree) which explains the Gatekeeper bypass procedure.</w:t>
+      </w:r>
+    </w:p>
+    <w:p>
+      <w:pPr>
+        <w:pStyle w:val="Normal"/>
+      </w:pPr>
+      <w:r/>
+    </w:p>
+    <w:p>
+      <w:pPr>
+        <w:pStyle w:val="Heading3"/>
+      </w:pPr>
+      <w:r>
+        <w:t>Windows (MSYS2 / MinGW64)</w:t>
+      </w:r>
+    </w:p>
+    <w:p>
+      <w:pPr>
+        <w:pStyle w:val="PreformattedText"/>
+      </w:pPr>
+      <w:r>
+        <w:t># In the MSYS2 MINGW64 shell:</w:t>
+      </w:r>
+    </w:p>
+    <w:p>
+      <w:pPr>
+        <w:pStyle w:val="PreformattedText"/>
+      </w:pPr>
+      <w:r>
+        <w:t>pacman -S mingw-w64-x86_64-gtk3 mingw-w64-x86_64-cmake mingw-w64-x86_64-ninja \</w:t>
+      </w:r>
+    </w:p>
+    <w:p>
+      <w:pPr>
+        <w:pStyle w:val="PreformattedText"/>
+      </w:pPr>
+      <w:r>
+        <w:t xml:space="preserve">         mingw-w64-x86_64-libzip mingw-w64-x86_64-mxml mingw-w64-x86_64-librsvg \</w:t>
+      </w:r>
+    </w:p>
+    <w:p>
+      <w:pPr>
+        <w:pStyle w:val="PreformattedText"/>
+      </w:pPr>
+      <w:r>
+        <w:t xml:space="preserve">         mingw-w64-x86_64-gettext mingw-w64-x86_64-ntldd-git</w:t>
+      </w:r>
+    </w:p>
+    <w:p>
+      <w:pPr>
+        <w:pStyle w:val="PreformattedText"/>
+      </w:pPr>
+      <w:r>
+        <w:t>cmake -B build -G Ninja -DCMAKE_BUILD_TYPE=Release -DXTRKCAD_USE_GETTEXT=OFF</w:t>
+      </w:r>
+    </w:p>
+    <w:p>
+      <w:pPr>
+        <w:pStyle w:val="PreformattedText"/>
+      </w:pPr>
+      <w:r>
+        <w:t>cmake --build build</w:t>
+      </w:r>
+    </w:p>
+    <w:p>
+      <w:pPr>
+        <w:pStyle w:val="PreformattedText"/>
+      </w:pPr>
+      <w:r>
+        <w:t>cmake --install build --prefix "$(pwd)/staging"</w:t>
+      </w:r>
+    </w:p>
+    <w:p>
+      <w:pPr>
+        <w:pStyle w:val="PreformattedText"/>
+      </w:pPr>
+      <w:r>
+        <w:t># Collect GTK3 runtime DLLs:</w:t>
+      </w:r>
+    </w:p>
+    <w:p>
+      <w:pPr>
+        <w:pStyle w:val="PreformattedText"/>
+      </w:pPr>
+      <w:r>
+        <w:t>ntldd -R staging/bin/xtrkcad.exe | grep -i mingw64 | awk '{print $3}' \</w:t>
+      </w:r>
+    </w:p>
+    <w:p>
+      <w:pPr>
+        <w:pStyle w:val="PreformattedText"/>
+      </w:pPr>
+      <w:r>
+        <w:t xml:space="preserve">  | xargs -I{} cp -n {} staging/bin/</w:t>
+      </w:r>
+    </w:p>
+    <w:p>
+      <w:pPr>
+        <w:pStyle w:val="PreformattedText"/>
+      </w:pPr>
+      <w:r>
+        <w:t># Create ZIP archive:</w:t>
+      </w:r>
+    </w:p>
+    <w:p>
+      <w:pPr>
+        <w:pStyle w:val="PreformattedText"/>
+      </w:pPr>
+      <w:r>
+        <w:t>cmake -E tar cf xtrkcad-5.4.0-windows-x64.zip --format=zip staging/</w:t>
+      </w:r>
+    </w:p>
+    <w:p>
+      <w:pPr>
+        <w:pStyle w:val="PreformattedText"/>
+      </w:pPr>
+      <w:r>
+        <w:t># Create NSIS installer (requires NSIS installed):</w:t>
+      </w:r>
+    </w:p>
+    <w:p>
+      <w:pPr>
+        <w:pStyle w:val="PreformattedText"/>
+      </w:pPr>
+      <w:r>
+        <w:t>cd build &amp;&amp; cpack -G NSIS</w:t>
+      </w:r>
+    </w:p>
+    <w:p>
+      <w:pPr>
+        <w:pStyle w:val="Normal"/>
+      </w:pPr>
+      <w:r/>
+    </w:p>
+    <w:p>
+      <w:pPr>
+        <w:pStyle w:val="Normal"/>
+      </w:pPr>
+      <w:r>
+        <w:t>Windows packages are unsigned. Distribute with README-INSTALL.txt (already in the install tree) which explains the SmartScreen bypass procedure.</w:t>
+      </w:r>
+    </w:p>
+    <w:p>
+      <w:pPr>
+        <w:pStyle w:val="Normal"/>
+      </w:pPr>
+      <w:r/>
+    </w:p>
+    <w:p>
+      <w:pPr>
+        <w:pStyle w:val="Heading3"/>
+      </w:pPr>
+      <w:r>
+        <w:t>GitHub Actions Automated Release (git mirror users)</w:t>
+      </w:r>
+    </w:p>
+    <w:p>
+      <w:pPr>
+        <w:pStyle w:val="Normal"/>
+      </w:pPr>
+      <w:r>
+        <w:t>For developers with access to the GitHub mirror at github.com/adbyrne/XTrkCAD, a workflow automates all of the above steps. Pushing a version tag triggers package builds on all platforms and creates a draft GitHub Release:</w:t>
+      </w:r>
+    </w:p>
+    <w:p>
+      <w:pPr>
+        <w:pStyle w:val="PreformattedText"/>
+      </w:pPr>
+      <w:r>
+        <w:t>git -C xtrkcad-git-gtk3 tag v5.4.0</w:t>
+      </w:r>
+    </w:p>
+    <w:p>
+      <w:pPr>
+        <w:pStyle w:val="PreformattedText"/>
+      </w:pPr>
+      <w:r>
+        <w:t>git -C xtrkcad-git-gtk3 push origin v5.4.0</w:t>
+      </w:r>
+    </w:p>
+    <w:p>
+      <w:pPr>
+        <w:pStyle w:val="Normal"/>
+      </w:pPr>
+      <w:r/>
+    </w:p>
+    <w:p>
+      <w:pPr>
+        <w:pStyle w:val="Normal"/>
+      </w:pPr>
+      <w:r>
+        <w:t>The draft release appears at github.com/adbyrne/XTrkCAD/releases and must be reviewed and published manually. The same post-release steps apply regardless of how packages were built:</w:t>
       </w:r>
     </w:p>
     <w:p>
@@ -3522,7 +3914,7 @@
         <w:pStyle w:val="List"/>
       </w:pPr>
       <w:r>
-        <w:t>All bug-branch changes are merged into GTK3V2MAIN in Hg and synced to the git GTK3V2MAIN branch.</w:t>
+        <w:t>Update the XTrackCAD Version field at the SourceForge Bug Field Management page.</w:t>
       </w:r>
     </w:p>
     <w:p>
@@ -3530,7 +3922,7 @@
         <w:pStyle w:val="List"/>
       </w:pPr>
       <w:r>
-        <w:t>CI (ci-gtk3.yml) is fully green on the GTK3V2MAIN branch.</w:t>
+        <w:t>Update the Flatpak manifest sha256 in distribution/flatpak/xtrkcad.manifest.yaml (run: curl -sL &lt;release-url&gt; | sha256sum).</w:t>
       </w:r>
     </w:p>
     <w:p>
@@ -3538,15 +3930,7 @@
         <w:pStyle w:val="List"/>
       </w:pPr>
       <w:r>
-        <w:t>CHANGELOG.md is updated with entries for this release.</w:t>
-      </w:r>
-    </w:p>
-    <w:p>
-      <w:pPr>
-        <w:pStyle w:val="List"/>
-      </w:pPr>
-      <w:r>
-        <w:t>ProgramVersion.cmake has the correct version. XTRKCAD_VERSION_MODIFIER is empty for GA, or Beta1/Beta2/etc. for pre-releases.</w:t>
+        <w:t>Announce the new release on the XTrkCAD mailing list.</w:t>
       </w:r>
     </w:p>
     <w:p>
@@ -3560,174 +3944,6 @@
         <w:pStyle w:val="Heading3"/>
       </w:pPr>
       <w:r>
-        <w:t>Tagging and Release Creation</w:t>
-      </w:r>
-    </w:p>
-    <w:p>
-      <w:pPr>
-        <w:pStyle w:val="Normal"/>
-      </w:pPr>
-      <w:r>
-        <w:t>Push a version tag to GitHub to trigger the automated release workflow (release.yml):</w:t>
-      </w:r>
-    </w:p>
-    <w:p>
-      <w:pPr>
-        <w:pStyle w:val="PreformattedText"/>
-      </w:pPr>
-      <w:r>
-        <w:t xml:space="preserve">    git -C xtrkcad-git-gtk3 tag v5.4.0</w:t>
-      </w:r>
-    </w:p>
-    <w:p>
-      <w:pPr>
-        <w:pStyle w:val="PreformattedText"/>
-      </w:pPr>
-      <w:r>
-        <w:t xml:space="preserve">    git -C xtrkcad-git-gtk3 push origin v5.4.0</w:t>
-      </w:r>
-    </w:p>
-    <w:p>
-      <w:pPr>
-        <w:pStyle w:val="Normal"/>
-      </w:pPr>
-      <w:r/>
-    </w:p>
-    <w:p>
-      <w:pPr>
-        <w:pStyle w:val="Normal"/>
-      </w:pPr>
-      <w:r>
-        <w:t>GitHub Actions will automatically:</w:t>
-      </w:r>
-    </w:p>
-    <w:p>
-      <w:pPr>
-        <w:pStyle w:val="List"/>
-      </w:pPr>
-      <w:r>
-        <w:t>Build Release-mode packages on all supported platforms.</w:t>
-      </w:r>
-    </w:p>
-    <w:p>
-      <w:pPr>
-        <w:pStyle w:val="List"/>
-      </w:pPr>
-      <w:r>
-        <w:t>Create a draft GitHub Release at github.com/adbyrne/XTrkCAD/releases.</w:t>
-      </w:r>
-    </w:p>
-    <w:p>
-      <w:pPr>
-        <w:pStyle w:val="List"/>
-      </w:pPr>
-      <w:r>
-        <w:t>Attach all packages and source archives to the draft release with auto-generated notes.</w:t>
-      </w:r>
-    </w:p>
-    <w:p>
-      <w:pPr>
-        <w:pStyle w:val="Normal"/>
-      </w:pPr>
-      <w:r/>
-    </w:p>
-    <w:p>
-      <w:pPr>
-        <w:pStyle w:val="Normal"/>
-      </w:pPr>
-      <w:r>
-        <w:t>Packages produced automatically:</w:t>
-      </w:r>
-    </w:p>
-    <w:p>
-      <w:pPr>
-        <w:pStyle w:val="List"/>
-      </w:pPr>
-      <w:r>
-        <w:t>Linux x86-64: DEB, RPM, STGZ (self-extracting shell), source TGZ and ZIP</w:t>
-      </w:r>
-    </w:p>
-    <w:p>
-      <w:pPr>
-        <w:pStyle w:val="List"/>
-      </w:pPr>
-      <w:r>
-        <w:t>Linux ARM64: DEB</w:t>
-      </w:r>
-    </w:p>
-    <w:p>
-      <w:pPr>
-        <w:pStyle w:val="List"/>
-      </w:pPr>
-      <w:r>
-        <w:t>macOS ARM64: tar.gz (requires brew install gtk+3 libzip librsvg); DMG if gtk-mac-bundler is available</w:t>
-      </w:r>
-    </w:p>
-    <w:p>
-      <w:pPr>
-        <w:pStyle w:val="List"/>
-      </w:pPr>
-      <w:r>
-        <w:t>Windows x64: ZIP with bundled GTK3 DLLs, NSIS installer</w:t>
-      </w:r>
-    </w:p>
-    <w:p>
-      <w:pPr>
-        <w:pStyle w:val="Normal"/>
-      </w:pPr>
-      <w:r/>
-    </w:p>
-    <w:p>
-      <w:pPr>
-        <w:pStyle w:val="Heading3"/>
-      </w:pPr>
-      <w:r>
-        <w:t>Post-Release Steps</w:t>
-      </w:r>
-    </w:p>
-    <w:p>
-      <w:pPr>
-        <w:pStyle w:val="List"/>
-      </w:pPr>
-      <w:r>
-        <w:t>Review and publish the draft GitHub Release — add release notes, verify all packages are attached.</w:t>
-      </w:r>
-    </w:p>
-    <w:p>
-      <w:pPr>
-        <w:pStyle w:val="List"/>
-      </w:pPr>
-      <w:r>
-        <w:t>Update the XTrackCAD Version field at the SourceForge Bug Field Management page.</w:t>
-      </w:r>
-    </w:p>
-    <w:p>
-      <w:pPr>
-        <w:pStyle w:val="List"/>
-      </w:pPr>
-      <w:r>
-        <w:t>Update the Flatpak manifest sha256 in distribution/flatpak/xtrkcad.manifest.yaml with the sha256 of the release archive: curl -sL &lt;release-url&gt; | sha256sum</w:t>
-      </w:r>
-    </w:p>
-    <w:p>
-      <w:pPr>
-        <w:pStyle w:val="List"/>
-      </w:pPr>
-      <w:r>
-        <w:t>Announce the new release on the XTrkCAD mailing list.</w:t>
-      </w:r>
-    </w:p>
-    <w:p>
-      <w:pPr>
-        <w:pStyle w:val="Normal"/>
-      </w:pPr>
-      <w:r/>
-    </w:p>
-    <w:p>
-      <w:pPr>
-        <w:pStyle w:val="Heading3"/>
-      </w:pPr>
-      <w:r>
         <w:t>Known Limitations</w:t>
       </w:r>
     </w:p>
@@ -3736,15 +3952,7 @@
         <w:pStyle w:val="Normal"/>
       </w:pPr>
       <w:r>
-        <w:t>macOS packages are unsigned. Users must right-click &gt; Open to bypass Gatekeeper. Code signing requires an Apple Developer account ($99/year) — volunteer opportunity.</w:t>
-      </w:r>
-    </w:p>
-    <w:p>
-      <w:pPr>
-        <w:pStyle w:val="Normal"/>
-      </w:pPr>
-      <w:r>
-        <w:t>Windows packages are unsigned. Users dismiss the SmartScreen warning via More info &gt; Run anyway.</w:t>
+        <w:t>macOS and Windows packages are unsigned — see README-INSTALL.txt in each package for the bypass procedure. Code signing requires an Apple Developer account (macOS) or a commercial certificate (Windows); both are volunteer opportunities.</w:t>
       </w:r>
     </w:p>
     <w:p>
@@ -3760,7 +3968,7 @@
         <w:pStyle w:val="Normal"/>
       </w:pPr>
       <w:r>
-        <w:t>Flatpak: deferred pending Flathub app ID registration and flatpak-builder CI infrastructure.</w:t>
+        <w:t>Flatpak: deferred pending Flathub app ID registration (org.xtrkcad.XTrkCAD) and flatpak-builder infrastructure.</w:t>
       </w:r>
     </w:p>
     <w:p>
